--- a/6-过程管理/运行记录类文件/060201-过程框架设计方案.docx
+++ b/6-过程管理/运行记录类文件/060201-过程框架设计方案.docx
@@ -1,10 +1,11 @@
 
 <file path=word/document.xml><?xml version="1.0" encoding="utf-8"?>
-<w:document xmlns:wpc="http://schemas.microsoft.com/office/word/2010/wordprocessingCanvas" xmlns:mc="http://schemas.openxmlformats.org/markup-compatibility/2006" xmlns:o="urn:schemas-microsoft-com:office:office" xmlns:r="http://schemas.openxmlformats.org/officeDocument/2006/relationships" xmlns:m="http://schemas.openxmlformats.org/officeDocument/2006/math" xmlns:v="urn:schemas-microsoft-com:vml" xmlns:wp14="http://schemas.microsoft.com/office/word/2010/wordprocessingDrawing" xmlns:wp="http://schemas.openxmlformats.org/drawingml/2006/wordprocessingDrawing" xmlns:w="http://schemas.openxmlformats.org/wordprocessingml/2006/main" xmlns:w14="http://schemas.microsoft.com/office/word/2010/wordml" xmlns:w10="urn:schemas-microsoft-com:office:word" xmlns:w15="http://schemas.microsoft.com/office/word/2012/wordml" xmlns:wpg="http://schemas.microsoft.com/office/word/2010/wordprocessingGroup" xmlns:wpi="http://schemas.microsoft.com/office/word/2010/wordprocessingInk" xmlns:wne="http://schemas.microsoft.com/office/word/2006/wordml" xmlns:wps="http://schemas.microsoft.com/office/word/2010/wordprocessingShape" xmlns:wpsCustomData="http://www.wps.cn/officeDocument/2013/wpsCustomData" mc:Ignorable="w14 w15 wp14">
+<w:document xmlns:wpc="http://schemas.microsoft.com/office/word/2010/wordprocessingCanvas" xmlns:mc="http://schemas.openxmlformats.org/markup-compatibility/2006" xmlns:o="urn:schemas-microsoft-com:office:office" xmlns:r="http://schemas.openxmlformats.org/officeDocument/2006/relationships" xmlns:m="http://schemas.openxmlformats.org/officeDocument/2006/math" xmlns:v="urn:schemas-microsoft-com:vml" xmlns:wp14="http://schemas.microsoft.com/office/word/2010/wordprocessingDrawing" xmlns:wp="http://schemas.openxmlformats.org/drawingml/2006/wordprocessingDrawing" xmlns:w10="urn:schemas-microsoft-com:office:word" xmlns:w="http://schemas.openxmlformats.org/wordprocessingml/2006/main" xmlns:w14="http://schemas.microsoft.com/office/word/2010/wordml" xmlns:w15="http://schemas.microsoft.com/office/word/2012/wordml" xmlns:wne="http://schemas.microsoft.com/office/word/2006/wordml" xmlns:wpg="http://schemas.microsoft.com/office/word/2010/wordprocessingGroup" xmlns:wpi="http://schemas.microsoft.com/office/word/2010/wordprocessingInk" xmlns:wps="http://schemas.microsoft.com/office/word/2010/wordprocessingShape" mc:Ignorable="w14 w15 wp14">
+  <!-- Generated by Aspose.Words for .NET 13.3.0.1 -->
   <w:body>
     <w:p>
       <w:pPr>
-        <w:pStyle w:val="35"/>
+        <w:pStyle w:val="a1"/>
         <w:bidi w:val="0"/>
         <w:rPr>
           <w:rFonts w:hint="eastAsia"/>
@@ -14,7 +15,7 @@
     </w:p>
     <w:p>
       <w:pPr>
-        <w:pStyle w:val="35"/>
+        <w:pStyle w:val="a1"/>
         <w:bidi w:val="0"/>
         <w:rPr>
           <w:rFonts w:hint="eastAsia"/>
@@ -24,7 +25,7 @@
     </w:p>
     <w:p>
       <w:pPr>
-        <w:pStyle w:val="35"/>
+        <w:pStyle w:val="a1"/>
         <w:bidi w:val="0"/>
         <w:rPr>
           <w:rFonts w:hint="default"/>
@@ -43,12 +44,12 @@
     </w:p>
     <w:p>
       <w:pPr>
-        <w:pStyle w:val="36"/>
+        <w:pStyle w:val="a2"/>
         <w:bidi w:val="0"/>
       </w:pPr>
       <w:bookmarkStart w:id="1" w:name="_Toc21663"/>
       <w:r>
-        <w:t>甘肃国邦信息科技有限公司</w:t>
+        <w:t>中达丰集团有限公司</w:t>
       </w:r>
       <w:bookmarkEnd w:id="1"/>
     </w:p>
@@ -57,14 +58,14 @@
         <w:spacing w:before="275"/>
         <w:ind w:left="3285"/>
         <w:rPr>
-          <w:rFonts w:ascii="宋体" w:hAnsi="宋体" w:eastAsia="宋体" w:cs="宋体"/>
+          <w:rFonts w:ascii="宋体" w:eastAsia="宋体" w:hAnsi="宋体" w:cs="宋体"/>
           <w:sz w:val="36"/>
           <w:szCs w:val="36"/>
         </w:rPr>
       </w:pPr>
       <w:r>
         <w:rPr>
-          <w:rFonts w:ascii="宋体" w:hAnsi="宋体" w:eastAsia="宋体" w:cs="宋体"/>
+          <w:rFonts w:ascii="宋体" w:eastAsia="宋体" w:hAnsi="宋体" w:cs="宋体"/>
           <w:spacing w:val="-2"/>
           <w:sz w:val="36"/>
           <w:szCs w:val="36"/>
@@ -73,7 +74,7 @@
       </w:r>
       <w:r>
         <w:rPr>
-          <w:rFonts w:hint="eastAsia" w:ascii="宋体" w:hAnsi="宋体" w:cs="宋体"/>
+          <w:rFonts w:ascii="宋体" w:hAnsi="宋体" w:cs="宋体" w:hint="eastAsia"/>
           <w:spacing w:val="-2"/>
           <w:sz w:val="36"/>
           <w:szCs w:val="36"/>
@@ -83,7 +84,7 @@
       </w:r>
       <w:r>
         <w:rPr>
-          <w:rFonts w:ascii="宋体" w:hAnsi="宋体" w:eastAsia="宋体" w:cs="宋体"/>
+          <w:rFonts w:ascii="宋体" w:eastAsia="宋体" w:hAnsi="宋体" w:cs="宋体"/>
           <w:spacing w:val="-2"/>
           <w:sz w:val="36"/>
           <w:szCs w:val="36"/>
@@ -94,20 +95,20 @@
     <w:p>
       <w:pPr>
         <w:rPr>
-          <w:rFonts w:ascii="宋体" w:hAnsi="宋体" w:eastAsia="宋体" w:cs="宋体"/>
+          <w:rFonts w:ascii="宋体" w:eastAsia="宋体" w:hAnsi="宋体" w:cs="宋体"/>
           <w:sz w:val="36"/>
           <w:szCs w:val="36"/>
         </w:rPr>
         <w:sectPr>
           <w:pgSz w:w="11906" w:h="16839"/>
           <w:pgMar w:top="1431" w:right="1785" w:bottom="0" w:left="1785" w:header="0" w:footer="0" w:gutter="0"/>
-          <w:cols w:space="720" w:num="1"/>
+          <w:cols w:num="1" w:space="720"/>
         </w:sectPr>
       </w:pPr>
     </w:p>
     <w:p>
       <w:pPr>
-        <w:pStyle w:val="13"/>
+        <w:pStyle w:val="BodyText"/>
         <w:spacing w:line="258" w:lineRule="auto"/>
       </w:pPr>
     </w:p>
@@ -117,7 +118,7 @@
         <w:ind w:left="3954"/>
         <w:outlineLvl w:val="0"/>
         <w:rPr>
-          <w:rFonts w:ascii="宋体" w:hAnsi="宋体" w:eastAsia="宋体" w:cs="宋体"/>
+          <w:rFonts w:ascii="宋体" w:eastAsia="宋体" w:hAnsi="宋体" w:cs="宋体"/>
           <w:sz w:val="21"/>
           <w:szCs w:val="21"/>
         </w:rPr>
@@ -125,7 +126,7 @@
       <w:bookmarkStart w:id="2" w:name="_Toc14612"/>
       <w:r>
         <w:rPr>
-          <w:rFonts w:ascii="宋体" w:hAnsi="宋体" w:eastAsia="宋体" w:cs="宋体"/>
+          <w:rFonts w:ascii="宋体" w:eastAsia="宋体" w:hAnsi="宋体" w:cs="宋体"/>
           <w:spacing w:val="-2"/>
           <w:sz w:val="21"/>
           <w:szCs w:val="21"/>
@@ -141,16 +142,16 @@
     </w:p>
     <w:tbl>
       <w:tblPr>
-        <w:tblStyle w:val="28"/>
+        <w:tblStyle w:val="TableNormal0"/>
         <w:tblW w:w="9071" w:type="dxa"/>
         <w:tblInd w:w="5" w:type="dxa"/>
         <w:tblBorders>
-          <w:top w:val="single" w:color="000000" w:sz="4" w:space="0"/>
-          <w:left w:val="single" w:color="000000" w:sz="4" w:space="0"/>
-          <w:bottom w:val="single" w:color="000000" w:sz="4" w:space="0"/>
-          <w:right w:val="single" w:color="000000" w:sz="4" w:space="0"/>
-          <w:insideH w:val="single" w:color="000000" w:sz="4" w:space="0"/>
-          <w:insideV w:val="single" w:color="000000" w:sz="4" w:space="0"/>
+          <w:top w:val="single" w:sz="4" w:space="0" w:color="000000"/>
+          <w:left w:val="single" w:sz="4" w:space="0" w:color="000000"/>
+          <w:bottom w:val="single" w:sz="4" w:space="0" w:color="000000"/>
+          <w:right w:val="single" w:sz="4" w:space="0" w:color="000000"/>
+          <w:insideH w:val="single" w:sz="4" w:space="0" w:color="000000"/>
+          <w:insideV w:val="single" w:sz="4" w:space="0" w:color="000000"/>
         </w:tblBorders>
         <w:tblLayout w:type="fixed"/>
         <w:tblCellMar>
@@ -169,14 +170,17 @@
       </w:tblGrid>
       <w:tr>
         <w:tblPrEx>
+          <w:tblW w:w="9071" w:type="dxa"/>
+          <w:tblInd w:w="5" w:type="dxa"/>
           <w:tblBorders>
-            <w:top w:val="single" w:color="000000" w:sz="4" w:space="0"/>
-            <w:left w:val="single" w:color="000000" w:sz="4" w:space="0"/>
-            <w:bottom w:val="single" w:color="000000" w:sz="4" w:space="0"/>
-            <w:right w:val="single" w:color="000000" w:sz="4" w:space="0"/>
-            <w:insideH w:val="single" w:color="000000" w:sz="4" w:space="0"/>
-            <w:insideV w:val="single" w:color="000000" w:sz="4" w:space="0"/>
+            <w:top w:val="single" w:sz="4" w:space="0" w:color="000000"/>
+            <w:left w:val="single" w:sz="4" w:space="0" w:color="000000"/>
+            <w:bottom w:val="single" w:sz="4" w:space="0" w:color="000000"/>
+            <w:right w:val="single" w:sz="4" w:space="0" w:color="000000"/>
+            <w:insideH w:val="single" w:sz="4" w:space="0" w:color="000000"/>
+            <w:insideV w:val="single" w:sz="4" w:space="0" w:color="000000"/>
           </w:tblBorders>
+          <w:tblLayout w:type="fixed"/>
           <w:tblCellMar>
             <w:top w:w="0" w:type="dxa"/>
             <w:left w:w="0" w:type="dxa"/>
@@ -185,7 +189,7 @@
           </w:tblCellMar>
         </w:tblPrEx>
         <w:trPr>
-          <w:trHeight w:val="611" w:hRule="atLeast"/>
+          <w:trHeight w:val="611"/>
         </w:trPr>
         <w:tc>
           <w:tcPr>
@@ -193,7 +197,7 @@
           </w:tcPr>
           <w:p>
             <w:pPr>
-              <w:pStyle w:val="29"/>
+              <w:pStyle w:val="TableText"/>
               <w:spacing w:before="199" w:line="220" w:lineRule="auto"/>
               <w:ind w:left="225"/>
             </w:pPr>
@@ -212,13 +216,13 @@
           </w:tcPr>
           <w:p>
             <w:pPr>
-              <w:pStyle w:val="29"/>
+              <w:pStyle w:val="TableText"/>
               <w:spacing w:before="200" w:line="218" w:lineRule="auto"/>
               <w:ind w:left="108"/>
             </w:pPr>
             <w:r>
               <w:rPr>
-                <w:rFonts w:hint="eastAsia" w:eastAsia="宋体"/>
+                <w:rFonts w:eastAsia="宋体" w:hint="eastAsia"/>
                 <w:spacing w:val="-1"/>
                 <w:lang w:val="en-US" w:eastAsia="zh-CN"/>
               </w:rPr>
@@ -228,11 +232,11 @@
               <w:rPr>
                 <w:spacing w:val="-1"/>
               </w:rPr>
-              <w:t>（GSGB-ITSS-</w:t>
-            </w:r>
-            <w:r>
-              <w:rPr>
-                <w:rFonts w:hint="eastAsia" w:eastAsia="宋体"/>
+              <w:t>（ZDFJT-ITSS-</w:t>
+            </w:r>
+            <w:r>
+              <w:rPr>
+                <w:rFonts w:eastAsia="宋体" w:hint="eastAsia"/>
                 <w:spacing w:val="-1"/>
                 <w:lang w:val="en-US" w:eastAsia="zh-CN"/>
               </w:rPr>
@@ -249,14 +253,9 @@
       </w:tr>
       <w:tr>
         <w:tblPrEx>
-          <w:tblBorders>
-            <w:top w:val="single" w:color="000000" w:sz="4" w:space="0"/>
-            <w:left w:val="single" w:color="000000" w:sz="4" w:space="0"/>
-            <w:bottom w:val="single" w:color="000000" w:sz="4" w:space="0"/>
-            <w:right w:val="single" w:color="000000" w:sz="4" w:space="0"/>
-            <w:insideH w:val="single" w:color="000000" w:sz="4" w:space="0"/>
-            <w:insideV w:val="single" w:color="000000" w:sz="4" w:space="0"/>
-          </w:tblBorders>
+          <w:tblW w:w="9071" w:type="dxa"/>
+          <w:tblInd w:w="5" w:type="dxa"/>
+          <w:tblLayout w:type="fixed"/>
           <w:tblCellMar>
             <w:top w:w="0" w:type="dxa"/>
             <w:left w:w="0" w:type="dxa"/>
@@ -265,7 +264,7 @@
           </w:tblCellMar>
         </w:tblPrEx>
         <w:trPr>
-          <w:trHeight w:val="606" w:hRule="atLeast"/>
+          <w:trHeight w:val="606"/>
         </w:trPr>
         <w:tc>
           <w:tcPr>
@@ -273,7 +272,7 @@
           </w:tcPr>
           <w:p>
             <w:pPr>
-              <w:pStyle w:val="29"/>
+              <w:pStyle w:val="TableText"/>
               <w:spacing w:before="196" w:line="220" w:lineRule="auto"/>
               <w:ind w:left="435"/>
             </w:pPr>
@@ -292,7 +291,7 @@
           </w:tcPr>
           <w:p>
             <w:pPr>
-              <w:pStyle w:val="29"/>
+              <w:pStyle w:val="TableText"/>
               <w:spacing w:before="197" w:line="219" w:lineRule="auto"/>
               <w:ind w:left="108"/>
             </w:pPr>
@@ -300,21 +299,16 @@
               <w:rPr>
                 <w:spacing w:val="-1"/>
               </w:rPr>
-              <w:t>甘肃国邦信息科技有限公司</w:t>
+              <w:t>中达丰集团有限公司</w:t>
             </w:r>
           </w:p>
         </w:tc>
       </w:tr>
       <w:tr>
         <w:tblPrEx>
-          <w:tblBorders>
-            <w:top w:val="single" w:color="000000" w:sz="4" w:space="0"/>
-            <w:left w:val="single" w:color="000000" w:sz="4" w:space="0"/>
-            <w:bottom w:val="single" w:color="000000" w:sz="4" w:space="0"/>
-            <w:right w:val="single" w:color="000000" w:sz="4" w:space="0"/>
-            <w:insideH w:val="single" w:color="000000" w:sz="4" w:space="0"/>
-            <w:insideV w:val="single" w:color="000000" w:sz="4" w:space="0"/>
-          </w:tblBorders>
+          <w:tblW w:w="9071" w:type="dxa"/>
+          <w:tblInd w:w="5" w:type="dxa"/>
+          <w:tblLayout w:type="fixed"/>
           <w:tblCellMar>
             <w:top w:w="0" w:type="dxa"/>
             <w:left w:w="0" w:type="dxa"/>
@@ -323,7 +317,7 @@
           </w:tblCellMar>
         </w:tblPrEx>
         <w:trPr>
-          <w:trHeight w:val="607" w:hRule="atLeast"/>
+          <w:trHeight w:val="607"/>
         </w:trPr>
         <w:tc>
           <w:tcPr>
@@ -331,7 +325,7 @@
           </w:tcPr>
           <w:p>
             <w:pPr>
-              <w:pStyle w:val="29"/>
+              <w:pStyle w:val="TableText"/>
               <w:spacing w:before="199" w:line="219" w:lineRule="auto"/>
               <w:ind w:left="435"/>
             </w:pPr>
@@ -349,7 +343,7 @@
           </w:tcPr>
           <w:p>
             <w:pPr>
-              <w:pStyle w:val="29"/>
+              <w:pStyle w:val="TableText"/>
               <w:spacing w:before="199" w:line="219" w:lineRule="auto"/>
               <w:ind w:left="359"/>
             </w:pPr>
@@ -367,7 +361,7 @@
           </w:tcPr>
           <w:p>
             <w:pPr>
-              <w:pStyle w:val="29"/>
+              <w:pStyle w:val="TableText"/>
               <w:spacing w:before="199" w:line="219" w:lineRule="auto"/>
               <w:ind w:left="735"/>
             </w:pPr>
@@ -385,7 +379,7 @@
           </w:tcPr>
           <w:p>
             <w:pPr>
-              <w:pStyle w:val="29"/>
+              <w:pStyle w:val="TableText"/>
               <w:spacing w:before="199" w:line="220" w:lineRule="auto"/>
               <w:ind w:left="575"/>
             </w:pPr>
@@ -403,7 +397,7 @@
           </w:tcPr>
           <w:p>
             <w:pPr>
-              <w:pStyle w:val="29"/>
+              <w:pStyle w:val="TableText"/>
               <w:spacing w:before="199" w:line="220" w:lineRule="auto"/>
               <w:ind w:left="782"/>
             </w:pPr>
@@ -418,14 +412,9 @@
       </w:tr>
       <w:tr>
         <w:tblPrEx>
-          <w:tblBorders>
-            <w:top w:val="single" w:color="000000" w:sz="4" w:space="0"/>
-            <w:left w:val="single" w:color="000000" w:sz="4" w:space="0"/>
-            <w:bottom w:val="single" w:color="000000" w:sz="4" w:space="0"/>
-            <w:right w:val="single" w:color="000000" w:sz="4" w:space="0"/>
-            <w:insideH w:val="single" w:color="000000" w:sz="4" w:space="0"/>
-            <w:insideV w:val="single" w:color="000000" w:sz="4" w:space="0"/>
-          </w:tblBorders>
+          <w:tblW w:w="9071" w:type="dxa"/>
+          <w:tblInd w:w="5" w:type="dxa"/>
+          <w:tblLayout w:type="fixed"/>
           <w:tblCellMar>
             <w:top w:w="0" w:type="dxa"/>
             <w:left w:w="0" w:type="dxa"/>
@@ -434,7 +423,7 @@
           </w:tblCellMar>
         </w:tblPrEx>
         <w:trPr>
-          <w:trHeight w:val="474" w:hRule="atLeast"/>
+          <w:trHeight w:val="474"/>
         </w:trPr>
         <w:tc>
           <w:tcPr>
@@ -442,7 +431,7 @@
           </w:tcPr>
           <w:p>
             <w:pPr>
-              <w:pStyle w:val="29"/>
+              <w:pStyle w:val="TableText"/>
               <w:spacing w:before="163" w:line="239" w:lineRule="auto"/>
               <w:ind w:left="638"/>
             </w:pPr>
@@ -460,7 +449,7 @@
           </w:tcPr>
           <w:p>
             <w:pPr>
-              <w:pStyle w:val="29"/>
+              <w:pStyle w:val="TableText"/>
               <w:spacing w:before="163"/>
               <w:ind w:left="361"/>
             </w:pPr>
@@ -468,21 +457,7 @@
               <w:rPr>
                 <w:spacing w:val="-2"/>
               </w:rPr>
-              <w:t>20</w:t>
-            </w:r>
-            <w:r>
-              <w:rPr>
-                <w:rFonts w:hint="eastAsia" w:eastAsia="宋体"/>
-                <w:spacing w:val="-2"/>
-                <w:lang w:val="en-US" w:eastAsia="zh-CN"/>
-              </w:rPr>
-              <w:t>25</w:t>
-            </w:r>
-            <w:r>
-              <w:rPr>
-                <w:spacing w:val="-2"/>
-              </w:rPr>
-              <w:t>-1-4</w:t>
+              <w:t>2025-7-4</w:t>
             </w:r>
           </w:p>
         </w:tc>
@@ -492,7 +467,7 @@
           </w:tcPr>
           <w:p>
             <w:pPr>
-              <w:pStyle w:val="29"/>
+              <w:pStyle w:val="TableText"/>
               <w:spacing w:before="133" w:line="219" w:lineRule="auto"/>
               <w:ind w:left="738"/>
             </w:pPr>
@@ -510,20 +485,20 @@
           </w:tcPr>
           <w:p>
             <w:pPr>
-              <w:pStyle w:val="29"/>
+              <w:pStyle w:val="TableText"/>
               <w:spacing w:before="134" w:line="220" w:lineRule="auto"/>
               <w:ind w:left="480"/>
               <w:rPr>
-                <w:rFonts w:hint="eastAsia" w:eastAsia="宋体"/>
-                <w:lang w:val="en-US" w:eastAsia="zh-CN"/>
-              </w:rPr>
-            </w:pPr>
-            <w:r>
-              <w:rPr>
-                <w:rFonts w:hint="eastAsia" w:eastAsia="宋体"/>
-                <w:lang w:val="en-US" w:eastAsia="zh-CN"/>
-              </w:rPr>
-              <w:t>胡葛鹏宇</w:t>
+                <w:rFonts w:eastAsia="宋体" w:hint="eastAsia"/>
+                <w:lang w:val="en-US" w:eastAsia="zh-CN"/>
+              </w:rPr>
+            </w:pPr>
+            <w:r>
+              <w:rPr>
+                <w:rFonts w:eastAsia="宋体" w:hint="eastAsia"/>
+                <w:lang w:val="en-US" w:eastAsia="zh-CN"/>
+              </w:rPr>
+              <w:t>肖龙莽</w:t>
             </w:r>
           </w:p>
         </w:tc>
@@ -533,7 +508,7 @@
           </w:tcPr>
           <w:p>
             <w:pPr>
-              <w:pStyle w:val="29"/>
+              <w:pStyle w:val="TableText"/>
               <w:spacing w:before="133" w:line="220" w:lineRule="auto"/>
               <w:ind w:left="672"/>
             </w:pPr>
@@ -541,21 +516,16 @@
               <w:rPr>
                 <w:spacing w:val="-3"/>
               </w:rPr>
-              <w:t>黄益溪</w:t>
+              <w:t>吴向阳</w:t>
             </w:r>
           </w:p>
         </w:tc>
       </w:tr>
       <w:tr>
         <w:tblPrEx>
-          <w:tblBorders>
-            <w:top w:val="single" w:color="000000" w:sz="4" w:space="0"/>
-            <w:left w:val="single" w:color="000000" w:sz="4" w:space="0"/>
-            <w:bottom w:val="single" w:color="000000" w:sz="4" w:space="0"/>
-            <w:right w:val="single" w:color="000000" w:sz="4" w:space="0"/>
-            <w:insideH w:val="single" w:color="000000" w:sz="4" w:space="0"/>
-            <w:insideV w:val="single" w:color="000000" w:sz="4" w:space="0"/>
-          </w:tblBorders>
+          <w:tblW w:w="9071" w:type="dxa"/>
+          <w:tblInd w:w="5" w:type="dxa"/>
+          <w:tblLayout w:type="fixed"/>
           <w:tblCellMar>
             <w:top w:w="0" w:type="dxa"/>
             <w:left w:w="0" w:type="dxa"/>
@@ -564,7 +534,7 @@
           </w:tblCellMar>
         </w:tblPrEx>
         <w:trPr>
-          <w:trHeight w:val="474" w:hRule="atLeast"/>
+          <w:trHeight w:val="474"/>
         </w:trPr>
         <w:tc>
           <w:tcPr>
@@ -572,7 +542,7 @@
           </w:tcPr>
           <w:p>
             <w:pPr>
-              <w:pStyle w:val="29"/>
+              <w:pStyle w:val="TableText"/>
               <w:spacing w:before="164" w:line="239" w:lineRule="auto"/>
               <w:ind w:left="638"/>
             </w:pPr>
@@ -584,7 +554,7 @@
           </w:tcPr>
           <w:p>
             <w:pPr>
-              <w:pStyle w:val="29"/>
+              <w:pStyle w:val="TableText"/>
               <w:spacing w:before="164"/>
               <w:ind w:left="361"/>
             </w:pPr>
@@ -596,7 +566,7 @@
           </w:tcPr>
           <w:p>
             <w:pPr>
-              <w:pStyle w:val="29"/>
+              <w:pStyle w:val="TableText"/>
               <w:spacing w:before="134" w:line="219" w:lineRule="auto"/>
               <w:ind w:left="737"/>
             </w:pPr>
@@ -608,7 +578,7 @@
           </w:tcPr>
           <w:p>
             <w:pPr>
-              <w:pStyle w:val="29"/>
+              <w:pStyle w:val="TableText"/>
               <w:spacing w:before="135" w:line="220" w:lineRule="auto"/>
               <w:ind w:left="480"/>
             </w:pPr>
@@ -620,7 +590,7 @@
           </w:tcPr>
           <w:p>
             <w:pPr>
-              <w:pStyle w:val="29"/>
+              <w:pStyle w:val="TableText"/>
               <w:spacing w:before="134" w:line="220" w:lineRule="auto"/>
               <w:ind w:left="672"/>
             </w:pPr>
@@ -629,14 +599,9 @@
       </w:tr>
       <w:tr>
         <w:tblPrEx>
-          <w:tblBorders>
-            <w:top w:val="single" w:color="000000" w:sz="4" w:space="0"/>
-            <w:left w:val="single" w:color="000000" w:sz="4" w:space="0"/>
-            <w:bottom w:val="single" w:color="000000" w:sz="4" w:space="0"/>
-            <w:right w:val="single" w:color="000000" w:sz="4" w:space="0"/>
-            <w:insideH w:val="single" w:color="000000" w:sz="4" w:space="0"/>
-            <w:insideV w:val="single" w:color="000000" w:sz="4" w:space="0"/>
-          </w:tblBorders>
+          <w:tblW w:w="9071" w:type="dxa"/>
+          <w:tblInd w:w="5" w:type="dxa"/>
+          <w:tblLayout w:type="fixed"/>
           <w:tblCellMar>
             <w:top w:w="0" w:type="dxa"/>
             <w:left w:w="0" w:type="dxa"/>
@@ -645,7 +610,7 @@
           </w:tblCellMar>
         </w:tblPrEx>
         <w:trPr>
-          <w:trHeight w:val="474" w:hRule="atLeast"/>
+          <w:trHeight w:val="474"/>
         </w:trPr>
         <w:tc>
           <w:tcPr>
@@ -653,7 +618,7 @@
           </w:tcPr>
           <w:p>
             <w:pPr>
-              <w:pStyle w:val="29"/>
+              <w:pStyle w:val="TableText"/>
               <w:spacing w:before="165" w:line="239" w:lineRule="auto"/>
               <w:ind w:left="638"/>
             </w:pPr>
@@ -665,7 +630,7 @@
           </w:tcPr>
           <w:p>
             <w:pPr>
-              <w:pStyle w:val="29"/>
+              <w:pStyle w:val="TableText"/>
               <w:spacing w:before="165"/>
               <w:ind w:left="361"/>
             </w:pPr>
@@ -677,7 +642,7 @@
           </w:tcPr>
           <w:p>
             <w:pPr>
-              <w:pStyle w:val="29"/>
+              <w:pStyle w:val="TableText"/>
               <w:spacing w:before="135" w:line="219" w:lineRule="auto"/>
               <w:ind w:left="737"/>
             </w:pPr>
@@ -689,7 +654,7 @@
           </w:tcPr>
           <w:p>
             <w:pPr>
-              <w:pStyle w:val="29"/>
+              <w:pStyle w:val="TableText"/>
               <w:spacing w:before="136" w:line="220" w:lineRule="auto"/>
               <w:ind w:left="480"/>
             </w:pPr>
@@ -701,7 +666,7 @@
           </w:tcPr>
           <w:p>
             <w:pPr>
-              <w:pStyle w:val="29"/>
+              <w:pStyle w:val="TableText"/>
               <w:spacing w:before="135" w:line="220" w:lineRule="auto"/>
               <w:ind w:left="672"/>
             </w:pPr>
@@ -710,14 +675,9 @@
       </w:tr>
       <w:tr>
         <w:tblPrEx>
-          <w:tblBorders>
-            <w:top w:val="single" w:color="000000" w:sz="4" w:space="0"/>
-            <w:left w:val="single" w:color="000000" w:sz="4" w:space="0"/>
-            <w:bottom w:val="single" w:color="000000" w:sz="4" w:space="0"/>
-            <w:right w:val="single" w:color="000000" w:sz="4" w:space="0"/>
-            <w:insideH w:val="single" w:color="000000" w:sz="4" w:space="0"/>
-            <w:insideV w:val="single" w:color="000000" w:sz="4" w:space="0"/>
-          </w:tblBorders>
+          <w:tblW w:w="9071" w:type="dxa"/>
+          <w:tblInd w:w="5" w:type="dxa"/>
+          <w:tblLayout w:type="fixed"/>
           <w:tblCellMar>
             <w:top w:w="0" w:type="dxa"/>
             <w:left w:w="0" w:type="dxa"/>
@@ -726,7 +686,7 @@
           </w:tblCellMar>
         </w:tblPrEx>
         <w:trPr>
-          <w:trHeight w:val="474" w:hRule="atLeast"/>
+          <w:trHeight w:val="474"/>
         </w:trPr>
         <w:tc>
           <w:tcPr>
@@ -734,7 +694,7 @@
           </w:tcPr>
           <w:p>
             <w:pPr>
-              <w:pStyle w:val="29"/>
+              <w:pStyle w:val="TableText"/>
               <w:spacing w:before="166" w:line="239" w:lineRule="auto"/>
               <w:ind w:left="638"/>
             </w:pPr>
@@ -746,7 +706,7 @@
           </w:tcPr>
           <w:p>
             <w:pPr>
-              <w:pStyle w:val="29"/>
+              <w:pStyle w:val="TableText"/>
               <w:spacing w:before="166"/>
               <w:ind w:left="361"/>
             </w:pPr>
@@ -758,7 +718,7 @@
           </w:tcPr>
           <w:p>
             <w:pPr>
-              <w:pStyle w:val="29"/>
+              <w:pStyle w:val="TableText"/>
               <w:spacing w:before="136" w:line="219" w:lineRule="auto"/>
               <w:ind w:left="737"/>
             </w:pPr>
@@ -770,7 +730,7 @@
           </w:tcPr>
           <w:p>
             <w:pPr>
-              <w:pStyle w:val="29"/>
+              <w:pStyle w:val="TableText"/>
               <w:spacing w:before="137" w:line="220" w:lineRule="auto"/>
               <w:ind w:left="480"/>
             </w:pPr>
@@ -782,7 +742,7 @@
           </w:tcPr>
           <w:p>
             <w:pPr>
-              <w:pStyle w:val="29"/>
+              <w:pStyle w:val="TableText"/>
               <w:spacing w:before="136" w:line="220" w:lineRule="auto"/>
               <w:ind w:left="672"/>
             </w:pPr>
@@ -791,14 +751,9 @@
       </w:tr>
       <w:tr>
         <w:tblPrEx>
-          <w:tblBorders>
-            <w:top w:val="single" w:color="000000" w:sz="4" w:space="0"/>
-            <w:left w:val="single" w:color="000000" w:sz="4" w:space="0"/>
-            <w:bottom w:val="single" w:color="000000" w:sz="4" w:space="0"/>
-            <w:right w:val="single" w:color="000000" w:sz="4" w:space="0"/>
-            <w:insideH w:val="single" w:color="000000" w:sz="4" w:space="0"/>
-            <w:insideV w:val="single" w:color="000000" w:sz="4" w:space="0"/>
-          </w:tblBorders>
+          <w:tblW w:w="9071" w:type="dxa"/>
+          <w:tblInd w:w="5" w:type="dxa"/>
+          <w:tblLayout w:type="fixed"/>
           <w:tblCellMar>
             <w:top w:w="0" w:type="dxa"/>
             <w:left w:w="0" w:type="dxa"/>
@@ -807,7 +762,7 @@
           </w:tblCellMar>
         </w:tblPrEx>
         <w:trPr>
-          <w:trHeight w:val="589" w:hRule="atLeast"/>
+          <w:trHeight w:val="589"/>
         </w:trPr>
         <w:tc>
           <w:tcPr>
@@ -878,7 +833,7 @@
     </w:tbl>
     <w:p>
       <w:pPr>
-        <w:pStyle w:val="13"/>
+        <w:pStyle w:val="BodyText"/>
       </w:pPr>
     </w:p>
     <w:p>
@@ -889,7 +844,7 @@
     <w:sdt>
       <w:sdtPr>
         <w:rPr>
-          <w:rFonts w:ascii="宋体" w:hAnsi="宋体" w:eastAsia="宋体" w:cs="Arial"/>
+          <w:rFonts w:ascii="宋体" w:eastAsia="宋体" w:hAnsi="宋体" w:cs="Arial"/>
           <w:snapToGrid w:val="0"/>
           <w:color w:val="000000"/>
           <w:kern w:val="0"/>
@@ -898,7 +853,6 @@
           <w:lang w:val="en-US" w:eastAsia="en-US" w:bidi="ar-SA"/>
         </w:rPr>
         <w:id w:val="147475075"/>
-        <w15:color w:val="DBDBDB"/>
         <w:docPartObj>
           <w:docPartGallery w:val="Table of Contents"/>
           <w:docPartUnique/>
@@ -906,7 +860,7 @@
       </w:sdtPr>
       <w:sdtEndPr>
         <w:rPr>
-          <w:rFonts w:ascii="Arial" w:hAnsi="Arial" w:eastAsia="宋体" w:cs="Arial"/>
+          <w:rFonts w:ascii="Arial" w:eastAsia="宋体" w:hAnsi="Arial" w:cs="Arial"/>
           <w:snapToGrid w:val="0"/>
           <w:color w:val="000000"/>
           <w:kern w:val="0"/>
@@ -919,12 +873,12 @@
         <w:p>
           <w:pPr>
             <w:spacing w:before="0" w:beforeLines="0" w:after="0" w:afterLines="0" w:line="240" w:lineRule="auto"/>
-            <w:ind w:left="0" w:leftChars="0" w:right="0" w:rightChars="0" w:firstLine="0" w:firstLineChars="0"/>
+            <w:ind w:left="0" w:right="0" w:firstLine="0" w:leftChars="0" w:rightChars="0" w:firstLineChars="0"/>
             <w:jc w:val="center"/>
           </w:pPr>
           <w:r>
             <w:rPr>
-              <w:rFonts w:ascii="宋体" w:hAnsi="宋体" w:eastAsia="宋体"/>
+              <w:rFonts w:ascii="宋体" w:eastAsia="宋体" w:hAnsi="宋体"/>
               <w:sz w:val="21"/>
             </w:rPr>
             <w:t>目录</w:t>
@@ -932,7 +886,7 @@
         </w:p>
         <w:p>
           <w:pPr>
-            <w:pStyle w:val="17"/>
+            <w:pStyle w:val="TOC1"/>
             <w:tabs>
               <w:tab w:val="right" w:leader="dot" w:pos="9082"/>
             </w:tabs>
@@ -986,7 +940,7 @@
         </w:p>
         <w:p>
           <w:pPr>
-            <w:pStyle w:val="17"/>
+            <w:pStyle w:val="TOC1"/>
             <w:tabs>
               <w:tab w:val="right" w:leader="dot" w:pos="9082"/>
             </w:tabs>
@@ -1001,7 +955,7 @@
             <w:fldChar w:fldCharType="separate"/>
           </w:r>
           <w:r>
-            <w:t>甘肃国邦信息科技有限公司</w:t>
+            <w:t>中达丰集团有限公司</w:t>
           </w:r>
           <w:r>
             <w:tab/>
@@ -1027,7 +981,7 @@
         </w:p>
         <w:p>
           <w:pPr>
-            <w:pStyle w:val="17"/>
+            <w:pStyle w:val="TOC1"/>
             <w:tabs>
               <w:tab w:val="right" w:leader="dot" w:pos="9082"/>
             </w:tabs>
@@ -1043,7 +997,7 @@
           </w:r>
           <w:r>
             <w:rPr>
-              <w:rFonts w:ascii="宋体" w:hAnsi="宋体" w:eastAsia="宋体" w:cs="宋体"/>
+              <w:rFonts w:ascii="宋体" w:eastAsia="宋体" w:hAnsi="宋体" w:cs="宋体"/>
               <w:spacing w:val="-2"/>
               <w:szCs w:val="21"/>
             </w:rPr>
@@ -1073,7 +1027,7 @@
         </w:p>
         <w:p>
           <w:pPr>
-            <w:pStyle w:val="17"/>
+            <w:pStyle w:val="TOC1"/>
             <w:tabs>
               <w:tab w:val="right" w:leader="dot" w:pos="9082"/>
             </w:tabs>
@@ -1118,7 +1072,7 @@
         </w:p>
         <w:p>
           <w:pPr>
-            <w:pStyle w:val="17"/>
+            <w:pStyle w:val="TOC1"/>
             <w:tabs>
               <w:tab w:val="right" w:leader="dot" w:pos="9082"/>
             </w:tabs>
@@ -1170,7 +1124,7 @@
         </w:p>
         <w:p>
           <w:pPr>
-            <w:pStyle w:val="17"/>
+            <w:pStyle w:val="TOC1"/>
             <w:tabs>
               <w:tab w:val="right" w:leader="dot" w:pos="9082"/>
             </w:tabs>
@@ -1222,7 +1176,7 @@
         </w:p>
         <w:p>
           <w:pPr>
-            <w:pStyle w:val="17"/>
+            <w:pStyle w:val="TOC1"/>
             <w:tabs>
               <w:tab w:val="right" w:leader="dot" w:pos="9082"/>
             </w:tabs>
@@ -1267,7 +1221,7 @@
         </w:p>
         <w:p>
           <w:pPr>
-            <w:pStyle w:val="17"/>
+            <w:pStyle w:val="TOC1"/>
             <w:tabs>
               <w:tab w:val="right" w:leader="dot" w:pos="9082"/>
             </w:tabs>
@@ -1319,7 +1273,7 @@
         </w:p>
         <w:p>
           <w:pPr>
-            <w:pStyle w:val="17"/>
+            <w:pStyle w:val="TOC1"/>
             <w:tabs>
               <w:tab w:val="right" w:leader="dot" w:pos="9082"/>
             </w:tabs>
@@ -1371,7 +1325,7 @@
         </w:p>
         <w:p>
           <w:pPr>
-            <w:pStyle w:val="17"/>
+            <w:pStyle w:val="TOC1"/>
             <w:tabs>
               <w:tab w:val="right" w:leader="dot" w:pos="9082"/>
             </w:tabs>
@@ -1416,7 +1370,7 @@
         </w:p>
         <w:p>
           <w:pPr>
-            <w:pStyle w:val="17"/>
+            <w:pStyle w:val="TOC1"/>
             <w:tabs>
               <w:tab w:val="right" w:leader="dot" w:pos="9082"/>
             </w:tabs>
@@ -1462,7 +1416,7 @@
         <w:p>
           <w:pPr>
             <w:rPr>
-              <w:rFonts w:ascii="Arial" w:hAnsi="Arial" w:eastAsia="宋体" w:cs="Arial"/>
+              <w:rFonts w:ascii="Arial" w:eastAsia="宋体" w:hAnsi="Arial" w:cs="Arial"/>
               <w:snapToGrid w:val="0"/>
               <w:color w:val="000000"/>
               <w:kern w:val="0"/>
@@ -1480,7 +1434,7 @@
     <w:p>
       <w:pPr>
         <w:rPr>
-          <w:rFonts w:ascii="Arial" w:hAnsi="Arial" w:eastAsia="宋体" w:cs="Arial"/>
+          <w:rFonts w:ascii="Arial" w:eastAsia="宋体" w:hAnsi="Arial" w:cs="Arial"/>
           <w:snapToGrid w:val="0"/>
           <w:color w:val="000000"/>
           <w:kern w:val="0"/>
@@ -1491,13 +1445,13 @@
         <w:sectPr>
           <w:pgSz w:w="11906" w:h="16839"/>
           <w:pgMar w:top="1431" w:right="1236" w:bottom="0" w:left="1588" w:header="0" w:footer="0" w:gutter="0"/>
-          <w:cols w:space="720" w:num="1"/>
+          <w:cols w:num="1" w:space="720"/>
         </w:sectPr>
       </w:pPr>
     </w:p>
     <w:p>
       <w:pPr>
-        <w:pStyle w:val="30"/>
+        <w:pStyle w:val="1"/>
         <w:bidi w:val="0"/>
         <w:rPr>
           <w:rFonts w:hint="default"/>
@@ -1516,7 +1470,7 @@
     </w:p>
     <w:p>
       <w:pPr>
-        <w:pStyle w:val="31"/>
+        <w:pStyle w:val="a"/>
         <w:bidi w:val="0"/>
         <w:rPr>
           <w:rFonts w:hint="default"/>
@@ -1540,7 +1494,7 @@
     </w:p>
     <w:p>
       <w:pPr>
-        <w:pStyle w:val="30"/>
+        <w:pStyle w:val="1"/>
         <w:bidi w:val="0"/>
         <w:rPr>
           <w:rFonts w:hint="default"/>
@@ -1559,10 +1513,10 @@
     </w:p>
     <w:p>
       <w:pPr>
-        <w:pStyle w:val="31"/>
+        <w:pStyle w:val="a"/>
         <w:bidi w:val="0"/>
         <w:rPr>
-          <w:rFonts w:hint="eastAsia" w:eastAsia="宋体"/>
+          <w:rFonts w:eastAsia="宋体" w:hint="eastAsia"/>
           <w:lang w:val="en-US" w:eastAsia="zh-CN"/>
         </w:rPr>
       </w:pPr>
@@ -1589,7 +1543,7 @@
     </w:p>
     <w:p>
       <w:pPr>
-        <w:pStyle w:val="30"/>
+        <w:pStyle w:val="1"/>
         <w:bidi w:val="0"/>
         <w:rPr>
           <w:rFonts w:hint="default"/>
@@ -1615,7 +1569,7 @@
     </w:p>
     <w:p>
       <w:pPr>
-        <w:pStyle w:val="31"/>
+        <w:pStyle w:val="a"/>
         <w:bidi w:val="0"/>
         <w:rPr>
           <w:rFonts w:hint="default"/>
@@ -1632,7 +1586,7 @@
     </w:p>
     <w:p>
       <w:pPr>
-        <w:pStyle w:val="31"/>
+        <w:pStyle w:val="a"/>
         <w:bidi w:val="0"/>
         <w:rPr>
           <w:rFonts w:hint="default"/>
@@ -1649,7 +1603,7 @@
     </w:p>
     <w:p>
       <w:pPr>
-        <w:pStyle w:val="31"/>
+        <w:pStyle w:val="a"/>
         <w:bidi w:val="0"/>
         <w:rPr>
           <w:rFonts w:hint="default"/>
@@ -1666,7 +1620,7 @@
     </w:p>
     <w:p>
       <w:pPr>
-        <w:pStyle w:val="31"/>
+        <w:pStyle w:val="a"/>
         <w:bidi w:val="0"/>
         <w:rPr>
           <w:rFonts w:hint="default"/>
@@ -1683,7 +1637,7 @@
     </w:p>
     <w:p>
       <w:pPr>
-        <w:pStyle w:val="30"/>
+        <w:pStyle w:val="1"/>
         <w:bidi w:val="0"/>
         <w:rPr>
           <w:rFonts w:hint="default"/>
@@ -1702,7 +1656,7 @@
     </w:p>
     <w:p>
       <w:pPr>
-        <w:pStyle w:val="31"/>
+        <w:pStyle w:val="a"/>
         <w:bidi w:val="0"/>
         <w:rPr>
           <w:rFonts w:hint="default"/>
@@ -1747,11 +1701,11 @@
         <w:adjustRightInd/>
         <w:snapToGrid/>
         <w:spacing w:line="360" w:lineRule="auto"/>
-        <w:ind w:left="0" w:leftChars="0" w:right="0" w:rightChars="0" w:firstLine="0" w:firstLineChars="0"/>
+        <w:ind w:left="0" w:right="0" w:firstLine="0" w:leftChars="0" w:rightChars="0" w:firstLineChars="0"/>
         <w:jc w:val="center"/>
         <w:textAlignment w:val="auto"/>
       </w:pPr>
-      <w:bookmarkStart w:id="11" w:name="_GoBack"/>
+      <w:bookmarkStart w:id="7" w:name="_GoBack"/>
       <w:r>
         <w:drawing>
           <wp:inline distT="0" distB="0" distL="114300" distR="114300">
@@ -1771,7 +1725,7 @@
                     </pic:cNvPicPr>
                   </pic:nvPicPr>
                   <pic:blipFill>
-                    <a:blip r:embed="rId8"/>
+                    <a:blip xmlns:r="http://schemas.openxmlformats.org/officeDocument/2006/relationships" r:embed="rId4"/>
                     <a:stretch>
                       <a:fillRect/>
                     </a:stretch>
@@ -1795,18 +1749,18 @@
           </wp:inline>
         </w:drawing>
       </w:r>
-      <w:bookmarkEnd w:id="11"/>
+      <w:bookmarkEnd w:id="7"/>
     </w:p>
     <w:p>
       <w:pPr>
-        <w:pStyle w:val="30"/>
+        <w:pStyle w:val="1"/>
         <w:bidi w:val="0"/>
         <w:rPr>
           <w:rFonts w:hint="eastAsia"/>
           <w:lang w:val="en-US" w:eastAsia="zh-CN"/>
         </w:rPr>
       </w:pPr>
-      <w:bookmarkStart w:id="7" w:name="_Toc11311"/>
+      <w:bookmarkStart w:id="8" w:name="_Toc11311"/>
       <w:r>
         <w:rPr>
           <w:rFonts w:hint="eastAsia"/>
@@ -1814,23 +1768,22 @@
         </w:rPr>
         <w:t>过程说明与关联关系</w:t>
       </w:r>
-      <w:bookmarkEnd w:id="7"/>
+      <w:bookmarkEnd w:id="8"/>
     </w:p>
     <w:tbl>
       <w:tblPr>
-        <w:tblStyle w:val="21"/>
+        <w:tblStyle w:val="TableNormal"/>
         <w:tblW w:w="0" w:type="auto"/>
         <w:tblInd w:w="0" w:type="dxa"/>
         <w:tblBorders>
-          <w:top w:val="single" w:color="auto" w:sz="4" w:space="0"/>
-          <w:left w:val="single" w:color="auto" w:sz="4" w:space="0"/>
-          <w:bottom w:val="single" w:color="auto" w:sz="4" w:space="0"/>
-          <w:right w:val="single" w:color="auto" w:sz="4" w:space="0"/>
-          <w:insideH w:val="single" w:color="auto" w:sz="4" w:space="0"/>
-          <w:insideV w:val="single" w:color="auto" w:sz="4" w:space="0"/>
+          <w:top w:val="single" w:sz="4" w:space="0" w:color="auto"/>
+          <w:left w:val="single" w:sz="4" w:space="0" w:color="auto"/>
+          <w:bottom w:val="single" w:sz="4" w:space="0" w:color="auto"/>
+          <w:right w:val="single" w:sz="4" w:space="0" w:color="auto"/>
+          <w:insideH w:val="single" w:sz="4" w:space="0" w:color="auto"/>
+          <w:insideV w:val="single" w:sz="4" w:space="0" w:color="auto"/>
         </w:tblBorders>
         <w:shd w:val="clear" w:color="auto" w:fill="auto"/>
-        <w:tblLayout w:type="autofit"/>
         <w:tblCellMar>
           <w:top w:w="15" w:type="dxa"/>
           <w:left w:w="15" w:type="dxa"/>
@@ -1847,13 +1800,15 @@
       </w:tblGrid>
       <w:tr>
         <w:tblPrEx>
+          <w:tblW w:w="0" w:type="auto"/>
+          <w:tblInd w:w="0" w:type="dxa"/>
           <w:tblBorders>
-            <w:top w:val="single" w:color="auto" w:sz="4" w:space="0"/>
-            <w:left w:val="single" w:color="auto" w:sz="4" w:space="0"/>
-            <w:bottom w:val="single" w:color="auto" w:sz="4" w:space="0"/>
-            <w:right w:val="single" w:color="auto" w:sz="4" w:space="0"/>
-            <w:insideH w:val="single" w:color="auto" w:sz="4" w:space="0"/>
-            <w:insideV w:val="single" w:color="auto" w:sz="4" w:space="0"/>
+            <w:top w:val="single" w:sz="4" w:space="0" w:color="auto"/>
+            <w:left w:val="single" w:sz="4" w:space="0" w:color="auto"/>
+            <w:bottom w:val="single" w:sz="4" w:space="0" w:color="auto"/>
+            <w:right w:val="single" w:sz="4" w:space="0" w:color="auto"/>
+            <w:insideH w:val="single" w:sz="4" w:space="0" w:color="auto"/>
+            <w:insideV w:val="single" w:sz="4" w:space="0" w:color="auto"/>
           </w:tblBorders>
           <w:shd w:val="clear" w:color="auto" w:fill="auto"/>
           <w:tblCellMar>
@@ -1887,7 +1842,7 @@
               <w:spacing w:line="300" w:lineRule="atLeast"/>
               <w:jc w:val="left"/>
               <w:rPr>
-                <w:rFonts w:ascii="Segoe UI" w:hAnsi="Segoe UI" w:eastAsia="Segoe UI" w:cs="Segoe UI"/>
+                <w:rFonts w:ascii="Segoe UI" w:eastAsia="Segoe UI" w:hAnsi="Segoe UI" w:cs="Segoe UI"/>
                 <w:i w:val="0"/>
                 <w:iCs w:val="0"/>
                 <w:caps w:val="0"/>
@@ -1899,7 +1854,7 @@
             </w:pPr>
             <w:r>
               <w:rPr>
-                <w:rFonts w:hint="default" w:ascii="Segoe UI" w:hAnsi="Segoe UI" w:eastAsia="Segoe UI" w:cs="Segoe UI"/>
+                <w:rFonts w:ascii="Segoe UI" w:eastAsia="Segoe UI" w:hAnsi="Segoe UI" w:cs="Segoe UI" w:hint="default"/>
                 <w:i w:val="0"/>
                 <w:iCs w:val="0"/>
                 <w:caps w:val="0"/>
@@ -1909,7 +1864,7 @@
                 <w:kern w:val="0"/>
                 <w:sz w:val="18"/>
                 <w:szCs w:val="18"/>
-                <w:lang w:val="en-US" w:eastAsia="zh-CN" w:bidi="ar"/>
+                <w:lang w:val="en-US" w:eastAsia="zh-CN"/>
               </w:rPr>
               <w:t>过程名称</w:t>
             </w:r>
@@ -1936,7 +1891,7 @@
               <w:spacing w:line="300" w:lineRule="atLeast"/>
               <w:jc w:val="left"/>
               <w:rPr>
-                <w:rFonts w:hint="default" w:ascii="Segoe UI" w:hAnsi="Segoe UI" w:eastAsia="Segoe UI" w:cs="Segoe UI"/>
+                <w:rFonts w:ascii="Segoe UI" w:eastAsia="Segoe UI" w:hAnsi="Segoe UI" w:cs="Segoe UI" w:hint="default"/>
                 <w:i w:val="0"/>
                 <w:iCs w:val="0"/>
                 <w:caps w:val="0"/>
@@ -1948,7 +1903,7 @@
             </w:pPr>
             <w:r>
               <w:rPr>
-                <w:rFonts w:hint="default" w:ascii="Segoe UI" w:hAnsi="Segoe UI" w:eastAsia="Segoe UI" w:cs="Segoe UI"/>
+                <w:rFonts w:ascii="Segoe UI" w:eastAsia="Segoe UI" w:hAnsi="Segoe UI" w:cs="Segoe UI" w:hint="default"/>
                 <w:i w:val="0"/>
                 <w:iCs w:val="0"/>
                 <w:caps w:val="0"/>
@@ -1958,7 +1913,7 @@
                 <w:kern w:val="0"/>
                 <w:sz w:val="18"/>
                 <w:szCs w:val="18"/>
-                <w:lang w:val="en-US" w:eastAsia="zh-CN" w:bidi="ar"/>
+                <w:lang w:val="en-US" w:eastAsia="zh-CN"/>
               </w:rPr>
               <w:t>主要目标</w:t>
             </w:r>
@@ -1985,7 +1940,7 @@
               <w:spacing w:line="300" w:lineRule="atLeast"/>
               <w:jc w:val="left"/>
               <w:rPr>
-                <w:rFonts w:hint="default" w:ascii="Segoe UI" w:hAnsi="Segoe UI" w:eastAsia="Segoe UI" w:cs="Segoe UI"/>
+                <w:rFonts w:ascii="Segoe UI" w:eastAsia="Segoe UI" w:hAnsi="Segoe UI" w:cs="Segoe UI" w:hint="default"/>
                 <w:i w:val="0"/>
                 <w:iCs w:val="0"/>
                 <w:caps w:val="0"/>
@@ -1997,7 +1952,7 @@
             </w:pPr>
             <w:r>
               <w:rPr>
-                <w:rFonts w:hint="default" w:ascii="Segoe UI" w:hAnsi="Segoe UI" w:eastAsia="Segoe UI" w:cs="Segoe UI"/>
+                <w:rFonts w:ascii="Segoe UI" w:eastAsia="Segoe UI" w:hAnsi="Segoe UI" w:cs="Segoe UI" w:hint="default"/>
                 <w:i w:val="0"/>
                 <w:iCs w:val="0"/>
                 <w:caps w:val="0"/>
@@ -2007,7 +1962,7 @@
                 <w:kern w:val="0"/>
                 <w:sz w:val="18"/>
                 <w:szCs w:val="18"/>
-                <w:lang w:val="en-US" w:eastAsia="zh-CN" w:bidi="ar"/>
+                <w:lang w:val="en-US" w:eastAsia="zh-CN"/>
               </w:rPr>
               <w:t>关键输入</w:t>
             </w:r>
@@ -2034,7 +1989,7 @@
               <w:spacing w:line="300" w:lineRule="atLeast"/>
               <w:jc w:val="left"/>
               <w:rPr>
-                <w:rFonts w:hint="default" w:ascii="Segoe UI" w:hAnsi="Segoe UI" w:eastAsia="Segoe UI" w:cs="Segoe UI"/>
+                <w:rFonts w:ascii="Segoe UI" w:eastAsia="Segoe UI" w:hAnsi="Segoe UI" w:cs="Segoe UI" w:hint="default"/>
                 <w:i w:val="0"/>
                 <w:iCs w:val="0"/>
                 <w:caps w:val="0"/>
@@ -2046,7 +2001,7 @@
             </w:pPr>
             <w:r>
               <w:rPr>
-                <w:rFonts w:hint="default" w:ascii="Segoe UI" w:hAnsi="Segoe UI" w:eastAsia="Segoe UI" w:cs="Segoe UI"/>
+                <w:rFonts w:ascii="Segoe UI" w:eastAsia="Segoe UI" w:hAnsi="Segoe UI" w:cs="Segoe UI" w:hint="default"/>
                 <w:i w:val="0"/>
                 <w:iCs w:val="0"/>
                 <w:caps w:val="0"/>
@@ -2056,7 +2011,7 @@
                 <w:kern w:val="0"/>
                 <w:sz w:val="18"/>
                 <w:szCs w:val="18"/>
-                <w:lang w:val="en-US" w:eastAsia="zh-CN" w:bidi="ar"/>
+                <w:lang w:val="en-US" w:eastAsia="zh-CN"/>
               </w:rPr>
               <w:t>关键输出</w:t>
             </w:r>
@@ -2083,7 +2038,7 @@
               <w:spacing w:line="300" w:lineRule="atLeast"/>
               <w:jc w:val="left"/>
               <w:rPr>
-                <w:rFonts w:hint="default" w:ascii="Segoe UI" w:hAnsi="Segoe UI" w:eastAsia="Segoe UI" w:cs="Segoe UI"/>
+                <w:rFonts w:ascii="Segoe UI" w:eastAsia="Segoe UI" w:hAnsi="Segoe UI" w:cs="Segoe UI" w:hint="default"/>
                 <w:i w:val="0"/>
                 <w:iCs w:val="0"/>
                 <w:caps w:val="0"/>
@@ -2095,7 +2050,7 @@
             </w:pPr>
             <w:r>
               <w:rPr>
-                <w:rFonts w:hint="default" w:ascii="Segoe UI" w:hAnsi="Segoe UI" w:eastAsia="Segoe UI" w:cs="Segoe UI"/>
+                <w:rFonts w:ascii="Segoe UI" w:eastAsia="Segoe UI" w:hAnsi="Segoe UI" w:cs="Segoe UI" w:hint="default"/>
                 <w:i w:val="0"/>
                 <w:iCs w:val="0"/>
                 <w:caps w:val="0"/>
@@ -2105,7 +2060,7 @@
                 <w:kern w:val="0"/>
                 <w:sz w:val="18"/>
                 <w:szCs w:val="18"/>
-                <w:lang w:val="en-US" w:eastAsia="zh-CN" w:bidi="ar"/>
+                <w:lang w:val="en-US" w:eastAsia="zh-CN"/>
               </w:rPr>
               <w:t>关联流程</w:t>
             </w:r>
@@ -2114,1344 +2069,8 @@
       </w:tr>
       <w:tr>
         <w:tblPrEx>
-          <w:tblBorders>
-            <w:top w:val="single" w:color="auto" w:sz="4" w:space="0"/>
-            <w:left w:val="single" w:color="auto" w:sz="4" w:space="0"/>
-            <w:bottom w:val="single" w:color="auto" w:sz="4" w:space="0"/>
-            <w:right w:val="single" w:color="auto" w:sz="4" w:space="0"/>
-            <w:insideH w:val="single" w:color="auto" w:sz="4" w:space="0"/>
-            <w:insideV w:val="single" w:color="auto" w:sz="4" w:space="0"/>
-          </w:tblBorders>
-          <w:tblCellMar>
-            <w:top w:w="15" w:type="dxa"/>
-            <w:left w:w="15" w:type="dxa"/>
-            <w:bottom w:w="15" w:type="dxa"/>
-            <w:right w:w="15" w:type="dxa"/>
-          </w:tblCellMar>
-        </w:tblPrEx>
-        <w:tc>
-          <w:tcPr>
-            <w:tcW w:w="1387" w:type="dxa"/>
-            <w:shd w:val="clear" w:color="auto" w:fill="auto"/>
-            <w:tcMar>
-              <w:top w:w="120" w:type="dxa"/>
-              <w:left w:w="0" w:type="dxa"/>
-              <w:bottom w:w="120" w:type="dxa"/>
-              <w:right w:w="192" w:type="dxa"/>
-            </w:tcMar>
-            <w:vAlign w:val="center"/>
-          </w:tcPr>
-          <w:p>
-            <w:pPr>
-              <w:keepNext w:val="0"/>
-              <w:keepLines w:val="0"/>
-              <w:widowControl/>
-              <w:suppressLineNumbers w:val="0"/>
-              <w:spacing w:line="300" w:lineRule="atLeast"/>
-              <w:jc w:val="left"/>
-              <w:rPr>
-                <w:rFonts w:hint="default" w:ascii="Segoe UI" w:hAnsi="Segoe UI" w:eastAsia="Segoe UI" w:cs="Segoe UI"/>
-                <w:i w:val="0"/>
-                <w:iCs w:val="0"/>
-                <w:caps w:val="0"/>
-                <w:color w:val="0F1115"/>
-                <w:spacing w:val="0"/>
-                <w:sz w:val="18"/>
-                <w:szCs w:val="18"/>
-              </w:rPr>
-            </w:pPr>
-            <w:r>
-              <w:rPr>
-                <w:rStyle w:val="24"/>
-                <w:rFonts w:hint="default" w:ascii="Segoe UI" w:hAnsi="Segoe UI" w:eastAsia="Segoe UI" w:cs="Segoe UI"/>
-                <w:b/>
-                <w:bCs/>
-                <w:i w:val="0"/>
-                <w:iCs w:val="0"/>
-                <w:caps w:val="0"/>
-                <w:snapToGrid w:val="0"/>
-                <w:color w:val="000000"/>
-                <w:spacing w:val="0"/>
-                <w:kern w:val="0"/>
-                <w:sz w:val="18"/>
-                <w:szCs w:val="18"/>
-                <w:lang w:val="en-US" w:eastAsia="zh-CN" w:bidi="ar"/>
-              </w:rPr>
-              <w:t>服务级别管理</w:t>
-            </w:r>
-          </w:p>
-        </w:tc>
-        <w:tc>
-          <w:tcPr>
-            <w:tcW w:w="1530" w:type="dxa"/>
-            <w:shd w:val="clear" w:color="auto" w:fill="auto"/>
-            <w:tcMar>
-              <w:top w:w="120" w:type="dxa"/>
-              <w:left w:w="192" w:type="dxa"/>
-              <w:bottom w:w="120" w:type="dxa"/>
-              <w:right w:w="192" w:type="dxa"/>
-            </w:tcMar>
-            <w:vAlign w:val="center"/>
-          </w:tcPr>
-          <w:p>
-            <w:pPr>
-              <w:keepNext w:val="0"/>
-              <w:keepLines w:val="0"/>
-              <w:widowControl/>
-              <w:suppressLineNumbers w:val="0"/>
-              <w:spacing w:line="300" w:lineRule="atLeast"/>
-              <w:jc w:val="left"/>
-              <w:rPr>
-                <w:rFonts w:hint="default" w:ascii="Segoe UI" w:hAnsi="Segoe UI" w:eastAsia="Segoe UI" w:cs="Segoe UI"/>
-                <w:i w:val="0"/>
-                <w:iCs w:val="0"/>
-                <w:caps w:val="0"/>
-                <w:color w:val="0F1115"/>
-                <w:spacing w:val="0"/>
-                <w:sz w:val="18"/>
-                <w:szCs w:val="18"/>
-              </w:rPr>
-            </w:pPr>
-            <w:r>
-              <w:rPr>
-                <w:rFonts w:hint="default" w:ascii="Segoe UI" w:hAnsi="Segoe UI" w:eastAsia="Segoe UI" w:cs="Segoe UI"/>
-                <w:i w:val="0"/>
-                <w:iCs w:val="0"/>
-                <w:caps w:val="0"/>
-                <w:snapToGrid w:val="0"/>
-                <w:color w:val="000000"/>
-                <w:spacing w:val="0"/>
-                <w:kern w:val="0"/>
-                <w:sz w:val="18"/>
-                <w:szCs w:val="18"/>
-                <w:lang w:val="en-US" w:eastAsia="zh-CN" w:bidi="ar"/>
-              </w:rPr>
-              <w:t>定义、协商、监控和评审服务水平</w:t>
-            </w:r>
-          </w:p>
-        </w:tc>
-        <w:tc>
-          <w:tcPr>
-            <w:tcW w:w="0" w:type="auto"/>
-            <w:shd w:val="clear" w:color="auto" w:fill="auto"/>
-            <w:tcMar>
-              <w:top w:w="120" w:type="dxa"/>
-              <w:left w:w="192" w:type="dxa"/>
-              <w:bottom w:w="120" w:type="dxa"/>
-              <w:right w:w="192" w:type="dxa"/>
-            </w:tcMar>
-            <w:vAlign w:val="center"/>
-          </w:tcPr>
-          <w:p>
-            <w:pPr>
-              <w:keepNext w:val="0"/>
-              <w:keepLines w:val="0"/>
-              <w:widowControl/>
-              <w:suppressLineNumbers w:val="0"/>
-              <w:spacing w:line="300" w:lineRule="atLeast"/>
-              <w:jc w:val="left"/>
-              <w:rPr>
-                <w:rFonts w:hint="default" w:ascii="Segoe UI" w:hAnsi="Segoe UI" w:eastAsia="Segoe UI" w:cs="Segoe UI"/>
-                <w:i w:val="0"/>
-                <w:iCs w:val="0"/>
-                <w:caps w:val="0"/>
-                <w:color w:val="0F1115"/>
-                <w:spacing w:val="0"/>
-                <w:sz w:val="18"/>
-                <w:szCs w:val="18"/>
-              </w:rPr>
-            </w:pPr>
-            <w:r>
-              <w:rPr>
-                <w:rFonts w:hint="default" w:ascii="Segoe UI" w:hAnsi="Segoe UI" w:eastAsia="Segoe UI" w:cs="Segoe UI"/>
-                <w:i w:val="0"/>
-                <w:iCs w:val="0"/>
-                <w:caps w:val="0"/>
-                <w:snapToGrid w:val="0"/>
-                <w:color w:val="000000"/>
-                <w:spacing w:val="0"/>
-                <w:kern w:val="0"/>
-                <w:sz w:val="18"/>
-                <w:szCs w:val="18"/>
-                <w:lang w:val="en-US" w:eastAsia="zh-CN" w:bidi="ar"/>
-              </w:rPr>
-              <w:t>客户需求、服务目录、资源能力</w:t>
-            </w:r>
-          </w:p>
-        </w:tc>
-        <w:tc>
-          <w:tcPr>
-            <w:tcW w:w="0" w:type="auto"/>
-            <w:shd w:val="clear" w:color="auto" w:fill="auto"/>
-            <w:tcMar>
-              <w:top w:w="120" w:type="dxa"/>
-              <w:left w:w="192" w:type="dxa"/>
-              <w:bottom w:w="120" w:type="dxa"/>
-              <w:right w:w="192" w:type="dxa"/>
-            </w:tcMar>
-            <w:vAlign w:val="center"/>
-          </w:tcPr>
-          <w:p>
-            <w:pPr>
-              <w:keepNext w:val="0"/>
-              <w:keepLines w:val="0"/>
-              <w:widowControl/>
-              <w:suppressLineNumbers w:val="0"/>
-              <w:spacing w:line="300" w:lineRule="atLeast"/>
-              <w:jc w:val="left"/>
-              <w:rPr>
-                <w:rFonts w:hint="default" w:ascii="Segoe UI" w:hAnsi="Segoe UI" w:eastAsia="Segoe UI" w:cs="Segoe UI"/>
-                <w:i w:val="0"/>
-                <w:iCs w:val="0"/>
-                <w:caps w:val="0"/>
-                <w:color w:val="0F1115"/>
-                <w:spacing w:val="0"/>
-                <w:sz w:val="18"/>
-                <w:szCs w:val="18"/>
-              </w:rPr>
-            </w:pPr>
-            <w:r>
-              <w:rPr>
-                <w:rFonts w:hint="default" w:ascii="Segoe UI" w:hAnsi="Segoe UI" w:eastAsia="Segoe UI" w:cs="Segoe UI"/>
-                <w:i w:val="0"/>
-                <w:iCs w:val="0"/>
-                <w:caps w:val="0"/>
-                <w:snapToGrid w:val="0"/>
-                <w:color w:val="000000"/>
-                <w:spacing w:val="0"/>
-                <w:kern w:val="0"/>
-                <w:sz w:val="18"/>
-                <w:szCs w:val="18"/>
-                <w:lang w:val="en-US" w:eastAsia="zh-CN" w:bidi="ar"/>
-              </w:rPr>
-              <w:t>SLA、SC、UC、服务报告</w:t>
-            </w:r>
-          </w:p>
-        </w:tc>
-        <w:tc>
-          <w:tcPr>
-            <w:tcW w:w="0" w:type="auto"/>
-            <w:shd w:val="clear" w:color="auto" w:fill="auto"/>
-            <w:tcMar>
-              <w:top w:w="120" w:type="dxa"/>
-              <w:left w:w="192" w:type="dxa"/>
-              <w:bottom w:w="120" w:type="dxa"/>
-              <w:right w:w="0" w:type="dxa"/>
-            </w:tcMar>
-            <w:vAlign w:val="center"/>
-          </w:tcPr>
-          <w:p>
-            <w:pPr>
-              <w:keepNext w:val="0"/>
-              <w:keepLines w:val="0"/>
-              <w:widowControl/>
-              <w:suppressLineNumbers w:val="0"/>
-              <w:spacing w:line="300" w:lineRule="atLeast"/>
-              <w:jc w:val="left"/>
-              <w:rPr>
-                <w:rFonts w:hint="default" w:ascii="Segoe UI" w:hAnsi="Segoe UI" w:eastAsia="Segoe UI" w:cs="Segoe UI"/>
-                <w:i w:val="0"/>
-                <w:iCs w:val="0"/>
-                <w:caps w:val="0"/>
-                <w:color w:val="0F1115"/>
-                <w:spacing w:val="0"/>
-                <w:sz w:val="18"/>
-                <w:szCs w:val="18"/>
-              </w:rPr>
-            </w:pPr>
-            <w:r>
-              <w:rPr>
-                <w:rFonts w:hint="default" w:ascii="Segoe UI" w:hAnsi="Segoe UI" w:eastAsia="Segoe UI" w:cs="Segoe UI"/>
-                <w:i w:val="0"/>
-                <w:iCs w:val="0"/>
-                <w:caps w:val="0"/>
-                <w:snapToGrid w:val="0"/>
-                <w:color w:val="000000"/>
-                <w:spacing w:val="0"/>
-                <w:kern w:val="0"/>
-                <w:sz w:val="18"/>
-                <w:szCs w:val="18"/>
-                <w:lang w:val="en-US" w:eastAsia="zh-CN" w:bidi="ar"/>
-              </w:rPr>
-              <w:t>事件、问题、变更、容量、可用性</w:t>
-            </w:r>
-          </w:p>
-        </w:tc>
-      </w:tr>
-      <w:tr>
-        <w:tblPrEx>
-          <w:tblBorders>
-            <w:top w:val="single" w:color="auto" w:sz="4" w:space="0"/>
-            <w:left w:val="single" w:color="auto" w:sz="4" w:space="0"/>
-            <w:bottom w:val="single" w:color="auto" w:sz="4" w:space="0"/>
-            <w:right w:val="single" w:color="auto" w:sz="4" w:space="0"/>
-            <w:insideH w:val="single" w:color="auto" w:sz="4" w:space="0"/>
-            <w:insideV w:val="single" w:color="auto" w:sz="4" w:space="0"/>
-          </w:tblBorders>
-          <w:tblCellMar>
-            <w:top w:w="15" w:type="dxa"/>
-            <w:left w:w="15" w:type="dxa"/>
-            <w:bottom w:w="15" w:type="dxa"/>
-            <w:right w:w="15" w:type="dxa"/>
-          </w:tblCellMar>
-        </w:tblPrEx>
-        <w:tc>
-          <w:tcPr>
-            <w:tcW w:w="1387" w:type="dxa"/>
-            <w:shd w:val="clear" w:color="auto" w:fill="auto"/>
-            <w:tcMar>
-              <w:top w:w="120" w:type="dxa"/>
-              <w:left w:w="0" w:type="dxa"/>
-              <w:bottom w:w="120" w:type="dxa"/>
-              <w:right w:w="192" w:type="dxa"/>
-            </w:tcMar>
-            <w:vAlign w:val="center"/>
-          </w:tcPr>
-          <w:p>
-            <w:pPr>
-              <w:keepNext w:val="0"/>
-              <w:keepLines w:val="0"/>
-              <w:widowControl/>
-              <w:suppressLineNumbers w:val="0"/>
-              <w:spacing w:line="300" w:lineRule="atLeast"/>
-              <w:jc w:val="left"/>
-              <w:rPr>
-                <w:rFonts w:hint="default" w:ascii="Segoe UI" w:hAnsi="Segoe UI" w:eastAsia="Segoe UI" w:cs="Segoe UI"/>
-                <w:i w:val="0"/>
-                <w:iCs w:val="0"/>
-                <w:caps w:val="0"/>
-                <w:color w:val="0F1115"/>
-                <w:spacing w:val="0"/>
-                <w:sz w:val="18"/>
-                <w:szCs w:val="18"/>
-              </w:rPr>
-            </w:pPr>
-            <w:r>
-              <w:rPr>
-                <w:rStyle w:val="24"/>
-                <w:rFonts w:hint="default" w:ascii="Segoe UI" w:hAnsi="Segoe UI" w:eastAsia="Segoe UI" w:cs="Segoe UI"/>
-                <w:b/>
-                <w:bCs/>
-                <w:i w:val="0"/>
-                <w:iCs w:val="0"/>
-                <w:caps w:val="0"/>
-                <w:snapToGrid w:val="0"/>
-                <w:color w:val="000000"/>
-                <w:spacing w:val="0"/>
-                <w:kern w:val="0"/>
-                <w:sz w:val="18"/>
-                <w:szCs w:val="18"/>
-                <w:lang w:val="en-US" w:eastAsia="zh-CN" w:bidi="ar"/>
-              </w:rPr>
-              <w:t>服务报告管理</w:t>
-            </w:r>
-          </w:p>
-        </w:tc>
-        <w:tc>
-          <w:tcPr>
-            <w:tcW w:w="1530" w:type="dxa"/>
-            <w:shd w:val="clear" w:color="auto" w:fill="auto"/>
-            <w:tcMar>
-              <w:top w:w="120" w:type="dxa"/>
-              <w:left w:w="192" w:type="dxa"/>
-              <w:bottom w:w="120" w:type="dxa"/>
-              <w:right w:w="192" w:type="dxa"/>
-            </w:tcMar>
-            <w:vAlign w:val="center"/>
-          </w:tcPr>
-          <w:p>
-            <w:pPr>
-              <w:keepNext w:val="0"/>
-              <w:keepLines w:val="0"/>
-              <w:widowControl/>
-              <w:suppressLineNumbers w:val="0"/>
-              <w:spacing w:line="300" w:lineRule="atLeast"/>
-              <w:jc w:val="left"/>
-              <w:rPr>
-                <w:rFonts w:hint="default" w:ascii="Segoe UI" w:hAnsi="Segoe UI" w:eastAsia="Segoe UI" w:cs="Segoe UI"/>
-                <w:i w:val="0"/>
-                <w:iCs w:val="0"/>
-                <w:caps w:val="0"/>
-                <w:color w:val="0F1115"/>
-                <w:spacing w:val="0"/>
-                <w:sz w:val="18"/>
-                <w:szCs w:val="18"/>
-              </w:rPr>
-            </w:pPr>
-            <w:r>
-              <w:rPr>
-                <w:rFonts w:hint="default" w:ascii="Segoe UI" w:hAnsi="Segoe UI" w:eastAsia="Segoe UI" w:cs="Segoe UI"/>
-                <w:i w:val="0"/>
-                <w:iCs w:val="0"/>
-                <w:caps w:val="0"/>
-                <w:snapToGrid w:val="0"/>
-                <w:color w:val="000000"/>
-                <w:spacing w:val="0"/>
-                <w:kern w:val="0"/>
-                <w:sz w:val="18"/>
-                <w:szCs w:val="18"/>
-                <w:lang w:val="en-US" w:eastAsia="zh-CN" w:bidi="ar"/>
-              </w:rPr>
-              <w:t>定期汇报服务绩效与改进情况</w:t>
-            </w:r>
-          </w:p>
-        </w:tc>
-        <w:tc>
-          <w:tcPr>
-            <w:tcW w:w="0" w:type="auto"/>
-            <w:shd w:val="clear" w:color="auto" w:fill="auto"/>
-            <w:tcMar>
-              <w:top w:w="120" w:type="dxa"/>
-              <w:left w:w="192" w:type="dxa"/>
-              <w:bottom w:w="120" w:type="dxa"/>
-              <w:right w:w="192" w:type="dxa"/>
-            </w:tcMar>
-            <w:vAlign w:val="center"/>
-          </w:tcPr>
-          <w:p>
-            <w:pPr>
-              <w:keepNext w:val="0"/>
-              <w:keepLines w:val="0"/>
-              <w:widowControl/>
-              <w:suppressLineNumbers w:val="0"/>
-              <w:spacing w:line="300" w:lineRule="atLeast"/>
-              <w:jc w:val="left"/>
-              <w:rPr>
-                <w:rFonts w:hint="default" w:ascii="Segoe UI" w:hAnsi="Segoe UI" w:eastAsia="Segoe UI" w:cs="Segoe UI"/>
-                <w:i w:val="0"/>
-                <w:iCs w:val="0"/>
-                <w:caps w:val="0"/>
-                <w:color w:val="0F1115"/>
-                <w:spacing w:val="0"/>
-                <w:sz w:val="18"/>
-                <w:szCs w:val="18"/>
-              </w:rPr>
-            </w:pPr>
-            <w:r>
-              <w:rPr>
-                <w:rFonts w:hint="default" w:ascii="Segoe UI" w:hAnsi="Segoe UI" w:eastAsia="Segoe UI" w:cs="Segoe UI"/>
-                <w:i w:val="0"/>
-                <w:iCs w:val="0"/>
-                <w:caps w:val="0"/>
-                <w:snapToGrid w:val="0"/>
-                <w:color w:val="000000"/>
-                <w:spacing w:val="0"/>
-                <w:kern w:val="0"/>
-                <w:sz w:val="18"/>
-                <w:szCs w:val="18"/>
-                <w:lang w:val="en-US" w:eastAsia="zh-CN" w:bidi="ar"/>
-              </w:rPr>
-              <w:t>各流程绩效数据、客户反馈</w:t>
-            </w:r>
-          </w:p>
-        </w:tc>
-        <w:tc>
-          <w:tcPr>
-            <w:tcW w:w="0" w:type="auto"/>
-            <w:shd w:val="clear" w:color="auto" w:fill="auto"/>
-            <w:tcMar>
-              <w:top w:w="120" w:type="dxa"/>
-              <w:left w:w="192" w:type="dxa"/>
-              <w:bottom w:w="120" w:type="dxa"/>
-              <w:right w:w="192" w:type="dxa"/>
-            </w:tcMar>
-            <w:vAlign w:val="center"/>
-          </w:tcPr>
-          <w:p>
-            <w:pPr>
-              <w:keepNext w:val="0"/>
-              <w:keepLines w:val="0"/>
-              <w:widowControl/>
-              <w:suppressLineNumbers w:val="0"/>
-              <w:spacing w:line="300" w:lineRule="atLeast"/>
-              <w:jc w:val="left"/>
-              <w:rPr>
-                <w:rFonts w:hint="default" w:ascii="Segoe UI" w:hAnsi="Segoe UI" w:eastAsia="Segoe UI" w:cs="Segoe UI"/>
-                <w:i w:val="0"/>
-                <w:iCs w:val="0"/>
-                <w:caps w:val="0"/>
-                <w:color w:val="0F1115"/>
-                <w:spacing w:val="0"/>
-                <w:sz w:val="18"/>
-                <w:szCs w:val="18"/>
-              </w:rPr>
-            </w:pPr>
-            <w:r>
-              <w:rPr>
-                <w:rFonts w:hint="default" w:ascii="Segoe UI" w:hAnsi="Segoe UI" w:eastAsia="Segoe UI" w:cs="Segoe UI"/>
-                <w:i w:val="0"/>
-                <w:iCs w:val="0"/>
-                <w:caps w:val="0"/>
-                <w:snapToGrid w:val="0"/>
-                <w:color w:val="000000"/>
-                <w:spacing w:val="0"/>
-                <w:kern w:val="0"/>
-                <w:sz w:val="18"/>
-                <w:szCs w:val="18"/>
-                <w:lang w:val="en-US" w:eastAsia="zh-CN" w:bidi="ar"/>
-              </w:rPr>
-              <w:t>服务报告、服务总结</w:t>
-            </w:r>
-          </w:p>
-        </w:tc>
-        <w:tc>
-          <w:tcPr>
-            <w:tcW w:w="0" w:type="auto"/>
-            <w:shd w:val="clear" w:color="auto" w:fill="auto"/>
-            <w:tcMar>
-              <w:top w:w="120" w:type="dxa"/>
-              <w:left w:w="192" w:type="dxa"/>
-              <w:bottom w:w="120" w:type="dxa"/>
-              <w:right w:w="0" w:type="dxa"/>
-            </w:tcMar>
-            <w:vAlign w:val="center"/>
-          </w:tcPr>
-          <w:p>
-            <w:pPr>
-              <w:keepNext w:val="0"/>
-              <w:keepLines w:val="0"/>
-              <w:widowControl/>
-              <w:suppressLineNumbers w:val="0"/>
-              <w:spacing w:line="300" w:lineRule="atLeast"/>
-              <w:jc w:val="left"/>
-              <w:rPr>
-                <w:rFonts w:hint="default" w:ascii="Segoe UI" w:hAnsi="Segoe UI" w:eastAsia="Segoe UI" w:cs="Segoe UI"/>
-                <w:i w:val="0"/>
-                <w:iCs w:val="0"/>
-                <w:caps w:val="0"/>
-                <w:color w:val="0F1115"/>
-                <w:spacing w:val="0"/>
-                <w:sz w:val="18"/>
-                <w:szCs w:val="18"/>
-              </w:rPr>
-            </w:pPr>
-            <w:r>
-              <w:rPr>
-                <w:rFonts w:hint="default" w:ascii="Segoe UI" w:hAnsi="Segoe UI" w:eastAsia="Segoe UI" w:cs="Segoe UI"/>
-                <w:i w:val="0"/>
-                <w:iCs w:val="0"/>
-                <w:caps w:val="0"/>
-                <w:snapToGrid w:val="0"/>
-                <w:color w:val="000000"/>
-                <w:spacing w:val="0"/>
-                <w:kern w:val="0"/>
-                <w:sz w:val="18"/>
-                <w:szCs w:val="18"/>
-                <w:lang w:val="en-US" w:eastAsia="zh-CN" w:bidi="ar"/>
-              </w:rPr>
-              <w:t>所有流程（特别是SLM）</w:t>
-            </w:r>
-          </w:p>
-        </w:tc>
-      </w:tr>
-      <w:tr>
-        <w:tblPrEx>
-          <w:tblBorders>
-            <w:top w:val="single" w:color="auto" w:sz="4" w:space="0"/>
-            <w:left w:val="single" w:color="auto" w:sz="4" w:space="0"/>
-            <w:bottom w:val="single" w:color="auto" w:sz="4" w:space="0"/>
-            <w:right w:val="single" w:color="auto" w:sz="4" w:space="0"/>
-            <w:insideH w:val="single" w:color="auto" w:sz="4" w:space="0"/>
-            <w:insideV w:val="single" w:color="auto" w:sz="4" w:space="0"/>
-          </w:tblBorders>
-          <w:tblCellMar>
-            <w:top w:w="15" w:type="dxa"/>
-            <w:left w:w="15" w:type="dxa"/>
-            <w:bottom w:w="15" w:type="dxa"/>
-            <w:right w:w="15" w:type="dxa"/>
-          </w:tblCellMar>
-        </w:tblPrEx>
-        <w:tc>
-          <w:tcPr>
-            <w:tcW w:w="1387" w:type="dxa"/>
-            <w:shd w:val="clear" w:color="auto" w:fill="auto"/>
-            <w:tcMar>
-              <w:top w:w="120" w:type="dxa"/>
-              <w:left w:w="0" w:type="dxa"/>
-              <w:bottom w:w="120" w:type="dxa"/>
-              <w:right w:w="192" w:type="dxa"/>
-            </w:tcMar>
-            <w:vAlign w:val="center"/>
-          </w:tcPr>
-          <w:p>
-            <w:pPr>
-              <w:keepNext w:val="0"/>
-              <w:keepLines w:val="0"/>
-              <w:widowControl/>
-              <w:suppressLineNumbers w:val="0"/>
-              <w:spacing w:line="300" w:lineRule="atLeast"/>
-              <w:jc w:val="left"/>
-              <w:rPr>
-                <w:rFonts w:hint="default" w:ascii="Segoe UI" w:hAnsi="Segoe UI" w:eastAsia="Segoe UI" w:cs="Segoe UI"/>
-                <w:i w:val="0"/>
-                <w:iCs w:val="0"/>
-                <w:caps w:val="0"/>
-                <w:color w:val="0F1115"/>
-                <w:spacing w:val="0"/>
-                <w:sz w:val="18"/>
-                <w:szCs w:val="18"/>
-              </w:rPr>
-            </w:pPr>
-            <w:r>
-              <w:rPr>
-                <w:rStyle w:val="24"/>
-                <w:rFonts w:hint="default" w:ascii="Segoe UI" w:hAnsi="Segoe UI" w:eastAsia="Segoe UI" w:cs="Segoe UI"/>
-                <w:b/>
-                <w:bCs/>
-                <w:i w:val="0"/>
-                <w:iCs w:val="0"/>
-                <w:caps w:val="0"/>
-                <w:snapToGrid w:val="0"/>
-                <w:color w:val="000000"/>
-                <w:spacing w:val="0"/>
-                <w:kern w:val="0"/>
-                <w:sz w:val="18"/>
-                <w:szCs w:val="18"/>
-                <w:lang w:val="en-US" w:eastAsia="zh-CN" w:bidi="ar"/>
-              </w:rPr>
-              <w:t>事件管理</w:t>
-            </w:r>
-          </w:p>
-        </w:tc>
-        <w:tc>
-          <w:tcPr>
-            <w:tcW w:w="1530" w:type="dxa"/>
-            <w:shd w:val="clear" w:color="auto" w:fill="auto"/>
-            <w:tcMar>
-              <w:top w:w="120" w:type="dxa"/>
-              <w:left w:w="192" w:type="dxa"/>
-              <w:bottom w:w="120" w:type="dxa"/>
-              <w:right w:w="192" w:type="dxa"/>
-            </w:tcMar>
-            <w:vAlign w:val="center"/>
-          </w:tcPr>
-          <w:p>
-            <w:pPr>
-              <w:keepNext w:val="0"/>
-              <w:keepLines w:val="0"/>
-              <w:widowControl/>
-              <w:suppressLineNumbers w:val="0"/>
-              <w:spacing w:line="300" w:lineRule="atLeast"/>
-              <w:jc w:val="left"/>
-              <w:rPr>
-                <w:rFonts w:hint="default" w:ascii="Segoe UI" w:hAnsi="Segoe UI" w:eastAsia="Segoe UI" w:cs="Segoe UI"/>
-                <w:i w:val="0"/>
-                <w:iCs w:val="0"/>
-                <w:caps w:val="0"/>
-                <w:color w:val="0F1115"/>
-                <w:spacing w:val="0"/>
-                <w:sz w:val="18"/>
-                <w:szCs w:val="18"/>
-              </w:rPr>
-            </w:pPr>
-            <w:r>
-              <w:rPr>
-                <w:rFonts w:hint="default" w:ascii="Segoe UI" w:hAnsi="Segoe UI" w:eastAsia="Segoe UI" w:cs="Segoe UI"/>
-                <w:i w:val="0"/>
-                <w:iCs w:val="0"/>
-                <w:caps w:val="0"/>
-                <w:snapToGrid w:val="0"/>
-                <w:color w:val="000000"/>
-                <w:spacing w:val="0"/>
-                <w:kern w:val="0"/>
-                <w:sz w:val="18"/>
-                <w:szCs w:val="18"/>
-                <w:lang w:val="en-US" w:eastAsia="zh-CN" w:bidi="ar"/>
-              </w:rPr>
-              <w:t>快速恢复服务，减少业务影响</w:t>
-            </w:r>
-          </w:p>
-        </w:tc>
-        <w:tc>
-          <w:tcPr>
-            <w:tcW w:w="0" w:type="auto"/>
-            <w:shd w:val="clear" w:color="auto" w:fill="auto"/>
-            <w:tcMar>
-              <w:top w:w="120" w:type="dxa"/>
-              <w:left w:w="192" w:type="dxa"/>
-              <w:bottom w:w="120" w:type="dxa"/>
-              <w:right w:w="192" w:type="dxa"/>
-            </w:tcMar>
-            <w:vAlign w:val="center"/>
-          </w:tcPr>
-          <w:p>
-            <w:pPr>
-              <w:keepNext w:val="0"/>
-              <w:keepLines w:val="0"/>
-              <w:widowControl/>
-              <w:suppressLineNumbers w:val="0"/>
-              <w:spacing w:line="300" w:lineRule="atLeast"/>
-              <w:jc w:val="left"/>
-              <w:rPr>
-                <w:rFonts w:hint="default" w:ascii="Segoe UI" w:hAnsi="Segoe UI" w:eastAsia="Segoe UI" w:cs="Segoe UI"/>
-                <w:i w:val="0"/>
-                <w:iCs w:val="0"/>
-                <w:caps w:val="0"/>
-                <w:color w:val="0F1115"/>
-                <w:spacing w:val="0"/>
-                <w:sz w:val="18"/>
-                <w:szCs w:val="18"/>
-              </w:rPr>
-            </w:pPr>
-            <w:r>
-              <w:rPr>
-                <w:rFonts w:hint="default" w:ascii="Segoe UI" w:hAnsi="Segoe UI" w:eastAsia="Segoe UI" w:cs="Segoe UI"/>
-                <w:i w:val="0"/>
-                <w:iCs w:val="0"/>
-                <w:caps w:val="0"/>
-                <w:snapToGrid w:val="0"/>
-                <w:color w:val="000000"/>
-                <w:spacing w:val="0"/>
-                <w:kern w:val="0"/>
-                <w:sz w:val="18"/>
-                <w:szCs w:val="18"/>
-                <w:lang w:val="en-US" w:eastAsia="zh-CN" w:bidi="ar"/>
-              </w:rPr>
-              <w:t>故障申报、服务请求、SLA</w:t>
-            </w:r>
-          </w:p>
-        </w:tc>
-        <w:tc>
-          <w:tcPr>
-            <w:tcW w:w="0" w:type="auto"/>
-            <w:shd w:val="clear" w:color="auto" w:fill="auto"/>
-            <w:tcMar>
-              <w:top w:w="120" w:type="dxa"/>
-              <w:left w:w="192" w:type="dxa"/>
-              <w:bottom w:w="120" w:type="dxa"/>
-              <w:right w:w="192" w:type="dxa"/>
-            </w:tcMar>
-            <w:vAlign w:val="center"/>
-          </w:tcPr>
-          <w:p>
-            <w:pPr>
-              <w:keepNext w:val="0"/>
-              <w:keepLines w:val="0"/>
-              <w:widowControl/>
-              <w:suppressLineNumbers w:val="0"/>
-              <w:spacing w:line="300" w:lineRule="atLeast"/>
-              <w:jc w:val="left"/>
-              <w:rPr>
-                <w:rFonts w:hint="default" w:ascii="Segoe UI" w:hAnsi="Segoe UI" w:eastAsia="Segoe UI" w:cs="Segoe UI"/>
-                <w:i w:val="0"/>
-                <w:iCs w:val="0"/>
-                <w:caps w:val="0"/>
-                <w:color w:val="0F1115"/>
-                <w:spacing w:val="0"/>
-                <w:sz w:val="18"/>
-                <w:szCs w:val="18"/>
-              </w:rPr>
-            </w:pPr>
-            <w:r>
-              <w:rPr>
-                <w:rFonts w:hint="default" w:ascii="Segoe UI" w:hAnsi="Segoe UI" w:eastAsia="Segoe UI" w:cs="Segoe UI"/>
-                <w:i w:val="0"/>
-                <w:iCs w:val="0"/>
-                <w:caps w:val="0"/>
-                <w:snapToGrid w:val="0"/>
-                <w:color w:val="000000"/>
-                <w:spacing w:val="0"/>
-                <w:kern w:val="0"/>
-                <w:sz w:val="18"/>
-                <w:szCs w:val="18"/>
-                <w:lang w:val="en-US" w:eastAsia="zh-CN" w:bidi="ar"/>
-              </w:rPr>
-              <w:t>事件记录、解决方案、升级至问题</w:t>
-            </w:r>
-          </w:p>
-        </w:tc>
-        <w:tc>
-          <w:tcPr>
-            <w:tcW w:w="0" w:type="auto"/>
-            <w:shd w:val="clear" w:color="auto" w:fill="auto"/>
-            <w:tcMar>
-              <w:top w:w="120" w:type="dxa"/>
-              <w:left w:w="192" w:type="dxa"/>
-              <w:bottom w:w="120" w:type="dxa"/>
-              <w:right w:w="0" w:type="dxa"/>
-            </w:tcMar>
-            <w:vAlign w:val="center"/>
-          </w:tcPr>
-          <w:p>
-            <w:pPr>
-              <w:keepNext w:val="0"/>
-              <w:keepLines w:val="0"/>
-              <w:widowControl/>
-              <w:suppressLineNumbers w:val="0"/>
-              <w:spacing w:line="300" w:lineRule="atLeast"/>
-              <w:jc w:val="left"/>
-              <w:rPr>
-                <w:rFonts w:hint="default" w:ascii="Segoe UI" w:hAnsi="Segoe UI" w:eastAsia="Segoe UI" w:cs="Segoe UI"/>
-                <w:i w:val="0"/>
-                <w:iCs w:val="0"/>
-                <w:caps w:val="0"/>
-                <w:color w:val="0F1115"/>
-                <w:spacing w:val="0"/>
-                <w:sz w:val="18"/>
-                <w:szCs w:val="18"/>
-              </w:rPr>
-            </w:pPr>
-            <w:r>
-              <w:rPr>
-                <w:rFonts w:hint="default" w:ascii="Segoe UI" w:hAnsi="Segoe UI" w:eastAsia="Segoe UI" w:cs="Segoe UI"/>
-                <w:i w:val="0"/>
-                <w:iCs w:val="0"/>
-                <w:caps w:val="0"/>
-                <w:snapToGrid w:val="0"/>
-                <w:color w:val="000000"/>
-                <w:spacing w:val="0"/>
-                <w:kern w:val="0"/>
-                <w:sz w:val="18"/>
-                <w:szCs w:val="18"/>
-                <w:lang w:val="en-US" w:eastAsia="zh-CN" w:bidi="ar"/>
-              </w:rPr>
-              <w:t>问题、变更、配置</w:t>
-            </w:r>
-          </w:p>
-        </w:tc>
-      </w:tr>
-      <w:tr>
-        <w:tblPrEx>
-          <w:tblBorders>
-            <w:top w:val="single" w:color="auto" w:sz="4" w:space="0"/>
-            <w:left w:val="single" w:color="auto" w:sz="4" w:space="0"/>
-            <w:bottom w:val="single" w:color="auto" w:sz="4" w:space="0"/>
-            <w:right w:val="single" w:color="auto" w:sz="4" w:space="0"/>
-            <w:insideH w:val="single" w:color="auto" w:sz="4" w:space="0"/>
-            <w:insideV w:val="single" w:color="auto" w:sz="4" w:space="0"/>
-          </w:tblBorders>
-          <w:tblCellMar>
-            <w:top w:w="15" w:type="dxa"/>
-            <w:left w:w="15" w:type="dxa"/>
-            <w:bottom w:w="15" w:type="dxa"/>
-            <w:right w:w="15" w:type="dxa"/>
-          </w:tblCellMar>
-        </w:tblPrEx>
-        <w:tc>
-          <w:tcPr>
-            <w:tcW w:w="1387" w:type="dxa"/>
-            <w:shd w:val="clear" w:color="auto" w:fill="auto"/>
-            <w:tcMar>
-              <w:top w:w="120" w:type="dxa"/>
-              <w:left w:w="0" w:type="dxa"/>
-              <w:bottom w:w="120" w:type="dxa"/>
-              <w:right w:w="192" w:type="dxa"/>
-            </w:tcMar>
-            <w:vAlign w:val="center"/>
-          </w:tcPr>
-          <w:p>
-            <w:pPr>
-              <w:keepNext w:val="0"/>
-              <w:keepLines w:val="0"/>
-              <w:widowControl/>
-              <w:suppressLineNumbers w:val="0"/>
-              <w:spacing w:line="300" w:lineRule="atLeast"/>
-              <w:jc w:val="left"/>
-              <w:rPr>
-                <w:rFonts w:hint="default" w:ascii="Segoe UI" w:hAnsi="Segoe UI" w:eastAsia="Segoe UI" w:cs="Segoe UI"/>
-                <w:i w:val="0"/>
-                <w:iCs w:val="0"/>
-                <w:caps w:val="0"/>
-                <w:color w:val="0F1115"/>
-                <w:spacing w:val="0"/>
-                <w:sz w:val="18"/>
-                <w:szCs w:val="18"/>
-              </w:rPr>
-            </w:pPr>
-            <w:r>
-              <w:rPr>
-                <w:rStyle w:val="24"/>
-                <w:rFonts w:hint="default" w:ascii="Segoe UI" w:hAnsi="Segoe UI" w:eastAsia="Segoe UI" w:cs="Segoe UI"/>
-                <w:b/>
-                <w:bCs/>
-                <w:i w:val="0"/>
-                <w:iCs w:val="0"/>
-                <w:caps w:val="0"/>
-                <w:snapToGrid w:val="0"/>
-                <w:color w:val="000000"/>
-                <w:spacing w:val="0"/>
-                <w:kern w:val="0"/>
-                <w:sz w:val="18"/>
-                <w:szCs w:val="18"/>
-                <w:lang w:val="en-US" w:eastAsia="zh-CN" w:bidi="ar"/>
-              </w:rPr>
-              <w:t>问题管理</w:t>
-            </w:r>
-          </w:p>
-        </w:tc>
-        <w:tc>
-          <w:tcPr>
-            <w:tcW w:w="1530" w:type="dxa"/>
-            <w:shd w:val="clear" w:color="auto" w:fill="auto"/>
-            <w:tcMar>
-              <w:top w:w="120" w:type="dxa"/>
-              <w:left w:w="192" w:type="dxa"/>
-              <w:bottom w:w="120" w:type="dxa"/>
-              <w:right w:w="192" w:type="dxa"/>
-            </w:tcMar>
-            <w:vAlign w:val="center"/>
-          </w:tcPr>
-          <w:p>
-            <w:pPr>
-              <w:keepNext w:val="0"/>
-              <w:keepLines w:val="0"/>
-              <w:widowControl/>
-              <w:suppressLineNumbers w:val="0"/>
-              <w:spacing w:line="300" w:lineRule="atLeast"/>
-              <w:jc w:val="left"/>
-              <w:rPr>
-                <w:rFonts w:hint="default" w:ascii="Segoe UI" w:hAnsi="Segoe UI" w:eastAsia="Segoe UI" w:cs="Segoe UI"/>
-                <w:i w:val="0"/>
-                <w:iCs w:val="0"/>
-                <w:caps w:val="0"/>
-                <w:color w:val="0F1115"/>
-                <w:spacing w:val="0"/>
-                <w:sz w:val="18"/>
-                <w:szCs w:val="18"/>
-              </w:rPr>
-            </w:pPr>
-            <w:r>
-              <w:rPr>
-                <w:rFonts w:hint="default" w:ascii="Segoe UI" w:hAnsi="Segoe UI" w:eastAsia="Segoe UI" w:cs="Segoe UI"/>
-                <w:i w:val="0"/>
-                <w:iCs w:val="0"/>
-                <w:caps w:val="0"/>
-                <w:snapToGrid w:val="0"/>
-                <w:color w:val="000000"/>
-                <w:spacing w:val="0"/>
-                <w:kern w:val="0"/>
-                <w:sz w:val="18"/>
-                <w:szCs w:val="18"/>
-                <w:lang w:val="en-US" w:eastAsia="zh-CN" w:bidi="ar"/>
-              </w:rPr>
-              <w:t>查明根本原因，防止事件复发</w:t>
-            </w:r>
-          </w:p>
-        </w:tc>
-        <w:tc>
-          <w:tcPr>
-            <w:tcW w:w="0" w:type="auto"/>
-            <w:shd w:val="clear" w:color="auto" w:fill="auto"/>
-            <w:tcMar>
-              <w:top w:w="120" w:type="dxa"/>
-              <w:left w:w="192" w:type="dxa"/>
-              <w:bottom w:w="120" w:type="dxa"/>
-              <w:right w:w="192" w:type="dxa"/>
-            </w:tcMar>
-            <w:vAlign w:val="center"/>
-          </w:tcPr>
-          <w:p>
-            <w:pPr>
-              <w:keepNext w:val="0"/>
-              <w:keepLines w:val="0"/>
-              <w:widowControl/>
-              <w:suppressLineNumbers w:val="0"/>
-              <w:spacing w:line="300" w:lineRule="atLeast"/>
-              <w:jc w:val="left"/>
-              <w:rPr>
-                <w:rFonts w:hint="default" w:ascii="Segoe UI" w:hAnsi="Segoe UI" w:eastAsia="Segoe UI" w:cs="Segoe UI"/>
-                <w:i w:val="0"/>
-                <w:iCs w:val="0"/>
-                <w:caps w:val="0"/>
-                <w:color w:val="0F1115"/>
-                <w:spacing w:val="0"/>
-                <w:sz w:val="18"/>
-                <w:szCs w:val="18"/>
-              </w:rPr>
-            </w:pPr>
-            <w:r>
-              <w:rPr>
-                <w:rFonts w:hint="default" w:ascii="Segoe UI" w:hAnsi="Segoe UI" w:eastAsia="Segoe UI" w:cs="Segoe UI"/>
-                <w:i w:val="0"/>
-                <w:iCs w:val="0"/>
-                <w:caps w:val="0"/>
-                <w:snapToGrid w:val="0"/>
-                <w:color w:val="000000"/>
-                <w:spacing w:val="0"/>
-                <w:kern w:val="0"/>
-                <w:sz w:val="18"/>
-                <w:szCs w:val="18"/>
-                <w:lang w:val="en-US" w:eastAsia="zh-CN" w:bidi="ar"/>
-              </w:rPr>
-              <w:t>重复事件、重大事件、主动巡检</w:t>
-            </w:r>
-          </w:p>
-        </w:tc>
-        <w:tc>
-          <w:tcPr>
-            <w:tcW w:w="0" w:type="auto"/>
-            <w:shd w:val="clear" w:color="auto" w:fill="auto"/>
-            <w:tcMar>
-              <w:top w:w="120" w:type="dxa"/>
-              <w:left w:w="192" w:type="dxa"/>
-              <w:bottom w:w="120" w:type="dxa"/>
-              <w:right w:w="192" w:type="dxa"/>
-            </w:tcMar>
-            <w:vAlign w:val="center"/>
-          </w:tcPr>
-          <w:p>
-            <w:pPr>
-              <w:keepNext w:val="0"/>
-              <w:keepLines w:val="0"/>
-              <w:widowControl/>
-              <w:suppressLineNumbers w:val="0"/>
-              <w:spacing w:line="300" w:lineRule="atLeast"/>
-              <w:jc w:val="left"/>
-              <w:rPr>
-                <w:rFonts w:hint="default" w:ascii="Segoe UI" w:hAnsi="Segoe UI" w:eastAsia="Segoe UI" w:cs="Segoe UI"/>
-                <w:i w:val="0"/>
-                <w:iCs w:val="0"/>
-                <w:caps w:val="0"/>
-                <w:color w:val="0F1115"/>
-                <w:spacing w:val="0"/>
-                <w:sz w:val="18"/>
-                <w:szCs w:val="18"/>
-              </w:rPr>
-            </w:pPr>
-            <w:r>
-              <w:rPr>
-                <w:rFonts w:hint="default" w:ascii="Segoe UI" w:hAnsi="Segoe UI" w:eastAsia="Segoe UI" w:cs="Segoe UI"/>
-                <w:i w:val="0"/>
-                <w:iCs w:val="0"/>
-                <w:caps w:val="0"/>
-                <w:snapToGrid w:val="0"/>
-                <w:color w:val="000000"/>
-                <w:spacing w:val="0"/>
-                <w:kern w:val="0"/>
-                <w:sz w:val="18"/>
-                <w:szCs w:val="18"/>
-                <w:lang w:val="en-US" w:eastAsia="zh-CN" w:bidi="ar"/>
-              </w:rPr>
-              <w:t>问题记录、已知错误、变更请求</w:t>
-            </w:r>
-          </w:p>
-        </w:tc>
-        <w:tc>
-          <w:tcPr>
-            <w:tcW w:w="0" w:type="auto"/>
-            <w:shd w:val="clear" w:color="auto" w:fill="auto"/>
-            <w:tcMar>
-              <w:top w:w="120" w:type="dxa"/>
-              <w:left w:w="192" w:type="dxa"/>
-              <w:bottom w:w="120" w:type="dxa"/>
-              <w:right w:w="0" w:type="dxa"/>
-            </w:tcMar>
-            <w:vAlign w:val="center"/>
-          </w:tcPr>
-          <w:p>
-            <w:pPr>
-              <w:keepNext w:val="0"/>
-              <w:keepLines w:val="0"/>
-              <w:widowControl/>
-              <w:suppressLineNumbers w:val="0"/>
-              <w:spacing w:line="300" w:lineRule="atLeast"/>
-              <w:jc w:val="left"/>
-              <w:rPr>
-                <w:rFonts w:hint="default" w:ascii="Segoe UI" w:hAnsi="Segoe UI" w:eastAsia="Segoe UI" w:cs="Segoe UI"/>
-                <w:i w:val="0"/>
-                <w:iCs w:val="0"/>
-                <w:caps w:val="0"/>
-                <w:color w:val="0F1115"/>
-                <w:spacing w:val="0"/>
-                <w:sz w:val="18"/>
-                <w:szCs w:val="18"/>
-              </w:rPr>
-            </w:pPr>
-            <w:r>
-              <w:rPr>
-                <w:rFonts w:hint="default" w:ascii="Segoe UI" w:hAnsi="Segoe UI" w:eastAsia="Segoe UI" w:cs="Segoe UI"/>
-                <w:i w:val="0"/>
-                <w:iCs w:val="0"/>
-                <w:caps w:val="0"/>
-                <w:snapToGrid w:val="0"/>
-                <w:color w:val="000000"/>
-                <w:spacing w:val="0"/>
-                <w:kern w:val="0"/>
-                <w:sz w:val="18"/>
-                <w:szCs w:val="18"/>
-                <w:lang w:val="en-US" w:eastAsia="zh-CN" w:bidi="ar"/>
-              </w:rPr>
-              <w:t>事件、变更、配置、知识</w:t>
-            </w:r>
-          </w:p>
-        </w:tc>
-      </w:tr>
-      <w:tr>
-        <w:tblPrEx>
-          <w:tblBorders>
-            <w:top w:val="single" w:color="auto" w:sz="4" w:space="0"/>
-            <w:left w:val="single" w:color="auto" w:sz="4" w:space="0"/>
-            <w:bottom w:val="single" w:color="auto" w:sz="4" w:space="0"/>
-            <w:right w:val="single" w:color="auto" w:sz="4" w:space="0"/>
-            <w:insideH w:val="single" w:color="auto" w:sz="4" w:space="0"/>
-            <w:insideV w:val="single" w:color="auto" w:sz="4" w:space="0"/>
-          </w:tblBorders>
-          <w:tblCellMar>
-            <w:top w:w="15" w:type="dxa"/>
-            <w:left w:w="15" w:type="dxa"/>
-            <w:bottom w:w="15" w:type="dxa"/>
-            <w:right w:w="15" w:type="dxa"/>
-          </w:tblCellMar>
-        </w:tblPrEx>
-        <w:tc>
-          <w:tcPr>
-            <w:tcW w:w="1387" w:type="dxa"/>
-            <w:shd w:val="clear" w:color="auto" w:fill="auto"/>
-            <w:tcMar>
-              <w:top w:w="120" w:type="dxa"/>
-              <w:left w:w="0" w:type="dxa"/>
-              <w:bottom w:w="120" w:type="dxa"/>
-              <w:right w:w="192" w:type="dxa"/>
-            </w:tcMar>
-            <w:vAlign w:val="center"/>
-          </w:tcPr>
-          <w:p>
-            <w:pPr>
-              <w:keepNext w:val="0"/>
-              <w:keepLines w:val="0"/>
-              <w:widowControl/>
-              <w:suppressLineNumbers w:val="0"/>
-              <w:spacing w:line="300" w:lineRule="atLeast"/>
-              <w:jc w:val="left"/>
-              <w:rPr>
-                <w:rFonts w:hint="default" w:ascii="Segoe UI" w:hAnsi="Segoe UI" w:eastAsia="Segoe UI" w:cs="Segoe UI"/>
-                <w:i w:val="0"/>
-                <w:iCs w:val="0"/>
-                <w:caps w:val="0"/>
-                <w:color w:val="0F1115"/>
-                <w:spacing w:val="0"/>
-                <w:sz w:val="18"/>
-                <w:szCs w:val="18"/>
-              </w:rPr>
-            </w:pPr>
-            <w:r>
-              <w:rPr>
-                <w:rStyle w:val="24"/>
-                <w:rFonts w:hint="default" w:ascii="Segoe UI" w:hAnsi="Segoe UI" w:eastAsia="Segoe UI" w:cs="Segoe UI"/>
-                <w:b/>
-                <w:bCs/>
-                <w:i w:val="0"/>
-                <w:iCs w:val="0"/>
-                <w:caps w:val="0"/>
-                <w:snapToGrid w:val="0"/>
-                <w:color w:val="000000"/>
-                <w:spacing w:val="0"/>
-                <w:kern w:val="0"/>
-                <w:sz w:val="18"/>
-                <w:szCs w:val="18"/>
-                <w:lang w:val="en-US" w:eastAsia="zh-CN" w:bidi="ar"/>
-              </w:rPr>
-              <w:t>变更管理</w:t>
-            </w:r>
-          </w:p>
-        </w:tc>
-        <w:tc>
-          <w:tcPr>
-            <w:tcW w:w="1530" w:type="dxa"/>
-            <w:shd w:val="clear" w:color="auto" w:fill="auto"/>
-            <w:tcMar>
-              <w:top w:w="120" w:type="dxa"/>
-              <w:left w:w="192" w:type="dxa"/>
-              <w:bottom w:w="120" w:type="dxa"/>
-              <w:right w:w="192" w:type="dxa"/>
-            </w:tcMar>
-            <w:vAlign w:val="center"/>
-          </w:tcPr>
-          <w:p>
-            <w:pPr>
-              <w:keepNext w:val="0"/>
-              <w:keepLines w:val="0"/>
-              <w:widowControl/>
-              <w:suppressLineNumbers w:val="0"/>
-              <w:spacing w:line="300" w:lineRule="atLeast"/>
-              <w:jc w:val="left"/>
-              <w:rPr>
-                <w:rFonts w:hint="default" w:ascii="Segoe UI" w:hAnsi="Segoe UI" w:eastAsia="Segoe UI" w:cs="Segoe UI"/>
-                <w:i w:val="0"/>
-                <w:iCs w:val="0"/>
-                <w:caps w:val="0"/>
-                <w:color w:val="0F1115"/>
-                <w:spacing w:val="0"/>
-                <w:sz w:val="18"/>
-                <w:szCs w:val="18"/>
-              </w:rPr>
-            </w:pPr>
-            <w:r>
-              <w:rPr>
-                <w:rFonts w:hint="default" w:ascii="Segoe UI" w:hAnsi="Segoe UI" w:eastAsia="Segoe UI" w:cs="Segoe UI"/>
-                <w:i w:val="0"/>
-                <w:iCs w:val="0"/>
-                <w:caps w:val="0"/>
-                <w:snapToGrid w:val="0"/>
-                <w:color w:val="000000"/>
-                <w:spacing w:val="0"/>
-                <w:kern w:val="0"/>
-                <w:sz w:val="18"/>
-                <w:szCs w:val="18"/>
-                <w:lang w:val="en-US" w:eastAsia="zh-CN" w:bidi="ar"/>
-              </w:rPr>
-              <w:t>控制变更风险，确保变更可控</w:t>
-            </w:r>
-          </w:p>
-        </w:tc>
-        <w:tc>
-          <w:tcPr>
-            <w:tcW w:w="0" w:type="auto"/>
-            <w:shd w:val="clear" w:color="auto" w:fill="auto"/>
-            <w:tcMar>
-              <w:top w:w="120" w:type="dxa"/>
-              <w:left w:w="192" w:type="dxa"/>
-              <w:bottom w:w="120" w:type="dxa"/>
-              <w:right w:w="192" w:type="dxa"/>
-            </w:tcMar>
-            <w:vAlign w:val="center"/>
-          </w:tcPr>
-          <w:p>
-            <w:pPr>
-              <w:keepNext w:val="0"/>
-              <w:keepLines w:val="0"/>
-              <w:widowControl/>
-              <w:suppressLineNumbers w:val="0"/>
-              <w:spacing w:line="300" w:lineRule="atLeast"/>
-              <w:jc w:val="left"/>
-              <w:rPr>
-                <w:rFonts w:hint="default" w:ascii="Segoe UI" w:hAnsi="Segoe UI" w:eastAsia="Segoe UI" w:cs="Segoe UI"/>
-                <w:i w:val="0"/>
-                <w:iCs w:val="0"/>
-                <w:caps w:val="0"/>
-                <w:color w:val="0F1115"/>
-                <w:spacing w:val="0"/>
-                <w:sz w:val="18"/>
-                <w:szCs w:val="18"/>
-              </w:rPr>
-            </w:pPr>
-            <w:r>
-              <w:rPr>
-                <w:rFonts w:hint="default" w:ascii="Segoe UI" w:hAnsi="Segoe UI" w:eastAsia="Segoe UI" w:cs="Segoe UI"/>
-                <w:i w:val="0"/>
-                <w:iCs w:val="0"/>
-                <w:caps w:val="0"/>
-                <w:snapToGrid w:val="0"/>
-                <w:color w:val="000000"/>
-                <w:spacing w:val="0"/>
-                <w:kern w:val="0"/>
-                <w:sz w:val="18"/>
-                <w:szCs w:val="18"/>
-                <w:lang w:val="en-US" w:eastAsia="zh-CN" w:bidi="ar"/>
-              </w:rPr>
-              <w:t>变更请求（来自事件、问题、项目）</w:t>
-            </w:r>
-          </w:p>
-        </w:tc>
-        <w:tc>
-          <w:tcPr>
-            <w:tcW w:w="0" w:type="auto"/>
-            <w:shd w:val="clear" w:color="auto" w:fill="auto"/>
-            <w:tcMar>
-              <w:top w:w="120" w:type="dxa"/>
-              <w:left w:w="192" w:type="dxa"/>
-              <w:bottom w:w="120" w:type="dxa"/>
-              <w:right w:w="192" w:type="dxa"/>
-            </w:tcMar>
-            <w:vAlign w:val="center"/>
-          </w:tcPr>
-          <w:p>
-            <w:pPr>
-              <w:keepNext w:val="0"/>
-              <w:keepLines w:val="0"/>
-              <w:widowControl/>
-              <w:suppressLineNumbers w:val="0"/>
-              <w:spacing w:line="300" w:lineRule="atLeast"/>
-              <w:jc w:val="left"/>
-              <w:rPr>
-                <w:rFonts w:hint="default" w:ascii="Segoe UI" w:hAnsi="Segoe UI" w:eastAsia="Segoe UI" w:cs="Segoe UI"/>
-                <w:i w:val="0"/>
-                <w:iCs w:val="0"/>
-                <w:caps w:val="0"/>
-                <w:color w:val="0F1115"/>
-                <w:spacing w:val="0"/>
-                <w:sz w:val="18"/>
-                <w:szCs w:val="18"/>
-              </w:rPr>
-            </w:pPr>
-            <w:r>
-              <w:rPr>
-                <w:rFonts w:hint="default" w:ascii="Segoe UI" w:hAnsi="Segoe UI" w:eastAsia="Segoe UI" w:cs="Segoe UI"/>
-                <w:i w:val="0"/>
-                <w:iCs w:val="0"/>
-                <w:caps w:val="0"/>
-                <w:snapToGrid w:val="0"/>
-                <w:color w:val="000000"/>
-                <w:spacing w:val="0"/>
-                <w:kern w:val="0"/>
-                <w:sz w:val="18"/>
-                <w:szCs w:val="18"/>
-                <w:lang w:val="en-US" w:eastAsia="zh-CN" w:bidi="ar"/>
-              </w:rPr>
-              <w:t>变更记录、实施结果、配置更新</w:t>
-            </w:r>
-          </w:p>
-        </w:tc>
-        <w:tc>
-          <w:tcPr>
-            <w:tcW w:w="0" w:type="auto"/>
-            <w:shd w:val="clear" w:color="auto" w:fill="auto"/>
-            <w:tcMar>
-              <w:top w:w="120" w:type="dxa"/>
-              <w:left w:w="192" w:type="dxa"/>
-              <w:bottom w:w="120" w:type="dxa"/>
-              <w:right w:w="0" w:type="dxa"/>
-            </w:tcMar>
-            <w:vAlign w:val="center"/>
-          </w:tcPr>
-          <w:p>
-            <w:pPr>
-              <w:keepNext w:val="0"/>
-              <w:keepLines w:val="0"/>
-              <w:widowControl/>
-              <w:suppressLineNumbers w:val="0"/>
-              <w:spacing w:line="300" w:lineRule="atLeast"/>
-              <w:jc w:val="left"/>
-              <w:rPr>
-                <w:rFonts w:hint="default" w:ascii="Segoe UI" w:hAnsi="Segoe UI" w:eastAsia="Segoe UI" w:cs="Segoe UI"/>
-                <w:i w:val="0"/>
-                <w:iCs w:val="0"/>
-                <w:caps w:val="0"/>
-                <w:color w:val="0F1115"/>
-                <w:spacing w:val="0"/>
-                <w:sz w:val="18"/>
-                <w:szCs w:val="18"/>
-              </w:rPr>
-            </w:pPr>
-            <w:r>
-              <w:rPr>
-                <w:rFonts w:hint="default" w:ascii="Segoe UI" w:hAnsi="Segoe UI" w:eastAsia="Segoe UI" w:cs="Segoe UI"/>
-                <w:i w:val="0"/>
-                <w:iCs w:val="0"/>
-                <w:caps w:val="0"/>
-                <w:snapToGrid w:val="0"/>
-                <w:color w:val="000000"/>
-                <w:spacing w:val="0"/>
-                <w:kern w:val="0"/>
-                <w:sz w:val="18"/>
-                <w:szCs w:val="18"/>
-                <w:lang w:val="en-US" w:eastAsia="zh-CN" w:bidi="ar"/>
-              </w:rPr>
-              <w:t>发布、配置、SLM</w:t>
-            </w:r>
-          </w:p>
-        </w:tc>
-      </w:tr>
-      <w:tr>
-        <w:tblPrEx>
-          <w:tblBorders>
-            <w:top w:val="single" w:color="auto" w:sz="4" w:space="0"/>
-            <w:left w:val="single" w:color="auto" w:sz="4" w:space="0"/>
-            <w:bottom w:val="single" w:color="auto" w:sz="4" w:space="0"/>
-            <w:right w:val="single" w:color="auto" w:sz="4" w:space="0"/>
-            <w:insideH w:val="single" w:color="auto" w:sz="4" w:space="0"/>
-            <w:insideV w:val="single" w:color="auto" w:sz="4" w:space="0"/>
-          </w:tblBorders>
+          <w:tblW w:w="0" w:type="auto"/>
+          <w:tblInd w:w="0" w:type="dxa"/>
           <w:shd w:val="clear" w:color="auto" w:fill="auto"/>
           <w:tblCellMar>
             <w:top w:w="15" w:type="dxa"/>
@@ -3481,7 +2100,7 @@
               <w:spacing w:line="300" w:lineRule="atLeast"/>
               <w:jc w:val="left"/>
               <w:rPr>
-                <w:rFonts w:hint="default" w:ascii="Segoe UI" w:hAnsi="Segoe UI" w:eastAsia="Segoe UI" w:cs="Segoe UI"/>
+                <w:rFonts w:ascii="Segoe UI" w:eastAsia="Segoe UI" w:hAnsi="Segoe UI" w:cs="Segoe UI" w:hint="default"/>
                 <w:i w:val="0"/>
                 <w:iCs w:val="0"/>
                 <w:caps w:val="0"/>
@@ -3493,8 +2112,8 @@
             </w:pPr>
             <w:r>
               <w:rPr>
-                <w:rStyle w:val="24"/>
-                <w:rFonts w:hint="default" w:ascii="Segoe UI" w:hAnsi="Segoe UI" w:eastAsia="Segoe UI" w:cs="Segoe UI"/>
+                <w:rStyle w:val="Strong"/>
+                <w:rFonts w:ascii="Segoe UI" w:eastAsia="Segoe UI" w:hAnsi="Segoe UI" w:cs="Segoe UI" w:hint="default"/>
                 <w:b/>
                 <w:bCs/>
                 <w:i w:val="0"/>
@@ -3506,9 +2125,9 @@
                 <w:kern w:val="0"/>
                 <w:sz w:val="18"/>
                 <w:szCs w:val="18"/>
-                <w:lang w:val="en-US" w:eastAsia="zh-CN" w:bidi="ar"/>
-              </w:rPr>
-              <w:t>发布管理</w:t>
+                <w:lang w:val="en-US" w:eastAsia="zh-CN"/>
+              </w:rPr>
+              <w:t>服务级别管理</w:t>
             </w:r>
           </w:p>
         </w:tc>
@@ -3533,7 +2152,7 @@
               <w:spacing w:line="300" w:lineRule="atLeast"/>
               <w:jc w:val="left"/>
               <w:rPr>
-                <w:rFonts w:hint="default" w:ascii="Segoe UI" w:hAnsi="Segoe UI" w:eastAsia="Segoe UI" w:cs="Segoe UI"/>
+                <w:rFonts w:ascii="Segoe UI" w:eastAsia="Segoe UI" w:hAnsi="Segoe UI" w:cs="Segoe UI" w:hint="default"/>
                 <w:i w:val="0"/>
                 <w:iCs w:val="0"/>
                 <w:caps w:val="0"/>
@@ -3545,7 +2164,7 @@
             </w:pPr>
             <w:r>
               <w:rPr>
-                <w:rFonts w:hint="default" w:ascii="Segoe UI" w:hAnsi="Segoe UI" w:eastAsia="Segoe UI" w:cs="Segoe UI"/>
+                <w:rFonts w:ascii="Segoe UI" w:eastAsia="Segoe UI" w:hAnsi="Segoe UI" w:cs="Segoe UI" w:hint="default"/>
                 <w:i w:val="0"/>
                 <w:iCs w:val="0"/>
                 <w:caps w:val="0"/>
@@ -3555,9 +2174,9 @@
                 <w:kern w:val="0"/>
                 <w:sz w:val="18"/>
                 <w:szCs w:val="18"/>
-                <w:lang w:val="en-US" w:eastAsia="zh-CN" w:bidi="ar"/>
-              </w:rPr>
-              <w:t>安全、受控地将变更导入生产环境</w:t>
+                <w:lang w:val="en-US" w:eastAsia="zh-CN"/>
+              </w:rPr>
+              <w:t>定义、协商、监控和评审服务水平</w:t>
             </w:r>
           </w:p>
         </w:tc>
@@ -3582,7 +2201,7 @@
               <w:spacing w:line="300" w:lineRule="atLeast"/>
               <w:jc w:val="left"/>
               <w:rPr>
-                <w:rFonts w:hint="default" w:ascii="Segoe UI" w:hAnsi="Segoe UI" w:eastAsia="Segoe UI" w:cs="Segoe UI"/>
+                <w:rFonts w:ascii="Segoe UI" w:eastAsia="Segoe UI" w:hAnsi="Segoe UI" w:cs="Segoe UI" w:hint="default"/>
                 <w:i w:val="0"/>
                 <w:iCs w:val="0"/>
                 <w:caps w:val="0"/>
@@ -3594,7 +2213,7 @@
             </w:pPr>
             <w:r>
               <w:rPr>
-                <w:rFonts w:hint="default" w:ascii="Segoe UI" w:hAnsi="Segoe UI" w:eastAsia="Segoe UI" w:cs="Segoe UI"/>
+                <w:rFonts w:ascii="Segoe UI" w:eastAsia="Segoe UI" w:hAnsi="Segoe UI" w:cs="Segoe UI" w:hint="default"/>
                 <w:i w:val="0"/>
                 <w:iCs w:val="0"/>
                 <w:caps w:val="0"/>
@@ -3604,9 +2223,9 @@
                 <w:kern w:val="0"/>
                 <w:sz w:val="18"/>
                 <w:szCs w:val="18"/>
-                <w:lang w:val="en-US" w:eastAsia="zh-CN" w:bidi="ar"/>
-              </w:rPr>
-              <w:t>变更方案、测试结果</w:t>
+                <w:lang w:val="en-US" w:eastAsia="zh-CN"/>
+              </w:rPr>
+              <w:t>客户需求、服务目录、资源能力</w:t>
             </w:r>
           </w:p>
         </w:tc>
@@ -3631,7 +2250,7 @@
               <w:spacing w:line="300" w:lineRule="atLeast"/>
               <w:jc w:val="left"/>
               <w:rPr>
-                <w:rFonts w:hint="default" w:ascii="Segoe UI" w:hAnsi="Segoe UI" w:eastAsia="Segoe UI" w:cs="Segoe UI"/>
+                <w:rFonts w:ascii="Segoe UI" w:eastAsia="Segoe UI" w:hAnsi="Segoe UI" w:cs="Segoe UI" w:hint="default"/>
                 <w:i w:val="0"/>
                 <w:iCs w:val="0"/>
                 <w:caps w:val="0"/>
@@ -3643,7 +2262,7 @@
             </w:pPr>
             <w:r>
               <w:rPr>
-                <w:rFonts w:hint="default" w:ascii="Segoe UI" w:hAnsi="Segoe UI" w:eastAsia="Segoe UI" w:cs="Segoe UI"/>
+                <w:rFonts w:ascii="Segoe UI" w:eastAsia="Segoe UI" w:hAnsi="Segoe UI" w:cs="Segoe UI" w:hint="default"/>
                 <w:i w:val="0"/>
                 <w:iCs w:val="0"/>
                 <w:caps w:val="0"/>
@@ -3653,9 +2272,9 @@
                 <w:kern w:val="0"/>
                 <w:sz w:val="18"/>
                 <w:szCs w:val="18"/>
-                <w:lang w:val="en-US" w:eastAsia="zh-CN" w:bidi="ar"/>
-              </w:rPr>
-              <w:t>发布计划、发布报告、配置更新</w:t>
+                <w:lang w:val="en-US" w:eastAsia="zh-CN"/>
+              </w:rPr>
+              <w:t>SLA、SC、UC、服务报告</w:t>
             </w:r>
           </w:p>
         </w:tc>
@@ -3680,7 +2299,7 @@
               <w:spacing w:line="300" w:lineRule="atLeast"/>
               <w:jc w:val="left"/>
               <w:rPr>
-                <w:rFonts w:hint="default" w:ascii="Segoe UI" w:hAnsi="Segoe UI" w:eastAsia="Segoe UI" w:cs="Segoe UI"/>
+                <w:rFonts w:ascii="Segoe UI" w:eastAsia="Segoe UI" w:hAnsi="Segoe UI" w:cs="Segoe UI" w:hint="default"/>
                 <w:i w:val="0"/>
                 <w:iCs w:val="0"/>
                 <w:caps w:val="0"/>
@@ -3692,7 +2311,7 @@
             </w:pPr>
             <w:r>
               <w:rPr>
-                <w:rFonts w:hint="default" w:ascii="Segoe UI" w:hAnsi="Segoe UI" w:eastAsia="Segoe UI" w:cs="Segoe UI"/>
+                <w:rFonts w:ascii="Segoe UI" w:eastAsia="Segoe UI" w:hAnsi="Segoe UI" w:cs="Segoe UI" w:hint="default"/>
                 <w:i w:val="0"/>
                 <w:iCs w:val="0"/>
                 <w:caps w:val="0"/>
@@ -3702,23 +2321,18 @@
                 <w:kern w:val="0"/>
                 <w:sz w:val="18"/>
                 <w:szCs w:val="18"/>
-                <w:lang w:val="en-US" w:eastAsia="zh-CN" w:bidi="ar"/>
-              </w:rPr>
-              <w:t>变更、配置</w:t>
+                <w:lang w:val="en-US" w:eastAsia="zh-CN"/>
+              </w:rPr>
+              <w:t>事件、问题、变更、容量、可用性</w:t>
             </w:r>
           </w:p>
         </w:tc>
       </w:tr>
       <w:tr>
         <w:tblPrEx>
-          <w:tblBorders>
-            <w:top w:val="single" w:color="auto" w:sz="4" w:space="0"/>
-            <w:left w:val="single" w:color="auto" w:sz="4" w:space="0"/>
-            <w:bottom w:val="single" w:color="auto" w:sz="4" w:space="0"/>
-            <w:right w:val="single" w:color="auto" w:sz="4" w:space="0"/>
-            <w:insideH w:val="single" w:color="auto" w:sz="4" w:space="0"/>
-            <w:insideV w:val="single" w:color="auto" w:sz="4" w:space="0"/>
-          </w:tblBorders>
+          <w:tblW w:w="0" w:type="auto"/>
+          <w:tblInd w:w="0" w:type="dxa"/>
+          <w:shd w:val="clear" w:color="auto" w:fill="auto"/>
           <w:tblCellMar>
             <w:top w:w="15" w:type="dxa"/>
             <w:left w:w="15" w:type="dxa"/>
@@ -3747,7 +2361,7 @@
               <w:spacing w:line="300" w:lineRule="atLeast"/>
               <w:jc w:val="left"/>
               <w:rPr>
-                <w:rFonts w:hint="default" w:ascii="Segoe UI" w:hAnsi="Segoe UI" w:eastAsia="Segoe UI" w:cs="Segoe UI"/>
+                <w:rFonts w:ascii="Segoe UI" w:eastAsia="Segoe UI" w:hAnsi="Segoe UI" w:cs="Segoe UI" w:hint="default"/>
                 <w:i w:val="0"/>
                 <w:iCs w:val="0"/>
                 <w:caps w:val="0"/>
@@ -3759,8 +2373,8 @@
             </w:pPr>
             <w:r>
               <w:rPr>
-                <w:rStyle w:val="24"/>
-                <w:rFonts w:hint="default" w:ascii="Segoe UI" w:hAnsi="Segoe UI" w:eastAsia="Segoe UI" w:cs="Segoe UI"/>
+                <w:rStyle w:val="Strong"/>
+                <w:rFonts w:ascii="Segoe UI" w:eastAsia="Segoe UI" w:hAnsi="Segoe UI" w:cs="Segoe UI" w:hint="default"/>
                 <w:b/>
                 <w:bCs/>
                 <w:i w:val="0"/>
@@ -3772,9 +2386,9 @@
                 <w:kern w:val="0"/>
                 <w:sz w:val="18"/>
                 <w:szCs w:val="18"/>
-                <w:lang w:val="en-US" w:eastAsia="zh-CN" w:bidi="ar"/>
-              </w:rPr>
-              <w:t>配置管理</w:t>
+                <w:lang w:val="en-US" w:eastAsia="zh-CN"/>
+              </w:rPr>
+              <w:t>服务报告管理</w:t>
             </w:r>
           </w:p>
         </w:tc>
@@ -3799,7 +2413,7 @@
               <w:spacing w:line="300" w:lineRule="atLeast"/>
               <w:jc w:val="left"/>
               <w:rPr>
-                <w:rFonts w:hint="default" w:ascii="Segoe UI" w:hAnsi="Segoe UI" w:eastAsia="Segoe UI" w:cs="Segoe UI"/>
+                <w:rFonts w:ascii="Segoe UI" w:eastAsia="Segoe UI" w:hAnsi="Segoe UI" w:cs="Segoe UI" w:hint="default"/>
                 <w:i w:val="0"/>
                 <w:iCs w:val="0"/>
                 <w:caps w:val="0"/>
@@ -3811,7 +2425,7 @@
             </w:pPr>
             <w:r>
               <w:rPr>
-                <w:rFonts w:hint="default" w:ascii="Segoe UI" w:hAnsi="Segoe UI" w:eastAsia="Segoe UI" w:cs="Segoe UI"/>
+                <w:rFonts w:ascii="Segoe UI" w:eastAsia="Segoe UI" w:hAnsi="Segoe UI" w:cs="Segoe UI" w:hint="default"/>
                 <w:i w:val="0"/>
                 <w:iCs w:val="0"/>
                 <w:caps w:val="0"/>
@@ -3821,9 +2435,9 @@
                 <w:kern w:val="0"/>
                 <w:sz w:val="18"/>
                 <w:szCs w:val="18"/>
-                <w:lang w:val="en-US" w:eastAsia="zh-CN" w:bidi="ar"/>
-              </w:rPr>
-              <w:t>维护准确的配置信息库</w:t>
+                <w:lang w:val="en-US" w:eastAsia="zh-CN"/>
+              </w:rPr>
+              <w:t>定期汇报服务绩效与改进情况</w:t>
             </w:r>
           </w:p>
         </w:tc>
@@ -3848,7 +2462,7 @@
               <w:spacing w:line="300" w:lineRule="atLeast"/>
               <w:jc w:val="left"/>
               <w:rPr>
-                <w:rFonts w:hint="default" w:ascii="Segoe UI" w:hAnsi="Segoe UI" w:eastAsia="Segoe UI" w:cs="Segoe UI"/>
+                <w:rFonts w:ascii="Segoe UI" w:eastAsia="Segoe UI" w:hAnsi="Segoe UI" w:cs="Segoe UI" w:hint="default"/>
                 <w:i w:val="0"/>
                 <w:iCs w:val="0"/>
                 <w:caps w:val="0"/>
@@ -3860,7 +2474,7 @@
             </w:pPr>
             <w:r>
               <w:rPr>
-                <w:rFonts w:hint="default" w:ascii="Segoe UI" w:hAnsi="Segoe UI" w:eastAsia="Segoe UI" w:cs="Segoe UI"/>
+                <w:rFonts w:ascii="Segoe UI" w:eastAsia="Segoe UI" w:hAnsi="Segoe UI" w:cs="Segoe UI" w:hint="default"/>
                 <w:i w:val="0"/>
                 <w:iCs w:val="0"/>
                 <w:caps w:val="0"/>
@@ -3870,9 +2484,9 @@
                 <w:kern w:val="0"/>
                 <w:sz w:val="18"/>
                 <w:szCs w:val="18"/>
-                <w:lang w:val="en-US" w:eastAsia="zh-CN" w:bidi="ar"/>
-              </w:rPr>
-              <w:t>资产信息、变更记录、发布结果</w:t>
+                <w:lang w:val="en-US" w:eastAsia="zh-CN"/>
+              </w:rPr>
+              <w:t>各流程绩效数据、客户反馈</w:t>
             </w:r>
           </w:p>
         </w:tc>
@@ -3897,7 +2511,7 @@
               <w:spacing w:line="300" w:lineRule="atLeast"/>
               <w:jc w:val="left"/>
               <w:rPr>
-                <w:rFonts w:hint="default" w:ascii="Segoe UI" w:hAnsi="Segoe UI" w:eastAsia="Segoe UI" w:cs="Segoe UI"/>
+                <w:rFonts w:ascii="Segoe UI" w:eastAsia="Segoe UI" w:hAnsi="Segoe UI" w:cs="Segoe UI" w:hint="default"/>
                 <w:i w:val="0"/>
                 <w:iCs w:val="0"/>
                 <w:caps w:val="0"/>
@@ -3909,7 +2523,7 @@
             </w:pPr>
             <w:r>
               <w:rPr>
-                <w:rFonts w:hint="default" w:ascii="Segoe UI" w:hAnsi="Segoe UI" w:eastAsia="Segoe UI" w:cs="Segoe UI"/>
+                <w:rFonts w:ascii="Segoe UI" w:eastAsia="Segoe UI" w:hAnsi="Segoe UI" w:cs="Segoe UI" w:hint="default"/>
                 <w:i w:val="0"/>
                 <w:iCs w:val="0"/>
                 <w:caps w:val="0"/>
@@ -3919,9 +2533,9 @@
                 <w:kern w:val="0"/>
                 <w:sz w:val="18"/>
                 <w:szCs w:val="18"/>
-                <w:lang w:val="en-US" w:eastAsia="zh-CN" w:bidi="ar"/>
-              </w:rPr>
-              <w:t>CMDB、配置审计报告</w:t>
+                <w:lang w:val="en-US" w:eastAsia="zh-CN"/>
+              </w:rPr>
+              <w:t>服务报告、服务总结</w:t>
             </w:r>
           </w:p>
         </w:tc>
@@ -3946,7 +2560,7 @@
               <w:spacing w:line="300" w:lineRule="atLeast"/>
               <w:jc w:val="left"/>
               <w:rPr>
-                <w:rFonts w:hint="default" w:ascii="Segoe UI" w:hAnsi="Segoe UI" w:eastAsia="Segoe UI" w:cs="Segoe UI"/>
+                <w:rFonts w:ascii="Segoe UI" w:eastAsia="Segoe UI" w:hAnsi="Segoe UI" w:cs="Segoe UI" w:hint="default"/>
                 <w:i w:val="0"/>
                 <w:iCs w:val="0"/>
                 <w:caps w:val="0"/>
@@ -3958,7 +2572,7 @@
             </w:pPr>
             <w:r>
               <w:rPr>
-                <w:rFonts w:hint="default" w:ascii="Segoe UI" w:hAnsi="Segoe UI" w:eastAsia="Segoe UI" w:cs="Segoe UI"/>
+                <w:rFonts w:ascii="Segoe UI" w:eastAsia="Segoe UI" w:hAnsi="Segoe UI" w:cs="Segoe UI" w:hint="default"/>
                 <w:i w:val="0"/>
                 <w:iCs w:val="0"/>
                 <w:caps w:val="0"/>
@@ -3968,23 +2582,18 @@
                 <w:kern w:val="0"/>
                 <w:sz w:val="18"/>
                 <w:szCs w:val="18"/>
-                <w:lang w:val="en-US" w:eastAsia="zh-CN" w:bidi="ar"/>
-              </w:rPr>
-              <w:t>所有流程（支持性基础）</w:t>
+                <w:lang w:val="en-US" w:eastAsia="zh-CN"/>
+              </w:rPr>
+              <w:t>所有流程（特别是SLM）</w:t>
             </w:r>
           </w:p>
         </w:tc>
       </w:tr>
       <w:tr>
         <w:tblPrEx>
-          <w:tblBorders>
-            <w:top w:val="single" w:color="auto" w:sz="4" w:space="0"/>
-            <w:left w:val="single" w:color="auto" w:sz="4" w:space="0"/>
-            <w:bottom w:val="single" w:color="auto" w:sz="4" w:space="0"/>
-            <w:right w:val="single" w:color="auto" w:sz="4" w:space="0"/>
-            <w:insideH w:val="single" w:color="auto" w:sz="4" w:space="0"/>
-            <w:insideV w:val="single" w:color="auto" w:sz="4" w:space="0"/>
-          </w:tblBorders>
+          <w:tblW w:w="0" w:type="auto"/>
+          <w:tblInd w:w="0" w:type="dxa"/>
+          <w:shd w:val="clear" w:color="auto" w:fill="auto"/>
           <w:tblCellMar>
             <w:top w:w="15" w:type="dxa"/>
             <w:left w:w="15" w:type="dxa"/>
@@ -4013,7 +2622,7 @@
               <w:spacing w:line="300" w:lineRule="atLeast"/>
               <w:jc w:val="left"/>
               <w:rPr>
-                <w:rFonts w:hint="default" w:ascii="Segoe UI" w:hAnsi="Segoe UI" w:eastAsia="Segoe UI" w:cs="Segoe UI"/>
+                <w:rFonts w:ascii="Segoe UI" w:eastAsia="Segoe UI" w:hAnsi="Segoe UI" w:cs="Segoe UI" w:hint="default"/>
                 <w:i w:val="0"/>
                 <w:iCs w:val="0"/>
                 <w:caps w:val="0"/>
@@ -4025,8 +2634,8 @@
             </w:pPr>
             <w:r>
               <w:rPr>
-                <w:rStyle w:val="24"/>
-                <w:rFonts w:hint="default" w:ascii="Segoe UI" w:hAnsi="Segoe UI" w:eastAsia="Segoe UI" w:cs="Segoe UI"/>
+                <w:rStyle w:val="Strong"/>
+                <w:rFonts w:ascii="Segoe UI" w:eastAsia="Segoe UI" w:hAnsi="Segoe UI" w:cs="Segoe UI" w:hint="default"/>
                 <w:b/>
                 <w:bCs/>
                 <w:i w:val="0"/>
@@ -4038,9 +2647,9 @@
                 <w:kern w:val="0"/>
                 <w:sz w:val="18"/>
                 <w:szCs w:val="18"/>
-                <w:lang w:val="en-US" w:eastAsia="zh-CN" w:bidi="ar"/>
-              </w:rPr>
-              <w:t>可用性与连续性管理</w:t>
+                <w:lang w:val="en-US" w:eastAsia="zh-CN"/>
+              </w:rPr>
+              <w:t>事件管理</w:t>
             </w:r>
           </w:p>
         </w:tc>
@@ -4065,7 +2674,7 @@
               <w:spacing w:line="300" w:lineRule="atLeast"/>
               <w:jc w:val="left"/>
               <w:rPr>
-                <w:rFonts w:hint="default" w:ascii="Segoe UI" w:hAnsi="Segoe UI" w:eastAsia="Segoe UI" w:cs="Segoe UI"/>
+                <w:rFonts w:ascii="Segoe UI" w:eastAsia="Segoe UI" w:hAnsi="Segoe UI" w:cs="Segoe UI" w:hint="default"/>
                 <w:i w:val="0"/>
                 <w:iCs w:val="0"/>
                 <w:caps w:val="0"/>
@@ -4077,7 +2686,7 @@
             </w:pPr>
             <w:r>
               <w:rPr>
-                <w:rFonts w:hint="default" w:ascii="Segoe UI" w:hAnsi="Segoe UI" w:eastAsia="Segoe UI" w:cs="Segoe UI"/>
+                <w:rFonts w:ascii="Segoe UI" w:eastAsia="Segoe UI" w:hAnsi="Segoe UI" w:cs="Segoe UI" w:hint="default"/>
                 <w:i w:val="0"/>
                 <w:iCs w:val="0"/>
                 <w:caps w:val="0"/>
@@ -4087,9 +2696,9 @@
                 <w:kern w:val="0"/>
                 <w:sz w:val="18"/>
                 <w:szCs w:val="18"/>
-                <w:lang w:val="en-US" w:eastAsia="zh-CN" w:bidi="ar"/>
-              </w:rPr>
-              <w:t>保障服务高可用与灾难恢复能力</w:t>
+                <w:lang w:val="en-US" w:eastAsia="zh-CN"/>
+              </w:rPr>
+              <w:t>快速恢复服务，减少业务影响</w:t>
             </w:r>
           </w:p>
         </w:tc>
@@ -4114,7 +2723,7 @@
               <w:spacing w:line="300" w:lineRule="atLeast"/>
               <w:jc w:val="left"/>
               <w:rPr>
-                <w:rFonts w:hint="default" w:ascii="Segoe UI" w:hAnsi="Segoe UI" w:eastAsia="Segoe UI" w:cs="Segoe UI"/>
+                <w:rFonts w:ascii="Segoe UI" w:eastAsia="Segoe UI" w:hAnsi="Segoe UI" w:cs="Segoe UI" w:hint="default"/>
                 <w:i w:val="0"/>
                 <w:iCs w:val="0"/>
                 <w:caps w:val="0"/>
@@ -4126,7 +2735,7 @@
             </w:pPr>
             <w:r>
               <w:rPr>
-                <w:rFonts w:hint="default" w:ascii="Segoe UI" w:hAnsi="Segoe UI" w:eastAsia="Segoe UI" w:cs="Segoe UI"/>
+                <w:rFonts w:ascii="Segoe UI" w:eastAsia="Segoe UI" w:hAnsi="Segoe UI" w:cs="Segoe UI" w:hint="default"/>
                 <w:i w:val="0"/>
                 <w:iCs w:val="0"/>
                 <w:caps w:val="0"/>
@@ -4136,9 +2745,9 @@
                 <w:kern w:val="0"/>
                 <w:sz w:val="18"/>
                 <w:szCs w:val="18"/>
-                <w:lang w:val="en-US" w:eastAsia="zh-CN" w:bidi="ar"/>
-              </w:rPr>
-              <w:t>SLA、风险评估、业务影响分析</w:t>
+                <w:lang w:val="en-US" w:eastAsia="zh-CN"/>
+              </w:rPr>
+              <w:t>故障申报、服务请求、SLA</w:t>
             </w:r>
           </w:p>
         </w:tc>
@@ -4163,7 +2772,7 @@
               <w:spacing w:line="300" w:lineRule="atLeast"/>
               <w:jc w:val="left"/>
               <w:rPr>
-                <w:rFonts w:hint="default" w:ascii="Segoe UI" w:hAnsi="Segoe UI" w:eastAsia="Segoe UI" w:cs="Segoe UI"/>
+                <w:rFonts w:ascii="Segoe UI" w:eastAsia="Segoe UI" w:hAnsi="Segoe UI" w:cs="Segoe UI" w:hint="default"/>
                 <w:i w:val="0"/>
                 <w:iCs w:val="0"/>
                 <w:caps w:val="0"/>
@@ -4175,7 +2784,7 @@
             </w:pPr>
             <w:r>
               <w:rPr>
-                <w:rFonts w:hint="default" w:ascii="Segoe UI" w:hAnsi="Segoe UI" w:eastAsia="Segoe UI" w:cs="Segoe UI"/>
+                <w:rFonts w:ascii="Segoe UI" w:eastAsia="Segoe UI" w:hAnsi="Segoe UI" w:cs="Segoe UI" w:hint="default"/>
                 <w:i w:val="0"/>
                 <w:iCs w:val="0"/>
                 <w:caps w:val="0"/>
@@ -4185,9 +2794,9 @@
                 <w:kern w:val="0"/>
                 <w:sz w:val="18"/>
                 <w:szCs w:val="18"/>
-                <w:lang w:val="en-US" w:eastAsia="zh-CN" w:bidi="ar"/>
-              </w:rPr>
-              <w:t>可用性计划、连续性计划、测试报告</w:t>
+                <w:lang w:val="en-US" w:eastAsia="zh-CN"/>
+              </w:rPr>
+              <w:t>事件记录、解决方案、升级至问题</w:t>
             </w:r>
           </w:p>
         </w:tc>
@@ -4212,7 +2821,7 @@
               <w:spacing w:line="300" w:lineRule="atLeast"/>
               <w:jc w:val="left"/>
               <w:rPr>
-                <w:rFonts w:hint="default" w:ascii="Segoe UI" w:hAnsi="Segoe UI" w:eastAsia="Segoe UI" w:cs="Segoe UI"/>
+                <w:rFonts w:ascii="Segoe UI" w:eastAsia="Segoe UI" w:hAnsi="Segoe UI" w:cs="Segoe UI" w:hint="default"/>
                 <w:i w:val="0"/>
                 <w:iCs w:val="0"/>
                 <w:caps w:val="0"/>
@@ -4224,7 +2833,7 @@
             </w:pPr>
             <w:r>
               <w:rPr>
-                <w:rFonts w:hint="default" w:ascii="Segoe UI" w:hAnsi="Segoe UI" w:eastAsia="Segoe UI" w:cs="Segoe UI"/>
+                <w:rFonts w:ascii="Segoe UI" w:eastAsia="Segoe UI" w:hAnsi="Segoe UI" w:cs="Segoe UI" w:hint="default"/>
                 <w:i w:val="0"/>
                 <w:iCs w:val="0"/>
                 <w:caps w:val="0"/>
@@ -4234,23 +2843,18 @@
                 <w:kern w:val="0"/>
                 <w:sz w:val="18"/>
                 <w:szCs w:val="18"/>
-                <w:lang w:val="en-US" w:eastAsia="zh-CN" w:bidi="ar"/>
-              </w:rPr>
-              <w:t>事件、问题、变更、容量</w:t>
+                <w:lang w:val="en-US" w:eastAsia="zh-CN"/>
+              </w:rPr>
+              <w:t>问题、变更、配置</w:t>
             </w:r>
           </w:p>
         </w:tc>
       </w:tr>
       <w:tr>
         <w:tblPrEx>
-          <w:tblBorders>
-            <w:top w:val="single" w:color="auto" w:sz="4" w:space="0"/>
-            <w:left w:val="single" w:color="auto" w:sz="4" w:space="0"/>
-            <w:bottom w:val="single" w:color="auto" w:sz="4" w:space="0"/>
-            <w:right w:val="single" w:color="auto" w:sz="4" w:space="0"/>
-            <w:insideH w:val="single" w:color="auto" w:sz="4" w:space="0"/>
-            <w:insideV w:val="single" w:color="auto" w:sz="4" w:space="0"/>
-          </w:tblBorders>
+          <w:tblW w:w="0" w:type="auto"/>
+          <w:tblInd w:w="0" w:type="dxa"/>
+          <w:shd w:val="clear" w:color="auto" w:fill="auto"/>
           <w:tblCellMar>
             <w:top w:w="15" w:type="dxa"/>
             <w:left w:w="15" w:type="dxa"/>
@@ -4279,7 +2883,7 @@
               <w:spacing w:line="300" w:lineRule="atLeast"/>
               <w:jc w:val="left"/>
               <w:rPr>
-                <w:rFonts w:hint="default" w:ascii="Segoe UI" w:hAnsi="Segoe UI" w:eastAsia="Segoe UI" w:cs="Segoe UI"/>
+                <w:rFonts w:ascii="Segoe UI" w:eastAsia="Segoe UI" w:hAnsi="Segoe UI" w:cs="Segoe UI" w:hint="default"/>
                 <w:i w:val="0"/>
                 <w:iCs w:val="0"/>
                 <w:caps w:val="0"/>
@@ -4291,8 +2895,8 @@
             </w:pPr>
             <w:r>
               <w:rPr>
-                <w:rStyle w:val="24"/>
-                <w:rFonts w:hint="default" w:ascii="Segoe UI" w:hAnsi="Segoe UI" w:eastAsia="Segoe UI" w:cs="Segoe UI"/>
+                <w:rStyle w:val="Strong"/>
+                <w:rFonts w:ascii="Segoe UI" w:eastAsia="Segoe UI" w:hAnsi="Segoe UI" w:cs="Segoe UI" w:hint="default"/>
                 <w:b/>
                 <w:bCs/>
                 <w:i w:val="0"/>
@@ -4304,9 +2908,9 @@
                 <w:kern w:val="0"/>
                 <w:sz w:val="18"/>
                 <w:szCs w:val="18"/>
-                <w:lang w:val="en-US" w:eastAsia="zh-CN" w:bidi="ar"/>
-              </w:rPr>
-              <w:t>容量管理</w:t>
+                <w:lang w:val="en-US" w:eastAsia="zh-CN"/>
+              </w:rPr>
+              <w:t>问题管理</w:t>
             </w:r>
           </w:p>
         </w:tc>
@@ -4331,7 +2935,7 @@
               <w:spacing w:line="300" w:lineRule="atLeast"/>
               <w:jc w:val="left"/>
               <w:rPr>
-                <w:rFonts w:hint="default" w:ascii="Segoe UI" w:hAnsi="Segoe UI" w:eastAsia="Segoe UI" w:cs="Segoe UI"/>
+                <w:rFonts w:ascii="Segoe UI" w:eastAsia="Segoe UI" w:hAnsi="Segoe UI" w:cs="Segoe UI" w:hint="default"/>
                 <w:i w:val="0"/>
                 <w:iCs w:val="0"/>
                 <w:caps w:val="0"/>
@@ -4343,7 +2947,7 @@
             </w:pPr>
             <w:r>
               <w:rPr>
-                <w:rFonts w:hint="default" w:ascii="Segoe UI" w:hAnsi="Segoe UI" w:eastAsia="Segoe UI" w:cs="Segoe UI"/>
+                <w:rFonts w:ascii="Segoe UI" w:eastAsia="Segoe UI" w:hAnsi="Segoe UI" w:cs="Segoe UI" w:hint="default"/>
                 <w:i w:val="0"/>
                 <w:iCs w:val="0"/>
                 <w:caps w:val="0"/>
@@ -4353,9 +2957,9 @@
                 <w:kern w:val="0"/>
                 <w:sz w:val="18"/>
                 <w:szCs w:val="18"/>
-                <w:lang w:val="en-US" w:eastAsia="zh-CN" w:bidi="ar"/>
-              </w:rPr>
-              <w:t>确保系统容量满足业务需求</w:t>
+                <w:lang w:val="en-US" w:eastAsia="zh-CN"/>
+              </w:rPr>
+              <w:t>查明根本原因，防止事件复发</w:t>
             </w:r>
           </w:p>
         </w:tc>
@@ -4380,7 +2984,7 @@
               <w:spacing w:line="300" w:lineRule="atLeast"/>
               <w:jc w:val="left"/>
               <w:rPr>
-                <w:rFonts w:hint="default" w:ascii="Segoe UI" w:hAnsi="Segoe UI" w:eastAsia="Segoe UI" w:cs="Segoe UI"/>
+                <w:rFonts w:ascii="Segoe UI" w:eastAsia="Segoe UI" w:hAnsi="Segoe UI" w:cs="Segoe UI" w:hint="default"/>
                 <w:i w:val="0"/>
                 <w:iCs w:val="0"/>
                 <w:caps w:val="0"/>
@@ -4392,7 +2996,7 @@
             </w:pPr>
             <w:r>
               <w:rPr>
-                <w:rFonts w:hint="default" w:ascii="Segoe UI" w:hAnsi="Segoe UI" w:eastAsia="Segoe UI" w:cs="Segoe UI"/>
+                <w:rFonts w:ascii="Segoe UI" w:eastAsia="Segoe UI" w:hAnsi="Segoe UI" w:cs="Segoe UI" w:hint="default"/>
                 <w:i w:val="0"/>
                 <w:iCs w:val="0"/>
                 <w:caps w:val="0"/>
@@ -4402,9 +3006,9 @@
                 <w:kern w:val="0"/>
                 <w:sz w:val="18"/>
                 <w:szCs w:val="18"/>
-                <w:lang w:val="en-US" w:eastAsia="zh-CN" w:bidi="ar"/>
-              </w:rPr>
-              <w:t>业务需求、性能数据、趋势分析</w:t>
+                <w:lang w:val="en-US" w:eastAsia="zh-CN"/>
+              </w:rPr>
+              <w:t>重复事件、重大事件、主动巡检</w:t>
             </w:r>
           </w:p>
         </w:tc>
@@ -4429,7 +3033,7 @@
               <w:spacing w:line="300" w:lineRule="atLeast"/>
               <w:jc w:val="left"/>
               <w:rPr>
-                <w:rFonts w:hint="default" w:ascii="Segoe UI" w:hAnsi="Segoe UI" w:eastAsia="Segoe UI" w:cs="Segoe UI"/>
+                <w:rFonts w:ascii="Segoe UI" w:eastAsia="Segoe UI" w:hAnsi="Segoe UI" w:cs="Segoe UI" w:hint="default"/>
                 <w:i w:val="0"/>
                 <w:iCs w:val="0"/>
                 <w:caps w:val="0"/>
@@ -4441,7 +3045,7 @@
             </w:pPr>
             <w:r>
               <w:rPr>
-                <w:rFonts w:hint="default" w:ascii="Segoe UI" w:hAnsi="Segoe UI" w:eastAsia="Segoe UI" w:cs="Segoe UI"/>
+                <w:rFonts w:ascii="Segoe UI" w:eastAsia="Segoe UI" w:hAnsi="Segoe UI" w:cs="Segoe UI" w:hint="default"/>
                 <w:i w:val="0"/>
                 <w:iCs w:val="0"/>
                 <w:caps w:val="0"/>
@@ -4451,9 +3055,9 @@
                 <w:kern w:val="0"/>
                 <w:sz w:val="18"/>
                 <w:szCs w:val="18"/>
-                <w:lang w:val="en-US" w:eastAsia="zh-CN" w:bidi="ar"/>
-              </w:rPr>
-              <w:t>容量计划、优化方案、监控报告</w:t>
+                <w:lang w:val="en-US" w:eastAsia="zh-CN"/>
+              </w:rPr>
+              <w:t>问题记录、已知错误、变更请求</w:t>
             </w:r>
           </w:p>
         </w:tc>
@@ -4478,7 +3082,7 @@
               <w:spacing w:line="300" w:lineRule="atLeast"/>
               <w:jc w:val="left"/>
               <w:rPr>
-                <w:rFonts w:hint="default" w:ascii="Segoe UI" w:hAnsi="Segoe UI" w:eastAsia="Segoe UI" w:cs="Segoe UI"/>
+                <w:rFonts w:ascii="Segoe UI" w:eastAsia="Segoe UI" w:hAnsi="Segoe UI" w:cs="Segoe UI" w:hint="default"/>
                 <w:i w:val="0"/>
                 <w:iCs w:val="0"/>
                 <w:caps w:val="0"/>
@@ -4490,7 +3094,7 @@
             </w:pPr>
             <w:r>
               <w:rPr>
-                <w:rFonts w:hint="default" w:ascii="Segoe UI" w:hAnsi="Segoe UI" w:eastAsia="Segoe UI" w:cs="Segoe UI"/>
+                <w:rFonts w:ascii="Segoe UI" w:eastAsia="Segoe UI" w:hAnsi="Segoe UI" w:cs="Segoe UI" w:hint="default"/>
                 <w:i w:val="0"/>
                 <w:iCs w:val="0"/>
                 <w:caps w:val="0"/>
@@ -4500,23 +3104,18 @@
                 <w:kern w:val="0"/>
                 <w:sz w:val="18"/>
                 <w:szCs w:val="18"/>
-                <w:lang w:val="en-US" w:eastAsia="zh-CN" w:bidi="ar"/>
-              </w:rPr>
-              <w:t>事件、问题、变更、可用性</w:t>
+                <w:lang w:val="en-US" w:eastAsia="zh-CN"/>
+              </w:rPr>
+              <w:t>事件、变更、配置、知识</w:t>
             </w:r>
           </w:p>
         </w:tc>
       </w:tr>
       <w:tr>
         <w:tblPrEx>
-          <w:tblBorders>
-            <w:top w:val="single" w:color="auto" w:sz="4" w:space="0"/>
-            <w:left w:val="single" w:color="auto" w:sz="4" w:space="0"/>
-            <w:bottom w:val="single" w:color="auto" w:sz="4" w:space="0"/>
-            <w:right w:val="single" w:color="auto" w:sz="4" w:space="0"/>
-            <w:insideH w:val="single" w:color="auto" w:sz="4" w:space="0"/>
-            <w:insideV w:val="single" w:color="auto" w:sz="4" w:space="0"/>
-          </w:tblBorders>
+          <w:tblW w:w="0" w:type="auto"/>
+          <w:tblInd w:w="0" w:type="dxa"/>
+          <w:shd w:val="clear" w:color="auto" w:fill="auto"/>
           <w:tblCellMar>
             <w:top w:w="15" w:type="dxa"/>
             <w:left w:w="15" w:type="dxa"/>
@@ -4545,7 +3144,7 @@
               <w:spacing w:line="300" w:lineRule="atLeast"/>
               <w:jc w:val="left"/>
               <w:rPr>
-                <w:rFonts w:hint="default" w:ascii="Segoe UI" w:hAnsi="Segoe UI" w:eastAsia="Segoe UI" w:cs="Segoe UI"/>
+                <w:rFonts w:ascii="Segoe UI" w:eastAsia="Segoe UI" w:hAnsi="Segoe UI" w:cs="Segoe UI" w:hint="default"/>
                 <w:i w:val="0"/>
                 <w:iCs w:val="0"/>
                 <w:caps w:val="0"/>
@@ -4557,8 +3156,8 @@
             </w:pPr>
             <w:r>
               <w:rPr>
-                <w:rStyle w:val="24"/>
-                <w:rFonts w:hint="default" w:ascii="Segoe UI" w:hAnsi="Segoe UI" w:eastAsia="Segoe UI" w:cs="Segoe UI"/>
+                <w:rStyle w:val="Strong"/>
+                <w:rFonts w:ascii="Segoe UI" w:eastAsia="Segoe UI" w:hAnsi="Segoe UI" w:cs="Segoe UI" w:hint="default"/>
                 <w:b/>
                 <w:bCs/>
                 <w:i w:val="0"/>
@@ -4570,9 +3169,9 @@
                 <w:kern w:val="0"/>
                 <w:sz w:val="18"/>
                 <w:szCs w:val="18"/>
-                <w:lang w:val="en-US" w:eastAsia="zh-CN" w:bidi="ar"/>
-              </w:rPr>
-              <w:t>信息安全管理</w:t>
+                <w:lang w:val="en-US" w:eastAsia="zh-CN"/>
+              </w:rPr>
+              <w:t>变更管理</w:t>
             </w:r>
           </w:p>
         </w:tc>
@@ -4597,7 +3196,7 @@
               <w:spacing w:line="300" w:lineRule="atLeast"/>
               <w:jc w:val="left"/>
               <w:rPr>
-                <w:rFonts w:hint="default" w:ascii="Segoe UI" w:hAnsi="Segoe UI" w:eastAsia="Segoe UI" w:cs="Segoe UI"/>
+                <w:rFonts w:ascii="Segoe UI" w:eastAsia="Segoe UI" w:hAnsi="Segoe UI" w:cs="Segoe UI" w:hint="default"/>
                 <w:i w:val="0"/>
                 <w:iCs w:val="0"/>
                 <w:caps w:val="0"/>
@@ -4609,7 +3208,7 @@
             </w:pPr>
             <w:r>
               <w:rPr>
-                <w:rFonts w:hint="default" w:ascii="Segoe UI" w:hAnsi="Segoe UI" w:eastAsia="Segoe UI" w:cs="Segoe UI"/>
+                <w:rFonts w:ascii="Segoe UI" w:eastAsia="Segoe UI" w:hAnsi="Segoe UI" w:cs="Segoe UI" w:hint="default"/>
                 <w:i w:val="0"/>
                 <w:iCs w:val="0"/>
                 <w:caps w:val="0"/>
@@ -4619,9 +3218,9 @@
                 <w:kern w:val="0"/>
                 <w:sz w:val="18"/>
                 <w:szCs w:val="18"/>
-                <w:lang w:val="en-US" w:eastAsia="zh-CN" w:bidi="ar"/>
-              </w:rPr>
-              <w:t>保障信息资产保密性、完整性、可用性</w:t>
+                <w:lang w:val="en-US" w:eastAsia="zh-CN"/>
+              </w:rPr>
+              <w:t>控制变更风险，确保变更可控</w:t>
             </w:r>
           </w:p>
         </w:tc>
@@ -4646,7 +3245,7 @@
               <w:spacing w:line="300" w:lineRule="atLeast"/>
               <w:jc w:val="left"/>
               <w:rPr>
-                <w:rFonts w:hint="default" w:ascii="Segoe UI" w:hAnsi="Segoe UI" w:eastAsia="Segoe UI" w:cs="Segoe UI"/>
+                <w:rFonts w:ascii="Segoe UI" w:eastAsia="Segoe UI" w:hAnsi="Segoe UI" w:cs="Segoe UI" w:hint="default"/>
                 <w:i w:val="0"/>
                 <w:iCs w:val="0"/>
                 <w:caps w:val="0"/>
@@ -4658,7 +3257,7 @@
             </w:pPr>
             <w:r>
               <w:rPr>
-                <w:rFonts w:hint="default" w:ascii="Segoe UI" w:hAnsi="Segoe UI" w:eastAsia="Segoe UI" w:cs="Segoe UI"/>
+                <w:rFonts w:ascii="Segoe UI" w:eastAsia="Segoe UI" w:hAnsi="Segoe UI" w:cs="Segoe UI" w:hint="default"/>
                 <w:i w:val="0"/>
                 <w:iCs w:val="0"/>
                 <w:caps w:val="0"/>
@@ -4668,9 +3267,9 @@
                 <w:kern w:val="0"/>
                 <w:sz w:val="18"/>
                 <w:szCs w:val="18"/>
-                <w:lang w:val="en-US" w:eastAsia="zh-CN" w:bidi="ar"/>
-              </w:rPr>
-              <w:t>资产清单、威胁识别、风险评估</w:t>
+                <w:lang w:val="en-US" w:eastAsia="zh-CN"/>
+              </w:rPr>
+              <w:t>变更请求（来自事件、问题、项目）</w:t>
             </w:r>
           </w:p>
         </w:tc>
@@ -4695,7 +3294,7 @@
               <w:spacing w:line="300" w:lineRule="atLeast"/>
               <w:jc w:val="left"/>
               <w:rPr>
-                <w:rFonts w:hint="default" w:ascii="Segoe UI" w:hAnsi="Segoe UI" w:eastAsia="Segoe UI" w:cs="Segoe UI"/>
+                <w:rFonts w:ascii="Segoe UI" w:eastAsia="Segoe UI" w:hAnsi="Segoe UI" w:cs="Segoe UI" w:hint="default"/>
                 <w:i w:val="0"/>
                 <w:iCs w:val="0"/>
                 <w:caps w:val="0"/>
@@ -4707,7 +3306,7 @@
             </w:pPr>
             <w:r>
               <w:rPr>
-                <w:rFonts w:hint="default" w:ascii="Segoe UI" w:hAnsi="Segoe UI" w:eastAsia="Segoe UI" w:cs="Segoe UI"/>
+                <w:rFonts w:ascii="Segoe UI" w:eastAsia="Segoe UI" w:hAnsi="Segoe UI" w:cs="Segoe UI" w:hint="default"/>
                 <w:i w:val="0"/>
                 <w:iCs w:val="0"/>
                 <w:caps w:val="0"/>
@@ -4717,9 +3316,9 @@
                 <w:kern w:val="0"/>
                 <w:sz w:val="18"/>
                 <w:szCs w:val="18"/>
-                <w:lang w:val="en-US" w:eastAsia="zh-CN" w:bidi="ar"/>
-              </w:rPr>
-              <w:t>安全策略、控制措施、事件报告</w:t>
+                <w:lang w:val="en-US" w:eastAsia="zh-CN"/>
+              </w:rPr>
+              <w:t>变更记录、实施结果、配置更新</w:t>
             </w:r>
           </w:p>
         </w:tc>
@@ -4744,7 +3343,7 @@
               <w:spacing w:line="300" w:lineRule="atLeast"/>
               <w:jc w:val="left"/>
               <w:rPr>
-                <w:rFonts w:hint="default" w:ascii="Segoe UI" w:hAnsi="Segoe UI" w:eastAsia="Segoe UI" w:cs="Segoe UI"/>
+                <w:rFonts w:ascii="Segoe UI" w:eastAsia="Segoe UI" w:hAnsi="Segoe UI" w:cs="Segoe UI" w:hint="default"/>
                 <w:i w:val="0"/>
                 <w:iCs w:val="0"/>
                 <w:caps w:val="0"/>
@@ -4756,7 +3355,7 @@
             </w:pPr>
             <w:r>
               <w:rPr>
-                <w:rFonts w:hint="default" w:ascii="Segoe UI" w:hAnsi="Segoe UI" w:eastAsia="Segoe UI" w:cs="Segoe UI"/>
+                <w:rFonts w:ascii="Segoe UI" w:eastAsia="Segoe UI" w:hAnsi="Segoe UI" w:cs="Segoe UI" w:hint="default"/>
                 <w:i w:val="0"/>
                 <w:iCs w:val="0"/>
                 <w:caps w:val="0"/>
@@ -4766,7 +3365,1312 @@
                 <w:kern w:val="0"/>
                 <w:sz w:val="18"/>
                 <w:szCs w:val="18"/>
-                <w:lang w:val="en-US" w:eastAsia="zh-CN" w:bidi="ar"/>
+                <w:lang w:val="en-US" w:eastAsia="zh-CN"/>
+              </w:rPr>
+              <w:t>发布、配置、SLM</w:t>
+            </w:r>
+          </w:p>
+        </w:tc>
+      </w:tr>
+      <w:tr>
+        <w:tblPrEx>
+          <w:tblW w:w="0" w:type="auto"/>
+          <w:tblInd w:w="0" w:type="dxa"/>
+          <w:shd w:val="clear" w:color="auto" w:fill="auto"/>
+          <w:tblCellMar>
+            <w:top w:w="15" w:type="dxa"/>
+            <w:left w:w="15" w:type="dxa"/>
+            <w:bottom w:w="15" w:type="dxa"/>
+            <w:right w:w="15" w:type="dxa"/>
+          </w:tblCellMar>
+        </w:tblPrEx>
+        <w:tc>
+          <w:tcPr>
+            <w:tcW w:w="1387" w:type="dxa"/>
+            <w:shd w:val="clear" w:color="auto" w:fill="auto"/>
+            <w:tcMar>
+              <w:top w:w="120" w:type="dxa"/>
+              <w:left w:w="0" w:type="dxa"/>
+              <w:bottom w:w="120" w:type="dxa"/>
+              <w:right w:w="192" w:type="dxa"/>
+            </w:tcMar>
+            <w:vAlign w:val="center"/>
+          </w:tcPr>
+          <w:p>
+            <w:pPr>
+              <w:keepNext w:val="0"/>
+              <w:keepLines w:val="0"/>
+              <w:widowControl/>
+              <w:suppressLineNumbers w:val="0"/>
+              <w:spacing w:line="300" w:lineRule="atLeast"/>
+              <w:jc w:val="left"/>
+              <w:rPr>
+                <w:rFonts w:ascii="Segoe UI" w:eastAsia="Segoe UI" w:hAnsi="Segoe UI" w:cs="Segoe UI" w:hint="default"/>
+                <w:i w:val="0"/>
+                <w:iCs w:val="0"/>
+                <w:caps w:val="0"/>
+                <w:color w:val="0F1115"/>
+                <w:spacing w:val="0"/>
+                <w:sz w:val="18"/>
+                <w:szCs w:val="18"/>
+              </w:rPr>
+            </w:pPr>
+            <w:r>
+              <w:rPr>
+                <w:rStyle w:val="Strong"/>
+                <w:rFonts w:ascii="Segoe UI" w:eastAsia="Segoe UI" w:hAnsi="Segoe UI" w:cs="Segoe UI" w:hint="default"/>
+                <w:b/>
+                <w:bCs/>
+                <w:i w:val="0"/>
+                <w:iCs w:val="0"/>
+                <w:caps w:val="0"/>
+                <w:snapToGrid w:val="0"/>
+                <w:color w:val="000000"/>
+                <w:spacing w:val="0"/>
+                <w:kern w:val="0"/>
+                <w:sz w:val="18"/>
+                <w:szCs w:val="18"/>
+                <w:lang w:val="en-US" w:eastAsia="zh-CN"/>
+              </w:rPr>
+              <w:t>发布管理</w:t>
+            </w:r>
+          </w:p>
+        </w:tc>
+        <w:tc>
+          <w:tcPr>
+            <w:tcW w:w="1530" w:type="dxa"/>
+            <w:shd w:val="clear" w:color="auto" w:fill="auto"/>
+            <w:tcMar>
+              <w:top w:w="120" w:type="dxa"/>
+              <w:left w:w="192" w:type="dxa"/>
+              <w:bottom w:w="120" w:type="dxa"/>
+              <w:right w:w="192" w:type="dxa"/>
+            </w:tcMar>
+            <w:vAlign w:val="center"/>
+          </w:tcPr>
+          <w:p>
+            <w:pPr>
+              <w:keepNext w:val="0"/>
+              <w:keepLines w:val="0"/>
+              <w:widowControl/>
+              <w:suppressLineNumbers w:val="0"/>
+              <w:spacing w:line="300" w:lineRule="atLeast"/>
+              <w:jc w:val="left"/>
+              <w:rPr>
+                <w:rFonts w:ascii="Segoe UI" w:eastAsia="Segoe UI" w:hAnsi="Segoe UI" w:cs="Segoe UI" w:hint="default"/>
+                <w:i w:val="0"/>
+                <w:iCs w:val="0"/>
+                <w:caps w:val="0"/>
+                <w:color w:val="0F1115"/>
+                <w:spacing w:val="0"/>
+                <w:sz w:val="18"/>
+                <w:szCs w:val="18"/>
+              </w:rPr>
+            </w:pPr>
+            <w:r>
+              <w:rPr>
+                <w:rFonts w:ascii="Segoe UI" w:eastAsia="Segoe UI" w:hAnsi="Segoe UI" w:cs="Segoe UI" w:hint="default"/>
+                <w:i w:val="0"/>
+                <w:iCs w:val="0"/>
+                <w:caps w:val="0"/>
+                <w:snapToGrid w:val="0"/>
+                <w:color w:val="000000"/>
+                <w:spacing w:val="0"/>
+                <w:kern w:val="0"/>
+                <w:sz w:val="18"/>
+                <w:szCs w:val="18"/>
+                <w:lang w:val="en-US" w:eastAsia="zh-CN"/>
+              </w:rPr>
+              <w:t>安全、受控地将变更导入生产环境</w:t>
+            </w:r>
+          </w:p>
+        </w:tc>
+        <w:tc>
+          <w:tcPr>
+            <w:tcW w:w="0" w:type="auto"/>
+            <w:shd w:val="clear" w:color="auto" w:fill="auto"/>
+            <w:tcMar>
+              <w:top w:w="120" w:type="dxa"/>
+              <w:left w:w="192" w:type="dxa"/>
+              <w:bottom w:w="120" w:type="dxa"/>
+              <w:right w:w="192" w:type="dxa"/>
+            </w:tcMar>
+            <w:vAlign w:val="center"/>
+          </w:tcPr>
+          <w:p>
+            <w:pPr>
+              <w:keepNext w:val="0"/>
+              <w:keepLines w:val="0"/>
+              <w:widowControl/>
+              <w:suppressLineNumbers w:val="0"/>
+              <w:spacing w:line="300" w:lineRule="atLeast"/>
+              <w:jc w:val="left"/>
+              <w:rPr>
+                <w:rFonts w:ascii="Segoe UI" w:eastAsia="Segoe UI" w:hAnsi="Segoe UI" w:cs="Segoe UI" w:hint="default"/>
+                <w:i w:val="0"/>
+                <w:iCs w:val="0"/>
+                <w:caps w:val="0"/>
+                <w:color w:val="0F1115"/>
+                <w:spacing w:val="0"/>
+                <w:sz w:val="18"/>
+                <w:szCs w:val="18"/>
+              </w:rPr>
+            </w:pPr>
+            <w:r>
+              <w:rPr>
+                <w:rFonts w:ascii="Segoe UI" w:eastAsia="Segoe UI" w:hAnsi="Segoe UI" w:cs="Segoe UI" w:hint="default"/>
+                <w:i w:val="0"/>
+                <w:iCs w:val="0"/>
+                <w:caps w:val="0"/>
+                <w:snapToGrid w:val="0"/>
+                <w:color w:val="000000"/>
+                <w:spacing w:val="0"/>
+                <w:kern w:val="0"/>
+                <w:sz w:val="18"/>
+                <w:szCs w:val="18"/>
+                <w:lang w:val="en-US" w:eastAsia="zh-CN"/>
+              </w:rPr>
+              <w:t>变更方案、测试结果</w:t>
+            </w:r>
+          </w:p>
+        </w:tc>
+        <w:tc>
+          <w:tcPr>
+            <w:tcW w:w="0" w:type="auto"/>
+            <w:shd w:val="clear" w:color="auto" w:fill="auto"/>
+            <w:tcMar>
+              <w:top w:w="120" w:type="dxa"/>
+              <w:left w:w="192" w:type="dxa"/>
+              <w:bottom w:w="120" w:type="dxa"/>
+              <w:right w:w="192" w:type="dxa"/>
+            </w:tcMar>
+            <w:vAlign w:val="center"/>
+          </w:tcPr>
+          <w:p>
+            <w:pPr>
+              <w:keepNext w:val="0"/>
+              <w:keepLines w:val="0"/>
+              <w:widowControl/>
+              <w:suppressLineNumbers w:val="0"/>
+              <w:spacing w:line="300" w:lineRule="atLeast"/>
+              <w:jc w:val="left"/>
+              <w:rPr>
+                <w:rFonts w:ascii="Segoe UI" w:eastAsia="Segoe UI" w:hAnsi="Segoe UI" w:cs="Segoe UI" w:hint="default"/>
+                <w:i w:val="0"/>
+                <w:iCs w:val="0"/>
+                <w:caps w:val="0"/>
+                <w:color w:val="0F1115"/>
+                <w:spacing w:val="0"/>
+                <w:sz w:val="18"/>
+                <w:szCs w:val="18"/>
+              </w:rPr>
+            </w:pPr>
+            <w:r>
+              <w:rPr>
+                <w:rFonts w:ascii="Segoe UI" w:eastAsia="Segoe UI" w:hAnsi="Segoe UI" w:cs="Segoe UI" w:hint="default"/>
+                <w:i w:val="0"/>
+                <w:iCs w:val="0"/>
+                <w:caps w:val="0"/>
+                <w:snapToGrid w:val="0"/>
+                <w:color w:val="000000"/>
+                <w:spacing w:val="0"/>
+                <w:kern w:val="0"/>
+                <w:sz w:val="18"/>
+                <w:szCs w:val="18"/>
+                <w:lang w:val="en-US" w:eastAsia="zh-CN"/>
+              </w:rPr>
+              <w:t>发布计划、发布报告、配置更新</w:t>
+            </w:r>
+          </w:p>
+        </w:tc>
+        <w:tc>
+          <w:tcPr>
+            <w:tcW w:w="0" w:type="auto"/>
+            <w:shd w:val="clear" w:color="auto" w:fill="auto"/>
+            <w:tcMar>
+              <w:top w:w="120" w:type="dxa"/>
+              <w:left w:w="192" w:type="dxa"/>
+              <w:bottom w:w="120" w:type="dxa"/>
+              <w:right w:w="0" w:type="dxa"/>
+            </w:tcMar>
+            <w:vAlign w:val="center"/>
+          </w:tcPr>
+          <w:p>
+            <w:pPr>
+              <w:keepNext w:val="0"/>
+              <w:keepLines w:val="0"/>
+              <w:widowControl/>
+              <w:suppressLineNumbers w:val="0"/>
+              <w:spacing w:line="300" w:lineRule="atLeast"/>
+              <w:jc w:val="left"/>
+              <w:rPr>
+                <w:rFonts w:ascii="Segoe UI" w:eastAsia="Segoe UI" w:hAnsi="Segoe UI" w:cs="Segoe UI" w:hint="default"/>
+                <w:i w:val="0"/>
+                <w:iCs w:val="0"/>
+                <w:caps w:val="0"/>
+                <w:color w:val="0F1115"/>
+                <w:spacing w:val="0"/>
+                <w:sz w:val="18"/>
+                <w:szCs w:val="18"/>
+              </w:rPr>
+            </w:pPr>
+            <w:r>
+              <w:rPr>
+                <w:rFonts w:ascii="Segoe UI" w:eastAsia="Segoe UI" w:hAnsi="Segoe UI" w:cs="Segoe UI" w:hint="default"/>
+                <w:i w:val="0"/>
+                <w:iCs w:val="0"/>
+                <w:caps w:val="0"/>
+                <w:snapToGrid w:val="0"/>
+                <w:color w:val="000000"/>
+                <w:spacing w:val="0"/>
+                <w:kern w:val="0"/>
+                <w:sz w:val="18"/>
+                <w:szCs w:val="18"/>
+                <w:lang w:val="en-US" w:eastAsia="zh-CN"/>
+              </w:rPr>
+              <w:t>变更、配置</w:t>
+            </w:r>
+          </w:p>
+        </w:tc>
+      </w:tr>
+      <w:tr>
+        <w:tblPrEx>
+          <w:tblW w:w="0" w:type="auto"/>
+          <w:tblInd w:w="0" w:type="dxa"/>
+          <w:shd w:val="clear" w:color="auto" w:fill="auto"/>
+          <w:tblCellMar>
+            <w:top w:w="15" w:type="dxa"/>
+            <w:left w:w="15" w:type="dxa"/>
+            <w:bottom w:w="15" w:type="dxa"/>
+            <w:right w:w="15" w:type="dxa"/>
+          </w:tblCellMar>
+        </w:tblPrEx>
+        <w:tc>
+          <w:tcPr>
+            <w:tcW w:w="1387" w:type="dxa"/>
+            <w:shd w:val="clear" w:color="auto" w:fill="auto"/>
+            <w:tcMar>
+              <w:top w:w="120" w:type="dxa"/>
+              <w:left w:w="0" w:type="dxa"/>
+              <w:bottom w:w="120" w:type="dxa"/>
+              <w:right w:w="192" w:type="dxa"/>
+            </w:tcMar>
+            <w:vAlign w:val="center"/>
+          </w:tcPr>
+          <w:p>
+            <w:pPr>
+              <w:keepNext w:val="0"/>
+              <w:keepLines w:val="0"/>
+              <w:widowControl/>
+              <w:suppressLineNumbers w:val="0"/>
+              <w:spacing w:line="300" w:lineRule="atLeast"/>
+              <w:jc w:val="left"/>
+              <w:rPr>
+                <w:rFonts w:ascii="Segoe UI" w:eastAsia="Segoe UI" w:hAnsi="Segoe UI" w:cs="Segoe UI" w:hint="default"/>
+                <w:i w:val="0"/>
+                <w:iCs w:val="0"/>
+                <w:caps w:val="0"/>
+                <w:color w:val="0F1115"/>
+                <w:spacing w:val="0"/>
+                <w:sz w:val="18"/>
+                <w:szCs w:val="18"/>
+              </w:rPr>
+            </w:pPr>
+            <w:r>
+              <w:rPr>
+                <w:rStyle w:val="Strong"/>
+                <w:rFonts w:ascii="Segoe UI" w:eastAsia="Segoe UI" w:hAnsi="Segoe UI" w:cs="Segoe UI" w:hint="default"/>
+                <w:b/>
+                <w:bCs/>
+                <w:i w:val="0"/>
+                <w:iCs w:val="0"/>
+                <w:caps w:val="0"/>
+                <w:snapToGrid w:val="0"/>
+                <w:color w:val="000000"/>
+                <w:spacing w:val="0"/>
+                <w:kern w:val="0"/>
+                <w:sz w:val="18"/>
+                <w:szCs w:val="18"/>
+                <w:lang w:val="en-US" w:eastAsia="zh-CN"/>
+              </w:rPr>
+              <w:t>配置管理</w:t>
+            </w:r>
+          </w:p>
+        </w:tc>
+        <w:tc>
+          <w:tcPr>
+            <w:tcW w:w="1530" w:type="dxa"/>
+            <w:shd w:val="clear" w:color="auto" w:fill="auto"/>
+            <w:tcMar>
+              <w:top w:w="120" w:type="dxa"/>
+              <w:left w:w="192" w:type="dxa"/>
+              <w:bottom w:w="120" w:type="dxa"/>
+              <w:right w:w="192" w:type="dxa"/>
+            </w:tcMar>
+            <w:vAlign w:val="center"/>
+          </w:tcPr>
+          <w:p>
+            <w:pPr>
+              <w:keepNext w:val="0"/>
+              <w:keepLines w:val="0"/>
+              <w:widowControl/>
+              <w:suppressLineNumbers w:val="0"/>
+              <w:spacing w:line="300" w:lineRule="atLeast"/>
+              <w:jc w:val="left"/>
+              <w:rPr>
+                <w:rFonts w:ascii="Segoe UI" w:eastAsia="Segoe UI" w:hAnsi="Segoe UI" w:cs="Segoe UI" w:hint="default"/>
+                <w:i w:val="0"/>
+                <w:iCs w:val="0"/>
+                <w:caps w:val="0"/>
+                <w:color w:val="0F1115"/>
+                <w:spacing w:val="0"/>
+                <w:sz w:val="18"/>
+                <w:szCs w:val="18"/>
+              </w:rPr>
+            </w:pPr>
+            <w:r>
+              <w:rPr>
+                <w:rFonts w:ascii="Segoe UI" w:eastAsia="Segoe UI" w:hAnsi="Segoe UI" w:cs="Segoe UI" w:hint="default"/>
+                <w:i w:val="0"/>
+                <w:iCs w:val="0"/>
+                <w:caps w:val="0"/>
+                <w:snapToGrid w:val="0"/>
+                <w:color w:val="000000"/>
+                <w:spacing w:val="0"/>
+                <w:kern w:val="0"/>
+                <w:sz w:val="18"/>
+                <w:szCs w:val="18"/>
+                <w:lang w:val="en-US" w:eastAsia="zh-CN"/>
+              </w:rPr>
+              <w:t>维护准确的配置信息库</w:t>
+            </w:r>
+          </w:p>
+        </w:tc>
+        <w:tc>
+          <w:tcPr>
+            <w:tcW w:w="0" w:type="auto"/>
+            <w:shd w:val="clear" w:color="auto" w:fill="auto"/>
+            <w:tcMar>
+              <w:top w:w="120" w:type="dxa"/>
+              <w:left w:w="192" w:type="dxa"/>
+              <w:bottom w:w="120" w:type="dxa"/>
+              <w:right w:w="192" w:type="dxa"/>
+            </w:tcMar>
+            <w:vAlign w:val="center"/>
+          </w:tcPr>
+          <w:p>
+            <w:pPr>
+              <w:keepNext w:val="0"/>
+              <w:keepLines w:val="0"/>
+              <w:widowControl/>
+              <w:suppressLineNumbers w:val="0"/>
+              <w:spacing w:line="300" w:lineRule="atLeast"/>
+              <w:jc w:val="left"/>
+              <w:rPr>
+                <w:rFonts w:ascii="Segoe UI" w:eastAsia="Segoe UI" w:hAnsi="Segoe UI" w:cs="Segoe UI" w:hint="default"/>
+                <w:i w:val="0"/>
+                <w:iCs w:val="0"/>
+                <w:caps w:val="0"/>
+                <w:color w:val="0F1115"/>
+                <w:spacing w:val="0"/>
+                <w:sz w:val="18"/>
+                <w:szCs w:val="18"/>
+              </w:rPr>
+            </w:pPr>
+            <w:r>
+              <w:rPr>
+                <w:rFonts w:ascii="Segoe UI" w:eastAsia="Segoe UI" w:hAnsi="Segoe UI" w:cs="Segoe UI" w:hint="default"/>
+                <w:i w:val="0"/>
+                <w:iCs w:val="0"/>
+                <w:caps w:val="0"/>
+                <w:snapToGrid w:val="0"/>
+                <w:color w:val="000000"/>
+                <w:spacing w:val="0"/>
+                <w:kern w:val="0"/>
+                <w:sz w:val="18"/>
+                <w:szCs w:val="18"/>
+                <w:lang w:val="en-US" w:eastAsia="zh-CN"/>
+              </w:rPr>
+              <w:t>资产信息、变更记录、发布结果</w:t>
+            </w:r>
+          </w:p>
+        </w:tc>
+        <w:tc>
+          <w:tcPr>
+            <w:tcW w:w="0" w:type="auto"/>
+            <w:shd w:val="clear" w:color="auto" w:fill="auto"/>
+            <w:tcMar>
+              <w:top w:w="120" w:type="dxa"/>
+              <w:left w:w="192" w:type="dxa"/>
+              <w:bottom w:w="120" w:type="dxa"/>
+              <w:right w:w="192" w:type="dxa"/>
+            </w:tcMar>
+            <w:vAlign w:val="center"/>
+          </w:tcPr>
+          <w:p>
+            <w:pPr>
+              <w:keepNext w:val="0"/>
+              <w:keepLines w:val="0"/>
+              <w:widowControl/>
+              <w:suppressLineNumbers w:val="0"/>
+              <w:spacing w:line="300" w:lineRule="atLeast"/>
+              <w:jc w:val="left"/>
+              <w:rPr>
+                <w:rFonts w:ascii="Segoe UI" w:eastAsia="Segoe UI" w:hAnsi="Segoe UI" w:cs="Segoe UI" w:hint="default"/>
+                <w:i w:val="0"/>
+                <w:iCs w:val="0"/>
+                <w:caps w:val="0"/>
+                <w:color w:val="0F1115"/>
+                <w:spacing w:val="0"/>
+                <w:sz w:val="18"/>
+                <w:szCs w:val="18"/>
+              </w:rPr>
+            </w:pPr>
+            <w:r>
+              <w:rPr>
+                <w:rFonts w:ascii="Segoe UI" w:eastAsia="Segoe UI" w:hAnsi="Segoe UI" w:cs="Segoe UI" w:hint="default"/>
+                <w:i w:val="0"/>
+                <w:iCs w:val="0"/>
+                <w:caps w:val="0"/>
+                <w:snapToGrid w:val="0"/>
+                <w:color w:val="000000"/>
+                <w:spacing w:val="0"/>
+                <w:kern w:val="0"/>
+                <w:sz w:val="18"/>
+                <w:szCs w:val="18"/>
+                <w:lang w:val="en-US" w:eastAsia="zh-CN"/>
+              </w:rPr>
+              <w:t>CMDB、配置审计报告</w:t>
+            </w:r>
+          </w:p>
+        </w:tc>
+        <w:tc>
+          <w:tcPr>
+            <w:tcW w:w="0" w:type="auto"/>
+            <w:shd w:val="clear" w:color="auto" w:fill="auto"/>
+            <w:tcMar>
+              <w:top w:w="120" w:type="dxa"/>
+              <w:left w:w="192" w:type="dxa"/>
+              <w:bottom w:w="120" w:type="dxa"/>
+              <w:right w:w="0" w:type="dxa"/>
+            </w:tcMar>
+            <w:vAlign w:val="center"/>
+          </w:tcPr>
+          <w:p>
+            <w:pPr>
+              <w:keepNext w:val="0"/>
+              <w:keepLines w:val="0"/>
+              <w:widowControl/>
+              <w:suppressLineNumbers w:val="0"/>
+              <w:spacing w:line="300" w:lineRule="atLeast"/>
+              <w:jc w:val="left"/>
+              <w:rPr>
+                <w:rFonts w:ascii="Segoe UI" w:eastAsia="Segoe UI" w:hAnsi="Segoe UI" w:cs="Segoe UI" w:hint="default"/>
+                <w:i w:val="0"/>
+                <w:iCs w:val="0"/>
+                <w:caps w:val="0"/>
+                <w:color w:val="0F1115"/>
+                <w:spacing w:val="0"/>
+                <w:sz w:val="18"/>
+                <w:szCs w:val="18"/>
+              </w:rPr>
+            </w:pPr>
+            <w:r>
+              <w:rPr>
+                <w:rFonts w:ascii="Segoe UI" w:eastAsia="Segoe UI" w:hAnsi="Segoe UI" w:cs="Segoe UI" w:hint="default"/>
+                <w:i w:val="0"/>
+                <w:iCs w:val="0"/>
+                <w:caps w:val="0"/>
+                <w:snapToGrid w:val="0"/>
+                <w:color w:val="000000"/>
+                <w:spacing w:val="0"/>
+                <w:kern w:val="0"/>
+                <w:sz w:val="18"/>
+                <w:szCs w:val="18"/>
+                <w:lang w:val="en-US" w:eastAsia="zh-CN"/>
+              </w:rPr>
+              <w:t>所有流程（支持性基础）</w:t>
+            </w:r>
+          </w:p>
+        </w:tc>
+      </w:tr>
+      <w:tr>
+        <w:tblPrEx>
+          <w:tblW w:w="0" w:type="auto"/>
+          <w:tblInd w:w="0" w:type="dxa"/>
+          <w:shd w:val="clear" w:color="auto" w:fill="auto"/>
+          <w:tblCellMar>
+            <w:top w:w="15" w:type="dxa"/>
+            <w:left w:w="15" w:type="dxa"/>
+            <w:bottom w:w="15" w:type="dxa"/>
+            <w:right w:w="15" w:type="dxa"/>
+          </w:tblCellMar>
+        </w:tblPrEx>
+        <w:tc>
+          <w:tcPr>
+            <w:tcW w:w="1387" w:type="dxa"/>
+            <w:shd w:val="clear" w:color="auto" w:fill="auto"/>
+            <w:tcMar>
+              <w:top w:w="120" w:type="dxa"/>
+              <w:left w:w="0" w:type="dxa"/>
+              <w:bottom w:w="120" w:type="dxa"/>
+              <w:right w:w="192" w:type="dxa"/>
+            </w:tcMar>
+            <w:vAlign w:val="center"/>
+          </w:tcPr>
+          <w:p>
+            <w:pPr>
+              <w:keepNext w:val="0"/>
+              <w:keepLines w:val="0"/>
+              <w:widowControl/>
+              <w:suppressLineNumbers w:val="0"/>
+              <w:spacing w:line="300" w:lineRule="atLeast"/>
+              <w:jc w:val="left"/>
+              <w:rPr>
+                <w:rFonts w:ascii="Segoe UI" w:eastAsia="Segoe UI" w:hAnsi="Segoe UI" w:cs="Segoe UI" w:hint="default"/>
+                <w:i w:val="0"/>
+                <w:iCs w:val="0"/>
+                <w:caps w:val="0"/>
+                <w:color w:val="0F1115"/>
+                <w:spacing w:val="0"/>
+                <w:sz w:val="18"/>
+                <w:szCs w:val="18"/>
+              </w:rPr>
+            </w:pPr>
+            <w:r>
+              <w:rPr>
+                <w:rStyle w:val="Strong"/>
+                <w:rFonts w:ascii="Segoe UI" w:eastAsia="Segoe UI" w:hAnsi="Segoe UI" w:cs="Segoe UI" w:hint="default"/>
+                <w:b/>
+                <w:bCs/>
+                <w:i w:val="0"/>
+                <w:iCs w:val="0"/>
+                <w:caps w:val="0"/>
+                <w:snapToGrid w:val="0"/>
+                <w:color w:val="000000"/>
+                <w:spacing w:val="0"/>
+                <w:kern w:val="0"/>
+                <w:sz w:val="18"/>
+                <w:szCs w:val="18"/>
+                <w:lang w:val="en-US" w:eastAsia="zh-CN"/>
+              </w:rPr>
+              <w:t>可用性与连续性管理</w:t>
+            </w:r>
+          </w:p>
+        </w:tc>
+        <w:tc>
+          <w:tcPr>
+            <w:tcW w:w="1530" w:type="dxa"/>
+            <w:shd w:val="clear" w:color="auto" w:fill="auto"/>
+            <w:tcMar>
+              <w:top w:w="120" w:type="dxa"/>
+              <w:left w:w="192" w:type="dxa"/>
+              <w:bottom w:w="120" w:type="dxa"/>
+              <w:right w:w="192" w:type="dxa"/>
+            </w:tcMar>
+            <w:vAlign w:val="center"/>
+          </w:tcPr>
+          <w:p>
+            <w:pPr>
+              <w:keepNext w:val="0"/>
+              <w:keepLines w:val="0"/>
+              <w:widowControl/>
+              <w:suppressLineNumbers w:val="0"/>
+              <w:spacing w:line="300" w:lineRule="atLeast"/>
+              <w:jc w:val="left"/>
+              <w:rPr>
+                <w:rFonts w:ascii="Segoe UI" w:eastAsia="Segoe UI" w:hAnsi="Segoe UI" w:cs="Segoe UI" w:hint="default"/>
+                <w:i w:val="0"/>
+                <w:iCs w:val="0"/>
+                <w:caps w:val="0"/>
+                <w:color w:val="0F1115"/>
+                <w:spacing w:val="0"/>
+                <w:sz w:val="18"/>
+                <w:szCs w:val="18"/>
+              </w:rPr>
+            </w:pPr>
+            <w:r>
+              <w:rPr>
+                <w:rFonts w:ascii="Segoe UI" w:eastAsia="Segoe UI" w:hAnsi="Segoe UI" w:cs="Segoe UI" w:hint="default"/>
+                <w:i w:val="0"/>
+                <w:iCs w:val="0"/>
+                <w:caps w:val="0"/>
+                <w:snapToGrid w:val="0"/>
+                <w:color w:val="000000"/>
+                <w:spacing w:val="0"/>
+                <w:kern w:val="0"/>
+                <w:sz w:val="18"/>
+                <w:szCs w:val="18"/>
+                <w:lang w:val="en-US" w:eastAsia="zh-CN"/>
+              </w:rPr>
+              <w:t>保障服务高可用与灾难恢复能力</w:t>
+            </w:r>
+          </w:p>
+        </w:tc>
+        <w:tc>
+          <w:tcPr>
+            <w:tcW w:w="0" w:type="auto"/>
+            <w:shd w:val="clear" w:color="auto" w:fill="auto"/>
+            <w:tcMar>
+              <w:top w:w="120" w:type="dxa"/>
+              <w:left w:w="192" w:type="dxa"/>
+              <w:bottom w:w="120" w:type="dxa"/>
+              <w:right w:w="192" w:type="dxa"/>
+            </w:tcMar>
+            <w:vAlign w:val="center"/>
+          </w:tcPr>
+          <w:p>
+            <w:pPr>
+              <w:keepNext w:val="0"/>
+              <w:keepLines w:val="0"/>
+              <w:widowControl/>
+              <w:suppressLineNumbers w:val="0"/>
+              <w:spacing w:line="300" w:lineRule="atLeast"/>
+              <w:jc w:val="left"/>
+              <w:rPr>
+                <w:rFonts w:ascii="Segoe UI" w:eastAsia="Segoe UI" w:hAnsi="Segoe UI" w:cs="Segoe UI" w:hint="default"/>
+                <w:i w:val="0"/>
+                <w:iCs w:val="0"/>
+                <w:caps w:val="0"/>
+                <w:color w:val="0F1115"/>
+                <w:spacing w:val="0"/>
+                <w:sz w:val="18"/>
+                <w:szCs w:val="18"/>
+              </w:rPr>
+            </w:pPr>
+            <w:r>
+              <w:rPr>
+                <w:rFonts w:ascii="Segoe UI" w:eastAsia="Segoe UI" w:hAnsi="Segoe UI" w:cs="Segoe UI" w:hint="default"/>
+                <w:i w:val="0"/>
+                <w:iCs w:val="0"/>
+                <w:caps w:val="0"/>
+                <w:snapToGrid w:val="0"/>
+                <w:color w:val="000000"/>
+                <w:spacing w:val="0"/>
+                <w:kern w:val="0"/>
+                <w:sz w:val="18"/>
+                <w:szCs w:val="18"/>
+                <w:lang w:val="en-US" w:eastAsia="zh-CN"/>
+              </w:rPr>
+              <w:t>SLA、风险评估、业务影响分析</w:t>
+            </w:r>
+          </w:p>
+        </w:tc>
+        <w:tc>
+          <w:tcPr>
+            <w:tcW w:w="0" w:type="auto"/>
+            <w:shd w:val="clear" w:color="auto" w:fill="auto"/>
+            <w:tcMar>
+              <w:top w:w="120" w:type="dxa"/>
+              <w:left w:w="192" w:type="dxa"/>
+              <w:bottom w:w="120" w:type="dxa"/>
+              <w:right w:w="192" w:type="dxa"/>
+            </w:tcMar>
+            <w:vAlign w:val="center"/>
+          </w:tcPr>
+          <w:p>
+            <w:pPr>
+              <w:keepNext w:val="0"/>
+              <w:keepLines w:val="0"/>
+              <w:widowControl/>
+              <w:suppressLineNumbers w:val="0"/>
+              <w:spacing w:line="300" w:lineRule="atLeast"/>
+              <w:jc w:val="left"/>
+              <w:rPr>
+                <w:rFonts w:ascii="Segoe UI" w:eastAsia="Segoe UI" w:hAnsi="Segoe UI" w:cs="Segoe UI" w:hint="default"/>
+                <w:i w:val="0"/>
+                <w:iCs w:val="0"/>
+                <w:caps w:val="0"/>
+                <w:color w:val="0F1115"/>
+                <w:spacing w:val="0"/>
+                <w:sz w:val="18"/>
+                <w:szCs w:val="18"/>
+              </w:rPr>
+            </w:pPr>
+            <w:r>
+              <w:rPr>
+                <w:rFonts w:ascii="Segoe UI" w:eastAsia="Segoe UI" w:hAnsi="Segoe UI" w:cs="Segoe UI" w:hint="default"/>
+                <w:i w:val="0"/>
+                <w:iCs w:val="0"/>
+                <w:caps w:val="0"/>
+                <w:snapToGrid w:val="0"/>
+                <w:color w:val="000000"/>
+                <w:spacing w:val="0"/>
+                <w:kern w:val="0"/>
+                <w:sz w:val="18"/>
+                <w:szCs w:val="18"/>
+                <w:lang w:val="en-US" w:eastAsia="zh-CN"/>
+              </w:rPr>
+              <w:t>可用性计划、连续性计划、测试报告</w:t>
+            </w:r>
+          </w:p>
+        </w:tc>
+        <w:tc>
+          <w:tcPr>
+            <w:tcW w:w="0" w:type="auto"/>
+            <w:shd w:val="clear" w:color="auto" w:fill="auto"/>
+            <w:tcMar>
+              <w:top w:w="120" w:type="dxa"/>
+              <w:left w:w="192" w:type="dxa"/>
+              <w:bottom w:w="120" w:type="dxa"/>
+              <w:right w:w="0" w:type="dxa"/>
+            </w:tcMar>
+            <w:vAlign w:val="center"/>
+          </w:tcPr>
+          <w:p>
+            <w:pPr>
+              <w:keepNext w:val="0"/>
+              <w:keepLines w:val="0"/>
+              <w:widowControl/>
+              <w:suppressLineNumbers w:val="0"/>
+              <w:spacing w:line="300" w:lineRule="atLeast"/>
+              <w:jc w:val="left"/>
+              <w:rPr>
+                <w:rFonts w:ascii="Segoe UI" w:eastAsia="Segoe UI" w:hAnsi="Segoe UI" w:cs="Segoe UI" w:hint="default"/>
+                <w:i w:val="0"/>
+                <w:iCs w:val="0"/>
+                <w:caps w:val="0"/>
+                <w:color w:val="0F1115"/>
+                <w:spacing w:val="0"/>
+                <w:sz w:val="18"/>
+                <w:szCs w:val="18"/>
+              </w:rPr>
+            </w:pPr>
+            <w:r>
+              <w:rPr>
+                <w:rFonts w:ascii="Segoe UI" w:eastAsia="Segoe UI" w:hAnsi="Segoe UI" w:cs="Segoe UI" w:hint="default"/>
+                <w:i w:val="0"/>
+                <w:iCs w:val="0"/>
+                <w:caps w:val="0"/>
+                <w:snapToGrid w:val="0"/>
+                <w:color w:val="000000"/>
+                <w:spacing w:val="0"/>
+                <w:kern w:val="0"/>
+                <w:sz w:val="18"/>
+                <w:szCs w:val="18"/>
+                <w:lang w:val="en-US" w:eastAsia="zh-CN"/>
+              </w:rPr>
+              <w:t>事件、问题、变更、容量</w:t>
+            </w:r>
+          </w:p>
+        </w:tc>
+      </w:tr>
+      <w:tr>
+        <w:tblPrEx>
+          <w:tblW w:w="0" w:type="auto"/>
+          <w:tblInd w:w="0" w:type="dxa"/>
+          <w:shd w:val="clear" w:color="auto" w:fill="auto"/>
+          <w:tblCellMar>
+            <w:top w:w="15" w:type="dxa"/>
+            <w:left w:w="15" w:type="dxa"/>
+            <w:bottom w:w="15" w:type="dxa"/>
+            <w:right w:w="15" w:type="dxa"/>
+          </w:tblCellMar>
+        </w:tblPrEx>
+        <w:tc>
+          <w:tcPr>
+            <w:tcW w:w="1387" w:type="dxa"/>
+            <w:shd w:val="clear" w:color="auto" w:fill="auto"/>
+            <w:tcMar>
+              <w:top w:w="120" w:type="dxa"/>
+              <w:left w:w="0" w:type="dxa"/>
+              <w:bottom w:w="120" w:type="dxa"/>
+              <w:right w:w="192" w:type="dxa"/>
+            </w:tcMar>
+            <w:vAlign w:val="center"/>
+          </w:tcPr>
+          <w:p>
+            <w:pPr>
+              <w:keepNext w:val="0"/>
+              <w:keepLines w:val="0"/>
+              <w:widowControl/>
+              <w:suppressLineNumbers w:val="0"/>
+              <w:spacing w:line="300" w:lineRule="atLeast"/>
+              <w:jc w:val="left"/>
+              <w:rPr>
+                <w:rFonts w:ascii="Segoe UI" w:eastAsia="Segoe UI" w:hAnsi="Segoe UI" w:cs="Segoe UI" w:hint="default"/>
+                <w:i w:val="0"/>
+                <w:iCs w:val="0"/>
+                <w:caps w:val="0"/>
+                <w:color w:val="0F1115"/>
+                <w:spacing w:val="0"/>
+                <w:sz w:val="18"/>
+                <w:szCs w:val="18"/>
+              </w:rPr>
+            </w:pPr>
+            <w:r>
+              <w:rPr>
+                <w:rStyle w:val="Strong"/>
+                <w:rFonts w:ascii="Segoe UI" w:eastAsia="Segoe UI" w:hAnsi="Segoe UI" w:cs="Segoe UI" w:hint="default"/>
+                <w:b/>
+                <w:bCs/>
+                <w:i w:val="0"/>
+                <w:iCs w:val="0"/>
+                <w:caps w:val="0"/>
+                <w:snapToGrid w:val="0"/>
+                <w:color w:val="000000"/>
+                <w:spacing w:val="0"/>
+                <w:kern w:val="0"/>
+                <w:sz w:val="18"/>
+                <w:szCs w:val="18"/>
+                <w:lang w:val="en-US" w:eastAsia="zh-CN"/>
+              </w:rPr>
+              <w:t>容量管理</w:t>
+            </w:r>
+          </w:p>
+        </w:tc>
+        <w:tc>
+          <w:tcPr>
+            <w:tcW w:w="1530" w:type="dxa"/>
+            <w:shd w:val="clear" w:color="auto" w:fill="auto"/>
+            <w:tcMar>
+              <w:top w:w="120" w:type="dxa"/>
+              <w:left w:w="192" w:type="dxa"/>
+              <w:bottom w:w="120" w:type="dxa"/>
+              <w:right w:w="192" w:type="dxa"/>
+            </w:tcMar>
+            <w:vAlign w:val="center"/>
+          </w:tcPr>
+          <w:p>
+            <w:pPr>
+              <w:keepNext w:val="0"/>
+              <w:keepLines w:val="0"/>
+              <w:widowControl/>
+              <w:suppressLineNumbers w:val="0"/>
+              <w:spacing w:line="300" w:lineRule="atLeast"/>
+              <w:jc w:val="left"/>
+              <w:rPr>
+                <w:rFonts w:ascii="Segoe UI" w:eastAsia="Segoe UI" w:hAnsi="Segoe UI" w:cs="Segoe UI" w:hint="default"/>
+                <w:i w:val="0"/>
+                <w:iCs w:val="0"/>
+                <w:caps w:val="0"/>
+                <w:color w:val="0F1115"/>
+                <w:spacing w:val="0"/>
+                <w:sz w:val="18"/>
+                <w:szCs w:val="18"/>
+              </w:rPr>
+            </w:pPr>
+            <w:r>
+              <w:rPr>
+                <w:rFonts w:ascii="Segoe UI" w:eastAsia="Segoe UI" w:hAnsi="Segoe UI" w:cs="Segoe UI" w:hint="default"/>
+                <w:i w:val="0"/>
+                <w:iCs w:val="0"/>
+                <w:caps w:val="0"/>
+                <w:snapToGrid w:val="0"/>
+                <w:color w:val="000000"/>
+                <w:spacing w:val="0"/>
+                <w:kern w:val="0"/>
+                <w:sz w:val="18"/>
+                <w:szCs w:val="18"/>
+                <w:lang w:val="en-US" w:eastAsia="zh-CN"/>
+              </w:rPr>
+              <w:t>确保系统容量满足业务需求</w:t>
+            </w:r>
+          </w:p>
+        </w:tc>
+        <w:tc>
+          <w:tcPr>
+            <w:tcW w:w="0" w:type="auto"/>
+            <w:shd w:val="clear" w:color="auto" w:fill="auto"/>
+            <w:tcMar>
+              <w:top w:w="120" w:type="dxa"/>
+              <w:left w:w="192" w:type="dxa"/>
+              <w:bottom w:w="120" w:type="dxa"/>
+              <w:right w:w="192" w:type="dxa"/>
+            </w:tcMar>
+            <w:vAlign w:val="center"/>
+          </w:tcPr>
+          <w:p>
+            <w:pPr>
+              <w:keepNext w:val="0"/>
+              <w:keepLines w:val="0"/>
+              <w:widowControl/>
+              <w:suppressLineNumbers w:val="0"/>
+              <w:spacing w:line="300" w:lineRule="atLeast"/>
+              <w:jc w:val="left"/>
+              <w:rPr>
+                <w:rFonts w:ascii="Segoe UI" w:eastAsia="Segoe UI" w:hAnsi="Segoe UI" w:cs="Segoe UI" w:hint="default"/>
+                <w:i w:val="0"/>
+                <w:iCs w:val="0"/>
+                <w:caps w:val="0"/>
+                <w:color w:val="0F1115"/>
+                <w:spacing w:val="0"/>
+                <w:sz w:val="18"/>
+                <w:szCs w:val="18"/>
+              </w:rPr>
+            </w:pPr>
+            <w:r>
+              <w:rPr>
+                <w:rFonts w:ascii="Segoe UI" w:eastAsia="Segoe UI" w:hAnsi="Segoe UI" w:cs="Segoe UI" w:hint="default"/>
+                <w:i w:val="0"/>
+                <w:iCs w:val="0"/>
+                <w:caps w:val="0"/>
+                <w:snapToGrid w:val="0"/>
+                <w:color w:val="000000"/>
+                <w:spacing w:val="0"/>
+                <w:kern w:val="0"/>
+                <w:sz w:val="18"/>
+                <w:szCs w:val="18"/>
+                <w:lang w:val="en-US" w:eastAsia="zh-CN"/>
+              </w:rPr>
+              <w:t>业务需求、性能数据、趋势分析</w:t>
+            </w:r>
+          </w:p>
+        </w:tc>
+        <w:tc>
+          <w:tcPr>
+            <w:tcW w:w="0" w:type="auto"/>
+            <w:shd w:val="clear" w:color="auto" w:fill="auto"/>
+            <w:tcMar>
+              <w:top w:w="120" w:type="dxa"/>
+              <w:left w:w="192" w:type="dxa"/>
+              <w:bottom w:w="120" w:type="dxa"/>
+              <w:right w:w="192" w:type="dxa"/>
+            </w:tcMar>
+            <w:vAlign w:val="center"/>
+          </w:tcPr>
+          <w:p>
+            <w:pPr>
+              <w:keepNext w:val="0"/>
+              <w:keepLines w:val="0"/>
+              <w:widowControl/>
+              <w:suppressLineNumbers w:val="0"/>
+              <w:spacing w:line="300" w:lineRule="atLeast"/>
+              <w:jc w:val="left"/>
+              <w:rPr>
+                <w:rFonts w:ascii="Segoe UI" w:eastAsia="Segoe UI" w:hAnsi="Segoe UI" w:cs="Segoe UI" w:hint="default"/>
+                <w:i w:val="0"/>
+                <w:iCs w:val="0"/>
+                <w:caps w:val="0"/>
+                <w:color w:val="0F1115"/>
+                <w:spacing w:val="0"/>
+                <w:sz w:val="18"/>
+                <w:szCs w:val="18"/>
+              </w:rPr>
+            </w:pPr>
+            <w:r>
+              <w:rPr>
+                <w:rFonts w:ascii="Segoe UI" w:eastAsia="Segoe UI" w:hAnsi="Segoe UI" w:cs="Segoe UI" w:hint="default"/>
+                <w:i w:val="0"/>
+                <w:iCs w:val="0"/>
+                <w:caps w:val="0"/>
+                <w:snapToGrid w:val="0"/>
+                <w:color w:val="000000"/>
+                <w:spacing w:val="0"/>
+                <w:kern w:val="0"/>
+                <w:sz w:val="18"/>
+                <w:szCs w:val="18"/>
+                <w:lang w:val="en-US" w:eastAsia="zh-CN"/>
+              </w:rPr>
+              <w:t>容量计划、优化方案、监控报告</w:t>
+            </w:r>
+          </w:p>
+        </w:tc>
+        <w:tc>
+          <w:tcPr>
+            <w:tcW w:w="0" w:type="auto"/>
+            <w:shd w:val="clear" w:color="auto" w:fill="auto"/>
+            <w:tcMar>
+              <w:top w:w="120" w:type="dxa"/>
+              <w:left w:w="192" w:type="dxa"/>
+              <w:bottom w:w="120" w:type="dxa"/>
+              <w:right w:w="0" w:type="dxa"/>
+            </w:tcMar>
+            <w:vAlign w:val="center"/>
+          </w:tcPr>
+          <w:p>
+            <w:pPr>
+              <w:keepNext w:val="0"/>
+              <w:keepLines w:val="0"/>
+              <w:widowControl/>
+              <w:suppressLineNumbers w:val="0"/>
+              <w:spacing w:line="300" w:lineRule="atLeast"/>
+              <w:jc w:val="left"/>
+              <w:rPr>
+                <w:rFonts w:ascii="Segoe UI" w:eastAsia="Segoe UI" w:hAnsi="Segoe UI" w:cs="Segoe UI" w:hint="default"/>
+                <w:i w:val="0"/>
+                <w:iCs w:val="0"/>
+                <w:caps w:val="0"/>
+                <w:color w:val="0F1115"/>
+                <w:spacing w:val="0"/>
+                <w:sz w:val="18"/>
+                <w:szCs w:val="18"/>
+              </w:rPr>
+            </w:pPr>
+            <w:r>
+              <w:rPr>
+                <w:rFonts w:ascii="Segoe UI" w:eastAsia="Segoe UI" w:hAnsi="Segoe UI" w:cs="Segoe UI" w:hint="default"/>
+                <w:i w:val="0"/>
+                <w:iCs w:val="0"/>
+                <w:caps w:val="0"/>
+                <w:snapToGrid w:val="0"/>
+                <w:color w:val="000000"/>
+                <w:spacing w:val="0"/>
+                <w:kern w:val="0"/>
+                <w:sz w:val="18"/>
+                <w:szCs w:val="18"/>
+                <w:lang w:val="en-US" w:eastAsia="zh-CN"/>
+              </w:rPr>
+              <w:t>事件、问题、变更、可用性</w:t>
+            </w:r>
+          </w:p>
+        </w:tc>
+      </w:tr>
+      <w:tr>
+        <w:tblPrEx>
+          <w:tblW w:w="0" w:type="auto"/>
+          <w:tblInd w:w="0" w:type="dxa"/>
+          <w:shd w:val="clear" w:color="auto" w:fill="auto"/>
+          <w:tblCellMar>
+            <w:top w:w="15" w:type="dxa"/>
+            <w:left w:w="15" w:type="dxa"/>
+            <w:bottom w:w="15" w:type="dxa"/>
+            <w:right w:w="15" w:type="dxa"/>
+          </w:tblCellMar>
+        </w:tblPrEx>
+        <w:tc>
+          <w:tcPr>
+            <w:tcW w:w="1387" w:type="dxa"/>
+            <w:shd w:val="clear" w:color="auto" w:fill="auto"/>
+            <w:tcMar>
+              <w:top w:w="120" w:type="dxa"/>
+              <w:left w:w="0" w:type="dxa"/>
+              <w:bottom w:w="120" w:type="dxa"/>
+              <w:right w:w="192" w:type="dxa"/>
+            </w:tcMar>
+            <w:vAlign w:val="center"/>
+          </w:tcPr>
+          <w:p>
+            <w:pPr>
+              <w:keepNext w:val="0"/>
+              <w:keepLines w:val="0"/>
+              <w:widowControl/>
+              <w:suppressLineNumbers w:val="0"/>
+              <w:spacing w:line="300" w:lineRule="atLeast"/>
+              <w:jc w:val="left"/>
+              <w:rPr>
+                <w:rFonts w:ascii="Segoe UI" w:eastAsia="Segoe UI" w:hAnsi="Segoe UI" w:cs="Segoe UI" w:hint="default"/>
+                <w:i w:val="0"/>
+                <w:iCs w:val="0"/>
+                <w:caps w:val="0"/>
+                <w:color w:val="0F1115"/>
+                <w:spacing w:val="0"/>
+                <w:sz w:val="18"/>
+                <w:szCs w:val="18"/>
+              </w:rPr>
+            </w:pPr>
+            <w:r>
+              <w:rPr>
+                <w:rStyle w:val="Strong"/>
+                <w:rFonts w:ascii="Segoe UI" w:eastAsia="Segoe UI" w:hAnsi="Segoe UI" w:cs="Segoe UI" w:hint="default"/>
+                <w:b/>
+                <w:bCs/>
+                <w:i w:val="0"/>
+                <w:iCs w:val="0"/>
+                <w:caps w:val="0"/>
+                <w:snapToGrid w:val="0"/>
+                <w:color w:val="000000"/>
+                <w:spacing w:val="0"/>
+                <w:kern w:val="0"/>
+                <w:sz w:val="18"/>
+                <w:szCs w:val="18"/>
+                <w:lang w:val="en-US" w:eastAsia="zh-CN"/>
+              </w:rPr>
+              <w:t>信息安全管理</w:t>
+            </w:r>
+          </w:p>
+        </w:tc>
+        <w:tc>
+          <w:tcPr>
+            <w:tcW w:w="1530" w:type="dxa"/>
+            <w:shd w:val="clear" w:color="auto" w:fill="auto"/>
+            <w:tcMar>
+              <w:top w:w="120" w:type="dxa"/>
+              <w:left w:w="192" w:type="dxa"/>
+              <w:bottom w:w="120" w:type="dxa"/>
+              <w:right w:w="192" w:type="dxa"/>
+            </w:tcMar>
+            <w:vAlign w:val="center"/>
+          </w:tcPr>
+          <w:p>
+            <w:pPr>
+              <w:keepNext w:val="0"/>
+              <w:keepLines w:val="0"/>
+              <w:widowControl/>
+              <w:suppressLineNumbers w:val="0"/>
+              <w:spacing w:line="300" w:lineRule="atLeast"/>
+              <w:jc w:val="left"/>
+              <w:rPr>
+                <w:rFonts w:ascii="Segoe UI" w:eastAsia="Segoe UI" w:hAnsi="Segoe UI" w:cs="Segoe UI" w:hint="default"/>
+                <w:i w:val="0"/>
+                <w:iCs w:val="0"/>
+                <w:caps w:val="0"/>
+                <w:color w:val="0F1115"/>
+                <w:spacing w:val="0"/>
+                <w:sz w:val="18"/>
+                <w:szCs w:val="18"/>
+              </w:rPr>
+            </w:pPr>
+            <w:r>
+              <w:rPr>
+                <w:rFonts w:ascii="Segoe UI" w:eastAsia="Segoe UI" w:hAnsi="Segoe UI" w:cs="Segoe UI" w:hint="default"/>
+                <w:i w:val="0"/>
+                <w:iCs w:val="0"/>
+                <w:caps w:val="0"/>
+                <w:snapToGrid w:val="0"/>
+                <w:color w:val="000000"/>
+                <w:spacing w:val="0"/>
+                <w:kern w:val="0"/>
+                <w:sz w:val="18"/>
+                <w:szCs w:val="18"/>
+                <w:lang w:val="en-US" w:eastAsia="zh-CN"/>
+              </w:rPr>
+              <w:t>保障信息资产保密性、完整性、可用性</w:t>
+            </w:r>
+          </w:p>
+        </w:tc>
+        <w:tc>
+          <w:tcPr>
+            <w:tcW w:w="0" w:type="auto"/>
+            <w:shd w:val="clear" w:color="auto" w:fill="auto"/>
+            <w:tcMar>
+              <w:top w:w="120" w:type="dxa"/>
+              <w:left w:w="192" w:type="dxa"/>
+              <w:bottom w:w="120" w:type="dxa"/>
+              <w:right w:w="192" w:type="dxa"/>
+            </w:tcMar>
+            <w:vAlign w:val="center"/>
+          </w:tcPr>
+          <w:p>
+            <w:pPr>
+              <w:keepNext w:val="0"/>
+              <w:keepLines w:val="0"/>
+              <w:widowControl/>
+              <w:suppressLineNumbers w:val="0"/>
+              <w:spacing w:line="300" w:lineRule="atLeast"/>
+              <w:jc w:val="left"/>
+              <w:rPr>
+                <w:rFonts w:ascii="Segoe UI" w:eastAsia="Segoe UI" w:hAnsi="Segoe UI" w:cs="Segoe UI" w:hint="default"/>
+                <w:i w:val="0"/>
+                <w:iCs w:val="0"/>
+                <w:caps w:val="0"/>
+                <w:color w:val="0F1115"/>
+                <w:spacing w:val="0"/>
+                <w:sz w:val="18"/>
+                <w:szCs w:val="18"/>
+              </w:rPr>
+            </w:pPr>
+            <w:r>
+              <w:rPr>
+                <w:rFonts w:ascii="Segoe UI" w:eastAsia="Segoe UI" w:hAnsi="Segoe UI" w:cs="Segoe UI" w:hint="default"/>
+                <w:i w:val="0"/>
+                <w:iCs w:val="0"/>
+                <w:caps w:val="0"/>
+                <w:snapToGrid w:val="0"/>
+                <w:color w:val="000000"/>
+                <w:spacing w:val="0"/>
+                <w:kern w:val="0"/>
+                <w:sz w:val="18"/>
+                <w:szCs w:val="18"/>
+                <w:lang w:val="en-US" w:eastAsia="zh-CN"/>
+              </w:rPr>
+              <w:t>资产清单、威胁识别、风险评估</w:t>
+            </w:r>
+          </w:p>
+        </w:tc>
+        <w:tc>
+          <w:tcPr>
+            <w:tcW w:w="0" w:type="auto"/>
+            <w:shd w:val="clear" w:color="auto" w:fill="auto"/>
+            <w:tcMar>
+              <w:top w:w="120" w:type="dxa"/>
+              <w:left w:w="192" w:type="dxa"/>
+              <w:bottom w:w="120" w:type="dxa"/>
+              <w:right w:w="192" w:type="dxa"/>
+            </w:tcMar>
+            <w:vAlign w:val="center"/>
+          </w:tcPr>
+          <w:p>
+            <w:pPr>
+              <w:keepNext w:val="0"/>
+              <w:keepLines w:val="0"/>
+              <w:widowControl/>
+              <w:suppressLineNumbers w:val="0"/>
+              <w:spacing w:line="300" w:lineRule="atLeast"/>
+              <w:jc w:val="left"/>
+              <w:rPr>
+                <w:rFonts w:ascii="Segoe UI" w:eastAsia="Segoe UI" w:hAnsi="Segoe UI" w:cs="Segoe UI" w:hint="default"/>
+                <w:i w:val="0"/>
+                <w:iCs w:val="0"/>
+                <w:caps w:val="0"/>
+                <w:color w:val="0F1115"/>
+                <w:spacing w:val="0"/>
+                <w:sz w:val="18"/>
+                <w:szCs w:val="18"/>
+              </w:rPr>
+            </w:pPr>
+            <w:r>
+              <w:rPr>
+                <w:rFonts w:ascii="Segoe UI" w:eastAsia="Segoe UI" w:hAnsi="Segoe UI" w:cs="Segoe UI" w:hint="default"/>
+                <w:i w:val="0"/>
+                <w:iCs w:val="0"/>
+                <w:caps w:val="0"/>
+                <w:snapToGrid w:val="0"/>
+                <w:color w:val="000000"/>
+                <w:spacing w:val="0"/>
+                <w:kern w:val="0"/>
+                <w:sz w:val="18"/>
+                <w:szCs w:val="18"/>
+                <w:lang w:val="en-US" w:eastAsia="zh-CN"/>
+              </w:rPr>
+              <w:t>安全策略、控制措施、事件报告</w:t>
+            </w:r>
+          </w:p>
+        </w:tc>
+        <w:tc>
+          <w:tcPr>
+            <w:tcW w:w="0" w:type="auto"/>
+            <w:shd w:val="clear" w:color="auto" w:fill="auto"/>
+            <w:tcMar>
+              <w:top w:w="120" w:type="dxa"/>
+              <w:left w:w="192" w:type="dxa"/>
+              <w:bottom w:w="120" w:type="dxa"/>
+              <w:right w:w="0" w:type="dxa"/>
+            </w:tcMar>
+            <w:vAlign w:val="center"/>
+          </w:tcPr>
+          <w:p>
+            <w:pPr>
+              <w:keepNext w:val="0"/>
+              <w:keepLines w:val="0"/>
+              <w:widowControl/>
+              <w:suppressLineNumbers w:val="0"/>
+              <w:spacing w:line="300" w:lineRule="atLeast"/>
+              <w:jc w:val="left"/>
+              <w:rPr>
+                <w:rFonts w:ascii="Segoe UI" w:eastAsia="Segoe UI" w:hAnsi="Segoe UI" w:cs="Segoe UI" w:hint="default"/>
+                <w:i w:val="0"/>
+                <w:iCs w:val="0"/>
+                <w:caps w:val="0"/>
+                <w:color w:val="0F1115"/>
+                <w:spacing w:val="0"/>
+                <w:sz w:val="18"/>
+                <w:szCs w:val="18"/>
+              </w:rPr>
+            </w:pPr>
+            <w:r>
+              <w:rPr>
+                <w:rFonts w:ascii="Segoe UI" w:eastAsia="Segoe UI" w:hAnsi="Segoe UI" w:cs="Segoe UI" w:hint="default"/>
+                <w:i w:val="0"/>
+                <w:iCs w:val="0"/>
+                <w:caps w:val="0"/>
+                <w:snapToGrid w:val="0"/>
+                <w:color w:val="000000"/>
+                <w:spacing w:val="0"/>
+                <w:kern w:val="0"/>
+                <w:sz w:val="18"/>
+                <w:szCs w:val="18"/>
+                <w:lang w:val="en-US" w:eastAsia="zh-CN"/>
               </w:rPr>
               <w:t>所有流程（贯穿性保障）</w:t>
             </w:r>
@@ -4790,7 +4694,7 @@
         <w:adjustRightInd/>
         <w:snapToGrid/>
         <w:spacing w:line="360" w:lineRule="auto"/>
-        <w:ind w:left="0" w:leftChars="0" w:right="0" w:rightChars="0" w:firstLine="0" w:firstLineChars="0"/>
+        <w:ind w:left="0" w:right="0" w:firstLine="0" w:leftChars="0" w:rightChars="0" w:firstLineChars="0"/>
         <w:jc w:val="center"/>
         <w:textAlignment w:val="auto"/>
         <w:rPr>
@@ -4801,14 +4705,14 @@
     </w:p>
     <w:p>
       <w:pPr>
-        <w:pStyle w:val="30"/>
+        <w:pStyle w:val="1"/>
         <w:bidi w:val="0"/>
         <w:rPr>
           <w:rFonts w:hint="default"/>
           <w:lang w:val="en-US" w:eastAsia="zh-CN"/>
         </w:rPr>
       </w:pPr>
-      <w:bookmarkStart w:id="8" w:name="_Toc641"/>
+      <w:bookmarkStart w:id="9" w:name="_Toc641"/>
       <w:r>
         <w:rPr>
           <w:rFonts w:hint="eastAsia"/>
@@ -4816,11 +4720,11 @@
         </w:rPr>
         <w:t>各过程详细定义</w:t>
       </w:r>
-      <w:bookmarkEnd w:id="8"/>
+      <w:bookmarkEnd w:id="9"/>
     </w:p>
     <w:p>
       <w:pPr>
-        <w:pStyle w:val="31"/>
+        <w:pStyle w:val="a"/>
         <w:bidi w:val="0"/>
         <w:rPr>
           <w:rFonts w:hint="default"/>
@@ -4837,16 +4741,16 @@
     </w:p>
     <w:tbl>
       <w:tblPr>
-        <w:tblStyle w:val="22"/>
+        <w:tblStyle w:val="TableGrid"/>
         <w:tblW w:w="8641" w:type="dxa"/>
         <w:tblInd w:w="0" w:type="dxa"/>
         <w:tblBorders>
-          <w:top w:val="single" w:color="auto" w:sz="4" w:space="0"/>
-          <w:left w:val="single" w:color="auto" w:sz="4" w:space="0"/>
-          <w:bottom w:val="single" w:color="auto" w:sz="4" w:space="0"/>
-          <w:right w:val="single" w:color="auto" w:sz="4" w:space="0"/>
-          <w:insideH w:val="single" w:color="auto" w:sz="4" w:space="0"/>
-          <w:insideV w:val="single" w:color="auto" w:sz="4" w:space="0"/>
+          <w:top w:val="single" w:sz="4" w:space="0" w:color="auto"/>
+          <w:left w:val="single" w:sz="4" w:space="0" w:color="auto"/>
+          <w:bottom w:val="single" w:sz="4" w:space="0" w:color="auto"/>
+          <w:right w:val="single" w:sz="4" w:space="0" w:color="auto"/>
+          <w:insideH w:val="single" w:sz="4" w:space="0" w:color="auto"/>
+          <w:insideV w:val="single" w:sz="4" w:space="0" w:color="auto"/>
         </w:tblBorders>
         <w:tblLayout w:type="fixed"/>
         <w:tblCellMar>
@@ -4865,14 +4769,17 @@
       </w:tblGrid>
       <w:tr>
         <w:tblPrEx>
+          <w:tblW w:w="8641" w:type="dxa"/>
+          <w:tblInd w:w="0" w:type="dxa"/>
           <w:tblBorders>
-            <w:top w:val="single" w:color="auto" w:sz="4" w:space="0"/>
-            <w:left w:val="single" w:color="auto" w:sz="4" w:space="0"/>
-            <w:bottom w:val="single" w:color="auto" w:sz="4" w:space="0"/>
-            <w:right w:val="single" w:color="auto" w:sz="4" w:space="0"/>
-            <w:insideH w:val="single" w:color="auto" w:sz="4" w:space="0"/>
-            <w:insideV w:val="single" w:color="auto" w:sz="4" w:space="0"/>
+            <w:top w:val="single" w:sz="4" w:space="0" w:color="auto"/>
+            <w:left w:val="single" w:sz="4" w:space="0" w:color="auto"/>
+            <w:bottom w:val="single" w:sz="4" w:space="0" w:color="auto"/>
+            <w:right w:val="single" w:sz="4" w:space="0" w:color="auto"/>
+            <w:insideH w:val="single" w:sz="4" w:space="0" w:color="auto"/>
+            <w:insideV w:val="single" w:sz="4" w:space="0" w:color="auto"/>
           </w:tblBorders>
+          <w:tblLayout w:type="fixed"/>
           <w:tblCellMar>
             <w:top w:w="0" w:type="dxa"/>
             <w:left w:w="108" w:type="dxa"/>
@@ -4998,14 +4905,9 @@
       </w:tr>
       <w:tr>
         <w:tblPrEx>
-          <w:tblBorders>
-            <w:top w:val="single" w:color="auto" w:sz="4" w:space="0"/>
-            <w:left w:val="single" w:color="auto" w:sz="4" w:space="0"/>
-            <w:bottom w:val="single" w:color="auto" w:sz="4" w:space="0"/>
-            <w:right w:val="single" w:color="auto" w:sz="4" w:space="0"/>
-            <w:insideH w:val="single" w:color="auto" w:sz="4" w:space="0"/>
-            <w:insideV w:val="single" w:color="auto" w:sz="4" w:space="0"/>
-          </w:tblBorders>
+          <w:tblW w:w="8641" w:type="dxa"/>
+          <w:tblInd w:w="0" w:type="dxa"/>
+          <w:tblLayout w:type="fixed"/>
           <w:tblCellMar>
             <w:top w:w="0" w:type="dxa"/>
             <w:left w:w="108" w:type="dxa"/>
@@ -5175,14 +5077,9 @@
       </w:tr>
       <w:tr>
         <w:tblPrEx>
-          <w:tblBorders>
-            <w:top w:val="single" w:color="auto" w:sz="4" w:space="0"/>
-            <w:left w:val="single" w:color="auto" w:sz="4" w:space="0"/>
-            <w:bottom w:val="single" w:color="auto" w:sz="4" w:space="0"/>
-            <w:right w:val="single" w:color="auto" w:sz="4" w:space="0"/>
-            <w:insideH w:val="single" w:color="auto" w:sz="4" w:space="0"/>
-            <w:insideV w:val="single" w:color="auto" w:sz="4" w:space="0"/>
-          </w:tblBorders>
+          <w:tblW w:w="8641" w:type="dxa"/>
+          <w:tblInd w:w="0" w:type="dxa"/>
+          <w:tblLayout w:type="fixed"/>
           <w:tblCellMar>
             <w:top w:w="0" w:type="dxa"/>
             <w:left w:w="108" w:type="dxa"/>
@@ -5362,14 +5259,9 @@
       </w:tr>
       <w:tr>
         <w:tblPrEx>
-          <w:tblBorders>
-            <w:top w:val="single" w:color="auto" w:sz="4" w:space="0"/>
-            <w:left w:val="single" w:color="auto" w:sz="4" w:space="0"/>
-            <w:bottom w:val="single" w:color="auto" w:sz="4" w:space="0"/>
-            <w:right w:val="single" w:color="auto" w:sz="4" w:space="0"/>
-            <w:insideH w:val="single" w:color="auto" w:sz="4" w:space="0"/>
-            <w:insideV w:val="single" w:color="auto" w:sz="4" w:space="0"/>
-          </w:tblBorders>
+          <w:tblW w:w="8641" w:type="dxa"/>
+          <w:tblInd w:w="0" w:type="dxa"/>
+          <w:tblLayout w:type="fixed"/>
           <w:tblCellMar>
             <w:top w:w="0" w:type="dxa"/>
             <w:left w:w="108" w:type="dxa"/>
@@ -5889,14 +5781,9 @@
       </w:tr>
       <w:tr>
         <w:tblPrEx>
-          <w:tblBorders>
-            <w:top w:val="single" w:color="auto" w:sz="4" w:space="0"/>
-            <w:left w:val="single" w:color="auto" w:sz="4" w:space="0"/>
-            <w:bottom w:val="single" w:color="auto" w:sz="4" w:space="0"/>
-            <w:right w:val="single" w:color="auto" w:sz="4" w:space="0"/>
-            <w:insideH w:val="single" w:color="auto" w:sz="4" w:space="0"/>
-            <w:insideV w:val="single" w:color="auto" w:sz="4" w:space="0"/>
-          </w:tblBorders>
+          <w:tblW w:w="8641" w:type="dxa"/>
+          <w:tblInd w:w="0" w:type="dxa"/>
+          <w:tblLayout w:type="fixed"/>
           <w:tblCellMar>
             <w:top w:w="0" w:type="dxa"/>
             <w:left w:w="108" w:type="dxa"/>
@@ -6199,14 +6086,9 @@
       </w:tr>
       <w:tr>
         <w:tblPrEx>
-          <w:tblBorders>
-            <w:top w:val="single" w:color="auto" w:sz="4" w:space="0"/>
-            <w:left w:val="single" w:color="auto" w:sz="4" w:space="0"/>
-            <w:bottom w:val="single" w:color="auto" w:sz="4" w:space="0"/>
-            <w:right w:val="single" w:color="auto" w:sz="4" w:space="0"/>
-            <w:insideH w:val="single" w:color="auto" w:sz="4" w:space="0"/>
-            <w:insideV w:val="single" w:color="auto" w:sz="4" w:space="0"/>
-          </w:tblBorders>
+          <w:tblW w:w="8641" w:type="dxa"/>
+          <w:tblInd w:w="0" w:type="dxa"/>
+          <w:tblLayout w:type="fixed"/>
           <w:tblCellMar>
             <w:top w:w="0" w:type="dxa"/>
             <w:left w:w="108" w:type="dxa"/>
@@ -6459,14 +6341,9 @@
       </w:tr>
       <w:tr>
         <w:tblPrEx>
-          <w:tblBorders>
-            <w:top w:val="single" w:color="auto" w:sz="4" w:space="0"/>
-            <w:left w:val="single" w:color="auto" w:sz="4" w:space="0"/>
-            <w:bottom w:val="single" w:color="auto" w:sz="4" w:space="0"/>
-            <w:right w:val="single" w:color="auto" w:sz="4" w:space="0"/>
-            <w:insideH w:val="single" w:color="auto" w:sz="4" w:space="0"/>
-            <w:insideV w:val="single" w:color="auto" w:sz="4" w:space="0"/>
-          </w:tblBorders>
+          <w:tblW w:w="8641" w:type="dxa"/>
+          <w:tblInd w:w="0" w:type="dxa"/>
+          <w:tblLayout w:type="fixed"/>
           <w:tblCellMar>
             <w:top w:w="0" w:type="dxa"/>
             <w:left w:w="108" w:type="dxa"/>
@@ -6729,14 +6606,9 @@
       </w:tr>
       <w:tr>
         <w:tblPrEx>
-          <w:tblBorders>
-            <w:top w:val="single" w:color="auto" w:sz="4" w:space="0"/>
-            <w:left w:val="single" w:color="auto" w:sz="4" w:space="0"/>
-            <w:bottom w:val="single" w:color="auto" w:sz="4" w:space="0"/>
-            <w:right w:val="single" w:color="auto" w:sz="4" w:space="0"/>
-            <w:insideH w:val="single" w:color="auto" w:sz="4" w:space="0"/>
-            <w:insideV w:val="single" w:color="auto" w:sz="4" w:space="0"/>
-          </w:tblBorders>
+          <w:tblW w:w="8641" w:type="dxa"/>
+          <w:tblInd w:w="0" w:type="dxa"/>
+          <w:tblLayout w:type="fixed"/>
           <w:tblCellMar>
             <w:top w:w="0" w:type="dxa"/>
             <w:left w:w="108" w:type="dxa"/>
@@ -7071,14 +6943,9 @@
       </w:tr>
       <w:tr>
         <w:tblPrEx>
-          <w:tblBorders>
-            <w:top w:val="single" w:color="auto" w:sz="4" w:space="0"/>
-            <w:left w:val="single" w:color="auto" w:sz="4" w:space="0"/>
-            <w:bottom w:val="single" w:color="auto" w:sz="4" w:space="0"/>
-            <w:right w:val="single" w:color="auto" w:sz="4" w:space="0"/>
-            <w:insideH w:val="single" w:color="auto" w:sz="4" w:space="0"/>
-            <w:insideV w:val="single" w:color="auto" w:sz="4" w:space="0"/>
-          </w:tblBorders>
+          <w:tblW w:w="8641" w:type="dxa"/>
+          <w:tblInd w:w="0" w:type="dxa"/>
+          <w:tblLayout w:type="fixed"/>
           <w:tblCellMar>
             <w:top w:w="0" w:type="dxa"/>
             <w:left w:w="108" w:type="dxa"/>
@@ -7397,14 +7264,9 @@
       </w:tr>
       <w:tr>
         <w:tblPrEx>
-          <w:tblBorders>
-            <w:top w:val="single" w:color="auto" w:sz="4" w:space="0"/>
-            <w:left w:val="single" w:color="auto" w:sz="4" w:space="0"/>
-            <w:bottom w:val="single" w:color="auto" w:sz="4" w:space="0"/>
-            <w:right w:val="single" w:color="auto" w:sz="4" w:space="0"/>
-            <w:insideH w:val="single" w:color="auto" w:sz="4" w:space="0"/>
-            <w:insideV w:val="single" w:color="auto" w:sz="4" w:space="0"/>
-          </w:tblBorders>
+          <w:tblW w:w="8641" w:type="dxa"/>
+          <w:tblInd w:w="0" w:type="dxa"/>
+          <w:tblLayout w:type="fixed"/>
           <w:tblCellMar>
             <w:top w:w="0" w:type="dxa"/>
             <w:left w:w="108" w:type="dxa"/>
@@ -7646,14 +7508,9 @@
       </w:tr>
       <w:tr>
         <w:tblPrEx>
-          <w:tblBorders>
-            <w:top w:val="single" w:color="auto" w:sz="4" w:space="0"/>
-            <w:left w:val="single" w:color="auto" w:sz="4" w:space="0"/>
-            <w:bottom w:val="single" w:color="auto" w:sz="4" w:space="0"/>
-            <w:right w:val="single" w:color="auto" w:sz="4" w:space="0"/>
-            <w:insideH w:val="single" w:color="auto" w:sz="4" w:space="0"/>
-            <w:insideV w:val="single" w:color="auto" w:sz="4" w:space="0"/>
-          </w:tblBorders>
+          <w:tblW w:w="8641" w:type="dxa"/>
+          <w:tblInd w:w="0" w:type="dxa"/>
+          <w:tblLayout w:type="fixed"/>
           <w:tblCellMar>
             <w:top w:w="0" w:type="dxa"/>
             <w:left w:w="108" w:type="dxa"/>
@@ -7930,14 +7787,14 @@
     </w:tbl>
     <w:p>
       <w:pPr>
-        <w:pStyle w:val="30"/>
+        <w:pStyle w:val="1"/>
         <w:bidi w:val="0"/>
         <w:rPr>
           <w:rFonts w:hint="default"/>
           <w:lang w:val="en-US" w:eastAsia="zh-CN"/>
         </w:rPr>
       </w:pPr>
-      <w:bookmarkStart w:id="9" w:name="_Toc15528"/>
+      <w:bookmarkStart w:id="10" w:name="_Toc15528"/>
       <w:r>
         <w:rPr>
           <w:rFonts w:hint="default"/>
@@ -7945,11 +7802,11 @@
         </w:rPr>
         <w:t>过程间协作机制</w:t>
       </w:r>
-      <w:bookmarkEnd w:id="9"/>
+      <w:bookmarkEnd w:id="10"/>
     </w:p>
     <w:p>
       <w:pPr>
-        <w:pStyle w:val="43"/>
+        <w:pStyle w:val="a3"/>
         <w:numPr>
           <w:ilvl w:val="0"/>
           <w:numId w:val="2"/>
@@ -7970,7 +7827,7 @@
     </w:p>
     <w:p>
       <w:pPr>
-        <w:pStyle w:val="43"/>
+        <w:pStyle w:val="a3"/>
         <w:numPr>
           <w:ilvl w:val="0"/>
           <w:numId w:val="2"/>
@@ -7991,7 +7848,7 @@
     </w:p>
     <w:p>
       <w:pPr>
-        <w:pStyle w:val="43"/>
+        <w:pStyle w:val="a3"/>
         <w:numPr>
           <w:ilvl w:val="0"/>
           <w:numId w:val="2"/>
@@ -8012,7 +7869,7 @@
     </w:p>
     <w:p>
       <w:pPr>
-        <w:pStyle w:val="43"/>
+        <w:pStyle w:val="a3"/>
         <w:numPr>
           <w:ilvl w:val="0"/>
           <w:numId w:val="2"/>
@@ -8033,14 +7890,14 @@
     </w:p>
     <w:p>
       <w:pPr>
-        <w:pStyle w:val="30"/>
+        <w:pStyle w:val="1"/>
         <w:bidi w:val="0"/>
         <w:rPr>
           <w:rFonts w:hint="default"/>
           <w:lang w:val="en-US" w:eastAsia="zh-CN"/>
         </w:rPr>
       </w:pPr>
-      <w:bookmarkStart w:id="10" w:name="_Toc6095"/>
+      <w:bookmarkStart w:id="11" w:name="_Toc6095"/>
       <w:r>
         <w:rPr>
           <w:rFonts w:hint="default"/>
@@ -8048,11 +7905,11 @@
         </w:rPr>
         <w:t>实施与持续改进</w:t>
       </w:r>
-      <w:bookmarkEnd w:id="10"/>
+      <w:bookmarkEnd w:id="11"/>
     </w:p>
     <w:p>
       <w:pPr>
-        <w:pStyle w:val="43"/>
+        <w:pStyle w:val="a3"/>
         <w:numPr>
           <w:ilvl w:val="0"/>
           <w:numId w:val="3"/>
@@ -8073,7 +7930,7 @@
     </w:p>
     <w:p>
       <w:pPr>
-        <w:pStyle w:val="43"/>
+        <w:pStyle w:val="a3"/>
         <w:numPr>
           <w:ilvl w:val="0"/>
           <w:numId w:val="3"/>
@@ -8094,7 +7951,7 @@
     </w:p>
     <w:p>
       <w:pPr>
-        <w:pStyle w:val="43"/>
+        <w:pStyle w:val="a3"/>
         <w:numPr>
           <w:ilvl w:val="0"/>
           <w:numId w:val="3"/>
@@ -8115,7 +7972,7 @@
     </w:p>
     <w:p>
       <w:pPr>
-        <w:pStyle w:val="43"/>
+        <w:pStyle w:val="a3"/>
         <w:numPr>
           <w:ilvl w:val="0"/>
           <w:numId w:val="3"/>
@@ -8149,57 +8006,32 @@
       </w:r>
     </w:p>
     <w:sectPr>
-      <w:headerReference r:id="rId5" w:type="default"/>
-      <w:footerReference r:id="rId6" w:type="default"/>
+      <w:headerReference w:type="default" r:id="rId5"/>
+      <w:footerReference w:type="default" r:id="rId6"/>
       <w:pgSz w:w="11906" w:h="16838"/>
       <w:pgMar w:top="1440" w:right="1800" w:bottom="1440" w:left="1800" w:header="851" w:footer="992" w:gutter="0"/>
-      <w:cols w:space="425" w:num="1"/>
+      <w:cols w:num="1" w:space="425"/>
       <w:docGrid w:type="lines" w:linePitch="312" w:charSpace="0"/>
     </w:sectPr>
   </w:body>
 </w:document>
 </file>
 
-<file path=word/endnotes.xml><?xml version="1.0" encoding="utf-8"?>
-<w:endnotes xmlns:wpc="http://schemas.microsoft.com/office/word/2010/wordprocessingCanvas" xmlns:mc="http://schemas.openxmlformats.org/markup-compatibility/2006" xmlns:o="urn:schemas-microsoft-com:office:office" xmlns:r="http://schemas.openxmlformats.org/officeDocument/2006/relationships" xmlns:m="http://schemas.openxmlformats.org/officeDocument/2006/math" xmlns:v="urn:schemas-microsoft-com:vml" xmlns:wp14="http://schemas.microsoft.com/office/word/2010/wordprocessingDrawing" xmlns:wp="http://schemas.openxmlformats.org/drawingml/2006/wordprocessingDrawing" xmlns:w="http://schemas.openxmlformats.org/wordprocessingml/2006/main" xmlns:w14="http://schemas.microsoft.com/office/word/2010/wordml" xmlns:w15="http://schemas.microsoft.com/office/word/2012/wordml" xmlns:w10="urn:schemas-microsoft-com:office:word" xmlns:wpg="http://schemas.microsoft.com/office/word/2010/wordprocessingGroup" xmlns:wpi="http://schemas.microsoft.com/office/word/2010/wordprocessingInk" xmlns:wne="http://schemas.microsoft.com/office/word/2006/wordml" xmlns:wps="http://schemas.microsoft.com/office/word/2010/wordprocessingShape" xmlns:wpsCustomData="http://www.wps.cn/officeDocument/2013/wpsCustomData" mc:Ignorable="w14 w15 wp14">
-  <w:endnote w:type="separator" w:id="0">
-    <w:p>
-      <w:pPr>
-        <w:spacing w:line="240" w:lineRule="auto"/>
-      </w:pPr>
-      <w:r>
-        <w:separator/>
-      </w:r>
-    </w:p>
-  </w:endnote>
-  <w:endnote w:type="continuationSeparator" w:id="1">
-    <w:p>
-      <w:pPr>
-        <w:spacing w:line="240" w:lineRule="auto"/>
-      </w:pPr>
-      <w:r>
-        <w:continuationSeparator/>
-      </w:r>
-    </w:p>
-  </w:endnote>
-</w:endnotes>
-</file>
-
 <file path=word/footer1.xml><?xml version="1.0" encoding="utf-8"?>
-<w:ftr xmlns:wpc="http://schemas.microsoft.com/office/word/2010/wordprocessingCanvas" xmlns:mc="http://schemas.openxmlformats.org/markup-compatibility/2006" xmlns:o="urn:schemas-microsoft-com:office:office" xmlns:r="http://schemas.openxmlformats.org/officeDocument/2006/relationships" xmlns:m="http://schemas.openxmlformats.org/officeDocument/2006/math" xmlns:v="urn:schemas-microsoft-com:vml" xmlns:wp14="http://schemas.microsoft.com/office/word/2010/wordprocessingDrawing" xmlns:wp="http://schemas.openxmlformats.org/drawingml/2006/wordprocessingDrawing" xmlns:w10="urn:schemas-microsoft-com:office:word" xmlns:w="http://schemas.openxmlformats.org/wordprocessingml/2006/main" xmlns:w14="http://schemas.microsoft.com/office/word/2010/wordml" xmlns:w15="http://schemas.microsoft.com/office/word/2012/wordml" xmlns:wpg="http://schemas.microsoft.com/office/word/2010/wordprocessingGroup" xmlns:wpi="http://schemas.microsoft.com/office/word/2010/wordprocessingInk" xmlns:wne="http://schemas.microsoft.com/office/word/2006/wordml" xmlns:wps="http://schemas.microsoft.com/office/word/2010/wordprocessingShape" xmlns:wpsCustomData="http://www.wps.cn/officeDocument/2013/wpsCustomData" mc:Ignorable="w14 w15 wp14">
+<w:ftr xmlns:wpc="http://schemas.microsoft.com/office/word/2010/wordprocessingCanvas" xmlns:mc="http://schemas.openxmlformats.org/markup-compatibility/2006" xmlns:o="urn:schemas-microsoft-com:office:office" xmlns:r="http://schemas.openxmlformats.org/officeDocument/2006/relationships" xmlns:m="http://schemas.openxmlformats.org/officeDocument/2006/math" xmlns:v="urn:schemas-microsoft-com:vml" xmlns:wp14="http://schemas.microsoft.com/office/word/2010/wordprocessingDrawing" xmlns:wp="http://schemas.openxmlformats.org/drawingml/2006/wordprocessingDrawing" xmlns:w10="urn:schemas-microsoft-com:office:word" xmlns:w="http://schemas.openxmlformats.org/wordprocessingml/2006/main" xmlns:w14="http://schemas.microsoft.com/office/word/2010/wordml" xmlns:w15="http://schemas.microsoft.com/office/word/2012/wordml" xmlns:wne="http://schemas.microsoft.com/office/word/2006/wordml" xmlns:wpg="http://schemas.microsoft.com/office/word/2010/wordprocessingGroup" xmlns:wpi="http://schemas.microsoft.com/office/word/2010/wordprocessingInk" xmlns:wps="http://schemas.microsoft.com/office/word/2010/wordprocessingShape" mc:Ignorable="w14 w15 wp14">
   <w:p>
     <w:pPr>
       <w:spacing w:line="169" w:lineRule="auto"/>
       <w:ind w:left="5927"/>
       <w:rPr>
-        <w:rFonts w:ascii="Calibri" w:hAnsi="Calibri" w:eastAsia="Calibri" w:cs="Calibri"/>
+        <w:rFonts w:ascii="Calibri" w:eastAsia="Calibri" w:hAnsi="Calibri" w:cs="Calibri"/>
         <w:sz w:val="18"/>
         <w:szCs w:val="18"/>
       </w:rPr>
     </w:pPr>
     <w:r>
       <w:rPr>
-        <w:rFonts w:ascii="Calibri" w:hAnsi="Calibri" w:eastAsia="Calibri" w:cs="Calibri"/>
+        <w:rFonts w:ascii="Calibri" w:eastAsia="Calibri" w:hAnsi="Calibri" w:cs="Calibri"/>
         <w:spacing w:val="-5"/>
         <w:sz w:val="18"/>
         <w:szCs w:val="18"/>
@@ -8210,51 +8042,26 @@
 </w:ftr>
 </file>
 
-<file path=word/footnotes.xml><?xml version="1.0" encoding="utf-8"?>
-<w:footnotes xmlns:wpc="http://schemas.microsoft.com/office/word/2010/wordprocessingCanvas" xmlns:mc="http://schemas.openxmlformats.org/markup-compatibility/2006" xmlns:o="urn:schemas-microsoft-com:office:office" xmlns:r="http://schemas.openxmlformats.org/officeDocument/2006/relationships" xmlns:m="http://schemas.openxmlformats.org/officeDocument/2006/math" xmlns:v="urn:schemas-microsoft-com:vml" xmlns:wp14="http://schemas.microsoft.com/office/word/2010/wordprocessingDrawing" xmlns:wp="http://schemas.openxmlformats.org/drawingml/2006/wordprocessingDrawing" xmlns:w="http://schemas.openxmlformats.org/wordprocessingml/2006/main" xmlns:w14="http://schemas.microsoft.com/office/word/2010/wordml" xmlns:w15="http://schemas.microsoft.com/office/word/2012/wordml" xmlns:w10="urn:schemas-microsoft-com:office:word" xmlns:wpg="http://schemas.microsoft.com/office/word/2010/wordprocessingGroup" xmlns:wpi="http://schemas.microsoft.com/office/word/2010/wordprocessingInk" xmlns:wne="http://schemas.microsoft.com/office/word/2006/wordml" xmlns:wps="http://schemas.microsoft.com/office/word/2010/wordprocessingShape" xmlns:wpsCustomData="http://www.wps.cn/officeDocument/2013/wpsCustomData" mc:Ignorable="w14 w15 wp14">
-  <w:footnote w:type="separator" w:id="0">
-    <w:p>
-      <w:pPr>
-        <w:spacing w:line="360" w:lineRule="auto"/>
-      </w:pPr>
-      <w:r>
-        <w:separator/>
-      </w:r>
-    </w:p>
-  </w:footnote>
-  <w:footnote w:type="continuationSeparator" w:id="1">
-    <w:p>
-      <w:pPr>
-        <w:spacing w:line="360" w:lineRule="auto"/>
-      </w:pPr>
-      <w:r>
-        <w:continuationSeparator/>
-      </w:r>
-    </w:p>
-  </w:footnote>
-</w:footnotes>
-</file>
-
 <file path=word/header1.xml><?xml version="1.0" encoding="utf-8"?>
-<w:hdr xmlns:wpc="http://schemas.microsoft.com/office/word/2010/wordprocessingCanvas" xmlns:mc="http://schemas.openxmlformats.org/markup-compatibility/2006" xmlns:o="urn:schemas-microsoft-com:office:office" xmlns:r="http://schemas.openxmlformats.org/officeDocument/2006/relationships" xmlns:m="http://schemas.openxmlformats.org/officeDocument/2006/math" xmlns:v="urn:schemas-microsoft-com:vml" xmlns:wp14="http://schemas.microsoft.com/office/word/2010/wordprocessingDrawing" xmlns:wp="http://schemas.openxmlformats.org/drawingml/2006/wordprocessingDrawing" xmlns:w10="urn:schemas-microsoft-com:office:word" xmlns:w="http://schemas.openxmlformats.org/wordprocessingml/2006/main" xmlns:w14="http://schemas.microsoft.com/office/word/2010/wordml" xmlns:w15="http://schemas.microsoft.com/office/word/2012/wordml" xmlns:wpg="http://schemas.microsoft.com/office/word/2010/wordprocessingGroup" xmlns:wpi="http://schemas.microsoft.com/office/word/2010/wordprocessingInk" xmlns:wne="http://schemas.microsoft.com/office/word/2006/wordml" xmlns:wps="http://schemas.microsoft.com/office/word/2010/wordprocessingShape" xmlns:wpsCustomData="http://www.wps.cn/officeDocument/2013/wpsCustomData" mc:Ignorable="w14 w15 wp14">
+<w:hdr xmlns:wpc="http://schemas.microsoft.com/office/word/2010/wordprocessingCanvas" xmlns:mc="http://schemas.openxmlformats.org/markup-compatibility/2006" xmlns:o="urn:schemas-microsoft-com:office:office" xmlns:r="http://schemas.openxmlformats.org/officeDocument/2006/relationships" xmlns:m="http://schemas.openxmlformats.org/officeDocument/2006/math" xmlns:v="urn:schemas-microsoft-com:vml" xmlns:wp14="http://schemas.microsoft.com/office/word/2010/wordprocessingDrawing" xmlns:wp="http://schemas.openxmlformats.org/drawingml/2006/wordprocessingDrawing" xmlns:w10="urn:schemas-microsoft-com:office:word" xmlns:w="http://schemas.openxmlformats.org/wordprocessingml/2006/main" xmlns:w14="http://schemas.microsoft.com/office/word/2010/wordml" xmlns:w15="http://schemas.microsoft.com/office/word/2012/wordml" xmlns:wne="http://schemas.microsoft.com/office/word/2006/wordml" xmlns:wpg="http://schemas.microsoft.com/office/word/2010/wordprocessingGroup" xmlns:wpi="http://schemas.microsoft.com/office/word/2010/wordprocessingInk" xmlns:wps="http://schemas.microsoft.com/office/word/2010/wordprocessingShape" mc:Ignorable="w14 w15 wp14">
   <w:p>
     <w:pPr>
-      <w:pStyle w:val="16"/>
+      <w:pStyle w:val="Header"/>
     </w:pPr>
   </w:p>
 </w:hdr>
 </file>
 
 <file path=word/numbering.xml><?xml version="1.0" encoding="utf-8"?>
-<w:numbering xmlns:wpc="http://schemas.microsoft.com/office/word/2010/wordprocessingCanvas" xmlns:mc="http://schemas.openxmlformats.org/markup-compatibility/2006" xmlns:o="urn:schemas-microsoft-com:office:office" xmlns:r="http://schemas.openxmlformats.org/officeDocument/2006/relationships" xmlns:m="http://schemas.openxmlformats.org/officeDocument/2006/math" xmlns:v="urn:schemas-microsoft-com:vml" xmlns:wp14="http://schemas.microsoft.com/office/word/2010/wordprocessingDrawing" xmlns:wp="http://schemas.openxmlformats.org/drawingml/2006/wordprocessingDrawing" xmlns:w10="urn:schemas-microsoft-com:office:word" xmlns:w="http://schemas.openxmlformats.org/wordprocessingml/2006/main" xmlns:w14="http://schemas.microsoft.com/office/word/2010/wordml" xmlns:wpg="http://schemas.microsoft.com/office/word/2010/wordprocessingGroup" xmlns:wpi="http://schemas.microsoft.com/office/word/2010/wordprocessingInk" xmlns:wne="http://schemas.microsoft.com/office/word/2006/wordml" xmlns:wps="http://schemas.microsoft.com/office/word/2010/wordprocessingShape" xmlns:wpsCustomData="http://www.wps.cn/officeDocument/2013/wpsCustomData" mc:Ignorable="w14 wp14">
+<w:numbering xmlns:wpc="http://schemas.microsoft.com/office/word/2010/wordprocessingCanvas" xmlns:mc="http://schemas.openxmlformats.org/markup-compatibility/2006" xmlns:o="urn:schemas-microsoft-com:office:office" xmlns:r="http://schemas.openxmlformats.org/officeDocument/2006/relationships" xmlns:m="http://schemas.openxmlformats.org/officeDocument/2006/math" xmlns:v="urn:schemas-microsoft-com:vml" xmlns:wp14="http://schemas.microsoft.com/office/word/2010/wordprocessingDrawing" xmlns:wp="http://schemas.openxmlformats.org/drawingml/2006/wordprocessingDrawing" xmlns:w10="urn:schemas-microsoft-com:office:word" xmlns:w="http://schemas.openxmlformats.org/wordprocessingml/2006/main" xmlns:w14="http://schemas.microsoft.com/office/word/2010/wordml" xmlns:w15="http://schemas.microsoft.com/office/word/2012/wordml" xmlns:wne="http://schemas.microsoft.com/office/word/2006/wordml" xmlns:wpg="http://schemas.microsoft.com/office/word/2010/wordprocessingGroup" xmlns:wpi="http://schemas.microsoft.com/office/word/2010/wordprocessingInk" xmlns:wps="http://schemas.microsoft.com/office/word/2010/wordprocessingShape" mc:Ignorable="w14 w15 wp14">
   <w:abstractNum w:abstractNumId="0">
     <w:nsid w:val="8E964DCE"/>
     <w:multiLevelType w:val="multilevel"/>
     <w:tmpl w:val="8E964DCE"/>
-    <w:lvl w:ilvl="0" w:tentative="0">
+    <w:lvl w:ilvl="0">
       <w:start w:val="1"/>
       <w:numFmt w:val="decimal"/>
-      <w:pStyle w:val="2"/>
+      <w:pStyle w:val="Heading1"/>
       <w:lvlText w:val="%1."/>
       <w:lvlJc w:val="left"/>
       <w:pPr>
@@ -8264,10 +8071,10 @@
         <w:rFonts w:hint="default"/>
       </w:rPr>
     </w:lvl>
-    <w:lvl w:ilvl="1" w:tentative="0">
+    <w:lvl w:ilvl="1">
       <w:start w:val="1"/>
       <w:numFmt w:val="decimal"/>
-      <w:pStyle w:val="3"/>
+      <w:pStyle w:val="Heading2"/>
       <w:lvlText w:val="%1.%2."/>
       <w:lvlJc w:val="left"/>
       <w:pPr>
@@ -8277,10 +8084,10 @@
         <w:rFonts w:hint="default"/>
       </w:rPr>
     </w:lvl>
-    <w:lvl w:ilvl="2" w:tentative="0">
+    <w:lvl w:ilvl="2">
       <w:start w:val="1"/>
       <w:numFmt w:val="decimal"/>
-      <w:pStyle w:val="4"/>
+      <w:pStyle w:val="Heading3"/>
       <w:lvlText w:val="%1.%2.%3."/>
       <w:lvlJc w:val="left"/>
       <w:pPr>
@@ -8290,10 +8097,10 @@
         <w:rFonts w:hint="default"/>
       </w:rPr>
     </w:lvl>
-    <w:lvl w:ilvl="3" w:tentative="0">
+    <w:lvl w:ilvl="3">
       <w:start w:val="1"/>
       <w:numFmt w:val="decimal"/>
-      <w:pStyle w:val="5"/>
+      <w:pStyle w:val="Heading4"/>
       <w:lvlText w:val="%1.%2.%3.%4."/>
       <w:lvlJc w:val="left"/>
       <w:pPr>
@@ -8303,10 +8110,10 @@
         <w:rFonts w:hint="default"/>
       </w:rPr>
     </w:lvl>
-    <w:lvl w:ilvl="4" w:tentative="0">
+    <w:lvl w:ilvl="4">
       <w:start w:val="1"/>
       <w:numFmt w:val="decimal"/>
-      <w:pStyle w:val="6"/>
+      <w:pStyle w:val="Heading5"/>
       <w:lvlText w:val="%1.%2.%3.%4.%5."/>
       <w:lvlJc w:val="left"/>
       <w:pPr>
@@ -8316,10 +8123,10 @@
         <w:rFonts w:hint="default"/>
       </w:rPr>
     </w:lvl>
-    <w:lvl w:ilvl="5" w:tentative="0">
+    <w:lvl w:ilvl="5">
       <w:start w:val="1"/>
       <w:numFmt w:val="decimal"/>
-      <w:pStyle w:val="7"/>
+      <w:pStyle w:val="Heading6"/>
       <w:lvlText w:val="%1.%2.%3.%4.%5.%6."/>
       <w:lvlJc w:val="left"/>
       <w:pPr>
@@ -8329,10 +8136,10 @@
         <w:rFonts w:hint="default"/>
       </w:rPr>
     </w:lvl>
-    <w:lvl w:ilvl="6" w:tentative="0">
+    <w:lvl w:ilvl="6">
       <w:start w:val="1"/>
       <w:numFmt w:val="decimal"/>
-      <w:pStyle w:val="8"/>
+      <w:pStyle w:val="Heading7"/>
       <w:lvlText w:val="%1.%2.%3.%4.%5.%6.%7."/>
       <w:lvlJc w:val="left"/>
       <w:pPr>
@@ -8342,10 +8149,10 @@
         <w:rFonts w:hint="default"/>
       </w:rPr>
     </w:lvl>
-    <w:lvl w:ilvl="7" w:tentative="0">
+    <w:lvl w:ilvl="7">
       <w:start w:val="1"/>
       <w:numFmt w:val="decimal"/>
-      <w:pStyle w:val="9"/>
+      <w:pStyle w:val="Heading8"/>
       <w:lvlText w:val="%1.%2.%3.%4.%5.%6.%7.%8."/>
       <w:lvlJc w:val="left"/>
       <w:pPr>
@@ -8355,10 +8162,10 @@
         <w:rFonts w:hint="default"/>
       </w:rPr>
     </w:lvl>
-    <w:lvl w:ilvl="8" w:tentative="0">
+    <w:lvl w:ilvl="8">
       <w:start w:val="1"/>
       <w:numFmt w:val="decimal"/>
-      <w:pStyle w:val="10"/>
+      <w:pStyle w:val="Heading9"/>
       <w:lvlText w:val="%1.%2.%3.%4.%5.%6.%7.%8.%9."/>
       <w:lvlJc w:val="left"/>
       <w:pPr>
@@ -8373,7 +8180,7 @@
     <w:nsid w:val="9FC179C1"/>
     <w:multiLevelType w:val="singleLevel"/>
     <w:tmpl w:val="9FC179C1"/>
-    <w:lvl w:ilvl="0" w:tentative="0">
+    <w:lvl w:ilvl="0">
       <w:start w:val="1"/>
       <w:numFmt w:val="decimal"/>
       <w:lvlText w:val="%1."/>
@@ -8390,7 +8197,7 @@
     <w:nsid w:val="4886711C"/>
     <w:multiLevelType w:val="singleLevel"/>
     <w:tmpl w:val="4886711C"/>
-    <w:lvl w:ilvl="0" w:tentative="0">
+    <w:lvl w:ilvl="0">
       <w:start w:val="1"/>
       <w:numFmt w:val="decimal"/>
       <w:lvlText w:val="%1."/>
@@ -8416,270 +8223,268 @@
 </file>
 
 <file path=word/styles.xml><?xml version="1.0" encoding="utf-8"?>
-<w:styles xmlns:mc="http://schemas.openxmlformats.org/markup-compatibility/2006" xmlns:o="urn:schemas-microsoft-com:office:office" xmlns:r="http://schemas.openxmlformats.org/officeDocument/2006/relationships" xmlns:m="http://schemas.openxmlformats.org/officeDocument/2006/math" xmlns:v="urn:schemas-microsoft-com:vml" xmlns:w="http://schemas.openxmlformats.org/wordprocessingml/2006/main" xmlns:w14="http://schemas.microsoft.com/office/word/2010/wordml" xmlns:w10="urn:schemas-microsoft-com:office:word" xmlns:sl="http://schemas.openxmlformats.org/schemaLibrary/2006/main" xmlns:wpsCustomData="http://www.wps.cn/officeDocument/2013/wpsCustomData" mc:Ignorable="w14">
+<w:styles xmlns:mc="http://schemas.openxmlformats.org/markup-compatibility/2006" xmlns:r="http://schemas.openxmlformats.org/officeDocument/2006/relationships" xmlns:w="http://schemas.openxmlformats.org/wordprocessingml/2006/main" xmlns:w14="http://schemas.microsoft.com/office/word/2010/wordml" xmlns:w15="http://schemas.microsoft.com/office/word/2012/wordml" mc:Ignorable="w14 w15">
   <w:docDefaults>
     <w:rPrDefault>
       <w:rPr>
-        <w:rFonts w:ascii="Times New Roman" w:hAnsi="Times New Roman" w:eastAsia="宋体" w:cs="Times New Roman"/>
+        <w:rFonts w:ascii="Times New Roman" w:eastAsia="宋体" w:hAnsi="Times New Roman" w:cs="Times New Roman"/>
       </w:rPr>
     </w:rPrDefault>
     <w:pPrDefault/>
   </w:docDefaults>
-  <w:latentStyles w:count="260" w:defQFormat="0" w:defUnhideWhenUsed="1" w:defSemiHidden="1" w:defUIPriority="99" w:defLockedState="0">
-    <w:lsdException w:qFormat="1" w:unhideWhenUsed="0" w:uiPriority="0" w:semiHidden="0" w:name="Normal"/>
-    <w:lsdException w:qFormat="1" w:unhideWhenUsed="0" w:uiPriority="0" w:semiHidden="0" w:name="heading 1"/>
-    <w:lsdException w:qFormat="1" w:uiPriority="0" w:semiHidden="0" w:name="heading 2"/>
-    <w:lsdException w:qFormat="1" w:uiPriority="0" w:name="heading 3"/>
-    <w:lsdException w:qFormat="1" w:uiPriority="0" w:semiHidden="0" w:name="heading 4"/>
-    <w:lsdException w:qFormat="1" w:uiPriority="0" w:name="heading 5"/>
-    <w:lsdException w:qFormat="1" w:uiPriority="0" w:name="heading 6"/>
-    <w:lsdException w:qFormat="1" w:uiPriority="0" w:name="heading 7"/>
-    <w:lsdException w:qFormat="1" w:uiPriority="0" w:name="heading 8"/>
-    <w:lsdException w:qFormat="1" w:uiPriority="0" w:name="heading 9"/>
-    <w:lsdException w:unhideWhenUsed="0" w:uiPriority="0" w:semiHidden="0" w:name="index 1"/>
-    <w:lsdException w:unhideWhenUsed="0" w:uiPriority="0" w:semiHidden="0" w:name="index 2"/>
-    <w:lsdException w:unhideWhenUsed="0" w:uiPriority="0" w:semiHidden="0" w:name="index 3"/>
-    <w:lsdException w:unhideWhenUsed="0" w:uiPriority="0" w:semiHidden="0" w:name="index 4"/>
-    <w:lsdException w:unhideWhenUsed="0" w:uiPriority="0" w:semiHidden="0" w:name="index 5"/>
-    <w:lsdException w:unhideWhenUsed="0" w:uiPriority="0" w:semiHidden="0" w:name="index 6"/>
-    <w:lsdException w:unhideWhenUsed="0" w:uiPriority="0" w:semiHidden="0" w:name="index 7"/>
-    <w:lsdException w:unhideWhenUsed="0" w:uiPriority="0" w:semiHidden="0" w:name="index 8"/>
-    <w:lsdException w:unhideWhenUsed="0" w:uiPriority="0" w:semiHidden="0" w:name="index 9"/>
-    <w:lsdException w:qFormat="1" w:unhideWhenUsed="0" w:uiPriority="0" w:semiHidden="0" w:name="toc 1"/>
-    <w:lsdException w:qFormat="1" w:unhideWhenUsed="0" w:uiPriority="0" w:semiHidden="0" w:name="toc 2"/>
-    <w:lsdException w:qFormat="1" w:unhideWhenUsed="0" w:uiPriority="0" w:semiHidden="0" w:name="toc 3"/>
-    <w:lsdException w:unhideWhenUsed="0" w:uiPriority="0" w:semiHidden="0" w:name="toc 4"/>
-    <w:lsdException w:unhideWhenUsed="0" w:uiPriority="0" w:semiHidden="0" w:name="toc 5"/>
-    <w:lsdException w:unhideWhenUsed="0" w:uiPriority="0" w:semiHidden="0" w:name="toc 6"/>
-    <w:lsdException w:unhideWhenUsed="0" w:uiPriority="0" w:semiHidden="0" w:name="toc 7"/>
-    <w:lsdException w:unhideWhenUsed="0" w:uiPriority="0" w:semiHidden="0" w:name="toc 8"/>
-    <w:lsdException w:unhideWhenUsed="0" w:uiPriority="0" w:semiHidden="0" w:name="toc 9"/>
-    <w:lsdException w:qFormat="1" w:unhideWhenUsed="0" w:uiPriority="0" w:semiHidden="0" w:name="Normal Indent"/>
-    <w:lsdException w:unhideWhenUsed="0" w:uiPriority="0" w:semiHidden="0" w:name="footnote text"/>
-    <w:lsdException w:qFormat="1" w:unhideWhenUsed="0" w:uiPriority="0" w:semiHidden="0" w:name="annotation text"/>
-    <w:lsdException w:qFormat="1" w:unhideWhenUsed="0" w:uiPriority="0" w:semiHidden="0" w:name="header"/>
-    <w:lsdException w:qFormat="1" w:unhideWhenUsed="0" w:uiPriority="0" w:semiHidden="0" w:name="footer"/>
-    <w:lsdException w:unhideWhenUsed="0" w:uiPriority="0" w:semiHidden="0" w:name="index heading"/>
-    <w:lsdException w:qFormat="1" w:uiPriority="0" w:name="caption"/>
-    <w:lsdException w:unhideWhenUsed="0" w:uiPriority="0" w:semiHidden="0" w:name="table of figures"/>
-    <w:lsdException w:unhideWhenUsed="0" w:uiPriority="0" w:semiHidden="0" w:name="envelope address"/>
-    <w:lsdException w:unhideWhenUsed="0" w:uiPriority="0" w:semiHidden="0" w:name="envelope return"/>
-    <w:lsdException w:unhideWhenUsed="0" w:uiPriority="0" w:semiHidden="0" w:name="footnote reference"/>
-    <w:lsdException w:unhideWhenUsed="0" w:uiPriority="0" w:semiHidden="0" w:name="annotation reference"/>
-    <w:lsdException w:unhideWhenUsed="0" w:uiPriority="0" w:semiHidden="0" w:name="line number"/>
-    <w:lsdException w:unhideWhenUsed="0" w:uiPriority="0" w:semiHidden="0" w:name="page number"/>
-    <w:lsdException w:unhideWhenUsed="0" w:uiPriority="0" w:semiHidden="0" w:name="endnote reference"/>
-    <w:lsdException w:unhideWhenUsed="0" w:uiPriority="0" w:semiHidden="0" w:name="endnote text"/>
-    <w:lsdException w:unhideWhenUsed="0" w:uiPriority="0" w:semiHidden="0" w:name="table of authorities"/>
-    <w:lsdException w:unhideWhenUsed="0" w:uiPriority="0" w:semiHidden="0" w:name="macro"/>
-    <w:lsdException w:unhideWhenUsed="0" w:uiPriority="0" w:semiHidden="0" w:name="toa heading"/>
-    <w:lsdException w:unhideWhenUsed="0" w:uiPriority="0" w:semiHidden="0" w:name="List"/>
-    <w:lsdException w:unhideWhenUsed="0" w:uiPriority="0" w:semiHidden="0" w:name="List Bullet"/>
-    <w:lsdException w:unhideWhenUsed="0" w:uiPriority="0" w:semiHidden="0" w:name="List Number"/>
-    <w:lsdException w:unhideWhenUsed="0" w:uiPriority="0" w:semiHidden="0" w:name="List 2"/>
-    <w:lsdException w:unhideWhenUsed="0" w:uiPriority="0" w:semiHidden="0" w:name="List 3"/>
-    <w:lsdException w:unhideWhenUsed="0" w:uiPriority="0" w:semiHidden="0" w:name="List 4"/>
-    <w:lsdException w:unhideWhenUsed="0" w:uiPriority="0" w:semiHidden="0" w:name="List 5"/>
-    <w:lsdException w:unhideWhenUsed="0" w:uiPriority="0" w:semiHidden="0" w:name="List Bullet 2"/>
-    <w:lsdException w:unhideWhenUsed="0" w:uiPriority="0" w:semiHidden="0" w:name="List Bullet 3"/>
-    <w:lsdException w:unhideWhenUsed="0" w:uiPriority="0" w:semiHidden="0" w:name="List Bullet 4"/>
-    <w:lsdException w:unhideWhenUsed="0" w:uiPriority="0" w:semiHidden="0" w:name="List Bullet 5"/>
-    <w:lsdException w:unhideWhenUsed="0" w:uiPriority="0" w:semiHidden="0" w:name="List Number 2"/>
-    <w:lsdException w:unhideWhenUsed="0" w:uiPriority="0" w:semiHidden="0" w:name="List Number 3"/>
-    <w:lsdException w:unhideWhenUsed="0" w:uiPriority="0" w:semiHidden="0" w:name="List Number 4"/>
-    <w:lsdException w:unhideWhenUsed="0" w:uiPriority="0" w:semiHidden="0" w:name="List Number 5"/>
-    <w:lsdException w:qFormat="1" w:unhideWhenUsed="0" w:uiPriority="0" w:semiHidden="0" w:name="Title"/>
-    <w:lsdException w:unhideWhenUsed="0" w:uiPriority="0" w:semiHidden="0" w:name="Closing"/>
-    <w:lsdException w:unhideWhenUsed="0" w:uiPriority="0" w:semiHidden="0" w:name="Signature"/>
-    <w:lsdException w:qFormat="1" w:unhideWhenUsed="0" w:uiPriority="0" w:name="Default Paragraph Font"/>
-    <w:lsdException w:qFormat="1" w:unhideWhenUsed="0" w:uiPriority="0" w:name="Body Text"/>
-    <w:lsdException w:unhideWhenUsed="0" w:uiPriority="0" w:semiHidden="0" w:name="Body Text Indent"/>
-    <w:lsdException w:unhideWhenUsed="0" w:uiPriority="0" w:semiHidden="0" w:name="List Continue"/>
-    <w:lsdException w:unhideWhenUsed="0" w:uiPriority="0" w:semiHidden="0" w:name="List Continue 2"/>
-    <w:lsdException w:unhideWhenUsed="0" w:uiPriority="0" w:semiHidden="0" w:name="List Continue 3"/>
-    <w:lsdException w:unhideWhenUsed="0" w:uiPriority="0" w:semiHidden="0" w:name="List Continue 4"/>
-    <w:lsdException w:unhideWhenUsed="0" w:uiPriority="0" w:semiHidden="0" w:name="List Continue 5"/>
-    <w:lsdException w:unhideWhenUsed="0" w:uiPriority="0" w:semiHidden="0" w:name="Message Header"/>
-    <w:lsdException w:qFormat="1" w:unhideWhenUsed="0" w:uiPriority="0" w:semiHidden="0" w:name="Subtitle"/>
-    <w:lsdException w:unhideWhenUsed="0" w:uiPriority="0" w:semiHidden="0" w:name="Salutation"/>
-    <w:lsdException w:unhideWhenUsed="0" w:uiPriority="0" w:semiHidden="0" w:name="Date"/>
-    <w:lsdException w:unhideWhenUsed="0" w:uiPriority="0" w:semiHidden="0" w:name="Body Text First Indent"/>
-    <w:lsdException w:unhideWhenUsed="0" w:uiPriority="0" w:semiHidden="0" w:name="Body Text First Indent 2"/>
-    <w:lsdException w:uiPriority="99" w:name="Note Heading"/>
-    <w:lsdException w:unhideWhenUsed="0" w:uiPriority="0" w:semiHidden="0" w:name="Body Text 2"/>
-    <w:lsdException w:unhideWhenUsed="0" w:uiPriority="0" w:semiHidden="0" w:name="Body Text 3"/>
-    <w:lsdException w:unhideWhenUsed="0" w:uiPriority="0" w:semiHidden="0" w:name="Body Text Indent 2"/>
-    <w:lsdException w:unhideWhenUsed="0" w:uiPriority="0" w:semiHidden="0" w:name="Body Text Indent 3"/>
-    <w:lsdException w:unhideWhenUsed="0" w:uiPriority="0" w:semiHidden="0" w:name="Block Text"/>
-    <w:lsdException w:unhideWhenUsed="0" w:uiPriority="0" w:semiHidden="0" w:name="Hyperlink"/>
-    <w:lsdException w:unhideWhenUsed="0" w:uiPriority="0" w:semiHidden="0" w:name="FollowedHyperlink"/>
-    <w:lsdException w:qFormat="1" w:unhideWhenUsed="0" w:uiPriority="0" w:semiHidden="0" w:name="Strong"/>
-    <w:lsdException w:qFormat="1" w:unhideWhenUsed="0" w:uiPriority="0" w:semiHidden="0" w:name="Emphasis"/>
-    <w:lsdException w:unhideWhenUsed="0" w:uiPriority="0" w:semiHidden="0" w:name="Document Map"/>
-    <w:lsdException w:unhideWhenUsed="0" w:uiPriority="0" w:semiHidden="0" w:name="Plain Text"/>
-    <w:lsdException w:unhideWhenUsed="0" w:uiPriority="0" w:semiHidden="0" w:name="E-mail Signature"/>
-    <w:lsdException w:qFormat="1" w:unhideWhenUsed="0" w:uiPriority="0" w:semiHidden="0" w:name="Normal (Web)"/>
-    <w:lsdException w:unhideWhenUsed="0" w:uiPriority="0" w:semiHidden="0" w:name="HTML Acronym"/>
-    <w:lsdException w:unhideWhenUsed="0" w:uiPriority="0" w:semiHidden="0" w:name="HTML Address"/>
-    <w:lsdException w:unhideWhenUsed="0" w:uiPriority="0" w:semiHidden="0" w:name="HTML Cite"/>
-    <w:lsdException w:unhideWhenUsed="0" w:uiPriority="0" w:semiHidden="0" w:name="HTML Code"/>
-    <w:lsdException w:unhideWhenUsed="0" w:uiPriority="0" w:semiHidden="0" w:name="HTML Definition"/>
-    <w:lsdException w:unhideWhenUsed="0" w:uiPriority="0" w:semiHidden="0" w:name="HTML Keyboard"/>
-    <w:lsdException w:unhideWhenUsed="0" w:uiPriority="0" w:semiHidden="0" w:name="HTML Preformatted"/>
-    <w:lsdException w:unhideWhenUsed="0" w:uiPriority="0" w:semiHidden="0" w:name="HTML Sample"/>
-    <w:lsdException w:unhideWhenUsed="0" w:uiPriority="0" w:semiHidden="0" w:name="HTML Typewriter"/>
-    <w:lsdException w:unhideWhenUsed="0" w:uiPriority="0" w:semiHidden="0" w:name="HTML Variable"/>
-    <w:lsdException w:qFormat="1" w:unhideWhenUsed="0" w:uiPriority="0" w:name="Normal Table"/>
-    <w:lsdException w:unhideWhenUsed="0" w:uiPriority="0" w:semiHidden="0" w:name="annotation subject"/>
-    <w:lsdException w:unhideWhenUsed="0" w:uiPriority="0" w:semiHidden="0" w:name="Table Simple 1"/>
-    <w:lsdException w:unhideWhenUsed="0" w:uiPriority="0" w:semiHidden="0" w:name="Table Simple 2"/>
-    <w:lsdException w:unhideWhenUsed="0" w:uiPriority="0" w:semiHidden="0" w:name="Table Simple 3"/>
-    <w:lsdException w:unhideWhenUsed="0" w:uiPriority="0" w:semiHidden="0" w:name="Table Classic 1"/>
-    <w:lsdException w:unhideWhenUsed="0" w:uiPriority="0" w:semiHidden="0" w:name="Table Classic 2"/>
-    <w:lsdException w:unhideWhenUsed="0" w:uiPriority="0" w:semiHidden="0" w:name="Table Classic 3"/>
-    <w:lsdException w:unhideWhenUsed="0" w:uiPriority="0" w:semiHidden="0" w:name="Table Classic 4"/>
-    <w:lsdException w:unhideWhenUsed="0" w:uiPriority="0" w:semiHidden="0" w:name="Table Colorful 1"/>
-    <w:lsdException w:unhideWhenUsed="0" w:uiPriority="0" w:semiHidden="0" w:name="Table Colorful 2"/>
-    <w:lsdException w:unhideWhenUsed="0" w:uiPriority="0" w:semiHidden="0" w:name="Table Colorful 3"/>
-    <w:lsdException w:unhideWhenUsed="0" w:uiPriority="0" w:semiHidden="0" w:name="Table Columns 1"/>
-    <w:lsdException w:unhideWhenUsed="0" w:uiPriority="0" w:semiHidden="0" w:name="Table Columns 2"/>
-    <w:lsdException w:unhideWhenUsed="0" w:uiPriority="0" w:semiHidden="0" w:name="Table Columns 3"/>
-    <w:lsdException w:unhideWhenUsed="0" w:uiPriority="0" w:semiHidden="0" w:name="Table Columns 4"/>
-    <w:lsdException w:unhideWhenUsed="0" w:uiPriority="0" w:semiHidden="0" w:name="Table Columns 5"/>
-    <w:lsdException w:unhideWhenUsed="0" w:uiPriority="0" w:semiHidden="0" w:name="Table Grid 1"/>
-    <w:lsdException w:unhideWhenUsed="0" w:uiPriority="0" w:semiHidden="0" w:name="Table Grid 2"/>
-    <w:lsdException w:unhideWhenUsed="0" w:uiPriority="0" w:semiHidden="0" w:name="Table Grid 3"/>
-    <w:lsdException w:unhideWhenUsed="0" w:uiPriority="0" w:semiHidden="0" w:name="Table Grid 4"/>
-    <w:lsdException w:unhideWhenUsed="0" w:uiPriority="0" w:semiHidden="0" w:name="Table Grid 5"/>
-    <w:lsdException w:unhideWhenUsed="0" w:uiPriority="0" w:semiHidden="0" w:name="Table Grid 6"/>
-    <w:lsdException w:unhideWhenUsed="0" w:uiPriority="0" w:semiHidden="0" w:name="Table Grid 7"/>
-    <w:lsdException w:unhideWhenUsed="0" w:uiPriority="0" w:semiHidden="0" w:name="Table Grid 8"/>
-    <w:lsdException w:unhideWhenUsed="0" w:uiPriority="0" w:semiHidden="0" w:name="Table List 1"/>
-    <w:lsdException w:unhideWhenUsed="0" w:uiPriority="0" w:semiHidden="0" w:name="Table List 2"/>
-    <w:lsdException w:unhideWhenUsed="0" w:uiPriority="0" w:semiHidden="0" w:name="Table List 3"/>
-    <w:lsdException w:unhideWhenUsed="0" w:uiPriority="0" w:semiHidden="0" w:name="Table List 4"/>
-    <w:lsdException w:unhideWhenUsed="0" w:uiPriority="0" w:semiHidden="0" w:name="Table List 5"/>
-    <w:lsdException w:unhideWhenUsed="0" w:uiPriority="0" w:semiHidden="0" w:name="Table List 6"/>
-    <w:lsdException w:unhideWhenUsed="0" w:uiPriority="0" w:semiHidden="0" w:name="Table List 7"/>
-    <w:lsdException w:unhideWhenUsed="0" w:uiPriority="0" w:semiHidden="0" w:name="Table List 8"/>
-    <w:lsdException w:unhideWhenUsed="0" w:uiPriority="0" w:semiHidden="0" w:name="Table 3D effects 1"/>
-    <w:lsdException w:unhideWhenUsed="0" w:uiPriority="0" w:semiHidden="0" w:name="Table 3D effects 2"/>
-    <w:lsdException w:unhideWhenUsed="0" w:uiPriority="0" w:semiHidden="0" w:name="Table 3D effects 3"/>
-    <w:lsdException w:unhideWhenUsed="0" w:uiPriority="0" w:semiHidden="0" w:name="Table Contemporary"/>
-    <w:lsdException w:unhideWhenUsed="0" w:uiPriority="0" w:semiHidden="0" w:name="Table Elegant"/>
-    <w:lsdException w:unhideWhenUsed="0" w:uiPriority="0" w:semiHidden="0" w:name="Table Professional"/>
-    <w:lsdException w:unhideWhenUsed="0" w:uiPriority="0" w:semiHidden="0" w:name="Table Subtle 1"/>
-    <w:lsdException w:unhideWhenUsed="0" w:uiPriority="0" w:semiHidden="0" w:name="Table Subtle 2"/>
-    <w:lsdException w:unhideWhenUsed="0" w:uiPriority="0" w:semiHidden="0" w:name="Table Web 1"/>
-    <w:lsdException w:unhideWhenUsed="0" w:uiPriority="0" w:semiHidden="0" w:name="Table Web 2"/>
-    <w:lsdException w:unhideWhenUsed="0" w:uiPriority="0" w:semiHidden="0" w:name="Table Web 3"/>
-    <w:lsdException w:unhideWhenUsed="0" w:uiPriority="0" w:semiHidden="0" w:name="Balloon Text"/>
-    <w:lsdException w:qFormat="1" w:unhideWhenUsed="0" w:uiPriority="0" w:semiHidden="0" w:name="Table Grid"/>
-    <w:lsdException w:unhideWhenUsed="0" w:uiPriority="0" w:semiHidden="0" w:name="Table Theme"/>
-    <w:lsdException w:qFormat="1" w:unhideWhenUsed="0" w:uiPriority="99" w:semiHidden="0" w:name="No Spacing"/>
-    <w:lsdException w:unhideWhenUsed="0" w:uiPriority="60" w:semiHidden="0" w:name="Light Shading"/>
-    <w:lsdException w:unhideWhenUsed="0" w:uiPriority="61" w:semiHidden="0" w:name="Light List"/>
-    <w:lsdException w:unhideWhenUsed="0" w:uiPriority="62" w:semiHidden="0" w:name="Light Grid"/>
-    <w:lsdException w:unhideWhenUsed="0" w:uiPriority="63" w:semiHidden="0" w:name="Medium Shading 1"/>
-    <w:lsdException w:unhideWhenUsed="0" w:uiPriority="64" w:semiHidden="0" w:name="Medium Shading 2"/>
-    <w:lsdException w:unhideWhenUsed="0" w:uiPriority="65" w:semiHidden="0" w:name="Medium List 1"/>
-    <w:lsdException w:unhideWhenUsed="0" w:uiPriority="66" w:semiHidden="0" w:name="Medium List 2"/>
-    <w:lsdException w:unhideWhenUsed="0" w:uiPriority="67" w:semiHidden="0" w:name="Medium Grid 1"/>
-    <w:lsdException w:unhideWhenUsed="0" w:uiPriority="68" w:semiHidden="0" w:name="Medium Grid 2"/>
-    <w:lsdException w:unhideWhenUsed="0" w:uiPriority="69" w:semiHidden="0" w:name="Medium Grid 3"/>
-    <w:lsdException w:unhideWhenUsed="0" w:uiPriority="70" w:semiHidden="0" w:name="Dark List"/>
-    <w:lsdException w:unhideWhenUsed="0" w:uiPriority="71" w:semiHidden="0" w:name="Colorful Shading"/>
-    <w:lsdException w:unhideWhenUsed="0" w:uiPriority="72" w:semiHidden="0" w:name="Colorful List"/>
-    <w:lsdException w:unhideWhenUsed="0" w:uiPriority="73" w:semiHidden="0" w:name="Colorful Grid"/>
-    <w:lsdException w:unhideWhenUsed="0" w:uiPriority="60" w:semiHidden="0" w:name="Light Shading Accent 1"/>
-    <w:lsdException w:unhideWhenUsed="0" w:uiPriority="61" w:semiHidden="0" w:name="Light List Accent 1"/>
-    <w:lsdException w:unhideWhenUsed="0" w:uiPriority="62" w:semiHidden="0" w:name="Light Grid Accent 1"/>
-    <w:lsdException w:unhideWhenUsed="0" w:uiPriority="63" w:semiHidden="0" w:name="Medium Shading 1 Accent 1"/>
-    <w:lsdException w:unhideWhenUsed="0" w:uiPriority="64" w:semiHidden="0" w:name="Medium Shading 2 Accent 1"/>
-    <w:lsdException w:unhideWhenUsed="0" w:uiPriority="65" w:semiHidden="0" w:name="Medium List 1 Accent 1"/>
-    <w:lsdException w:unhideWhenUsed="0" w:uiPriority="66" w:semiHidden="0" w:name="Medium List 2 Accent 1"/>
-    <w:lsdException w:unhideWhenUsed="0" w:uiPriority="67" w:semiHidden="0" w:name="Medium Grid 1 Accent 1"/>
-    <w:lsdException w:unhideWhenUsed="0" w:uiPriority="68" w:semiHidden="0" w:name="Medium Grid 2 Accent 1"/>
-    <w:lsdException w:unhideWhenUsed="0" w:uiPriority="69" w:semiHidden="0" w:name="Medium Grid 3 Accent 1"/>
-    <w:lsdException w:unhideWhenUsed="0" w:uiPriority="70" w:semiHidden="0" w:name="Dark List Accent 1"/>
-    <w:lsdException w:unhideWhenUsed="0" w:uiPriority="71" w:semiHidden="0" w:name="Colorful Shading Accent 1"/>
-    <w:lsdException w:unhideWhenUsed="0" w:uiPriority="72" w:semiHidden="0" w:name="Colorful List Accent 1"/>
-    <w:lsdException w:unhideWhenUsed="0" w:uiPriority="73" w:semiHidden="0" w:name="Colorful Grid Accent 1"/>
-    <w:lsdException w:unhideWhenUsed="0" w:uiPriority="60" w:semiHidden="0" w:name="Light Shading Accent 2"/>
-    <w:lsdException w:unhideWhenUsed="0" w:uiPriority="61" w:semiHidden="0" w:name="Light List Accent 2"/>
-    <w:lsdException w:unhideWhenUsed="0" w:uiPriority="62" w:semiHidden="0" w:name="Light Grid Accent 2"/>
-    <w:lsdException w:unhideWhenUsed="0" w:uiPriority="63" w:semiHidden="0" w:name="Medium Shading 1 Accent 2"/>
-    <w:lsdException w:unhideWhenUsed="0" w:uiPriority="64" w:semiHidden="0" w:name="Medium Shading 2 Accent 2"/>
-    <w:lsdException w:unhideWhenUsed="0" w:uiPriority="65" w:semiHidden="0" w:name="Medium List 1 Accent 2"/>
-    <w:lsdException w:unhideWhenUsed="0" w:uiPriority="66" w:semiHidden="0" w:name="Medium List 2 Accent 2"/>
-    <w:lsdException w:unhideWhenUsed="0" w:uiPriority="67" w:semiHidden="0" w:name="Medium Grid 1 Accent 2"/>
-    <w:lsdException w:unhideWhenUsed="0" w:uiPriority="68" w:semiHidden="0" w:name="Medium Grid 2 Accent 2"/>
-    <w:lsdException w:unhideWhenUsed="0" w:uiPriority="69" w:semiHidden="0" w:name="Medium Grid 3 Accent 2"/>
-    <w:lsdException w:unhideWhenUsed="0" w:uiPriority="70" w:semiHidden="0" w:name="Dark List Accent 2"/>
-    <w:lsdException w:unhideWhenUsed="0" w:uiPriority="71" w:semiHidden="0" w:name="Colorful Shading Accent 2"/>
-    <w:lsdException w:unhideWhenUsed="0" w:uiPriority="72" w:semiHidden="0" w:name="Colorful List Accent 2"/>
-    <w:lsdException w:unhideWhenUsed="0" w:uiPriority="73" w:semiHidden="0" w:name="Colorful Grid Accent 2"/>
-    <w:lsdException w:unhideWhenUsed="0" w:uiPriority="60" w:semiHidden="0" w:name="Light Shading Accent 3"/>
-    <w:lsdException w:unhideWhenUsed="0" w:uiPriority="61" w:semiHidden="0" w:name="Light List Accent 3"/>
-    <w:lsdException w:unhideWhenUsed="0" w:uiPriority="62" w:semiHidden="0" w:name="Light Grid Accent 3"/>
-    <w:lsdException w:unhideWhenUsed="0" w:uiPriority="63" w:semiHidden="0" w:name="Medium Shading 1 Accent 3"/>
-    <w:lsdException w:unhideWhenUsed="0" w:uiPriority="64" w:semiHidden="0" w:name="Medium Shading 2 Accent 3"/>
-    <w:lsdException w:unhideWhenUsed="0" w:uiPriority="65" w:semiHidden="0" w:name="Medium List 1 Accent 3"/>
-    <w:lsdException w:unhideWhenUsed="0" w:uiPriority="66" w:semiHidden="0" w:name="Medium List 2 Accent 3"/>
-    <w:lsdException w:unhideWhenUsed="0" w:uiPriority="67" w:semiHidden="0" w:name="Medium Grid 1 Accent 3"/>
-    <w:lsdException w:unhideWhenUsed="0" w:uiPriority="68" w:semiHidden="0" w:name="Medium Grid 2 Accent 3"/>
-    <w:lsdException w:unhideWhenUsed="0" w:uiPriority="69" w:semiHidden="0" w:name="Medium Grid 3 Accent 3"/>
-    <w:lsdException w:unhideWhenUsed="0" w:uiPriority="70" w:semiHidden="0" w:name="Dark List Accent 3"/>
-    <w:lsdException w:unhideWhenUsed="0" w:uiPriority="71" w:semiHidden="0" w:name="Colorful Shading Accent 3"/>
-    <w:lsdException w:unhideWhenUsed="0" w:uiPriority="72" w:semiHidden="0" w:name="Colorful List Accent 3"/>
-    <w:lsdException w:unhideWhenUsed="0" w:uiPriority="73" w:semiHidden="0" w:name="Colorful Grid Accent 3"/>
-    <w:lsdException w:unhideWhenUsed="0" w:uiPriority="60" w:semiHidden="0" w:name="Light Shading Accent 4"/>
-    <w:lsdException w:unhideWhenUsed="0" w:uiPriority="61" w:semiHidden="0" w:name="Light List Accent 4"/>
-    <w:lsdException w:unhideWhenUsed="0" w:uiPriority="62" w:semiHidden="0" w:name="Light Grid Accent 4"/>
-    <w:lsdException w:unhideWhenUsed="0" w:uiPriority="63" w:semiHidden="0" w:name="Medium Shading 1 Accent 4"/>
-    <w:lsdException w:unhideWhenUsed="0" w:uiPriority="64" w:semiHidden="0" w:name="Medium Shading 2 Accent 4"/>
-    <w:lsdException w:unhideWhenUsed="0" w:uiPriority="65" w:semiHidden="0" w:name="Medium List 1 Accent 4"/>
-    <w:lsdException w:unhideWhenUsed="0" w:uiPriority="66" w:semiHidden="0" w:name="Medium List 2 Accent 4"/>
-    <w:lsdException w:unhideWhenUsed="0" w:uiPriority="67" w:semiHidden="0" w:name="Medium Grid 1 Accent 4"/>
-    <w:lsdException w:unhideWhenUsed="0" w:uiPriority="68" w:semiHidden="0" w:name="Medium Grid 2 Accent 4"/>
-    <w:lsdException w:unhideWhenUsed="0" w:uiPriority="69" w:semiHidden="0" w:name="Medium Grid 3 Accent 4"/>
-    <w:lsdException w:unhideWhenUsed="0" w:uiPriority="70" w:semiHidden="0" w:name="Dark List Accent 4"/>
-    <w:lsdException w:unhideWhenUsed="0" w:uiPriority="71" w:semiHidden="0" w:name="Colorful Shading Accent 4"/>
-    <w:lsdException w:unhideWhenUsed="0" w:uiPriority="72" w:semiHidden="0" w:name="Colorful List Accent 4"/>
-    <w:lsdException w:unhideWhenUsed="0" w:uiPriority="73" w:semiHidden="0" w:name="Colorful Grid Accent 4"/>
-    <w:lsdException w:unhideWhenUsed="0" w:uiPriority="60" w:semiHidden="0" w:name="Light Shading Accent 5"/>
-    <w:lsdException w:unhideWhenUsed="0" w:uiPriority="61" w:semiHidden="0" w:name="Light List Accent 5"/>
-    <w:lsdException w:unhideWhenUsed="0" w:uiPriority="62" w:semiHidden="0" w:name="Light Grid Accent 5"/>
-    <w:lsdException w:unhideWhenUsed="0" w:uiPriority="63" w:semiHidden="0" w:name="Medium Shading 1 Accent 5"/>
-    <w:lsdException w:unhideWhenUsed="0" w:uiPriority="64" w:semiHidden="0" w:name="Medium Shading 2 Accent 5"/>
-    <w:lsdException w:unhideWhenUsed="0" w:uiPriority="65" w:semiHidden="0" w:name="Medium List 1 Accent 5"/>
-    <w:lsdException w:unhideWhenUsed="0" w:uiPriority="66" w:semiHidden="0" w:name="Medium List 2 Accent 5"/>
-    <w:lsdException w:unhideWhenUsed="0" w:uiPriority="67" w:semiHidden="0" w:name="Medium Grid 1 Accent 5"/>
-    <w:lsdException w:unhideWhenUsed="0" w:uiPriority="68" w:semiHidden="0" w:name="Medium Grid 2 Accent 5"/>
-    <w:lsdException w:unhideWhenUsed="0" w:uiPriority="69" w:semiHidden="0" w:name="Medium Grid 3 Accent 5"/>
-    <w:lsdException w:unhideWhenUsed="0" w:uiPriority="70" w:semiHidden="0" w:name="Dark List Accent 5"/>
-    <w:lsdException w:unhideWhenUsed="0" w:uiPriority="71" w:semiHidden="0" w:name="Colorful Shading Accent 5"/>
-    <w:lsdException w:unhideWhenUsed="0" w:uiPriority="72" w:semiHidden="0" w:name="Colorful List Accent 5"/>
-    <w:lsdException w:unhideWhenUsed="0" w:uiPriority="73" w:semiHidden="0" w:name="Colorful Grid Accent 5"/>
-    <w:lsdException w:unhideWhenUsed="0" w:uiPriority="60" w:semiHidden="0" w:name="Light Shading Accent 6"/>
-    <w:lsdException w:unhideWhenUsed="0" w:uiPriority="61" w:semiHidden="0" w:name="Light List Accent 6"/>
-    <w:lsdException w:unhideWhenUsed="0" w:uiPriority="62" w:semiHidden="0" w:name="Light Grid Accent 6"/>
-    <w:lsdException w:unhideWhenUsed="0" w:uiPriority="63" w:semiHidden="0" w:name="Medium Shading 1 Accent 6"/>
-    <w:lsdException w:unhideWhenUsed="0" w:uiPriority="64" w:semiHidden="0" w:name="Medium Shading 2 Accent 6"/>
-    <w:lsdException w:unhideWhenUsed="0" w:uiPriority="65" w:semiHidden="0" w:name="Medium List 1 Accent 6"/>
-    <w:lsdException w:unhideWhenUsed="0" w:uiPriority="66" w:semiHidden="0" w:name="Medium List 2 Accent 6"/>
-    <w:lsdException w:unhideWhenUsed="0" w:uiPriority="67" w:semiHidden="0" w:name="Medium Grid 1 Accent 6"/>
-    <w:lsdException w:unhideWhenUsed="0" w:uiPriority="68" w:semiHidden="0" w:name="Medium Grid 2 Accent 6"/>
-    <w:lsdException w:unhideWhenUsed="0" w:uiPriority="69" w:semiHidden="0" w:name="Medium Grid 3 Accent 6"/>
-    <w:lsdException w:unhideWhenUsed="0" w:uiPriority="70" w:semiHidden="0" w:name="Dark List Accent 6"/>
-    <w:lsdException w:unhideWhenUsed="0" w:uiPriority="71" w:semiHidden="0" w:name="Colorful Shading Accent 6"/>
-    <w:lsdException w:unhideWhenUsed="0" w:uiPriority="72" w:semiHidden="0" w:name="Colorful List Accent 6"/>
-    <w:lsdException w:unhideWhenUsed="0" w:uiPriority="73" w:semiHidden="0" w:name="Colorful Grid Accent 6"/>
+  <w:latentStyles w:defLockedState="0" w:defUIPriority="99" w:defSemiHidden="1" w:defUnhideWhenUsed="1" w:defQFormat="0" w:count="260">
+    <w:lsdException w:name="Normal" w:semiHidden="0" w:uiPriority="0" w:unhideWhenUsed="0" w:qFormat="1"/>
+    <w:lsdException w:name="heading 1" w:semiHidden="0" w:uiPriority="0" w:unhideWhenUsed="0" w:qFormat="1"/>
+    <w:lsdException w:name="heading 2" w:semiHidden="0" w:uiPriority="0" w:qFormat="1"/>
+    <w:lsdException w:name="heading 3" w:uiPriority="0" w:qFormat="1"/>
+    <w:lsdException w:name="heading 4" w:semiHidden="0" w:uiPriority="0" w:qFormat="1"/>
+    <w:lsdException w:name="heading 5" w:uiPriority="0" w:qFormat="1"/>
+    <w:lsdException w:name="heading 6" w:uiPriority="0" w:qFormat="1"/>
+    <w:lsdException w:name="heading 7" w:uiPriority="0" w:qFormat="1"/>
+    <w:lsdException w:name="heading 8" w:uiPriority="0" w:qFormat="1"/>
+    <w:lsdException w:name="heading 9" w:uiPriority="0" w:qFormat="1"/>
+    <w:lsdException w:name="index 1" w:semiHidden="0" w:uiPriority="0" w:unhideWhenUsed="0"/>
+    <w:lsdException w:name="index 2" w:semiHidden="0" w:uiPriority="0" w:unhideWhenUsed="0"/>
+    <w:lsdException w:name="index 3" w:semiHidden="0" w:uiPriority="0" w:unhideWhenUsed="0"/>
+    <w:lsdException w:name="index 4" w:semiHidden="0" w:uiPriority="0" w:unhideWhenUsed="0"/>
+    <w:lsdException w:name="index 5" w:semiHidden="0" w:uiPriority="0" w:unhideWhenUsed="0"/>
+    <w:lsdException w:name="index 6" w:semiHidden="0" w:uiPriority="0" w:unhideWhenUsed="0"/>
+    <w:lsdException w:name="index 7" w:semiHidden="0" w:uiPriority="0" w:unhideWhenUsed="0"/>
+    <w:lsdException w:name="index 8" w:semiHidden="0" w:uiPriority="0" w:unhideWhenUsed="0"/>
+    <w:lsdException w:name="index 9" w:semiHidden="0" w:uiPriority="0" w:unhideWhenUsed="0"/>
+    <w:lsdException w:name="toc 1" w:semiHidden="0" w:uiPriority="0" w:unhideWhenUsed="0" w:qFormat="1"/>
+    <w:lsdException w:name="toc 2" w:semiHidden="0" w:uiPriority="0" w:unhideWhenUsed="0" w:qFormat="1"/>
+    <w:lsdException w:name="toc 3" w:semiHidden="0" w:uiPriority="0" w:unhideWhenUsed="0" w:qFormat="1"/>
+    <w:lsdException w:name="toc 4" w:semiHidden="0" w:uiPriority="0" w:unhideWhenUsed="0"/>
+    <w:lsdException w:name="toc 5" w:semiHidden="0" w:uiPriority="0" w:unhideWhenUsed="0"/>
+    <w:lsdException w:name="toc 6" w:semiHidden="0" w:uiPriority="0" w:unhideWhenUsed="0"/>
+    <w:lsdException w:name="toc 7" w:semiHidden="0" w:uiPriority="0" w:unhideWhenUsed="0"/>
+    <w:lsdException w:name="toc 8" w:semiHidden="0" w:uiPriority="0" w:unhideWhenUsed="0"/>
+    <w:lsdException w:name="toc 9" w:semiHidden="0" w:uiPriority="0" w:unhideWhenUsed="0"/>
+    <w:lsdException w:name="Normal Indent" w:semiHidden="0" w:uiPriority="0" w:unhideWhenUsed="0" w:qFormat="1"/>
+    <w:lsdException w:name="footnote text" w:semiHidden="0" w:uiPriority="0" w:unhideWhenUsed="0"/>
+    <w:lsdException w:name="annotation text" w:semiHidden="0" w:uiPriority="0" w:unhideWhenUsed="0" w:qFormat="1"/>
+    <w:lsdException w:name="header" w:semiHidden="0" w:uiPriority="0" w:unhideWhenUsed="0" w:qFormat="1"/>
+    <w:lsdException w:name="footer" w:semiHidden="0" w:uiPriority="0" w:unhideWhenUsed="0" w:qFormat="1"/>
+    <w:lsdException w:name="index heading" w:semiHidden="0" w:uiPriority="0" w:unhideWhenUsed="0"/>
+    <w:lsdException w:name="caption" w:uiPriority="0" w:qFormat="1"/>
+    <w:lsdException w:name="table of figures" w:semiHidden="0" w:uiPriority="0" w:unhideWhenUsed="0"/>
+    <w:lsdException w:name="envelope address" w:semiHidden="0" w:uiPriority="0" w:unhideWhenUsed="0"/>
+    <w:lsdException w:name="envelope return" w:semiHidden="0" w:uiPriority="0" w:unhideWhenUsed="0"/>
+    <w:lsdException w:name="footnote reference" w:semiHidden="0" w:uiPriority="0" w:unhideWhenUsed="0"/>
+    <w:lsdException w:name="annotation reference" w:semiHidden="0" w:uiPriority="0" w:unhideWhenUsed="0"/>
+    <w:lsdException w:name="line number" w:semiHidden="0" w:uiPriority="0" w:unhideWhenUsed="0"/>
+    <w:lsdException w:name="page number" w:semiHidden="0" w:uiPriority="0" w:unhideWhenUsed="0"/>
+    <w:lsdException w:name="endnote reference" w:semiHidden="0" w:uiPriority="0" w:unhideWhenUsed="0"/>
+    <w:lsdException w:name="endnote text" w:semiHidden="0" w:uiPriority="0" w:unhideWhenUsed="0"/>
+    <w:lsdException w:name="table of authorities" w:semiHidden="0" w:uiPriority="0" w:unhideWhenUsed="0"/>
+    <w:lsdException w:name="macro" w:semiHidden="0" w:uiPriority="0" w:unhideWhenUsed="0"/>
+    <w:lsdException w:name="toa heading" w:semiHidden="0" w:uiPriority="0" w:unhideWhenUsed="0"/>
+    <w:lsdException w:name="List" w:semiHidden="0" w:uiPriority="0" w:unhideWhenUsed="0"/>
+    <w:lsdException w:name="List Bullet" w:semiHidden="0" w:uiPriority="0" w:unhideWhenUsed="0"/>
+    <w:lsdException w:name="List Number" w:semiHidden="0" w:uiPriority="0" w:unhideWhenUsed="0"/>
+    <w:lsdException w:name="List 2" w:semiHidden="0" w:uiPriority="0" w:unhideWhenUsed="0"/>
+    <w:lsdException w:name="List 3" w:semiHidden="0" w:uiPriority="0" w:unhideWhenUsed="0"/>
+    <w:lsdException w:name="List 4" w:semiHidden="0" w:uiPriority="0" w:unhideWhenUsed="0"/>
+    <w:lsdException w:name="List 5" w:semiHidden="0" w:uiPriority="0" w:unhideWhenUsed="0"/>
+    <w:lsdException w:name="List Bullet 2" w:semiHidden="0" w:uiPriority="0" w:unhideWhenUsed="0"/>
+    <w:lsdException w:name="List Bullet 3" w:semiHidden="0" w:uiPriority="0" w:unhideWhenUsed="0"/>
+    <w:lsdException w:name="List Bullet 4" w:semiHidden="0" w:uiPriority="0" w:unhideWhenUsed="0"/>
+    <w:lsdException w:name="List Bullet 5" w:semiHidden="0" w:uiPriority="0" w:unhideWhenUsed="0"/>
+    <w:lsdException w:name="List Number 2" w:semiHidden="0" w:uiPriority="0" w:unhideWhenUsed="0"/>
+    <w:lsdException w:name="List Number 3" w:semiHidden="0" w:uiPriority="0" w:unhideWhenUsed="0"/>
+    <w:lsdException w:name="List Number 4" w:semiHidden="0" w:uiPriority="0" w:unhideWhenUsed="0"/>
+    <w:lsdException w:name="List Number 5" w:semiHidden="0" w:uiPriority="0" w:unhideWhenUsed="0"/>
+    <w:lsdException w:name="Title" w:semiHidden="0" w:uiPriority="0" w:unhideWhenUsed="0" w:qFormat="1"/>
+    <w:lsdException w:name="Closing" w:semiHidden="0" w:uiPriority="0" w:unhideWhenUsed="0"/>
+    <w:lsdException w:name="Signature" w:semiHidden="0" w:uiPriority="0" w:unhideWhenUsed="0"/>
+    <w:lsdException w:name="Default Paragraph Font" w:uiPriority="0" w:unhideWhenUsed="0" w:qFormat="1"/>
+    <w:lsdException w:name="Body Text" w:uiPriority="0" w:unhideWhenUsed="0" w:qFormat="1"/>
+    <w:lsdException w:name="Body Text Indent" w:semiHidden="0" w:uiPriority="0" w:unhideWhenUsed="0"/>
+    <w:lsdException w:name="List Continue" w:semiHidden="0" w:uiPriority="0" w:unhideWhenUsed="0"/>
+    <w:lsdException w:name="List Continue 2" w:semiHidden="0" w:uiPriority="0" w:unhideWhenUsed="0"/>
+    <w:lsdException w:name="List Continue 3" w:semiHidden="0" w:uiPriority="0" w:unhideWhenUsed="0"/>
+    <w:lsdException w:name="List Continue 4" w:semiHidden="0" w:uiPriority="0" w:unhideWhenUsed="0"/>
+    <w:lsdException w:name="List Continue 5" w:semiHidden="0" w:uiPriority="0" w:unhideWhenUsed="0"/>
+    <w:lsdException w:name="Message Header" w:semiHidden="0" w:uiPriority="0" w:unhideWhenUsed="0"/>
+    <w:lsdException w:name="Subtitle" w:semiHidden="0" w:uiPriority="0" w:unhideWhenUsed="0" w:qFormat="1"/>
+    <w:lsdException w:name="Salutation" w:semiHidden="0" w:uiPriority="0" w:unhideWhenUsed="0"/>
+    <w:lsdException w:name="Date" w:semiHidden="0" w:uiPriority="0" w:unhideWhenUsed="0"/>
+    <w:lsdException w:name="Body Text First Indent" w:semiHidden="0" w:uiPriority="0" w:unhideWhenUsed="0"/>
+    <w:lsdException w:name="Body Text First Indent 2" w:semiHidden="0" w:uiPriority="0" w:unhideWhenUsed="0"/>
+    <w:lsdException w:name="Body Text 2" w:semiHidden="0" w:uiPriority="0" w:unhideWhenUsed="0"/>
+    <w:lsdException w:name="Body Text 3" w:semiHidden="0" w:uiPriority="0" w:unhideWhenUsed="0"/>
+    <w:lsdException w:name="Body Text Indent 2" w:semiHidden="0" w:uiPriority="0" w:unhideWhenUsed="0"/>
+    <w:lsdException w:name="Body Text Indent 3" w:semiHidden="0" w:uiPriority="0" w:unhideWhenUsed="0"/>
+    <w:lsdException w:name="Block Text" w:semiHidden="0" w:uiPriority="0" w:unhideWhenUsed="0"/>
+    <w:lsdException w:name="Hyperlink" w:semiHidden="0" w:uiPriority="0" w:unhideWhenUsed="0"/>
+    <w:lsdException w:name="FollowedHyperlink" w:semiHidden="0" w:uiPriority="0" w:unhideWhenUsed="0"/>
+    <w:lsdException w:name="Strong" w:semiHidden="0" w:uiPriority="0" w:unhideWhenUsed="0" w:qFormat="1"/>
+    <w:lsdException w:name="Emphasis" w:semiHidden="0" w:uiPriority="0" w:unhideWhenUsed="0" w:qFormat="1"/>
+    <w:lsdException w:name="Document Map" w:semiHidden="0" w:uiPriority="0" w:unhideWhenUsed="0"/>
+    <w:lsdException w:name="Plain Text" w:semiHidden="0" w:uiPriority="0" w:unhideWhenUsed="0"/>
+    <w:lsdException w:name="E-mail Signature" w:semiHidden="0" w:uiPriority="0" w:unhideWhenUsed="0"/>
+    <w:lsdException w:name="Normal (Web)" w:semiHidden="0" w:uiPriority="0" w:unhideWhenUsed="0" w:qFormat="1"/>
+    <w:lsdException w:name="HTML Acronym" w:semiHidden="0" w:uiPriority="0" w:unhideWhenUsed="0"/>
+    <w:lsdException w:name="HTML Address" w:semiHidden="0" w:uiPriority="0" w:unhideWhenUsed="0"/>
+    <w:lsdException w:name="HTML Cite" w:semiHidden="0" w:uiPriority="0" w:unhideWhenUsed="0"/>
+    <w:lsdException w:name="HTML Code" w:semiHidden="0" w:uiPriority="0" w:unhideWhenUsed="0"/>
+    <w:lsdException w:name="HTML Definition" w:semiHidden="0" w:uiPriority="0" w:unhideWhenUsed="0"/>
+    <w:lsdException w:name="HTML Keyboard" w:semiHidden="0" w:uiPriority="0" w:unhideWhenUsed="0"/>
+    <w:lsdException w:name="HTML Preformatted" w:semiHidden="0" w:uiPriority="0" w:unhideWhenUsed="0"/>
+    <w:lsdException w:name="HTML Sample" w:semiHidden="0" w:uiPriority="0" w:unhideWhenUsed="0"/>
+    <w:lsdException w:name="HTML Typewriter" w:semiHidden="0" w:uiPriority="0" w:unhideWhenUsed="0"/>
+    <w:lsdException w:name="HTML Variable" w:semiHidden="0" w:uiPriority="0" w:unhideWhenUsed="0"/>
+    <w:lsdException w:name="Normal Table" w:uiPriority="0" w:unhideWhenUsed="0" w:qFormat="1"/>
+    <w:lsdException w:name="annotation subject" w:semiHidden="0" w:uiPriority="0" w:unhideWhenUsed="0"/>
+    <w:lsdException w:name="Table Simple 1" w:semiHidden="0" w:uiPriority="0" w:unhideWhenUsed="0"/>
+    <w:lsdException w:name="Table Simple 2" w:semiHidden="0" w:uiPriority="0" w:unhideWhenUsed="0"/>
+    <w:lsdException w:name="Table Simple 3" w:semiHidden="0" w:uiPriority="0" w:unhideWhenUsed="0"/>
+    <w:lsdException w:name="Table Classic 1" w:semiHidden="0" w:uiPriority="0" w:unhideWhenUsed="0"/>
+    <w:lsdException w:name="Table Classic 2" w:semiHidden="0" w:uiPriority="0" w:unhideWhenUsed="0"/>
+    <w:lsdException w:name="Table Classic 3" w:semiHidden="0" w:uiPriority="0" w:unhideWhenUsed="0"/>
+    <w:lsdException w:name="Table Classic 4" w:semiHidden="0" w:uiPriority="0" w:unhideWhenUsed="0"/>
+    <w:lsdException w:name="Table Colorful 1" w:semiHidden="0" w:uiPriority="0" w:unhideWhenUsed="0"/>
+    <w:lsdException w:name="Table Colorful 2" w:semiHidden="0" w:uiPriority="0" w:unhideWhenUsed="0"/>
+    <w:lsdException w:name="Table Colorful 3" w:semiHidden="0" w:uiPriority="0" w:unhideWhenUsed="0"/>
+    <w:lsdException w:name="Table Columns 1" w:semiHidden="0" w:uiPriority="0" w:unhideWhenUsed="0"/>
+    <w:lsdException w:name="Table Columns 2" w:semiHidden="0" w:uiPriority="0" w:unhideWhenUsed="0"/>
+    <w:lsdException w:name="Table Columns 3" w:semiHidden="0" w:uiPriority="0" w:unhideWhenUsed="0"/>
+    <w:lsdException w:name="Table Columns 4" w:semiHidden="0" w:uiPriority="0" w:unhideWhenUsed="0"/>
+    <w:lsdException w:name="Table Columns 5" w:semiHidden="0" w:uiPriority="0" w:unhideWhenUsed="0"/>
+    <w:lsdException w:name="Table Grid 1" w:semiHidden="0" w:uiPriority="0" w:unhideWhenUsed="0"/>
+    <w:lsdException w:name="Table Grid 2" w:semiHidden="0" w:uiPriority="0" w:unhideWhenUsed="0"/>
+    <w:lsdException w:name="Table Grid 3" w:semiHidden="0" w:uiPriority="0" w:unhideWhenUsed="0"/>
+    <w:lsdException w:name="Table Grid 4" w:semiHidden="0" w:uiPriority="0" w:unhideWhenUsed="0"/>
+    <w:lsdException w:name="Table Grid 5" w:semiHidden="0" w:uiPriority="0" w:unhideWhenUsed="0"/>
+    <w:lsdException w:name="Table Grid 6" w:semiHidden="0" w:uiPriority="0" w:unhideWhenUsed="0"/>
+    <w:lsdException w:name="Table Grid 7" w:semiHidden="0" w:uiPriority="0" w:unhideWhenUsed="0"/>
+    <w:lsdException w:name="Table Grid 8" w:semiHidden="0" w:uiPriority="0" w:unhideWhenUsed="0"/>
+    <w:lsdException w:name="Table List 1" w:semiHidden="0" w:uiPriority="0" w:unhideWhenUsed="0"/>
+    <w:lsdException w:name="Table List 2" w:semiHidden="0" w:uiPriority="0" w:unhideWhenUsed="0"/>
+    <w:lsdException w:name="Table List 3" w:semiHidden="0" w:uiPriority="0" w:unhideWhenUsed="0"/>
+    <w:lsdException w:name="Table List 4" w:semiHidden="0" w:uiPriority="0" w:unhideWhenUsed="0"/>
+    <w:lsdException w:name="Table List 5" w:semiHidden="0" w:uiPriority="0" w:unhideWhenUsed="0"/>
+    <w:lsdException w:name="Table List 6" w:semiHidden="0" w:uiPriority="0" w:unhideWhenUsed="0"/>
+    <w:lsdException w:name="Table List 7" w:semiHidden="0" w:uiPriority="0" w:unhideWhenUsed="0"/>
+    <w:lsdException w:name="Table List 8" w:semiHidden="0" w:uiPriority="0" w:unhideWhenUsed="0"/>
+    <w:lsdException w:name="Table 3D effects 1" w:semiHidden="0" w:uiPriority="0" w:unhideWhenUsed="0"/>
+    <w:lsdException w:name="Table 3D effects 2" w:semiHidden="0" w:uiPriority="0" w:unhideWhenUsed="0"/>
+    <w:lsdException w:name="Table 3D effects 3" w:semiHidden="0" w:uiPriority="0" w:unhideWhenUsed="0"/>
+    <w:lsdException w:name="Table Contemporary" w:semiHidden="0" w:uiPriority="0" w:unhideWhenUsed="0"/>
+    <w:lsdException w:name="Table Elegant" w:semiHidden="0" w:uiPriority="0" w:unhideWhenUsed="0"/>
+    <w:lsdException w:name="Table Professional" w:semiHidden="0" w:uiPriority="0" w:unhideWhenUsed="0"/>
+    <w:lsdException w:name="Table Subtle 1" w:semiHidden="0" w:uiPriority="0" w:unhideWhenUsed="0"/>
+    <w:lsdException w:name="Table Subtle 2" w:semiHidden="0" w:uiPriority="0" w:unhideWhenUsed="0"/>
+    <w:lsdException w:name="Table Web 1" w:semiHidden="0" w:uiPriority="0" w:unhideWhenUsed="0"/>
+    <w:lsdException w:name="Table Web 2" w:semiHidden="0" w:uiPriority="0" w:unhideWhenUsed="0"/>
+    <w:lsdException w:name="Table Web 3" w:semiHidden="0" w:uiPriority="0" w:unhideWhenUsed="0"/>
+    <w:lsdException w:name="Balloon Text" w:semiHidden="0" w:uiPriority="0" w:unhideWhenUsed="0"/>
+    <w:lsdException w:name="Table Grid" w:semiHidden="0" w:uiPriority="0" w:unhideWhenUsed="0" w:qFormat="1"/>
+    <w:lsdException w:name="Table Theme" w:semiHidden="0" w:uiPriority="0" w:unhideWhenUsed="0"/>
+    <w:lsdException w:name="No Spacing" w:semiHidden="0" w:unhideWhenUsed="0" w:qFormat="1"/>
+    <w:lsdException w:name="Light Shading" w:semiHidden="0" w:uiPriority="60" w:unhideWhenUsed="0"/>
+    <w:lsdException w:name="Light List" w:semiHidden="0" w:uiPriority="61" w:unhideWhenUsed="0"/>
+    <w:lsdException w:name="Light Grid" w:semiHidden="0" w:uiPriority="62" w:unhideWhenUsed="0"/>
+    <w:lsdException w:name="Medium Shading 1" w:semiHidden="0" w:uiPriority="63" w:unhideWhenUsed="0"/>
+    <w:lsdException w:name="Medium Shading 2" w:semiHidden="0" w:uiPriority="64" w:unhideWhenUsed="0"/>
+    <w:lsdException w:name="Medium List 1" w:semiHidden="0" w:uiPriority="65" w:unhideWhenUsed="0"/>
+    <w:lsdException w:name="Medium List 2" w:semiHidden="0" w:uiPriority="66" w:unhideWhenUsed="0"/>
+    <w:lsdException w:name="Medium Grid 1" w:semiHidden="0" w:uiPriority="67" w:unhideWhenUsed="0"/>
+    <w:lsdException w:name="Medium Grid 2" w:semiHidden="0" w:uiPriority="68" w:unhideWhenUsed="0"/>
+    <w:lsdException w:name="Medium Grid 3" w:semiHidden="0" w:uiPriority="69" w:unhideWhenUsed="0"/>
+    <w:lsdException w:name="Dark List" w:semiHidden="0" w:uiPriority="70" w:unhideWhenUsed="0"/>
+    <w:lsdException w:name="Colorful Shading" w:semiHidden="0" w:uiPriority="71" w:unhideWhenUsed="0"/>
+    <w:lsdException w:name="Colorful List" w:semiHidden="0" w:uiPriority="72" w:unhideWhenUsed="0"/>
+    <w:lsdException w:name="Colorful Grid" w:semiHidden="0" w:uiPriority="73" w:unhideWhenUsed="0"/>
+    <w:lsdException w:name="Light Shading Accent 1" w:semiHidden="0" w:uiPriority="60" w:unhideWhenUsed="0"/>
+    <w:lsdException w:name="Light List Accent 1" w:semiHidden="0" w:uiPriority="61" w:unhideWhenUsed="0"/>
+    <w:lsdException w:name="Light Grid Accent 1" w:semiHidden="0" w:uiPriority="62" w:unhideWhenUsed="0"/>
+    <w:lsdException w:name="Medium Shading 1 Accent 1" w:semiHidden="0" w:uiPriority="63" w:unhideWhenUsed="0"/>
+    <w:lsdException w:name="Medium Shading 2 Accent 1" w:semiHidden="0" w:uiPriority="64" w:unhideWhenUsed="0"/>
+    <w:lsdException w:name="Medium List 1 Accent 1" w:semiHidden="0" w:uiPriority="65" w:unhideWhenUsed="0"/>
+    <w:lsdException w:name="Medium List 2 Accent 1" w:semiHidden="0" w:uiPriority="66" w:unhideWhenUsed="0"/>
+    <w:lsdException w:name="Medium Grid 1 Accent 1" w:semiHidden="0" w:uiPriority="67" w:unhideWhenUsed="0"/>
+    <w:lsdException w:name="Medium Grid 2 Accent 1" w:semiHidden="0" w:uiPriority="68" w:unhideWhenUsed="0"/>
+    <w:lsdException w:name="Medium Grid 3 Accent 1" w:semiHidden="0" w:uiPriority="69" w:unhideWhenUsed="0"/>
+    <w:lsdException w:name="Dark List Accent 1" w:semiHidden="0" w:uiPriority="70" w:unhideWhenUsed="0"/>
+    <w:lsdException w:name="Colorful Shading Accent 1" w:semiHidden="0" w:uiPriority="71" w:unhideWhenUsed="0"/>
+    <w:lsdException w:name="Colorful List Accent 1" w:semiHidden="0" w:uiPriority="72" w:unhideWhenUsed="0"/>
+    <w:lsdException w:name="Colorful Grid Accent 1" w:semiHidden="0" w:uiPriority="73" w:unhideWhenUsed="0"/>
+    <w:lsdException w:name="Light Shading Accent 2" w:semiHidden="0" w:uiPriority="60" w:unhideWhenUsed="0"/>
+    <w:lsdException w:name="Light List Accent 2" w:semiHidden="0" w:uiPriority="61" w:unhideWhenUsed="0"/>
+    <w:lsdException w:name="Light Grid Accent 2" w:semiHidden="0" w:uiPriority="62" w:unhideWhenUsed="0"/>
+    <w:lsdException w:name="Medium Shading 1 Accent 2" w:semiHidden="0" w:uiPriority="63" w:unhideWhenUsed="0"/>
+    <w:lsdException w:name="Medium Shading 2 Accent 2" w:semiHidden="0" w:uiPriority="64" w:unhideWhenUsed="0"/>
+    <w:lsdException w:name="Medium List 1 Accent 2" w:semiHidden="0" w:uiPriority="65" w:unhideWhenUsed="0"/>
+    <w:lsdException w:name="Medium List 2 Accent 2" w:semiHidden="0" w:uiPriority="66" w:unhideWhenUsed="0"/>
+    <w:lsdException w:name="Medium Grid 1 Accent 2" w:semiHidden="0" w:uiPriority="67" w:unhideWhenUsed="0"/>
+    <w:lsdException w:name="Medium Grid 2 Accent 2" w:semiHidden="0" w:uiPriority="68" w:unhideWhenUsed="0"/>
+    <w:lsdException w:name="Medium Grid 3 Accent 2" w:semiHidden="0" w:uiPriority="69" w:unhideWhenUsed="0"/>
+    <w:lsdException w:name="Dark List Accent 2" w:semiHidden="0" w:uiPriority="70" w:unhideWhenUsed="0"/>
+    <w:lsdException w:name="Colorful Shading Accent 2" w:semiHidden="0" w:uiPriority="71" w:unhideWhenUsed="0"/>
+    <w:lsdException w:name="Colorful List Accent 2" w:semiHidden="0" w:uiPriority="72" w:unhideWhenUsed="0"/>
+    <w:lsdException w:name="Colorful Grid Accent 2" w:semiHidden="0" w:uiPriority="73" w:unhideWhenUsed="0"/>
+    <w:lsdException w:name="Light Shading Accent 3" w:semiHidden="0" w:uiPriority="60" w:unhideWhenUsed="0"/>
+    <w:lsdException w:name="Light List Accent 3" w:semiHidden="0" w:uiPriority="61" w:unhideWhenUsed="0"/>
+    <w:lsdException w:name="Light Grid Accent 3" w:semiHidden="0" w:uiPriority="62" w:unhideWhenUsed="0"/>
+    <w:lsdException w:name="Medium Shading 1 Accent 3" w:semiHidden="0" w:uiPriority="63" w:unhideWhenUsed="0"/>
+    <w:lsdException w:name="Medium Shading 2 Accent 3" w:semiHidden="0" w:uiPriority="64" w:unhideWhenUsed="0"/>
+    <w:lsdException w:name="Medium List 1 Accent 3" w:semiHidden="0" w:uiPriority="65" w:unhideWhenUsed="0"/>
+    <w:lsdException w:name="Medium List 2 Accent 3" w:semiHidden="0" w:uiPriority="66" w:unhideWhenUsed="0"/>
+    <w:lsdException w:name="Medium Grid 1 Accent 3" w:semiHidden="0" w:uiPriority="67" w:unhideWhenUsed="0"/>
+    <w:lsdException w:name="Medium Grid 2 Accent 3" w:semiHidden="0" w:uiPriority="68" w:unhideWhenUsed="0"/>
+    <w:lsdException w:name="Medium Grid 3 Accent 3" w:semiHidden="0" w:uiPriority="69" w:unhideWhenUsed="0"/>
+    <w:lsdException w:name="Dark List Accent 3" w:semiHidden="0" w:uiPriority="70" w:unhideWhenUsed="0"/>
+    <w:lsdException w:name="Colorful Shading Accent 3" w:semiHidden="0" w:uiPriority="71" w:unhideWhenUsed="0"/>
+    <w:lsdException w:name="Colorful List Accent 3" w:semiHidden="0" w:uiPriority="72" w:unhideWhenUsed="0"/>
+    <w:lsdException w:name="Colorful Grid Accent 3" w:semiHidden="0" w:uiPriority="73" w:unhideWhenUsed="0"/>
+    <w:lsdException w:name="Light Shading Accent 4" w:semiHidden="0" w:uiPriority="60" w:unhideWhenUsed="0"/>
+    <w:lsdException w:name="Light List Accent 4" w:semiHidden="0" w:uiPriority="61" w:unhideWhenUsed="0"/>
+    <w:lsdException w:name="Light Grid Accent 4" w:semiHidden="0" w:uiPriority="62" w:unhideWhenUsed="0"/>
+    <w:lsdException w:name="Medium Shading 1 Accent 4" w:semiHidden="0" w:uiPriority="63" w:unhideWhenUsed="0"/>
+    <w:lsdException w:name="Medium Shading 2 Accent 4" w:semiHidden="0" w:uiPriority="64" w:unhideWhenUsed="0"/>
+    <w:lsdException w:name="Medium List 1 Accent 4" w:semiHidden="0" w:uiPriority="65" w:unhideWhenUsed="0"/>
+    <w:lsdException w:name="Medium List 2 Accent 4" w:semiHidden="0" w:uiPriority="66" w:unhideWhenUsed="0"/>
+    <w:lsdException w:name="Medium Grid 1 Accent 4" w:semiHidden="0" w:uiPriority="67" w:unhideWhenUsed="0"/>
+    <w:lsdException w:name="Medium Grid 2 Accent 4" w:semiHidden="0" w:uiPriority="68" w:unhideWhenUsed="0"/>
+    <w:lsdException w:name="Medium Grid 3 Accent 4" w:semiHidden="0" w:uiPriority="69" w:unhideWhenUsed="0"/>
+    <w:lsdException w:name="Dark List Accent 4" w:semiHidden="0" w:uiPriority="70" w:unhideWhenUsed="0"/>
+    <w:lsdException w:name="Colorful Shading Accent 4" w:semiHidden="0" w:uiPriority="71" w:unhideWhenUsed="0"/>
+    <w:lsdException w:name="Colorful List Accent 4" w:semiHidden="0" w:uiPriority="72" w:unhideWhenUsed="0"/>
+    <w:lsdException w:name="Colorful Grid Accent 4" w:semiHidden="0" w:uiPriority="73" w:unhideWhenUsed="0"/>
+    <w:lsdException w:name="Light Shading Accent 5" w:semiHidden="0" w:uiPriority="60" w:unhideWhenUsed="0"/>
+    <w:lsdException w:name="Light List Accent 5" w:semiHidden="0" w:uiPriority="61" w:unhideWhenUsed="0"/>
+    <w:lsdException w:name="Light Grid Accent 5" w:semiHidden="0" w:uiPriority="62" w:unhideWhenUsed="0"/>
+    <w:lsdException w:name="Medium Shading 1 Accent 5" w:semiHidden="0" w:uiPriority="63" w:unhideWhenUsed="0"/>
+    <w:lsdException w:name="Medium Shading 2 Accent 5" w:semiHidden="0" w:uiPriority="64" w:unhideWhenUsed="0"/>
+    <w:lsdException w:name="Medium List 1 Accent 5" w:semiHidden="0" w:uiPriority="65" w:unhideWhenUsed="0"/>
+    <w:lsdException w:name="Medium List 2 Accent 5" w:semiHidden="0" w:uiPriority="66" w:unhideWhenUsed="0"/>
+    <w:lsdException w:name="Medium Grid 1 Accent 5" w:semiHidden="0" w:uiPriority="67" w:unhideWhenUsed="0"/>
+    <w:lsdException w:name="Medium Grid 2 Accent 5" w:semiHidden="0" w:uiPriority="68" w:unhideWhenUsed="0"/>
+    <w:lsdException w:name="Medium Grid 3 Accent 5" w:semiHidden="0" w:uiPriority="69" w:unhideWhenUsed="0"/>
+    <w:lsdException w:name="Dark List Accent 5" w:semiHidden="0" w:uiPriority="70" w:unhideWhenUsed="0"/>
+    <w:lsdException w:name="Colorful Shading Accent 5" w:semiHidden="0" w:uiPriority="71" w:unhideWhenUsed="0"/>
+    <w:lsdException w:name="Colorful List Accent 5" w:semiHidden="0" w:uiPriority="72" w:unhideWhenUsed="0"/>
+    <w:lsdException w:name="Colorful Grid Accent 5" w:semiHidden="0" w:uiPriority="73" w:unhideWhenUsed="0"/>
+    <w:lsdException w:name="Light Shading Accent 6" w:semiHidden="0" w:uiPriority="60" w:unhideWhenUsed="0"/>
+    <w:lsdException w:name="Light List Accent 6" w:semiHidden="0" w:uiPriority="61" w:unhideWhenUsed="0"/>
+    <w:lsdException w:name="Light Grid Accent 6" w:semiHidden="0" w:uiPriority="62" w:unhideWhenUsed="0"/>
+    <w:lsdException w:name="Medium Shading 1 Accent 6" w:semiHidden="0" w:uiPriority="63" w:unhideWhenUsed="0"/>
+    <w:lsdException w:name="Medium Shading 2 Accent 6" w:semiHidden="0" w:uiPriority="64" w:unhideWhenUsed="0"/>
+    <w:lsdException w:name="Medium List 1 Accent 6" w:semiHidden="0" w:uiPriority="65" w:unhideWhenUsed="0"/>
+    <w:lsdException w:name="Medium List 2 Accent 6" w:semiHidden="0" w:uiPriority="66" w:unhideWhenUsed="0"/>
+    <w:lsdException w:name="Medium Grid 1 Accent 6" w:semiHidden="0" w:uiPriority="67" w:unhideWhenUsed="0"/>
+    <w:lsdException w:name="Medium Grid 2 Accent 6" w:semiHidden="0" w:uiPriority="68" w:unhideWhenUsed="0"/>
+    <w:lsdException w:name="Medium Grid 3 Accent 6" w:semiHidden="0" w:uiPriority="69" w:unhideWhenUsed="0"/>
+    <w:lsdException w:name="Dark List Accent 6" w:semiHidden="0" w:uiPriority="70" w:unhideWhenUsed="0"/>
+    <w:lsdException w:name="Colorful Shading Accent 6" w:semiHidden="0" w:uiPriority="71" w:unhideWhenUsed="0"/>
+    <w:lsdException w:name="Colorful List Accent 6" w:semiHidden="0" w:uiPriority="72" w:unhideWhenUsed="0"/>
+    <w:lsdException w:name="Colorful Grid Accent 6" w:semiHidden="0" w:uiPriority="73" w:unhideWhenUsed="0"/>
   </w:latentStyles>
-  <w:style w:type="paragraph" w:default="1" w:styleId="1">
+  <w:style w:type="paragraph" w:default="1" w:styleId="Normal">
     <w:name w:val="Normal"/>
     <w:qFormat/>
-    <w:uiPriority w:val="0"/>
     <w:pPr>
       <w:kinsoku w:val="0"/>
       <w:autoSpaceDE w:val="0"/>
@@ -8691,7 +8496,7 @@
       <w:textAlignment w:val="baseline"/>
     </w:pPr>
     <w:rPr>
-      <w:rFonts w:ascii="Arial" w:hAnsi="Arial" w:eastAsia="宋体" w:cs="Arial"/>
+      <w:rFonts w:ascii="Arial" w:eastAsia="宋体" w:hAnsi="Arial" w:cs="Arial"/>
       <w:snapToGrid w:val="0"/>
       <w:color w:val="000000"/>
       <w:kern w:val="0"/>
@@ -8700,12 +8505,11 @@
       <w:lang w:val="en-US" w:eastAsia="en-US" w:bidi="ar-SA"/>
     </w:rPr>
   </w:style>
-  <w:style w:type="paragraph" w:styleId="2">
+  <w:style w:type="paragraph" w:styleId="Heading1">
     <w:name w:val="heading 1"/>
-    <w:basedOn w:val="1"/>
-    <w:next w:val="1"/>
+    <w:basedOn w:val="Normal"/>
+    <w:next w:val="Normal"/>
     <w:qFormat/>
-    <w:uiPriority w:val="0"/>
     <w:pPr>
       <w:keepNext/>
       <w:keepLines/>
@@ -8723,14 +8527,13 @@
       <w:sz w:val="44"/>
     </w:rPr>
   </w:style>
-  <w:style w:type="paragraph" w:styleId="3">
+  <w:style w:type="paragraph" w:styleId="Heading2">
     <w:name w:val="heading 2"/>
-    <w:basedOn w:val="1"/>
-    <w:next w:val="1"/>
-    <w:link w:val="26"/>
+    <w:basedOn w:val="Normal"/>
+    <w:next w:val="Normal"/>
+    <w:link w:val="2Char"/>
     <w:unhideWhenUsed/>
     <w:qFormat/>
-    <w:uiPriority w:val="0"/>
     <w:pPr>
       <w:keepNext/>
       <w:keepLines/>
@@ -8743,19 +8546,18 @@
       <w:outlineLvl w:val="1"/>
     </w:pPr>
     <w:rPr>
-      <w:rFonts w:ascii="Arial" w:hAnsi="Arial" w:eastAsia="黑体"/>
+      <w:rFonts w:ascii="Arial" w:eastAsia="黑体" w:hAnsi="Arial"/>
       <w:b/>
       <w:sz w:val="32"/>
     </w:rPr>
   </w:style>
-  <w:style w:type="paragraph" w:styleId="4">
+  <w:style w:type="paragraph" w:styleId="Heading3">
     <w:name w:val="heading 3"/>
-    <w:basedOn w:val="1"/>
-    <w:next w:val="1"/>
+    <w:basedOn w:val="Normal"/>
+    <w:next w:val="Normal"/>
     <w:semiHidden/>
     <w:unhideWhenUsed/>
     <w:qFormat/>
-    <w:uiPriority w:val="0"/>
     <w:pPr>
       <w:keepNext/>
       <w:keepLines/>
@@ -8772,13 +8574,12 @@
       <w:sz w:val="32"/>
     </w:rPr>
   </w:style>
-  <w:style w:type="paragraph" w:styleId="5">
+  <w:style w:type="paragraph" w:styleId="Heading4">
     <w:name w:val="heading 4"/>
-    <w:basedOn w:val="1"/>
-    <w:next w:val="1"/>
+    <w:basedOn w:val="Normal"/>
+    <w:next w:val="Normal"/>
     <w:unhideWhenUsed/>
     <w:qFormat/>
-    <w:uiPriority w:val="0"/>
     <w:pPr>
       <w:keepNext/>
       <w:keepLines/>
@@ -8791,19 +8592,18 @@
       <w:outlineLvl w:val="3"/>
     </w:pPr>
     <w:rPr>
-      <w:rFonts w:ascii="Arial" w:hAnsi="Arial" w:eastAsia="黑体"/>
+      <w:rFonts w:ascii="Arial" w:eastAsia="黑体" w:hAnsi="Arial"/>
       <w:b/>
       <w:sz w:val="28"/>
     </w:rPr>
   </w:style>
-  <w:style w:type="paragraph" w:styleId="6">
+  <w:style w:type="paragraph" w:styleId="Heading5">
     <w:name w:val="heading 5"/>
-    <w:basedOn w:val="1"/>
-    <w:next w:val="1"/>
+    <w:basedOn w:val="Normal"/>
+    <w:next w:val="Normal"/>
     <w:semiHidden/>
     <w:unhideWhenUsed/>
     <w:qFormat/>
-    <w:uiPriority w:val="0"/>
     <w:pPr>
       <w:keepNext/>
       <w:keepLines/>
@@ -8820,14 +8620,13 @@
       <w:sz w:val="28"/>
     </w:rPr>
   </w:style>
-  <w:style w:type="paragraph" w:styleId="7">
+  <w:style w:type="paragraph" w:styleId="Heading6">
     <w:name w:val="heading 6"/>
-    <w:basedOn w:val="1"/>
-    <w:next w:val="1"/>
+    <w:basedOn w:val="Normal"/>
+    <w:next w:val="Normal"/>
     <w:semiHidden/>
     <w:unhideWhenUsed/>
     <w:qFormat/>
-    <w:uiPriority w:val="0"/>
     <w:pPr>
       <w:keepNext/>
       <w:keepLines/>
@@ -8840,19 +8639,18 @@
       <w:outlineLvl w:val="5"/>
     </w:pPr>
     <w:rPr>
-      <w:rFonts w:ascii="Arial" w:hAnsi="Arial" w:eastAsia="黑体"/>
+      <w:rFonts w:ascii="Arial" w:eastAsia="黑体" w:hAnsi="Arial"/>
       <w:b/>
       <w:sz w:val="24"/>
     </w:rPr>
   </w:style>
-  <w:style w:type="paragraph" w:styleId="8">
+  <w:style w:type="paragraph" w:styleId="Heading7">
     <w:name w:val="heading 7"/>
-    <w:basedOn w:val="1"/>
-    <w:next w:val="1"/>
+    <w:basedOn w:val="Normal"/>
+    <w:next w:val="Normal"/>
     <w:semiHidden/>
     <w:unhideWhenUsed/>
     <w:qFormat/>
-    <w:uiPriority w:val="0"/>
     <w:pPr>
       <w:keepNext/>
       <w:keepLines/>
@@ -8869,14 +8667,13 @@
       <w:sz w:val="24"/>
     </w:rPr>
   </w:style>
-  <w:style w:type="paragraph" w:styleId="9">
+  <w:style w:type="paragraph" w:styleId="Heading8">
     <w:name w:val="heading 8"/>
-    <w:basedOn w:val="1"/>
-    <w:next w:val="1"/>
+    <w:basedOn w:val="Normal"/>
+    <w:next w:val="Normal"/>
     <w:semiHidden/>
     <w:unhideWhenUsed/>
     <w:qFormat/>
-    <w:uiPriority w:val="0"/>
     <w:pPr>
       <w:keepNext/>
       <w:keepLines/>
@@ -8889,18 +8686,17 @@
       <w:outlineLvl w:val="7"/>
     </w:pPr>
     <w:rPr>
-      <w:rFonts w:ascii="Arial" w:hAnsi="Arial" w:eastAsia="黑体"/>
+      <w:rFonts w:ascii="Arial" w:eastAsia="黑体" w:hAnsi="Arial"/>
       <w:sz w:val="24"/>
     </w:rPr>
   </w:style>
-  <w:style w:type="paragraph" w:styleId="10">
+  <w:style w:type="paragraph" w:styleId="Heading9">
     <w:name w:val="heading 9"/>
-    <w:basedOn w:val="1"/>
-    <w:next w:val="1"/>
+    <w:basedOn w:val="Normal"/>
+    <w:next w:val="Normal"/>
     <w:semiHidden/>
     <w:unhideWhenUsed/>
     <w:qFormat/>
-    <w:uiPriority w:val="0"/>
     <w:pPr>
       <w:keepNext/>
       <w:keepLines/>
@@ -8913,21 +8709,19 @@
       <w:outlineLvl w:val="8"/>
     </w:pPr>
     <w:rPr>
-      <w:rFonts w:ascii="Arial" w:hAnsi="Arial" w:eastAsia="黑体"/>
+      <w:rFonts w:ascii="Arial" w:eastAsia="黑体" w:hAnsi="Arial"/>
       <w:sz w:val="21"/>
     </w:rPr>
   </w:style>
-  <w:style w:type="character" w:default="1" w:styleId="23">
+  <w:style w:type="character" w:default="1" w:styleId="DefaultParagraphFont">
     <w:name w:val="Default Paragraph Font"/>
     <w:semiHidden/>
     <w:qFormat/>
-    <w:uiPriority w:val="0"/>
   </w:style>
-  <w:style w:type="table" w:default="1" w:styleId="21">
+  <w:style w:type="table" w:default="1" w:styleId="TableNormal">
     <w:name w:val="Normal Table"/>
     <w:semiHidden/>
     <w:qFormat/>
-    <w:uiPriority w:val="0"/>
     <w:tblPr>
       <w:tblCellMar>
         <w:top w:w="0" w:type="dxa"/>
@@ -8937,52 +8731,47 @@
       </w:tblCellMar>
     </w:tblPr>
   </w:style>
-  <w:style w:type="paragraph" w:styleId="11">
+  <w:style w:type="paragraph" w:styleId="NormalIndent">
     <w:name w:val="Normal Indent"/>
-    <w:basedOn w:val="1"/>
+    <w:basedOn w:val="Normal"/>
     <w:qFormat/>
-    <w:uiPriority w:val="0"/>
     <w:pPr>
       <w:ind w:firstLine="420" w:firstLineChars="200"/>
     </w:pPr>
   </w:style>
-  <w:style w:type="paragraph" w:styleId="12">
+  <w:style w:type="paragraph" w:styleId="CommentText">
     <w:name w:val="annotation text"/>
-    <w:basedOn w:val="1"/>
+    <w:basedOn w:val="Normal"/>
     <w:qFormat/>
-    <w:uiPriority w:val="0"/>
     <w:pPr>
       <w:jc w:val="left"/>
     </w:pPr>
   </w:style>
-  <w:style w:type="paragraph" w:styleId="13">
+  <w:style w:type="paragraph" w:styleId="BodyText">
     <w:name w:val="Body Text"/>
-    <w:basedOn w:val="1"/>
+    <w:basedOn w:val="Normal"/>
     <w:semiHidden/>
     <w:qFormat/>
-    <w:uiPriority w:val="0"/>
     <w:rPr>
-      <w:rFonts w:ascii="Arial" w:hAnsi="Arial" w:eastAsia="Arial" w:cs="Arial"/>
+      <w:rFonts w:ascii="Arial" w:eastAsia="Arial" w:hAnsi="Arial" w:cs="Arial"/>
       <w:sz w:val="21"/>
       <w:szCs w:val="21"/>
       <w:lang w:val="en-US" w:eastAsia="en-US" w:bidi="ar-SA"/>
     </w:rPr>
   </w:style>
-  <w:style w:type="paragraph" w:styleId="14">
+  <w:style w:type="paragraph" w:styleId="TOC3">
     <w:name w:val="toc 3"/>
-    <w:basedOn w:val="1"/>
-    <w:next w:val="1"/>
+    <w:basedOn w:val="Normal"/>
+    <w:next w:val="Normal"/>
     <w:qFormat/>
-    <w:uiPriority w:val="0"/>
     <w:pPr>
       <w:ind w:left="840" w:leftChars="400"/>
     </w:pPr>
   </w:style>
-  <w:style w:type="paragraph" w:styleId="15">
+  <w:style w:type="paragraph" w:styleId="Footer">
     <w:name w:val="footer"/>
-    <w:basedOn w:val="1"/>
+    <w:basedOn w:val="Normal"/>
     <w:qFormat/>
-    <w:uiPriority w:val="0"/>
     <w:pPr>
       <w:tabs>
         <w:tab w:val="center" w:pos="4153"/>
@@ -8995,17 +8784,16 @@
       <w:sz w:val="18"/>
     </w:rPr>
   </w:style>
-  <w:style w:type="paragraph" w:styleId="16">
+  <w:style w:type="paragraph" w:styleId="Header">
     <w:name w:val="header"/>
-    <w:basedOn w:val="1"/>
+    <w:basedOn w:val="Normal"/>
     <w:qFormat/>
-    <w:uiPriority w:val="0"/>
     <w:pPr>
       <w:pBdr>
-        <w:top w:val="none" w:color="auto" w:sz="0" w:space="0"/>
-        <w:left w:val="none" w:color="auto" w:sz="0" w:space="0"/>
-        <w:bottom w:val="none" w:color="auto" w:sz="0" w:space="0"/>
-        <w:right w:val="none" w:color="auto" w:sz="0" w:space="0"/>
+        <w:top w:val="nil"/>
+        <w:left w:val="nil"/>
+        <w:bottom w:val="nil"/>
+        <w:right w:val="nil"/>
       </w:pBdr>
       <w:tabs>
         <w:tab w:val="center" w:pos="4153"/>
@@ -9020,41 +8808,37 @@
       <w:sz w:val="18"/>
     </w:rPr>
   </w:style>
-  <w:style w:type="paragraph" w:styleId="17">
+  <w:style w:type="paragraph" w:styleId="TOC1">
     <w:name w:val="toc 1"/>
-    <w:basedOn w:val="1"/>
-    <w:next w:val="1"/>
+    <w:basedOn w:val="Normal"/>
+    <w:next w:val="Normal"/>
     <w:qFormat/>
-    <w:uiPriority w:val="0"/>
     <w:rPr>
-      <w:rFonts w:ascii="Arial" w:hAnsi="Arial" w:eastAsia="Microsoft JhengHei"/>
+      <w:rFonts w:ascii="Arial" w:eastAsia="Microsoft JhengHei" w:hAnsi="Arial"/>
       <w:sz w:val="24"/>
     </w:rPr>
   </w:style>
-  <w:style w:type="paragraph" w:styleId="18">
+  <w:style w:type="paragraph" w:styleId="TOC2">
     <w:name w:val="toc 2"/>
-    <w:basedOn w:val="1"/>
-    <w:next w:val="1"/>
+    <w:basedOn w:val="Normal"/>
+    <w:next w:val="Normal"/>
     <w:qFormat/>
-    <w:uiPriority w:val="0"/>
     <w:pPr>
       <w:ind w:left="420" w:leftChars="200"/>
     </w:pPr>
   </w:style>
-  <w:style w:type="paragraph" w:styleId="19">
+  <w:style w:type="paragraph" w:styleId="NormalWeb">
     <w:name w:val="Normal (Web)"/>
-    <w:basedOn w:val="1"/>
+    <w:basedOn w:val="Normal"/>
     <w:qFormat/>
-    <w:uiPriority w:val="0"/>
     <w:rPr>
       <w:sz w:val="24"/>
     </w:rPr>
   </w:style>
-  <w:style w:type="paragraph" w:styleId="20">
+  <w:style w:type="paragraph" w:styleId="Title">
     <w:name w:val="Title"/>
-    <w:basedOn w:val="1"/>
+    <w:basedOn w:val="Normal"/>
     <w:qFormat/>
-    <w:uiPriority w:val="0"/>
     <w:pPr>
       <w:spacing w:before="240" w:beforeLines="0" w:beforeAutospacing="0" w:after="60" w:afterLines="0" w:afterAutospacing="0"/>
       <w:jc w:val="center"/>
@@ -9066,62 +8850,59 @@
       <w:sz w:val="32"/>
     </w:rPr>
   </w:style>
-  <w:style w:type="table" w:styleId="22">
+  <w:style w:type="table" w:styleId="TableGrid">
     <w:name w:val="Table Grid"/>
-    <w:basedOn w:val="21"/>
+    <w:basedOn w:val="TableNormal"/>
     <w:qFormat/>
-    <w:uiPriority w:val="0"/>
     <w:pPr>
       <w:widowControl w:val="0"/>
       <w:jc w:val="both"/>
     </w:pPr>
     <w:tblPr>
       <w:tblBorders>
-        <w:top w:val="single" w:color="auto" w:sz="4" w:space="0"/>
-        <w:left w:val="single" w:color="auto" w:sz="4" w:space="0"/>
-        <w:bottom w:val="single" w:color="auto" w:sz="4" w:space="0"/>
-        <w:right w:val="single" w:color="auto" w:sz="4" w:space="0"/>
-        <w:insideH w:val="single" w:color="auto" w:sz="4" w:space="0"/>
-        <w:insideV w:val="single" w:color="auto" w:sz="4" w:space="0"/>
+        <w:top w:val="single" w:sz="4" w:space="0" w:color="auto"/>
+        <w:left w:val="single" w:sz="4" w:space="0" w:color="auto"/>
+        <w:bottom w:val="single" w:sz="4" w:space="0" w:color="auto"/>
+        <w:right w:val="single" w:sz="4" w:space="0" w:color="auto"/>
+        <w:insideH w:val="single" w:sz="4" w:space="0" w:color="auto"/>
+        <w:insideV w:val="single" w:sz="4" w:space="0" w:color="auto"/>
       </w:tblBorders>
     </w:tblPr>
   </w:style>
-  <w:style w:type="character" w:styleId="24">
+  <w:style w:type="character" w:styleId="Strong">
     <w:name w:val="Strong"/>
-    <w:basedOn w:val="23"/>
+    <w:basedOn w:val="DefaultParagraphFont"/>
     <w:qFormat/>
-    <w:uiPriority w:val="0"/>
     <w:rPr>
       <w:b/>
     </w:rPr>
   </w:style>
-  <w:style w:type="paragraph" w:styleId="25">
+  <w:style w:type="paragraph" w:styleId="NoSpacing">
     <w:name w:val="No Spacing"/>
+    <w:uiPriority w:val="99"/>
     <w:qFormat/>
-    <w:uiPriority w:val="99"/>
     <w:rPr>
-      <w:rFonts w:ascii="Calibri" w:hAnsi="Calibri" w:eastAsia="宋体" w:cs="Times New Roman"/>
+      <w:rFonts w:ascii="Calibri" w:eastAsia="宋体" w:hAnsi="Calibri" w:cs="Times New Roman"/>
       <w:sz w:val="22"/>
       <w:szCs w:val="22"/>
       <w:lang w:val="en-US" w:eastAsia="zh-CN" w:bidi="ar-SA"/>
     </w:rPr>
   </w:style>
-  <w:style w:type="character" w:customStyle="1" w:styleId="26">
+  <w:style w:type="character" w:customStyle="1" w:styleId="2Char">
     <w:name w:val="标题 2 Char"/>
-    <w:link w:val="3"/>
+    <w:link w:val="Heading2"/>
     <w:qFormat/>
-    <w:uiPriority w:val="0"/>
     <w:rPr>
-      <w:rFonts w:ascii="Arial" w:hAnsi="Arial" w:eastAsia="黑体"/>
+      <w:rFonts w:ascii="Arial" w:eastAsia="黑体" w:hAnsi="Arial"/>
       <w:b/>
       <w:sz w:val="32"/>
     </w:rPr>
   </w:style>
-  <w:style w:type="paragraph" w:customStyle="1" w:styleId="27">
+  <w:style w:type="paragraph" w:customStyle="1" w:styleId="TableParagraph">
     <w:name w:val="Table Paragraph"/>
-    <w:basedOn w:val="1"/>
+    <w:basedOn w:val="Normal"/>
+    <w:uiPriority w:val="1"/>
     <w:qFormat/>
-    <w:uiPriority w:val="1"/>
     <w:pPr>
       <w:autoSpaceDE w:val="0"/>
       <w:autoSpaceDN w:val="0"/>
@@ -9137,12 +8918,11 @@
       <w:lang w:val="zh-CN" w:bidi="zh-CN"/>
     </w:rPr>
   </w:style>
-  <w:style w:type="table" w:customStyle="1" w:styleId="28">
+  <w:style w:type="table" w:customStyle="1" w:styleId="TableNormal0">
     <w:name w:val="Table Normal_0"/>
     <w:semiHidden/>
     <w:unhideWhenUsed/>
     <w:qFormat/>
-    <w:uiPriority w:val="0"/>
     <w:tblPr>
       <w:tblCellMar>
         <w:top w:w="0" w:type="dxa"/>
@@ -9152,87 +8932,81 @@
       </w:tblCellMar>
     </w:tblPr>
   </w:style>
-  <w:style w:type="paragraph" w:customStyle="1" w:styleId="29">
+  <w:style w:type="paragraph" w:customStyle="1" w:styleId="TableText">
     <w:name w:val="Table Text"/>
-    <w:basedOn w:val="1"/>
+    <w:basedOn w:val="Normal"/>
     <w:semiHidden/>
     <w:qFormat/>
-    <w:uiPriority w:val="0"/>
     <w:rPr>
-      <w:rFonts w:ascii="宋体" w:hAnsi="宋体" w:eastAsia="宋体" w:cs="宋体"/>
+      <w:rFonts w:ascii="宋体" w:eastAsia="宋体" w:hAnsi="宋体" w:cs="宋体"/>
       <w:sz w:val="21"/>
       <w:szCs w:val="21"/>
       <w:lang w:val="en-US" w:eastAsia="en-US" w:bidi="ar-SA"/>
     </w:rPr>
   </w:style>
-  <w:style w:type="paragraph" w:customStyle="1" w:styleId="30">
+  <w:style w:type="paragraph" w:customStyle="1" w:styleId="1">
     <w:name w:val="柴_标题1"/>
-    <w:basedOn w:val="2"/>
-    <w:next w:val="31"/>
-    <w:link w:val="42"/>
+    <w:basedOn w:val="Heading1"/>
+    <w:next w:val="a"/>
+    <w:link w:val="1Char"/>
     <w:qFormat/>
-    <w:uiPriority w:val="0"/>
     <w:pPr>
       <w:spacing w:before="100" w:after="90" w:line="360" w:lineRule="auto"/>
     </w:pPr>
     <w:rPr>
-      <w:rFonts w:ascii="Arial" w:hAnsi="Arial" w:eastAsia="宋体"/>
+      <w:rFonts w:ascii="Arial" w:eastAsia="宋体" w:hAnsi="Arial"/>
       <w:sz w:val="32"/>
     </w:rPr>
   </w:style>
-  <w:style w:type="paragraph" w:customStyle="1" w:styleId="31">
+  <w:style w:type="paragraph" w:customStyle="1" w:styleId="a">
     <w:name w:val="柴_正文"/>
-    <w:basedOn w:val="13"/>
-    <w:link w:val="45"/>
+    <w:basedOn w:val="BodyText"/>
+    <w:link w:val="Char"/>
     <w:qFormat/>
-    <w:uiPriority w:val="0"/>
     <w:pPr>
       <w:spacing w:line="360" w:lineRule="auto"/>
       <w:ind w:firstLine="470" w:firstLineChars="200"/>
     </w:pPr>
     <w:rPr>
-      <w:rFonts w:ascii="Arial" w:hAnsi="Arial" w:eastAsia="宋体"/>
+      <w:rFonts w:ascii="Arial" w:eastAsia="宋体" w:hAnsi="Arial"/>
       <w:sz w:val="24"/>
       <w:lang w:eastAsia="zh-CN"/>
     </w:rPr>
   </w:style>
-  <w:style w:type="paragraph" w:customStyle="1" w:styleId="32">
+  <w:style w:type="paragraph" w:customStyle="1" w:styleId="2">
     <w:name w:val="柴_标题2"/>
-    <w:basedOn w:val="3"/>
-    <w:next w:val="31"/>
+    <w:basedOn w:val="Heading2"/>
+    <w:next w:val="a"/>
     <w:qFormat/>
-    <w:uiPriority w:val="0"/>
     <w:pPr>
       <w:spacing w:line="360" w:lineRule="auto"/>
     </w:pPr>
     <w:rPr>
-      <w:rFonts w:ascii="Arial" w:hAnsi="Arial" w:eastAsia="宋体"/>
+      <w:rFonts w:ascii="Arial" w:eastAsia="宋体" w:hAnsi="Arial"/>
       <w:sz w:val="28"/>
     </w:rPr>
   </w:style>
-  <w:style w:type="paragraph" w:customStyle="1" w:styleId="33">
+  <w:style w:type="paragraph" w:customStyle="1" w:styleId="3">
     <w:name w:val="柴_标题3"/>
-    <w:basedOn w:val="4"/>
-    <w:next w:val="31"/>
+    <w:basedOn w:val="Heading3"/>
+    <w:next w:val="a"/>
     <w:qFormat/>
-    <w:uiPriority w:val="0"/>
     <w:pPr>
       <w:spacing w:line="360" w:lineRule="auto"/>
       <w:ind w:left="0" w:firstLine="472" w:firstLineChars="200"/>
     </w:pPr>
     <w:rPr>
-      <w:rFonts w:ascii="宋体" w:hAnsi="宋体" w:eastAsia="宋体" w:cs="宋体"/>
+      <w:rFonts w:ascii="宋体" w:eastAsia="宋体" w:hAnsi="宋体" w:cs="宋体"/>
       <w:spacing w:val="-2"/>
       <w:sz w:val="24"/>
       <w:szCs w:val="24"/>
     </w:rPr>
   </w:style>
-  <w:style w:type="paragraph" w:customStyle="1" w:styleId="34">
+  <w:style w:type="paragraph" w:customStyle="1" w:styleId="a0">
     <w:name w:val="柴_目录"/>
-    <w:basedOn w:val="1"/>
-    <w:next w:val="13"/>
+    <w:basedOn w:val="Normal"/>
+    <w:next w:val="BodyText"/>
     <w:qFormat/>
-    <w:uiPriority w:val="0"/>
     <w:pPr>
       <w:tabs>
         <w:tab w:val="right" w:leader="dot" w:pos="8442"/>
@@ -9240,96 +9014,89 @@
       <w:ind w:left="0" w:leftChars="0"/>
     </w:pPr>
     <w:rPr>
-      <w:rFonts w:ascii="Arial" w:hAnsi="Arial" w:eastAsia="Microsoft JhengHei"/>
+      <w:rFonts w:ascii="Arial" w:eastAsia="Microsoft JhengHei" w:hAnsi="Arial"/>
       <w:sz w:val="24"/>
     </w:rPr>
   </w:style>
-  <w:style w:type="paragraph" w:customStyle="1" w:styleId="35">
+  <w:style w:type="paragraph" w:customStyle="1" w:styleId="a1">
     <w:name w:val="柴_公司名"/>
-    <w:basedOn w:val="20"/>
+    <w:basedOn w:val="Title"/>
     <w:qFormat/>
-    <w:uiPriority w:val="0"/>
     <w:pPr>
       <w:spacing w:after="600" w:afterLines="600"/>
     </w:pPr>
     <w:rPr>
-      <w:rFonts w:hint="eastAsia" w:ascii="宋体" w:hAnsi="宋体" w:eastAsia="宋体" w:cs="宋体"/>
+      <w:rFonts w:ascii="宋体" w:eastAsia="宋体" w:hAnsi="宋体" w:cs="宋体" w:hint="eastAsia"/>
       <w:bCs/>
       <w:spacing w:val="-6"/>
       <w:sz w:val="52"/>
       <w:szCs w:val="52"/>
     </w:rPr>
   </w:style>
-  <w:style w:type="paragraph" w:customStyle="1" w:styleId="36">
+  <w:style w:type="paragraph" w:customStyle="1" w:styleId="a2">
     <w:name w:val="柴_文档名"/>
-    <w:basedOn w:val="20"/>
+    <w:basedOn w:val="Title"/>
     <w:qFormat/>
-    <w:uiPriority w:val="0"/>
     <w:pPr>
       <w:spacing w:after="900" w:afterLines="900"/>
     </w:pPr>
     <w:rPr>
-      <w:rFonts w:ascii="黑体" w:hAnsi="黑体" w:eastAsia="黑体" w:cs="黑体"/>
+      <w:rFonts w:ascii="黑体" w:eastAsia="黑体" w:hAnsi="黑体" w:cs="黑体"/>
       <w:bCs/>
       <w:spacing w:val="-7"/>
       <w:sz w:val="52"/>
       <w:szCs w:val="52"/>
     </w:rPr>
   </w:style>
-  <w:style w:type="paragraph" w:customStyle="1" w:styleId="37">
+  <w:style w:type="paragraph" w:customStyle="1" w:styleId="WPSOffice1">
     <w:name w:val="WPSOffice手动目录 1"/>
     <w:qFormat/>
-    <w:uiPriority w:val="0"/>
     <w:pPr>
       <w:ind w:leftChars="0"/>
     </w:pPr>
     <w:rPr>
-      <w:rFonts w:ascii="Times New Roman" w:hAnsi="Times New Roman" w:eastAsia="宋体" w:cs="Times New Roman"/>
+      <w:rFonts w:ascii="Times New Roman" w:eastAsia="宋体" w:hAnsi="Times New Roman" w:cs="Times New Roman"/>
       <w:sz w:val="20"/>
       <w:szCs w:val="20"/>
     </w:rPr>
   </w:style>
-  <w:style w:type="paragraph" w:customStyle="1" w:styleId="38">
+  <w:style w:type="paragraph" w:customStyle="1" w:styleId="WPSOffice2">
     <w:name w:val="WPSOffice手动目录 2"/>
     <w:qFormat/>
-    <w:uiPriority w:val="0"/>
     <w:pPr>
       <w:ind w:leftChars="200"/>
     </w:pPr>
     <w:rPr>
-      <w:rFonts w:ascii="Times New Roman" w:hAnsi="Times New Roman" w:eastAsia="宋体" w:cs="Times New Roman"/>
+      <w:rFonts w:ascii="Times New Roman" w:eastAsia="宋体" w:hAnsi="Times New Roman" w:cs="Times New Roman"/>
       <w:sz w:val="20"/>
       <w:szCs w:val="20"/>
     </w:rPr>
   </w:style>
-  <w:style w:type="paragraph" w:customStyle="1" w:styleId="39">
+  <w:style w:type="paragraph" w:customStyle="1" w:styleId="WPSOffice3">
     <w:name w:val="WPSOffice手动目录 3"/>
     <w:qFormat/>
-    <w:uiPriority w:val="0"/>
     <w:pPr>
       <w:ind w:leftChars="400"/>
     </w:pPr>
     <w:rPr>
-      <w:rFonts w:ascii="Times New Roman" w:hAnsi="Times New Roman" w:eastAsia="宋体" w:cs="Times New Roman"/>
+      <w:rFonts w:ascii="Times New Roman" w:eastAsia="宋体" w:hAnsi="Times New Roman" w:cs="Times New Roman"/>
       <w:sz w:val="20"/>
       <w:szCs w:val="20"/>
     </w:rPr>
   </w:style>
-  <w:style w:type="paragraph" w:customStyle="1" w:styleId="40">
+  <w:style w:type="paragraph" w:customStyle="1" w:styleId="Compact">
     <w:name w:val="Compact"/>
-    <w:basedOn w:val="13"/>
+    <w:basedOn w:val="BodyText"/>
     <w:qFormat/>
-    <w:uiPriority w:val="0"/>
     <w:pPr>
       <w:spacing w:before="36" w:after="36"/>
     </w:pPr>
   </w:style>
-  <w:style w:type="table" w:customStyle="1" w:styleId="41">
+  <w:style w:type="table" w:customStyle="1" w:styleId="Table">
     <w:name w:val="Table"/>
     <w:semiHidden/>
     <w:unhideWhenUsed/>
     <w:qFormat/>
-    <w:uiPriority w:val="0"/>
     <w:tblPr>
       <w:tblCellMar>
         <w:top w:w="0" w:type="dxa"/>
@@ -9341,27 +9108,25 @@
     <w:tblStylePr w:type="firstRow">
       <w:tcPr>
         <w:tcBorders>
-          <w:bottom w:val="single" w:color="auto" w:sz="0" w:space="0"/>
+          <w:bottom w:val="single" w:sz="0" w:space="0" w:color="auto"/>
         </w:tcBorders>
         <w:vAlign w:val="bottom"/>
       </w:tcPr>
     </w:tblStylePr>
   </w:style>
-  <w:style w:type="character" w:customStyle="1" w:styleId="42">
+  <w:style w:type="character" w:customStyle="1" w:styleId="1Char">
     <w:name w:val="柴_标题1 Char"/>
-    <w:link w:val="30"/>
+    <w:link w:val="1"/>
     <w:qFormat/>
-    <w:uiPriority w:val="0"/>
     <w:rPr>
-      <w:rFonts w:ascii="Arial" w:hAnsi="Arial" w:eastAsia="宋体"/>
+      <w:rFonts w:ascii="Arial" w:eastAsia="宋体" w:hAnsi="Arial"/>
       <w:sz w:val="32"/>
     </w:rPr>
   </w:style>
-  <w:style w:type="paragraph" w:customStyle="1" w:styleId="43">
+  <w:style w:type="paragraph" w:customStyle="1" w:styleId="a3">
     <w:name w:val="柴_正文_无缩进"/>
-    <w:basedOn w:val="1"/>
+    <w:basedOn w:val="Normal"/>
     <w:qFormat/>
-    <w:uiPriority w:val="0"/>
     <w:pPr>
       <w:ind w:firstLine="0" w:firstLineChars="0"/>
     </w:pPr>
@@ -9371,31 +9136,29 @@
       <w:lang w:eastAsia="zh-CN"/>
     </w:rPr>
   </w:style>
-  <w:style w:type="paragraph" w:customStyle="1" w:styleId="44">
+  <w:style w:type="paragraph" w:customStyle="1" w:styleId="4">
     <w:name w:val="柴_标题4"/>
-    <w:basedOn w:val="5"/>
-    <w:next w:val="1"/>
+    <w:basedOn w:val="Heading4"/>
+    <w:next w:val="Normal"/>
     <w:qFormat/>
-    <w:uiPriority w:val="0"/>
     <w:pPr>
       <w:widowControl w:val="0"/>
       <w:spacing w:before="160" w:line="360" w:lineRule="auto"/>
-      <w:ind w:left="981" w:leftChars="300" w:hanging="862"/>
+      <w:ind w:left="981" w:hanging="862" w:leftChars="300"/>
     </w:pPr>
     <w:rPr>
-      <w:rFonts w:hint="eastAsia" w:ascii="Calibri" w:hAnsi="Calibri" w:eastAsia="宋体" w:cs="宋体"/>
+      <w:rFonts w:ascii="Calibri" w:eastAsia="宋体" w:hAnsi="Calibri" w:cs="宋体" w:hint="eastAsia"/>
       <w:sz w:val="24"/>
       <w:szCs w:val="24"/>
       <w:lang w:eastAsia="zh-CN" w:bidi="zh-CN"/>
     </w:rPr>
   </w:style>
-  <w:style w:type="character" w:customStyle="1" w:styleId="45">
+  <w:style w:type="character" w:customStyle="1" w:styleId="Char">
     <w:name w:val="柴_正文 Char"/>
-    <w:link w:val="31"/>
+    <w:link w:val="a"/>
     <w:qFormat/>
-    <w:uiPriority w:val="0"/>
     <w:rPr>
-      <w:rFonts w:ascii="Arial" w:hAnsi="Arial" w:eastAsia="宋体"/>
+      <w:rFonts w:ascii="Arial" w:eastAsia="宋体" w:hAnsi="Arial"/>
       <w:sz w:val="24"/>
       <w:lang w:eastAsia="zh-CN"/>
     </w:rPr>

--- a/6-过程管理/运行记录类文件/060201-过程框架设计方案.docx
+++ b/6-过程管理/运行记录类文件/060201-过程框架设计方案.docx
@@ -1,11 +1,10 @@
 
 <file path=word/document.xml><?xml version="1.0" encoding="utf-8"?>
-<w:document xmlns:wpc="http://schemas.microsoft.com/office/word/2010/wordprocessingCanvas" xmlns:mc="http://schemas.openxmlformats.org/markup-compatibility/2006" xmlns:o="urn:schemas-microsoft-com:office:office" xmlns:r="http://schemas.openxmlformats.org/officeDocument/2006/relationships" xmlns:m="http://schemas.openxmlformats.org/officeDocument/2006/math" xmlns:v="urn:schemas-microsoft-com:vml" xmlns:wp14="http://schemas.microsoft.com/office/word/2010/wordprocessingDrawing" xmlns:wp="http://schemas.openxmlformats.org/drawingml/2006/wordprocessingDrawing" xmlns:w10="urn:schemas-microsoft-com:office:word" xmlns:w="http://schemas.openxmlformats.org/wordprocessingml/2006/main" xmlns:w14="http://schemas.microsoft.com/office/word/2010/wordml" xmlns:w15="http://schemas.microsoft.com/office/word/2012/wordml" xmlns:wne="http://schemas.microsoft.com/office/word/2006/wordml" xmlns:wpg="http://schemas.microsoft.com/office/word/2010/wordprocessingGroup" xmlns:wpi="http://schemas.microsoft.com/office/word/2010/wordprocessingInk" xmlns:wps="http://schemas.microsoft.com/office/word/2010/wordprocessingShape" mc:Ignorable="w14 w15 wp14">
-  <!-- Generated by Aspose.Words for .NET 13.3.0.1 -->
+<w:document xmlns:wpc="http://schemas.microsoft.com/office/word/2010/wordprocessingCanvas" xmlns:mc="http://schemas.openxmlformats.org/markup-compatibility/2006" xmlns:o="urn:schemas-microsoft-com:office:office" xmlns:r="http://schemas.openxmlformats.org/officeDocument/2006/relationships" xmlns:m="http://schemas.openxmlformats.org/officeDocument/2006/math" xmlns:v="urn:schemas-microsoft-com:vml" xmlns:wp14="http://schemas.microsoft.com/office/word/2010/wordprocessingDrawing" xmlns:wp="http://schemas.openxmlformats.org/drawingml/2006/wordprocessingDrawing" xmlns:w="http://schemas.openxmlformats.org/wordprocessingml/2006/main" xmlns:w14="http://schemas.microsoft.com/office/word/2010/wordml" xmlns:w10="urn:schemas-microsoft-com:office:word" xmlns:w15="http://schemas.microsoft.com/office/word/2012/wordml" xmlns:wpg="http://schemas.microsoft.com/office/word/2010/wordprocessingGroup" xmlns:wpi="http://schemas.microsoft.com/office/word/2010/wordprocessingInk" xmlns:wne="http://schemas.microsoft.com/office/word/2006/wordml" xmlns:wps="http://schemas.microsoft.com/office/word/2010/wordprocessingShape" xmlns:wpsCustomData="http://www.wps.cn/officeDocument/2013/wpsCustomData" mc:Ignorable="w14 w15 wp14">
   <w:body>
     <w:p>
       <w:pPr>
-        <w:pStyle w:val="a1"/>
+        <w:pStyle w:val="35"/>
         <w:bidi w:val="0"/>
         <w:rPr>
           <w:rFonts w:hint="eastAsia"/>
@@ -15,7 +14,7 @@
     </w:p>
     <w:p>
       <w:pPr>
-        <w:pStyle w:val="a1"/>
+        <w:pStyle w:val="35"/>
         <w:bidi w:val="0"/>
         <w:rPr>
           <w:rFonts w:hint="eastAsia"/>
@@ -25,14 +24,14 @@
     </w:p>
     <w:p>
       <w:pPr>
-        <w:pStyle w:val="a1"/>
+        <w:pStyle w:val="35"/>
         <w:bidi w:val="0"/>
         <w:rPr>
           <w:rFonts w:hint="default"/>
           <w:lang w:val="en-US" w:eastAsia="zh-CN"/>
         </w:rPr>
       </w:pPr>
-      <w:bookmarkStart w:id="0" w:name="_Toc8675"/>
+      <w:bookmarkStart w:id="0" w:name="_Toc403"/>
       <w:r>
         <w:rPr>
           <w:rFonts w:hint="eastAsia"/>
@@ -44,10 +43,10 @@
     </w:p>
     <w:p>
       <w:pPr>
-        <w:pStyle w:val="a2"/>
+        <w:pStyle w:val="36"/>
         <w:bidi w:val="0"/>
       </w:pPr>
-      <w:bookmarkStart w:id="1" w:name="_Toc21663"/>
+      <w:bookmarkStart w:id="1" w:name="_Toc30432"/>
       <w:r>
         <w:t>中达丰集团有限公司</w:t>
       </w:r>
@@ -58,14 +57,14 @@
         <w:spacing w:before="275"/>
         <w:ind w:left="3285"/>
         <w:rPr>
-          <w:rFonts w:ascii="宋体" w:eastAsia="宋体" w:hAnsi="宋体" w:cs="宋体"/>
+          <w:rFonts w:ascii="宋体" w:hAnsi="宋体" w:eastAsia="宋体" w:cs="宋体"/>
           <w:sz w:val="36"/>
           <w:szCs w:val="36"/>
         </w:rPr>
       </w:pPr>
       <w:r>
         <w:rPr>
-          <w:rFonts w:ascii="宋体" w:eastAsia="宋体" w:hAnsi="宋体" w:cs="宋体"/>
+          <w:rFonts w:ascii="宋体" w:hAnsi="宋体" w:eastAsia="宋体" w:cs="宋体"/>
           <w:spacing w:val="-2"/>
           <w:sz w:val="36"/>
           <w:szCs w:val="36"/>
@@ -74,7 +73,7 @@
       </w:r>
       <w:r>
         <w:rPr>
-          <w:rFonts w:ascii="宋体" w:hAnsi="宋体" w:cs="宋体" w:hint="eastAsia"/>
+          <w:rFonts w:hint="eastAsia" w:ascii="宋体" w:hAnsi="宋体" w:cs="宋体"/>
           <w:spacing w:val="-2"/>
           <w:sz w:val="36"/>
           <w:szCs w:val="36"/>
@@ -84,31 +83,50 @@
       </w:r>
       <w:r>
         <w:rPr>
-          <w:rFonts w:ascii="宋体" w:eastAsia="宋体" w:hAnsi="宋体" w:cs="宋体"/>
+          <w:rFonts w:ascii="宋体" w:hAnsi="宋体" w:eastAsia="宋体" w:cs="宋体"/>
           <w:spacing w:val="-2"/>
           <w:sz w:val="36"/>
           <w:szCs w:val="36"/>
         </w:rPr>
-        <w:t>-01-04</w:t>
+        <w:t>-0</w:t>
+      </w:r>
+      <w:r>
+        <w:rPr>
+          <w:rFonts w:hint="eastAsia" w:ascii="宋体" w:hAnsi="宋体" w:cs="宋体"/>
+          <w:spacing w:val="-2"/>
+          <w:sz w:val="36"/>
+          <w:szCs w:val="36"/>
+          <w:lang w:val="en-US" w:eastAsia="zh-CN"/>
+        </w:rPr>
+        <w:t>4</w:t>
+      </w:r>
+      <w:r>
+        <w:rPr>
+          <w:rFonts w:ascii="宋体" w:hAnsi="宋体" w:eastAsia="宋体" w:cs="宋体"/>
+          <w:spacing w:val="-2"/>
+          <w:sz w:val="36"/>
+          <w:szCs w:val="36"/>
+        </w:rPr>
+        <w:t>-04</w:t>
       </w:r>
     </w:p>
     <w:p>
       <w:pPr>
         <w:rPr>
-          <w:rFonts w:ascii="宋体" w:eastAsia="宋体" w:hAnsi="宋体" w:cs="宋体"/>
+          <w:rFonts w:ascii="宋体" w:hAnsi="宋体" w:eastAsia="宋体" w:cs="宋体"/>
           <w:sz w:val="36"/>
           <w:szCs w:val="36"/>
         </w:rPr>
         <w:sectPr>
           <w:pgSz w:w="11906" w:h="16839"/>
           <w:pgMar w:top="1431" w:right="1785" w:bottom="0" w:left="1785" w:header="0" w:footer="0" w:gutter="0"/>
-          <w:cols w:num="1" w:space="720"/>
+          <w:cols w:space="720" w:num="1"/>
         </w:sectPr>
       </w:pPr>
     </w:p>
     <w:p>
       <w:pPr>
-        <w:pStyle w:val="BodyText"/>
+        <w:pStyle w:val="13"/>
         <w:spacing w:line="258" w:lineRule="auto"/>
       </w:pPr>
     </w:p>
@@ -118,15 +136,15 @@
         <w:ind w:left="3954"/>
         <w:outlineLvl w:val="0"/>
         <w:rPr>
-          <w:rFonts w:ascii="宋体" w:eastAsia="宋体" w:hAnsi="宋体" w:cs="宋体"/>
+          <w:rFonts w:ascii="宋体" w:hAnsi="宋体" w:eastAsia="宋体" w:cs="宋体"/>
           <w:sz w:val="21"/>
           <w:szCs w:val="21"/>
         </w:rPr>
       </w:pPr>
-      <w:bookmarkStart w:id="2" w:name="_Toc14612"/>
+      <w:bookmarkStart w:id="2" w:name="_Toc29466"/>
       <w:r>
         <w:rPr>
-          <w:rFonts w:ascii="宋体" w:eastAsia="宋体" w:hAnsi="宋体" w:cs="宋体"/>
+          <w:rFonts w:ascii="宋体" w:hAnsi="宋体" w:eastAsia="宋体" w:cs="宋体"/>
           <w:spacing w:val="-2"/>
           <w:sz w:val="21"/>
           <w:szCs w:val="21"/>
@@ -142,16 +160,16 @@
     </w:p>
     <w:tbl>
       <w:tblPr>
-        <w:tblStyle w:val="TableNormal0"/>
+        <w:tblStyle w:val="28"/>
         <w:tblW w:w="9071" w:type="dxa"/>
         <w:tblInd w:w="5" w:type="dxa"/>
         <w:tblBorders>
-          <w:top w:val="single" w:sz="4" w:space="0" w:color="000000"/>
-          <w:left w:val="single" w:sz="4" w:space="0" w:color="000000"/>
-          <w:bottom w:val="single" w:sz="4" w:space="0" w:color="000000"/>
-          <w:right w:val="single" w:sz="4" w:space="0" w:color="000000"/>
-          <w:insideH w:val="single" w:sz="4" w:space="0" w:color="000000"/>
-          <w:insideV w:val="single" w:sz="4" w:space="0" w:color="000000"/>
+          <w:top w:val="single" w:color="000000" w:sz="4" w:space="0"/>
+          <w:left w:val="single" w:color="000000" w:sz="4" w:space="0"/>
+          <w:bottom w:val="single" w:color="000000" w:sz="4" w:space="0"/>
+          <w:right w:val="single" w:color="000000" w:sz="4" w:space="0"/>
+          <w:insideH w:val="single" w:color="000000" w:sz="4" w:space="0"/>
+          <w:insideV w:val="single" w:color="000000" w:sz="4" w:space="0"/>
         </w:tblBorders>
         <w:tblLayout w:type="fixed"/>
         <w:tblCellMar>
@@ -170,17 +188,14 @@
       </w:tblGrid>
       <w:tr>
         <w:tblPrEx>
-          <w:tblW w:w="9071" w:type="dxa"/>
-          <w:tblInd w:w="5" w:type="dxa"/>
           <w:tblBorders>
-            <w:top w:val="single" w:sz="4" w:space="0" w:color="000000"/>
-            <w:left w:val="single" w:sz="4" w:space="0" w:color="000000"/>
-            <w:bottom w:val="single" w:sz="4" w:space="0" w:color="000000"/>
-            <w:right w:val="single" w:sz="4" w:space="0" w:color="000000"/>
-            <w:insideH w:val="single" w:sz="4" w:space="0" w:color="000000"/>
-            <w:insideV w:val="single" w:sz="4" w:space="0" w:color="000000"/>
+            <w:top w:val="single" w:color="000000" w:sz="4" w:space="0"/>
+            <w:left w:val="single" w:color="000000" w:sz="4" w:space="0"/>
+            <w:bottom w:val="single" w:color="000000" w:sz="4" w:space="0"/>
+            <w:right w:val="single" w:color="000000" w:sz="4" w:space="0"/>
+            <w:insideH w:val="single" w:color="000000" w:sz="4" w:space="0"/>
+            <w:insideV w:val="single" w:color="000000" w:sz="4" w:space="0"/>
           </w:tblBorders>
-          <w:tblLayout w:type="fixed"/>
           <w:tblCellMar>
             <w:top w:w="0" w:type="dxa"/>
             <w:left w:w="0" w:type="dxa"/>
@@ -189,7 +204,7 @@
           </w:tblCellMar>
         </w:tblPrEx>
         <w:trPr>
-          <w:trHeight w:val="611"/>
+          <w:trHeight w:val="611" w:hRule="atLeast"/>
         </w:trPr>
         <w:tc>
           <w:tcPr>
@@ -197,7 +212,7 @@
           </w:tcPr>
           <w:p>
             <w:pPr>
-              <w:pStyle w:val="TableText"/>
+              <w:pStyle w:val="29"/>
               <w:spacing w:before="199" w:line="220" w:lineRule="auto"/>
               <w:ind w:left="225"/>
             </w:pPr>
@@ -216,13 +231,13 @@
           </w:tcPr>
           <w:p>
             <w:pPr>
-              <w:pStyle w:val="TableText"/>
+              <w:pStyle w:val="29"/>
               <w:spacing w:before="200" w:line="218" w:lineRule="auto"/>
               <w:ind w:left="108"/>
             </w:pPr>
             <w:r>
               <w:rPr>
-                <w:rFonts w:eastAsia="宋体" w:hint="eastAsia"/>
+                <w:rFonts w:hint="eastAsia" w:eastAsia="宋体"/>
                 <w:spacing w:val="-1"/>
                 <w:lang w:val="en-US" w:eastAsia="zh-CN"/>
               </w:rPr>
@@ -236,7 +251,7 @@
             </w:r>
             <w:r>
               <w:rPr>
-                <w:rFonts w:eastAsia="宋体" w:hint="eastAsia"/>
+                <w:rFonts w:hint="eastAsia" w:eastAsia="宋体"/>
                 <w:spacing w:val="-1"/>
                 <w:lang w:val="en-US" w:eastAsia="zh-CN"/>
               </w:rPr>
@@ -253,9 +268,14 @@
       </w:tr>
       <w:tr>
         <w:tblPrEx>
-          <w:tblW w:w="9071" w:type="dxa"/>
-          <w:tblInd w:w="5" w:type="dxa"/>
-          <w:tblLayout w:type="fixed"/>
+          <w:tblBorders>
+            <w:top w:val="single" w:color="000000" w:sz="4" w:space="0"/>
+            <w:left w:val="single" w:color="000000" w:sz="4" w:space="0"/>
+            <w:bottom w:val="single" w:color="000000" w:sz="4" w:space="0"/>
+            <w:right w:val="single" w:color="000000" w:sz="4" w:space="0"/>
+            <w:insideH w:val="single" w:color="000000" w:sz="4" w:space="0"/>
+            <w:insideV w:val="single" w:color="000000" w:sz="4" w:space="0"/>
+          </w:tblBorders>
           <w:tblCellMar>
             <w:top w:w="0" w:type="dxa"/>
             <w:left w:w="0" w:type="dxa"/>
@@ -264,7 +284,7 @@
           </w:tblCellMar>
         </w:tblPrEx>
         <w:trPr>
-          <w:trHeight w:val="606"/>
+          <w:trHeight w:val="606" w:hRule="atLeast"/>
         </w:trPr>
         <w:tc>
           <w:tcPr>
@@ -272,7 +292,7 @@
           </w:tcPr>
           <w:p>
             <w:pPr>
-              <w:pStyle w:val="TableText"/>
+              <w:pStyle w:val="29"/>
               <w:spacing w:before="196" w:line="220" w:lineRule="auto"/>
               <w:ind w:left="435"/>
             </w:pPr>
@@ -291,7 +311,7 @@
           </w:tcPr>
           <w:p>
             <w:pPr>
-              <w:pStyle w:val="TableText"/>
+              <w:pStyle w:val="29"/>
               <w:spacing w:before="197" w:line="219" w:lineRule="auto"/>
               <w:ind w:left="108"/>
             </w:pPr>
@@ -306,9 +326,14 @@
       </w:tr>
       <w:tr>
         <w:tblPrEx>
-          <w:tblW w:w="9071" w:type="dxa"/>
-          <w:tblInd w:w="5" w:type="dxa"/>
-          <w:tblLayout w:type="fixed"/>
+          <w:tblBorders>
+            <w:top w:val="single" w:color="000000" w:sz="4" w:space="0"/>
+            <w:left w:val="single" w:color="000000" w:sz="4" w:space="0"/>
+            <w:bottom w:val="single" w:color="000000" w:sz="4" w:space="0"/>
+            <w:right w:val="single" w:color="000000" w:sz="4" w:space="0"/>
+            <w:insideH w:val="single" w:color="000000" w:sz="4" w:space="0"/>
+            <w:insideV w:val="single" w:color="000000" w:sz="4" w:space="0"/>
+          </w:tblBorders>
           <w:tblCellMar>
             <w:top w:w="0" w:type="dxa"/>
             <w:left w:w="0" w:type="dxa"/>
@@ -317,7 +342,7 @@
           </w:tblCellMar>
         </w:tblPrEx>
         <w:trPr>
-          <w:trHeight w:val="607"/>
+          <w:trHeight w:val="607" w:hRule="atLeast"/>
         </w:trPr>
         <w:tc>
           <w:tcPr>
@@ -325,7 +350,7 @@
           </w:tcPr>
           <w:p>
             <w:pPr>
-              <w:pStyle w:val="TableText"/>
+              <w:pStyle w:val="29"/>
               <w:spacing w:before="199" w:line="219" w:lineRule="auto"/>
               <w:ind w:left="435"/>
             </w:pPr>
@@ -343,7 +368,7 @@
           </w:tcPr>
           <w:p>
             <w:pPr>
-              <w:pStyle w:val="TableText"/>
+              <w:pStyle w:val="29"/>
               <w:spacing w:before="199" w:line="219" w:lineRule="auto"/>
               <w:ind w:left="359"/>
             </w:pPr>
@@ -361,7 +386,7 @@
           </w:tcPr>
           <w:p>
             <w:pPr>
-              <w:pStyle w:val="TableText"/>
+              <w:pStyle w:val="29"/>
               <w:spacing w:before="199" w:line="219" w:lineRule="auto"/>
               <w:ind w:left="735"/>
             </w:pPr>
@@ -379,7 +404,7 @@
           </w:tcPr>
           <w:p>
             <w:pPr>
-              <w:pStyle w:val="TableText"/>
+              <w:pStyle w:val="29"/>
               <w:spacing w:before="199" w:line="220" w:lineRule="auto"/>
               <w:ind w:left="575"/>
             </w:pPr>
@@ -397,7 +422,7 @@
           </w:tcPr>
           <w:p>
             <w:pPr>
-              <w:pStyle w:val="TableText"/>
+              <w:pStyle w:val="29"/>
               <w:spacing w:before="199" w:line="220" w:lineRule="auto"/>
               <w:ind w:left="782"/>
             </w:pPr>
@@ -412,9 +437,14 @@
       </w:tr>
       <w:tr>
         <w:tblPrEx>
-          <w:tblW w:w="9071" w:type="dxa"/>
-          <w:tblInd w:w="5" w:type="dxa"/>
-          <w:tblLayout w:type="fixed"/>
+          <w:tblBorders>
+            <w:top w:val="single" w:color="000000" w:sz="4" w:space="0"/>
+            <w:left w:val="single" w:color="000000" w:sz="4" w:space="0"/>
+            <w:bottom w:val="single" w:color="000000" w:sz="4" w:space="0"/>
+            <w:right w:val="single" w:color="000000" w:sz="4" w:space="0"/>
+            <w:insideH w:val="single" w:color="000000" w:sz="4" w:space="0"/>
+            <w:insideV w:val="single" w:color="000000" w:sz="4" w:space="0"/>
+          </w:tblBorders>
           <w:tblCellMar>
             <w:top w:w="0" w:type="dxa"/>
             <w:left w:w="0" w:type="dxa"/>
@@ -423,7 +453,7 @@
           </w:tblCellMar>
         </w:tblPrEx>
         <w:trPr>
-          <w:trHeight w:val="474"/>
+          <w:trHeight w:val="474" w:hRule="atLeast"/>
         </w:trPr>
         <w:tc>
           <w:tcPr>
@@ -431,7 +461,7 @@
           </w:tcPr>
           <w:p>
             <w:pPr>
-              <w:pStyle w:val="TableText"/>
+              <w:pStyle w:val="29"/>
               <w:spacing w:before="163" w:line="239" w:lineRule="auto"/>
               <w:ind w:left="638"/>
             </w:pPr>
@@ -449,7 +479,7 @@
           </w:tcPr>
           <w:p>
             <w:pPr>
-              <w:pStyle w:val="TableText"/>
+              <w:pStyle w:val="29"/>
               <w:spacing w:before="163"/>
               <w:ind w:left="361"/>
             </w:pPr>
@@ -457,7 +487,7 @@
               <w:rPr>
                 <w:spacing w:val="-2"/>
               </w:rPr>
-              <w:t>2025-7-4</w:t>
+              <w:t>2025-4-4</w:t>
             </w:r>
           </w:p>
         </w:tc>
@@ -467,7 +497,7 @@
           </w:tcPr>
           <w:p>
             <w:pPr>
-              <w:pStyle w:val="TableText"/>
+              <w:pStyle w:val="29"/>
               <w:spacing w:before="133" w:line="219" w:lineRule="auto"/>
               <w:ind w:left="738"/>
             </w:pPr>
@@ -485,17 +515,17 @@
           </w:tcPr>
           <w:p>
             <w:pPr>
-              <w:pStyle w:val="TableText"/>
+              <w:pStyle w:val="29"/>
               <w:spacing w:before="134" w:line="220" w:lineRule="auto"/>
               <w:ind w:left="480"/>
               <w:rPr>
-                <w:rFonts w:eastAsia="宋体" w:hint="eastAsia"/>
-                <w:lang w:val="en-US" w:eastAsia="zh-CN"/>
-              </w:rPr>
-            </w:pPr>
-            <w:r>
-              <w:rPr>
-                <w:rFonts w:eastAsia="宋体" w:hint="eastAsia"/>
+                <w:rFonts w:hint="eastAsia" w:eastAsia="宋体"/>
+                <w:lang w:val="en-US" w:eastAsia="zh-CN"/>
+              </w:rPr>
+            </w:pPr>
+            <w:r>
+              <w:rPr>
+                <w:rFonts w:hint="eastAsia" w:eastAsia="宋体"/>
                 <w:lang w:val="en-US" w:eastAsia="zh-CN"/>
               </w:rPr>
               <w:t>肖龙莽</w:t>
@@ -508,7 +538,7 @@
           </w:tcPr>
           <w:p>
             <w:pPr>
-              <w:pStyle w:val="TableText"/>
+              <w:pStyle w:val="29"/>
               <w:spacing w:before="133" w:line="220" w:lineRule="auto"/>
               <w:ind w:left="672"/>
             </w:pPr>
@@ -523,9 +553,14 @@
       </w:tr>
       <w:tr>
         <w:tblPrEx>
-          <w:tblW w:w="9071" w:type="dxa"/>
-          <w:tblInd w:w="5" w:type="dxa"/>
-          <w:tblLayout w:type="fixed"/>
+          <w:tblBorders>
+            <w:top w:val="single" w:color="000000" w:sz="4" w:space="0"/>
+            <w:left w:val="single" w:color="000000" w:sz="4" w:space="0"/>
+            <w:bottom w:val="single" w:color="000000" w:sz="4" w:space="0"/>
+            <w:right w:val="single" w:color="000000" w:sz="4" w:space="0"/>
+            <w:insideH w:val="single" w:color="000000" w:sz="4" w:space="0"/>
+            <w:insideV w:val="single" w:color="000000" w:sz="4" w:space="0"/>
+          </w:tblBorders>
           <w:tblCellMar>
             <w:top w:w="0" w:type="dxa"/>
             <w:left w:w="0" w:type="dxa"/>
@@ -534,7 +569,7 @@
           </w:tblCellMar>
         </w:tblPrEx>
         <w:trPr>
-          <w:trHeight w:val="474"/>
+          <w:trHeight w:val="474" w:hRule="atLeast"/>
         </w:trPr>
         <w:tc>
           <w:tcPr>
@@ -542,7 +577,7 @@
           </w:tcPr>
           <w:p>
             <w:pPr>
-              <w:pStyle w:val="TableText"/>
+              <w:pStyle w:val="29"/>
               <w:spacing w:before="164" w:line="239" w:lineRule="auto"/>
               <w:ind w:left="638"/>
             </w:pPr>
@@ -554,7 +589,7 @@
           </w:tcPr>
           <w:p>
             <w:pPr>
-              <w:pStyle w:val="TableText"/>
+              <w:pStyle w:val="29"/>
               <w:spacing w:before="164"/>
               <w:ind w:left="361"/>
             </w:pPr>
@@ -566,7 +601,7 @@
           </w:tcPr>
           <w:p>
             <w:pPr>
-              <w:pStyle w:val="TableText"/>
+              <w:pStyle w:val="29"/>
               <w:spacing w:before="134" w:line="219" w:lineRule="auto"/>
               <w:ind w:left="737"/>
             </w:pPr>
@@ -578,7 +613,7 @@
           </w:tcPr>
           <w:p>
             <w:pPr>
-              <w:pStyle w:val="TableText"/>
+              <w:pStyle w:val="29"/>
               <w:spacing w:before="135" w:line="220" w:lineRule="auto"/>
               <w:ind w:left="480"/>
             </w:pPr>
@@ -590,7 +625,7 @@
           </w:tcPr>
           <w:p>
             <w:pPr>
-              <w:pStyle w:val="TableText"/>
+              <w:pStyle w:val="29"/>
               <w:spacing w:before="134" w:line="220" w:lineRule="auto"/>
               <w:ind w:left="672"/>
             </w:pPr>
@@ -599,9 +634,14 @@
       </w:tr>
       <w:tr>
         <w:tblPrEx>
-          <w:tblW w:w="9071" w:type="dxa"/>
-          <w:tblInd w:w="5" w:type="dxa"/>
-          <w:tblLayout w:type="fixed"/>
+          <w:tblBorders>
+            <w:top w:val="single" w:color="000000" w:sz="4" w:space="0"/>
+            <w:left w:val="single" w:color="000000" w:sz="4" w:space="0"/>
+            <w:bottom w:val="single" w:color="000000" w:sz="4" w:space="0"/>
+            <w:right w:val="single" w:color="000000" w:sz="4" w:space="0"/>
+            <w:insideH w:val="single" w:color="000000" w:sz="4" w:space="0"/>
+            <w:insideV w:val="single" w:color="000000" w:sz="4" w:space="0"/>
+          </w:tblBorders>
           <w:tblCellMar>
             <w:top w:w="0" w:type="dxa"/>
             <w:left w:w="0" w:type="dxa"/>
@@ -610,7 +650,7 @@
           </w:tblCellMar>
         </w:tblPrEx>
         <w:trPr>
-          <w:trHeight w:val="474"/>
+          <w:trHeight w:val="474" w:hRule="atLeast"/>
         </w:trPr>
         <w:tc>
           <w:tcPr>
@@ -618,7 +658,7 @@
           </w:tcPr>
           <w:p>
             <w:pPr>
-              <w:pStyle w:val="TableText"/>
+              <w:pStyle w:val="29"/>
               <w:spacing w:before="165" w:line="239" w:lineRule="auto"/>
               <w:ind w:left="638"/>
             </w:pPr>
@@ -630,7 +670,7 @@
           </w:tcPr>
           <w:p>
             <w:pPr>
-              <w:pStyle w:val="TableText"/>
+              <w:pStyle w:val="29"/>
               <w:spacing w:before="165"/>
               <w:ind w:left="361"/>
             </w:pPr>
@@ -642,7 +682,7 @@
           </w:tcPr>
           <w:p>
             <w:pPr>
-              <w:pStyle w:val="TableText"/>
+              <w:pStyle w:val="29"/>
               <w:spacing w:before="135" w:line="219" w:lineRule="auto"/>
               <w:ind w:left="737"/>
             </w:pPr>
@@ -654,7 +694,7 @@
           </w:tcPr>
           <w:p>
             <w:pPr>
-              <w:pStyle w:val="TableText"/>
+              <w:pStyle w:val="29"/>
               <w:spacing w:before="136" w:line="220" w:lineRule="auto"/>
               <w:ind w:left="480"/>
             </w:pPr>
@@ -666,7 +706,7 @@
           </w:tcPr>
           <w:p>
             <w:pPr>
-              <w:pStyle w:val="TableText"/>
+              <w:pStyle w:val="29"/>
               <w:spacing w:before="135" w:line="220" w:lineRule="auto"/>
               <w:ind w:left="672"/>
             </w:pPr>
@@ -675,9 +715,14 @@
       </w:tr>
       <w:tr>
         <w:tblPrEx>
-          <w:tblW w:w="9071" w:type="dxa"/>
-          <w:tblInd w:w="5" w:type="dxa"/>
-          <w:tblLayout w:type="fixed"/>
+          <w:tblBorders>
+            <w:top w:val="single" w:color="000000" w:sz="4" w:space="0"/>
+            <w:left w:val="single" w:color="000000" w:sz="4" w:space="0"/>
+            <w:bottom w:val="single" w:color="000000" w:sz="4" w:space="0"/>
+            <w:right w:val="single" w:color="000000" w:sz="4" w:space="0"/>
+            <w:insideH w:val="single" w:color="000000" w:sz="4" w:space="0"/>
+            <w:insideV w:val="single" w:color="000000" w:sz="4" w:space="0"/>
+          </w:tblBorders>
           <w:tblCellMar>
             <w:top w:w="0" w:type="dxa"/>
             <w:left w:w="0" w:type="dxa"/>
@@ -686,7 +731,7 @@
           </w:tblCellMar>
         </w:tblPrEx>
         <w:trPr>
-          <w:trHeight w:val="474"/>
+          <w:trHeight w:val="474" w:hRule="atLeast"/>
         </w:trPr>
         <w:tc>
           <w:tcPr>
@@ -694,7 +739,7 @@
           </w:tcPr>
           <w:p>
             <w:pPr>
-              <w:pStyle w:val="TableText"/>
+              <w:pStyle w:val="29"/>
               <w:spacing w:before="166" w:line="239" w:lineRule="auto"/>
               <w:ind w:left="638"/>
             </w:pPr>
@@ -706,7 +751,7 @@
           </w:tcPr>
           <w:p>
             <w:pPr>
-              <w:pStyle w:val="TableText"/>
+              <w:pStyle w:val="29"/>
               <w:spacing w:before="166"/>
               <w:ind w:left="361"/>
             </w:pPr>
@@ -718,7 +763,7 @@
           </w:tcPr>
           <w:p>
             <w:pPr>
-              <w:pStyle w:val="TableText"/>
+              <w:pStyle w:val="29"/>
               <w:spacing w:before="136" w:line="219" w:lineRule="auto"/>
               <w:ind w:left="737"/>
             </w:pPr>
@@ -730,7 +775,7 @@
           </w:tcPr>
           <w:p>
             <w:pPr>
-              <w:pStyle w:val="TableText"/>
+              <w:pStyle w:val="29"/>
               <w:spacing w:before="137" w:line="220" w:lineRule="auto"/>
               <w:ind w:left="480"/>
             </w:pPr>
@@ -742,7 +787,7 @@
           </w:tcPr>
           <w:p>
             <w:pPr>
-              <w:pStyle w:val="TableText"/>
+              <w:pStyle w:val="29"/>
               <w:spacing w:before="136" w:line="220" w:lineRule="auto"/>
               <w:ind w:left="672"/>
             </w:pPr>
@@ -751,9 +796,14 @@
       </w:tr>
       <w:tr>
         <w:tblPrEx>
-          <w:tblW w:w="9071" w:type="dxa"/>
-          <w:tblInd w:w="5" w:type="dxa"/>
-          <w:tblLayout w:type="fixed"/>
+          <w:tblBorders>
+            <w:top w:val="single" w:color="000000" w:sz="4" w:space="0"/>
+            <w:left w:val="single" w:color="000000" w:sz="4" w:space="0"/>
+            <w:bottom w:val="single" w:color="000000" w:sz="4" w:space="0"/>
+            <w:right w:val="single" w:color="000000" w:sz="4" w:space="0"/>
+            <w:insideH w:val="single" w:color="000000" w:sz="4" w:space="0"/>
+            <w:insideV w:val="single" w:color="000000" w:sz="4" w:space="0"/>
+          </w:tblBorders>
           <w:tblCellMar>
             <w:top w:w="0" w:type="dxa"/>
             <w:left w:w="0" w:type="dxa"/>
@@ -762,7 +812,7 @@
           </w:tblCellMar>
         </w:tblPrEx>
         <w:trPr>
-          <w:trHeight w:val="589"/>
+          <w:trHeight w:val="589" w:hRule="atLeast"/>
         </w:trPr>
         <w:tc>
           <w:tcPr>
@@ -833,7 +883,7 @@
     </w:tbl>
     <w:p>
       <w:pPr>
-        <w:pStyle w:val="BodyText"/>
+        <w:pStyle w:val="13"/>
       </w:pPr>
     </w:p>
     <w:p>
@@ -844,7 +894,7 @@
     <w:sdt>
       <w:sdtPr>
         <w:rPr>
-          <w:rFonts w:ascii="宋体" w:eastAsia="宋体" w:hAnsi="宋体" w:cs="Arial"/>
+          <w:rFonts w:ascii="宋体" w:hAnsi="宋体" w:eastAsia="宋体" w:cs="Arial"/>
           <w:snapToGrid w:val="0"/>
           <w:color w:val="000000"/>
           <w:kern w:val="0"/>
@@ -860,7 +910,7 @@
       </w:sdtPr>
       <w:sdtEndPr>
         <w:rPr>
-          <w:rFonts w:ascii="Arial" w:eastAsia="宋体" w:hAnsi="Arial" w:cs="Arial"/>
+          <w:rFonts w:ascii="Arial" w:hAnsi="Arial" w:eastAsia="宋体" w:cs="Arial"/>
           <w:snapToGrid w:val="0"/>
           <w:color w:val="000000"/>
           <w:kern w:val="0"/>
@@ -873,12 +923,12 @@
         <w:p>
           <w:pPr>
             <w:spacing w:before="0" w:beforeLines="0" w:after="0" w:afterLines="0" w:line="240" w:lineRule="auto"/>
-            <w:ind w:left="0" w:right="0" w:firstLine="0" w:leftChars="0" w:rightChars="0" w:firstLineChars="0"/>
+            <w:ind w:left="0" w:leftChars="0" w:right="0" w:rightChars="0" w:firstLine="0" w:firstLineChars="0"/>
             <w:jc w:val="center"/>
           </w:pPr>
           <w:r>
             <w:rPr>
-              <w:rFonts w:ascii="宋体" w:eastAsia="宋体" w:hAnsi="宋体"/>
+              <w:rFonts w:ascii="宋体" w:hAnsi="宋体" w:eastAsia="宋体"/>
               <w:sz w:val="21"/>
             </w:rPr>
             <w:t>目录</w:t>
@@ -886,7 +936,7 @@
         </w:p>
         <w:p>
           <w:pPr>
-            <w:pStyle w:val="TOC1"/>
+            <w:pStyle w:val="17"/>
             <w:tabs>
               <w:tab w:val="right" w:leader="dot" w:pos="9082"/>
             </w:tabs>
@@ -904,7 +954,7 @@
             <w:fldChar w:fldCharType="begin"/>
           </w:r>
           <w:r>
-            <w:instrText xml:space="preserve"> HYPERLINK \l _Toc8675 </w:instrText>
+            <w:instrText xml:space="preserve"> HYPERLINK \l _Toc403 </w:instrText>
           </w:r>
           <w:r>
             <w:fldChar w:fldCharType="separate"/>
@@ -923,7 +973,7 @@
             <w:fldChar w:fldCharType="begin"/>
           </w:r>
           <w:r>
-            <w:instrText xml:space="preserve"> PAGEREF _Toc8675 \h </w:instrText>
+            <w:instrText xml:space="preserve"> PAGEREF _Toc403 \h </w:instrText>
           </w:r>
           <w:r>
             <w:fldChar w:fldCharType="separate"/>
@@ -940,7 +990,7 @@
         </w:p>
         <w:p>
           <w:pPr>
-            <w:pStyle w:val="TOC1"/>
+            <w:pStyle w:val="17"/>
             <w:tabs>
               <w:tab w:val="right" w:leader="dot" w:pos="9082"/>
             </w:tabs>
@@ -949,7 +999,7 @@
             <w:fldChar w:fldCharType="begin"/>
           </w:r>
           <w:r>
-            <w:instrText xml:space="preserve"> HYPERLINK \l _Toc21663 </w:instrText>
+            <w:instrText xml:space="preserve"> HYPERLINK \l _Toc30432 </w:instrText>
           </w:r>
           <w:r>
             <w:fldChar w:fldCharType="separate"/>
@@ -964,7 +1014,7 @@
             <w:fldChar w:fldCharType="begin"/>
           </w:r>
           <w:r>
-            <w:instrText xml:space="preserve"> PAGEREF _Toc21663 \h </w:instrText>
+            <w:instrText xml:space="preserve"> PAGEREF _Toc30432 \h </w:instrText>
           </w:r>
           <w:r>
             <w:fldChar w:fldCharType="separate"/>
@@ -981,7 +1031,7 @@
         </w:p>
         <w:p>
           <w:pPr>
-            <w:pStyle w:val="TOC1"/>
+            <w:pStyle w:val="17"/>
             <w:tabs>
               <w:tab w:val="right" w:leader="dot" w:pos="9082"/>
             </w:tabs>
@@ -990,14 +1040,14 @@
             <w:fldChar w:fldCharType="begin"/>
           </w:r>
           <w:r>
-            <w:instrText xml:space="preserve"> HYPERLINK \l _Toc14612 </w:instrText>
+            <w:instrText xml:space="preserve"> HYPERLINK \l _Toc29466 </w:instrText>
           </w:r>
           <w:r>
             <w:fldChar w:fldCharType="separate"/>
           </w:r>
           <w:r>
             <w:rPr>
-              <w:rFonts w:ascii="宋体" w:eastAsia="宋体" w:hAnsi="宋体" w:cs="宋体"/>
+              <w:rFonts w:ascii="宋体" w:hAnsi="宋体" w:eastAsia="宋体" w:cs="宋体"/>
               <w:spacing w:val="-2"/>
               <w:szCs w:val="21"/>
             </w:rPr>
@@ -1010,7 +1060,7 @@
             <w:fldChar w:fldCharType="begin"/>
           </w:r>
           <w:r>
-            <w:instrText xml:space="preserve"> PAGEREF _Toc14612 \h </w:instrText>
+            <w:instrText xml:space="preserve"> PAGEREF _Toc29466 \h </w:instrText>
           </w:r>
           <w:r>
             <w:fldChar w:fldCharType="separate"/>
@@ -1027,7 +1077,7 @@
         </w:p>
         <w:p>
           <w:pPr>
-            <w:pStyle w:val="TOC1"/>
+            <w:pStyle w:val="17"/>
             <w:tabs>
               <w:tab w:val="right" w:leader="dot" w:pos="9082"/>
             </w:tabs>
@@ -1036,7 +1086,7 @@
             <w:fldChar w:fldCharType="begin"/>
           </w:r>
           <w:r>
-            <w:instrText xml:space="preserve"> HYPERLINK \l _Toc25830 </w:instrText>
+            <w:instrText xml:space="preserve"> HYPERLINK \l _Toc9784 </w:instrText>
           </w:r>
           <w:r>
             <w:fldChar w:fldCharType="separate"/>
@@ -1055,7 +1105,7 @@
             <w:fldChar w:fldCharType="begin"/>
           </w:r>
           <w:r>
-            <w:instrText xml:space="preserve"> PAGEREF _Toc25830 \h </w:instrText>
+            <w:instrText xml:space="preserve"> PAGEREF _Toc9784 \h </w:instrText>
           </w:r>
           <w:r>
             <w:fldChar w:fldCharType="separate"/>
@@ -1072,7 +1122,7 @@
         </w:p>
         <w:p>
           <w:pPr>
-            <w:pStyle w:val="TOC1"/>
+            <w:pStyle w:val="17"/>
             <w:tabs>
               <w:tab w:val="right" w:leader="dot" w:pos="9082"/>
             </w:tabs>
@@ -1081,7 +1131,7 @@
             <w:fldChar w:fldCharType="begin"/>
           </w:r>
           <w:r>
-            <w:instrText xml:space="preserve"> HYPERLINK \l _Toc10316 </w:instrText>
+            <w:instrText xml:space="preserve"> HYPERLINK \l _Toc8425 </w:instrText>
           </w:r>
           <w:r>
             <w:fldChar w:fldCharType="separate"/>
@@ -1107,7 +1157,7 @@
             <w:fldChar w:fldCharType="begin"/>
           </w:r>
           <w:r>
-            <w:instrText xml:space="preserve"> PAGEREF _Toc10316 \h </w:instrText>
+            <w:instrText xml:space="preserve"> PAGEREF _Toc8425 \h </w:instrText>
           </w:r>
           <w:r>
             <w:fldChar w:fldCharType="separate"/>
@@ -1124,7 +1174,7 @@
         </w:p>
         <w:p>
           <w:pPr>
-            <w:pStyle w:val="TOC1"/>
+            <w:pStyle w:val="17"/>
             <w:tabs>
               <w:tab w:val="right" w:leader="dot" w:pos="9082"/>
             </w:tabs>
@@ -1133,7 +1183,7 @@
             <w:fldChar w:fldCharType="begin"/>
           </w:r>
           <w:r>
-            <w:instrText xml:space="preserve"> HYPERLINK \l _Toc21049 </w:instrText>
+            <w:instrText xml:space="preserve"> HYPERLINK \l _Toc4708 </w:instrText>
           </w:r>
           <w:r>
             <w:fldChar w:fldCharType="separate"/>
@@ -1159,7 +1209,7 @@
             <w:fldChar w:fldCharType="begin"/>
           </w:r>
           <w:r>
-            <w:instrText xml:space="preserve"> PAGEREF _Toc21049 \h </w:instrText>
+            <w:instrText xml:space="preserve"> PAGEREF _Toc4708 \h </w:instrText>
           </w:r>
           <w:r>
             <w:fldChar w:fldCharType="separate"/>
@@ -1176,7 +1226,7 @@
         </w:p>
         <w:p>
           <w:pPr>
-            <w:pStyle w:val="TOC1"/>
+            <w:pStyle w:val="17"/>
             <w:tabs>
               <w:tab w:val="right" w:leader="dot" w:pos="9082"/>
             </w:tabs>
@@ -1185,7 +1235,7 @@
             <w:fldChar w:fldCharType="begin"/>
           </w:r>
           <w:r>
-            <w:instrText xml:space="preserve"> HYPERLINK \l _Toc24065 </w:instrText>
+            <w:instrText xml:space="preserve"> HYPERLINK \l _Toc60 </w:instrText>
           </w:r>
           <w:r>
             <w:fldChar w:fldCharType="separate"/>
@@ -1204,7 +1254,7 @@
             <w:fldChar w:fldCharType="begin"/>
           </w:r>
           <w:r>
-            <w:instrText xml:space="preserve"> PAGEREF _Toc24065 \h </w:instrText>
+            <w:instrText xml:space="preserve"> PAGEREF _Toc60 \h </w:instrText>
           </w:r>
           <w:r>
             <w:fldChar w:fldCharType="separate"/>
@@ -1221,7 +1271,7 @@
         </w:p>
         <w:p>
           <w:pPr>
-            <w:pStyle w:val="TOC1"/>
+            <w:pStyle w:val="17"/>
             <w:tabs>
               <w:tab w:val="right" w:leader="dot" w:pos="9082"/>
             </w:tabs>
@@ -1230,7 +1280,7 @@
             <w:fldChar w:fldCharType="begin"/>
           </w:r>
           <w:r>
-            <w:instrText xml:space="preserve"> HYPERLINK \l _Toc11311 </w:instrText>
+            <w:instrText xml:space="preserve"> HYPERLINK \l _Toc31497 </w:instrText>
           </w:r>
           <w:r>
             <w:fldChar w:fldCharType="separate"/>
@@ -1256,7 +1306,7 @@
             <w:fldChar w:fldCharType="begin"/>
           </w:r>
           <w:r>
-            <w:instrText xml:space="preserve"> PAGEREF _Toc11311 \h </w:instrText>
+            <w:instrText xml:space="preserve"> PAGEREF _Toc31497 \h </w:instrText>
           </w:r>
           <w:r>
             <w:fldChar w:fldCharType="separate"/>
@@ -1273,7 +1323,7 @@
         </w:p>
         <w:p>
           <w:pPr>
-            <w:pStyle w:val="TOC1"/>
+            <w:pStyle w:val="17"/>
             <w:tabs>
               <w:tab w:val="right" w:leader="dot" w:pos="9082"/>
             </w:tabs>
@@ -1282,7 +1332,7 @@
             <w:fldChar w:fldCharType="begin"/>
           </w:r>
           <w:r>
-            <w:instrText xml:space="preserve"> HYPERLINK \l _Toc641 </w:instrText>
+            <w:instrText xml:space="preserve"> HYPERLINK \l _Toc23572 </w:instrText>
           </w:r>
           <w:r>
             <w:fldChar w:fldCharType="separate"/>
@@ -1308,7 +1358,7 @@
             <w:fldChar w:fldCharType="begin"/>
           </w:r>
           <w:r>
-            <w:instrText xml:space="preserve"> PAGEREF _Toc641 \h </w:instrText>
+            <w:instrText xml:space="preserve"> PAGEREF _Toc23572 \h </w:instrText>
           </w:r>
           <w:r>
             <w:fldChar w:fldCharType="separate"/>
@@ -1325,7 +1375,7 @@
         </w:p>
         <w:p>
           <w:pPr>
-            <w:pStyle w:val="TOC1"/>
+            <w:pStyle w:val="17"/>
             <w:tabs>
               <w:tab w:val="right" w:leader="dot" w:pos="9082"/>
             </w:tabs>
@@ -1334,7 +1384,7 @@
             <w:fldChar w:fldCharType="begin"/>
           </w:r>
           <w:r>
-            <w:instrText xml:space="preserve"> HYPERLINK \l _Toc15528 </w:instrText>
+            <w:instrText xml:space="preserve"> HYPERLINK \l _Toc10576 </w:instrText>
           </w:r>
           <w:r>
             <w:fldChar w:fldCharType="separate"/>
@@ -1353,7 +1403,7 @@
             <w:fldChar w:fldCharType="begin"/>
           </w:r>
           <w:r>
-            <w:instrText xml:space="preserve"> PAGEREF _Toc15528 \h </w:instrText>
+            <w:instrText xml:space="preserve"> PAGEREF _Toc10576 \h </w:instrText>
           </w:r>
           <w:r>
             <w:fldChar w:fldCharType="separate"/>
@@ -1370,7 +1420,7 @@
         </w:p>
         <w:p>
           <w:pPr>
-            <w:pStyle w:val="TOC1"/>
+            <w:pStyle w:val="17"/>
             <w:tabs>
               <w:tab w:val="right" w:leader="dot" w:pos="9082"/>
             </w:tabs>
@@ -1379,7 +1429,7 @@
             <w:fldChar w:fldCharType="begin"/>
           </w:r>
           <w:r>
-            <w:instrText xml:space="preserve"> HYPERLINK \l _Toc6095 </w:instrText>
+            <w:instrText xml:space="preserve"> HYPERLINK \l _Toc632 </w:instrText>
           </w:r>
           <w:r>
             <w:fldChar w:fldCharType="separate"/>
@@ -1398,7 +1448,7 @@
             <w:fldChar w:fldCharType="begin"/>
           </w:r>
           <w:r>
-            <w:instrText xml:space="preserve"> PAGEREF _Toc6095 \h </w:instrText>
+            <w:instrText xml:space="preserve"> PAGEREF _Toc632 \h </w:instrText>
           </w:r>
           <w:r>
             <w:fldChar w:fldCharType="separate"/>
@@ -1416,7 +1466,7 @@
         <w:p>
           <w:pPr>
             <w:rPr>
-              <w:rFonts w:ascii="Arial" w:eastAsia="宋体" w:hAnsi="Arial" w:cs="Arial"/>
+              <w:rFonts w:ascii="Arial" w:hAnsi="Arial" w:eastAsia="宋体" w:cs="Arial"/>
               <w:snapToGrid w:val="0"/>
               <w:color w:val="000000"/>
               <w:kern w:val="0"/>
@@ -1434,7 +1484,7 @@
     <w:p>
       <w:pPr>
         <w:rPr>
-          <w:rFonts w:ascii="Arial" w:eastAsia="宋体" w:hAnsi="Arial" w:cs="Arial"/>
+          <w:rFonts w:ascii="Arial" w:hAnsi="Arial" w:eastAsia="宋体" w:cs="Arial"/>
           <w:snapToGrid w:val="0"/>
           <w:color w:val="000000"/>
           <w:kern w:val="0"/>
@@ -1445,20 +1495,20 @@
         <w:sectPr>
           <w:pgSz w:w="11906" w:h="16839"/>
           <w:pgMar w:top="1431" w:right="1236" w:bottom="0" w:left="1588" w:header="0" w:footer="0" w:gutter="0"/>
-          <w:cols w:num="1" w:space="720"/>
+          <w:cols w:space="720" w:num="1"/>
         </w:sectPr>
       </w:pPr>
     </w:p>
     <w:p>
       <w:pPr>
-        <w:pStyle w:val="1"/>
+        <w:pStyle w:val="30"/>
         <w:bidi w:val="0"/>
         <w:rPr>
           <w:rFonts w:hint="default"/>
           <w:lang w:val="en-US" w:eastAsia="zh-CN"/>
         </w:rPr>
       </w:pPr>
-      <w:bookmarkStart w:id="3" w:name="_Toc25830"/>
+      <w:bookmarkStart w:id="3" w:name="_Toc9784"/>
       <w:r>
         <w:rPr>
           <w:rFonts w:hint="default"/>
@@ -1470,7 +1520,7 @@
     </w:p>
     <w:p>
       <w:pPr>
-        <w:pStyle w:val="a"/>
+        <w:pStyle w:val="31"/>
         <w:bidi w:val="0"/>
         <w:rPr>
           <w:rFonts w:hint="default"/>
@@ -1494,14 +1544,14 @@
     </w:p>
     <w:p>
       <w:pPr>
-        <w:pStyle w:val="1"/>
+        <w:pStyle w:val="30"/>
         <w:bidi w:val="0"/>
         <w:rPr>
           <w:rFonts w:hint="default"/>
           <w:lang w:val="en-US" w:eastAsia="zh-CN"/>
         </w:rPr>
       </w:pPr>
-      <w:bookmarkStart w:id="4" w:name="_Toc10316"/>
+      <w:bookmarkStart w:id="4" w:name="_Toc8425"/>
       <w:r>
         <w:rPr>
           <w:rFonts w:hint="eastAsia"/>
@@ -1513,10 +1563,10 @@
     </w:p>
     <w:p>
       <w:pPr>
-        <w:pStyle w:val="a"/>
+        <w:pStyle w:val="31"/>
         <w:bidi w:val="0"/>
         <w:rPr>
-          <w:rFonts w:eastAsia="宋体" w:hint="eastAsia"/>
+          <w:rFonts w:hint="eastAsia" w:eastAsia="宋体"/>
           <w:lang w:val="en-US" w:eastAsia="zh-CN"/>
         </w:rPr>
       </w:pPr>
@@ -1543,14 +1593,14 @@
     </w:p>
     <w:p>
       <w:pPr>
-        <w:pStyle w:val="1"/>
+        <w:pStyle w:val="30"/>
         <w:bidi w:val="0"/>
         <w:rPr>
           <w:rFonts w:hint="default"/>
           <w:lang w:val="en-US" w:eastAsia="zh-CN"/>
         </w:rPr>
       </w:pPr>
-      <w:bookmarkStart w:id="5" w:name="_Toc21049"/>
+      <w:bookmarkStart w:id="5" w:name="_Toc4708"/>
       <w:r>
         <w:rPr>
           <w:rFonts w:hint="default"/>
@@ -1569,7 +1619,7 @@
     </w:p>
     <w:p>
       <w:pPr>
-        <w:pStyle w:val="a"/>
+        <w:pStyle w:val="31"/>
         <w:bidi w:val="0"/>
         <w:rPr>
           <w:rFonts w:hint="default"/>
@@ -1586,7 +1636,7 @@
     </w:p>
     <w:p>
       <w:pPr>
-        <w:pStyle w:val="a"/>
+        <w:pStyle w:val="31"/>
         <w:bidi w:val="0"/>
         <w:rPr>
           <w:rFonts w:hint="default"/>
@@ -1603,7 +1653,7 @@
     </w:p>
     <w:p>
       <w:pPr>
-        <w:pStyle w:val="a"/>
+        <w:pStyle w:val="31"/>
         <w:bidi w:val="0"/>
         <w:rPr>
           <w:rFonts w:hint="default"/>
@@ -1620,7 +1670,7 @@
     </w:p>
     <w:p>
       <w:pPr>
-        <w:pStyle w:val="a"/>
+        <w:pStyle w:val="31"/>
         <w:bidi w:val="0"/>
         <w:rPr>
           <w:rFonts w:hint="default"/>
@@ -1637,14 +1687,14 @@
     </w:p>
     <w:p>
       <w:pPr>
-        <w:pStyle w:val="1"/>
+        <w:pStyle w:val="30"/>
         <w:bidi w:val="0"/>
         <w:rPr>
           <w:rFonts w:hint="default"/>
           <w:lang w:val="en-US" w:eastAsia="zh-CN"/>
         </w:rPr>
       </w:pPr>
-      <w:bookmarkStart w:id="6" w:name="_Toc24065"/>
+      <w:bookmarkStart w:id="6" w:name="_Toc60"/>
       <w:r>
         <w:rPr>
           <w:rFonts w:hint="default"/>
@@ -1656,7 +1706,7 @@
     </w:p>
     <w:p>
       <w:pPr>
-        <w:pStyle w:val="a"/>
+        <w:pStyle w:val="31"/>
         <w:bidi w:val="0"/>
         <w:rPr>
           <w:rFonts w:hint="default"/>
@@ -1701,11 +1751,10 @@
         <w:adjustRightInd/>
         <w:snapToGrid/>
         <w:spacing w:line="360" w:lineRule="auto"/>
-        <w:ind w:left="0" w:right="0" w:firstLine="0" w:leftChars="0" w:rightChars="0" w:firstLineChars="0"/>
+        <w:ind w:left="0" w:leftChars="0" w:right="0" w:rightChars="0" w:firstLine="0" w:firstLineChars="0"/>
         <w:jc w:val="center"/>
         <w:textAlignment w:val="auto"/>
       </w:pPr>
-      <w:bookmarkStart w:id="7" w:name="_GoBack"/>
       <w:r>
         <w:drawing>
           <wp:inline distT="0" distB="0" distL="114300" distR="114300">
@@ -1725,7 +1774,7 @@
                     </pic:cNvPicPr>
                   </pic:nvPicPr>
                   <pic:blipFill>
-                    <a:blip xmlns:r="http://schemas.openxmlformats.org/officeDocument/2006/relationships" r:embed="rId4"/>
+                    <a:blip r:embed="rId8"/>
                     <a:stretch>
                       <a:fillRect/>
                     </a:stretch>
@@ -1749,18 +1798,17 @@
           </wp:inline>
         </w:drawing>
       </w:r>
-      <w:bookmarkEnd w:id="7"/>
     </w:p>
     <w:p>
       <w:pPr>
-        <w:pStyle w:val="1"/>
+        <w:pStyle w:val="30"/>
         <w:bidi w:val="0"/>
         <w:rPr>
           <w:rFonts w:hint="eastAsia"/>
           <w:lang w:val="en-US" w:eastAsia="zh-CN"/>
         </w:rPr>
       </w:pPr>
-      <w:bookmarkStart w:id="8" w:name="_Toc11311"/>
+      <w:bookmarkStart w:id="7" w:name="_Toc31497"/>
       <w:r>
         <w:rPr>
           <w:rFonts w:hint="eastAsia"/>
@@ -1768,22 +1816,23 @@
         </w:rPr>
         <w:t>过程说明与关联关系</w:t>
       </w:r>
-      <w:bookmarkEnd w:id="8"/>
+      <w:bookmarkEnd w:id="7"/>
     </w:p>
     <w:tbl>
       <w:tblPr>
-        <w:tblStyle w:val="TableNormal"/>
+        <w:tblStyle w:val="21"/>
         <w:tblW w:w="0" w:type="auto"/>
         <w:tblInd w:w="0" w:type="dxa"/>
         <w:tblBorders>
-          <w:top w:val="single" w:sz="4" w:space="0" w:color="auto"/>
-          <w:left w:val="single" w:sz="4" w:space="0" w:color="auto"/>
-          <w:bottom w:val="single" w:sz="4" w:space="0" w:color="auto"/>
-          <w:right w:val="single" w:sz="4" w:space="0" w:color="auto"/>
-          <w:insideH w:val="single" w:sz="4" w:space="0" w:color="auto"/>
-          <w:insideV w:val="single" w:sz="4" w:space="0" w:color="auto"/>
+          <w:top w:val="single" w:color="auto" w:sz="4" w:space="0"/>
+          <w:left w:val="single" w:color="auto" w:sz="4" w:space="0"/>
+          <w:bottom w:val="single" w:color="auto" w:sz="4" w:space="0"/>
+          <w:right w:val="single" w:color="auto" w:sz="4" w:space="0"/>
+          <w:insideH w:val="single" w:color="auto" w:sz="4" w:space="0"/>
+          <w:insideV w:val="single" w:color="auto" w:sz="4" w:space="0"/>
         </w:tblBorders>
         <w:shd w:val="clear" w:color="auto" w:fill="auto"/>
+        <w:tblLayout w:type="autofit"/>
         <w:tblCellMar>
           <w:top w:w="15" w:type="dxa"/>
           <w:left w:w="15" w:type="dxa"/>
@@ -1800,15 +1849,13 @@
       </w:tblGrid>
       <w:tr>
         <w:tblPrEx>
-          <w:tblW w:w="0" w:type="auto"/>
-          <w:tblInd w:w="0" w:type="dxa"/>
           <w:tblBorders>
-            <w:top w:val="single" w:sz="4" w:space="0" w:color="auto"/>
-            <w:left w:val="single" w:sz="4" w:space="0" w:color="auto"/>
-            <w:bottom w:val="single" w:sz="4" w:space="0" w:color="auto"/>
-            <w:right w:val="single" w:sz="4" w:space="0" w:color="auto"/>
-            <w:insideH w:val="single" w:sz="4" w:space="0" w:color="auto"/>
-            <w:insideV w:val="single" w:sz="4" w:space="0" w:color="auto"/>
+            <w:top w:val="single" w:color="auto" w:sz="4" w:space="0"/>
+            <w:left w:val="single" w:color="auto" w:sz="4" w:space="0"/>
+            <w:bottom w:val="single" w:color="auto" w:sz="4" w:space="0"/>
+            <w:right w:val="single" w:color="auto" w:sz="4" w:space="0"/>
+            <w:insideH w:val="single" w:color="auto" w:sz="4" w:space="0"/>
+            <w:insideV w:val="single" w:color="auto" w:sz="4" w:space="0"/>
           </w:tblBorders>
           <w:shd w:val="clear" w:color="auto" w:fill="auto"/>
           <w:tblCellMar>
@@ -1842,7 +1889,7 @@
               <w:spacing w:line="300" w:lineRule="atLeast"/>
               <w:jc w:val="left"/>
               <w:rPr>
-                <w:rFonts w:ascii="Segoe UI" w:eastAsia="Segoe UI" w:hAnsi="Segoe UI" w:cs="Segoe UI"/>
+                <w:rFonts w:ascii="Segoe UI" w:hAnsi="Segoe UI" w:eastAsia="Segoe UI" w:cs="Segoe UI"/>
                 <w:i w:val="0"/>
                 <w:iCs w:val="0"/>
                 <w:caps w:val="0"/>
@@ -1854,7 +1901,7 @@
             </w:pPr>
             <w:r>
               <w:rPr>
-                <w:rFonts w:ascii="Segoe UI" w:eastAsia="Segoe UI" w:hAnsi="Segoe UI" w:cs="Segoe UI" w:hint="default"/>
+                <w:rFonts w:hint="default" w:ascii="Segoe UI" w:hAnsi="Segoe UI" w:eastAsia="Segoe UI" w:cs="Segoe UI"/>
                 <w:i w:val="0"/>
                 <w:iCs w:val="0"/>
                 <w:caps w:val="0"/>
@@ -1891,7 +1938,7 @@
               <w:spacing w:line="300" w:lineRule="atLeast"/>
               <w:jc w:val="left"/>
               <w:rPr>
-                <w:rFonts w:ascii="Segoe UI" w:eastAsia="Segoe UI" w:hAnsi="Segoe UI" w:cs="Segoe UI" w:hint="default"/>
+                <w:rFonts w:hint="default" w:ascii="Segoe UI" w:hAnsi="Segoe UI" w:eastAsia="Segoe UI" w:cs="Segoe UI"/>
                 <w:i w:val="0"/>
                 <w:iCs w:val="0"/>
                 <w:caps w:val="0"/>
@@ -1903,7 +1950,7 @@
             </w:pPr>
             <w:r>
               <w:rPr>
-                <w:rFonts w:ascii="Segoe UI" w:eastAsia="Segoe UI" w:hAnsi="Segoe UI" w:cs="Segoe UI" w:hint="default"/>
+                <w:rFonts w:hint="default" w:ascii="Segoe UI" w:hAnsi="Segoe UI" w:eastAsia="Segoe UI" w:cs="Segoe UI"/>
                 <w:i w:val="0"/>
                 <w:iCs w:val="0"/>
                 <w:caps w:val="0"/>
@@ -1940,7 +1987,7 @@
               <w:spacing w:line="300" w:lineRule="atLeast"/>
               <w:jc w:val="left"/>
               <w:rPr>
-                <w:rFonts w:ascii="Segoe UI" w:eastAsia="Segoe UI" w:hAnsi="Segoe UI" w:cs="Segoe UI" w:hint="default"/>
+                <w:rFonts w:hint="default" w:ascii="Segoe UI" w:hAnsi="Segoe UI" w:eastAsia="Segoe UI" w:cs="Segoe UI"/>
                 <w:i w:val="0"/>
                 <w:iCs w:val="0"/>
                 <w:caps w:val="0"/>
@@ -1952,7 +1999,7 @@
             </w:pPr>
             <w:r>
               <w:rPr>
-                <w:rFonts w:ascii="Segoe UI" w:eastAsia="Segoe UI" w:hAnsi="Segoe UI" w:cs="Segoe UI" w:hint="default"/>
+                <w:rFonts w:hint="default" w:ascii="Segoe UI" w:hAnsi="Segoe UI" w:eastAsia="Segoe UI" w:cs="Segoe UI"/>
                 <w:i w:val="0"/>
                 <w:iCs w:val="0"/>
                 <w:caps w:val="0"/>
@@ -1989,7 +2036,7 @@
               <w:spacing w:line="300" w:lineRule="atLeast"/>
               <w:jc w:val="left"/>
               <w:rPr>
-                <w:rFonts w:ascii="Segoe UI" w:eastAsia="Segoe UI" w:hAnsi="Segoe UI" w:cs="Segoe UI" w:hint="default"/>
+                <w:rFonts w:hint="default" w:ascii="Segoe UI" w:hAnsi="Segoe UI" w:eastAsia="Segoe UI" w:cs="Segoe UI"/>
                 <w:i w:val="0"/>
                 <w:iCs w:val="0"/>
                 <w:caps w:val="0"/>
@@ -2001,7 +2048,7 @@
             </w:pPr>
             <w:r>
               <w:rPr>
-                <w:rFonts w:ascii="Segoe UI" w:eastAsia="Segoe UI" w:hAnsi="Segoe UI" w:cs="Segoe UI" w:hint="default"/>
+                <w:rFonts w:hint="default" w:ascii="Segoe UI" w:hAnsi="Segoe UI" w:eastAsia="Segoe UI" w:cs="Segoe UI"/>
                 <w:i w:val="0"/>
                 <w:iCs w:val="0"/>
                 <w:caps w:val="0"/>
@@ -2038,7 +2085,7 @@
               <w:spacing w:line="300" w:lineRule="atLeast"/>
               <w:jc w:val="left"/>
               <w:rPr>
-                <w:rFonts w:ascii="Segoe UI" w:eastAsia="Segoe UI" w:hAnsi="Segoe UI" w:cs="Segoe UI" w:hint="default"/>
+                <w:rFonts w:hint="default" w:ascii="Segoe UI" w:hAnsi="Segoe UI" w:eastAsia="Segoe UI" w:cs="Segoe UI"/>
                 <w:i w:val="0"/>
                 <w:iCs w:val="0"/>
                 <w:caps w:val="0"/>
@@ -2050,7 +2097,7 @@
             </w:pPr>
             <w:r>
               <w:rPr>
-                <w:rFonts w:ascii="Segoe UI" w:eastAsia="Segoe UI" w:hAnsi="Segoe UI" w:cs="Segoe UI" w:hint="default"/>
+                <w:rFonts w:hint="default" w:ascii="Segoe UI" w:hAnsi="Segoe UI" w:eastAsia="Segoe UI" w:cs="Segoe UI"/>
                 <w:i w:val="0"/>
                 <w:iCs w:val="0"/>
                 <w:caps w:val="0"/>
@@ -2069,8 +2116,14 @@
       </w:tr>
       <w:tr>
         <w:tblPrEx>
-          <w:tblW w:w="0" w:type="auto"/>
-          <w:tblInd w:w="0" w:type="dxa"/>
+          <w:tblBorders>
+            <w:top w:val="single" w:color="auto" w:sz="4" w:space="0"/>
+            <w:left w:val="single" w:color="auto" w:sz="4" w:space="0"/>
+            <w:bottom w:val="single" w:color="auto" w:sz="4" w:space="0"/>
+            <w:right w:val="single" w:color="auto" w:sz="4" w:space="0"/>
+            <w:insideH w:val="single" w:color="auto" w:sz="4" w:space="0"/>
+            <w:insideV w:val="single" w:color="auto" w:sz="4" w:space="0"/>
+          </w:tblBorders>
           <w:shd w:val="clear" w:color="auto" w:fill="auto"/>
           <w:tblCellMar>
             <w:top w:w="15" w:type="dxa"/>
@@ -2100,7 +2153,7 @@
               <w:spacing w:line="300" w:lineRule="atLeast"/>
               <w:jc w:val="left"/>
               <w:rPr>
-                <w:rFonts w:ascii="Segoe UI" w:eastAsia="Segoe UI" w:hAnsi="Segoe UI" w:cs="Segoe UI" w:hint="default"/>
+                <w:rFonts w:hint="default" w:ascii="Segoe UI" w:hAnsi="Segoe UI" w:eastAsia="Segoe UI" w:cs="Segoe UI"/>
                 <w:i w:val="0"/>
                 <w:iCs w:val="0"/>
                 <w:caps w:val="0"/>
@@ -2112,8 +2165,8 @@
             </w:pPr>
             <w:r>
               <w:rPr>
-                <w:rStyle w:val="Strong"/>
-                <w:rFonts w:ascii="Segoe UI" w:eastAsia="Segoe UI" w:hAnsi="Segoe UI" w:cs="Segoe UI" w:hint="default"/>
+                <w:rStyle w:val="24"/>
+                <w:rFonts w:hint="default" w:ascii="Segoe UI" w:hAnsi="Segoe UI" w:eastAsia="Segoe UI" w:cs="Segoe UI"/>
                 <w:b/>
                 <w:bCs/>
                 <w:i w:val="0"/>
@@ -2152,7 +2205,7 @@
               <w:spacing w:line="300" w:lineRule="atLeast"/>
               <w:jc w:val="left"/>
               <w:rPr>
-                <w:rFonts w:ascii="Segoe UI" w:eastAsia="Segoe UI" w:hAnsi="Segoe UI" w:cs="Segoe UI" w:hint="default"/>
+                <w:rFonts w:hint="default" w:ascii="Segoe UI" w:hAnsi="Segoe UI" w:eastAsia="Segoe UI" w:cs="Segoe UI"/>
                 <w:i w:val="0"/>
                 <w:iCs w:val="0"/>
                 <w:caps w:val="0"/>
@@ -2164,7 +2217,7 @@
             </w:pPr>
             <w:r>
               <w:rPr>
-                <w:rFonts w:ascii="Segoe UI" w:eastAsia="Segoe UI" w:hAnsi="Segoe UI" w:cs="Segoe UI" w:hint="default"/>
+                <w:rFonts w:hint="default" w:ascii="Segoe UI" w:hAnsi="Segoe UI" w:eastAsia="Segoe UI" w:cs="Segoe UI"/>
                 <w:i w:val="0"/>
                 <w:iCs w:val="0"/>
                 <w:caps w:val="0"/>
@@ -2201,7 +2254,7 @@
               <w:spacing w:line="300" w:lineRule="atLeast"/>
               <w:jc w:val="left"/>
               <w:rPr>
-                <w:rFonts w:ascii="Segoe UI" w:eastAsia="Segoe UI" w:hAnsi="Segoe UI" w:cs="Segoe UI" w:hint="default"/>
+                <w:rFonts w:hint="default" w:ascii="Segoe UI" w:hAnsi="Segoe UI" w:eastAsia="Segoe UI" w:cs="Segoe UI"/>
                 <w:i w:val="0"/>
                 <w:iCs w:val="0"/>
                 <w:caps w:val="0"/>
@@ -2213,7 +2266,7 @@
             </w:pPr>
             <w:r>
               <w:rPr>
-                <w:rFonts w:ascii="Segoe UI" w:eastAsia="Segoe UI" w:hAnsi="Segoe UI" w:cs="Segoe UI" w:hint="default"/>
+                <w:rFonts w:hint="default" w:ascii="Segoe UI" w:hAnsi="Segoe UI" w:eastAsia="Segoe UI" w:cs="Segoe UI"/>
                 <w:i w:val="0"/>
                 <w:iCs w:val="0"/>
                 <w:caps w:val="0"/>
@@ -2250,7 +2303,7 @@
               <w:spacing w:line="300" w:lineRule="atLeast"/>
               <w:jc w:val="left"/>
               <w:rPr>
-                <w:rFonts w:ascii="Segoe UI" w:eastAsia="Segoe UI" w:hAnsi="Segoe UI" w:cs="Segoe UI" w:hint="default"/>
+                <w:rFonts w:hint="default" w:ascii="Segoe UI" w:hAnsi="Segoe UI" w:eastAsia="Segoe UI" w:cs="Segoe UI"/>
                 <w:i w:val="0"/>
                 <w:iCs w:val="0"/>
                 <w:caps w:val="0"/>
@@ -2262,7 +2315,7 @@
             </w:pPr>
             <w:r>
               <w:rPr>
-                <w:rFonts w:ascii="Segoe UI" w:eastAsia="Segoe UI" w:hAnsi="Segoe UI" w:cs="Segoe UI" w:hint="default"/>
+                <w:rFonts w:hint="default" w:ascii="Segoe UI" w:hAnsi="Segoe UI" w:eastAsia="Segoe UI" w:cs="Segoe UI"/>
                 <w:i w:val="0"/>
                 <w:iCs w:val="0"/>
                 <w:caps w:val="0"/>
@@ -2299,7 +2352,7 @@
               <w:spacing w:line="300" w:lineRule="atLeast"/>
               <w:jc w:val="left"/>
               <w:rPr>
-                <w:rFonts w:ascii="Segoe UI" w:eastAsia="Segoe UI" w:hAnsi="Segoe UI" w:cs="Segoe UI" w:hint="default"/>
+                <w:rFonts w:hint="default" w:ascii="Segoe UI" w:hAnsi="Segoe UI" w:eastAsia="Segoe UI" w:cs="Segoe UI"/>
                 <w:i w:val="0"/>
                 <w:iCs w:val="0"/>
                 <w:caps w:val="0"/>
@@ -2311,7 +2364,7 @@
             </w:pPr>
             <w:r>
               <w:rPr>
-                <w:rFonts w:ascii="Segoe UI" w:eastAsia="Segoe UI" w:hAnsi="Segoe UI" w:cs="Segoe UI" w:hint="default"/>
+                <w:rFonts w:hint="default" w:ascii="Segoe UI" w:hAnsi="Segoe UI" w:eastAsia="Segoe UI" w:cs="Segoe UI"/>
                 <w:i w:val="0"/>
                 <w:iCs w:val="0"/>
                 <w:caps w:val="0"/>
@@ -2330,8 +2383,14 @@
       </w:tr>
       <w:tr>
         <w:tblPrEx>
-          <w:tblW w:w="0" w:type="auto"/>
-          <w:tblInd w:w="0" w:type="dxa"/>
+          <w:tblBorders>
+            <w:top w:val="single" w:color="auto" w:sz="4" w:space="0"/>
+            <w:left w:val="single" w:color="auto" w:sz="4" w:space="0"/>
+            <w:bottom w:val="single" w:color="auto" w:sz="4" w:space="0"/>
+            <w:right w:val="single" w:color="auto" w:sz="4" w:space="0"/>
+            <w:insideH w:val="single" w:color="auto" w:sz="4" w:space="0"/>
+            <w:insideV w:val="single" w:color="auto" w:sz="4" w:space="0"/>
+          </w:tblBorders>
           <w:shd w:val="clear" w:color="auto" w:fill="auto"/>
           <w:tblCellMar>
             <w:top w:w="15" w:type="dxa"/>
@@ -2361,7 +2420,7 @@
               <w:spacing w:line="300" w:lineRule="atLeast"/>
               <w:jc w:val="left"/>
               <w:rPr>
-                <w:rFonts w:ascii="Segoe UI" w:eastAsia="Segoe UI" w:hAnsi="Segoe UI" w:cs="Segoe UI" w:hint="default"/>
+                <w:rFonts w:hint="default" w:ascii="Segoe UI" w:hAnsi="Segoe UI" w:eastAsia="Segoe UI" w:cs="Segoe UI"/>
                 <w:i w:val="0"/>
                 <w:iCs w:val="0"/>
                 <w:caps w:val="0"/>
@@ -2373,8 +2432,8 @@
             </w:pPr>
             <w:r>
               <w:rPr>
-                <w:rStyle w:val="Strong"/>
-                <w:rFonts w:ascii="Segoe UI" w:eastAsia="Segoe UI" w:hAnsi="Segoe UI" w:cs="Segoe UI" w:hint="default"/>
+                <w:rStyle w:val="24"/>
+                <w:rFonts w:hint="default" w:ascii="Segoe UI" w:hAnsi="Segoe UI" w:eastAsia="Segoe UI" w:cs="Segoe UI"/>
                 <w:b/>
                 <w:bCs/>
                 <w:i w:val="0"/>
@@ -2413,7 +2472,7 @@
               <w:spacing w:line="300" w:lineRule="atLeast"/>
               <w:jc w:val="left"/>
               <w:rPr>
-                <w:rFonts w:ascii="Segoe UI" w:eastAsia="Segoe UI" w:hAnsi="Segoe UI" w:cs="Segoe UI" w:hint="default"/>
+                <w:rFonts w:hint="default" w:ascii="Segoe UI" w:hAnsi="Segoe UI" w:eastAsia="Segoe UI" w:cs="Segoe UI"/>
                 <w:i w:val="0"/>
                 <w:iCs w:val="0"/>
                 <w:caps w:val="0"/>
@@ -2425,7 +2484,7 @@
             </w:pPr>
             <w:r>
               <w:rPr>
-                <w:rFonts w:ascii="Segoe UI" w:eastAsia="Segoe UI" w:hAnsi="Segoe UI" w:cs="Segoe UI" w:hint="default"/>
+                <w:rFonts w:hint="default" w:ascii="Segoe UI" w:hAnsi="Segoe UI" w:eastAsia="Segoe UI" w:cs="Segoe UI"/>
                 <w:i w:val="0"/>
                 <w:iCs w:val="0"/>
                 <w:caps w:val="0"/>
@@ -2462,7 +2521,7 @@
               <w:spacing w:line="300" w:lineRule="atLeast"/>
               <w:jc w:val="left"/>
               <w:rPr>
-                <w:rFonts w:ascii="Segoe UI" w:eastAsia="Segoe UI" w:hAnsi="Segoe UI" w:cs="Segoe UI" w:hint="default"/>
+                <w:rFonts w:hint="default" w:ascii="Segoe UI" w:hAnsi="Segoe UI" w:eastAsia="Segoe UI" w:cs="Segoe UI"/>
                 <w:i w:val="0"/>
                 <w:iCs w:val="0"/>
                 <w:caps w:val="0"/>
@@ -2474,7 +2533,7 @@
             </w:pPr>
             <w:r>
               <w:rPr>
-                <w:rFonts w:ascii="Segoe UI" w:eastAsia="Segoe UI" w:hAnsi="Segoe UI" w:cs="Segoe UI" w:hint="default"/>
+                <w:rFonts w:hint="default" w:ascii="Segoe UI" w:hAnsi="Segoe UI" w:eastAsia="Segoe UI" w:cs="Segoe UI"/>
                 <w:i w:val="0"/>
                 <w:iCs w:val="0"/>
                 <w:caps w:val="0"/>
@@ -2511,7 +2570,7 @@
               <w:spacing w:line="300" w:lineRule="atLeast"/>
               <w:jc w:val="left"/>
               <w:rPr>
-                <w:rFonts w:ascii="Segoe UI" w:eastAsia="Segoe UI" w:hAnsi="Segoe UI" w:cs="Segoe UI" w:hint="default"/>
+                <w:rFonts w:hint="default" w:ascii="Segoe UI" w:hAnsi="Segoe UI" w:eastAsia="Segoe UI" w:cs="Segoe UI"/>
                 <w:i w:val="0"/>
                 <w:iCs w:val="0"/>
                 <w:caps w:val="0"/>
@@ -2523,7 +2582,7 @@
             </w:pPr>
             <w:r>
               <w:rPr>
-                <w:rFonts w:ascii="Segoe UI" w:eastAsia="Segoe UI" w:hAnsi="Segoe UI" w:cs="Segoe UI" w:hint="default"/>
+                <w:rFonts w:hint="default" w:ascii="Segoe UI" w:hAnsi="Segoe UI" w:eastAsia="Segoe UI" w:cs="Segoe UI"/>
                 <w:i w:val="0"/>
                 <w:iCs w:val="0"/>
                 <w:caps w:val="0"/>
@@ -2560,7 +2619,7 @@
               <w:spacing w:line="300" w:lineRule="atLeast"/>
               <w:jc w:val="left"/>
               <w:rPr>
-                <w:rFonts w:ascii="Segoe UI" w:eastAsia="Segoe UI" w:hAnsi="Segoe UI" w:cs="Segoe UI" w:hint="default"/>
+                <w:rFonts w:hint="default" w:ascii="Segoe UI" w:hAnsi="Segoe UI" w:eastAsia="Segoe UI" w:cs="Segoe UI"/>
                 <w:i w:val="0"/>
                 <w:iCs w:val="0"/>
                 <w:caps w:val="0"/>
@@ -2572,7 +2631,7 @@
             </w:pPr>
             <w:r>
               <w:rPr>
-                <w:rFonts w:ascii="Segoe UI" w:eastAsia="Segoe UI" w:hAnsi="Segoe UI" w:cs="Segoe UI" w:hint="default"/>
+                <w:rFonts w:hint="default" w:ascii="Segoe UI" w:hAnsi="Segoe UI" w:eastAsia="Segoe UI" w:cs="Segoe UI"/>
                 <w:i w:val="0"/>
                 <w:iCs w:val="0"/>
                 <w:caps w:val="0"/>
@@ -2591,8 +2650,14 @@
       </w:tr>
       <w:tr>
         <w:tblPrEx>
-          <w:tblW w:w="0" w:type="auto"/>
-          <w:tblInd w:w="0" w:type="dxa"/>
+          <w:tblBorders>
+            <w:top w:val="single" w:color="auto" w:sz="4" w:space="0"/>
+            <w:left w:val="single" w:color="auto" w:sz="4" w:space="0"/>
+            <w:bottom w:val="single" w:color="auto" w:sz="4" w:space="0"/>
+            <w:right w:val="single" w:color="auto" w:sz="4" w:space="0"/>
+            <w:insideH w:val="single" w:color="auto" w:sz="4" w:space="0"/>
+            <w:insideV w:val="single" w:color="auto" w:sz="4" w:space="0"/>
+          </w:tblBorders>
           <w:shd w:val="clear" w:color="auto" w:fill="auto"/>
           <w:tblCellMar>
             <w:top w:w="15" w:type="dxa"/>
@@ -2622,7 +2687,7 @@
               <w:spacing w:line="300" w:lineRule="atLeast"/>
               <w:jc w:val="left"/>
               <w:rPr>
-                <w:rFonts w:ascii="Segoe UI" w:eastAsia="Segoe UI" w:hAnsi="Segoe UI" w:cs="Segoe UI" w:hint="default"/>
+                <w:rFonts w:hint="default" w:ascii="Segoe UI" w:hAnsi="Segoe UI" w:eastAsia="Segoe UI" w:cs="Segoe UI"/>
                 <w:i w:val="0"/>
                 <w:iCs w:val="0"/>
                 <w:caps w:val="0"/>
@@ -2634,8 +2699,8 @@
             </w:pPr>
             <w:r>
               <w:rPr>
-                <w:rStyle w:val="Strong"/>
-                <w:rFonts w:ascii="Segoe UI" w:eastAsia="Segoe UI" w:hAnsi="Segoe UI" w:cs="Segoe UI" w:hint="default"/>
+                <w:rStyle w:val="24"/>
+                <w:rFonts w:hint="default" w:ascii="Segoe UI" w:hAnsi="Segoe UI" w:eastAsia="Segoe UI" w:cs="Segoe UI"/>
                 <w:b/>
                 <w:bCs/>
                 <w:i w:val="0"/>
@@ -2674,7 +2739,7 @@
               <w:spacing w:line="300" w:lineRule="atLeast"/>
               <w:jc w:val="left"/>
               <w:rPr>
-                <w:rFonts w:ascii="Segoe UI" w:eastAsia="Segoe UI" w:hAnsi="Segoe UI" w:cs="Segoe UI" w:hint="default"/>
+                <w:rFonts w:hint="default" w:ascii="Segoe UI" w:hAnsi="Segoe UI" w:eastAsia="Segoe UI" w:cs="Segoe UI"/>
                 <w:i w:val="0"/>
                 <w:iCs w:val="0"/>
                 <w:caps w:val="0"/>
@@ -2686,7 +2751,7 @@
             </w:pPr>
             <w:r>
               <w:rPr>
-                <w:rFonts w:ascii="Segoe UI" w:eastAsia="Segoe UI" w:hAnsi="Segoe UI" w:cs="Segoe UI" w:hint="default"/>
+                <w:rFonts w:hint="default" w:ascii="Segoe UI" w:hAnsi="Segoe UI" w:eastAsia="Segoe UI" w:cs="Segoe UI"/>
                 <w:i w:val="0"/>
                 <w:iCs w:val="0"/>
                 <w:caps w:val="0"/>
@@ -2723,7 +2788,7 @@
               <w:spacing w:line="300" w:lineRule="atLeast"/>
               <w:jc w:val="left"/>
               <w:rPr>
-                <w:rFonts w:ascii="Segoe UI" w:eastAsia="Segoe UI" w:hAnsi="Segoe UI" w:cs="Segoe UI" w:hint="default"/>
+                <w:rFonts w:hint="default" w:ascii="Segoe UI" w:hAnsi="Segoe UI" w:eastAsia="Segoe UI" w:cs="Segoe UI"/>
                 <w:i w:val="0"/>
                 <w:iCs w:val="0"/>
                 <w:caps w:val="0"/>
@@ -2735,7 +2800,7 @@
             </w:pPr>
             <w:r>
               <w:rPr>
-                <w:rFonts w:ascii="Segoe UI" w:eastAsia="Segoe UI" w:hAnsi="Segoe UI" w:cs="Segoe UI" w:hint="default"/>
+                <w:rFonts w:hint="default" w:ascii="Segoe UI" w:hAnsi="Segoe UI" w:eastAsia="Segoe UI" w:cs="Segoe UI"/>
                 <w:i w:val="0"/>
                 <w:iCs w:val="0"/>
                 <w:caps w:val="0"/>
@@ -2772,7 +2837,7 @@
               <w:spacing w:line="300" w:lineRule="atLeast"/>
               <w:jc w:val="left"/>
               <w:rPr>
-                <w:rFonts w:ascii="Segoe UI" w:eastAsia="Segoe UI" w:hAnsi="Segoe UI" w:cs="Segoe UI" w:hint="default"/>
+                <w:rFonts w:hint="default" w:ascii="Segoe UI" w:hAnsi="Segoe UI" w:eastAsia="Segoe UI" w:cs="Segoe UI"/>
                 <w:i w:val="0"/>
                 <w:iCs w:val="0"/>
                 <w:caps w:val="0"/>
@@ -2784,7 +2849,7 @@
             </w:pPr>
             <w:r>
               <w:rPr>
-                <w:rFonts w:ascii="Segoe UI" w:eastAsia="Segoe UI" w:hAnsi="Segoe UI" w:cs="Segoe UI" w:hint="default"/>
+                <w:rFonts w:hint="default" w:ascii="Segoe UI" w:hAnsi="Segoe UI" w:eastAsia="Segoe UI" w:cs="Segoe UI"/>
                 <w:i w:val="0"/>
                 <w:iCs w:val="0"/>
                 <w:caps w:val="0"/>
@@ -2821,7 +2886,7 @@
               <w:spacing w:line="300" w:lineRule="atLeast"/>
               <w:jc w:val="left"/>
               <w:rPr>
-                <w:rFonts w:ascii="Segoe UI" w:eastAsia="Segoe UI" w:hAnsi="Segoe UI" w:cs="Segoe UI" w:hint="default"/>
+                <w:rFonts w:hint="default" w:ascii="Segoe UI" w:hAnsi="Segoe UI" w:eastAsia="Segoe UI" w:cs="Segoe UI"/>
                 <w:i w:val="0"/>
                 <w:iCs w:val="0"/>
                 <w:caps w:val="0"/>
@@ -2833,7 +2898,7 @@
             </w:pPr>
             <w:r>
               <w:rPr>
-                <w:rFonts w:ascii="Segoe UI" w:eastAsia="Segoe UI" w:hAnsi="Segoe UI" w:cs="Segoe UI" w:hint="default"/>
+                <w:rFonts w:hint="default" w:ascii="Segoe UI" w:hAnsi="Segoe UI" w:eastAsia="Segoe UI" w:cs="Segoe UI"/>
                 <w:i w:val="0"/>
                 <w:iCs w:val="0"/>
                 <w:caps w:val="0"/>
@@ -2852,8 +2917,14 @@
       </w:tr>
       <w:tr>
         <w:tblPrEx>
-          <w:tblW w:w="0" w:type="auto"/>
-          <w:tblInd w:w="0" w:type="dxa"/>
+          <w:tblBorders>
+            <w:top w:val="single" w:color="auto" w:sz="4" w:space="0"/>
+            <w:left w:val="single" w:color="auto" w:sz="4" w:space="0"/>
+            <w:bottom w:val="single" w:color="auto" w:sz="4" w:space="0"/>
+            <w:right w:val="single" w:color="auto" w:sz="4" w:space="0"/>
+            <w:insideH w:val="single" w:color="auto" w:sz="4" w:space="0"/>
+            <w:insideV w:val="single" w:color="auto" w:sz="4" w:space="0"/>
+          </w:tblBorders>
           <w:shd w:val="clear" w:color="auto" w:fill="auto"/>
           <w:tblCellMar>
             <w:top w:w="15" w:type="dxa"/>
@@ -2883,7 +2954,7 @@
               <w:spacing w:line="300" w:lineRule="atLeast"/>
               <w:jc w:val="left"/>
               <w:rPr>
-                <w:rFonts w:ascii="Segoe UI" w:eastAsia="Segoe UI" w:hAnsi="Segoe UI" w:cs="Segoe UI" w:hint="default"/>
+                <w:rFonts w:hint="default" w:ascii="Segoe UI" w:hAnsi="Segoe UI" w:eastAsia="Segoe UI" w:cs="Segoe UI"/>
                 <w:i w:val="0"/>
                 <w:iCs w:val="0"/>
                 <w:caps w:val="0"/>
@@ -2895,8 +2966,8 @@
             </w:pPr>
             <w:r>
               <w:rPr>
-                <w:rStyle w:val="Strong"/>
-                <w:rFonts w:ascii="Segoe UI" w:eastAsia="Segoe UI" w:hAnsi="Segoe UI" w:cs="Segoe UI" w:hint="default"/>
+                <w:rStyle w:val="24"/>
+                <w:rFonts w:hint="default" w:ascii="Segoe UI" w:hAnsi="Segoe UI" w:eastAsia="Segoe UI" w:cs="Segoe UI"/>
                 <w:b/>
                 <w:bCs/>
                 <w:i w:val="0"/>
@@ -2935,7 +3006,7 @@
               <w:spacing w:line="300" w:lineRule="atLeast"/>
               <w:jc w:val="left"/>
               <w:rPr>
-                <w:rFonts w:ascii="Segoe UI" w:eastAsia="Segoe UI" w:hAnsi="Segoe UI" w:cs="Segoe UI" w:hint="default"/>
+                <w:rFonts w:hint="default" w:ascii="Segoe UI" w:hAnsi="Segoe UI" w:eastAsia="Segoe UI" w:cs="Segoe UI"/>
                 <w:i w:val="0"/>
                 <w:iCs w:val="0"/>
                 <w:caps w:val="0"/>
@@ -2947,7 +3018,7 @@
             </w:pPr>
             <w:r>
               <w:rPr>
-                <w:rFonts w:ascii="Segoe UI" w:eastAsia="Segoe UI" w:hAnsi="Segoe UI" w:cs="Segoe UI" w:hint="default"/>
+                <w:rFonts w:hint="default" w:ascii="Segoe UI" w:hAnsi="Segoe UI" w:eastAsia="Segoe UI" w:cs="Segoe UI"/>
                 <w:i w:val="0"/>
                 <w:iCs w:val="0"/>
                 <w:caps w:val="0"/>
@@ -2984,7 +3055,7 @@
               <w:spacing w:line="300" w:lineRule="atLeast"/>
               <w:jc w:val="left"/>
               <w:rPr>
-                <w:rFonts w:ascii="Segoe UI" w:eastAsia="Segoe UI" w:hAnsi="Segoe UI" w:cs="Segoe UI" w:hint="default"/>
+                <w:rFonts w:hint="default" w:ascii="Segoe UI" w:hAnsi="Segoe UI" w:eastAsia="Segoe UI" w:cs="Segoe UI"/>
                 <w:i w:val="0"/>
                 <w:iCs w:val="0"/>
                 <w:caps w:val="0"/>
@@ -2996,7 +3067,7 @@
             </w:pPr>
             <w:r>
               <w:rPr>
-                <w:rFonts w:ascii="Segoe UI" w:eastAsia="Segoe UI" w:hAnsi="Segoe UI" w:cs="Segoe UI" w:hint="default"/>
+                <w:rFonts w:hint="default" w:ascii="Segoe UI" w:hAnsi="Segoe UI" w:eastAsia="Segoe UI" w:cs="Segoe UI"/>
                 <w:i w:val="0"/>
                 <w:iCs w:val="0"/>
                 <w:caps w:val="0"/>
@@ -3033,7 +3104,7 @@
               <w:spacing w:line="300" w:lineRule="atLeast"/>
               <w:jc w:val="left"/>
               <w:rPr>
-                <w:rFonts w:ascii="Segoe UI" w:eastAsia="Segoe UI" w:hAnsi="Segoe UI" w:cs="Segoe UI" w:hint="default"/>
+                <w:rFonts w:hint="default" w:ascii="Segoe UI" w:hAnsi="Segoe UI" w:eastAsia="Segoe UI" w:cs="Segoe UI"/>
                 <w:i w:val="0"/>
                 <w:iCs w:val="0"/>
                 <w:caps w:val="0"/>
@@ -3045,7 +3116,7 @@
             </w:pPr>
             <w:r>
               <w:rPr>
-                <w:rFonts w:ascii="Segoe UI" w:eastAsia="Segoe UI" w:hAnsi="Segoe UI" w:cs="Segoe UI" w:hint="default"/>
+                <w:rFonts w:hint="default" w:ascii="Segoe UI" w:hAnsi="Segoe UI" w:eastAsia="Segoe UI" w:cs="Segoe UI"/>
                 <w:i w:val="0"/>
                 <w:iCs w:val="0"/>
                 <w:caps w:val="0"/>
@@ -3082,7 +3153,7 @@
               <w:spacing w:line="300" w:lineRule="atLeast"/>
               <w:jc w:val="left"/>
               <w:rPr>
-                <w:rFonts w:ascii="Segoe UI" w:eastAsia="Segoe UI" w:hAnsi="Segoe UI" w:cs="Segoe UI" w:hint="default"/>
+                <w:rFonts w:hint="default" w:ascii="Segoe UI" w:hAnsi="Segoe UI" w:eastAsia="Segoe UI" w:cs="Segoe UI"/>
                 <w:i w:val="0"/>
                 <w:iCs w:val="0"/>
                 <w:caps w:val="0"/>
@@ -3094,7 +3165,7 @@
             </w:pPr>
             <w:r>
               <w:rPr>
-                <w:rFonts w:ascii="Segoe UI" w:eastAsia="Segoe UI" w:hAnsi="Segoe UI" w:cs="Segoe UI" w:hint="default"/>
+                <w:rFonts w:hint="default" w:ascii="Segoe UI" w:hAnsi="Segoe UI" w:eastAsia="Segoe UI" w:cs="Segoe UI"/>
                 <w:i w:val="0"/>
                 <w:iCs w:val="0"/>
                 <w:caps w:val="0"/>
@@ -3113,8 +3184,14 @@
       </w:tr>
       <w:tr>
         <w:tblPrEx>
-          <w:tblW w:w="0" w:type="auto"/>
-          <w:tblInd w:w="0" w:type="dxa"/>
+          <w:tblBorders>
+            <w:top w:val="single" w:color="auto" w:sz="4" w:space="0"/>
+            <w:left w:val="single" w:color="auto" w:sz="4" w:space="0"/>
+            <w:bottom w:val="single" w:color="auto" w:sz="4" w:space="0"/>
+            <w:right w:val="single" w:color="auto" w:sz="4" w:space="0"/>
+            <w:insideH w:val="single" w:color="auto" w:sz="4" w:space="0"/>
+            <w:insideV w:val="single" w:color="auto" w:sz="4" w:space="0"/>
+          </w:tblBorders>
           <w:shd w:val="clear" w:color="auto" w:fill="auto"/>
           <w:tblCellMar>
             <w:top w:w="15" w:type="dxa"/>
@@ -3144,7 +3221,7 @@
               <w:spacing w:line="300" w:lineRule="atLeast"/>
               <w:jc w:val="left"/>
               <w:rPr>
-                <w:rFonts w:ascii="Segoe UI" w:eastAsia="Segoe UI" w:hAnsi="Segoe UI" w:cs="Segoe UI" w:hint="default"/>
+                <w:rFonts w:hint="default" w:ascii="Segoe UI" w:hAnsi="Segoe UI" w:eastAsia="Segoe UI" w:cs="Segoe UI"/>
                 <w:i w:val="0"/>
                 <w:iCs w:val="0"/>
                 <w:caps w:val="0"/>
@@ -3156,8 +3233,8 @@
             </w:pPr>
             <w:r>
               <w:rPr>
-                <w:rStyle w:val="Strong"/>
-                <w:rFonts w:ascii="Segoe UI" w:eastAsia="Segoe UI" w:hAnsi="Segoe UI" w:cs="Segoe UI" w:hint="default"/>
+                <w:rStyle w:val="24"/>
+                <w:rFonts w:hint="default" w:ascii="Segoe UI" w:hAnsi="Segoe UI" w:eastAsia="Segoe UI" w:cs="Segoe UI"/>
                 <w:b/>
                 <w:bCs/>
                 <w:i w:val="0"/>
@@ -3196,7 +3273,7 @@
               <w:spacing w:line="300" w:lineRule="atLeast"/>
               <w:jc w:val="left"/>
               <w:rPr>
-                <w:rFonts w:ascii="Segoe UI" w:eastAsia="Segoe UI" w:hAnsi="Segoe UI" w:cs="Segoe UI" w:hint="default"/>
+                <w:rFonts w:hint="default" w:ascii="Segoe UI" w:hAnsi="Segoe UI" w:eastAsia="Segoe UI" w:cs="Segoe UI"/>
                 <w:i w:val="0"/>
                 <w:iCs w:val="0"/>
                 <w:caps w:val="0"/>
@@ -3208,7 +3285,7 @@
             </w:pPr>
             <w:r>
               <w:rPr>
-                <w:rFonts w:ascii="Segoe UI" w:eastAsia="Segoe UI" w:hAnsi="Segoe UI" w:cs="Segoe UI" w:hint="default"/>
+                <w:rFonts w:hint="default" w:ascii="Segoe UI" w:hAnsi="Segoe UI" w:eastAsia="Segoe UI" w:cs="Segoe UI"/>
                 <w:i w:val="0"/>
                 <w:iCs w:val="0"/>
                 <w:caps w:val="0"/>
@@ -3245,7 +3322,7 @@
               <w:spacing w:line="300" w:lineRule="atLeast"/>
               <w:jc w:val="left"/>
               <w:rPr>
-                <w:rFonts w:ascii="Segoe UI" w:eastAsia="Segoe UI" w:hAnsi="Segoe UI" w:cs="Segoe UI" w:hint="default"/>
+                <w:rFonts w:hint="default" w:ascii="Segoe UI" w:hAnsi="Segoe UI" w:eastAsia="Segoe UI" w:cs="Segoe UI"/>
                 <w:i w:val="0"/>
                 <w:iCs w:val="0"/>
                 <w:caps w:val="0"/>
@@ -3257,7 +3334,7 @@
             </w:pPr>
             <w:r>
               <w:rPr>
-                <w:rFonts w:ascii="Segoe UI" w:eastAsia="Segoe UI" w:hAnsi="Segoe UI" w:cs="Segoe UI" w:hint="default"/>
+                <w:rFonts w:hint="default" w:ascii="Segoe UI" w:hAnsi="Segoe UI" w:eastAsia="Segoe UI" w:cs="Segoe UI"/>
                 <w:i w:val="0"/>
                 <w:iCs w:val="0"/>
                 <w:caps w:val="0"/>
@@ -3294,7 +3371,7 @@
               <w:spacing w:line="300" w:lineRule="atLeast"/>
               <w:jc w:val="left"/>
               <w:rPr>
-                <w:rFonts w:ascii="Segoe UI" w:eastAsia="Segoe UI" w:hAnsi="Segoe UI" w:cs="Segoe UI" w:hint="default"/>
+                <w:rFonts w:hint="default" w:ascii="Segoe UI" w:hAnsi="Segoe UI" w:eastAsia="Segoe UI" w:cs="Segoe UI"/>
                 <w:i w:val="0"/>
                 <w:iCs w:val="0"/>
                 <w:caps w:val="0"/>
@@ -3306,7 +3383,7 @@
             </w:pPr>
             <w:r>
               <w:rPr>
-                <w:rFonts w:ascii="Segoe UI" w:eastAsia="Segoe UI" w:hAnsi="Segoe UI" w:cs="Segoe UI" w:hint="default"/>
+                <w:rFonts w:hint="default" w:ascii="Segoe UI" w:hAnsi="Segoe UI" w:eastAsia="Segoe UI" w:cs="Segoe UI"/>
                 <w:i w:val="0"/>
                 <w:iCs w:val="0"/>
                 <w:caps w:val="0"/>
@@ -3343,7 +3420,7 @@
               <w:spacing w:line="300" w:lineRule="atLeast"/>
               <w:jc w:val="left"/>
               <w:rPr>
-                <w:rFonts w:ascii="Segoe UI" w:eastAsia="Segoe UI" w:hAnsi="Segoe UI" w:cs="Segoe UI" w:hint="default"/>
+                <w:rFonts w:hint="default" w:ascii="Segoe UI" w:hAnsi="Segoe UI" w:eastAsia="Segoe UI" w:cs="Segoe UI"/>
                 <w:i w:val="0"/>
                 <w:iCs w:val="0"/>
                 <w:caps w:val="0"/>
@@ -3355,7 +3432,7 @@
             </w:pPr>
             <w:r>
               <w:rPr>
-                <w:rFonts w:ascii="Segoe UI" w:eastAsia="Segoe UI" w:hAnsi="Segoe UI" w:cs="Segoe UI" w:hint="default"/>
+                <w:rFonts w:hint="default" w:ascii="Segoe UI" w:hAnsi="Segoe UI" w:eastAsia="Segoe UI" w:cs="Segoe UI"/>
                 <w:i w:val="0"/>
                 <w:iCs w:val="0"/>
                 <w:caps w:val="0"/>
@@ -3374,8 +3451,14 @@
       </w:tr>
       <w:tr>
         <w:tblPrEx>
-          <w:tblW w:w="0" w:type="auto"/>
-          <w:tblInd w:w="0" w:type="dxa"/>
+          <w:tblBorders>
+            <w:top w:val="single" w:color="auto" w:sz="4" w:space="0"/>
+            <w:left w:val="single" w:color="auto" w:sz="4" w:space="0"/>
+            <w:bottom w:val="single" w:color="auto" w:sz="4" w:space="0"/>
+            <w:right w:val="single" w:color="auto" w:sz="4" w:space="0"/>
+            <w:insideH w:val="single" w:color="auto" w:sz="4" w:space="0"/>
+            <w:insideV w:val="single" w:color="auto" w:sz="4" w:space="0"/>
+          </w:tblBorders>
           <w:shd w:val="clear" w:color="auto" w:fill="auto"/>
           <w:tblCellMar>
             <w:top w:w="15" w:type="dxa"/>
@@ -3405,7 +3488,7 @@
               <w:spacing w:line="300" w:lineRule="atLeast"/>
               <w:jc w:val="left"/>
               <w:rPr>
-                <w:rFonts w:ascii="Segoe UI" w:eastAsia="Segoe UI" w:hAnsi="Segoe UI" w:cs="Segoe UI" w:hint="default"/>
+                <w:rFonts w:hint="default" w:ascii="Segoe UI" w:hAnsi="Segoe UI" w:eastAsia="Segoe UI" w:cs="Segoe UI"/>
                 <w:i w:val="0"/>
                 <w:iCs w:val="0"/>
                 <w:caps w:val="0"/>
@@ -3417,8 +3500,8 @@
             </w:pPr>
             <w:r>
               <w:rPr>
-                <w:rStyle w:val="Strong"/>
-                <w:rFonts w:ascii="Segoe UI" w:eastAsia="Segoe UI" w:hAnsi="Segoe UI" w:cs="Segoe UI" w:hint="default"/>
+                <w:rStyle w:val="24"/>
+                <w:rFonts w:hint="default" w:ascii="Segoe UI" w:hAnsi="Segoe UI" w:eastAsia="Segoe UI" w:cs="Segoe UI"/>
                 <w:b/>
                 <w:bCs/>
                 <w:i w:val="0"/>
@@ -3457,7 +3540,7 @@
               <w:spacing w:line="300" w:lineRule="atLeast"/>
               <w:jc w:val="left"/>
               <w:rPr>
-                <w:rFonts w:ascii="Segoe UI" w:eastAsia="Segoe UI" w:hAnsi="Segoe UI" w:cs="Segoe UI" w:hint="default"/>
+                <w:rFonts w:hint="default" w:ascii="Segoe UI" w:hAnsi="Segoe UI" w:eastAsia="Segoe UI" w:cs="Segoe UI"/>
                 <w:i w:val="0"/>
                 <w:iCs w:val="0"/>
                 <w:caps w:val="0"/>
@@ -3469,7 +3552,7 @@
             </w:pPr>
             <w:r>
               <w:rPr>
-                <w:rFonts w:ascii="Segoe UI" w:eastAsia="Segoe UI" w:hAnsi="Segoe UI" w:cs="Segoe UI" w:hint="default"/>
+                <w:rFonts w:hint="default" w:ascii="Segoe UI" w:hAnsi="Segoe UI" w:eastAsia="Segoe UI" w:cs="Segoe UI"/>
                 <w:i w:val="0"/>
                 <w:iCs w:val="0"/>
                 <w:caps w:val="0"/>
@@ -3506,7 +3589,7 @@
               <w:spacing w:line="300" w:lineRule="atLeast"/>
               <w:jc w:val="left"/>
               <w:rPr>
-                <w:rFonts w:ascii="Segoe UI" w:eastAsia="Segoe UI" w:hAnsi="Segoe UI" w:cs="Segoe UI" w:hint="default"/>
+                <w:rFonts w:hint="default" w:ascii="Segoe UI" w:hAnsi="Segoe UI" w:eastAsia="Segoe UI" w:cs="Segoe UI"/>
                 <w:i w:val="0"/>
                 <w:iCs w:val="0"/>
                 <w:caps w:val="0"/>
@@ -3518,7 +3601,7 @@
             </w:pPr>
             <w:r>
               <w:rPr>
-                <w:rFonts w:ascii="Segoe UI" w:eastAsia="Segoe UI" w:hAnsi="Segoe UI" w:cs="Segoe UI" w:hint="default"/>
+                <w:rFonts w:hint="default" w:ascii="Segoe UI" w:hAnsi="Segoe UI" w:eastAsia="Segoe UI" w:cs="Segoe UI"/>
                 <w:i w:val="0"/>
                 <w:iCs w:val="0"/>
                 <w:caps w:val="0"/>
@@ -3555,7 +3638,7 @@
               <w:spacing w:line="300" w:lineRule="atLeast"/>
               <w:jc w:val="left"/>
               <w:rPr>
-                <w:rFonts w:ascii="Segoe UI" w:eastAsia="Segoe UI" w:hAnsi="Segoe UI" w:cs="Segoe UI" w:hint="default"/>
+                <w:rFonts w:hint="default" w:ascii="Segoe UI" w:hAnsi="Segoe UI" w:eastAsia="Segoe UI" w:cs="Segoe UI"/>
                 <w:i w:val="0"/>
                 <w:iCs w:val="0"/>
                 <w:caps w:val="0"/>
@@ -3567,7 +3650,7 @@
             </w:pPr>
             <w:r>
               <w:rPr>
-                <w:rFonts w:ascii="Segoe UI" w:eastAsia="Segoe UI" w:hAnsi="Segoe UI" w:cs="Segoe UI" w:hint="default"/>
+                <w:rFonts w:hint="default" w:ascii="Segoe UI" w:hAnsi="Segoe UI" w:eastAsia="Segoe UI" w:cs="Segoe UI"/>
                 <w:i w:val="0"/>
                 <w:iCs w:val="0"/>
                 <w:caps w:val="0"/>
@@ -3604,7 +3687,7 @@
               <w:spacing w:line="300" w:lineRule="atLeast"/>
               <w:jc w:val="left"/>
               <w:rPr>
-                <w:rFonts w:ascii="Segoe UI" w:eastAsia="Segoe UI" w:hAnsi="Segoe UI" w:cs="Segoe UI" w:hint="default"/>
+                <w:rFonts w:hint="default" w:ascii="Segoe UI" w:hAnsi="Segoe UI" w:eastAsia="Segoe UI" w:cs="Segoe UI"/>
                 <w:i w:val="0"/>
                 <w:iCs w:val="0"/>
                 <w:caps w:val="0"/>
@@ -3616,7 +3699,7 @@
             </w:pPr>
             <w:r>
               <w:rPr>
-                <w:rFonts w:ascii="Segoe UI" w:eastAsia="Segoe UI" w:hAnsi="Segoe UI" w:cs="Segoe UI" w:hint="default"/>
+                <w:rFonts w:hint="default" w:ascii="Segoe UI" w:hAnsi="Segoe UI" w:eastAsia="Segoe UI" w:cs="Segoe UI"/>
                 <w:i w:val="0"/>
                 <w:iCs w:val="0"/>
                 <w:caps w:val="0"/>
@@ -3635,8 +3718,14 @@
       </w:tr>
       <w:tr>
         <w:tblPrEx>
-          <w:tblW w:w="0" w:type="auto"/>
-          <w:tblInd w:w="0" w:type="dxa"/>
+          <w:tblBorders>
+            <w:top w:val="single" w:color="auto" w:sz="4" w:space="0"/>
+            <w:left w:val="single" w:color="auto" w:sz="4" w:space="0"/>
+            <w:bottom w:val="single" w:color="auto" w:sz="4" w:space="0"/>
+            <w:right w:val="single" w:color="auto" w:sz="4" w:space="0"/>
+            <w:insideH w:val="single" w:color="auto" w:sz="4" w:space="0"/>
+            <w:insideV w:val="single" w:color="auto" w:sz="4" w:space="0"/>
+          </w:tblBorders>
           <w:shd w:val="clear" w:color="auto" w:fill="auto"/>
           <w:tblCellMar>
             <w:top w:w="15" w:type="dxa"/>
@@ -3666,7 +3755,7 @@
               <w:spacing w:line="300" w:lineRule="atLeast"/>
               <w:jc w:val="left"/>
               <w:rPr>
-                <w:rFonts w:ascii="Segoe UI" w:eastAsia="Segoe UI" w:hAnsi="Segoe UI" w:cs="Segoe UI" w:hint="default"/>
+                <w:rFonts w:hint="default" w:ascii="Segoe UI" w:hAnsi="Segoe UI" w:eastAsia="Segoe UI" w:cs="Segoe UI"/>
                 <w:i w:val="0"/>
                 <w:iCs w:val="0"/>
                 <w:caps w:val="0"/>
@@ -3678,8 +3767,8 @@
             </w:pPr>
             <w:r>
               <w:rPr>
-                <w:rStyle w:val="Strong"/>
-                <w:rFonts w:ascii="Segoe UI" w:eastAsia="Segoe UI" w:hAnsi="Segoe UI" w:cs="Segoe UI" w:hint="default"/>
+                <w:rStyle w:val="24"/>
+                <w:rFonts w:hint="default" w:ascii="Segoe UI" w:hAnsi="Segoe UI" w:eastAsia="Segoe UI" w:cs="Segoe UI"/>
                 <w:b/>
                 <w:bCs/>
                 <w:i w:val="0"/>
@@ -3718,7 +3807,7 @@
               <w:spacing w:line="300" w:lineRule="atLeast"/>
               <w:jc w:val="left"/>
               <w:rPr>
-                <w:rFonts w:ascii="Segoe UI" w:eastAsia="Segoe UI" w:hAnsi="Segoe UI" w:cs="Segoe UI" w:hint="default"/>
+                <w:rFonts w:hint="default" w:ascii="Segoe UI" w:hAnsi="Segoe UI" w:eastAsia="Segoe UI" w:cs="Segoe UI"/>
                 <w:i w:val="0"/>
                 <w:iCs w:val="0"/>
                 <w:caps w:val="0"/>
@@ -3730,7 +3819,7 @@
             </w:pPr>
             <w:r>
               <w:rPr>
-                <w:rFonts w:ascii="Segoe UI" w:eastAsia="Segoe UI" w:hAnsi="Segoe UI" w:cs="Segoe UI" w:hint="default"/>
+                <w:rFonts w:hint="default" w:ascii="Segoe UI" w:hAnsi="Segoe UI" w:eastAsia="Segoe UI" w:cs="Segoe UI"/>
                 <w:i w:val="0"/>
                 <w:iCs w:val="0"/>
                 <w:caps w:val="0"/>
@@ -3767,7 +3856,7 @@
               <w:spacing w:line="300" w:lineRule="atLeast"/>
               <w:jc w:val="left"/>
               <w:rPr>
-                <w:rFonts w:ascii="Segoe UI" w:eastAsia="Segoe UI" w:hAnsi="Segoe UI" w:cs="Segoe UI" w:hint="default"/>
+                <w:rFonts w:hint="default" w:ascii="Segoe UI" w:hAnsi="Segoe UI" w:eastAsia="Segoe UI" w:cs="Segoe UI"/>
                 <w:i w:val="0"/>
                 <w:iCs w:val="0"/>
                 <w:caps w:val="0"/>
@@ -3779,7 +3868,7 @@
             </w:pPr>
             <w:r>
               <w:rPr>
-                <w:rFonts w:ascii="Segoe UI" w:eastAsia="Segoe UI" w:hAnsi="Segoe UI" w:cs="Segoe UI" w:hint="default"/>
+                <w:rFonts w:hint="default" w:ascii="Segoe UI" w:hAnsi="Segoe UI" w:eastAsia="Segoe UI" w:cs="Segoe UI"/>
                 <w:i w:val="0"/>
                 <w:iCs w:val="0"/>
                 <w:caps w:val="0"/>
@@ -3816,7 +3905,7 @@
               <w:spacing w:line="300" w:lineRule="atLeast"/>
               <w:jc w:val="left"/>
               <w:rPr>
-                <w:rFonts w:ascii="Segoe UI" w:eastAsia="Segoe UI" w:hAnsi="Segoe UI" w:cs="Segoe UI" w:hint="default"/>
+                <w:rFonts w:hint="default" w:ascii="Segoe UI" w:hAnsi="Segoe UI" w:eastAsia="Segoe UI" w:cs="Segoe UI"/>
                 <w:i w:val="0"/>
                 <w:iCs w:val="0"/>
                 <w:caps w:val="0"/>
@@ -3828,7 +3917,7 @@
             </w:pPr>
             <w:r>
               <w:rPr>
-                <w:rFonts w:ascii="Segoe UI" w:eastAsia="Segoe UI" w:hAnsi="Segoe UI" w:cs="Segoe UI" w:hint="default"/>
+                <w:rFonts w:hint="default" w:ascii="Segoe UI" w:hAnsi="Segoe UI" w:eastAsia="Segoe UI" w:cs="Segoe UI"/>
                 <w:i w:val="0"/>
                 <w:iCs w:val="0"/>
                 <w:caps w:val="0"/>
@@ -3865,7 +3954,7 @@
               <w:spacing w:line="300" w:lineRule="atLeast"/>
               <w:jc w:val="left"/>
               <w:rPr>
-                <w:rFonts w:ascii="Segoe UI" w:eastAsia="Segoe UI" w:hAnsi="Segoe UI" w:cs="Segoe UI" w:hint="default"/>
+                <w:rFonts w:hint="default" w:ascii="Segoe UI" w:hAnsi="Segoe UI" w:eastAsia="Segoe UI" w:cs="Segoe UI"/>
                 <w:i w:val="0"/>
                 <w:iCs w:val="0"/>
                 <w:caps w:val="0"/>
@@ -3877,7 +3966,7 @@
             </w:pPr>
             <w:r>
               <w:rPr>
-                <w:rFonts w:ascii="Segoe UI" w:eastAsia="Segoe UI" w:hAnsi="Segoe UI" w:cs="Segoe UI" w:hint="default"/>
+                <w:rFonts w:hint="default" w:ascii="Segoe UI" w:hAnsi="Segoe UI" w:eastAsia="Segoe UI" w:cs="Segoe UI"/>
                 <w:i w:val="0"/>
                 <w:iCs w:val="0"/>
                 <w:caps w:val="0"/>
@@ -3896,8 +3985,14 @@
       </w:tr>
       <w:tr>
         <w:tblPrEx>
-          <w:tblW w:w="0" w:type="auto"/>
-          <w:tblInd w:w="0" w:type="dxa"/>
+          <w:tblBorders>
+            <w:top w:val="single" w:color="auto" w:sz="4" w:space="0"/>
+            <w:left w:val="single" w:color="auto" w:sz="4" w:space="0"/>
+            <w:bottom w:val="single" w:color="auto" w:sz="4" w:space="0"/>
+            <w:right w:val="single" w:color="auto" w:sz="4" w:space="0"/>
+            <w:insideH w:val="single" w:color="auto" w:sz="4" w:space="0"/>
+            <w:insideV w:val="single" w:color="auto" w:sz="4" w:space="0"/>
+          </w:tblBorders>
           <w:shd w:val="clear" w:color="auto" w:fill="auto"/>
           <w:tblCellMar>
             <w:top w:w="15" w:type="dxa"/>
@@ -3927,7 +4022,7 @@
               <w:spacing w:line="300" w:lineRule="atLeast"/>
               <w:jc w:val="left"/>
               <w:rPr>
-                <w:rFonts w:ascii="Segoe UI" w:eastAsia="Segoe UI" w:hAnsi="Segoe UI" w:cs="Segoe UI" w:hint="default"/>
+                <w:rFonts w:hint="default" w:ascii="Segoe UI" w:hAnsi="Segoe UI" w:eastAsia="Segoe UI" w:cs="Segoe UI"/>
                 <w:i w:val="0"/>
                 <w:iCs w:val="0"/>
                 <w:caps w:val="0"/>
@@ -3939,8 +4034,8 @@
             </w:pPr>
             <w:r>
               <w:rPr>
-                <w:rStyle w:val="Strong"/>
-                <w:rFonts w:ascii="Segoe UI" w:eastAsia="Segoe UI" w:hAnsi="Segoe UI" w:cs="Segoe UI" w:hint="default"/>
+                <w:rStyle w:val="24"/>
+                <w:rFonts w:hint="default" w:ascii="Segoe UI" w:hAnsi="Segoe UI" w:eastAsia="Segoe UI" w:cs="Segoe UI"/>
                 <w:b/>
                 <w:bCs/>
                 <w:i w:val="0"/>
@@ -3979,7 +4074,7 @@
               <w:spacing w:line="300" w:lineRule="atLeast"/>
               <w:jc w:val="left"/>
               <w:rPr>
-                <w:rFonts w:ascii="Segoe UI" w:eastAsia="Segoe UI" w:hAnsi="Segoe UI" w:cs="Segoe UI" w:hint="default"/>
+                <w:rFonts w:hint="default" w:ascii="Segoe UI" w:hAnsi="Segoe UI" w:eastAsia="Segoe UI" w:cs="Segoe UI"/>
                 <w:i w:val="0"/>
                 <w:iCs w:val="0"/>
                 <w:caps w:val="0"/>
@@ -3991,7 +4086,7 @@
             </w:pPr>
             <w:r>
               <w:rPr>
-                <w:rFonts w:ascii="Segoe UI" w:eastAsia="Segoe UI" w:hAnsi="Segoe UI" w:cs="Segoe UI" w:hint="default"/>
+                <w:rFonts w:hint="default" w:ascii="Segoe UI" w:hAnsi="Segoe UI" w:eastAsia="Segoe UI" w:cs="Segoe UI"/>
                 <w:i w:val="0"/>
                 <w:iCs w:val="0"/>
                 <w:caps w:val="0"/>
@@ -4028,7 +4123,7 @@
               <w:spacing w:line="300" w:lineRule="atLeast"/>
               <w:jc w:val="left"/>
               <w:rPr>
-                <w:rFonts w:ascii="Segoe UI" w:eastAsia="Segoe UI" w:hAnsi="Segoe UI" w:cs="Segoe UI" w:hint="default"/>
+                <w:rFonts w:hint="default" w:ascii="Segoe UI" w:hAnsi="Segoe UI" w:eastAsia="Segoe UI" w:cs="Segoe UI"/>
                 <w:i w:val="0"/>
                 <w:iCs w:val="0"/>
                 <w:caps w:val="0"/>
@@ -4040,7 +4135,7 @@
             </w:pPr>
             <w:r>
               <w:rPr>
-                <w:rFonts w:ascii="Segoe UI" w:eastAsia="Segoe UI" w:hAnsi="Segoe UI" w:cs="Segoe UI" w:hint="default"/>
+                <w:rFonts w:hint="default" w:ascii="Segoe UI" w:hAnsi="Segoe UI" w:eastAsia="Segoe UI" w:cs="Segoe UI"/>
                 <w:i w:val="0"/>
                 <w:iCs w:val="0"/>
                 <w:caps w:val="0"/>
@@ -4077,7 +4172,7 @@
               <w:spacing w:line="300" w:lineRule="atLeast"/>
               <w:jc w:val="left"/>
               <w:rPr>
-                <w:rFonts w:ascii="Segoe UI" w:eastAsia="Segoe UI" w:hAnsi="Segoe UI" w:cs="Segoe UI" w:hint="default"/>
+                <w:rFonts w:hint="default" w:ascii="Segoe UI" w:hAnsi="Segoe UI" w:eastAsia="Segoe UI" w:cs="Segoe UI"/>
                 <w:i w:val="0"/>
                 <w:iCs w:val="0"/>
                 <w:caps w:val="0"/>
@@ -4089,7 +4184,7 @@
             </w:pPr>
             <w:r>
               <w:rPr>
-                <w:rFonts w:ascii="Segoe UI" w:eastAsia="Segoe UI" w:hAnsi="Segoe UI" w:cs="Segoe UI" w:hint="default"/>
+                <w:rFonts w:hint="default" w:ascii="Segoe UI" w:hAnsi="Segoe UI" w:eastAsia="Segoe UI" w:cs="Segoe UI"/>
                 <w:i w:val="0"/>
                 <w:iCs w:val="0"/>
                 <w:caps w:val="0"/>
@@ -4126,7 +4221,7 @@
               <w:spacing w:line="300" w:lineRule="atLeast"/>
               <w:jc w:val="left"/>
               <w:rPr>
-                <w:rFonts w:ascii="Segoe UI" w:eastAsia="Segoe UI" w:hAnsi="Segoe UI" w:cs="Segoe UI" w:hint="default"/>
+                <w:rFonts w:hint="default" w:ascii="Segoe UI" w:hAnsi="Segoe UI" w:eastAsia="Segoe UI" w:cs="Segoe UI"/>
                 <w:i w:val="0"/>
                 <w:iCs w:val="0"/>
                 <w:caps w:val="0"/>
@@ -4138,7 +4233,7 @@
             </w:pPr>
             <w:r>
               <w:rPr>
-                <w:rFonts w:ascii="Segoe UI" w:eastAsia="Segoe UI" w:hAnsi="Segoe UI" w:cs="Segoe UI" w:hint="default"/>
+                <w:rFonts w:hint="default" w:ascii="Segoe UI" w:hAnsi="Segoe UI" w:eastAsia="Segoe UI" w:cs="Segoe UI"/>
                 <w:i w:val="0"/>
                 <w:iCs w:val="0"/>
                 <w:caps w:val="0"/>
@@ -4157,8 +4252,14 @@
       </w:tr>
       <w:tr>
         <w:tblPrEx>
-          <w:tblW w:w="0" w:type="auto"/>
-          <w:tblInd w:w="0" w:type="dxa"/>
+          <w:tblBorders>
+            <w:top w:val="single" w:color="auto" w:sz="4" w:space="0"/>
+            <w:left w:val="single" w:color="auto" w:sz="4" w:space="0"/>
+            <w:bottom w:val="single" w:color="auto" w:sz="4" w:space="0"/>
+            <w:right w:val="single" w:color="auto" w:sz="4" w:space="0"/>
+            <w:insideH w:val="single" w:color="auto" w:sz="4" w:space="0"/>
+            <w:insideV w:val="single" w:color="auto" w:sz="4" w:space="0"/>
+          </w:tblBorders>
           <w:shd w:val="clear" w:color="auto" w:fill="auto"/>
           <w:tblCellMar>
             <w:top w:w="15" w:type="dxa"/>
@@ -4188,7 +4289,7 @@
               <w:spacing w:line="300" w:lineRule="atLeast"/>
               <w:jc w:val="left"/>
               <w:rPr>
-                <w:rFonts w:ascii="Segoe UI" w:eastAsia="Segoe UI" w:hAnsi="Segoe UI" w:cs="Segoe UI" w:hint="default"/>
+                <w:rFonts w:hint="default" w:ascii="Segoe UI" w:hAnsi="Segoe UI" w:eastAsia="Segoe UI" w:cs="Segoe UI"/>
                 <w:i w:val="0"/>
                 <w:iCs w:val="0"/>
                 <w:caps w:val="0"/>
@@ -4200,8 +4301,8 @@
             </w:pPr>
             <w:r>
               <w:rPr>
-                <w:rStyle w:val="Strong"/>
-                <w:rFonts w:ascii="Segoe UI" w:eastAsia="Segoe UI" w:hAnsi="Segoe UI" w:cs="Segoe UI" w:hint="default"/>
+                <w:rStyle w:val="24"/>
+                <w:rFonts w:hint="default" w:ascii="Segoe UI" w:hAnsi="Segoe UI" w:eastAsia="Segoe UI" w:cs="Segoe UI"/>
                 <w:b/>
                 <w:bCs/>
                 <w:i w:val="0"/>
@@ -4240,7 +4341,7 @@
               <w:spacing w:line="300" w:lineRule="atLeast"/>
               <w:jc w:val="left"/>
               <w:rPr>
-                <w:rFonts w:ascii="Segoe UI" w:eastAsia="Segoe UI" w:hAnsi="Segoe UI" w:cs="Segoe UI" w:hint="default"/>
+                <w:rFonts w:hint="default" w:ascii="Segoe UI" w:hAnsi="Segoe UI" w:eastAsia="Segoe UI" w:cs="Segoe UI"/>
                 <w:i w:val="0"/>
                 <w:iCs w:val="0"/>
                 <w:caps w:val="0"/>
@@ -4252,7 +4353,7 @@
             </w:pPr>
             <w:r>
               <w:rPr>
-                <w:rFonts w:ascii="Segoe UI" w:eastAsia="Segoe UI" w:hAnsi="Segoe UI" w:cs="Segoe UI" w:hint="default"/>
+                <w:rFonts w:hint="default" w:ascii="Segoe UI" w:hAnsi="Segoe UI" w:eastAsia="Segoe UI" w:cs="Segoe UI"/>
                 <w:i w:val="0"/>
                 <w:iCs w:val="0"/>
                 <w:caps w:val="0"/>
@@ -4289,7 +4390,7 @@
               <w:spacing w:line="300" w:lineRule="atLeast"/>
               <w:jc w:val="left"/>
               <w:rPr>
-                <w:rFonts w:ascii="Segoe UI" w:eastAsia="Segoe UI" w:hAnsi="Segoe UI" w:cs="Segoe UI" w:hint="default"/>
+                <w:rFonts w:hint="default" w:ascii="Segoe UI" w:hAnsi="Segoe UI" w:eastAsia="Segoe UI" w:cs="Segoe UI"/>
                 <w:i w:val="0"/>
                 <w:iCs w:val="0"/>
                 <w:caps w:val="0"/>
@@ -4301,7 +4402,7 @@
             </w:pPr>
             <w:r>
               <w:rPr>
-                <w:rFonts w:ascii="Segoe UI" w:eastAsia="Segoe UI" w:hAnsi="Segoe UI" w:cs="Segoe UI" w:hint="default"/>
+                <w:rFonts w:hint="default" w:ascii="Segoe UI" w:hAnsi="Segoe UI" w:eastAsia="Segoe UI" w:cs="Segoe UI"/>
                 <w:i w:val="0"/>
                 <w:iCs w:val="0"/>
                 <w:caps w:val="0"/>
@@ -4338,7 +4439,7 @@
               <w:spacing w:line="300" w:lineRule="atLeast"/>
               <w:jc w:val="left"/>
               <w:rPr>
-                <w:rFonts w:ascii="Segoe UI" w:eastAsia="Segoe UI" w:hAnsi="Segoe UI" w:cs="Segoe UI" w:hint="default"/>
+                <w:rFonts w:hint="default" w:ascii="Segoe UI" w:hAnsi="Segoe UI" w:eastAsia="Segoe UI" w:cs="Segoe UI"/>
                 <w:i w:val="0"/>
                 <w:iCs w:val="0"/>
                 <w:caps w:val="0"/>
@@ -4350,7 +4451,7 @@
             </w:pPr>
             <w:r>
               <w:rPr>
-                <w:rFonts w:ascii="Segoe UI" w:eastAsia="Segoe UI" w:hAnsi="Segoe UI" w:cs="Segoe UI" w:hint="default"/>
+                <w:rFonts w:hint="default" w:ascii="Segoe UI" w:hAnsi="Segoe UI" w:eastAsia="Segoe UI" w:cs="Segoe UI"/>
                 <w:i w:val="0"/>
                 <w:iCs w:val="0"/>
                 <w:caps w:val="0"/>
@@ -4387,7 +4488,7 @@
               <w:spacing w:line="300" w:lineRule="atLeast"/>
               <w:jc w:val="left"/>
               <w:rPr>
-                <w:rFonts w:ascii="Segoe UI" w:eastAsia="Segoe UI" w:hAnsi="Segoe UI" w:cs="Segoe UI" w:hint="default"/>
+                <w:rFonts w:hint="default" w:ascii="Segoe UI" w:hAnsi="Segoe UI" w:eastAsia="Segoe UI" w:cs="Segoe UI"/>
                 <w:i w:val="0"/>
                 <w:iCs w:val="0"/>
                 <w:caps w:val="0"/>
@@ -4399,7 +4500,7 @@
             </w:pPr>
             <w:r>
               <w:rPr>
-                <w:rFonts w:ascii="Segoe UI" w:eastAsia="Segoe UI" w:hAnsi="Segoe UI" w:cs="Segoe UI" w:hint="default"/>
+                <w:rFonts w:hint="default" w:ascii="Segoe UI" w:hAnsi="Segoe UI" w:eastAsia="Segoe UI" w:cs="Segoe UI"/>
                 <w:i w:val="0"/>
                 <w:iCs w:val="0"/>
                 <w:caps w:val="0"/>
@@ -4418,8 +4519,14 @@
       </w:tr>
       <w:tr>
         <w:tblPrEx>
-          <w:tblW w:w="0" w:type="auto"/>
-          <w:tblInd w:w="0" w:type="dxa"/>
+          <w:tblBorders>
+            <w:top w:val="single" w:color="auto" w:sz="4" w:space="0"/>
+            <w:left w:val="single" w:color="auto" w:sz="4" w:space="0"/>
+            <w:bottom w:val="single" w:color="auto" w:sz="4" w:space="0"/>
+            <w:right w:val="single" w:color="auto" w:sz="4" w:space="0"/>
+            <w:insideH w:val="single" w:color="auto" w:sz="4" w:space="0"/>
+            <w:insideV w:val="single" w:color="auto" w:sz="4" w:space="0"/>
+          </w:tblBorders>
           <w:shd w:val="clear" w:color="auto" w:fill="auto"/>
           <w:tblCellMar>
             <w:top w:w="15" w:type="dxa"/>
@@ -4449,7 +4556,7 @@
               <w:spacing w:line="300" w:lineRule="atLeast"/>
               <w:jc w:val="left"/>
               <w:rPr>
-                <w:rFonts w:ascii="Segoe UI" w:eastAsia="Segoe UI" w:hAnsi="Segoe UI" w:cs="Segoe UI" w:hint="default"/>
+                <w:rFonts w:hint="default" w:ascii="Segoe UI" w:hAnsi="Segoe UI" w:eastAsia="Segoe UI" w:cs="Segoe UI"/>
                 <w:i w:val="0"/>
                 <w:iCs w:val="0"/>
                 <w:caps w:val="0"/>
@@ -4461,8 +4568,8 @@
             </w:pPr>
             <w:r>
               <w:rPr>
-                <w:rStyle w:val="Strong"/>
-                <w:rFonts w:ascii="Segoe UI" w:eastAsia="Segoe UI" w:hAnsi="Segoe UI" w:cs="Segoe UI" w:hint="default"/>
+                <w:rStyle w:val="24"/>
+                <w:rFonts w:hint="default" w:ascii="Segoe UI" w:hAnsi="Segoe UI" w:eastAsia="Segoe UI" w:cs="Segoe UI"/>
                 <w:b/>
                 <w:bCs/>
                 <w:i w:val="0"/>
@@ -4501,7 +4608,7 @@
               <w:spacing w:line="300" w:lineRule="atLeast"/>
               <w:jc w:val="left"/>
               <w:rPr>
-                <w:rFonts w:ascii="Segoe UI" w:eastAsia="Segoe UI" w:hAnsi="Segoe UI" w:cs="Segoe UI" w:hint="default"/>
+                <w:rFonts w:hint="default" w:ascii="Segoe UI" w:hAnsi="Segoe UI" w:eastAsia="Segoe UI" w:cs="Segoe UI"/>
                 <w:i w:val="0"/>
                 <w:iCs w:val="0"/>
                 <w:caps w:val="0"/>
@@ -4513,7 +4620,7 @@
             </w:pPr>
             <w:r>
               <w:rPr>
-                <w:rFonts w:ascii="Segoe UI" w:eastAsia="Segoe UI" w:hAnsi="Segoe UI" w:cs="Segoe UI" w:hint="default"/>
+                <w:rFonts w:hint="default" w:ascii="Segoe UI" w:hAnsi="Segoe UI" w:eastAsia="Segoe UI" w:cs="Segoe UI"/>
                 <w:i w:val="0"/>
                 <w:iCs w:val="0"/>
                 <w:caps w:val="0"/>
@@ -4550,7 +4657,7 @@
               <w:spacing w:line="300" w:lineRule="atLeast"/>
               <w:jc w:val="left"/>
               <w:rPr>
-                <w:rFonts w:ascii="Segoe UI" w:eastAsia="Segoe UI" w:hAnsi="Segoe UI" w:cs="Segoe UI" w:hint="default"/>
+                <w:rFonts w:hint="default" w:ascii="Segoe UI" w:hAnsi="Segoe UI" w:eastAsia="Segoe UI" w:cs="Segoe UI"/>
                 <w:i w:val="0"/>
                 <w:iCs w:val="0"/>
                 <w:caps w:val="0"/>
@@ -4562,7 +4669,7 @@
             </w:pPr>
             <w:r>
               <w:rPr>
-                <w:rFonts w:ascii="Segoe UI" w:eastAsia="Segoe UI" w:hAnsi="Segoe UI" w:cs="Segoe UI" w:hint="default"/>
+                <w:rFonts w:hint="default" w:ascii="Segoe UI" w:hAnsi="Segoe UI" w:eastAsia="Segoe UI" w:cs="Segoe UI"/>
                 <w:i w:val="0"/>
                 <w:iCs w:val="0"/>
                 <w:caps w:val="0"/>
@@ -4599,7 +4706,7 @@
               <w:spacing w:line="300" w:lineRule="atLeast"/>
               <w:jc w:val="left"/>
               <w:rPr>
-                <w:rFonts w:ascii="Segoe UI" w:eastAsia="Segoe UI" w:hAnsi="Segoe UI" w:cs="Segoe UI" w:hint="default"/>
+                <w:rFonts w:hint="default" w:ascii="Segoe UI" w:hAnsi="Segoe UI" w:eastAsia="Segoe UI" w:cs="Segoe UI"/>
                 <w:i w:val="0"/>
                 <w:iCs w:val="0"/>
                 <w:caps w:val="0"/>
@@ -4611,7 +4718,7 @@
             </w:pPr>
             <w:r>
               <w:rPr>
-                <w:rFonts w:ascii="Segoe UI" w:eastAsia="Segoe UI" w:hAnsi="Segoe UI" w:cs="Segoe UI" w:hint="default"/>
+                <w:rFonts w:hint="default" w:ascii="Segoe UI" w:hAnsi="Segoe UI" w:eastAsia="Segoe UI" w:cs="Segoe UI"/>
                 <w:i w:val="0"/>
                 <w:iCs w:val="0"/>
                 <w:caps w:val="0"/>
@@ -4648,7 +4755,7 @@
               <w:spacing w:line="300" w:lineRule="atLeast"/>
               <w:jc w:val="left"/>
               <w:rPr>
-                <w:rFonts w:ascii="Segoe UI" w:eastAsia="Segoe UI" w:hAnsi="Segoe UI" w:cs="Segoe UI" w:hint="default"/>
+                <w:rFonts w:hint="default" w:ascii="Segoe UI" w:hAnsi="Segoe UI" w:eastAsia="Segoe UI" w:cs="Segoe UI"/>
                 <w:i w:val="0"/>
                 <w:iCs w:val="0"/>
                 <w:caps w:val="0"/>
@@ -4660,7 +4767,7 @@
             </w:pPr>
             <w:r>
               <w:rPr>
-                <w:rFonts w:ascii="Segoe UI" w:eastAsia="Segoe UI" w:hAnsi="Segoe UI" w:cs="Segoe UI" w:hint="default"/>
+                <w:rFonts w:hint="default" w:ascii="Segoe UI" w:hAnsi="Segoe UI" w:eastAsia="Segoe UI" w:cs="Segoe UI"/>
                 <w:i w:val="0"/>
                 <w:iCs w:val="0"/>
                 <w:caps w:val="0"/>
@@ -4694,7 +4801,7 @@
         <w:adjustRightInd/>
         <w:snapToGrid/>
         <w:spacing w:line="360" w:lineRule="auto"/>
-        <w:ind w:left="0" w:right="0" w:firstLine="0" w:leftChars="0" w:rightChars="0" w:firstLineChars="0"/>
+        <w:ind w:left="0" w:leftChars="0" w:right="0" w:rightChars="0" w:firstLine="0" w:firstLineChars="0"/>
         <w:jc w:val="center"/>
         <w:textAlignment w:val="auto"/>
         <w:rPr>
@@ -4705,14 +4812,14 @@
     </w:p>
     <w:p>
       <w:pPr>
-        <w:pStyle w:val="1"/>
+        <w:pStyle w:val="30"/>
         <w:bidi w:val="0"/>
         <w:rPr>
           <w:rFonts w:hint="default"/>
           <w:lang w:val="en-US" w:eastAsia="zh-CN"/>
         </w:rPr>
       </w:pPr>
-      <w:bookmarkStart w:id="9" w:name="_Toc641"/>
+      <w:bookmarkStart w:id="8" w:name="_Toc23572"/>
       <w:r>
         <w:rPr>
           <w:rFonts w:hint="eastAsia"/>
@@ -4720,11 +4827,11 @@
         </w:rPr>
         <w:t>各过程详细定义</w:t>
       </w:r>
-      <w:bookmarkEnd w:id="9"/>
+      <w:bookmarkEnd w:id="8"/>
     </w:p>
     <w:p>
       <w:pPr>
-        <w:pStyle w:val="a"/>
+        <w:pStyle w:val="31"/>
         <w:bidi w:val="0"/>
         <w:rPr>
           <w:rFonts w:hint="default"/>
@@ -4741,16 +4848,16 @@
     </w:p>
     <w:tbl>
       <w:tblPr>
-        <w:tblStyle w:val="TableGrid"/>
+        <w:tblStyle w:val="22"/>
         <w:tblW w:w="8641" w:type="dxa"/>
         <w:tblInd w:w="0" w:type="dxa"/>
         <w:tblBorders>
-          <w:top w:val="single" w:sz="4" w:space="0" w:color="auto"/>
-          <w:left w:val="single" w:sz="4" w:space="0" w:color="auto"/>
-          <w:bottom w:val="single" w:sz="4" w:space="0" w:color="auto"/>
-          <w:right w:val="single" w:sz="4" w:space="0" w:color="auto"/>
-          <w:insideH w:val="single" w:sz="4" w:space="0" w:color="auto"/>
-          <w:insideV w:val="single" w:sz="4" w:space="0" w:color="auto"/>
+          <w:top w:val="single" w:color="auto" w:sz="4" w:space="0"/>
+          <w:left w:val="single" w:color="auto" w:sz="4" w:space="0"/>
+          <w:bottom w:val="single" w:color="auto" w:sz="4" w:space="0"/>
+          <w:right w:val="single" w:color="auto" w:sz="4" w:space="0"/>
+          <w:insideH w:val="single" w:color="auto" w:sz="4" w:space="0"/>
+          <w:insideV w:val="single" w:color="auto" w:sz="4" w:space="0"/>
         </w:tblBorders>
         <w:tblLayout w:type="fixed"/>
         <w:tblCellMar>
@@ -4769,17 +4876,14 @@
       </w:tblGrid>
       <w:tr>
         <w:tblPrEx>
-          <w:tblW w:w="8641" w:type="dxa"/>
-          <w:tblInd w:w="0" w:type="dxa"/>
           <w:tblBorders>
-            <w:top w:val="single" w:sz="4" w:space="0" w:color="auto"/>
-            <w:left w:val="single" w:sz="4" w:space="0" w:color="auto"/>
-            <w:bottom w:val="single" w:sz="4" w:space="0" w:color="auto"/>
-            <w:right w:val="single" w:sz="4" w:space="0" w:color="auto"/>
-            <w:insideH w:val="single" w:sz="4" w:space="0" w:color="auto"/>
-            <w:insideV w:val="single" w:sz="4" w:space="0" w:color="auto"/>
+            <w:top w:val="single" w:color="auto" w:sz="4" w:space="0"/>
+            <w:left w:val="single" w:color="auto" w:sz="4" w:space="0"/>
+            <w:bottom w:val="single" w:color="auto" w:sz="4" w:space="0"/>
+            <w:right w:val="single" w:color="auto" w:sz="4" w:space="0"/>
+            <w:insideH w:val="single" w:color="auto" w:sz="4" w:space="0"/>
+            <w:insideV w:val="single" w:color="auto" w:sz="4" w:space="0"/>
           </w:tblBorders>
-          <w:tblLayout w:type="fixed"/>
           <w:tblCellMar>
             <w:top w:w="0" w:type="dxa"/>
             <w:left w:w="108" w:type="dxa"/>
@@ -4905,9 +5009,14 @@
       </w:tr>
       <w:tr>
         <w:tblPrEx>
-          <w:tblW w:w="8641" w:type="dxa"/>
-          <w:tblInd w:w="0" w:type="dxa"/>
-          <w:tblLayout w:type="fixed"/>
+          <w:tblBorders>
+            <w:top w:val="single" w:color="auto" w:sz="4" w:space="0"/>
+            <w:left w:val="single" w:color="auto" w:sz="4" w:space="0"/>
+            <w:bottom w:val="single" w:color="auto" w:sz="4" w:space="0"/>
+            <w:right w:val="single" w:color="auto" w:sz="4" w:space="0"/>
+            <w:insideH w:val="single" w:color="auto" w:sz="4" w:space="0"/>
+            <w:insideV w:val="single" w:color="auto" w:sz="4" w:space="0"/>
+          </w:tblBorders>
           <w:tblCellMar>
             <w:top w:w="0" w:type="dxa"/>
             <w:left w:w="108" w:type="dxa"/>
@@ -5077,9 +5186,14 @@
       </w:tr>
       <w:tr>
         <w:tblPrEx>
-          <w:tblW w:w="8641" w:type="dxa"/>
-          <w:tblInd w:w="0" w:type="dxa"/>
-          <w:tblLayout w:type="fixed"/>
+          <w:tblBorders>
+            <w:top w:val="single" w:color="auto" w:sz="4" w:space="0"/>
+            <w:left w:val="single" w:color="auto" w:sz="4" w:space="0"/>
+            <w:bottom w:val="single" w:color="auto" w:sz="4" w:space="0"/>
+            <w:right w:val="single" w:color="auto" w:sz="4" w:space="0"/>
+            <w:insideH w:val="single" w:color="auto" w:sz="4" w:space="0"/>
+            <w:insideV w:val="single" w:color="auto" w:sz="4" w:space="0"/>
+          </w:tblBorders>
           <w:tblCellMar>
             <w:top w:w="0" w:type="dxa"/>
             <w:left w:w="108" w:type="dxa"/>
@@ -5259,9 +5373,14 @@
       </w:tr>
       <w:tr>
         <w:tblPrEx>
-          <w:tblW w:w="8641" w:type="dxa"/>
-          <w:tblInd w:w="0" w:type="dxa"/>
-          <w:tblLayout w:type="fixed"/>
+          <w:tblBorders>
+            <w:top w:val="single" w:color="auto" w:sz="4" w:space="0"/>
+            <w:left w:val="single" w:color="auto" w:sz="4" w:space="0"/>
+            <w:bottom w:val="single" w:color="auto" w:sz="4" w:space="0"/>
+            <w:right w:val="single" w:color="auto" w:sz="4" w:space="0"/>
+            <w:insideH w:val="single" w:color="auto" w:sz="4" w:space="0"/>
+            <w:insideV w:val="single" w:color="auto" w:sz="4" w:space="0"/>
+          </w:tblBorders>
           <w:tblCellMar>
             <w:top w:w="0" w:type="dxa"/>
             <w:left w:w="108" w:type="dxa"/>
@@ -5781,9 +5900,14 @@
       </w:tr>
       <w:tr>
         <w:tblPrEx>
-          <w:tblW w:w="8641" w:type="dxa"/>
-          <w:tblInd w:w="0" w:type="dxa"/>
-          <w:tblLayout w:type="fixed"/>
+          <w:tblBorders>
+            <w:top w:val="single" w:color="auto" w:sz="4" w:space="0"/>
+            <w:left w:val="single" w:color="auto" w:sz="4" w:space="0"/>
+            <w:bottom w:val="single" w:color="auto" w:sz="4" w:space="0"/>
+            <w:right w:val="single" w:color="auto" w:sz="4" w:space="0"/>
+            <w:insideH w:val="single" w:color="auto" w:sz="4" w:space="0"/>
+            <w:insideV w:val="single" w:color="auto" w:sz="4" w:space="0"/>
+          </w:tblBorders>
           <w:tblCellMar>
             <w:top w:w="0" w:type="dxa"/>
             <w:left w:w="108" w:type="dxa"/>
@@ -6086,9 +6210,14 @@
       </w:tr>
       <w:tr>
         <w:tblPrEx>
-          <w:tblW w:w="8641" w:type="dxa"/>
-          <w:tblInd w:w="0" w:type="dxa"/>
-          <w:tblLayout w:type="fixed"/>
+          <w:tblBorders>
+            <w:top w:val="single" w:color="auto" w:sz="4" w:space="0"/>
+            <w:left w:val="single" w:color="auto" w:sz="4" w:space="0"/>
+            <w:bottom w:val="single" w:color="auto" w:sz="4" w:space="0"/>
+            <w:right w:val="single" w:color="auto" w:sz="4" w:space="0"/>
+            <w:insideH w:val="single" w:color="auto" w:sz="4" w:space="0"/>
+            <w:insideV w:val="single" w:color="auto" w:sz="4" w:space="0"/>
+          </w:tblBorders>
           <w:tblCellMar>
             <w:top w:w="0" w:type="dxa"/>
             <w:left w:w="108" w:type="dxa"/>
@@ -6341,9 +6470,14 @@
       </w:tr>
       <w:tr>
         <w:tblPrEx>
-          <w:tblW w:w="8641" w:type="dxa"/>
-          <w:tblInd w:w="0" w:type="dxa"/>
-          <w:tblLayout w:type="fixed"/>
+          <w:tblBorders>
+            <w:top w:val="single" w:color="auto" w:sz="4" w:space="0"/>
+            <w:left w:val="single" w:color="auto" w:sz="4" w:space="0"/>
+            <w:bottom w:val="single" w:color="auto" w:sz="4" w:space="0"/>
+            <w:right w:val="single" w:color="auto" w:sz="4" w:space="0"/>
+            <w:insideH w:val="single" w:color="auto" w:sz="4" w:space="0"/>
+            <w:insideV w:val="single" w:color="auto" w:sz="4" w:space="0"/>
+          </w:tblBorders>
           <w:tblCellMar>
             <w:top w:w="0" w:type="dxa"/>
             <w:left w:w="108" w:type="dxa"/>
@@ -6606,9 +6740,14 @@
       </w:tr>
       <w:tr>
         <w:tblPrEx>
-          <w:tblW w:w="8641" w:type="dxa"/>
-          <w:tblInd w:w="0" w:type="dxa"/>
-          <w:tblLayout w:type="fixed"/>
+          <w:tblBorders>
+            <w:top w:val="single" w:color="auto" w:sz="4" w:space="0"/>
+            <w:left w:val="single" w:color="auto" w:sz="4" w:space="0"/>
+            <w:bottom w:val="single" w:color="auto" w:sz="4" w:space="0"/>
+            <w:right w:val="single" w:color="auto" w:sz="4" w:space="0"/>
+            <w:insideH w:val="single" w:color="auto" w:sz="4" w:space="0"/>
+            <w:insideV w:val="single" w:color="auto" w:sz="4" w:space="0"/>
+          </w:tblBorders>
           <w:tblCellMar>
             <w:top w:w="0" w:type="dxa"/>
             <w:left w:w="108" w:type="dxa"/>
@@ -6943,9 +7082,14 @@
       </w:tr>
       <w:tr>
         <w:tblPrEx>
-          <w:tblW w:w="8641" w:type="dxa"/>
-          <w:tblInd w:w="0" w:type="dxa"/>
-          <w:tblLayout w:type="fixed"/>
+          <w:tblBorders>
+            <w:top w:val="single" w:color="auto" w:sz="4" w:space="0"/>
+            <w:left w:val="single" w:color="auto" w:sz="4" w:space="0"/>
+            <w:bottom w:val="single" w:color="auto" w:sz="4" w:space="0"/>
+            <w:right w:val="single" w:color="auto" w:sz="4" w:space="0"/>
+            <w:insideH w:val="single" w:color="auto" w:sz="4" w:space="0"/>
+            <w:insideV w:val="single" w:color="auto" w:sz="4" w:space="0"/>
+          </w:tblBorders>
           <w:tblCellMar>
             <w:top w:w="0" w:type="dxa"/>
             <w:left w:w="108" w:type="dxa"/>
@@ -7264,9 +7408,14 @@
       </w:tr>
       <w:tr>
         <w:tblPrEx>
-          <w:tblW w:w="8641" w:type="dxa"/>
-          <w:tblInd w:w="0" w:type="dxa"/>
-          <w:tblLayout w:type="fixed"/>
+          <w:tblBorders>
+            <w:top w:val="single" w:color="auto" w:sz="4" w:space="0"/>
+            <w:left w:val="single" w:color="auto" w:sz="4" w:space="0"/>
+            <w:bottom w:val="single" w:color="auto" w:sz="4" w:space="0"/>
+            <w:right w:val="single" w:color="auto" w:sz="4" w:space="0"/>
+            <w:insideH w:val="single" w:color="auto" w:sz="4" w:space="0"/>
+            <w:insideV w:val="single" w:color="auto" w:sz="4" w:space="0"/>
+          </w:tblBorders>
           <w:tblCellMar>
             <w:top w:w="0" w:type="dxa"/>
             <w:left w:w="108" w:type="dxa"/>
@@ -7508,9 +7657,14 @@
       </w:tr>
       <w:tr>
         <w:tblPrEx>
-          <w:tblW w:w="8641" w:type="dxa"/>
-          <w:tblInd w:w="0" w:type="dxa"/>
-          <w:tblLayout w:type="fixed"/>
+          <w:tblBorders>
+            <w:top w:val="single" w:color="auto" w:sz="4" w:space="0"/>
+            <w:left w:val="single" w:color="auto" w:sz="4" w:space="0"/>
+            <w:bottom w:val="single" w:color="auto" w:sz="4" w:space="0"/>
+            <w:right w:val="single" w:color="auto" w:sz="4" w:space="0"/>
+            <w:insideH w:val="single" w:color="auto" w:sz="4" w:space="0"/>
+            <w:insideV w:val="single" w:color="auto" w:sz="4" w:space="0"/>
+          </w:tblBorders>
           <w:tblCellMar>
             <w:top w:w="0" w:type="dxa"/>
             <w:left w:w="108" w:type="dxa"/>
@@ -7787,14 +7941,14 @@
     </w:tbl>
     <w:p>
       <w:pPr>
-        <w:pStyle w:val="1"/>
+        <w:pStyle w:val="30"/>
         <w:bidi w:val="0"/>
         <w:rPr>
           <w:rFonts w:hint="default"/>
           <w:lang w:val="en-US" w:eastAsia="zh-CN"/>
         </w:rPr>
       </w:pPr>
-      <w:bookmarkStart w:id="10" w:name="_Toc15528"/>
+      <w:bookmarkStart w:id="9" w:name="_Toc10576"/>
       <w:r>
         <w:rPr>
           <w:rFonts w:hint="default"/>
@@ -7802,11 +7956,11 @@
         </w:rPr>
         <w:t>过程间协作机制</w:t>
       </w:r>
-      <w:bookmarkEnd w:id="10"/>
+      <w:bookmarkEnd w:id="9"/>
     </w:p>
     <w:p>
       <w:pPr>
-        <w:pStyle w:val="a3"/>
+        <w:pStyle w:val="43"/>
         <w:numPr>
           <w:ilvl w:val="0"/>
           <w:numId w:val="2"/>
@@ -7827,7 +7981,7 @@
     </w:p>
     <w:p>
       <w:pPr>
-        <w:pStyle w:val="a3"/>
+        <w:pStyle w:val="43"/>
         <w:numPr>
           <w:ilvl w:val="0"/>
           <w:numId w:val="2"/>
@@ -7848,7 +8002,7 @@
     </w:p>
     <w:p>
       <w:pPr>
-        <w:pStyle w:val="a3"/>
+        <w:pStyle w:val="43"/>
         <w:numPr>
           <w:ilvl w:val="0"/>
           <w:numId w:val="2"/>
@@ -7869,7 +8023,7 @@
     </w:p>
     <w:p>
       <w:pPr>
-        <w:pStyle w:val="a3"/>
+        <w:pStyle w:val="43"/>
         <w:numPr>
           <w:ilvl w:val="0"/>
           <w:numId w:val="2"/>
@@ -7890,14 +8044,14 @@
     </w:p>
     <w:p>
       <w:pPr>
-        <w:pStyle w:val="1"/>
+        <w:pStyle w:val="30"/>
         <w:bidi w:val="0"/>
         <w:rPr>
           <w:rFonts w:hint="default"/>
           <w:lang w:val="en-US" w:eastAsia="zh-CN"/>
         </w:rPr>
       </w:pPr>
-      <w:bookmarkStart w:id="11" w:name="_Toc6095"/>
+      <w:bookmarkStart w:id="10" w:name="_Toc632"/>
       <w:r>
         <w:rPr>
           <w:rFonts w:hint="default"/>
@@ -7905,11 +8059,11 @@
         </w:rPr>
         <w:t>实施与持续改进</w:t>
       </w:r>
-      <w:bookmarkEnd w:id="11"/>
+      <w:bookmarkEnd w:id="10"/>
     </w:p>
     <w:p>
       <w:pPr>
-        <w:pStyle w:val="a3"/>
+        <w:pStyle w:val="43"/>
         <w:numPr>
           <w:ilvl w:val="0"/>
           <w:numId w:val="3"/>
@@ -7930,7 +8084,7 @@
     </w:p>
     <w:p>
       <w:pPr>
-        <w:pStyle w:val="a3"/>
+        <w:pStyle w:val="43"/>
         <w:numPr>
           <w:ilvl w:val="0"/>
           <w:numId w:val="3"/>
@@ -7951,7 +8105,7 @@
     </w:p>
     <w:p>
       <w:pPr>
-        <w:pStyle w:val="a3"/>
+        <w:pStyle w:val="43"/>
         <w:numPr>
           <w:ilvl w:val="0"/>
           <w:numId w:val="3"/>
@@ -7972,7 +8126,7 @@
     </w:p>
     <w:p>
       <w:pPr>
-        <w:pStyle w:val="a3"/>
+        <w:pStyle w:val="43"/>
         <w:numPr>
           <w:ilvl w:val="0"/>
           <w:numId w:val="3"/>
@@ -8004,34 +8158,61 @@
         </w:rPr>
         <w:t>框架。</w:t>
       </w:r>
+      <w:bookmarkStart w:id="11" w:name="_GoBack"/>
+      <w:bookmarkEnd w:id="11"/>
     </w:p>
     <w:sectPr>
-      <w:headerReference w:type="default" r:id="rId5"/>
-      <w:footerReference w:type="default" r:id="rId6"/>
+      <w:headerReference r:id="rId5" w:type="default"/>
+      <w:footerReference r:id="rId6" w:type="default"/>
       <w:pgSz w:w="11906" w:h="16838"/>
       <w:pgMar w:top="1440" w:right="1800" w:bottom="1440" w:left="1800" w:header="851" w:footer="992" w:gutter="0"/>
-      <w:cols w:num="1" w:space="425"/>
+      <w:cols w:space="425" w:num="1"/>
       <w:docGrid w:type="lines" w:linePitch="312" w:charSpace="0"/>
     </w:sectPr>
   </w:body>
 </w:document>
 </file>
 
+<file path=word/endnotes.xml><?xml version="1.0" encoding="utf-8"?>
+<w:endnotes xmlns:wpc="http://schemas.microsoft.com/office/word/2010/wordprocessingCanvas" xmlns:mc="http://schemas.openxmlformats.org/markup-compatibility/2006" xmlns:o="urn:schemas-microsoft-com:office:office" xmlns:r="http://schemas.openxmlformats.org/officeDocument/2006/relationships" xmlns:m="http://schemas.openxmlformats.org/officeDocument/2006/math" xmlns:v="urn:schemas-microsoft-com:vml" xmlns:wp14="http://schemas.microsoft.com/office/word/2010/wordprocessingDrawing" xmlns:wp="http://schemas.openxmlformats.org/drawingml/2006/wordprocessingDrawing" xmlns:w="http://schemas.openxmlformats.org/wordprocessingml/2006/main" xmlns:w14="http://schemas.microsoft.com/office/word/2010/wordml" xmlns:w15="http://schemas.microsoft.com/office/word/2012/wordml" xmlns:w10="urn:schemas-microsoft-com:office:word" xmlns:wpg="http://schemas.microsoft.com/office/word/2010/wordprocessingGroup" xmlns:wpi="http://schemas.microsoft.com/office/word/2010/wordprocessingInk" xmlns:wne="http://schemas.microsoft.com/office/word/2006/wordml" xmlns:wps="http://schemas.microsoft.com/office/word/2010/wordprocessingShape" xmlns:wpsCustomData="http://www.wps.cn/officeDocument/2013/wpsCustomData" mc:Ignorable="w14 w15 wp14">
+  <w:endnote w:type="separator" w:id="0">
+    <w:p>
+      <w:pPr>
+        <w:spacing w:line="240" w:lineRule="auto"/>
+      </w:pPr>
+      <w:r>
+        <w:separator/>
+      </w:r>
+    </w:p>
+  </w:endnote>
+  <w:endnote w:type="continuationSeparator" w:id="1">
+    <w:p>
+      <w:pPr>
+        <w:spacing w:line="240" w:lineRule="auto"/>
+      </w:pPr>
+      <w:r>
+        <w:continuationSeparator/>
+      </w:r>
+    </w:p>
+  </w:endnote>
+</w:endnotes>
+</file>
+
 <file path=word/footer1.xml><?xml version="1.0" encoding="utf-8"?>
-<w:ftr xmlns:wpc="http://schemas.microsoft.com/office/word/2010/wordprocessingCanvas" xmlns:mc="http://schemas.openxmlformats.org/markup-compatibility/2006" xmlns:o="urn:schemas-microsoft-com:office:office" xmlns:r="http://schemas.openxmlformats.org/officeDocument/2006/relationships" xmlns:m="http://schemas.openxmlformats.org/officeDocument/2006/math" xmlns:v="urn:schemas-microsoft-com:vml" xmlns:wp14="http://schemas.microsoft.com/office/word/2010/wordprocessingDrawing" xmlns:wp="http://schemas.openxmlformats.org/drawingml/2006/wordprocessingDrawing" xmlns:w10="urn:schemas-microsoft-com:office:word" xmlns:w="http://schemas.openxmlformats.org/wordprocessingml/2006/main" xmlns:w14="http://schemas.microsoft.com/office/word/2010/wordml" xmlns:w15="http://schemas.microsoft.com/office/word/2012/wordml" xmlns:wne="http://schemas.microsoft.com/office/word/2006/wordml" xmlns:wpg="http://schemas.microsoft.com/office/word/2010/wordprocessingGroup" xmlns:wpi="http://schemas.microsoft.com/office/word/2010/wordprocessingInk" xmlns:wps="http://schemas.microsoft.com/office/word/2010/wordprocessingShape" mc:Ignorable="w14 w15 wp14">
+<w:ftr xmlns:wpc="http://schemas.microsoft.com/office/word/2010/wordprocessingCanvas" xmlns:mc="http://schemas.openxmlformats.org/markup-compatibility/2006" xmlns:o="urn:schemas-microsoft-com:office:office" xmlns:r="http://schemas.openxmlformats.org/officeDocument/2006/relationships" xmlns:m="http://schemas.openxmlformats.org/officeDocument/2006/math" xmlns:v="urn:schemas-microsoft-com:vml" xmlns:wp14="http://schemas.microsoft.com/office/word/2010/wordprocessingDrawing" xmlns:wp="http://schemas.openxmlformats.org/drawingml/2006/wordprocessingDrawing" xmlns:w10="urn:schemas-microsoft-com:office:word" xmlns:w="http://schemas.openxmlformats.org/wordprocessingml/2006/main" xmlns:w14="http://schemas.microsoft.com/office/word/2010/wordml" xmlns:w15="http://schemas.microsoft.com/office/word/2012/wordml" xmlns:wpg="http://schemas.microsoft.com/office/word/2010/wordprocessingGroup" xmlns:wpi="http://schemas.microsoft.com/office/word/2010/wordprocessingInk" xmlns:wne="http://schemas.microsoft.com/office/word/2006/wordml" xmlns:wps="http://schemas.microsoft.com/office/word/2010/wordprocessingShape" xmlns:wpsCustomData="http://www.wps.cn/officeDocument/2013/wpsCustomData" mc:Ignorable="w14 w15 wp14">
   <w:p>
     <w:pPr>
       <w:spacing w:line="169" w:lineRule="auto"/>
       <w:ind w:left="5927"/>
       <w:rPr>
-        <w:rFonts w:ascii="Calibri" w:eastAsia="Calibri" w:hAnsi="Calibri" w:cs="Calibri"/>
+        <w:rFonts w:ascii="Calibri" w:hAnsi="Calibri" w:eastAsia="Calibri" w:cs="Calibri"/>
         <w:sz w:val="18"/>
         <w:szCs w:val="18"/>
       </w:rPr>
     </w:pPr>
     <w:r>
       <w:rPr>
-        <w:rFonts w:ascii="Calibri" w:eastAsia="Calibri" w:hAnsi="Calibri" w:cs="Calibri"/>
+        <w:rFonts w:ascii="Calibri" w:hAnsi="Calibri" w:eastAsia="Calibri" w:cs="Calibri"/>
         <w:spacing w:val="-5"/>
         <w:sz w:val="18"/>
         <w:szCs w:val="18"/>
@@ -8042,26 +8223,51 @@
 </w:ftr>
 </file>
 
+<file path=word/footnotes.xml><?xml version="1.0" encoding="utf-8"?>
+<w:footnotes xmlns:wpc="http://schemas.microsoft.com/office/word/2010/wordprocessingCanvas" xmlns:mc="http://schemas.openxmlformats.org/markup-compatibility/2006" xmlns:o="urn:schemas-microsoft-com:office:office" xmlns:r="http://schemas.openxmlformats.org/officeDocument/2006/relationships" xmlns:m="http://schemas.openxmlformats.org/officeDocument/2006/math" xmlns:v="urn:schemas-microsoft-com:vml" xmlns:wp14="http://schemas.microsoft.com/office/word/2010/wordprocessingDrawing" xmlns:wp="http://schemas.openxmlformats.org/drawingml/2006/wordprocessingDrawing" xmlns:w="http://schemas.openxmlformats.org/wordprocessingml/2006/main" xmlns:w14="http://schemas.microsoft.com/office/word/2010/wordml" xmlns:w15="http://schemas.microsoft.com/office/word/2012/wordml" xmlns:w10="urn:schemas-microsoft-com:office:word" xmlns:wpg="http://schemas.microsoft.com/office/word/2010/wordprocessingGroup" xmlns:wpi="http://schemas.microsoft.com/office/word/2010/wordprocessingInk" xmlns:wne="http://schemas.microsoft.com/office/word/2006/wordml" xmlns:wps="http://schemas.microsoft.com/office/word/2010/wordprocessingShape" xmlns:wpsCustomData="http://www.wps.cn/officeDocument/2013/wpsCustomData" mc:Ignorable="w14 w15 wp14">
+  <w:footnote w:type="separator" w:id="0">
+    <w:p>
+      <w:pPr>
+        <w:spacing w:line="360" w:lineRule="auto"/>
+      </w:pPr>
+      <w:r>
+        <w:separator/>
+      </w:r>
+    </w:p>
+  </w:footnote>
+  <w:footnote w:type="continuationSeparator" w:id="1">
+    <w:p>
+      <w:pPr>
+        <w:spacing w:line="360" w:lineRule="auto"/>
+      </w:pPr>
+      <w:r>
+        <w:continuationSeparator/>
+      </w:r>
+    </w:p>
+  </w:footnote>
+</w:footnotes>
+</file>
+
 <file path=word/header1.xml><?xml version="1.0" encoding="utf-8"?>
-<w:hdr xmlns:wpc="http://schemas.microsoft.com/office/word/2010/wordprocessingCanvas" xmlns:mc="http://schemas.openxmlformats.org/markup-compatibility/2006" xmlns:o="urn:schemas-microsoft-com:office:office" xmlns:r="http://schemas.openxmlformats.org/officeDocument/2006/relationships" xmlns:m="http://schemas.openxmlformats.org/officeDocument/2006/math" xmlns:v="urn:schemas-microsoft-com:vml" xmlns:wp14="http://schemas.microsoft.com/office/word/2010/wordprocessingDrawing" xmlns:wp="http://schemas.openxmlformats.org/drawingml/2006/wordprocessingDrawing" xmlns:w10="urn:schemas-microsoft-com:office:word" xmlns:w="http://schemas.openxmlformats.org/wordprocessingml/2006/main" xmlns:w14="http://schemas.microsoft.com/office/word/2010/wordml" xmlns:w15="http://schemas.microsoft.com/office/word/2012/wordml" xmlns:wne="http://schemas.microsoft.com/office/word/2006/wordml" xmlns:wpg="http://schemas.microsoft.com/office/word/2010/wordprocessingGroup" xmlns:wpi="http://schemas.microsoft.com/office/word/2010/wordprocessingInk" xmlns:wps="http://schemas.microsoft.com/office/word/2010/wordprocessingShape" mc:Ignorable="w14 w15 wp14">
+<w:hdr xmlns:wpc="http://schemas.microsoft.com/office/word/2010/wordprocessingCanvas" xmlns:mc="http://schemas.openxmlformats.org/markup-compatibility/2006" xmlns:o="urn:schemas-microsoft-com:office:office" xmlns:r="http://schemas.openxmlformats.org/officeDocument/2006/relationships" xmlns:m="http://schemas.openxmlformats.org/officeDocument/2006/math" xmlns:v="urn:schemas-microsoft-com:vml" xmlns:wp14="http://schemas.microsoft.com/office/word/2010/wordprocessingDrawing" xmlns:wp="http://schemas.openxmlformats.org/drawingml/2006/wordprocessingDrawing" xmlns:w10="urn:schemas-microsoft-com:office:word" xmlns:w="http://schemas.openxmlformats.org/wordprocessingml/2006/main" xmlns:w14="http://schemas.microsoft.com/office/word/2010/wordml" xmlns:w15="http://schemas.microsoft.com/office/word/2012/wordml" xmlns:wpg="http://schemas.microsoft.com/office/word/2010/wordprocessingGroup" xmlns:wpi="http://schemas.microsoft.com/office/word/2010/wordprocessingInk" xmlns:wne="http://schemas.microsoft.com/office/word/2006/wordml" xmlns:wps="http://schemas.microsoft.com/office/word/2010/wordprocessingShape" xmlns:wpsCustomData="http://www.wps.cn/officeDocument/2013/wpsCustomData" mc:Ignorable="w14 w15 wp14">
   <w:p>
     <w:pPr>
-      <w:pStyle w:val="Header"/>
+      <w:pStyle w:val="16"/>
     </w:pPr>
   </w:p>
 </w:hdr>
 </file>
 
 <file path=word/numbering.xml><?xml version="1.0" encoding="utf-8"?>
-<w:numbering xmlns:wpc="http://schemas.microsoft.com/office/word/2010/wordprocessingCanvas" xmlns:mc="http://schemas.openxmlformats.org/markup-compatibility/2006" xmlns:o="urn:schemas-microsoft-com:office:office" xmlns:r="http://schemas.openxmlformats.org/officeDocument/2006/relationships" xmlns:m="http://schemas.openxmlformats.org/officeDocument/2006/math" xmlns:v="urn:schemas-microsoft-com:vml" xmlns:wp14="http://schemas.microsoft.com/office/word/2010/wordprocessingDrawing" xmlns:wp="http://schemas.openxmlformats.org/drawingml/2006/wordprocessingDrawing" xmlns:w10="urn:schemas-microsoft-com:office:word" xmlns:w="http://schemas.openxmlformats.org/wordprocessingml/2006/main" xmlns:w14="http://schemas.microsoft.com/office/word/2010/wordml" xmlns:w15="http://schemas.microsoft.com/office/word/2012/wordml" xmlns:wne="http://schemas.microsoft.com/office/word/2006/wordml" xmlns:wpg="http://schemas.microsoft.com/office/word/2010/wordprocessingGroup" xmlns:wpi="http://schemas.microsoft.com/office/word/2010/wordprocessingInk" xmlns:wps="http://schemas.microsoft.com/office/word/2010/wordprocessingShape" mc:Ignorable="w14 w15 wp14">
+<w:numbering xmlns:wpc="http://schemas.microsoft.com/office/word/2010/wordprocessingCanvas" xmlns:mc="http://schemas.openxmlformats.org/markup-compatibility/2006" xmlns:o="urn:schemas-microsoft-com:office:office" xmlns:r="http://schemas.openxmlformats.org/officeDocument/2006/relationships" xmlns:m="http://schemas.openxmlformats.org/officeDocument/2006/math" xmlns:v="urn:schemas-microsoft-com:vml" xmlns:wp14="http://schemas.microsoft.com/office/word/2010/wordprocessingDrawing" xmlns:wp="http://schemas.openxmlformats.org/drawingml/2006/wordprocessingDrawing" xmlns:w10="urn:schemas-microsoft-com:office:word" xmlns:w="http://schemas.openxmlformats.org/wordprocessingml/2006/main" xmlns:w14="http://schemas.microsoft.com/office/word/2010/wordml" xmlns:wpg="http://schemas.microsoft.com/office/word/2010/wordprocessingGroup" xmlns:wpi="http://schemas.microsoft.com/office/word/2010/wordprocessingInk" xmlns:wne="http://schemas.microsoft.com/office/word/2006/wordml" xmlns:wps="http://schemas.microsoft.com/office/word/2010/wordprocessingShape" xmlns:wpsCustomData="http://www.wps.cn/officeDocument/2013/wpsCustomData" mc:Ignorable="w14 wp14">
   <w:abstractNum w:abstractNumId="0">
     <w:nsid w:val="8E964DCE"/>
     <w:multiLevelType w:val="multilevel"/>
     <w:tmpl w:val="8E964DCE"/>
-    <w:lvl w:ilvl="0">
+    <w:lvl w:ilvl="0" w:tentative="0">
       <w:start w:val="1"/>
       <w:numFmt w:val="decimal"/>
-      <w:pStyle w:val="Heading1"/>
+      <w:pStyle w:val="2"/>
       <w:lvlText w:val="%1."/>
       <w:lvlJc w:val="left"/>
       <w:pPr>
@@ -8071,10 +8277,10 @@
         <w:rFonts w:hint="default"/>
       </w:rPr>
     </w:lvl>
-    <w:lvl w:ilvl="1">
+    <w:lvl w:ilvl="1" w:tentative="0">
       <w:start w:val="1"/>
       <w:numFmt w:val="decimal"/>
-      <w:pStyle w:val="Heading2"/>
+      <w:pStyle w:val="3"/>
       <w:lvlText w:val="%1.%2."/>
       <w:lvlJc w:val="left"/>
       <w:pPr>
@@ -8084,10 +8290,10 @@
         <w:rFonts w:hint="default"/>
       </w:rPr>
     </w:lvl>
-    <w:lvl w:ilvl="2">
+    <w:lvl w:ilvl="2" w:tentative="0">
       <w:start w:val="1"/>
       <w:numFmt w:val="decimal"/>
-      <w:pStyle w:val="Heading3"/>
+      <w:pStyle w:val="4"/>
       <w:lvlText w:val="%1.%2.%3."/>
       <w:lvlJc w:val="left"/>
       <w:pPr>
@@ -8097,10 +8303,10 @@
         <w:rFonts w:hint="default"/>
       </w:rPr>
     </w:lvl>
-    <w:lvl w:ilvl="3">
+    <w:lvl w:ilvl="3" w:tentative="0">
       <w:start w:val="1"/>
       <w:numFmt w:val="decimal"/>
-      <w:pStyle w:val="Heading4"/>
+      <w:pStyle w:val="5"/>
       <w:lvlText w:val="%1.%2.%3.%4."/>
       <w:lvlJc w:val="left"/>
       <w:pPr>
@@ -8110,10 +8316,10 @@
         <w:rFonts w:hint="default"/>
       </w:rPr>
     </w:lvl>
-    <w:lvl w:ilvl="4">
+    <w:lvl w:ilvl="4" w:tentative="0">
       <w:start w:val="1"/>
       <w:numFmt w:val="decimal"/>
-      <w:pStyle w:val="Heading5"/>
+      <w:pStyle w:val="6"/>
       <w:lvlText w:val="%1.%2.%3.%4.%5."/>
       <w:lvlJc w:val="left"/>
       <w:pPr>
@@ -8123,10 +8329,10 @@
         <w:rFonts w:hint="default"/>
       </w:rPr>
     </w:lvl>
-    <w:lvl w:ilvl="5">
+    <w:lvl w:ilvl="5" w:tentative="0">
       <w:start w:val="1"/>
       <w:numFmt w:val="decimal"/>
-      <w:pStyle w:val="Heading6"/>
+      <w:pStyle w:val="7"/>
       <w:lvlText w:val="%1.%2.%3.%4.%5.%6."/>
       <w:lvlJc w:val="left"/>
       <w:pPr>
@@ -8136,10 +8342,10 @@
         <w:rFonts w:hint="default"/>
       </w:rPr>
     </w:lvl>
-    <w:lvl w:ilvl="6">
+    <w:lvl w:ilvl="6" w:tentative="0">
       <w:start w:val="1"/>
       <w:numFmt w:val="decimal"/>
-      <w:pStyle w:val="Heading7"/>
+      <w:pStyle w:val="8"/>
       <w:lvlText w:val="%1.%2.%3.%4.%5.%6.%7."/>
       <w:lvlJc w:val="left"/>
       <w:pPr>
@@ -8149,10 +8355,10 @@
         <w:rFonts w:hint="default"/>
       </w:rPr>
     </w:lvl>
-    <w:lvl w:ilvl="7">
+    <w:lvl w:ilvl="7" w:tentative="0">
       <w:start w:val="1"/>
       <w:numFmt w:val="decimal"/>
-      <w:pStyle w:val="Heading8"/>
+      <w:pStyle w:val="9"/>
       <w:lvlText w:val="%1.%2.%3.%4.%5.%6.%7.%8."/>
       <w:lvlJc w:val="left"/>
       <w:pPr>
@@ -8162,10 +8368,10 @@
         <w:rFonts w:hint="default"/>
       </w:rPr>
     </w:lvl>
-    <w:lvl w:ilvl="8">
+    <w:lvl w:ilvl="8" w:tentative="0">
       <w:start w:val="1"/>
       <w:numFmt w:val="decimal"/>
-      <w:pStyle w:val="Heading9"/>
+      <w:pStyle w:val="10"/>
       <w:lvlText w:val="%1.%2.%3.%4.%5.%6.%7.%8.%9."/>
       <w:lvlJc w:val="left"/>
       <w:pPr>
@@ -8180,7 +8386,7 @@
     <w:nsid w:val="9FC179C1"/>
     <w:multiLevelType w:val="singleLevel"/>
     <w:tmpl w:val="9FC179C1"/>
-    <w:lvl w:ilvl="0">
+    <w:lvl w:ilvl="0" w:tentative="0">
       <w:start w:val="1"/>
       <w:numFmt w:val="decimal"/>
       <w:lvlText w:val="%1."/>
@@ -8197,7 +8403,7 @@
     <w:nsid w:val="4886711C"/>
     <w:multiLevelType w:val="singleLevel"/>
     <w:tmpl w:val="4886711C"/>
-    <w:lvl w:ilvl="0">
+    <w:lvl w:ilvl="0" w:tentative="0">
       <w:start w:val="1"/>
       <w:numFmt w:val="decimal"/>
       <w:lvlText w:val="%1."/>
@@ -8223,268 +8429,270 @@
 </file>
 
 <file path=word/styles.xml><?xml version="1.0" encoding="utf-8"?>
-<w:styles xmlns:mc="http://schemas.openxmlformats.org/markup-compatibility/2006" xmlns:r="http://schemas.openxmlformats.org/officeDocument/2006/relationships" xmlns:w="http://schemas.openxmlformats.org/wordprocessingml/2006/main" xmlns:w14="http://schemas.microsoft.com/office/word/2010/wordml" xmlns:w15="http://schemas.microsoft.com/office/word/2012/wordml" mc:Ignorable="w14 w15">
+<w:styles xmlns:mc="http://schemas.openxmlformats.org/markup-compatibility/2006" xmlns:o="urn:schemas-microsoft-com:office:office" xmlns:r="http://schemas.openxmlformats.org/officeDocument/2006/relationships" xmlns:m="http://schemas.openxmlformats.org/officeDocument/2006/math" xmlns:v="urn:schemas-microsoft-com:vml" xmlns:w="http://schemas.openxmlformats.org/wordprocessingml/2006/main" xmlns:w14="http://schemas.microsoft.com/office/word/2010/wordml" xmlns:w10="urn:schemas-microsoft-com:office:word" xmlns:sl="http://schemas.openxmlformats.org/schemaLibrary/2006/main" xmlns:wpsCustomData="http://www.wps.cn/officeDocument/2013/wpsCustomData" mc:Ignorable="w14">
   <w:docDefaults>
     <w:rPrDefault>
       <w:rPr>
-        <w:rFonts w:ascii="Times New Roman" w:eastAsia="宋体" w:hAnsi="Times New Roman" w:cs="Times New Roman"/>
+        <w:rFonts w:ascii="Times New Roman" w:hAnsi="Times New Roman" w:eastAsia="宋体" w:cs="Times New Roman"/>
       </w:rPr>
     </w:rPrDefault>
     <w:pPrDefault/>
   </w:docDefaults>
-  <w:latentStyles w:defLockedState="0" w:defUIPriority="99" w:defSemiHidden="1" w:defUnhideWhenUsed="1" w:defQFormat="0" w:count="260">
-    <w:lsdException w:name="Normal" w:semiHidden="0" w:uiPriority="0" w:unhideWhenUsed="0" w:qFormat="1"/>
-    <w:lsdException w:name="heading 1" w:semiHidden="0" w:uiPriority="0" w:unhideWhenUsed="0" w:qFormat="1"/>
-    <w:lsdException w:name="heading 2" w:semiHidden="0" w:uiPriority="0" w:qFormat="1"/>
-    <w:lsdException w:name="heading 3" w:uiPriority="0" w:qFormat="1"/>
-    <w:lsdException w:name="heading 4" w:semiHidden="0" w:uiPriority="0" w:qFormat="1"/>
-    <w:lsdException w:name="heading 5" w:uiPriority="0" w:qFormat="1"/>
-    <w:lsdException w:name="heading 6" w:uiPriority="0" w:qFormat="1"/>
-    <w:lsdException w:name="heading 7" w:uiPriority="0" w:qFormat="1"/>
-    <w:lsdException w:name="heading 8" w:uiPriority="0" w:qFormat="1"/>
-    <w:lsdException w:name="heading 9" w:uiPriority="0" w:qFormat="1"/>
-    <w:lsdException w:name="index 1" w:semiHidden="0" w:uiPriority="0" w:unhideWhenUsed="0"/>
-    <w:lsdException w:name="index 2" w:semiHidden="0" w:uiPriority="0" w:unhideWhenUsed="0"/>
-    <w:lsdException w:name="index 3" w:semiHidden="0" w:uiPriority="0" w:unhideWhenUsed="0"/>
-    <w:lsdException w:name="index 4" w:semiHidden="0" w:uiPriority="0" w:unhideWhenUsed="0"/>
-    <w:lsdException w:name="index 5" w:semiHidden="0" w:uiPriority="0" w:unhideWhenUsed="0"/>
-    <w:lsdException w:name="index 6" w:semiHidden="0" w:uiPriority="0" w:unhideWhenUsed="0"/>
-    <w:lsdException w:name="index 7" w:semiHidden="0" w:uiPriority="0" w:unhideWhenUsed="0"/>
-    <w:lsdException w:name="index 8" w:semiHidden="0" w:uiPriority="0" w:unhideWhenUsed="0"/>
-    <w:lsdException w:name="index 9" w:semiHidden="0" w:uiPriority="0" w:unhideWhenUsed="0"/>
-    <w:lsdException w:name="toc 1" w:semiHidden="0" w:uiPriority="0" w:unhideWhenUsed="0" w:qFormat="1"/>
-    <w:lsdException w:name="toc 2" w:semiHidden="0" w:uiPriority="0" w:unhideWhenUsed="0" w:qFormat="1"/>
-    <w:lsdException w:name="toc 3" w:semiHidden="0" w:uiPriority="0" w:unhideWhenUsed="0" w:qFormat="1"/>
-    <w:lsdException w:name="toc 4" w:semiHidden="0" w:uiPriority="0" w:unhideWhenUsed="0"/>
-    <w:lsdException w:name="toc 5" w:semiHidden="0" w:uiPriority="0" w:unhideWhenUsed="0"/>
-    <w:lsdException w:name="toc 6" w:semiHidden="0" w:uiPriority="0" w:unhideWhenUsed="0"/>
-    <w:lsdException w:name="toc 7" w:semiHidden="0" w:uiPriority="0" w:unhideWhenUsed="0"/>
-    <w:lsdException w:name="toc 8" w:semiHidden="0" w:uiPriority="0" w:unhideWhenUsed="0"/>
-    <w:lsdException w:name="toc 9" w:semiHidden="0" w:uiPriority="0" w:unhideWhenUsed="0"/>
-    <w:lsdException w:name="Normal Indent" w:semiHidden="0" w:uiPriority="0" w:unhideWhenUsed="0" w:qFormat="1"/>
-    <w:lsdException w:name="footnote text" w:semiHidden="0" w:uiPriority="0" w:unhideWhenUsed="0"/>
-    <w:lsdException w:name="annotation text" w:semiHidden="0" w:uiPriority="0" w:unhideWhenUsed="0" w:qFormat="1"/>
-    <w:lsdException w:name="header" w:semiHidden="0" w:uiPriority="0" w:unhideWhenUsed="0" w:qFormat="1"/>
-    <w:lsdException w:name="footer" w:semiHidden="0" w:uiPriority="0" w:unhideWhenUsed="0" w:qFormat="1"/>
-    <w:lsdException w:name="index heading" w:semiHidden="0" w:uiPriority="0" w:unhideWhenUsed="0"/>
-    <w:lsdException w:name="caption" w:uiPriority="0" w:qFormat="1"/>
-    <w:lsdException w:name="table of figures" w:semiHidden="0" w:uiPriority="0" w:unhideWhenUsed="0"/>
-    <w:lsdException w:name="envelope address" w:semiHidden="0" w:uiPriority="0" w:unhideWhenUsed="0"/>
-    <w:lsdException w:name="envelope return" w:semiHidden="0" w:uiPriority="0" w:unhideWhenUsed="0"/>
-    <w:lsdException w:name="footnote reference" w:semiHidden="0" w:uiPriority="0" w:unhideWhenUsed="0"/>
-    <w:lsdException w:name="annotation reference" w:semiHidden="0" w:uiPriority="0" w:unhideWhenUsed="0"/>
-    <w:lsdException w:name="line number" w:semiHidden="0" w:uiPriority="0" w:unhideWhenUsed="0"/>
-    <w:lsdException w:name="page number" w:semiHidden="0" w:uiPriority="0" w:unhideWhenUsed="0"/>
-    <w:lsdException w:name="endnote reference" w:semiHidden="0" w:uiPriority="0" w:unhideWhenUsed="0"/>
-    <w:lsdException w:name="endnote text" w:semiHidden="0" w:uiPriority="0" w:unhideWhenUsed="0"/>
-    <w:lsdException w:name="table of authorities" w:semiHidden="0" w:uiPriority="0" w:unhideWhenUsed="0"/>
-    <w:lsdException w:name="macro" w:semiHidden="0" w:uiPriority="0" w:unhideWhenUsed="0"/>
-    <w:lsdException w:name="toa heading" w:semiHidden="0" w:uiPriority="0" w:unhideWhenUsed="0"/>
-    <w:lsdException w:name="List" w:semiHidden="0" w:uiPriority="0" w:unhideWhenUsed="0"/>
-    <w:lsdException w:name="List Bullet" w:semiHidden="0" w:uiPriority="0" w:unhideWhenUsed="0"/>
-    <w:lsdException w:name="List Number" w:semiHidden="0" w:uiPriority="0" w:unhideWhenUsed="0"/>
-    <w:lsdException w:name="List 2" w:semiHidden="0" w:uiPriority="0" w:unhideWhenUsed="0"/>
-    <w:lsdException w:name="List 3" w:semiHidden="0" w:uiPriority="0" w:unhideWhenUsed="0"/>
-    <w:lsdException w:name="List 4" w:semiHidden="0" w:uiPriority="0" w:unhideWhenUsed="0"/>
-    <w:lsdException w:name="List 5" w:semiHidden="0" w:uiPriority="0" w:unhideWhenUsed="0"/>
-    <w:lsdException w:name="List Bullet 2" w:semiHidden="0" w:uiPriority="0" w:unhideWhenUsed="0"/>
-    <w:lsdException w:name="List Bullet 3" w:semiHidden="0" w:uiPriority="0" w:unhideWhenUsed="0"/>
-    <w:lsdException w:name="List Bullet 4" w:semiHidden="0" w:uiPriority="0" w:unhideWhenUsed="0"/>
-    <w:lsdException w:name="List Bullet 5" w:semiHidden="0" w:uiPriority="0" w:unhideWhenUsed="0"/>
-    <w:lsdException w:name="List Number 2" w:semiHidden="0" w:uiPriority="0" w:unhideWhenUsed="0"/>
-    <w:lsdException w:name="List Number 3" w:semiHidden="0" w:uiPriority="0" w:unhideWhenUsed="0"/>
-    <w:lsdException w:name="List Number 4" w:semiHidden="0" w:uiPriority="0" w:unhideWhenUsed="0"/>
-    <w:lsdException w:name="List Number 5" w:semiHidden="0" w:uiPriority="0" w:unhideWhenUsed="0"/>
-    <w:lsdException w:name="Title" w:semiHidden="0" w:uiPriority="0" w:unhideWhenUsed="0" w:qFormat="1"/>
-    <w:lsdException w:name="Closing" w:semiHidden="0" w:uiPriority="0" w:unhideWhenUsed="0"/>
-    <w:lsdException w:name="Signature" w:semiHidden="0" w:uiPriority="0" w:unhideWhenUsed="0"/>
-    <w:lsdException w:name="Default Paragraph Font" w:uiPriority="0" w:unhideWhenUsed="0" w:qFormat="1"/>
-    <w:lsdException w:name="Body Text" w:uiPriority="0" w:unhideWhenUsed="0" w:qFormat="1"/>
-    <w:lsdException w:name="Body Text Indent" w:semiHidden="0" w:uiPriority="0" w:unhideWhenUsed="0"/>
-    <w:lsdException w:name="List Continue" w:semiHidden="0" w:uiPriority="0" w:unhideWhenUsed="0"/>
-    <w:lsdException w:name="List Continue 2" w:semiHidden="0" w:uiPriority="0" w:unhideWhenUsed="0"/>
-    <w:lsdException w:name="List Continue 3" w:semiHidden="0" w:uiPriority="0" w:unhideWhenUsed="0"/>
-    <w:lsdException w:name="List Continue 4" w:semiHidden="0" w:uiPriority="0" w:unhideWhenUsed="0"/>
-    <w:lsdException w:name="List Continue 5" w:semiHidden="0" w:uiPriority="0" w:unhideWhenUsed="0"/>
-    <w:lsdException w:name="Message Header" w:semiHidden="0" w:uiPriority="0" w:unhideWhenUsed="0"/>
-    <w:lsdException w:name="Subtitle" w:semiHidden="0" w:uiPriority="0" w:unhideWhenUsed="0" w:qFormat="1"/>
-    <w:lsdException w:name="Salutation" w:semiHidden="0" w:uiPriority="0" w:unhideWhenUsed="0"/>
-    <w:lsdException w:name="Date" w:semiHidden="0" w:uiPriority="0" w:unhideWhenUsed="0"/>
-    <w:lsdException w:name="Body Text First Indent" w:semiHidden="0" w:uiPriority="0" w:unhideWhenUsed="0"/>
-    <w:lsdException w:name="Body Text First Indent 2" w:semiHidden="0" w:uiPriority="0" w:unhideWhenUsed="0"/>
-    <w:lsdException w:name="Body Text 2" w:semiHidden="0" w:uiPriority="0" w:unhideWhenUsed="0"/>
-    <w:lsdException w:name="Body Text 3" w:semiHidden="0" w:uiPriority="0" w:unhideWhenUsed="0"/>
-    <w:lsdException w:name="Body Text Indent 2" w:semiHidden="0" w:uiPriority="0" w:unhideWhenUsed="0"/>
-    <w:lsdException w:name="Body Text Indent 3" w:semiHidden="0" w:uiPriority="0" w:unhideWhenUsed="0"/>
-    <w:lsdException w:name="Block Text" w:semiHidden="0" w:uiPriority="0" w:unhideWhenUsed="0"/>
-    <w:lsdException w:name="Hyperlink" w:semiHidden="0" w:uiPriority="0" w:unhideWhenUsed="0"/>
-    <w:lsdException w:name="FollowedHyperlink" w:semiHidden="0" w:uiPriority="0" w:unhideWhenUsed="0"/>
-    <w:lsdException w:name="Strong" w:semiHidden="0" w:uiPriority="0" w:unhideWhenUsed="0" w:qFormat="1"/>
-    <w:lsdException w:name="Emphasis" w:semiHidden="0" w:uiPriority="0" w:unhideWhenUsed="0" w:qFormat="1"/>
-    <w:lsdException w:name="Document Map" w:semiHidden="0" w:uiPriority="0" w:unhideWhenUsed="0"/>
-    <w:lsdException w:name="Plain Text" w:semiHidden="0" w:uiPriority="0" w:unhideWhenUsed="0"/>
-    <w:lsdException w:name="E-mail Signature" w:semiHidden="0" w:uiPriority="0" w:unhideWhenUsed="0"/>
-    <w:lsdException w:name="Normal (Web)" w:semiHidden="0" w:uiPriority="0" w:unhideWhenUsed="0" w:qFormat="1"/>
-    <w:lsdException w:name="HTML Acronym" w:semiHidden="0" w:uiPriority="0" w:unhideWhenUsed="0"/>
-    <w:lsdException w:name="HTML Address" w:semiHidden="0" w:uiPriority="0" w:unhideWhenUsed="0"/>
-    <w:lsdException w:name="HTML Cite" w:semiHidden="0" w:uiPriority="0" w:unhideWhenUsed="0"/>
-    <w:lsdException w:name="HTML Code" w:semiHidden="0" w:uiPriority="0" w:unhideWhenUsed="0"/>
-    <w:lsdException w:name="HTML Definition" w:semiHidden="0" w:uiPriority="0" w:unhideWhenUsed="0"/>
-    <w:lsdException w:name="HTML Keyboard" w:semiHidden="0" w:uiPriority="0" w:unhideWhenUsed="0"/>
-    <w:lsdException w:name="HTML Preformatted" w:semiHidden="0" w:uiPriority="0" w:unhideWhenUsed="0"/>
-    <w:lsdException w:name="HTML Sample" w:semiHidden="0" w:uiPriority="0" w:unhideWhenUsed="0"/>
-    <w:lsdException w:name="HTML Typewriter" w:semiHidden="0" w:uiPriority="0" w:unhideWhenUsed="0"/>
-    <w:lsdException w:name="HTML Variable" w:semiHidden="0" w:uiPriority="0" w:unhideWhenUsed="0"/>
-    <w:lsdException w:name="Normal Table" w:uiPriority="0" w:unhideWhenUsed="0" w:qFormat="1"/>
-    <w:lsdException w:name="annotation subject" w:semiHidden="0" w:uiPriority="0" w:unhideWhenUsed="0"/>
-    <w:lsdException w:name="Table Simple 1" w:semiHidden="0" w:uiPriority="0" w:unhideWhenUsed="0"/>
-    <w:lsdException w:name="Table Simple 2" w:semiHidden="0" w:uiPriority="0" w:unhideWhenUsed="0"/>
-    <w:lsdException w:name="Table Simple 3" w:semiHidden="0" w:uiPriority="0" w:unhideWhenUsed="0"/>
-    <w:lsdException w:name="Table Classic 1" w:semiHidden="0" w:uiPriority="0" w:unhideWhenUsed="0"/>
-    <w:lsdException w:name="Table Classic 2" w:semiHidden="0" w:uiPriority="0" w:unhideWhenUsed="0"/>
-    <w:lsdException w:name="Table Classic 3" w:semiHidden="0" w:uiPriority="0" w:unhideWhenUsed="0"/>
-    <w:lsdException w:name="Table Classic 4" w:semiHidden="0" w:uiPriority="0" w:unhideWhenUsed="0"/>
-    <w:lsdException w:name="Table Colorful 1" w:semiHidden="0" w:uiPriority="0" w:unhideWhenUsed="0"/>
-    <w:lsdException w:name="Table Colorful 2" w:semiHidden="0" w:uiPriority="0" w:unhideWhenUsed="0"/>
-    <w:lsdException w:name="Table Colorful 3" w:semiHidden="0" w:uiPriority="0" w:unhideWhenUsed="0"/>
-    <w:lsdException w:name="Table Columns 1" w:semiHidden="0" w:uiPriority="0" w:unhideWhenUsed="0"/>
-    <w:lsdException w:name="Table Columns 2" w:semiHidden="0" w:uiPriority="0" w:unhideWhenUsed="0"/>
-    <w:lsdException w:name="Table Columns 3" w:semiHidden="0" w:uiPriority="0" w:unhideWhenUsed="0"/>
-    <w:lsdException w:name="Table Columns 4" w:semiHidden="0" w:uiPriority="0" w:unhideWhenUsed="0"/>
-    <w:lsdException w:name="Table Columns 5" w:semiHidden="0" w:uiPriority="0" w:unhideWhenUsed="0"/>
-    <w:lsdException w:name="Table Grid 1" w:semiHidden="0" w:uiPriority="0" w:unhideWhenUsed="0"/>
-    <w:lsdException w:name="Table Grid 2" w:semiHidden="0" w:uiPriority="0" w:unhideWhenUsed="0"/>
-    <w:lsdException w:name="Table Grid 3" w:semiHidden="0" w:uiPriority="0" w:unhideWhenUsed="0"/>
-    <w:lsdException w:name="Table Grid 4" w:semiHidden="0" w:uiPriority="0" w:unhideWhenUsed="0"/>
-    <w:lsdException w:name="Table Grid 5" w:semiHidden="0" w:uiPriority="0" w:unhideWhenUsed="0"/>
-    <w:lsdException w:name="Table Grid 6" w:semiHidden="0" w:uiPriority="0" w:unhideWhenUsed="0"/>
-    <w:lsdException w:name="Table Grid 7" w:semiHidden="0" w:uiPriority="0" w:unhideWhenUsed="0"/>
-    <w:lsdException w:name="Table Grid 8" w:semiHidden="0" w:uiPriority="0" w:unhideWhenUsed="0"/>
-    <w:lsdException w:name="Table List 1" w:semiHidden="0" w:uiPriority="0" w:unhideWhenUsed="0"/>
-    <w:lsdException w:name="Table List 2" w:semiHidden="0" w:uiPriority="0" w:unhideWhenUsed="0"/>
-    <w:lsdException w:name="Table List 3" w:semiHidden="0" w:uiPriority="0" w:unhideWhenUsed="0"/>
-    <w:lsdException w:name="Table List 4" w:semiHidden="0" w:uiPriority="0" w:unhideWhenUsed="0"/>
-    <w:lsdException w:name="Table List 5" w:semiHidden="0" w:uiPriority="0" w:unhideWhenUsed="0"/>
-    <w:lsdException w:name="Table List 6" w:semiHidden="0" w:uiPriority="0" w:unhideWhenUsed="0"/>
-    <w:lsdException w:name="Table List 7" w:semiHidden="0" w:uiPriority="0" w:unhideWhenUsed="0"/>
-    <w:lsdException w:name="Table List 8" w:semiHidden="0" w:uiPriority="0" w:unhideWhenUsed="0"/>
-    <w:lsdException w:name="Table 3D effects 1" w:semiHidden="0" w:uiPriority="0" w:unhideWhenUsed="0"/>
-    <w:lsdException w:name="Table 3D effects 2" w:semiHidden="0" w:uiPriority="0" w:unhideWhenUsed="0"/>
-    <w:lsdException w:name="Table 3D effects 3" w:semiHidden="0" w:uiPriority="0" w:unhideWhenUsed="0"/>
-    <w:lsdException w:name="Table Contemporary" w:semiHidden="0" w:uiPriority="0" w:unhideWhenUsed="0"/>
-    <w:lsdException w:name="Table Elegant" w:semiHidden="0" w:uiPriority="0" w:unhideWhenUsed="0"/>
-    <w:lsdException w:name="Table Professional" w:semiHidden="0" w:uiPriority="0" w:unhideWhenUsed="0"/>
-    <w:lsdException w:name="Table Subtle 1" w:semiHidden="0" w:uiPriority="0" w:unhideWhenUsed="0"/>
-    <w:lsdException w:name="Table Subtle 2" w:semiHidden="0" w:uiPriority="0" w:unhideWhenUsed="0"/>
-    <w:lsdException w:name="Table Web 1" w:semiHidden="0" w:uiPriority="0" w:unhideWhenUsed="0"/>
-    <w:lsdException w:name="Table Web 2" w:semiHidden="0" w:uiPriority="0" w:unhideWhenUsed="0"/>
-    <w:lsdException w:name="Table Web 3" w:semiHidden="0" w:uiPriority="0" w:unhideWhenUsed="0"/>
-    <w:lsdException w:name="Balloon Text" w:semiHidden="0" w:uiPriority="0" w:unhideWhenUsed="0"/>
-    <w:lsdException w:name="Table Grid" w:semiHidden="0" w:uiPriority="0" w:unhideWhenUsed="0" w:qFormat="1"/>
-    <w:lsdException w:name="Table Theme" w:semiHidden="0" w:uiPriority="0" w:unhideWhenUsed="0"/>
-    <w:lsdException w:name="No Spacing" w:semiHidden="0" w:unhideWhenUsed="0" w:qFormat="1"/>
-    <w:lsdException w:name="Light Shading" w:semiHidden="0" w:uiPriority="60" w:unhideWhenUsed="0"/>
-    <w:lsdException w:name="Light List" w:semiHidden="0" w:uiPriority="61" w:unhideWhenUsed="0"/>
-    <w:lsdException w:name="Light Grid" w:semiHidden="0" w:uiPriority="62" w:unhideWhenUsed="0"/>
-    <w:lsdException w:name="Medium Shading 1" w:semiHidden="0" w:uiPriority="63" w:unhideWhenUsed="0"/>
-    <w:lsdException w:name="Medium Shading 2" w:semiHidden="0" w:uiPriority="64" w:unhideWhenUsed="0"/>
-    <w:lsdException w:name="Medium List 1" w:semiHidden="0" w:uiPriority="65" w:unhideWhenUsed="0"/>
-    <w:lsdException w:name="Medium List 2" w:semiHidden="0" w:uiPriority="66" w:unhideWhenUsed="0"/>
-    <w:lsdException w:name="Medium Grid 1" w:semiHidden="0" w:uiPriority="67" w:unhideWhenUsed="0"/>
-    <w:lsdException w:name="Medium Grid 2" w:semiHidden="0" w:uiPriority="68" w:unhideWhenUsed="0"/>
-    <w:lsdException w:name="Medium Grid 3" w:semiHidden="0" w:uiPriority="69" w:unhideWhenUsed="0"/>
-    <w:lsdException w:name="Dark List" w:semiHidden="0" w:uiPriority="70" w:unhideWhenUsed="0"/>
-    <w:lsdException w:name="Colorful Shading" w:semiHidden="0" w:uiPriority="71" w:unhideWhenUsed="0"/>
-    <w:lsdException w:name="Colorful List" w:semiHidden="0" w:uiPriority="72" w:unhideWhenUsed="0"/>
-    <w:lsdException w:name="Colorful Grid" w:semiHidden="0" w:uiPriority="73" w:unhideWhenUsed="0"/>
-    <w:lsdException w:name="Light Shading Accent 1" w:semiHidden="0" w:uiPriority="60" w:unhideWhenUsed="0"/>
-    <w:lsdException w:name="Light List Accent 1" w:semiHidden="0" w:uiPriority="61" w:unhideWhenUsed="0"/>
-    <w:lsdException w:name="Light Grid Accent 1" w:semiHidden="0" w:uiPriority="62" w:unhideWhenUsed="0"/>
-    <w:lsdException w:name="Medium Shading 1 Accent 1" w:semiHidden="0" w:uiPriority="63" w:unhideWhenUsed="0"/>
-    <w:lsdException w:name="Medium Shading 2 Accent 1" w:semiHidden="0" w:uiPriority="64" w:unhideWhenUsed="0"/>
-    <w:lsdException w:name="Medium List 1 Accent 1" w:semiHidden="0" w:uiPriority="65" w:unhideWhenUsed="0"/>
-    <w:lsdException w:name="Medium List 2 Accent 1" w:semiHidden="0" w:uiPriority="66" w:unhideWhenUsed="0"/>
-    <w:lsdException w:name="Medium Grid 1 Accent 1" w:semiHidden="0" w:uiPriority="67" w:unhideWhenUsed="0"/>
-    <w:lsdException w:name="Medium Grid 2 Accent 1" w:semiHidden="0" w:uiPriority="68" w:unhideWhenUsed="0"/>
-    <w:lsdException w:name="Medium Grid 3 Accent 1" w:semiHidden="0" w:uiPriority="69" w:unhideWhenUsed="0"/>
-    <w:lsdException w:name="Dark List Accent 1" w:semiHidden="0" w:uiPriority="70" w:unhideWhenUsed="0"/>
-    <w:lsdException w:name="Colorful Shading Accent 1" w:semiHidden="0" w:uiPriority="71" w:unhideWhenUsed="0"/>
-    <w:lsdException w:name="Colorful List Accent 1" w:semiHidden="0" w:uiPriority="72" w:unhideWhenUsed="0"/>
-    <w:lsdException w:name="Colorful Grid Accent 1" w:semiHidden="0" w:uiPriority="73" w:unhideWhenUsed="0"/>
-    <w:lsdException w:name="Light Shading Accent 2" w:semiHidden="0" w:uiPriority="60" w:unhideWhenUsed="0"/>
-    <w:lsdException w:name="Light List Accent 2" w:semiHidden="0" w:uiPriority="61" w:unhideWhenUsed="0"/>
-    <w:lsdException w:name="Light Grid Accent 2" w:semiHidden="0" w:uiPriority="62" w:unhideWhenUsed="0"/>
-    <w:lsdException w:name="Medium Shading 1 Accent 2" w:semiHidden="0" w:uiPriority="63" w:unhideWhenUsed="0"/>
-    <w:lsdException w:name="Medium Shading 2 Accent 2" w:semiHidden="0" w:uiPriority="64" w:unhideWhenUsed="0"/>
-    <w:lsdException w:name="Medium List 1 Accent 2" w:semiHidden="0" w:uiPriority="65" w:unhideWhenUsed="0"/>
-    <w:lsdException w:name="Medium List 2 Accent 2" w:semiHidden="0" w:uiPriority="66" w:unhideWhenUsed="0"/>
-    <w:lsdException w:name="Medium Grid 1 Accent 2" w:semiHidden="0" w:uiPriority="67" w:unhideWhenUsed="0"/>
-    <w:lsdException w:name="Medium Grid 2 Accent 2" w:semiHidden="0" w:uiPriority="68" w:unhideWhenUsed="0"/>
-    <w:lsdException w:name="Medium Grid 3 Accent 2" w:semiHidden="0" w:uiPriority="69" w:unhideWhenUsed="0"/>
-    <w:lsdException w:name="Dark List Accent 2" w:semiHidden="0" w:uiPriority="70" w:unhideWhenUsed="0"/>
-    <w:lsdException w:name="Colorful Shading Accent 2" w:semiHidden="0" w:uiPriority="71" w:unhideWhenUsed="0"/>
-    <w:lsdException w:name="Colorful List Accent 2" w:semiHidden="0" w:uiPriority="72" w:unhideWhenUsed="0"/>
-    <w:lsdException w:name="Colorful Grid Accent 2" w:semiHidden="0" w:uiPriority="73" w:unhideWhenUsed="0"/>
-    <w:lsdException w:name="Light Shading Accent 3" w:semiHidden="0" w:uiPriority="60" w:unhideWhenUsed="0"/>
-    <w:lsdException w:name="Light List Accent 3" w:semiHidden="0" w:uiPriority="61" w:unhideWhenUsed="0"/>
-    <w:lsdException w:name="Light Grid Accent 3" w:semiHidden="0" w:uiPriority="62" w:unhideWhenUsed="0"/>
-    <w:lsdException w:name="Medium Shading 1 Accent 3" w:semiHidden="0" w:uiPriority="63" w:unhideWhenUsed="0"/>
-    <w:lsdException w:name="Medium Shading 2 Accent 3" w:semiHidden="0" w:uiPriority="64" w:unhideWhenUsed="0"/>
-    <w:lsdException w:name="Medium List 1 Accent 3" w:semiHidden="0" w:uiPriority="65" w:unhideWhenUsed="0"/>
-    <w:lsdException w:name="Medium List 2 Accent 3" w:semiHidden="0" w:uiPriority="66" w:unhideWhenUsed="0"/>
-    <w:lsdException w:name="Medium Grid 1 Accent 3" w:semiHidden="0" w:uiPriority="67" w:unhideWhenUsed="0"/>
-    <w:lsdException w:name="Medium Grid 2 Accent 3" w:semiHidden="0" w:uiPriority="68" w:unhideWhenUsed="0"/>
-    <w:lsdException w:name="Medium Grid 3 Accent 3" w:semiHidden="0" w:uiPriority="69" w:unhideWhenUsed="0"/>
-    <w:lsdException w:name="Dark List Accent 3" w:semiHidden="0" w:uiPriority="70" w:unhideWhenUsed="0"/>
-    <w:lsdException w:name="Colorful Shading Accent 3" w:semiHidden="0" w:uiPriority="71" w:unhideWhenUsed="0"/>
-    <w:lsdException w:name="Colorful List Accent 3" w:semiHidden="0" w:uiPriority="72" w:unhideWhenUsed="0"/>
-    <w:lsdException w:name="Colorful Grid Accent 3" w:semiHidden="0" w:uiPriority="73" w:unhideWhenUsed="0"/>
-    <w:lsdException w:name="Light Shading Accent 4" w:semiHidden="0" w:uiPriority="60" w:unhideWhenUsed="0"/>
-    <w:lsdException w:name="Light List Accent 4" w:semiHidden="0" w:uiPriority="61" w:unhideWhenUsed="0"/>
-    <w:lsdException w:name="Light Grid Accent 4" w:semiHidden="0" w:uiPriority="62" w:unhideWhenUsed="0"/>
-    <w:lsdException w:name="Medium Shading 1 Accent 4" w:semiHidden="0" w:uiPriority="63" w:unhideWhenUsed="0"/>
-    <w:lsdException w:name="Medium Shading 2 Accent 4" w:semiHidden="0" w:uiPriority="64" w:unhideWhenUsed="0"/>
-    <w:lsdException w:name="Medium List 1 Accent 4" w:semiHidden="0" w:uiPriority="65" w:unhideWhenUsed="0"/>
-    <w:lsdException w:name="Medium List 2 Accent 4" w:semiHidden="0" w:uiPriority="66" w:unhideWhenUsed="0"/>
-    <w:lsdException w:name="Medium Grid 1 Accent 4" w:semiHidden="0" w:uiPriority="67" w:unhideWhenUsed="0"/>
-    <w:lsdException w:name="Medium Grid 2 Accent 4" w:semiHidden="0" w:uiPriority="68" w:unhideWhenUsed="0"/>
-    <w:lsdException w:name="Medium Grid 3 Accent 4" w:semiHidden="0" w:uiPriority="69" w:unhideWhenUsed="0"/>
-    <w:lsdException w:name="Dark List Accent 4" w:semiHidden="0" w:uiPriority="70" w:unhideWhenUsed="0"/>
-    <w:lsdException w:name="Colorful Shading Accent 4" w:semiHidden="0" w:uiPriority="71" w:unhideWhenUsed="0"/>
-    <w:lsdException w:name="Colorful List Accent 4" w:semiHidden="0" w:uiPriority="72" w:unhideWhenUsed="0"/>
-    <w:lsdException w:name="Colorful Grid Accent 4" w:semiHidden="0" w:uiPriority="73" w:unhideWhenUsed="0"/>
-    <w:lsdException w:name="Light Shading Accent 5" w:semiHidden="0" w:uiPriority="60" w:unhideWhenUsed="0"/>
-    <w:lsdException w:name="Light List Accent 5" w:semiHidden="0" w:uiPriority="61" w:unhideWhenUsed="0"/>
-    <w:lsdException w:name="Light Grid Accent 5" w:semiHidden="0" w:uiPriority="62" w:unhideWhenUsed="0"/>
-    <w:lsdException w:name="Medium Shading 1 Accent 5" w:semiHidden="0" w:uiPriority="63" w:unhideWhenUsed="0"/>
-    <w:lsdException w:name="Medium Shading 2 Accent 5" w:semiHidden="0" w:uiPriority="64" w:unhideWhenUsed="0"/>
-    <w:lsdException w:name="Medium List 1 Accent 5" w:semiHidden="0" w:uiPriority="65" w:unhideWhenUsed="0"/>
-    <w:lsdException w:name="Medium List 2 Accent 5" w:semiHidden="0" w:uiPriority="66" w:unhideWhenUsed="0"/>
-    <w:lsdException w:name="Medium Grid 1 Accent 5" w:semiHidden="0" w:uiPriority="67" w:unhideWhenUsed="0"/>
-    <w:lsdException w:name="Medium Grid 2 Accent 5" w:semiHidden="0" w:uiPriority="68" w:unhideWhenUsed="0"/>
-    <w:lsdException w:name="Medium Grid 3 Accent 5" w:semiHidden="0" w:uiPriority="69" w:unhideWhenUsed="0"/>
-    <w:lsdException w:name="Dark List Accent 5" w:semiHidden="0" w:uiPriority="70" w:unhideWhenUsed="0"/>
-    <w:lsdException w:name="Colorful Shading Accent 5" w:semiHidden="0" w:uiPriority="71" w:unhideWhenUsed="0"/>
-    <w:lsdException w:name="Colorful List Accent 5" w:semiHidden="0" w:uiPriority="72" w:unhideWhenUsed="0"/>
-    <w:lsdException w:name="Colorful Grid Accent 5" w:semiHidden="0" w:uiPriority="73" w:unhideWhenUsed="0"/>
-    <w:lsdException w:name="Light Shading Accent 6" w:semiHidden="0" w:uiPriority="60" w:unhideWhenUsed="0"/>
-    <w:lsdException w:name="Light List Accent 6" w:semiHidden="0" w:uiPriority="61" w:unhideWhenUsed="0"/>
-    <w:lsdException w:name="Light Grid Accent 6" w:semiHidden="0" w:uiPriority="62" w:unhideWhenUsed="0"/>
-    <w:lsdException w:name="Medium Shading 1 Accent 6" w:semiHidden="0" w:uiPriority="63" w:unhideWhenUsed="0"/>
-    <w:lsdException w:name="Medium Shading 2 Accent 6" w:semiHidden="0" w:uiPriority="64" w:unhideWhenUsed="0"/>
-    <w:lsdException w:name="Medium List 1 Accent 6" w:semiHidden="0" w:uiPriority="65" w:unhideWhenUsed="0"/>
-    <w:lsdException w:name="Medium List 2 Accent 6" w:semiHidden="0" w:uiPriority="66" w:unhideWhenUsed="0"/>
-    <w:lsdException w:name="Medium Grid 1 Accent 6" w:semiHidden="0" w:uiPriority="67" w:unhideWhenUsed="0"/>
-    <w:lsdException w:name="Medium Grid 2 Accent 6" w:semiHidden="0" w:uiPriority="68" w:unhideWhenUsed="0"/>
-    <w:lsdException w:name="Medium Grid 3 Accent 6" w:semiHidden="0" w:uiPriority="69" w:unhideWhenUsed="0"/>
-    <w:lsdException w:name="Dark List Accent 6" w:semiHidden="0" w:uiPriority="70" w:unhideWhenUsed="0"/>
-    <w:lsdException w:name="Colorful Shading Accent 6" w:semiHidden="0" w:uiPriority="71" w:unhideWhenUsed="0"/>
-    <w:lsdException w:name="Colorful List Accent 6" w:semiHidden="0" w:uiPriority="72" w:unhideWhenUsed="0"/>
-    <w:lsdException w:name="Colorful Grid Accent 6" w:semiHidden="0" w:uiPriority="73" w:unhideWhenUsed="0"/>
+  <w:latentStyles w:count="260" w:defQFormat="0" w:defUnhideWhenUsed="1" w:defSemiHidden="1" w:defUIPriority="99" w:defLockedState="0">
+    <w:lsdException w:qFormat="1" w:unhideWhenUsed="0" w:uiPriority="0" w:semiHidden="0" w:name="Normal"/>
+    <w:lsdException w:qFormat="1" w:unhideWhenUsed="0" w:uiPriority="0" w:semiHidden="0" w:name="heading 1"/>
+    <w:lsdException w:qFormat="1" w:uiPriority="0" w:semiHidden="0" w:name="heading 2"/>
+    <w:lsdException w:qFormat="1" w:uiPriority="0" w:name="heading 3"/>
+    <w:lsdException w:qFormat="1" w:uiPriority="0" w:semiHidden="0" w:name="heading 4"/>
+    <w:lsdException w:qFormat="1" w:uiPriority="0" w:name="heading 5"/>
+    <w:lsdException w:qFormat="1" w:uiPriority="0" w:name="heading 6"/>
+    <w:lsdException w:qFormat="1" w:uiPriority="0" w:name="heading 7"/>
+    <w:lsdException w:qFormat="1" w:uiPriority="0" w:name="heading 8"/>
+    <w:lsdException w:qFormat="1" w:uiPriority="0" w:name="heading 9"/>
+    <w:lsdException w:unhideWhenUsed="0" w:uiPriority="0" w:semiHidden="0" w:name="index 1"/>
+    <w:lsdException w:unhideWhenUsed="0" w:uiPriority="0" w:semiHidden="0" w:name="index 2"/>
+    <w:lsdException w:unhideWhenUsed="0" w:uiPriority="0" w:semiHidden="0" w:name="index 3"/>
+    <w:lsdException w:unhideWhenUsed="0" w:uiPriority="0" w:semiHidden="0" w:name="index 4"/>
+    <w:lsdException w:unhideWhenUsed="0" w:uiPriority="0" w:semiHidden="0" w:name="index 5"/>
+    <w:lsdException w:unhideWhenUsed="0" w:uiPriority="0" w:semiHidden="0" w:name="index 6"/>
+    <w:lsdException w:unhideWhenUsed="0" w:uiPriority="0" w:semiHidden="0" w:name="index 7"/>
+    <w:lsdException w:unhideWhenUsed="0" w:uiPriority="0" w:semiHidden="0" w:name="index 8"/>
+    <w:lsdException w:unhideWhenUsed="0" w:uiPriority="0" w:semiHidden="0" w:name="index 9"/>
+    <w:lsdException w:qFormat="1" w:unhideWhenUsed="0" w:uiPriority="0" w:semiHidden="0" w:name="toc 1"/>
+    <w:lsdException w:qFormat="1" w:unhideWhenUsed="0" w:uiPriority="0" w:semiHidden="0" w:name="toc 2"/>
+    <w:lsdException w:qFormat="1" w:unhideWhenUsed="0" w:uiPriority="0" w:semiHidden="0" w:name="toc 3"/>
+    <w:lsdException w:unhideWhenUsed="0" w:uiPriority="0" w:semiHidden="0" w:name="toc 4"/>
+    <w:lsdException w:unhideWhenUsed="0" w:uiPriority="0" w:semiHidden="0" w:name="toc 5"/>
+    <w:lsdException w:unhideWhenUsed="0" w:uiPriority="0" w:semiHidden="0" w:name="toc 6"/>
+    <w:lsdException w:unhideWhenUsed="0" w:uiPriority="0" w:semiHidden="0" w:name="toc 7"/>
+    <w:lsdException w:unhideWhenUsed="0" w:uiPriority="0" w:semiHidden="0" w:name="toc 8"/>
+    <w:lsdException w:unhideWhenUsed="0" w:uiPriority="0" w:semiHidden="0" w:name="toc 9"/>
+    <w:lsdException w:qFormat="1" w:unhideWhenUsed="0" w:uiPriority="0" w:semiHidden="0" w:name="Normal Indent"/>
+    <w:lsdException w:unhideWhenUsed="0" w:uiPriority="0" w:semiHidden="0" w:name="footnote text"/>
+    <w:lsdException w:qFormat="1" w:unhideWhenUsed="0" w:uiPriority="0" w:semiHidden="0" w:name="annotation text"/>
+    <w:lsdException w:qFormat="1" w:unhideWhenUsed="0" w:uiPriority="0" w:semiHidden="0" w:name="header"/>
+    <w:lsdException w:qFormat="1" w:unhideWhenUsed="0" w:uiPriority="0" w:semiHidden="0" w:name="footer"/>
+    <w:lsdException w:unhideWhenUsed="0" w:uiPriority="0" w:semiHidden="0" w:name="index heading"/>
+    <w:lsdException w:qFormat="1" w:uiPriority="0" w:name="caption"/>
+    <w:lsdException w:unhideWhenUsed="0" w:uiPriority="0" w:semiHidden="0" w:name="table of figures"/>
+    <w:lsdException w:unhideWhenUsed="0" w:uiPriority="0" w:semiHidden="0" w:name="envelope address"/>
+    <w:lsdException w:unhideWhenUsed="0" w:uiPriority="0" w:semiHidden="0" w:name="envelope return"/>
+    <w:lsdException w:unhideWhenUsed="0" w:uiPriority="0" w:semiHidden="0" w:name="footnote reference"/>
+    <w:lsdException w:unhideWhenUsed="0" w:uiPriority="0" w:semiHidden="0" w:name="annotation reference"/>
+    <w:lsdException w:unhideWhenUsed="0" w:uiPriority="0" w:semiHidden="0" w:name="line number"/>
+    <w:lsdException w:unhideWhenUsed="0" w:uiPriority="0" w:semiHidden="0" w:name="page number"/>
+    <w:lsdException w:unhideWhenUsed="0" w:uiPriority="0" w:semiHidden="0" w:name="endnote reference"/>
+    <w:lsdException w:unhideWhenUsed="0" w:uiPriority="0" w:semiHidden="0" w:name="endnote text"/>
+    <w:lsdException w:unhideWhenUsed="0" w:uiPriority="0" w:semiHidden="0" w:name="table of authorities"/>
+    <w:lsdException w:unhideWhenUsed="0" w:uiPriority="0" w:semiHidden="0" w:name="macro"/>
+    <w:lsdException w:unhideWhenUsed="0" w:uiPriority="0" w:semiHidden="0" w:name="toa heading"/>
+    <w:lsdException w:unhideWhenUsed="0" w:uiPriority="0" w:semiHidden="0" w:name="List"/>
+    <w:lsdException w:unhideWhenUsed="0" w:uiPriority="0" w:semiHidden="0" w:name="List Bullet"/>
+    <w:lsdException w:unhideWhenUsed="0" w:uiPriority="0" w:semiHidden="0" w:name="List Number"/>
+    <w:lsdException w:unhideWhenUsed="0" w:uiPriority="0" w:semiHidden="0" w:name="List 2"/>
+    <w:lsdException w:unhideWhenUsed="0" w:uiPriority="0" w:semiHidden="0" w:name="List 3"/>
+    <w:lsdException w:unhideWhenUsed="0" w:uiPriority="0" w:semiHidden="0" w:name="List 4"/>
+    <w:lsdException w:unhideWhenUsed="0" w:uiPriority="0" w:semiHidden="0" w:name="List 5"/>
+    <w:lsdException w:unhideWhenUsed="0" w:uiPriority="0" w:semiHidden="0" w:name="List Bullet 2"/>
+    <w:lsdException w:unhideWhenUsed="0" w:uiPriority="0" w:semiHidden="0" w:name="List Bullet 3"/>
+    <w:lsdException w:unhideWhenUsed="0" w:uiPriority="0" w:semiHidden="0" w:name="List Bullet 4"/>
+    <w:lsdException w:unhideWhenUsed="0" w:uiPriority="0" w:semiHidden="0" w:name="List Bullet 5"/>
+    <w:lsdException w:unhideWhenUsed="0" w:uiPriority="0" w:semiHidden="0" w:name="List Number 2"/>
+    <w:lsdException w:unhideWhenUsed="0" w:uiPriority="0" w:semiHidden="0" w:name="List Number 3"/>
+    <w:lsdException w:unhideWhenUsed="0" w:uiPriority="0" w:semiHidden="0" w:name="List Number 4"/>
+    <w:lsdException w:unhideWhenUsed="0" w:uiPriority="0" w:semiHidden="0" w:name="List Number 5"/>
+    <w:lsdException w:qFormat="1" w:unhideWhenUsed="0" w:uiPriority="0" w:semiHidden="0" w:name="Title"/>
+    <w:lsdException w:unhideWhenUsed="0" w:uiPriority="0" w:semiHidden="0" w:name="Closing"/>
+    <w:lsdException w:unhideWhenUsed="0" w:uiPriority="0" w:semiHidden="0" w:name="Signature"/>
+    <w:lsdException w:qFormat="1" w:unhideWhenUsed="0" w:uiPriority="0" w:name="Default Paragraph Font"/>
+    <w:lsdException w:qFormat="1" w:unhideWhenUsed="0" w:uiPriority="0" w:name="Body Text"/>
+    <w:lsdException w:unhideWhenUsed="0" w:uiPriority="0" w:semiHidden="0" w:name="Body Text Indent"/>
+    <w:lsdException w:unhideWhenUsed="0" w:uiPriority="0" w:semiHidden="0" w:name="List Continue"/>
+    <w:lsdException w:unhideWhenUsed="0" w:uiPriority="0" w:semiHidden="0" w:name="List Continue 2"/>
+    <w:lsdException w:unhideWhenUsed="0" w:uiPriority="0" w:semiHidden="0" w:name="List Continue 3"/>
+    <w:lsdException w:unhideWhenUsed="0" w:uiPriority="0" w:semiHidden="0" w:name="List Continue 4"/>
+    <w:lsdException w:unhideWhenUsed="0" w:uiPriority="0" w:semiHidden="0" w:name="List Continue 5"/>
+    <w:lsdException w:unhideWhenUsed="0" w:uiPriority="0" w:semiHidden="0" w:name="Message Header"/>
+    <w:lsdException w:qFormat="1" w:unhideWhenUsed="0" w:uiPriority="0" w:semiHidden="0" w:name="Subtitle"/>
+    <w:lsdException w:unhideWhenUsed="0" w:uiPriority="0" w:semiHidden="0" w:name="Salutation"/>
+    <w:lsdException w:unhideWhenUsed="0" w:uiPriority="0" w:semiHidden="0" w:name="Date"/>
+    <w:lsdException w:unhideWhenUsed="0" w:uiPriority="0" w:semiHidden="0" w:name="Body Text First Indent"/>
+    <w:lsdException w:unhideWhenUsed="0" w:uiPriority="0" w:semiHidden="0" w:name="Body Text First Indent 2"/>
+    <w:lsdException w:uiPriority="99" w:name="Note Heading"/>
+    <w:lsdException w:unhideWhenUsed="0" w:uiPriority="0" w:semiHidden="0" w:name="Body Text 2"/>
+    <w:lsdException w:unhideWhenUsed="0" w:uiPriority="0" w:semiHidden="0" w:name="Body Text 3"/>
+    <w:lsdException w:unhideWhenUsed="0" w:uiPriority="0" w:semiHidden="0" w:name="Body Text Indent 2"/>
+    <w:lsdException w:unhideWhenUsed="0" w:uiPriority="0" w:semiHidden="0" w:name="Body Text Indent 3"/>
+    <w:lsdException w:unhideWhenUsed="0" w:uiPriority="0" w:semiHidden="0" w:name="Block Text"/>
+    <w:lsdException w:unhideWhenUsed="0" w:uiPriority="0" w:semiHidden="0" w:name="Hyperlink"/>
+    <w:lsdException w:unhideWhenUsed="0" w:uiPriority="0" w:semiHidden="0" w:name="FollowedHyperlink"/>
+    <w:lsdException w:qFormat="1" w:unhideWhenUsed="0" w:uiPriority="0" w:semiHidden="0" w:name="Strong"/>
+    <w:lsdException w:qFormat="1" w:unhideWhenUsed="0" w:uiPriority="0" w:semiHidden="0" w:name="Emphasis"/>
+    <w:lsdException w:unhideWhenUsed="0" w:uiPriority="0" w:semiHidden="0" w:name="Document Map"/>
+    <w:lsdException w:unhideWhenUsed="0" w:uiPriority="0" w:semiHidden="0" w:name="Plain Text"/>
+    <w:lsdException w:unhideWhenUsed="0" w:uiPriority="0" w:semiHidden="0" w:name="E-mail Signature"/>
+    <w:lsdException w:qFormat="1" w:unhideWhenUsed="0" w:uiPriority="0" w:semiHidden="0" w:name="Normal (Web)"/>
+    <w:lsdException w:unhideWhenUsed="0" w:uiPriority="0" w:semiHidden="0" w:name="HTML Acronym"/>
+    <w:lsdException w:unhideWhenUsed="0" w:uiPriority="0" w:semiHidden="0" w:name="HTML Address"/>
+    <w:lsdException w:unhideWhenUsed="0" w:uiPriority="0" w:semiHidden="0" w:name="HTML Cite"/>
+    <w:lsdException w:unhideWhenUsed="0" w:uiPriority="0" w:semiHidden="0" w:name="HTML Code"/>
+    <w:lsdException w:unhideWhenUsed="0" w:uiPriority="0" w:semiHidden="0" w:name="HTML Definition"/>
+    <w:lsdException w:unhideWhenUsed="0" w:uiPriority="0" w:semiHidden="0" w:name="HTML Keyboard"/>
+    <w:lsdException w:unhideWhenUsed="0" w:uiPriority="0" w:semiHidden="0" w:name="HTML Preformatted"/>
+    <w:lsdException w:unhideWhenUsed="0" w:uiPriority="0" w:semiHidden="0" w:name="HTML Sample"/>
+    <w:lsdException w:unhideWhenUsed="0" w:uiPriority="0" w:semiHidden="0" w:name="HTML Typewriter"/>
+    <w:lsdException w:unhideWhenUsed="0" w:uiPriority="0" w:semiHidden="0" w:name="HTML Variable"/>
+    <w:lsdException w:qFormat="1" w:unhideWhenUsed="0" w:uiPriority="0" w:name="Normal Table"/>
+    <w:lsdException w:unhideWhenUsed="0" w:uiPriority="0" w:semiHidden="0" w:name="annotation subject"/>
+    <w:lsdException w:unhideWhenUsed="0" w:uiPriority="0" w:semiHidden="0" w:name="Table Simple 1"/>
+    <w:lsdException w:unhideWhenUsed="0" w:uiPriority="0" w:semiHidden="0" w:name="Table Simple 2"/>
+    <w:lsdException w:unhideWhenUsed="0" w:uiPriority="0" w:semiHidden="0" w:name="Table Simple 3"/>
+    <w:lsdException w:unhideWhenUsed="0" w:uiPriority="0" w:semiHidden="0" w:name="Table Classic 1"/>
+    <w:lsdException w:unhideWhenUsed="0" w:uiPriority="0" w:semiHidden="0" w:name="Table Classic 2"/>
+    <w:lsdException w:unhideWhenUsed="0" w:uiPriority="0" w:semiHidden="0" w:name="Table Classic 3"/>
+    <w:lsdException w:unhideWhenUsed="0" w:uiPriority="0" w:semiHidden="0" w:name="Table Classic 4"/>
+    <w:lsdException w:unhideWhenUsed="0" w:uiPriority="0" w:semiHidden="0" w:name="Table Colorful 1"/>
+    <w:lsdException w:unhideWhenUsed="0" w:uiPriority="0" w:semiHidden="0" w:name="Table Colorful 2"/>
+    <w:lsdException w:unhideWhenUsed="0" w:uiPriority="0" w:semiHidden="0" w:name="Table Colorful 3"/>
+    <w:lsdException w:unhideWhenUsed="0" w:uiPriority="0" w:semiHidden="0" w:name="Table Columns 1"/>
+    <w:lsdException w:unhideWhenUsed="0" w:uiPriority="0" w:semiHidden="0" w:name="Table Columns 2"/>
+    <w:lsdException w:unhideWhenUsed="0" w:uiPriority="0" w:semiHidden="0" w:name="Table Columns 3"/>
+    <w:lsdException w:unhideWhenUsed="0" w:uiPriority="0" w:semiHidden="0" w:name="Table Columns 4"/>
+    <w:lsdException w:unhideWhenUsed="0" w:uiPriority="0" w:semiHidden="0" w:name="Table Columns 5"/>
+    <w:lsdException w:unhideWhenUsed="0" w:uiPriority="0" w:semiHidden="0" w:name="Table Grid 1"/>
+    <w:lsdException w:unhideWhenUsed="0" w:uiPriority="0" w:semiHidden="0" w:name="Table Grid 2"/>
+    <w:lsdException w:unhideWhenUsed="0" w:uiPriority="0" w:semiHidden="0" w:name="Table Grid 3"/>
+    <w:lsdException w:unhideWhenUsed="0" w:uiPriority="0" w:semiHidden="0" w:name="Table Grid 4"/>
+    <w:lsdException w:unhideWhenUsed="0" w:uiPriority="0" w:semiHidden="0" w:name="Table Grid 5"/>
+    <w:lsdException w:unhideWhenUsed="0" w:uiPriority="0" w:semiHidden="0" w:name="Table Grid 6"/>
+    <w:lsdException w:unhideWhenUsed="0" w:uiPriority="0" w:semiHidden="0" w:name="Table Grid 7"/>
+    <w:lsdException w:unhideWhenUsed="0" w:uiPriority="0" w:semiHidden="0" w:name="Table Grid 8"/>
+    <w:lsdException w:unhideWhenUsed="0" w:uiPriority="0" w:semiHidden="0" w:name="Table List 1"/>
+    <w:lsdException w:unhideWhenUsed="0" w:uiPriority="0" w:semiHidden="0" w:name="Table List 2"/>
+    <w:lsdException w:unhideWhenUsed="0" w:uiPriority="0" w:semiHidden="0" w:name="Table List 3"/>
+    <w:lsdException w:unhideWhenUsed="0" w:uiPriority="0" w:semiHidden="0" w:name="Table List 4"/>
+    <w:lsdException w:unhideWhenUsed="0" w:uiPriority="0" w:semiHidden="0" w:name="Table List 5"/>
+    <w:lsdException w:unhideWhenUsed="0" w:uiPriority="0" w:semiHidden="0" w:name="Table List 6"/>
+    <w:lsdException w:unhideWhenUsed="0" w:uiPriority="0" w:semiHidden="0" w:name="Table List 7"/>
+    <w:lsdException w:unhideWhenUsed="0" w:uiPriority="0" w:semiHidden="0" w:name="Table List 8"/>
+    <w:lsdException w:unhideWhenUsed="0" w:uiPriority="0" w:semiHidden="0" w:name="Table 3D effects 1"/>
+    <w:lsdException w:unhideWhenUsed="0" w:uiPriority="0" w:semiHidden="0" w:name="Table 3D effects 2"/>
+    <w:lsdException w:unhideWhenUsed="0" w:uiPriority="0" w:semiHidden="0" w:name="Table 3D effects 3"/>
+    <w:lsdException w:unhideWhenUsed="0" w:uiPriority="0" w:semiHidden="0" w:name="Table Contemporary"/>
+    <w:lsdException w:unhideWhenUsed="0" w:uiPriority="0" w:semiHidden="0" w:name="Table Elegant"/>
+    <w:lsdException w:unhideWhenUsed="0" w:uiPriority="0" w:semiHidden="0" w:name="Table Professional"/>
+    <w:lsdException w:unhideWhenUsed="0" w:uiPriority="0" w:semiHidden="0" w:name="Table Subtle 1"/>
+    <w:lsdException w:unhideWhenUsed="0" w:uiPriority="0" w:semiHidden="0" w:name="Table Subtle 2"/>
+    <w:lsdException w:unhideWhenUsed="0" w:uiPriority="0" w:semiHidden="0" w:name="Table Web 1"/>
+    <w:lsdException w:unhideWhenUsed="0" w:uiPriority="0" w:semiHidden="0" w:name="Table Web 2"/>
+    <w:lsdException w:unhideWhenUsed="0" w:uiPriority="0" w:semiHidden="0" w:name="Table Web 3"/>
+    <w:lsdException w:unhideWhenUsed="0" w:uiPriority="0" w:semiHidden="0" w:name="Balloon Text"/>
+    <w:lsdException w:qFormat="1" w:unhideWhenUsed="0" w:uiPriority="0" w:semiHidden="0" w:name="Table Grid"/>
+    <w:lsdException w:unhideWhenUsed="0" w:uiPriority="0" w:semiHidden="0" w:name="Table Theme"/>
+    <w:lsdException w:qFormat="1" w:unhideWhenUsed="0" w:uiPriority="99" w:semiHidden="0" w:name="No Spacing"/>
+    <w:lsdException w:unhideWhenUsed="0" w:uiPriority="60" w:semiHidden="0" w:name="Light Shading"/>
+    <w:lsdException w:unhideWhenUsed="0" w:uiPriority="61" w:semiHidden="0" w:name="Light List"/>
+    <w:lsdException w:unhideWhenUsed="0" w:uiPriority="62" w:semiHidden="0" w:name="Light Grid"/>
+    <w:lsdException w:unhideWhenUsed="0" w:uiPriority="63" w:semiHidden="0" w:name="Medium Shading 1"/>
+    <w:lsdException w:unhideWhenUsed="0" w:uiPriority="64" w:semiHidden="0" w:name="Medium Shading 2"/>
+    <w:lsdException w:unhideWhenUsed="0" w:uiPriority="65" w:semiHidden="0" w:name="Medium List 1"/>
+    <w:lsdException w:unhideWhenUsed="0" w:uiPriority="66" w:semiHidden="0" w:name="Medium List 2"/>
+    <w:lsdException w:unhideWhenUsed="0" w:uiPriority="67" w:semiHidden="0" w:name="Medium Grid 1"/>
+    <w:lsdException w:unhideWhenUsed="0" w:uiPriority="68" w:semiHidden="0" w:name="Medium Grid 2"/>
+    <w:lsdException w:unhideWhenUsed="0" w:uiPriority="69" w:semiHidden="0" w:name="Medium Grid 3"/>
+    <w:lsdException w:unhideWhenUsed="0" w:uiPriority="70" w:semiHidden="0" w:name="Dark List"/>
+    <w:lsdException w:unhideWhenUsed="0" w:uiPriority="71" w:semiHidden="0" w:name="Colorful Shading"/>
+    <w:lsdException w:unhideWhenUsed="0" w:uiPriority="72" w:semiHidden="0" w:name="Colorful List"/>
+    <w:lsdException w:unhideWhenUsed="0" w:uiPriority="73" w:semiHidden="0" w:name="Colorful Grid"/>
+    <w:lsdException w:unhideWhenUsed="0" w:uiPriority="60" w:semiHidden="0" w:name="Light Shading Accent 1"/>
+    <w:lsdException w:unhideWhenUsed="0" w:uiPriority="61" w:semiHidden="0" w:name="Light List Accent 1"/>
+    <w:lsdException w:unhideWhenUsed="0" w:uiPriority="62" w:semiHidden="0" w:name="Light Grid Accent 1"/>
+    <w:lsdException w:unhideWhenUsed="0" w:uiPriority="63" w:semiHidden="0" w:name="Medium Shading 1 Accent 1"/>
+    <w:lsdException w:unhideWhenUsed="0" w:uiPriority="64" w:semiHidden="0" w:name="Medium Shading 2 Accent 1"/>
+    <w:lsdException w:unhideWhenUsed="0" w:uiPriority="65" w:semiHidden="0" w:name="Medium List 1 Accent 1"/>
+    <w:lsdException w:unhideWhenUsed="0" w:uiPriority="66" w:semiHidden="0" w:name="Medium List 2 Accent 1"/>
+    <w:lsdException w:unhideWhenUsed="0" w:uiPriority="67" w:semiHidden="0" w:name="Medium Grid 1 Accent 1"/>
+    <w:lsdException w:unhideWhenUsed="0" w:uiPriority="68" w:semiHidden="0" w:name="Medium Grid 2 Accent 1"/>
+    <w:lsdException w:unhideWhenUsed="0" w:uiPriority="69" w:semiHidden="0" w:name="Medium Grid 3 Accent 1"/>
+    <w:lsdException w:unhideWhenUsed="0" w:uiPriority="70" w:semiHidden="0" w:name="Dark List Accent 1"/>
+    <w:lsdException w:unhideWhenUsed="0" w:uiPriority="71" w:semiHidden="0" w:name="Colorful Shading Accent 1"/>
+    <w:lsdException w:unhideWhenUsed="0" w:uiPriority="72" w:semiHidden="0" w:name="Colorful List Accent 1"/>
+    <w:lsdException w:unhideWhenUsed="0" w:uiPriority="73" w:semiHidden="0" w:name="Colorful Grid Accent 1"/>
+    <w:lsdException w:unhideWhenUsed="0" w:uiPriority="60" w:semiHidden="0" w:name="Light Shading Accent 2"/>
+    <w:lsdException w:unhideWhenUsed="0" w:uiPriority="61" w:semiHidden="0" w:name="Light List Accent 2"/>
+    <w:lsdException w:unhideWhenUsed="0" w:uiPriority="62" w:semiHidden="0" w:name="Light Grid Accent 2"/>
+    <w:lsdException w:unhideWhenUsed="0" w:uiPriority="63" w:semiHidden="0" w:name="Medium Shading 1 Accent 2"/>
+    <w:lsdException w:unhideWhenUsed="0" w:uiPriority="64" w:semiHidden="0" w:name="Medium Shading 2 Accent 2"/>
+    <w:lsdException w:unhideWhenUsed="0" w:uiPriority="65" w:semiHidden="0" w:name="Medium List 1 Accent 2"/>
+    <w:lsdException w:unhideWhenUsed="0" w:uiPriority="66" w:semiHidden="0" w:name="Medium List 2 Accent 2"/>
+    <w:lsdException w:unhideWhenUsed="0" w:uiPriority="67" w:semiHidden="0" w:name="Medium Grid 1 Accent 2"/>
+    <w:lsdException w:unhideWhenUsed="0" w:uiPriority="68" w:semiHidden="0" w:name="Medium Grid 2 Accent 2"/>
+    <w:lsdException w:unhideWhenUsed="0" w:uiPriority="69" w:semiHidden="0" w:name="Medium Grid 3 Accent 2"/>
+    <w:lsdException w:unhideWhenUsed="0" w:uiPriority="70" w:semiHidden="0" w:name="Dark List Accent 2"/>
+    <w:lsdException w:unhideWhenUsed="0" w:uiPriority="71" w:semiHidden="0" w:name="Colorful Shading Accent 2"/>
+    <w:lsdException w:unhideWhenUsed="0" w:uiPriority="72" w:semiHidden="0" w:name="Colorful List Accent 2"/>
+    <w:lsdException w:unhideWhenUsed="0" w:uiPriority="73" w:semiHidden="0" w:name="Colorful Grid Accent 2"/>
+    <w:lsdException w:unhideWhenUsed="0" w:uiPriority="60" w:semiHidden="0" w:name="Light Shading Accent 3"/>
+    <w:lsdException w:unhideWhenUsed="0" w:uiPriority="61" w:semiHidden="0" w:name="Light List Accent 3"/>
+    <w:lsdException w:unhideWhenUsed="0" w:uiPriority="62" w:semiHidden="0" w:name="Light Grid Accent 3"/>
+    <w:lsdException w:unhideWhenUsed="0" w:uiPriority="63" w:semiHidden="0" w:name="Medium Shading 1 Accent 3"/>
+    <w:lsdException w:unhideWhenUsed="0" w:uiPriority="64" w:semiHidden="0" w:name="Medium Shading 2 Accent 3"/>
+    <w:lsdException w:unhideWhenUsed="0" w:uiPriority="65" w:semiHidden="0" w:name="Medium List 1 Accent 3"/>
+    <w:lsdException w:unhideWhenUsed="0" w:uiPriority="66" w:semiHidden="0" w:name="Medium List 2 Accent 3"/>
+    <w:lsdException w:unhideWhenUsed="0" w:uiPriority="67" w:semiHidden="0" w:name="Medium Grid 1 Accent 3"/>
+    <w:lsdException w:unhideWhenUsed="0" w:uiPriority="68" w:semiHidden="0" w:name="Medium Grid 2 Accent 3"/>
+    <w:lsdException w:unhideWhenUsed="0" w:uiPriority="69" w:semiHidden="0" w:name="Medium Grid 3 Accent 3"/>
+    <w:lsdException w:unhideWhenUsed="0" w:uiPriority="70" w:semiHidden="0" w:name="Dark List Accent 3"/>
+    <w:lsdException w:unhideWhenUsed="0" w:uiPriority="71" w:semiHidden="0" w:name="Colorful Shading Accent 3"/>
+    <w:lsdException w:unhideWhenUsed="0" w:uiPriority="72" w:semiHidden="0" w:name="Colorful List Accent 3"/>
+    <w:lsdException w:unhideWhenUsed="0" w:uiPriority="73" w:semiHidden="0" w:name="Colorful Grid Accent 3"/>
+    <w:lsdException w:unhideWhenUsed="0" w:uiPriority="60" w:semiHidden="0" w:name="Light Shading Accent 4"/>
+    <w:lsdException w:unhideWhenUsed="0" w:uiPriority="61" w:semiHidden="0" w:name="Light List Accent 4"/>
+    <w:lsdException w:unhideWhenUsed="0" w:uiPriority="62" w:semiHidden="0" w:name="Light Grid Accent 4"/>
+    <w:lsdException w:unhideWhenUsed="0" w:uiPriority="63" w:semiHidden="0" w:name="Medium Shading 1 Accent 4"/>
+    <w:lsdException w:unhideWhenUsed="0" w:uiPriority="64" w:semiHidden="0" w:name="Medium Shading 2 Accent 4"/>
+    <w:lsdException w:unhideWhenUsed="0" w:uiPriority="65" w:semiHidden="0" w:name="Medium List 1 Accent 4"/>
+    <w:lsdException w:unhideWhenUsed="0" w:uiPriority="66" w:semiHidden="0" w:name="Medium List 2 Accent 4"/>
+    <w:lsdException w:unhideWhenUsed="0" w:uiPriority="67" w:semiHidden="0" w:name="Medium Grid 1 Accent 4"/>
+    <w:lsdException w:unhideWhenUsed="0" w:uiPriority="68" w:semiHidden="0" w:name="Medium Grid 2 Accent 4"/>
+    <w:lsdException w:unhideWhenUsed="0" w:uiPriority="69" w:semiHidden="0" w:name="Medium Grid 3 Accent 4"/>
+    <w:lsdException w:unhideWhenUsed="0" w:uiPriority="70" w:semiHidden="0" w:name="Dark List Accent 4"/>
+    <w:lsdException w:unhideWhenUsed="0" w:uiPriority="71" w:semiHidden="0" w:name="Colorful Shading Accent 4"/>
+    <w:lsdException w:unhideWhenUsed="0" w:uiPriority="72" w:semiHidden="0" w:name="Colorful List Accent 4"/>
+    <w:lsdException w:unhideWhenUsed="0" w:uiPriority="73" w:semiHidden="0" w:name="Colorful Grid Accent 4"/>
+    <w:lsdException w:unhideWhenUsed="0" w:uiPriority="60" w:semiHidden="0" w:name="Light Shading Accent 5"/>
+    <w:lsdException w:unhideWhenUsed="0" w:uiPriority="61" w:semiHidden="0" w:name="Light List Accent 5"/>
+    <w:lsdException w:unhideWhenUsed="0" w:uiPriority="62" w:semiHidden="0" w:name="Light Grid Accent 5"/>
+    <w:lsdException w:unhideWhenUsed="0" w:uiPriority="63" w:semiHidden="0" w:name="Medium Shading 1 Accent 5"/>
+    <w:lsdException w:unhideWhenUsed="0" w:uiPriority="64" w:semiHidden="0" w:name="Medium Shading 2 Accent 5"/>
+    <w:lsdException w:unhideWhenUsed="0" w:uiPriority="65" w:semiHidden="0" w:name="Medium List 1 Accent 5"/>
+    <w:lsdException w:unhideWhenUsed="0" w:uiPriority="66" w:semiHidden="0" w:name="Medium List 2 Accent 5"/>
+    <w:lsdException w:unhideWhenUsed="0" w:uiPriority="67" w:semiHidden="0" w:name="Medium Grid 1 Accent 5"/>
+    <w:lsdException w:unhideWhenUsed="0" w:uiPriority="68" w:semiHidden="0" w:name="Medium Grid 2 Accent 5"/>
+    <w:lsdException w:unhideWhenUsed="0" w:uiPriority="69" w:semiHidden="0" w:name="Medium Grid 3 Accent 5"/>
+    <w:lsdException w:unhideWhenUsed="0" w:uiPriority="70" w:semiHidden="0" w:name="Dark List Accent 5"/>
+    <w:lsdException w:unhideWhenUsed="0" w:uiPriority="71" w:semiHidden="0" w:name="Colorful Shading Accent 5"/>
+    <w:lsdException w:unhideWhenUsed="0" w:uiPriority="72" w:semiHidden="0" w:name="Colorful List Accent 5"/>
+    <w:lsdException w:unhideWhenUsed="0" w:uiPriority="73" w:semiHidden="0" w:name="Colorful Grid Accent 5"/>
+    <w:lsdException w:unhideWhenUsed="0" w:uiPriority="60" w:semiHidden="0" w:name="Light Shading Accent 6"/>
+    <w:lsdException w:unhideWhenUsed="0" w:uiPriority="61" w:semiHidden="0" w:name="Light List Accent 6"/>
+    <w:lsdException w:unhideWhenUsed="0" w:uiPriority="62" w:semiHidden="0" w:name="Light Grid Accent 6"/>
+    <w:lsdException w:unhideWhenUsed="0" w:uiPriority="63" w:semiHidden="0" w:name="Medium Shading 1 Accent 6"/>
+    <w:lsdException w:unhideWhenUsed="0" w:uiPriority="64" w:semiHidden="0" w:name="Medium Shading 2 Accent 6"/>
+    <w:lsdException w:unhideWhenUsed="0" w:uiPriority="65" w:semiHidden="0" w:name="Medium List 1 Accent 6"/>
+    <w:lsdException w:unhideWhenUsed="0" w:uiPriority="66" w:semiHidden="0" w:name="Medium List 2 Accent 6"/>
+    <w:lsdException w:unhideWhenUsed="0" w:uiPriority="67" w:semiHidden="0" w:name="Medium Grid 1 Accent 6"/>
+    <w:lsdException w:unhideWhenUsed="0" w:uiPriority="68" w:semiHidden="0" w:name="Medium Grid 2 Accent 6"/>
+    <w:lsdException w:unhideWhenUsed="0" w:uiPriority="69" w:semiHidden="0" w:name="Medium Grid 3 Accent 6"/>
+    <w:lsdException w:unhideWhenUsed="0" w:uiPriority="70" w:semiHidden="0" w:name="Dark List Accent 6"/>
+    <w:lsdException w:unhideWhenUsed="0" w:uiPriority="71" w:semiHidden="0" w:name="Colorful Shading Accent 6"/>
+    <w:lsdException w:unhideWhenUsed="0" w:uiPriority="72" w:semiHidden="0" w:name="Colorful List Accent 6"/>
+    <w:lsdException w:unhideWhenUsed="0" w:uiPriority="73" w:semiHidden="0" w:name="Colorful Grid Accent 6"/>
   </w:latentStyles>
-  <w:style w:type="paragraph" w:default="1" w:styleId="Normal">
+  <w:style w:type="paragraph" w:default="1" w:styleId="1">
     <w:name w:val="Normal"/>
     <w:qFormat/>
+    <w:uiPriority w:val="0"/>
     <w:pPr>
       <w:kinsoku w:val="0"/>
       <w:autoSpaceDE w:val="0"/>
@@ -8496,7 +8704,7 @@
       <w:textAlignment w:val="baseline"/>
     </w:pPr>
     <w:rPr>
-      <w:rFonts w:ascii="Arial" w:eastAsia="宋体" w:hAnsi="Arial" w:cs="Arial"/>
+      <w:rFonts w:ascii="Arial" w:hAnsi="Arial" w:eastAsia="宋体" w:cs="Arial"/>
       <w:snapToGrid w:val="0"/>
       <w:color w:val="000000"/>
       <w:kern w:val="0"/>
@@ -8505,11 +8713,12 @@
       <w:lang w:val="en-US" w:eastAsia="en-US" w:bidi="ar-SA"/>
     </w:rPr>
   </w:style>
-  <w:style w:type="paragraph" w:styleId="Heading1">
+  <w:style w:type="paragraph" w:styleId="2">
     <w:name w:val="heading 1"/>
-    <w:basedOn w:val="Normal"/>
-    <w:next w:val="Normal"/>
+    <w:basedOn w:val="1"/>
+    <w:next w:val="1"/>
     <w:qFormat/>
+    <w:uiPriority w:val="0"/>
     <w:pPr>
       <w:keepNext/>
       <w:keepLines/>
@@ -8527,13 +8736,14 @@
       <w:sz w:val="44"/>
     </w:rPr>
   </w:style>
-  <w:style w:type="paragraph" w:styleId="Heading2">
+  <w:style w:type="paragraph" w:styleId="3">
     <w:name w:val="heading 2"/>
-    <w:basedOn w:val="Normal"/>
-    <w:next w:val="Normal"/>
-    <w:link w:val="2Char"/>
+    <w:basedOn w:val="1"/>
+    <w:next w:val="1"/>
+    <w:link w:val="26"/>
     <w:unhideWhenUsed/>
     <w:qFormat/>
+    <w:uiPriority w:val="0"/>
     <w:pPr>
       <w:keepNext/>
       <w:keepLines/>
@@ -8546,18 +8756,19 @@
       <w:outlineLvl w:val="1"/>
     </w:pPr>
     <w:rPr>
-      <w:rFonts w:ascii="Arial" w:eastAsia="黑体" w:hAnsi="Arial"/>
+      <w:rFonts w:ascii="Arial" w:hAnsi="Arial" w:eastAsia="黑体"/>
       <w:b/>
       <w:sz w:val="32"/>
     </w:rPr>
   </w:style>
-  <w:style w:type="paragraph" w:styleId="Heading3">
+  <w:style w:type="paragraph" w:styleId="4">
     <w:name w:val="heading 3"/>
-    <w:basedOn w:val="Normal"/>
-    <w:next w:val="Normal"/>
+    <w:basedOn w:val="1"/>
+    <w:next w:val="1"/>
     <w:semiHidden/>
     <w:unhideWhenUsed/>
     <w:qFormat/>
+    <w:uiPriority w:val="0"/>
     <w:pPr>
       <w:keepNext/>
       <w:keepLines/>
@@ -8574,12 +8785,13 @@
       <w:sz w:val="32"/>
     </w:rPr>
   </w:style>
-  <w:style w:type="paragraph" w:styleId="Heading4">
+  <w:style w:type="paragraph" w:styleId="5">
     <w:name w:val="heading 4"/>
-    <w:basedOn w:val="Normal"/>
-    <w:next w:val="Normal"/>
+    <w:basedOn w:val="1"/>
+    <w:next w:val="1"/>
     <w:unhideWhenUsed/>
     <w:qFormat/>
+    <w:uiPriority w:val="0"/>
     <w:pPr>
       <w:keepNext/>
       <w:keepLines/>
@@ -8592,18 +8804,19 @@
       <w:outlineLvl w:val="3"/>
     </w:pPr>
     <w:rPr>
-      <w:rFonts w:ascii="Arial" w:eastAsia="黑体" w:hAnsi="Arial"/>
+      <w:rFonts w:ascii="Arial" w:hAnsi="Arial" w:eastAsia="黑体"/>
       <w:b/>
       <w:sz w:val="28"/>
     </w:rPr>
   </w:style>
-  <w:style w:type="paragraph" w:styleId="Heading5">
+  <w:style w:type="paragraph" w:styleId="6">
     <w:name w:val="heading 5"/>
-    <w:basedOn w:val="Normal"/>
-    <w:next w:val="Normal"/>
+    <w:basedOn w:val="1"/>
+    <w:next w:val="1"/>
     <w:semiHidden/>
     <w:unhideWhenUsed/>
     <w:qFormat/>
+    <w:uiPriority w:val="0"/>
     <w:pPr>
       <w:keepNext/>
       <w:keepLines/>
@@ -8620,13 +8833,14 @@
       <w:sz w:val="28"/>
     </w:rPr>
   </w:style>
-  <w:style w:type="paragraph" w:styleId="Heading6">
+  <w:style w:type="paragraph" w:styleId="7">
     <w:name w:val="heading 6"/>
-    <w:basedOn w:val="Normal"/>
-    <w:next w:val="Normal"/>
+    <w:basedOn w:val="1"/>
+    <w:next w:val="1"/>
     <w:semiHidden/>
     <w:unhideWhenUsed/>
     <w:qFormat/>
+    <w:uiPriority w:val="0"/>
     <w:pPr>
       <w:keepNext/>
       <w:keepLines/>
@@ -8639,18 +8853,19 @@
       <w:outlineLvl w:val="5"/>
     </w:pPr>
     <w:rPr>
-      <w:rFonts w:ascii="Arial" w:eastAsia="黑体" w:hAnsi="Arial"/>
+      <w:rFonts w:ascii="Arial" w:hAnsi="Arial" w:eastAsia="黑体"/>
       <w:b/>
       <w:sz w:val="24"/>
     </w:rPr>
   </w:style>
-  <w:style w:type="paragraph" w:styleId="Heading7">
+  <w:style w:type="paragraph" w:styleId="8">
     <w:name w:val="heading 7"/>
-    <w:basedOn w:val="Normal"/>
-    <w:next w:val="Normal"/>
+    <w:basedOn w:val="1"/>
+    <w:next w:val="1"/>
     <w:semiHidden/>
     <w:unhideWhenUsed/>
     <w:qFormat/>
+    <w:uiPriority w:val="0"/>
     <w:pPr>
       <w:keepNext/>
       <w:keepLines/>
@@ -8667,13 +8882,14 @@
       <w:sz w:val="24"/>
     </w:rPr>
   </w:style>
-  <w:style w:type="paragraph" w:styleId="Heading8">
+  <w:style w:type="paragraph" w:styleId="9">
     <w:name w:val="heading 8"/>
-    <w:basedOn w:val="Normal"/>
-    <w:next w:val="Normal"/>
+    <w:basedOn w:val="1"/>
+    <w:next w:val="1"/>
     <w:semiHidden/>
     <w:unhideWhenUsed/>
     <w:qFormat/>
+    <w:uiPriority w:val="0"/>
     <w:pPr>
       <w:keepNext/>
       <w:keepLines/>
@@ -8686,17 +8902,18 @@
       <w:outlineLvl w:val="7"/>
     </w:pPr>
     <w:rPr>
-      <w:rFonts w:ascii="Arial" w:eastAsia="黑体" w:hAnsi="Arial"/>
+      <w:rFonts w:ascii="Arial" w:hAnsi="Arial" w:eastAsia="黑体"/>
       <w:sz w:val="24"/>
     </w:rPr>
   </w:style>
-  <w:style w:type="paragraph" w:styleId="Heading9">
+  <w:style w:type="paragraph" w:styleId="10">
     <w:name w:val="heading 9"/>
-    <w:basedOn w:val="Normal"/>
-    <w:next w:val="Normal"/>
+    <w:basedOn w:val="1"/>
+    <w:next w:val="1"/>
     <w:semiHidden/>
     <w:unhideWhenUsed/>
     <w:qFormat/>
+    <w:uiPriority w:val="0"/>
     <w:pPr>
       <w:keepNext/>
       <w:keepLines/>
@@ -8709,19 +8926,21 @@
       <w:outlineLvl w:val="8"/>
     </w:pPr>
     <w:rPr>
-      <w:rFonts w:ascii="Arial" w:eastAsia="黑体" w:hAnsi="Arial"/>
+      <w:rFonts w:ascii="Arial" w:hAnsi="Arial" w:eastAsia="黑体"/>
       <w:sz w:val="21"/>
     </w:rPr>
   </w:style>
-  <w:style w:type="character" w:default="1" w:styleId="DefaultParagraphFont">
+  <w:style w:type="character" w:default="1" w:styleId="23">
     <w:name w:val="Default Paragraph Font"/>
     <w:semiHidden/>
     <w:qFormat/>
+    <w:uiPriority w:val="0"/>
   </w:style>
-  <w:style w:type="table" w:default="1" w:styleId="TableNormal">
+  <w:style w:type="table" w:default="1" w:styleId="21">
     <w:name w:val="Normal Table"/>
     <w:semiHidden/>
     <w:qFormat/>
+    <w:uiPriority w:val="0"/>
     <w:tblPr>
       <w:tblCellMar>
         <w:top w:w="0" w:type="dxa"/>
@@ -8731,47 +8950,52 @@
       </w:tblCellMar>
     </w:tblPr>
   </w:style>
-  <w:style w:type="paragraph" w:styleId="NormalIndent">
+  <w:style w:type="paragraph" w:styleId="11">
     <w:name w:val="Normal Indent"/>
-    <w:basedOn w:val="Normal"/>
+    <w:basedOn w:val="1"/>
     <w:qFormat/>
+    <w:uiPriority w:val="0"/>
     <w:pPr>
       <w:ind w:firstLine="420" w:firstLineChars="200"/>
     </w:pPr>
   </w:style>
-  <w:style w:type="paragraph" w:styleId="CommentText">
+  <w:style w:type="paragraph" w:styleId="12">
     <w:name w:val="annotation text"/>
-    <w:basedOn w:val="Normal"/>
+    <w:basedOn w:val="1"/>
     <w:qFormat/>
+    <w:uiPriority w:val="0"/>
     <w:pPr>
       <w:jc w:val="left"/>
     </w:pPr>
   </w:style>
-  <w:style w:type="paragraph" w:styleId="BodyText">
+  <w:style w:type="paragraph" w:styleId="13">
     <w:name w:val="Body Text"/>
-    <w:basedOn w:val="Normal"/>
+    <w:basedOn w:val="1"/>
     <w:semiHidden/>
     <w:qFormat/>
+    <w:uiPriority w:val="0"/>
     <w:rPr>
-      <w:rFonts w:ascii="Arial" w:eastAsia="Arial" w:hAnsi="Arial" w:cs="Arial"/>
+      <w:rFonts w:ascii="Arial" w:hAnsi="Arial" w:eastAsia="Arial" w:cs="Arial"/>
       <w:sz w:val="21"/>
       <w:szCs w:val="21"/>
       <w:lang w:val="en-US" w:eastAsia="en-US" w:bidi="ar-SA"/>
     </w:rPr>
   </w:style>
-  <w:style w:type="paragraph" w:styleId="TOC3">
+  <w:style w:type="paragraph" w:styleId="14">
     <w:name w:val="toc 3"/>
-    <w:basedOn w:val="Normal"/>
-    <w:next w:val="Normal"/>
+    <w:basedOn w:val="1"/>
+    <w:next w:val="1"/>
     <w:qFormat/>
+    <w:uiPriority w:val="0"/>
     <w:pPr>
       <w:ind w:left="840" w:leftChars="400"/>
     </w:pPr>
   </w:style>
-  <w:style w:type="paragraph" w:styleId="Footer">
+  <w:style w:type="paragraph" w:styleId="15">
     <w:name w:val="footer"/>
-    <w:basedOn w:val="Normal"/>
+    <w:basedOn w:val="1"/>
     <w:qFormat/>
+    <w:uiPriority w:val="0"/>
     <w:pPr>
       <w:tabs>
         <w:tab w:val="center" w:pos="4153"/>
@@ -8784,16 +9008,17 @@
       <w:sz w:val="18"/>
     </w:rPr>
   </w:style>
-  <w:style w:type="paragraph" w:styleId="Header">
+  <w:style w:type="paragraph" w:styleId="16">
     <w:name w:val="header"/>
-    <w:basedOn w:val="Normal"/>
+    <w:basedOn w:val="1"/>
     <w:qFormat/>
+    <w:uiPriority w:val="0"/>
     <w:pPr>
       <w:pBdr>
-        <w:top w:val="nil"/>
-        <w:left w:val="nil"/>
-        <w:bottom w:val="nil"/>
-        <w:right w:val="nil"/>
+        <w:top w:val="none" w:color="auto" w:sz="0" w:space="0"/>
+        <w:left w:val="none" w:color="auto" w:sz="0" w:space="0"/>
+        <w:bottom w:val="none" w:color="auto" w:sz="0" w:space="0"/>
+        <w:right w:val="none" w:color="auto" w:sz="0" w:space="0"/>
       </w:pBdr>
       <w:tabs>
         <w:tab w:val="center" w:pos="4153"/>
@@ -8808,37 +9033,41 @@
       <w:sz w:val="18"/>
     </w:rPr>
   </w:style>
-  <w:style w:type="paragraph" w:styleId="TOC1">
+  <w:style w:type="paragraph" w:styleId="17">
     <w:name w:val="toc 1"/>
-    <w:basedOn w:val="Normal"/>
-    <w:next w:val="Normal"/>
+    <w:basedOn w:val="1"/>
+    <w:next w:val="1"/>
     <w:qFormat/>
+    <w:uiPriority w:val="0"/>
     <w:rPr>
-      <w:rFonts w:ascii="Arial" w:eastAsia="Microsoft JhengHei" w:hAnsi="Arial"/>
+      <w:rFonts w:ascii="Arial" w:hAnsi="Arial" w:eastAsia="Microsoft JhengHei"/>
       <w:sz w:val="24"/>
     </w:rPr>
   </w:style>
-  <w:style w:type="paragraph" w:styleId="TOC2">
+  <w:style w:type="paragraph" w:styleId="18">
     <w:name w:val="toc 2"/>
-    <w:basedOn w:val="Normal"/>
-    <w:next w:val="Normal"/>
+    <w:basedOn w:val="1"/>
+    <w:next w:val="1"/>
     <w:qFormat/>
+    <w:uiPriority w:val="0"/>
     <w:pPr>
       <w:ind w:left="420" w:leftChars="200"/>
     </w:pPr>
   </w:style>
-  <w:style w:type="paragraph" w:styleId="NormalWeb">
+  <w:style w:type="paragraph" w:styleId="19">
     <w:name w:val="Normal (Web)"/>
-    <w:basedOn w:val="Normal"/>
+    <w:basedOn w:val="1"/>
     <w:qFormat/>
+    <w:uiPriority w:val="0"/>
     <w:rPr>
       <w:sz w:val="24"/>
     </w:rPr>
   </w:style>
-  <w:style w:type="paragraph" w:styleId="Title">
+  <w:style w:type="paragraph" w:styleId="20">
     <w:name w:val="Title"/>
-    <w:basedOn w:val="Normal"/>
+    <w:basedOn w:val="1"/>
     <w:qFormat/>
+    <w:uiPriority w:val="0"/>
     <w:pPr>
       <w:spacing w:before="240" w:beforeLines="0" w:beforeAutospacing="0" w:after="60" w:afterLines="0" w:afterAutospacing="0"/>
       <w:jc w:val="center"/>
@@ -8850,59 +9079,62 @@
       <w:sz w:val="32"/>
     </w:rPr>
   </w:style>
-  <w:style w:type="table" w:styleId="TableGrid">
+  <w:style w:type="table" w:styleId="22">
     <w:name w:val="Table Grid"/>
-    <w:basedOn w:val="TableNormal"/>
+    <w:basedOn w:val="21"/>
     <w:qFormat/>
+    <w:uiPriority w:val="0"/>
     <w:pPr>
       <w:widowControl w:val="0"/>
       <w:jc w:val="both"/>
     </w:pPr>
     <w:tblPr>
       <w:tblBorders>
-        <w:top w:val="single" w:sz="4" w:space="0" w:color="auto"/>
-        <w:left w:val="single" w:sz="4" w:space="0" w:color="auto"/>
-        <w:bottom w:val="single" w:sz="4" w:space="0" w:color="auto"/>
-        <w:right w:val="single" w:sz="4" w:space="0" w:color="auto"/>
-        <w:insideH w:val="single" w:sz="4" w:space="0" w:color="auto"/>
-        <w:insideV w:val="single" w:sz="4" w:space="0" w:color="auto"/>
+        <w:top w:val="single" w:color="auto" w:sz="4" w:space="0"/>
+        <w:left w:val="single" w:color="auto" w:sz="4" w:space="0"/>
+        <w:bottom w:val="single" w:color="auto" w:sz="4" w:space="0"/>
+        <w:right w:val="single" w:color="auto" w:sz="4" w:space="0"/>
+        <w:insideH w:val="single" w:color="auto" w:sz="4" w:space="0"/>
+        <w:insideV w:val="single" w:color="auto" w:sz="4" w:space="0"/>
       </w:tblBorders>
     </w:tblPr>
   </w:style>
-  <w:style w:type="character" w:styleId="Strong">
+  <w:style w:type="character" w:styleId="24">
     <w:name w:val="Strong"/>
-    <w:basedOn w:val="DefaultParagraphFont"/>
+    <w:basedOn w:val="23"/>
     <w:qFormat/>
+    <w:uiPriority w:val="0"/>
     <w:rPr>
       <w:b/>
     </w:rPr>
   </w:style>
-  <w:style w:type="paragraph" w:styleId="NoSpacing">
+  <w:style w:type="paragraph" w:styleId="25">
     <w:name w:val="No Spacing"/>
+    <w:qFormat/>
     <w:uiPriority w:val="99"/>
-    <w:qFormat/>
     <w:rPr>
-      <w:rFonts w:ascii="Calibri" w:eastAsia="宋体" w:hAnsi="Calibri" w:cs="Times New Roman"/>
+      <w:rFonts w:ascii="Calibri" w:hAnsi="Calibri" w:eastAsia="宋体" w:cs="Times New Roman"/>
       <w:sz w:val="22"/>
       <w:szCs w:val="22"/>
       <w:lang w:val="en-US" w:eastAsia="zh-CN" w:bidi="ar-SA"/>
     </w:rPr>
   </w:style>
-  <w:style w:type="character" w:customStyle="1" w:styleId="2Char">
+  <w:style w:type="character" w:customStyle="1" w:styleId="26">
     <w:name w:val="标题 2 Char"/>
-    <w:link w:val="Heading2"/>
+    <w:link w:val="3"/>
     <w:qFormat/>
+    <w:uiPriority w:val="0"/>
     <w:rPr>
-      <w:rFonts w:ascii="Arial" w:eastAsia="黑体" w:hAnsi="Arial"/>
+      <w:rFonts w:ascii="Arial" w:hAnsi="Arial" w:eastAsia="黑体"/>
       <w:b/>
       <w:sz w:val="32"/>
     </w:rPr>
   </w:style>
-  <w:style w:type="paragraph" w:customStyle="1" w:styleId="TableParagraph">
+  <w:style w:type="paragraph" w:customStyle="1" w:styleId="27">
     <w:name w:val="Table Paragraph"/>
-    <w:basedOn w:val="Normal"/>
+    <w:basedOn w:val="1"/>
+    <w:qFormat/>
     <w:uiPriority w:val="1"/>
-    <w:qFormat/>
     <w:pPr>
       <w:autoSpaceDE w:val="0"/>
       <w:autoSpaceDN w:val="0"/>
@@ -8918,11 +9150,12 @@
       <w:lang w:val="zh-CN" w:bidi="zh-CN"/>
     </w:rPr>
   </w:style>
-  <w:style w:type="table" w:customStyle="1" w:styleId="TableNormal0">
+  <w:style w:type="table" w:customStyle="1" w:styleId="28">
     <w:name w:val="Table Normal_0"/>
     <w:semiHidden/>
     <w:unhideWhenUsed/>
     <w:qFormat/>
+    <w:uiPriority w:val="0"/>
     <w:tblPr>
       <w:tblCellMar>
         <w:top w:w="0" w:type="dxa"/>
@@ -8932,81 +9165,87 @@
       </w:tblCellMar>
     </w:tblPr>
   </w:style>
-  <w:style w:type="paragraph" w:customStyle="1" w:styleId="TableText">
+  <w:style w:type="paragraph" w:customStyle="1" w:styleId="29">
     <w:name w:val="Table Text"/>
-    <w:basedOn w:val="Normal"/>
+    <w:basedOn w:val="1"/>
     <w:semiHidden/>
     <w:qFormat/>
+    <w:uiPriority w:val="0"/>
     <w:rPr>
-      <w:rFonts w:ascii="宋体" w:eastAsia="宋体" w:hAnsi="宋体" w:cs="宋体"/>
+      <w:rFonts w:ascii="宋体" w:hAnsi="宋体" w:eastAsia="宋体" w:cs="宋体"/>
       <w:sz w:val="21"/>
       <w:szCs w:val="21"/>
       <w:lang w:val="en-US" w:eastAsia="en-US" w:bidi="ar-SA"/>
     </w:rPr>
   </w:style>
-  <w:style w:type="paragraph" w:customStyle="1" w:styleId="1">
+  <w:style w:type="paragraph" w:customStyle="1" w:styleId="30">
     <w:name w:val="柴_标题1"/>
-    <w:basedOn w:val="Heading1"/>
-    <w:next w:val="a"/>
-    <w:link w:val="1Char"/>
+    <w:basedOn w:val="2"/>
+    <w:next w:val="31"/>
+    <w:link w:val="42"/>
     <w:qFormat/>
+    <w:uiPriority w:val="0"/>
     <w:pPr>
       <w:spacing w:before="100" w:after="90" w:line="360" w:lineRule="auto"/>
     </w:pPr>
     <w:rPr>
-      <w:rFonts w:ascii="Arial" w:eastAsia="宋体" w:hAnsi="Arial"/>
+      <w:rFonts w:ascii="Arial" w:hAnsi="Arial" w:eastAsia="宋体"/>
       <w:sz w:val="32"/>
     </w:rPr>
   </w:style>
-  <w:style w:type="paragraph" w:customStyle="1" w:styleId="a">
+  <w:style w:type="paragraph" w:customStyle="1" w:styleId="31">
     <w:name w:val="柴_正文"/>
-    <w:basedOn w:val="BodyText"/>
-    <w:link w:val="Char"/>
+    <w:basedOn w:val="13"/>
+    <w:link w:val="45"/>
     <w:qFormat/>
+    <w:uiPriority w:val="0"/>
     <w:pPr>
       <w:spacing w:line="360" w:lineRule="auto"/>
       <w:ind w:firstLine="470" w:firstLineChars="200"/>
     </w:pPr>
     <w:rPr>
-      <w:rFonts w:ascii="Arial" w:eastAsia="宋体" w:hAnsi="Arial"/>
+      <w:rFonts w:ascii="Arial" w:hAnsi="Arial" w:eastAsia="宋体"/>
       <w:sz w:val="24"/>
       <w:lang w:eastAsia="zh-CN"/>
     </w:rPr>
   </w:style>
-  <w:style w:type="paragraph" w:customStyle="1" w:styleId="2">
+  <w:style w:type="paragraph" w:customStyle="1" w:styleId="32">
     <w:name w:val="柴_标题2"/>
-    <w:basedOn w:val="Heading2"/>
-    <w:next w:val="a"/>
+    <w:basedOn w:val="3"/>
+    <w:next w:val="31"/>
     <w:qFormat/>
+    <w:uiPriority w:val="0"/>
     <w:pPr>
       <w:spacing w:line="360" w:lineRule="auto"/>
     </w:pPr>
     <w:rPr>
-      <w:rFonts w:ascii="Arial" w:eastAsia="宋体" w:hAnsi="Arial"/>
+      <w:rFonts w:ascii="Arial" w:hAnsi="Arial" w:eastAsia="宋体"/>
       <w:sz w:val="28"/>
     </w:rPr>
   </w:style>
-  <w:style w:type="paragraph" w:customStyle="1" w:styleId="3">
+  <w:style w:type="paragraph" w:customStyle="1" w:styleId="33">
     <w:name w:val="柴_标题3"/>
-    <w:basedOn w:val="Heading3"/>
-    <w:next w:val="a"/>
+    <w:basedOn w:val="4"/>
+    <w:next w:val="31"/>
     <w:qFormat/>
+    <w:uiPriority w:val="0"/>
     <w:pPr>
       <w:spacing w:line="360" w:lineRule="auto"/>
       <w:ind w:left="0" w:firstLine="472" w:firstLineChars="200"/>
     </w:pPr>
     <w:rPr>
-      <w:rFonts w:ascii="宋体" w:eastAsia="宋体" w:hAnsi="宋体" w:cs="宋体"/>
+      <w:rFonts w:ascii="宋体" w:hAnsi="宋体" w:eastAsia="宋体" w:cs="宋体"/>
       <w:spacing w:val="-2"/>
       <w:sz w:val="24"/>
       <w:szCs w:val="24"/>
     </w:rPr>
   </w:style>
-  <w:style w:type="paragraph" w:customStyle="1" w:styleId="a0">
+  <w:style w:type="paragraph" w:customStyle="1" w:styleId="34">
     <w:name w:val="柴_目录"/>
-    <w:basedOn w:val="Normal"/>
-    <w:next w:val="BodyText"/>
+    <w:basedOn w:val="1"/>
+    <w:next w:val="13"/>
     <w:qFormat/>
+    <w:uiPriority w:val="0"/>
     <w:pPr>
       <w:tabs>
         <w:tab w:val="right" w:leader="dot" w:pos="8442"/>
@@ -9014,89 +9253,96 @@
       <w:ind w:left="0" w:leftChars="0"/>
     </w:pPr>
     <w:rPr>
-      <w:rFonts w:ascii="Arial" w:eastAsia="Microsoft JhengHei" w:hAnsi="Arial"/>
+      <w:rFonts w:ascii="Arial" w:hAnsi="Arial" w:eastAsia="Microsoft JhengHei"/>
       <w:sz w:val="24"/>
     </w:rPr>
   </w:style>
-  <w:style w:type="paragraph" w:customStyle="1" w:styleId="a1">
+  <w:style w:type="paragraph" w:customStyle="1" w:styleId="35">
     <w:name w:val="柴_公司名"/>
-    <w:basedOn w:val="Title"/>
+    <w:basedOn w:val="20"/>
     <w:qFormat/>
+    <w:uiPriority w:val="0"/>
     <w:pPr>
       <w:spacing w:after="600" w:afterLines="600"/>
     </w:pPr>
     <w:rPr>
-      <w:rFonts w:ascii="宋体" w:eastAsia="宋体" w:hAnsi="宋体" w:cs="宋体" w:hint="eastAsia"/>
+      <w:rFonts w:hint="eastAsia" w:ascii="宋体" w:hAnsi="宋体" w:eastAsia="宋体" w:cs="宋体"/>
       <w:bCs/>
       <w:spacing w:val="-6"/>
       <w:sz w:val="52"/>
       <w:szCs w:val="52"/>
     </w:rPr>
   </w:style>
-  <w:style w:type="paragraph" w:customStyle="1" w:styleId="a2">
+  <w:style w:type="paragraph" w:customStyle="1" w:styleId="36">
     <w:name w:val="柴_文档名"/>
-    <w:basedOn w:val="Title"/>
+    <w:basedOn w:val="20"/>
     <w:qFormat/>
+    <w:uiPriority w:val="0"/>
     <w:pPr>
       <w:spacing w:after="900" w:afterLines="900"/>
     </w:pPr>
     <w:rPr>
-      <w:rFonts w:ascii="黑体" w:eastAsia="黑体" w:hAnsi="黑体" w:cs="黑体"/>
+      <w:rFonts w:ascii="黑体" w:hAnsi="黑体" w:eastAsia="黑体" w:cs="黑体"/>
       <w:bCs/>
       <w:spacing w:val="-7"/>
       <w:sz w:val="52"/>
       <w:szCs w:val="52"/>
     </w:rPr>
   </w:style>
-  <w:style w:type="paragraph" w:customStyle="1" w:styleId="WPSOffice1">
+  <w:style w:type="paragraph" w:customStyle="1" w:styleId="37">
     <w:name w:val="WPSOffice手动目录 1"/>
     <w:qFormat/>
+    <w:uiPriority w:val="0"/>
     <w:pPr>
       <w:ind w:leftChars="0"/>
     </w:pPr>
     <w:rPr>
-      <w:rFonts w:ascii="Times New Roman" w:eastAsia="宋体" w:hAnsi="Times New Roman" w:cs="Times New Roman"/>
+      <w:rFonts w:ascii="Times New Roman" w:hAnsi="Times New Roman" w:eastAsia="宋体" w:cs="Times New Roman"/>
       <w:sz w:val="20"/>
       <w:szCs w:val="20"/>
     </w:rPr>
   </w:style>
-  <w:style w:type="paragraph" w:customStyle="1" w:styleId="WPSOffice2">
+  <w:style w:type="paragraph" w:customStyle="1" w:styleId="38">
     <w:name w:val="WPSOffice手动目录 2"/>
     <w:qFormat/>
+    <w:uiPriority w:val="0"/>
     <w:pPr>
       <w:ind w:leftChars="200"/>
     </w:pPr>
     <w:rPr>
-      <w:rFonts w:ascii="Times New Roman" w:eastAsia="宋体" w:hAnsi="Times New Roman" w:cs="Times New Roman"/>
+      <w:rFonts w:ascii="Times New Roman" w:hAnsi="Times New Roman" w:eastAsia="宋体" w:cs="Times New Roman"/>
       <w:sz w:val="20"/>
       <w:szCs w:val="20"/>
     </w:rPr>
   </w:style>
-  <w:style w:type="paragraph" w:customStyle="1" w:styleId="WPSOffice3">
+  <w:style w:type="paragraph" w:customStyle="1" w:styleId="39">
     <w:name w:val="WPSOffice手动目录 3"/>
     <w:qFormat/>
+    <w:uiPriority w:val="0"/>
     <w:pPr>
       <w:ind w:leftChars="400"/>
     </w:pPr>
     <w:rPr>
-      <w:rFonts w:ascii="Times New Roman" w:eastAsia="宋体" w:hAnsi="Times New Roman" w:cs="Times New Roman"/>
+      <w:rFonts w:ascii="Times New Roman" w:hAnsi="Times New Roman" w:eastAsia="宋体" w:cs="Times New Roman"/>
       <w:sz w:val="20"/>
       <w:szCs w:val="20"/>
     </w:rPr>
   </w:style>
-  <w:style w:type="paragraph" w:customStyle="1" w:styleId="Compact">
+  <w:style w:type="paragraph" w:customStyle="1" w:styleId="40">
     <w:name w:val="Compact"/>
-    <w:basedOn w:val="BodyText"/>
+    <w:basedOn w:val="13"/>
     <w:qFormat/>
+    <w:uiPriority w:val="0"/>
     <w:pPr>
       <w:spacing w:before="36" w:after="36"/>
     </w:pPr>
   </w:style>
-  <w:style w:type="table" w:customStyle="1" w:styleId="Table">
+  <w:style w:type="table" w:customStyle="1" w:styleId="41">
     <w:name w:val="Table"/>
     <w:semiHidden/>
     <w:unhideWhenUsed/>
     <w:qFormat/>
+    <w:uiPriority w:val="0"/>
     <w:tblPr>
       <w:tblCellMar>
         <w:top w:w="0" w:type="dxa"/>
@@ -9108,25 +9354,27 @@
     <w:tblStylePr w:type="firstRow">
       <w:tcPr>
         <w:tcBorders>
-          <w:bottom w:val="single" w:sz="0" w:space="0" w:color="auto"/>
+          <w:bottom w:val="single" w:color="auto" w:sz="0" w:space="0"/>
         </w:tcBorders>
         <w:vAlign w:val="bottom"/>
       </w:tcPr>
     </w:tblStylePr>
   </w:style>
-  <w:style w:type="character" w:customStyle="1" w:styleId="1Char">
+  <w:style w:type="character" w:customStyle="1" w:styleId="42">
     <w:name w:val="柴_标题1 Char"/>
-    <w:link w:val="1"/>
+    <w:link w:val="30"/>
     <w:qFormat/>
+    <w:uiPriority w:val="0"/>
     <w:rPr>
-      <w:rFonts w:ascii="Arial" w:eastAsia="宋体" w:hAnsi="Arial"/>
+      <w:rFonts w:ascii="Arial" w:hAnsi="Arial" w:eastAsia="宋体"/>
       <w:sz w:val="32"/>
     </w:rPr>
   </w:style>
-  <w:style w:type="paragraph" w:customStyle="1" w:styleId="a3">
+  <w:style w:type="paragraph" w:customStyle="1" w:styleId="43">
     <w:name w:val="柴_正文_无缩进"/>
-    <w:basedOn w:val="Normal"/>
+    <w:basedOn w:val="1"/>
     <w:qFormat/>
+    <w:uiPriority w:val="0"/>
     <w:pPr>
       <w:ind w:firstLine="0" w:firstLineChars="0"/>
     </w:pPr>
@@ -9136,29 +9384,31 @@
       <w:lang w:eastAsia="zh-CN"/>
     </w:rPr>
   </w:style>
-  <w:style w:type="paragraph" w:customStyle="1" w:styleId="4">
+  <w:style w:type="paragraph" w:customStyle="1" w:styleId="44">
     <w:name w:val="柴_标题4"/>
-    <w:basedOn w:val="Heading4"/>
-    <w:next w:val="Normal"/>
+    <w:basedOn w:val="5"/>
+    <w:next w:val="1"/>
     <w:qFormat/>
+    <w:uiPriority w:val="0"/>
     <w:pPr>
       <w:widowControl w:val="0"/>
       <w:spacing w:before="160" w:line="360" w:lineRule="auto"/>
-      <w:ind w:left="981" w:hanging="862" w:leftChars="300"/>
+      <w:ind w:left="981" w:leftChars="300" w:hanging="862"/>
     </w:pPr>
     <w:rPr>
-      <w:rFonts w:ascii="Calibri" w:eastAsia="宋体" w:hAnsi="Calibri" w:cs="宋体" w:hint="eastAsia"/>
+      <w:rFonts w:hint="eastAsia" w:ascii="Calibri" w:hAnsi="Calibri" w:eastAsia="宋体" w:cs="宋体"/>
       <w:sz w:val="24"/>
       <w:szCs w:val="24"/>
       <w:lang w:eastAsia="zh-CN" w:bidi="zh-CN"/>
     </w:rPr>
   </w:style>
-  <w:style w:type="character" w:customStyle="1" w:styleId="Char">
+  <w:style w:type="character" w:customStyle="1" w:styleId="45">
     <w:name w:val="柴_正文 Char"/>
-    <w:link w:val="a"/>
+    <w:link w:val="31"/>
     <w:qFormat/>
+    <w:uiPriority w:val="0"/>
     <w:rPr>
-      <w:rFonts w:ascii="Arial" w:eastAsia="宋体" w:hAnsi="Arial"/>
+      <w:rFonts w:ascii="Arial" w:hAnsi="Arial" w:eastAsia="宋体"/>
       <w:sz w:val="24"/>
       <w:lang w:eastAsia="zh-CN"/>
     </w:rPr>

--- a/6-过程管理/运行记录类文件/060201-过程框架设计方案.docx
+++ b/6-过程管理/运行记录类文件/060201-过程框架设计方案.docx
@@ -31,7 +31,7 @@
           <w:lang w:val="en-US" w:eastAsia="zh-CN"/>
         </w:rPr>
       </w:pPr>
-      <w:bookmarkStart w:id="0" w:name="_Toc403"/>
+      <w:bookmarkStart w:id="0" w:name="_Toc10396"/>
       <w:r>
         <w:rPr>
           <w:rFonts w:hint="eastAsia"/>
@@ -46,7 +46,7 @@
         <w:pStyle w:val="36"/>
         <w:bidi w:val="0"/>
       </w:pPr>
-      <w:bookmarkStart w:id="1" w:name="_Toc30432"/>
+      <w:bookmarkStart w:id="1" w:name="_Toc14055"/>
       <w:r>
         <w:t>中达丰集团有限公司</w:t>
       </w:r>
@@ -141,7 +141,7 @@
           <w:szCs w:val="21"/>
         </w:rPr>
       </w:pPr>
-      <w:bookmarkStart w:id="2" w:name="_Toc29466"/>
+      <w:bookmarkStart w:id="2" w:name="_Toc2412"/>
       <w:r>
         <w:rPr>
           <w:rFonts w:ascii="宋体" w:hAnsi="宋体" w:eastAsia="宋体" w:cs="宋体"/>
@@ -954,7 +954,7 @@
             <w:fldChar w:fldCharType="begin"/>
           </w:r>
           <w:r>
-            <w:instrText xml:space="preserve"> HYPERLINK \l _Toc403 </w:instrText>
+            <w:instrText xml:space="preserve"> HYPERLINK \l _Toc10396 </w:instrText>
           </w:r>
           <w:r>
             <w:fldChar w:fldCharType="separate"/>
@@ -973,7 +973,7 @@
             <w:fldChar w:fldCharType="begin"/>
           </w:r>
           <w:r>
-            <w:instrText xml:space="preserve"> PAGEREF _Toc403 \h </w:instrText>
+            <w:instrText xml:space="preserve"> PAGEREF _Toc10396 \h </w:instrText>
           </w:r>
           <w:r>
             <w:fldChar w:fldCharType="separate"/>
@@ -999,7 +999,7 @@
             <w:fldChar w:fldCharType="begin"/>
           </w:r>
           <w:r>
-            <w:instrText xml:space="preserve"> HYPERLINK \l _Toc30432 </w:instrText>
+            <w:instrText xml:space="preserve"> HYPERLINK \l _Toc14055 </w:instrText>
           </w:r>
           <w:r>
             <w:fldChar w:fldCharType="separate"/>
@@ -1014,7 +1014,7 @@
             <w:fldChar w:fldCharType="begin"/>
           </w:r>
           <w:r>
-            <w:instrText xml:space="preserve"> PAGEREF _Toc30432 \h </w:instrText>
+            <w:instrText xml:space="preserve"> PAGEREF _Toc14055 \h </w:instrText>
           </w:r>
           <w:r>
             <w:fldChar w:fldCharType="separate"/>
@@ -1040,7 +1040,7 @@
             <w:fldChar w:fldCharType="begin"/>
           </w:r>
           <w:r>
-            <w:instrText xml:space="preserve"> HYPERLINK \l _Toc29466 </w:instrText>
+            <w:instrText xml:space="preserve"> HYPERLINK \l _Toc2412 </w:instrText>
           </w:r>
           <w:r>
             <w:fldChar w:fldCharType="separate"/>
@@ -1060,7 +1060,7 @@
             <w:fldChar w:fldCharType="begin"/>
           </w:r>
           <w:r>
-            <w:instrText xml:space="preserve"> PAGEREF _Toc29466 \h </w:instrText>
+            <w:instrText xml:space="preserve"> PAGEREF _Toc2412 \h </w:instrText>
           </w:r>
           <w:r>
             <w:fldChar w:fldCharType="separate"/>
@@ -1086,7 +1086,7 @@
             <w:fldChar w:fldCharType="begin"/>
           </w:r>
           <w:r>
-            <w:instrText xml:space="preserve"> HYPERLINK \l _Toc9784 </w:instrText>
+            <w:instrText xml:space="preserve"> HYPERLINK \l _Toc16033 </w:instrText>
           </w:r>
           <w:r>
             <w:fldChar w:fldCharType="separate"/>
@@ -1105,7 +1105,7 @@
             <w:fldChar w:fldCharType="begin"/>
           </w:r>
           <w:r>
-            <w:instrText xml:space="preserve"> PAGEREF _Toc9784 \h </w:instrText>
+            <w:instrText xml:space="preserve"> PAGEREF _Toc16033 \h </w:instrText>
           </w:r>
           <w:r>
             <w:fldChar w:fldCharType="separate"/>
@@ -1131,7 +1131,7 @@
             <w:fldChar w:fldCharType="begin"/>
           </w:r>
           <w:r>
-            <w:instrText xml:space="preserve"> HYPERLINK \l _Toc8425 </w:instrText>
+            <w:instrText xml:space="preserve"> HYPERLINK \l _Toc27113 </w:instrText>
           </w:r>
           <w:r>
             <w:fldChar w:fldCharType="separate"/>
@@ -1157,7 +1157,7 @@
             <w:fldChar w:fldCharType="begin"/>
           </w:r>
           <w:r>
-            <w:instrText xml:space="preserve"> PAGEREF _Toc8425 \h </w:instrText>
+            <w:instrText xml:space="preserve"> PAGEREF _Toc27113 \h </w:instrText>
           </w:r>
           <w:r>
             <w:fldChar w:fldCharType="separate"/>
@@ -1183,7 +1183,7 @@
             <w:fldChar w:fldCharType="begin"/>
           </w:r>
           <w:r>
-            <w:instrText xml:space="preserve"> HYPERLINK \l _Toc4708 </w:instrText>
+            <w:instrText xml:space="preserve"> HYPERLINK \l _Toc21448 </w:instrText>
           </w:r>
           <w:r>
             <w:fldChar w:fldCharType="separate"/>
@@ -1209,7 +1209,7 @@
             <w:fldChar w:fldCharType="begin"/>
           </w:r>
           <w:r>
-            <w:instrText xml:space="preserve"> PAGEREF _Toc4708 \h </w:instrText>
+            <w:instrText xml:space="preserve"> PAGEREF _Toc21448 \h </w:instrText>
           </w:r>
           <w:r>
             <w:fldChar w:fldCharType="separate"/>
@@ -1235,7 +1235,7 @@
             <w:fldChar w:fldCharType="begin"/>
           </w:r>
           <w:r>
-            <w:instrText xml:space="preserve"> HYPERLINK \l _Toc60 </w:instrText>
+            <w:instrText xml:space="preserve"> HYPERLINK \l _Toc11701 </w:instrText>
           </w:r>
           <w:r>
             <w:fldChar w:fldCharType="separate"/>
@@ -1254,7 +1254,7 @@
             <w:fldChar w:fldCharType="begin"/>
           </w:r>
           <w:r>
-            <w:instrText xml:space="preserve"> PAGEREF _Toc60 \h </w:instrText>
+            <w:instrText xml:space="preserve"> PAGEREF _Toc11701 \h </w:instrText>
           </w:r>
           <w:r>
             <w:fldChar w:fldCharType="separate"/>
@@ -1280,7 +1280,7 @@
             <w:fldChar w:fldCharType="begin"/>
           </w:r>
           <w:r>
-            <w:instrText xml:space="preserve"> HYPERLINK \l _Toc31497 </w:instrText>
+            <w:instrText xml:space="preserve"> HYPERLINK \l _Toc2366 </w:instrText>
           </w:r>
           <w:r>
             <w:fldChar w:fldCharType="separate"/>
@@ -1306,7 +1306,7 @@
             <w:fldChar w:fldCharType="begin"/>
           </w:r>
           <w:r>
-            <w:instrText xml:space="preserve"> PAGEREF _Toc31497 \h </w:instrText>
+            <w:instrText xml:space="preserve"> PAGEREF _Toc2366 \h </w:instrText>
           </w:r>
           <w:r>
             <w:fldChar w:fldCharType="separate"/>
@@ -1332,7 +1332,7 @@
             <w:fldChar w:fldCharType="begin"/>
           </w:r>
           <w:r>
-            <w:instrText xml:space="preserve"> HYPERLINK \l _Toc23572 </w:instrText>
+            <w:instrText xml:space="preserve"> HYPERLINK \l _Toc27369 </w:instrText>
           </w:r>
           <w:r>
             <w:fldChar w:fldCharType="separate"/>
@@ -1358,7 +1358,7 @@
             <w:fldChar w:fldCharType="begin"/>
           </w:r>
           <w:r>
-            <w:instrText xml:space="preserve"> PAGEREF _Toc23572 \h </w:instrText>
+            <w:instrText xml:space="preserve"> PAGEREF _Toc27369 \h </w:instrText>
           </w:r>
           <w:r>
             <w:fldChar w:fldCharType="separate"/>
@@ -1384,7 +1384,7 @@
             <w:fldChar w:fldCharType="begin"/>
           </w:r>
           <w:r>
-            <w:instrText xml:space="preserve"> HYPERLINK \l _Toc10576 </w:instrText>
+            <w:instrText xml:space="preserve"> HYPERLINK \l _Toc6280 </w:instrText>
           </w:r>
           <w:r>
             <w:fldChar w:fldCharType="separate"/>
@@ -1403,7 +1403,7 @@
             <w:fldChar w:fldCharType="begin"/>
           </w:r>
           <w:r>
-            <w:instrText xml:space="preserve"> PAGEREF _Toc10576 \h </w:instrText>
+            <w:instrText xml:space="preserve"> PAGEREF _Toc6280 \h </w:instrText>
           </w:r>
           <w:r>
             <w:fldChar w:fldCharType="separate"/>
@@ -1429,7 +1429,7 @@
             <w:fldChar w:fldCharType="begin"/>
           </w:r>
           <w:r>
-            <w:instrText xml:space="preserve"> HYPERLINK \l _Toc632 </w:instrText>
+            <w:instrText xml:space="preserve"> HYPERLINK \l _Toc18807 </w:instrText>
           </w:r>
           <w:r>
             <w:fldChar w:fldCharType="separate"/>
@@ -1448,7 +1448,7 @@
             <w:fldChar w:fldCharType="begin"/>
           </w:r>
           <w:r>
-            <w:instrText xml:space="preserve"> PAGEREF _Toc632 \h </w:instrText>
+            <w:instrText xml:space="preserve"> PAGEREF _Toc18807 \h </w:instrText>
           </w:r>
           <w:r>
             <w:fldChar w:fldCharType="separate"/>
@@ -1508,7 +1508,7 @@
           <w:lang w:val="en-US" w:eastAsia="zh-CN"/>
         </w:rPr>
       </w:pPr>
-      <w:bookmarkStart w:id="3" w:name="_Toc9784"/>
+      <w:bookmarkStart w:id="3" w:name="_Toc16033"/>
       <w:r>
         <w:rPr>
           <w:rFonts w:hint="default"/>
@@ -1551,7 +1551,7 @@
           <w:lang w:val="en-US" w:eastAsia="zh-CN"/>
         </w:rPr>
       </w:pPr>
-      <w:bookmarkStart w:id="4" w:name="_Toc8425"/>
+      <w:bookmarkStart w:id="4" w:name="_Toc27113"/>
       <w:r>
         <w:rPr>
           <w:rFonts w:hint="eastAsia"/>
@@ -1600,7 +1600,7 @@
           <w:lang w:val="en-US" w:eastAsia="zh-CN"/>
         </w:rPr>
       </w:pPr>
-      <w:bookmarkStart w:id="5" w:name="_Toc4708"/>
+      <w:bookmarkStart w:id="5" w:name="_Toc21448"/>
       <w:r>
         <w:rPr>
           <w:rFonts w:hint="default"/>
@@ -1694,7 +1694,7 @@
           <w:lang w:val="en-US" w:eastAsia="zh-CN"/>
         </w:rPr>
       </w:pPr>
-      <w:bookmarkStart w:id="6" w:name="_Toc60"/>
+      <w:bookmarkStart w:id="6" w:name="_Toc11701"/>
       <w:r>
         <w:rPr>
           <w:rFonts w:hint="default"/>
@@ -1755,6 +1755,7 @@
         <w:jc w:val="center"/>
         <w:textAlignment w:val="auto"/>
       </w:pPr>
+      <w:bookmarkStart w:id="11" w:name="_GoBack"/>
       <w:r>
         <w:drawing>
           <wp:inline distT="0" distB="0" distL="114300" distR="114300">
@@ -1798,6 +1799,7 @@
           </wp:inline>
         </w:drawing>
       </w:r>
+      <w:bookmarkEnd w:id="11"/>
     </w:p>
     <w:p>
       <w:pPr>
@@ -1808,7 +1810,7 @@
           <w:lang w:val="en-US" w:eastAsia="zh-CN"/>
         </w:rPr>
       </w:pPr>
-      <w:bookmarkStart w:id="7" w:name="_Toc31497"/>
+      <w:bookmarkStart w:id="7" w:name="_Toc2366"/>
       <w:r>
         <w:rPr>
           <w:rFonts w:hint="eastAsia"/>
@@ -2124,7 +2126,6 @@
             <w:insideH w:val="single" w:color="auto" w:sz="4" w:space="0"/>
             <w:insideV w:val="single" w:color="auto" w:sz="4" w:space="0"/>
           </w:tblBorders>
-          <w:shd w:val="clear" w:color="auto" w:fill="auto"/>
           <w:tblCellMar>
             <w:top w:w="15" w:type="dxa"/>
             <w:left w:w="15" w:type="dxa"/>
@@ -2377,6 +2378,272 @@
                 <w:lang w:val="en-US" w:eastAsia="zh-CN"/>
               </w:rPr>
               <w:t>事件、问题、变更、容量、可用性</w:t>
+            </w:r>
+          </w:p>
+        </w:tc>
+      </w:tr>
+      <w:tr>
+        <w:tblPrEx>
+          <w:tblBorders>
+            <w:top w:val="single" w:color="auto" w:sz="4" w:space="0"/>
+            <w:left w:val="single" w:color="auto" w:sz="4" w:space="0"/>
+            <w:bottom w:val="single" w:color="auto" w:sz="4" w:space="0"/>
+            <w:right w:val="single" w:color="auto" w:sz="4" w:space="0"/>
+            <w:insideH w:val="single" w:color="auto" w:sz="4" w:space="0"/>
+            <w:insideV w:val="single" w:color="auto" w:sz="4" w:space="0"/>
+          </w:tblBorders>
+          <w:tblCellMar>
+            <w:top w:w="15" w:type="dxa"/>
+            <w:left w:w="15" w:type="dxa"/>
+            <w:bottom w:w="15" w:type="dxa"/>
+            <w:right w:w="15" w:type="dxa"/>
+          </w:tblCellMar>
+        </w:tblPrEx>
+        <w:tc>
+          <w:tcPr>
+            <w:tcW w:w="1387" w:type="dxa"/>
+            <w:shd w:val="clear" w:color="auto" w:fill="auto"/>
+            <w:tcMar>
+              <w:top w:w="120" w:type="dxa"/>
+              <w:left w:w="0" w:type="dxa"/>
+              <w:bottom w:w="120" w:type="dxa"/>
+              <w:right w:w="192" w:type="dxa"/>
+            </w:tcMar>
+            <w:vAlign w:val="center"/>
+          </w:tcPr>
+          <w:p>
+            <w:pPr>
+              <w:keepNext w:val="0"/>
+              <w:keepLines w:val="0"/>
+              <w:widowControl/>
+              <w:suppressLineNumbers w:val="0"/>
+              <w:spacing w:line="300" w:lineRule="atLeast"/>
+              <w:jc w:val="left"/>
+              <w:rPr>
+                <w:rFonts w:hint="default" w:ascii="Segoe UI" w:hAnsi="Segoe UI" w:eastAsia="Segoe UI" w:cs="Segoe UI"/>
+                <w:i w:val="0"/>
+                <w:iCs w:val="0"/>
+                <w:caps w:val="0"/>
+                <w:color w:val="0F1115"/>
+                <w:spacing w:val="0"/>
+                <w:sz w:val="18"/>
+                <w:szCs w:val="18"/>
+              </w:rPr>
+            </w:pPr>
+            <w:r>
+              <w:rPr>
+                <w:rStyle w:val="24"/>
+                <w:rFonts w:hint="default" w:ascii="Segoe UI" w:hAnsi="Segoe UI" w:eastAsia="Segoe UI" w:cs="Segoe UI"/>
+                <w:b/>
+                <w:bCs/>
+                <w:i w:val="0"/>
+                <w:iCs w:val="0"/>
+                <w:caps w:val="0"/>
+                <w:snapToGrid w:val="0"/>
+                <w:color w:val="000000"/>
+                <w:spacing w:val="0"/>
+                <w:kern w:val="0"/>
+                <w:sz w:val="18"/>
+                <w:szCs w:val="18"/>
+                <w:lang w:val="en-US" w:eastAsia="zh-CN"/>
+              </w:rPr>
+              <w:t>服务报告管理</w:t>
+            </w:r>
+          </w:p>
+        </w:tc>
+        <w:tc>
+          <w:tcPr>
+            <w:tcW w:w="1530" w:type="dxa"/>
+            <w:shd w:val="clear" w:color="auto" w:fill="auto"/>
+            <w:tcMar>
+              <w:top w:w="120" w:type="dxa"/>
+              <w:left w:w="192" w:type="dxa"/>
+              <w:bottom w:w="120" w:type="dxa"/>
+              <w:right w:w="192" w:type="dxa"/>
+            </w:tcMar>
+            <w:vAlign w:val="center"/>
+          </w:tcPr>
+          <w:p>
+            <w:pPr>
+              <w:keepNext w:val="0"/>
+              <w:keepLines w:val="0"/>
+              <w:widowControl/>
+              <w:suppressLineNumbers w:val="0"/>
+              <w:spacing w:line="300" w:lineRule="atLeast"/>
+              <w:jc w:val="left"/>
+              <w:rPr>
+                <w:rFonts w:hint="default" w:ascii="Segoe UI" w:hAnsi="Segoe UI" w:eastAsia="Segoe UI" w:cs="Segoe UI"/>
+                <w:i w:val="0"/>
+                <w:iCs w:val="0"/>
+                <w:caps w:val="0"/>
+                <w:color w:val="0F1115"/>
+                <w:spacing w:val="0"/>
+                <w:sz w:val="18"/>
+                <w:szCs w:val="18"/>
+              </w:rPr>
+            </w:pPr>
+            <w:r>
+              <w:rPr>
+                <w:rFonts w:hint="default" w:ascii="Segoe UI" w:hAnsi="Segoe UI" w:eastAsia="Segoe UI" w:cs="Segoe UI"/>
+                <w:i w:val="0"/>
+                <w:iCs w:val="0"/>
+                <w:caps w:val="0"/>
+                <w:snapToGrid w:val="0"/>
+                <w:color w:val="000000"/>
+                <w:spacing w:val="0"/>
+                <w:kern w:val="0"/>
+                <w:sz w:val="18"/>
+                <w:szCs w:val="18"/>
+                <w:lang w:val="en-US" w:eastAsia="zh-CN"/>
+              </w:rPr>
+              <w:t>定期汇报服务绩效与改进情况</w:t>
+            </w:r>
+          </w:p>
+        </w:tc>
+        <w:tc>
+          <w:tcPr>
+            <w:tcW w:w="0" w:type="auto"/>
+            <w:shd w:val="clear" w:color="auto" w:fill="auto"/>
+            <w:tcMar>
+              <w:top w:w="120" w:type="dxa"/>
+              <w:left w:w="192" w:type="dxa"/>
+              <w:bottom w:w="120" w:type="dxa"/>
+              <w:right w:w="192" w:type="dxa"/>
+            </w:tcMar>
+            <w:vAlign w:val="center"/>
+          </w:tcPr>
+          <w:p>
+            <w:pPr>
+              <w:keepNext w:val="0"/>
+              <w:keepLines w:val="0"/>
+              <w:widowControl/>
+              <w:suppressLineNumbers w:val="0"/>
+              <w:spacing w:line="300" w:lineRule="atLeast"/>
+              <w:jc w:val="left"/>
+              <w:rPr>
+                <w:rFonts w:hint="default" w:ascii="Segoe UI" w:hAnsi="Segoe UI" w:eastAsia="Segoe UI" w:cs="Segoe UI"/>
+                <w:i w:val="0"/>
+                <w:iCs w:val="0"/>
+                <w:caps w:val="0"/>
+                <w:color w:val="0F1115"/>
+                <w:spacing w:val="0"/>
+                <w:sz w:val="18"/>
+                <w:szCs w:val="18"/>
+              </w:rPr>
+            </w:pPr>
+            <w:r>
+              <w:rPr>
+                <w:rFonts w:hint="default" w:ascii="Segoe UI" w:hAnsi="Segoe UI" w:eastAsia="Segoe UI" w:cs="Segoe UI"/>
+                <w:i w:val="0"/>
+                <w:iCs w:val="0"/>
+                <w:caps w:val="0"/>
+                <w:snapToGrid w:val="0"/>
+                <w:color w:val="000000"/>
+                <w:spacing w:val="0"/>
+                <w:kern w:val="0"/>
+                <w:sz w:val="18"/>
+                <w:szCs w:val="18"/>
+                <w:lang w:val="en-US" w:eastAsia="zh-CN"/>
+              </w:rPr>
+              <w:t>各流程绩效数据、客户反馈</w:t>
+            </w:r>
+          </w:p>
+        </w:tc>
+        <w:tc>
+          <w:tcPr>
+            <w:tcW w:w="0" w:type="auto"/>
+            <w:shd w:val="clear" w:color="auto" w:fill="auto"/>
+            <w:tcMar>
+              <w:top w:w="120" w:type="dxa"/>
+              <w:left w:w="192" w:type="dxa"/>
+              <w:bottom w:w="120" w:type="dxa"/>
+              <w:right w:w="192" w:type="dxa"/>
+            </w:tcMar>
+            <w:vAlign w:val="center"/>
+          </w:tcPr>
+          <w:p>
+            <w:pPr>
+              <w:keepNext w:val="0"/>
+              <w:keepLines w:val="0"/>
+              <w:widowControl/>
+              <w:suppressLineNumbers w:val="0"/>
+              <w:spacing w:line="300" w:lineRule="atLeast"/>
+              <w:jc w:val="left"/>
+              <w:rPr>
+                <w:rFonts w:hint="default" w:ascii="Segoe UI" w:hAnsi="Segoe UI" w:eastAsia="Segoe UI" w:cs="Segoe UI"/>
+                <w:i w:val="0"/>
+                <w:iCs w:val="0"/>
+                <w:caps w:val="0"/>
+                <w:color w:val="0F1115"/>
+                <w:spacing w:val="0"/>
+                <w:sz w:val="18"/>
+                <w:szCs w:val="18"/>
+              </w:rPr>
+            </w:pPr>
+            <w:r>
+              <w:rPr>
+                <w:rFonts w:hint="default" w:ascii="Segoe UI" w:hAnsi="Segoe UI" w:eastAsia="Segoe UI" w:cs="Segoe UI"/>
+                <w:i w:val="0"/>
+                <w:iCs w:val="0"/>
+                <w:caps w:val="0"/>
+                <w:snapToGrid w:val="0"/>
+                <w:color w:val="000000"/>
+                <w:spacing w:val="0"/>
+                <w:kern w:val="0"/>
+                <w:sz w:val="18"/>
+                <w:szCs w:val="18"/>
+                <w:lang w:val="en-US" w:eastAsia="zh-CN"/>
+              </w:rPr>
+              <w:t>服务报告、服务总结</w:t>
+            </w:r>
+          </w:p>
+        </w:tc>
+        <w:tc>
+          <w:tcPr>
+            <w:tcW w:w="0" w:type="auto"/>
+            <w:shd w:val="clear" w:color="auto" w:fill="auto"/>
+            <w:tcMar>
+              <w:top w:w="120" w:type="dxa"/>
+              <w:left w:w="192" w:type="dxa"/>
+              <w:bottom w:w="120" w:type="dxa"/>
+              <w:right w:w="0" w:type="dxa"/>
+            </w:tcMar>
+            <w:vAlign w:val="center"/>
+          </w:tcPr>
+          <w:p>
+            <w:pPr>
+              <w:keepNext w:val="0"/>
+              <w:keepLines w:val="0"/>
+              <w:widowControl/>
+              <w:suppressLineNumbers w:val="0"/>
+              <w:spacing w:line="300" w:lineRule="atLeast"/>
+              <w:jc w:val="left"/>
+              <w:rPr>
+                <w:rFonts w:hint="default" w:ascii="Segoe UI" w:hAnsi="Segoe UI" w:eastAsia="Segoe UI" w:cs="Segoe UI"/>
+                <w:i w:val="0"/>
+                <w:iCs w:val="0"/>
+                <w:caps w:val="0"/>
+                <w:color w:val="0F1115"/>
+                <w:spacing w:val="0"/>
+                <w:sz w:val="18"/>
+                <w:szCs w:val="18"/>
+              </w:rPr>
+            </w:pPr>
+            <w:r>
+              <w:rPr>
+                <w:rFonts w:hint="default" w:ascii="Segoe UI" w:hAnsi="Segoe UI" w:eastAsia="Segoe UI" w:cs="Segoe UI"/>
+                <w:i w:val="0"/>
+                <w:iCs w:val="0"/>
+                <w:caps w:val="0"/>
+                <w:snapToGrid w:val="0"/>
+                <w:color w:val="000000"/>
+                <w:spacing w:val="0"/>
+                <w:kern w:val="0"/>
+                <w:sz w:val="18"/>
+                <w:szCs w:val="18"/>
+                <w:lang w:val="en-US" w:eastAsia="zh-CN"/>
+              </w:rPr>
+              <w:t>所有流程（特别是SLM）</w:t>
             </w:r>
           </w:p>
         </w:tc>
@@ -2447,7 +2714,7 @@
                 <w:szCs w:val="18"/>
                 <w:lang w:val="en-US" w:eastAsia="zh-CN"/>
               </w:rPr>
-              <w:t>服务报告管理</w:t>
+              <w:t>事件管理</w:t>
             </w:r>
           </w:p>
         </w:tc>
@@ -2496,7 +2763,7 @@
                 <w:szCs w:val="18"/>
                 <w:lang w:val="en-US" w:eastAsia="zh-CN"/>
               </w:rPr>
-              <w:t>定期汇报服务绩效与改进情况</w:t>
+              <w:t>快速恢复服务，减少业务影响</w:t>
             </w:r>
           </w:p>
         </w:tc>
@@ -2545,7 +2812,7 @@
                 <w:szCs w:val="18"/>
                 <w:lang w:val="en-US" w:eastAsia="zh-CN"/>
               </w:rPr>
-              <w:t>各流程绩效数据、客户反馈</w:t>
+              <w:t>故障申报、服务请求、SLA</w:t>
             </w:r>
           </w:p>
         </w:tc>
@@ -2594,7 +2861,7 @@
                 <w:szCs w:val="18"/>
                 <w:lang w:val="en-US" w:eastAsia="zh-CN"/>
               </w:rPr>
-              <w:t>服务报告、服务总结</w:t>
+              <w:t>事件记录、解决方案、升级至问题</w:t>
             </w:r>
           </w:p>
         </w:tc>
@@ -2643,7 +2910,7 @@
                 <w:szCs w:val="18"/>
                 <w:lang w:val="en-US" w:eastAsia="zh-CN"/>
               </w:rPr>
-              <w:t>所有流程（特别是SLM）</w:t>
+              <w:t>问题、变更、配置</w:t>
             </w:r>
           </w:p>
         </w:tc>
@@ -2658,7 +2925,6 @@
             <w:insideH w:val="single" w:color="auto" w:sz="4" w:space="0"/>
             <w:insideV w:val="single" w:color="auto" w:sz="4" w:space="0"/>
           </w:tblBorders>
-          <w:shd w:val="clear" w:color="auto" w:fill="auto"/>
           <w:tblCellMar>
             <w:top w:w="15" w:type="dxa"/>
             <w:left w:w="15" w:type="dxa"/>
@@ -2714,7 +2980,7 @@
                 <w:szCs w:val="18"/>
                 <w:lang w:val="en-US" w:eastAsia="zh-CN"/>
               </w:rPr>
-              <w:t>事件管理</w:t>
+              <w:t>问题管理</w:t>
             </w:r>
           </w:p>
         </w:tc>
@@ -2763,7 +3029,7 @@
                 <w:szCs w:val="18"/>
                 <w:lang w:val="en-US" w:eastAsia="zh-CN"/>
               </w:rPr>
-              <w:t>快速恢复服务，减少业务影响</w:t>
+              <w:t>查明根本原因，防止事件复发</w:t>
             </w:r>
           </w:p>
         </w:tc>
@@ -2812,7 +3078,7 @@
                 <w:szCs w:val="18"/>
                 <w:lang w:val="en-US" w:eastAsia="zh-CN"/>
               </w:rPr>
-              <w:t>故障申报、服务请求、SLA</w:t>
+              <w:t>重复事件、重大事件、主动巡检</w:t>
             </w:r>
           </w:p>
         </w:tc>
@@ -2861,7 +3127,7 @@
                 <w:szCs w:val="18"/>
                 <w:lang w:val="en-US" w:eastAsia="zh-CN"/>
               </w:rPr>
-              <w:t>事件记录、解决方案、升级至问题</w:t>
+              <w:t>问题记录、已知错误、变更请求</w:t>
             </w:r>
           </w:p>
         </w:tc>
@@ -2910,7 +3176,7 @@
                 <w:szCs w:val="18"/>
                 <w:lang w:val="en-US" w:eastAsia="zh-CN"/>
               </w:rPr>
-              <w:t>问题、变更、配置</w:t>
+              <w:t>事件、变更、配置、知识</w:t>
             </w:r>
           </w:p>
         </w:tc>
@@ -2925,7 +3191,6 @@
             <w:insideH w:val="single" w:color="auto" w:sz="4" w:space="0"/>
             <w:insideV w:val="single" w:color="auto" w:sz="4" w:space="0"/>
           </w:tblBorders>
-          <w:shd w:val="clear" w:color="auto" w:fill="auto"/>
           <w:tblCellMar>
             <w:top w:w="15" w:type="dxa"/>
             <w:left w:w="15" w:type="dxa"/>
@@ -2981,7 +3246,7 @@
                 <w:szCs w:val="18"/>
                 <w:lang w:val="en-US" w:eastAsia="zh-CN"/>
               </w:rPr>
-              <w:t>问题管理</w:t>
+              <w:t>变更管理</w:t>
             </w:r>
           </w:p>
         </w:tc>
@@ -3030,7 +3295,7 @@
                 <w:szCs w:val="18"/>
                 <w:lang w:val="en-US" w:eastAsia="zh-CN"/>
               </w:rPr>
-              <w:t>查明根本原因，防止事件复发</w:t>
+              <w:t>控制变更风险，确保变更可控</w:t>
             </w:r>
           </w:p>
         </w:tc>
@@ -3079,7 +3344,7 @@
                 <w:szCs w:val="18"/>
                 <w:lang w:val="en-US" w:eastAsia="zh-CN"/>
               </w:rPr>
-              <w:t>重复事件、重大事件、主动巡检</w:t>
+              <w:t>变更请求（来自事件、问题、项目）</w:t>
             </w:r>
           </w:p>
         </w:tc>
@@ -3128,7 +3393,7 @@
                 <w:szCs w:val="18"/>
                 <w:lang w:val="en-US" w:eastAsia="zh-CN"/>
               </w:rPr>
-              <w:t>问题记录、已知错误、变更请求</w:t>
+              <w:t>变更记录、实施结果、配置更新</w:t>
             </w:r>
           </w:p>
         </w:tc>
@@ -3177,7 +3442,7 @@
                 <w:szCs w:val="18"/>
                 <w:lang w:val="en-US" w:eastAsia="zh-CN"/>
               </w:rPr>
-              <w:t>事件、变更、配置、知识</w:t>
+              <w:t>发布、配置、SLM</w:t>
             </w:r>
           </w:p>
         </w:tc>
@@ -3192,7 +3457,6 @@
             <w:insideH w:val="single" w:color="auto" w:sz="4" w:space="0"/>
             <w:insideV w:val="single" w:color="auto" w:sz="4" w:space="0"/>
           </w:tblBorders>
-          <w:shd w:val="clear" w:color="auto" w:fill="auto"/>
           <w:tblCellMar>
             <w:top w:w="15" w:type="dxa"/>
             <w:left w:w="15" w:type="dxa"/>
@@ -3248,7 +3512,7 @@
                 <w:szCs w:val="18"/>
                 <w:lang w:val="en-US" w:eastAsia="zh-CN"/>
               </w:rPr>
-              <w:t>变更管理</w:t>
+              <w:t>发布管理</w:t>
             </w:r>
           </w:p>
         </w:tc>
@@ -3297,7 +3561,7 @@
                 <w:szCs w:val="18"/>
                 <w:lang w:val="en-US" w:eastAsia="zh-CN"/>
               </w:rPr>
-              <w:t>控制变更风险，确保变更可控</w:t>
+              <w:t>安全、受控地将变更导入生产环境</w:t>
             </w:r>
           </w:p>
         </w:tc>
@@ -3346,7 +3610,7 @@
                 <w:szCs w:val="18"/>
                 <w:lang w:val="en-US" w:eastAsia="zh-CN"/>
               </w:rPr>
-              <w:t>变更请求（来自事件、问题、项目）</w:t>
+              <w:t>变更方案、测试结果</w:t>
             </w:r>
           </w:p>
         </w:tc>
@@ -3395,7 +3659,7 @@
                 <w:szCs w:val="18"/>
                 <w:lang w:val="en-US" w:eastAsia="zh-CN"/>
               </w:rPr>
-              <w:t>变更记录、实施结果、配置更新</w:t>
+              <w:t>发布计划、发布报告、配置更新</w:t>
             </w:r>
           </w:p>
         </w:tc>
@@ -3444,7 +3708,7 @@
                 <w:szCs w:val="18"/>
                 <w:lang w:val="en-US" w:eastAsia="zh-CN"/>
               </w:rPr>
-              <w:t>发布、配置、SLM</w:t>
+              <w:t>变更、配置</w:t>
             </w:r>
           </w:p>
         </w:tc>
@@ -3459,7 +3723,6 @@
             <w:insideH w:val="single" w:color="auto" w:sz="4" w:space="0"/>
             <w:insideV w:val="single" w:color="auto" w:sz="4" w:space="0"/>
           </w:tblBorders>
-          <w:shd w:val="clear" w:color="auto" w:fill="auto"/>
           <w:tblCellMar>
             <w:top w:w="15" w:type="dxa"/>
             <w:left w:w="15" w:type="dxa"/>
@@ -3515,7 +3778,7 @@
                 <w:szCs w:val="18"/>
                 <w:lang w:val="en-US" w:eastAsia="zh-CN"/>
               </w:rPr>
-              <w:t>发布管理</w:t>
+              <w:t>配置管理</w:t>
             </w:r>
           </w:p>
         </w:tc>
@@ -3564,7 +3827,7 @@
                 <w:szCs w:val="18"/>
                 <w:lang w:val="en-US" w:eastAsia="zh-CN"/>
               </w:rPr>
-              <w:t>安全、受控地将变更导入生产环境</w:t>
+              <w:t>维护准确的配置信息库</w:t>
             </w:r>
           </w:p>
         </w:tc>
@@ -3613,7 +3876,7 @@
                 <w:szCs w:val="18"/>
                 <w:lang w:val="en-US" w:eastAsia="zh-CN"/>
               </w:rPr>
-              <w:t>变更方案、测试结果</w:t>
+              <w:t>资产信息、变更记录、发布结果</w:t>
             </w:r>
           </w:p>
         </w:tc>
@@ -3662,7 +3925,7 @@
                 <w:szCs w:val="18"/>
                 <w:lang w:val="en-US" w:eastAsia="zh-CN"/>
               </w:rPr>
-              <w:t>发布计划、发布报告、配置更新</w:t>
+              <w:t>CMDB、配置审计报告</w:t>
             </w:r>
           </w:p>
         </w:tc>
@@ -3711,7 +3974,7 @@
                 <w:szCs w:val="18"/>
                 <w:lang w:val="en-US" w:eastAsia="zh-CN"/>
               </w:rPr>
-              <w:t>变更、配置</w:t>
+              <w:t>所有流程（支持性基础）</w:t>
             </w:r>
           </w:p>
         </w:tc>
@@ -3726,7 +3989,6 @@
             <w:insideH w:val="single" w:color="auto" w:sz="4" w:space="0"/>
             <w:insideV w:val="single" w:color="auto" w:sz="4" w:space="0"/>
           </w:tblBorders>
-          <w:shd w:val="clear" w:color="auto" w:fill="auto"/>
           <w:tblCellMar>
             <w:top w:w="15" w:type="dxa"/>
             <w:left w:w="15" w:type="dxa"/>
@@ -3782,7 +4044,7 @@
                 <w:szCs w:val="18"/>
                 <w:lang w:val="en-US" w:eastAsia="zh-CN"/>
               </w:rPr>
-              <w:t>配置管理</w:t>
+              <w:t>可用性与连续性管理</w:t>
             </w:r>
           </w:p>
         </w:tc>
@@ -3831,7 +4093,7 @@
                 <w:szCs w:val="18"/>
                 <w:lang w:val="en-US" w:eastAsia="zh-CN"/>
               </w:rPr>
-              <w:t>维护准确的配置信息库</w:t>
+              <w:t>保障服务高可用与灾难恢复能力</w:t>
             </w:r>
           </w:p>
         </w:tc>
@@ -3880,7 +4142,7 @@
                 <w:szCs w:val="18"/>
                 <w:lang w:val="en-US" w:eastAsia="zh-CN"/>
               </w:rPr>
-              <w:t>资产信息、变更记录、发布结果</w:t>
+              <w:t>SLA、风险评估、业务影响分析</w:t>
             </w:r>
           </w:p>
         </w:tc>
@@ -3929,7 +4191,7 @@
                 <w:szCs w:val="18"/>
                 <w:lang w:val="en-US" w:eastAsia="zh-CN"/>
               </w:rPr>
-              <w:t>CMDB、配置审计报告</w:t>
+              <w:t>可用性计划、连续性计划、测试报告</w:t>
             </w:r>
           </w:p>
         </w:tc>
@@ -3978,7 +4240,7 @@
                 <w:szCs w:val="18"/>
                 <w:lang w:val="en-US" w:eastAsia="zh-CN"/>
               </w:rPr>
-              <w:t>所有流程（支持性基础）</w:t>
+              <w:t>事件、问题、变更、容量</w:t>
             </w:r>
           </w:p>
         </w:tc>
@@ -3993,274 +4255,6 @@
             <w:insideH w:val="single" w:color="auto" w:sz="4" w:space="0"/>
             <w:insideV w:val="single" w:color="auto" w:sz="4" w:space="0"/>
           </w:tblBorders>
-          <w:shd w:val="clear" w:color="auto" w:fill="auto"/>
-          <w:tblCellMar>
-            <w:top w:w="15" w:type="dxa"/>
-            <w:left w:w="15" w:type="dxa"/>
-            <w:bottom w:w="15" w:type="dxa"/>
-            <w:right w:w="15" w:type="dxa"/>
-          </w:tblCellMar>
-        </w:tblPrEx>
-        <w:tc>
-          <w:tcPr>
-            <w:tcW w:w="1387" w:type="dxa"/>
-            <w:shd w:val="clear" w:color="auto" w:fill="auto"/>
-            <w:tcMar>
-              <w:top w:w="120" w:type="dxa"/>
-              <w:left w:w="0" w:type="dxa"/>
-              <w:bottom w:w="120" w:type="dxa"/>
-              <w:right w:w="192" w:type="dxa"/>
-            </w:tcMar>
-            <w:vAlign w:val="center"/>
-          </w:tcPr>
-          <w:p>
-            <w:pPr>
-              <w:keepNext w:val="0"/>
-              <w:keepLines w:val="0"/>
-              <w:widowControl/>
-              <w:suppressLineNumbers w:val="0"/>
-              <w:spacing w:line="300" w:lineRule="atLeast"/>
-              <w:jc w:val="left"/>
-              <w:rPr>
-                <w:rFonts w:hint="default" w:ascii="Segoe UI" w:hAnsi="Segoe UI" w:eastAsia="Segoe UI" w:cs="Segoe UI"/>
-                <w:i w:val="0"/>
-                <w:iCs w:val="0"/>
-                <w:caps w:val="0"/>
-                <w:color w:val="0F1115"/>
-                <w:spacing w:val="0"/>
-                <w:sz w:val="18"/>
-                <w:szCs w:val="18"/>
-              </w:rPr>
-            </w:pPr>
-            <w:r>
-              <w:rPr>
-                <w:rStyle w:val="24"/>
-                <w:rFonts w:hint="default" w:ascii="Segoe UI" w:hAnsi="Segoe UI" w:eastAsia="Segoe UI" w:cs="Segoe UI"/>
-                <w:b/>
-                <w:bCs/>
-                <w:i w:val="0"/>
-                <w:iCs w:val="0"/>
-                <w:caps w:val="0"/>
-                <w:snapToGrid w:val="0"/>
-                <w:color w:val="000000"/>
-                <w:spacing w:val="0"/>
-                <w:kern w:val="0"/>
-                <w:sz w:val="18"/>
-                <w:szCs w:val="18"/>
-                <w:lang w:val="en-US" w:eastAsia="zh-CN"/>
-              </w:rPr>
-              <w:t>可用性与连续性管理</w:t>
-            </w:r>
-          </w:p>
-        </w:tc>
-        <w:tc>
-          <w:tcPr>
-            <w:tcW w:w="1530" w:type="dxa"/>
-            <w:shd w:val="clear" w:color="auto" w:fill="auto"/>
-            <w:tcMar>
-              <w:top w:w="120" w:type="dxa"/>
-              <w:left w:w="192" w:type="dxa"/>
-              <w:bottom w:w="120" w:type="dxa"/>
-              <w:right w:w="192" w:type="dxa"/>
-            </w:tcMar>
-            <w:vAlign w:val="center"/>
-          </w:tcPr>
-          <w:p>
-            <w:pPr>
-              <w:keepNext w:val="0"/>
-              <w:keepLines w:val="0"/>
-              <w:widowControl/>
-              <w:suppressLineNumbers w:val="0"/>
-              <w:spacing w:line="300" w:lineRule="atLeast"/>
-              <w:jc w:val="left"/>
-              <w:rPr>
-                <w:rFonts w:hint="default" w:ascii="Segoe UI" w:hAnsi="Segoe UI" w:eastAsia="Segoe UI" w:cs="Segoe UI"/>
-                <w:i w:val="0"/>
-                <w:iCs w:val="0"/>
-                <w:caps w:val="0"/>
-                <w:color w:val="0F1115"/>
-                <w:spacing w:val="0"/>
-                <w:sz w:val="18"/>
-                <w:szCs w:val="18"/>
-              </w:rPr>
-            </w:pPr>
-            <w:r>
-              <w:rPr>
-                <w:rFonts w:hint="default" w:ascii="Segoe UI" w:hAnsi="Segoe UI" w:eastAsia="Segoe UI" w:cs="Segoe UI"/>
-                <w:i w:val="0"/>
-                <w:iCs w:val="0"/>
-                <w:caps w:val="0"/>
-                <w:snapToGrid w:val="0"/>
-                <w:color w:val="000000"/>
-                <w:spacing w:val="0"/>
-                <w:kern w:val="0"/>
-                <w:sz w:val="18"/>
-                <w:szCs w:val="18"/>
-                <w:lang w:val="en-US" w:eastAsia="zh-CN"/>
-              </w:rPr>
-              <w:t>保障服务高可用与灾难恢复能力</w:t>
-            </w:r>
-          </w:p>
-        </w:tc>
-        <w:tc>
-          <w:tcPr>
-            <w:tcW w:w="0" w:type="auto"/>
-            <w:shd w:val="clear" w:color="auto" w:fill="auto"/>
-            <w:tcMar>
-              <w:top w:w="120" w:type="dxa"/>
-              <w:left w:w="192" w:type="dxa"/>
-              <w:bottom w:w="120" w:type="dxa"/>
-              <w:right w:w="192" w:type="dxa"/>
-            </w:tcMar>
-            <w:vAlign w:val="center"/>
-          </w:tcPr>
-          <w:p>
-            <w:pPr>
-              <w:keepNext w:val="0"/>
-              <w:keepLines w:val="0"/>
-              <w:widowControl/>
-              <w:suppressLineNumbers w:val="0"/>
-              <w:spacing w:line="300" w:lineRule="atLeast"/>
-              <w:jc w:val="left"/>
-              <w:rPr>
-                <w:rFonts w:hint="default" w:ascii="Segoe UI" w:hAnsi="Segoe UI" w:eastAsia="Segoe UI" w:cs="Segoe UI"/>
-                <w:i w:val="0"/>
-                <w:iCs w:val="0"/>
-                <w:caps w:val="0"/>
-                <w:color w:val="0F1115"/>
-                <w:spacing w:val="0"/>
-                <w:sz w:val="18"/>
-                <w:szCs w:val="18"/>
-              </w:rPr>
-            </w:pPr>
-            <w:r>
-              <w:rPr>
-                <w:rFonts w:hint="default" w:ascii="Segoe UI" w:hAnsi="Segoe UI" w:eastAsia="Segoe UI" w:cs="Segoe UI"/>
-                <w:i w:val="0"/>
-                <w:iCs w:val="0"/>
-                <w:caps w:val="0"/>
-                <w:snapToGrid w:val="0"/>
-                <w:color w:val="000000"/>
-                <w:spacing w:val="0"/>
-                <w:kern w:val="0"/>
-                <w:sz w:val="18"/>
-                <w:szCs w:val="18"/>
-                <w:lang w:val="en-US" w:eastAsia="zh-CN"/>
-              </w:rPr>
-              <w:t>SLA、风险评估、业务影响分析</w:t>
-            </w:r>
-          </w:p>
-        </w:tc>
-        <w:tc>
-          <w:tcPr>
-            <w:tcW w:w="0" w:type="auto"/>
-            <w:shd w:val="clear" w:color="auto" w:fill="auto"/>
-            <w:tcMar>
-              <w:top w:w="120" w:type="dxa"/>
-              <w:left w:w="192" w:type="dxa"/>
-              <w:bottom w:w="120" w:type="dxa"/>
-              <w:right w:w="192" w:type="dxa"/>
-            </w:tcMar>
-            <w:vAlign w:val="center"/>
-          </w:tcPr>
-          <w:p>
-            <w:pPr>
-              <w:keepNext w:val="0"/>
-              <w:keepLines w:val="0"/>
-              <w:widowControl/>
-              <w:suppressLineNumbers w:val="0"/>
-              <w:spacing w:line="300" w:lineRule="atLeast"/>
-              <w:jc w:val="left"/>
-              <w:rPr>
-                <w:rFonts w:hint="default" w:ascii="Segoe UI" w:hAnsi="Segoe UI" w:eastAsia="Segoe UI" w:cs="Segoe UI"/>
-                <w:i w:val="0"/>
-                <w:iCs w:val="0"/>
-                <w:caps w:val="0"/>
-                <w:color w:val="0F1115"/>
-                <w:spacing w:val="0"/>
-                <w:sz w:val="18"/>
-                <w:szCs w:val="18"/>
-              </w:rPr>
-            </w:pPr>
-            <w:r>
-              <w:rPr>
-                <w:rFonts w:hint="default" w:ascii="Segoe UI" w:hAnsi="Segoe UI" w:eastAsia="Segoe UI" w:cs="Segoe UI"/>
-                <w:i w:val="0"/>
-                <w:iCs w:val="0"/>
-                <w:caps w:val="0"/>
-                <w:snapToGrid w:val="0"/>
-                <w:color w:val="000000"/>
-                <w:spacing w:val="0"/>
-                <w:kern w:val="0"/>
-                <w:sz w:val="18"/>
-                <w:szCs w:val="18"/>
-                <w:lang w:val="en-US" w:eastAsia="zh-CN"/>
-              </w:rPr>
-              <w:t>可用性计划、连续性计划、测试报告</w:t>
-            </w:r>
-          </w:p>
-        </w:tc>
-        <w:tc>
-          <w:tcPr>
-            <w:tcW w:w="0" w:type="auto"/>
-            <w:shd w:val="clear" w:color="auto" w:fill="auto"/>
-            <w:tcMar>
-              <w:top w:w="120" w:type="dxa"/>
-              <w:left w:w="192" w:type="dxa"/>
-              <w:bottom w:w="120" w:type="dxa"/>
-              <w:right w:w="0" w:type="dxa"/>
-            </w:tcMar>
-            <w:vAlign w:val="center"/>
-          </w:tcPr>
-          <w:p>
-            <w:pPr>
-              <w:keepNext w:val="0"/>
-              <w:keepLines w:val="0"/>
-              <w:widowControl/>
-              <w:suppressLineNumbers w:val="0"/>
-              <w:spacing w:line="300" w:lineRule="atLeast"/>
-              <w:jc w:val="left"/>
-              <w:rPr>
-                <w:rFonts w:hint="default" w:ascii="Segoe UI" w:hAnsi="Segoe UI" w:eastAsia="Segoe UI" w:cs="Segoe UI"/>
-                <w:i w:val="0"/>
-                <w:iCs w:val="0"/>
-                <w:caps w:val="0"/>
-                <w:color w:val="0F1115"/>
-                <w:spacing w:val="0"/>
-                <w:sz w:val="18"/>
-                <w:szCs w:val="18"/>
-              </w:rPr>
-            </w:pPr>
-            <w:r>
-              <w:rPr>
-                <w:rFonts w:hint="default" w:ascii="Segoe UI" w:hAnsi="Segoe UI" w:eastAsia="Segoe UI" w:cs="Segoe UI"/>
-                <w:i w:val="0"/>
-                <w:iCs w:val="0"/>
-                <w:caps w:val="0"/>
-                <w:snapToGrid w:val="0"/>
-                <w:color w:val="000000"/>
-                <w:spacing w:val="0"/>
-                <w:kern w:val="0"/>
-                <w:sz w:val="18"/>
-                <w:szCs w:val="18"/>
-                <w:lang w:val="en-US" w:eastAsia="zh-CN"/>
-              </w:rPr>
-              <w:t>事件、问题、变更、容量</w:t>
-            </w:r>
-          </w:p>
-        </w:tc>
-      </w:tr>
-      <w:tr>
-        <w:tblPrEx>
-          <w:tblBorders>
-            <w:top w:val="single" w:color="auto" w:sz="4" w:space="0"/>
-            <w:left w:val="single" w:color="auto" w:sz="4" w:space="0"/>
-            <w:bottom w:val="single" w:color="auto" w:sz="4" w:space="0"/>
-            <w:right w:val="single" w:color="auto" w:sz="4" w:space="0"/>
-            <w:insideH w:val="single" w:color="auto" w:sz="4" w:space="0"/>
-            <w:insideV w:val="single" w:color="auto" w:sz="4" w:space="0"/>
-          </w:tblBorders>
-          <w:shd w:val="clear" w:color="auto" w:fill="auto"/>
           <w:tblCellMar>
             <w:top w:w="15" w:type="dxa"/>
             <w:left w:w="15" w:type="dxa"/>
@@ -4819,7 +4813,7 @@
           <w:lang w:val="en-US" w:eastAsia="zh-CN"/>
         </w:rPr>
       </w:pPr>
-      <w:bookmarkStart w:id="8" w:name="_Toc23572"/>
+      <w:bookmarkStart w:id="8" w:name="_Toc27369"/>
       <w:r>
         <w:rPr>
           <w:rFonts w:hint="eastAsia"/>
@@ -7948,7 +7942,7 @@
           <w:lang w:val="en-US" w:eastAsia="zh-CN"/>
         </w:rPr>
       </w:pPr>
-      <w:bookmarkStart w:id="9" w:name="_Toc10576"/>
+      <w:bookmarkStart w:id="9" w:name="_Toc6280"/>
       <w:r>
         <w:rPr>
           <w:rFonts w:hint="default"/>
@@ -8051,7 +8045,7 @@
           <w:lang w:val="en-US" w:eastAsia="zh-CN"/>
         </w:rPr>
       </w:pPr>
-      <w:bookmarkStart w:id="10" w:name="_Toc632"/>
+      <w:bookmarkStart w:id="10" w:name="_Toc18807"/>
       <w:r>
         <w:rPr>
           <w:rFonts w:hint="default"/>
@@ -8158,8 +8152,6 @@
         </w:rPr>
         <w:t>框架。</w:t>
       </w:r>
-      <w:bookmarkStart w:id="11" w:name="_GoBack"/>
-      <w:bookmarkEnd w:id="11"/>
     </w:p>
     <w:sectPr>
       <w:headerReference r:id="rId5" w:type="default"/>

--- a/6-过程管理/运行记录类文件/060201-过程框架设计方案.docx
+++ b/6-过程管理/运行记录类文件/060201-过程框架设计方案.docx
@@ -31,7 +31,7 @@
           <w:lang w:val="en-US" w:eastAsia="zh-CN"/>
         </w:rPr>
       </w:pPr>
-      <w:bookmarkStart w:id="0" w:name="_Toc10396"/>
+      <w:bookmarkStart w:id="0" w:name="_Toc18666"/>
       <w:r>
         <w:rPr>
           <w:rFonts w:hint="eastAsia"/>
@@ -46,7 +46,7 @@
         <w:pStyle w:val="36"/>
         <w:bidi w:val="0"/>
       </w:pPr>
-      <w:bookmarkStart w:id="1" w:name="_Toc14055"/>
+      <w:bookmarkStart w:id="1" w:name="_Toc21632"/>
       <w:r>
         <w:t>中达丰集团有限公司</w:t>
       </w:r>
@@ -141,7 +141,7 @@
           <w:szCs w:val="21"/>
         </w:rPr>
       </w:pPr>
-      <w:bookmarkStart w:id="2" w:name="_Toc2412"/>
+      <w:bookmarkStart w:id="2" w:name="_Toc3584"/>
       <w:r>
         <w:rPr>
           <w:rFonts w:ascii="宋体" w:hAnsi="宋体" w:eastAsia="宋体" w:cs="宋体"/>
@@ -941,6 +941,8 @@
               <w:tab w:val="right" w:leader="dot" w:pos="9082"/>
             </w:tabs>
           </w:pPr>
+          <w:bookmarkStart w:id="11" w:name="_GoBack"/>
+          <w:bookmarkEnd w:id="11"/>
           <w:r>
             <w:fldChar w:fldCharType="begin"/>
           </w:r>
@@ -954,7 +956,7 @@
             <w:fldChar w:fldCharType="begin"/>
           </w:r>
           <w:r>
-            <w:instrText xml:space="preserve"> HYPERLINK \l _Toc10396 </w:instrText>
+            <w:instrText xml:space="preserve"> HYPERLINK \l _Toc18666 </w:instrText>
           </w:r>
           <w:r>
             <w:fldChar w:fldCharType="separate"/>
@@ -973,7 +975,7 @@
             <w:fldChar w:fldCharType="begin"/>
           </w:r>
           <w:r>
-            <w:instrText xml:space="preserve"> PAGEREF _Toc10396 \h </w:instrText>
+            <w:instrText xml:space="preserve"> PAGEREF _Toc18666 \h </w:instrText>
           </w:r>
           <w:r>
             <w:fldChar w:fldCharType="separate"/>
@@ -999,7 +1001,7 @@
             <w:fldChar w:fldCharType="begin"/>
           </w:r>
           <w:r>
-            <w:instrText xml:space="preserve"> HYPERLINK \l _Toc14055 </w:instrText>
+            <w:instrText xml:space="preserve"> HYPERLINK \l _Toc21632 </w:instrText>
           </w:r>
           <w:r>
             <w:fldChar w:fldCharType="separate"/>
@@ -1014,7 +1016,7 @@
             <w:fldChar w:fldCharType="begin"/>
           </w:r>
           <w:r>
-            <w:instrText xml:space="preserve"> PAGEREF _Toc14055 \h </w:instrText>
+            <w:instrText xml:space="preserve"> PAGEREF _Toc21632 \h </w:instrText>
           </w:r>
           <w:r>
             <w:fldChar w:fldCharType="separate"/>
@@ -1040,7 +1042,7 @@
             <w:fldChar w:fldCharType="begin"/>
           </w:r>
           <w:r>
-            <w:instrText xml:space="preserve"> HYPERLINK \l _Toc2412 </w:instrText>
+            <w:instrText xml:space="preserve"> HYPERLINK \l _Toc3584 </w:instrText>
           </w:r>
           <w:r>
             <w:fldChar w:fldCharType="separate"/>
@@ -1060,7 +1062,7 @@
             <w:fldChar w:fldCharType="begin"/>
           </w:r>
           <w:r>
-            <w:instrText xml:space="preserve"> PAGEREF _Toc2412 \h </w:instrText>
+            <w:instrText xml:space="preserve"> PAGEREF _Toc3584 \h </w:instrText>
           </w:r>
           <w:r>
             <w:fldChar w:fldCharType="separate"/>
@@ -1086,7 +1088,7 @@
             <w:fldChar w:fldCharType="begin"/>
           </w:r>
           <w:r>
-            <w:instrText xml:space="preserve"> HYPERLINK \l _Toc16033 </w:instrText>
+            <w:instrText xml:space="preserve"> HYPERLINK \l _Toc3625 </w:instrText>
           </w:r>
           <w:r>
             <w:fldChar w:fldCharType="separate"/>
@@ -1105,7 +1107,7 @@
             <w:fldChar w:fldCharType="begin"/>
           </w:r>
           <w:r>
-            <w:instrText xml:space="preserve"> PAGEREF _Toc16033 \h </w:instrText>
+            <w:instrText xml:space="preserve"> PAGEREF _Toc3625 \h </w:instrText>
           </w:r>
           <w:r>
             <w:fldChar w:fldCharType="separate"/>
@@ -1131,7 +1133,7 @@
             <w:fldChar w:fldCharType="begin"/>
           </w:r>
           <w:r>
-            <w:instrText xml:space="preserve"> HYPERLINK \l _Toc27113 </w:instrText>
+            <w:instrText xml:space="preserve"> HYPERLINK \l _Toc862 </w:instrText>
           </w:r>
           <w:r>
             <w:fldChar w:fldCharType="separate"/>
@@ -1157,7 +1159,7 @@
             <w:fldChar w:fldCharType="begin"/>
           </w:r>
           <w:r>
-            <w:instrText xml:space="preserve"> PAGEREF _Toc27113 \h </w:instrText>
+            <w:instrText xml:space="preserve"> PAGEREF _Toc862 \h </w:instrText>
           </w:r>
           <w:r>
             <w:fldChar w:fldCharType="separate"/>
@@ -1183,7 +1185,7 @@
             <w:fldChar w:fldCharType="begin"/>
           </w:r>
           <w:r>
-            <w:instrText xml:space="preserve"> HYPERLINK \l _Toc21448 </w:instrText>
+            <w:instrText xml:space="preserve"> HYPERLINK \l _Toc4002 </w:instrText>
           </w:r>
           <w:r>
             <w:fldChar w:fldCharType="separate"/>
@@ -1209,7 +1211,7 @@
             <w:fldChar w:fldCharType="begin"/>
           </w:r>
           <w:r>
-            <w:instrText xml:space="preserve"> PAGEREF _Toc21448 \h </w:instrText>
+            <w:instrText xml:space="preserve"> PAGEREF _Toc4002 \h </w:instrText>
           </w:r>
           <w:r>
             <w:fldChar w:fldCharType="separate"/>
@@ -1235,7 +1237,7 @@
             <w:fldChar w:fldCharType="begin"/>
           </w:r>
           <w:r>
-            <w:instrText xml:space="preserve"> HYPERLINK \l _Toc11701 </w:instrText>
+            <w:instrText xml:space="preserve"> HYPERLINK \l _Toc90 </w:instrText>
           </w:r>
           <w:r>
             <w:fldChar w:fldCharType="separate"/>
@@ -1254,7 +1256,7 @@
             <w:fldChar w:fldCharType="begin"/>
           </w:r>
           <w:r>
-            <w:instrText xml:space="preserve"> PAGEREF _Toc11701 \h </w:instrText>
+            <w:instrText xml:space="preserve"> PAGEREF _Toc90 \h </w:instrText>
           </w:r>
           <w:r>
             <w:fldChar w:fldCharType="separate"/>
@@ -1280,7 +1282,7 @@
             <w:fldChar w:fldCharType="begin"/>
           </w:r>
           <w:r>
-            <w:instrText xml:space="preserve"> HYPERLINK \l _Toc2366 </w:instrText>
+            <w:instrText xml:space="preserve"> HYPERLINK \l _Toc8730 </w:instrText>
           </w:r>
           <w:r>
             <w:fldChar w:fldCharType="separate"/>
@@ -1306,7 +1308,7 @@
             <w:fldChar w:fldCharType="begin"/>
           </w:r>
           <w:r>
-            <w:instrText xml:space="preserve"> PAGEREF _Toc2366 \h </w:instrText>
+            <w:instrText xml:space="preserve"> PAGEREF _Toc8730 \h </w:instrText>
           </w:r>
           <w:r>
             <w:fldChar w:fldCharType="separate"/>
@@ -1332,7 +1334,7 @@
             <w:fldChar w:fldCharType="begin"/>
           </w:r>
           <w:r>
-            <w:instrText xml:space="preserve"> HYPERLINK \l _Toc27369 </w:instrText>
+            <w:instrText xml:space="preserve"> HYPERLINK \l _Toc974 </w:instrText>
           </w:r>
           <w:r>
             <w:fldChar w:fldCharType="separate"/>
@@ -1358,7 +1360,7 @@
             <w:fldChar w:fldCharType="begin"/>
           </w:r>
           <w:r>
-            <w:instrText xml:space="preserve"> PAGEREF _Toc27369 \h </w:instrText>
+            <w:instrText xml:space="preserve"> PAGEREF _Toc974 \h </w:instrText>
           </w:r>
           <w:r>
             <w:fldChar w:fldCharType="separate"/>
@@ -1384,7 +1386,7 @@
             <w:fldChar w:fldCharType="begin"/>
           </w:r>
           <w:r>
-            <w:instrText xml:space="preserve"> HYPERLINK \l _Toc6280 </w:instrText>
+            <w:instrText xml:space="preserve"> HYPERLINK \l _Toc25027 </w:instrText>
           </w:r>
           <w:r>
             <w:fldChar w:fldCharType="separate"/>
@@ -1403,7 +1405,7 @@
             <w:fldChar w:fldCharType="begin"/>
           </w:r>
           <w:r>
-            <w:instrText xml:space="preserve"> PAGEREF _Toc6280 \h </w:instrText>
+            <w:instrText xml:space="preserve"> PAGEREF _Toc25027 \h </w:instrText>
           </w:r>
           <w:r>
             <w:fldChar w:fldCharType="separate"/>
@@ -1429,7 +1431,7 @@
             <w:fldChar w:fldCharType="begin"/>
           </w:r>
           <w:r>
-            <w:instrText xml:space="preserve"> HYPERLINK \l _Toc18807 </w:instrText>
+            <w:instrText xml:space="preserve"> HYPERLINK \l _Toc30437 </w:instrText>
           </w:r>
           <w:r>
             <w:fldChar w:fldCharType="separate"/>
@@ -1448,7 +1450,7 @@
             <w:fldChar w:fldCharType="begin"/>
           </w:r>
           <w:r>
-            <w:instrText xml:space="preserve"> PAGEREF _Toc18807 \h </w:instrText>
+            <w:instrText xml:space="preserve"> PAGEREF _Toc30437 \h </w:instrText>
           </w:r>
           <w:r>
             <w:fldChar w:fldCharType="separate"/>
@@ -1508,7 +1510,7 @@
           <w:lang w:val="en-US" w:eastAsia="zh-CN"/>
         </w:rPr>
       </w:pPr>
-      <w:bookmarkStart w:id="3" w:name="_Toc16033"/>
+      <w:bookmarkStart w:id="3" w:name="_Toc3625"/>
       <w:r>
         <w:rPr>
           <w:rFonts w:hint="default"/>
@@ -1551,7 +1553,7 @@
           <w:lang w:val="en-US" w:eastAsia="zh-CN"/>
         </w:rPr>
       </w:pPr>
-      <w:bookmarkStart w:id="4" w:name="_Toc27113"/>
+      <w:bookmarkStart w:id="4" w:name="_Toc862"/>
       <w:r>
         <w:rPr>
           <w:rFonts w:hint="eastAsia"/>
@@ -1600,7 +1602,7 @@
           <w:lang w:val="en-US" w:eastAsia="zh-CN"/>
         </w:rPr>
       </w:pPr>
-      <w:bookmarkStart w:id="5" w:name="_Toc21448"/>
+      <w:bookmarkStart w:id="5" w:name="_Toc4002"/>
       <w:r>
         <w:rPr>
           <w:rFonts w:hint="default"/>
@@ -1694,7 +1696,7 @@
           <w:lang w:val="en-US" w:eastAsia="zh-CN"/>
         </w:rPr>
       </w:pPr>
-      <w:bookmarkStart w:id="6" w:name="_Toc11701"/>
+      <w:bookmarkStart w:id="6" w:name="_Toc90"/>
       <w:r>
         <w:rPr>
           <w:rFonts w:hint="default"/>
@@ -1755,7 +1757,6 @@
         <w:jc w:val="center"/>
         <w:textAlignment w:val="auto"/>
       </w:pPr>
-      <w:bookmarkStart w:id="11" w:name="_GoBack"/>
       <w:r>
         <w:drawing>
           <wp:inline distT="0" distB="0" distL="114300" distR="114300">
@@ -1799,7 +1800,6 @@
           </wp:inline>
         </w:drawing>
       </w:r>
-      <w:bookmarkEnd w:id="11"/>
     </w:p>
     <w:p>
       <w:pPr>
@@ -1810,7 +1810,7 @@
           <w:lang w:val="en-US" w:eastAsia="zh-CN"/>
         </w:rPr>
       </w:pPr>
-      <w:bookmarkStart w:id="7" w:name="_Toc2366"/>
+      <w:bookmarkStart w:id="7" w:name="_Toc8730"/>
       <w:r>
         <w:rPr>
           <w:rFonts w:hint="eastAsia"/>
@@ -1859,7 +1859,6 @@
             <w:insideH w:val="single" w:color="auto" w:sz="4" w:space="0"/>
             <w:insideV w:val="single" w:color="auto" w:sz="4" w:space="0"/>
           </w:tblBorders>
-          <w:shd w:val="clear" w:color="auto" w:fill="auto"/>
           <w:tblCellMar>
             <w:top w:w="15" w:type="dxa"/>
             <w:left w:w="15" w:type="dxa"/>
@@ -2112,538 +2111,6 @@
                 <w:lang w:val="en-US" w:eastAsia="zh-CN"/>
               </w:rPr>
               <w:t>关联流程</w:t>
-            </w:r>
-          </w:p>
-        </w:tc>
-      </w:tr>
-      <w:tr>
-        <w:tblPrEx>
-          <w:tblBorders>
-            <w:top w:val="single" w:color="auto" w:sz="4" w:space="0"/>
-            <w:left w:val="single" w:color="auto" w:sz="4" w:space="0"/>
-            <w:bottom w:val="single" w:color="auto" w:sz="4" w:space="0"/>
-            <w:right w:val="single" w:color="auto" w:sz="4" w:space="0"/>
-            <w:insideH w:val="single" w:color="auto" w:sz="4" w:space="0"/>
-            <w:insideV w:val="single" w:color="auto" w:sz="4" w:space="0"/>
-          </w:tblBorders>
-          <w:tblCellMar>
-            <w:top w:w="15" w:type="dxa"/>
-            <w:left w:w="15" w:type="dxa"/>
-            <w:bottom w:w="15" w:type="dxa"/>
-            <w:right w:w="15" w:type="dxa"/>
-          </w:tblCellMar>
-        </w:tblPrEx>
-        <w:tc>
-          <w:tcPr>
-            <w:tcW w:w="1387" w:type="dxa"/>
-            <w:shd w:val="clear" w:color="auto" w:fill="auto"/>
-            <w:tcMar>
-              <w:top w:w="120" w:type="dxa"/>
-              <w:left w:w="0" w:type="dxa"/>
-              <w:bottom w:w="120" w:type="dxa"/>
-              <w:right w:w="192" w:type="dxa"/>
-            </w:tcMar>
-            <w:vAlign w:val="center"/>
-          </w:tcPr>
-          <w:p>
-            <w:pPr>
-              <w:keepNext w:val="0"/>
-              <w:keepLines w:val="0"/>
-              <w:widowControl/>
-              <w:suppressLineNumbers w:val="0"/>
-              <w:spacing w:line="300" w:lineRule="atLeast"/>
-              <w:jc w:val="left"/>
-              <w:rPr>
-                <w:rFonts w:hint="default" w:ascii="Segoe UI" w:hAnsi="Segoe UI" w:eastAsia="Segoe UI" w:cs="Segoe UI"/>
-                <w:i w:val="0"/>
-                <w:iCs w:val="0"/>
-                <w:caps w:val="0"/>
-                <w:color w:val="0F1115"/>
-                <w:spacing w:val="0"/>
-                <w:sz w:val="18"/>
-                <w:szCs w:val="18"/>
-              </w:rPr>
-            </w:pPr>
-            <w:r>
-              <w:rPr>
-                <w:rStyle w:val="24"/>
-                <w:rFonts w:hint="default" w:ascii="Segoe UI" w:hAnsi="Segoe UI" w:eastAsia="Segoe UI" w:cs="Segoe UI"/>
-                <w:b/>
-                <w:bCs/>
-                <w:i w:val="0"/>
-                <w:iCs w:val="0"/>
-                <w:caps w:val="0"/>
-                <w:snapToGrid w:val="0"/>
-                <w:color w:val="000000"/>
-                <w:spacing w:val="0"/>
-                <w:kern w:val="0"/>
-                <w:sz w:val="18"/>
-                <w:szCs w:val="18"/>
-                <w:lang w:val="en-US" w:eastAsia="zh-CN"/>
-              </w:rPr>
-              <w:t>服务级别管理</w:t>
-            </w:r>
-          </w:p>
-        </w:tc>
-        <w:tc>
-          <w:tcPr>
-            <w:tcW w:w="1530" w:type="dxa"/>
-            <w:shd w:val="clear" w:color="auto" w:fill="auto"/>
-            <w:tcMar>
-              <w:top w:w="120" w:type="dxa"/>
-              <w:left w:w="192" w:type="dxa"/>
-              <w:bottom w:w="120" w:type="dxa"/>
-              <w:right w:w="192" w:type="dxa"/>
-            </w:tcMar>
-            <w:vAlign w:val="center"/>
-          </w:tcPr>
-          <w:p>
-            <w:pPr>
-              <w:keepNext w:val="0"/>
-              <w:keepLines w:val="0"/>
-              <w:widowControl/>
-              <w:suppressLineNumbers w:val="0"/>
-              <w:spacing w:line="300" w:lineRule="atLeast"/>
-              <w:jc w:val="left"/>
-              <w:rPr>
-                <w:rFonts w:hint="default" w:ascii="Segoe UI" w:hAnsi="Segoe UI" w:eastAsia="Segoe UI" w:cs="Segoe UI"/>
-                <w:i w:val="0"/>
-                <w:iCs w:val="0"/>
-                <w:caps w:val="0"/>
-                <w:color w:val="0F1115"/>
-                <w:spacing w:val="0"/>
-                <w:sz w:val="18"/>
-                <w:szCs w:val="18"/>
-              </w:rPr>
-            </w:pPr>
-            <w:r>
-              <w:rPr>
-                <w:rFonts w:hint="default" w:ascii="Segoe UI" w:hAnsi="Segoe UI" w:eastAsia="Segoe UI" w:cs="Segoe UI"/>
-                <w:i w:val="0"/>
-                <w:iCs w:val="0"/>
-                <w:caps w:val="0"/>
-                <w:snapToGrid w:val="0"/>
-                <w:color w:val="000000"/>
-                <w:spacing w:val="0"/>
-                <w:kern w:val="0"/>
-                <w:sz w:val="18"/>
-                <w:szCs w:val="18"/>
-                <w:lang w:val="en-US" w:eastAsia="zh-CN"/>
-              </w:rPr>
-              <w:t>定义、协商、监控和评审服务水平</w:t>
-            </w:r>
-          </w:p>
-        </w:tc>
-        <w:tc>
-          <w:tcPr>
-            <w:tcW w:w="0" w:type="auto"/>
-            <w:shd w:val="clear" w:color="auto" w:fill="auto"/>
-            <w:tcMar>
-              <w:top w:w="120" w:type="dxa"/>
-              <w:left w:w="192" w:type="dxa"/>
-              <w:bottom w:w="120" w:type="dxa"/>
-              <w:right w:w="192" w:type="dxa"/>
-            </w:tcMar>
-            <w:vAlign w:val="center"/>
-          </w:tcPr>
-          <w:p>
-            <w:pPr>
-              <w:keepNext w:val="0"/>
-              <w:keepLines w:val="0"/>
-              <w:widowControl/>
-              <w:suppressLineNumbers w:val="0"/>
-              <w:spacing w:line="300" w:lineRule="atLeast"/>
-              <w:jc w:val="left"/>
-              <w:rPr>
-                <w:rFonts w:hint="default" w:ascii="Segoe UI" w:hAnsi="Segoe UI" w:eastAsia="Segoe UI" w:cs="Segoe UI"/>
-                <w:i w:val="0"/>
-                <w:iCs w:val="0"/>
-                <w:caps w:val="0"/>
-                <w:color w:val="0F1115"/>
-                <w:spacing w:val="0"/>
-                <w:sz w:val="18"/>
-                <w:szCs w:val="18"/>
-              </w:rPr>
-            </w:pPr>
-            <w:r>
-              <w:rPr>
-                <w:rFonts w:hint="default" w:ascii="Segoe UI" w:hAnsi="Segoe UI" w:eastAsia="Segoe UI" w:cs="Segoe UI"/>
-                <w:i w:val="0"/>
-                <w:iCs w:val="0"/>
-                <w:caps w:val="0"/>
-                <w:snapToGrid w:val="0"/>
-                <w:color w:val="000000"/>
-                <w:spacing w:val="0"/>
-                <w:kern w:val="0"/>
-                <w:sz w:val="18"/>
-                <w:szCs w:val="18"/>
-                <w:lang w:val="en-US" w:eastAsia="zh-CN"/>
-              </w:rPr>
-              <w:t>客户需求、服务目录、资源能力</w:t>
-            </w:r>
-          </w:p>
-        </w:tc>
-        <w:tc>
-          <w:tcPr>
-            <w:tcW w:w="0" w:type="auto"/>
-            <w:shd w:val="clear" w:color="auto" w:fill="auto"/>
-            <w:tcMar>
-              <w:top w:w="120" w:type="dxa"/>
-              <w:left w:w="192" w:type="dxa"/>
-              <w:bottom w:w="120" w:type="dxa"/>
-              <w:right w:w="192" w:type="dxa"/>
-            </w:tcMar>
-            <w:vAlign w:val="center"/>
-          </w:tcPr>
-          <w:p>
-            <w:pPr>
-              <w:keepNext w:val="0"/>
-              <w:keepLines w:val="0"/>
-              <w:widowControl/>
-              <w:suppressLineNumbers w:val="0"/>
-              <w:spacing w:line="300" w:lineRule="atLeast"/>
-              <w:jc w:val="left"/>
-              <w:rPr>
-                <w:rFonts w:hint="default" w:ascii="Segoe UI" w:hAnsi="Segoe UI" w:eastAsia="Segoe UI" w:cs="Segoe UI"/>
-                <w:i w:val="0"/>
-                <w:iCs w:val="0"/>
-                <w:caps w:val="0"/>
-                <w:color w:val="0F1115"/>
-                <w:spacing w:val="0"/>
-                <w:sz w:val="18"/>
-                <w:szCs w:val="18"/>
-              </w:rPr>
-            </w:pPr>
-            <w:r>
-              <w:rPr>
-                <w:rFonts w:hint="default" w:ascii="Segoe UI" w:hAnsi="Segoe UI" w:eastAsia="Segoe UI" w:cs="Segoe UI"/>
-                <w:i w:val="0"/>
-                <w:iCs w:val="0"/>
-                <w:caps w:val="0"/>
-                <w:snapToGrid w:val="0"/>
-                <w:color w:val="000000"/>
-                <w:spacing w:val="0"/>
-                <w:kern w:val="0"/>
-                <w:sz w:val="18"/>
-                <w:szCs w:val="18"/>
-                <w:lang w:val="en-US" w:eastAsia="zh-CN"/>
-              </w:rPr>
-              <w:t>SLA、SC、UC、服务报告</w:t>
-            </w:r>
-          </w:p>
-        </w:tc>
-        <w:tc>
-          <w:tcPr>
-            <w:tcW w:w="0" w:type="auto"/>
-            <w:shd w:val="clear" w:color="auto" w:fill="auto"/>
-            <w:tcMar>
-              <w:top w:w="120" w:type="dxa"/>
-              <w:left w:w="192" w:type="dxa"/>
-              <w:bottom w:w="120" w:type="dxa"/>
-              <w:right w:w="0" w:type="dxa"/>
-            </w:tcMar>
-            <w:vAlign w:val="center"/>
-          </w:tcPr>
-          <w:p>
-            <w:pPr>
-              <w:keepNext w:val="0"/>
-              <w:keepLines w:val="0"/>
-              <w:widowControl/>
-              <w:suppressLineNumbers w:val="0"/>
-              <w:spacing w:line="300" w:lineRule="atLeast"/>
-              <w:jc w:val="left"/>
-              <w:rPr>
-                <w:rFonts w:hint="default" w:ascii="Segoe UI" w:hAnsi="Segoe UI" w:eastAsia="Segoe UI" w:cs="Segoe UI"/>
-                <w:i w:val="0"/>
-                <w:iCs w:val="0"/>
-                <w:caps w:val="0"/>
-                <w:color w:val="0F1115"/>
-                <w:spacing w:val="0"/>
-                <w:sz w:val="18"/>
-                <w:szCs w:val="18"/>
-              </w:rPr>
-            </w:pPr>
-            <w:r>
-              <w:rPr>
-                <w:rFonts w:hint="default" w:ascii="Segoe UI" w:hAnsi="Segoe UI" w:eastAsia="Segoe UI" w:cs="Segoe UI"/>
-                <w:i w:val="0"/>
-                <w:iCs w:val="0"/>
-                <w:caps w:val="0"/>
-                <w:snapToGrid w:val="0"/>
-                <w:color w:val="000000"/>
-                <w:spacing w:val="0"/>
-                <w:kern w:val="0"/>
-                <w:sz w:val="18"/>
-                <w:szCs w:val="18"/>
-                <w:lang w:val="en-US" w:eastAsia="zh-CN"/>
-              </w:rPr>
-              <w:t>事件、问题、变更、容量、可用性</w:t>
-            </w:r>
-          </w:p>
-        </w:tc>
-      </w:tr>
-      <w:tr>
-        <w:tblPrEx>
-          <w:tblBorders>
-            <w:top w:val="single" w:color="auto" w:sz="4" w:space="0"/>
-            <w:left w:val="single" w:color="auto" w:sz="4" w:space="0"/>
-            <w:bottom w:val="single" w:color="auto" w:sz="4" w:space="0"/>
-            <w:right w:val="single" w:color="auto" w:sz="4" w:space="0"/>
-            <w:insideH w:val="single" w:color="auto" w:sz="4" w:space="0"/>
-            <w:insideV w:val="single" w:color="auto" w:sz="4" w:space="0"/>
-          </w:tblBorders>
-          <w:tblCellMar>
-            <w:top w:w="15" w:type="dxa"/>
-            <w:left w:w="15" w:type="dxa"/>
-            <w:bottom w:w="15" w:type="dxa"/>
-            <w:right w:w="15" w:type="dxa"/>
-          </w:tblCellMar>
-        </w:tblPrEx>
-        <w:tc>
-          <w:tcPr>
-            <w:tcW w:w="1387" w:type="dxa"/>
-            <w:shd w:val="clear" w:color="auto" w:fill="auto"/>
-            <w:tcMar>
-              <w:top w:w="120" w:type="dxa"/>
-              <w:left w:w="0" w:type="dxa"/>
-              <w:bottom w:w="120" w:type="dxa"/>
-              <w:right w:w="192" w:type="dxa"/>
-            </w:tcMar>
-            <w:vAlign w:val="center"/>
-          </w:tcPr>
-          <w:p>
-            <w:pPr>
-              <w:keepNext w:val="0"/>
-              <w:keepLines w:val="0"/>
-              <w:widowControl/>
-              <w:suppressLineNumbers w:val="0"/>
-              <w:spacing w:line="300" w:lineRule="atLeast"/>
-              <w:jc w:val="left"/>
-              <w:rPr>
-                <w:rFonts w:hint="default" w:ascii="Segoe UI" w:hAnsi="Segoe UI" w:eastAsia="Segoe UI" w:cs="Segoe UI"/>
-                <w:i w:val="0"/>
-                <w:iCs w:val="0"/>
-                <w:caps w:val="0"/>
-                <w:color w:val="0F1115"/>
-                <w:spacing w:val="0"/>
-                <w:sz w:val="18"/>
-                <w:szCs w:val="18"/>
-              </w:rPr>
-            </w:pPr>
-            <w:r>
-              <w:rPr>
-                <w:rStyle w:val="24"/>
-                <w:rFonts w:hint="default" w:ascii="Segoe UI" w:hAnsi="Segoe UI" w:eastAsia="Segoe UI" w:cs="Segoe UI"/>
-                <w:b/>
-                <w:bCs/>
-                <w:i w:val="0"/>
-                <w:iCs w:val="0"/>
-                <w:caps w:val="0"/>
-                <w:snapToGrid w:val="0"/>
-                <w:color w:val="000000"/>
-                <w:spacing w:val="0"/>
-                <w:kern w:val="0"/>
-                <w:sz w:val="18"/>
-                <w:szCs w:val="18"/>
-                <w:lang w:val="en-US" w:eastAsia="zh-CN"/>
-              </w:rPr>
-              <w:t>服务报告管理</w:t>
-            </w:r>
-          </w:p>
-        </w:tc>
-        <w:tc>
-          <w:tcPr>
-            <w:tcW w:w="1530" w:type="dxa"/>
-            <w:shd w:val="clear" w:color="auto" w:fill="auto"/>
-            <w:tcMar>
-              <w:top w:w="120" w:type="dxa"/>
-              <w:left w:w="192" w:type="dxa"/>
-              <w:bottom w:w="120" w:type="dxa"/>
-              <w:right w:w="192" w:type="dxa"/>
-            </w:tcMar>
-            <w:vAlign w:val="center"/>
-          </w:tcPr>
-          <w:p>
-            <w:pPr>
-              <w:keepNext w:val="0"/>
-              <w:keepLines w:val="0"/>
-              <w:widowControl/>
-              <w:suppressLineNumbers w:val="0"/>
-              <w:spacing w:line="300" w:lineRule="atLeast"/>
-              <w:jc w:val="left"/>
-              <w:rPr>
-                <w:rFonts w:hint="default" w:ascii="Segoe UI" w:hAnsi="Segoe UI" w:eastAsia="Segoe UI" w:cs="Segoe UI"/>
-                <w:i w:val="0"/>
-                <w:iCs w:val="0"/>
-                <w:caps w:val="0"/>
-                <w:color w:val="0F1115"/>
-                <w:spacing w:val="0"/>
-                <w:sz w:val="18"/>
-                <w:szCs w:val="18"/>
-              </w:rPr>
-            </w:pPr>
-            <w:r>
-              <w:rPr>
-                <w:rFonts w:hint="default" w:ascii="Segoe UI" w:hAnsi="Segoe UI" w:eastAsia="Segoe UI" w:cs="Segoe UI"/>
-                <w:i w:val="0"/>
-                <w:iCs w:val="0"/>
-                <w:caps w:val="0"/>
-                <w:snapToGrid w:val="0"/>
-                <w:color w:val="000000"/>
-                <w:spacing w:val="0"/>
-                <w:kern w:val="0"/>
-                <w:sz w:val="18"/>
-                <w:szCs w:val="18"/>
-                <w:lang w:val="en-US" w:eastAsia="zh-CN"/>
-              </w:rPr>
-              <w:t>定期汇报服务绩效与改进情况</w:t>
-            </w:r>
-          </w:p>
-        </w:tc>
-        <w:tc>
-          <w:tcPr>
-            <w:tcW w:w="0" w:type="auto"/>
-            <w:shd w:val="clear" w:color="auto" w:fill="auto"/>
-            <w:tcMar>
-              <w:top w:w="120" w:type="dxa"/>
-              <w:left w:w="192" w:type="dxa"/>
-              <w:bottom w:w="120" w:type="dxa"/>
-              <w:right w:w="192" w:type="dxa"/>
-            </w:tcMar>
-            <w:vAlign w:val="center"/>
-          </w:tcPr>
-          <w:p>
-            <w:pPr>
-              <w:keepNext w:val="0"/>
-              <w:keepLines w:val="0"/>
-              <w:widowControl/>
-              <w:suppressLineNumbers w:val="0"/>
-              <w:spacing w:line="300" w:lineRule="atLeast"/>
-              <w:jc w:val="left"/>
-              <w:rPr>
-                <w:rFonts w:hint="default" w:ascii="Segoe UI" w:hAnsi="Segoe UI" w:eastAsia="Segoe UI" w:cs="Segoe UI"/>
-                <w:i w:val="0"/>
-                <w:iCs w:val="0"/>
-                <w:caps w:val="0"/>
-                <w:color w:val="0F1115"/>
-                <w:spacing w:val="0"/>
-                <w:sz w:val="18"/>
-                <w:szCs w:val="18"/>
-              </w:rPr>
-            </w:pPr>
-            <w:r>
-              <w:rPr>
-                <w:rFonts w:hint="default" w:ascii="Segoe UI" w:hAnsi="Segoe UI" w:eastAsia="Segoe UI" w:cs="Segoe UI"/>
-                <w:i w:val="0"/>
-                <w:iCs w:val="0"/>
-                <w:caps w:val="0"/>
-                <w:snapToGrid w:val="0"/>
-                <w:color w:val="000000"/>
-                <w:spacing w:val="0"/>
-                <w:kern w:val="0"/>
-                <w:sz w:val="18"/>
-                <w:szCs w:val="18"/>
-                <w:lang w:val="en-US" w:eastAsia="zh-CN"/>
-              </w:rPr>
-              <w:t>各流程绩效数据、客户反馈</w:t>
-            </w:r>
-          </w:p>
-        </w:tc>
-        <w:tc>
-          <w:tcPr>
-            <w:tcW w:w="0" w:type="auto"/>
-            <w:shd w:val="clear" w:color="auto" w:fill="auto"/>
-            <w:tcMar>
-              <w:top w:w="120" w:type="dxa"/>
-              <w:left w:w="192" w:type="dxa"/>
-              <w:bottom w:w="120" w:type="dxa"/>
-              <w:right w:w="192" w:type="dxa"/>
-            </w:tcMar>
-            <w:vAlign w:val="center"/>
-          </w:tcPr>
-          <w:p>
-            <w:pPr>
-              <w:keepNext w:val="0"/>
-              <w:keepLines w:val="0"/>
-              <w:widowControl/>
-              <w:suppressLineNumbers w:val="0"/>
-              <w:spacing w:line="300" w:lineRule="atLeast"/>
-              <w:jc w:val="left"/>
-              <w:rPr>
-                <w:rFonts w:hint="default" w:ascii="Segoe UI" w:hAnsi="Segoe UI" w:eastAsia="Segoe UI" w:cs="Segoe UI"/>
-                <w:i w:val="0"/>
-                <w:iCs w:val="0"/>
-                <w:caps w:val="0"/>
-                <w:color w:val="0F1115"/>
-                <w:spacing w:val="0"/>
-                <w:sz w:val="18"/>
-                <w:szCs w:val="18"/>
-              </w:rPr>
-            </w:pPr>
-            <w:r>
-              <w:rPr>
-                <w:rFonts w:hint="default" w:ascii="Segoe UI" w:hAnsi="Segoe UI" w:eastAsia="Segoe UI" w:cs="Segoe UI"/>
-                <w:i w:val="0"/>
-                <w:iCs w:val="0"/>
-                <w:caps w:val="0"/>
-                <w:snapToGrid w:val="0"/>
-                <w:color w:val="000000"/>
-                <w:spacing w:val="0"/>
-                <w:kern w:val="0"/>
-                <w:sz w:val="18"/>
-                <w:szCs w:val="18"/>
-                <w:lang w:val="en-US" w:eastAsia="zh-CN"/>
-              </w:rPr>
-              <w:t>服务报告、服务总结</w:t>
-            </w:r>
-          </w:p>
-        </w:tc>
-        <w:tc>
-          <w:tcPr>
-            <w:tcW w:w="0" w:type="auto"/>
-            <w:shd w:val="clear" w:color="auto" w:fill="auto"/>
-            <w:tcMar>
-              <w:top w:w="120" w:type="dxa"/>
-              <w:left w:w="192" w:type="dxa"/>
-              <w:bottom w:w="120" w:type="dxa"/>
-              <w:right w:w="0" w:type="dxa"/>
-            </w:tcMar>
-            <w:vAlign w:val="center"/>
-          </w:tcPr>
-          <w:p>
-            <w:pPr>
-              <w:keepNext w:val="0"/>
-              <w:keepLines w:val="0"/>
-              <w:widowControl/>
-              <w:suppressLineNumbers w:val="0"/>
-              <w:spacing w:line="300" w:lineRule="atLeast"/>
-              <w:jc w:val="left"/>
-              <w:rPr>
-                <w:rFonts w:hint="default" w:ascii="Segoe UI" w:hAnsi="Segoe UI" w:eastAsia="Segoe UI" w:cs="Segoe UI"/>
-                <w:i w:val="0"/>
-                <w:iCs w:val="0"/>
-                <w:caps w:val="0"/>
-                <w:color w:val="0F1115"/>
-                <w:spacing w:val="0"/>
-                <w:sz w:val="18"/>
-                <w:szCs w:val="18"/>
-              </w:rPr>
-            </w:pPr>
-            <w:r>
-              <w:rPr>
-                <w:rFonts w:hint="default" w:ascii="Segoe UI" w:hAnsi="Segoe UI" w:eastAsia="Segoe UI" w:cs="Segoe UI"/>
-                <w:i w:val="0"/>
-                <w:iCs w:val="0"/>
-                <w:caps w:val="0"/>
-                <w:snapToGrid w:val="0"/>
-                <w:color w:val="000000"/>
-                <w:spacing w:val="0"/>
-                <w:kern w:val="0"/>
-                <w:sz w:val="18"/>
-                <w:szCs w:val="18"/>
-                <w:lang w:val="en-US" w:eastAsia="zh-CN"/>
-              </w:rPr>
-              <w:t>所有流程（特别是SLM）</w:t>
             </w:r>
           </w:p>
         </w:tc>
@@ -2714,7 +2181,7 @@
                 <w:szCs w:val="18"/>
                 <w:lang w:val="en-US" w:eastAsia="zh-CN"/>
               </w:rPr>
-              <w:t>事件管理</w:t>
+              <w:t>服务级别管理</w:t>
             </w:r>
           </w:p>
         </w:tc>
@@ -2763,7 +2230,7 @@
                 <w:szCs w:val="18"/>
                 <w:lang w:val="en-US" w:eastAsia="zh-CN"/>
               </w:rPr>
-              <w:t>快速恢复服务，减少业务影响</w:t>
+              <w:t>定义、协商、监控和评审服务水平</w:t>
             </w:r>
           </w:p>
         </w:tc>
@@ -2812,7 +2279,7 @@
                 <w:szCs w:val="18"/>
                 <w:lang w:val="en-US" w:eastAsia="zh-CN"/>
               </w:rPr>
-              <w:t>故障申报、服务请求、SLA</w:t>
+              <w:t>客户需求、服务目录、资源能力</w:t>
             </w:r>
           </w:p>
         </w:tc>
@@ -2861,7 +2328,7 @@
                 <w:szCs w:val="18"/>
                 <w:lang w:val="en-US" w:eastAsia="zh-CN"/>
               </w:rPr>
-              <w:t>事件记录、解决方案、升级至问题</w:t>
+              <w:t>SLA、SC、UC、服务报告</w:t>
             </w:r>
           </w:p>
         </w:tc>
@@ -2910,7 +2377,7 @@
                 <w:szCs w:val="18"/>
                 <w:lang w:val="en-US" w:eastAsia="zh-CN"/>
               </w:rPr>
-              <w:t>问题、变更、配置</w:t>
+              <w:t>事件、问题、变更、容量、可用性</w:t>
             </w:r>
           </w:p>
         </w:tc>
@@ -2925,6 +2392,7 @@
             <w:insideH w:val="single" w:color="auto" w:sz="4" w:space="0"/>
             <w:insideV w:val="single" w:color="auto" w:sz="4" w:space="0"/>
           </w:tblBorders>
+          <w:shd w:val="clear" w:color="auto" w:fill="auto"/>
           <w:tblCellMar>
             <w:top w:w="15" w:type="dxa"/>
             <w:left w:w="15" w:type="dxa"/>
@@ -2980,7 +2448,7 @@
                 <w:szCs w:val="18"/>
                 <w:lang w:val="en-US" w:eastAsia="zh-CN"/>
               </w:rPr>
-              <w:t>问题管理</w:t>
+              <w:t>服务报告管理</w:t>
             </w:r>
           </w:p>
         </w:tc>
@@ -3029,7 +2497,7 @@
                 <w:szCs w:val="18"/>
                 <w:lang w:val="en-US" w:eastAsia="zh-CN"/>
               </w:rPr>
-              <w:t>查明根本原因，防止事件复发</w:t>
+              <w:t>定期汇报服务绩效与改进情况</w:t>
             </w:r>
           </w:p>
         </w:tc>
@@ -3078,7 +2546,7 @@
                 <w:szCs w:val="18"/>
                 <w:lang w:val="en-US" w:eastAsia="zh-CN"/>
               </w:rPr>
-              <w:t>重复事件、重大事件、主动巡检</w:t>
+              <w:t>各流程绩效数据、客户反馈</w:t>
             </w:r>
           </w:p>
         </w:tc>
@@ -3127,7 +2595,7 @@
                 <w:szCs w:val="18"/>
                 <w:lang w:val="en-US" w:eastAsia="zh-CN"/>
               </w:rPr>
-              <w:t>问题记录、已知错误、变更请求</w:t>
+              <w:t>服务报告、服务总结</w:t>
             </w:r>
           </w:p>
         </w:tc>
@@ -3176,7 +2644,7 @@
                 <w:szCs w:val="18"/>
                 <w:lang w:val="en-US" w:eastAsia="zh-CN"/>
               </w:rPr>
-              <w:t>事件、变更、配置、知识</w:t>
+              <w:t>所有流程（特别是SLM）</w:t>
             </w:r>
           </w:p>
         </w:tc>
@@ -3191,6 +2659,7 @@
             <w:insideH w:val="single" w:color="auto" w:sz="4" w:space="0"/>
             <w:insideV w:val="single" w:color="auto" w:sz="4" w:space="0"/>
           </w:tblBorders>
+          <w:shd w:val="clear" w:color="auto" w:fill="auto"/>
           <w:tblCellMar>
             <w:top w:w="15" w:type="dxa"/>
             <w:left w:w="15" w:type="dxa"/>
@@ -3246,7 +2715,7 @@
                 <w:szCs w:val="18"/>
                 <w:lang w:val="en-US" w:eastAsia="zh-CN"/>
               </w:rPr>
-              <w:t>变更管理</w:t>
+              <w:t>事件管理</w:t>
             </w:r>
           </w:p>
         </w:tc>
@@ -3295,7 +2764,7 @@
                 <w:szCs w:val="18"/>
                 <w:lang w:val="en-US" w:eastAsia="zh-CN"/>
               </w:rPr>
-              <w:t>控制变更风险，确保变更可控</w:t>
+              <w:t>快速恢复服务，减少业务影响</w:t>
             </w:r>
           </w:p>
         </w:tc>
@@ -3344,7 +2813,7 @@
                 <w:szCs w:val="18"/>
                 <w:lang w:val="en-US" w:eastAsia="zh-CN"/>
               </w:rPr>
-              <w:t>变更请求（来自事件、问题、项目）</w:t>
+              <w:t>故障申报、服务请求、SLA</w:t>
             </w:r>
           </w:p>
         </w:tc>
@@ -3393,7 +2862,7 @@
                 <w:szCs w:val="18"/>
                 <w:lang w:val="en-US" w:eastAsia="zh-CN"/>
               </w:rPr>
-              <w:t>变更记录、实施结果、配置更新</w:t>
+              <w:t>事件记录、解决方案、升级至问题</w:t>
             </w:r>
           </w:p>
         </w:tc>
@@ -3442,7 +2911,7 @@
                 <w:szCs w:val="18"/>
                 <w:lang w:val="en-US" w:eastAsia="zh-CN"/>
               </w:rPr>
-              <w:t>发布、配置、SLM</w:t>
+              <w:t>问题、变更、配置</w:t>
             </w:r>
           </w:p>
         </w:tc>
@@ -3457,6 +2926,7 @@
             <w:insideH w:val="single" w:color="auto" w:sz="4" w:space="0"/>
             <w:insideV w:val="single" w:color="auto" w:sz="4" w:space="0"/>
           </w:tblBorders>
+          <w:shd w:val="clear" w:color="auto" w:fill="auto"/>
           <w:tblCellMar>
             <w:top w:w="15" w:type="dxa"/>
             <w:left w:w="15" w:type="dxa"/>
@@ -3512,7 +2982,7 @@
                 <w:szCs w:val="18"/>
                 <w:lang w:val="en-US" w:eastAsia="zh-CN"/>
               </w:rPr>
-              <w:t>发布管理</w:t>
+              <w:t>问题管理</w:t>
             </w:r>
           </w:p>
         </w:tc>
@@ -3561,7 +3031,7 @@
                 <w:szCs w:val="18"/>
                 <w:lang w:val="en-US" w:eastAsia="zh-CN"/>
               </w:rPr>
-              <w:t>安全、受控地将变更导入生产环境</w:t>
+              <w:t>查明根本原因，防止事件复发</w:t>
             </w:r>
           </w:p>
         </w:tc>
@@ -3610,7 +3080,7 @@
                 <w:szCs w:val="18"/>
                 <w:lang w:val="en-US" w:eastAsia="zh-CN"/>
               </w:rPr>
-              <w:t>变更方案、测试结果</w:t>
+              <w:t>重复事件、重大事件、主动巡检</w:t>
             </w:r>
           </w:p>
         </w:tc>
@@ -3659,7 +3129,7 @@
                 <w:szCs w:val="18"/>
                 <w:lang w:val="en-US" w:eastAsia="zh-CN"/>
               </w:rPr>
-              <w:t>发布计划、发布报告、配置更新</w:t>
+              <w:t>问题记录、已知错误、变更请求</w:t>
             </w:r>
           </w:p>
         </w:tc>
@@ -3708,7 +3178,7 @@
                 <w:szCs w:val="18"/>
                 <w:lang w:val="en-US" w:eastAsia="zh-CN"/>
               </w:rPr>
-              <w:t>变更、配置</w:t>
+              <w:t>事件、变更、配置、知识</w:t>
             </w:r>
           </w:p>
         </w:tc>
@@ -3723,6 +3193,7 @@
             <w:insideH w:val="single" w:color="auto" w:sz="4" w:space="0"/>
             <w:insideV w:val="single" w:color="auto" w:sz="4" w:space="0"/>
           </w:tblBorders>
+          <w:shd w:val="clear" w:color="auto" w:fill="auto"/>
           <w:tblCellMar>
             <w:top w:w="15" w:type="dxa"/>
             <w:left w:w="15" w:type="dxa"/>
@@ -3778,7 +3249,7 @@
                 <w:szCs w:val="18"/>
                 <w:lang w:val="en-US" w:eastAsia="zh-CN"/>
               </w:rPr>
-              <w:t>配置管理</w:t>
+              <w:t>变更管理</w:t>
             </w:r>
           </w:p>
         </w:tc>
@@ -3827,7 +3298,7 @@
                 <w:szCs w:val="18"/>
                 <w:lang w:val="en-US" w:eastAsia="zh-CN"/>
               </w:rPr>
-              <w:t>维护准确的配置信息库</w:t>
+              <w:t>控制变更风险，确保变更可控</w:t>
             </w:r>
           </w:p>
         </w:tc>
@@ -3876,7 +3347,7 @@
                 <w:szCs w:val="18"/>
                 <w:lang w:val="en-US" w:eastAsia="zh-CN"/>
               </w:rPr>
-              <w:t>资产信息、变更记录、发布结果</w:t>
+              <w:t>变更请求（来自事件、问题、项目）</w:t>
             </w:r>
           </w:p>
         </w:tc>
@@ -3925,7 +3396,7 @@
                 <w:szCs w:val="18"/>
                 <w:lang w:val="en-US" w:eastAsia="zh-CN"/>
               </w:rPr>
-              <w:t>CMDB、配置审计报告</w:t>
+              <w:t>变更记录、实施结果、配置更新</w:t>
             </w:r>
           </w:p>
         </w:tc>
@@ -3974,7 +3445,7 @@
                 <w:szCs w:val="18"/>
                 <w:lang w:val="en-US" w:eastAsia="zh-CN"/>
               </w:rPr>
-              <w:t>所有流程（支持性基础）</w:t>
+              <w:t>发布、配置、SLM</w:t>
             </w:r>
           </w:p>
         </w:tc>
@@ -3989,6 +3460,7 @@
             <w:insideH w:val="single" w:color="auto" w:sz="4" w:space="0"/>
             <w:insideV w:val="single" w:color="auto" w:sz="4" w:space="0"/>
           </w:tblBorders>
+          <w:shd w:val="clear" w:color="auto" w:fill="auto"/>
           <w:tblCellMar>
             <w:top w:w="15" w:type="dxa"/>
             <w:left w:w="15" w:type="dxa"/>
@@ -4044,7 +3516,7 @@
                 <w:szCs w:val="18"/>
                 <w:lang w:val="en-US" w:eastAsia="zh-CN"/>
               </w:rPr>
-              <w:t>可用性与连续性管理</w:t>
+              <w:t>发布管理</w:t>
             </w:r>
           </w:p>
         </w:tc>
@@ -4093,7 +3565,7 @@
                 <w:szCs w:val="18"/>
                 <w:lang w:val="en-US" w:eastAsia="zh-CN"/>
               </w:rPr>
-              <w:t>保障服务高可用与灾难恢复能力</w:t>
+              <w:t>安全、受控地将变更导入生产环境</w:t>
             </w:r>
           </w:p>
         </w:tc>
@@ -4142,7 +3614,7 @@
                 <w:szCs w:val="18"/>
                 <w:lang w:val="en-US" w:eastAsia="zh-CN"/>
               </w:rPr>
-              <w:t>SLA、风险评估、业务影响分析</w:t>
+              <w:t>变更方案、测试结果</w:t>
             </w:r>
           </w:p>
         </w:tc>
@@ -4191,7 +3663,7 @@
                 <w:szCs w:val="18"/>
                 <w:lang w:val="en-US" w:eastAsia="zh-CN"/>
               </w:rPr>
-              <w:t>可用性计划、连续性计划、测试报告</w:t>
+              <w:t>发布计划、发布报告、配置更新</w:t>
             </w:r>
           </w:p>
         </w:tc>
@@ -4240,7 +3712,7 @@
                 <w:szCs w:val="18"/>
                 <w:lang w:val="en-US" w:eastAsia="zh-CN"/>
               </w:rPr>
-              <w:t>事件、问题、变更、容量</w:t>
+              <w:t>变更、配置</w:t>
             </w:r>
           </w:p>
         </w:tc>
@@ -4255,6 +3727,541 @@
             <w:insideH w:val="single" w:color="auto" w:sz="4" w:space="0"/>
             <w:insideV w:val="single" w:color="auto" w:sz="4" w:space="0"/>
           </w:tblBorders>
+          <w:shd w:val="clear" w:color="auto" w:fill="auto"/>
+          <w:tblCellMar>
+            <w:top w:w="15" w:type="dxa"/>
+            <w:left w:w="15" w:type="dxa"/>
+            <w:bottom w:w="15" w:type="dxa"/>
+            <w:right w:w="15" w:type="dxa"/>
+          </w:tblCellMar>
+        </w:tblPrEx>
+        <w:tc>
+          <w:tcPr>
+            <w:tcW w:w="1387" w:type="dxa"/>
+            <w:shd w:val="clear" w:color="auto" w:fill="auto"/>
+            <w:tcMar>
+              <w:top w:w="120" w:type="dxa"/>
+              <w:left w:w="0" w:type="dxa"/>
+              <w:bottom w:w="120" w:type="dxa"/>
+              <w:right w:w="192" w:type="dxa"/>
+            </w:tcMar>
+            <w:vAlign w:val="center"/>
+          </w:tcPr>
+          <w:p>
+            <w:pPr>
+              <w:keepNext w:val="0"/>
+              <w:keepLines w:val="0"/>
+              <w:widowControl/>
+              <w:suppressLineNumbers w:val="0"/>
+              <w:spacing w:line="300" w:lineRule="atLeast"/>
+              <w:jc w:val="left"/>
+              <w:rPr>
+                <w:rFonts w:hint="default" w:ascii="Segoe UI" w:hAnsi="Segoe UI" w:eastAsia="Segoe UI" w:cs="Segoe UI"/>
+                <w:i w:val="0"/>
+                <w:iCs w:val="0"/>
+                <w:caps w:val="0"/>
+                <w:color w:val="0F1115"/>
+                <w:spacing w:val="0"/>
+                <w:sz w:val="18"/>
+                <w:szCs w:val="18"/>
+              </w:rPr>
+            </w:pPr>
+            <w:r>
+              <w:rPr>
+                <w:rStyle w:val="24"/>
+                <w:rFonts w:hint="default" w:ascii="Segoe UI" w:hAnsi="Segoe UI" w:eastAsia="Segoe UI" w:cs="Segoe UI"/>
+                <w:b/>
+                <w:bCs/>
+                <w:i w:val="0"/>
+                <w:iCs w:val="0"/>
+                <w:caps w:val="0"/>
+                <w:snapToGrid w:val="0"/>
+                <w:color w:val="000000"/>
+                <w:spacing w:val="0"/>
+                <w:kern w:val="0"/>
+                <w:sz w:val="18"/>
+                <w:szCs w:val="18"/>
+                <w:lang w:val="en-US" w:eastAsia="zh-CN"/>
+              </w:rPr>
+              <w:t>配置管理</w:t>
+            </w:r>
+          </w:p>
+        </w:tc>
+        <w:tc>
+          <w:tcPr>
+            <w:tcW w:w="1530" w:type="dxa"/>
+            <w:shd w:val="clear" w:color="auto" w:fill="auto"/>
+            <w:tcMar>
+              <w:top w:w="120" w:type="dxa"/>
+              <w:left w:w="192" w:type="dxa"/>
+              <w:bottom w:w="120" w:type="dxa"/>
+              <w:right w:w="192" w:type="dxa"/>
+            </w:tcMar>
+            <w:vAlign w:val="center"/>
+          </w:tcPr>
+          <w:p>
+            <w:pPr>
+              <w:keepNext w:val="0"/>
+              <w:keepLines w:val="0"/>
+              <w:widowControl/>
+              <w:suppressLineNumbers w:val="0"/>
+              <w:spacing w:line="300" w:lineRule="atLeast"/>
+              <w:jc w:val="left"/>
+              <w:rPr>
+                <w:rFonts w:hint="default" w:ascii="Segoe UI" w:hAnsi="Segoe UI" w:eastAsia="Segoe UI" w:cs="Segoe UI"/>
+                <w:i w:val="0"/>
+                <w:iCs w:val="0"/>
+                <w:caps w:val="0"/>
+                <w:color w:val="0F1115"/>
+                <w:spacing w:val="0"/>
+                <w:sz w:val="18"/>
+                <w:szCs w:val="18"/>
+              </w:rPr>
+            </w:pPr>
+            <w:r>
+              <w:rPr>
+                <w:rFonts w:hint="default" w:ascii="Segoe UI" w:hAnsi="Segoe UI" w:eastAsia="Segoe UI" w:cs="Segoe UI"/>
+                <w:i w:val="0"/>
+                <w:iCs w:val="0"/>
+                <w:caps w:val="0"/>
+                <w:snapToGrid w:val="0"/>
+                <w:color w:val="000000"/>
+                <w:spacing w:val="0"/>
+                <w:kern w:val="0"/>
+                <w:sz w:val="18"/>
+                <w:szCs w:val="18"/>
+                <w:lang w:val="en-US" w:eastAsia="zh-CN"/>
+              </w:rPr>
+              <w:t>维护准确的配置信息库</w:t>
+            </w:r>
+          </w:p>
+        </w:tc>
+        <w:tc>
+          <w:tcPr>
+            <w:tcW w:w="0" w:type="auto"/>
+            <w:shd w:val="clear" w:color="auto" w:fill="auto"/>
+            <w:tcMar>
+              <w:top w:w="120" w:type="dxa"/>
+              <w:left w:w="192" w:type="dxa"/>
+              <w:bottom w:w="120" w:type="dxa"/>
+              <w:right w:w="192" w:type="dxa"/>
+            </w:tcMar>
+            <w:vAlign w:val="center"/>
+          </w:tcPr>
+          <w:p>
+            <w:pPr>
+              <w:keepNext w:val="0"/>
+              <w:keepLines w:val="0"/>
+              <w:widowControl/>
+              <w:suppressLineNumbers w:val="0"/>
+              <w:spacing w:line="300" w:lineRule="atLeast"/>
+              <w:jc w:val="left"/>
+              <w:rPr>
+                <w:rFonts w:hint="default" w:ascii="Segoe UI" w:hAnsi="Segoe UI" w:eastAsia="Segoe UI" w:cs="Segoe UI"/>
+                <w:i w:val="0"/>
+                <w:iCs w:val="0"/>
+                <w:caps w:val="0"/>
+                <w:color w:val="0F1115"/>
+                <w:spacing w:val="0"/>
+                <w:sz w:val="18"/>
+                <w:szCs w:val="18"/>
+              </w:rPr>
+            </w:pPr>
+            <w:r>
+              <w:rPr>
+                <w:rFonts w:hint="default" w:ascii="Segoe UI" w:hAnsi="Segoe UI" w:eastAsia="Segoe UI" w:cs="Segoe UI"/>
+                <w:i w:val="0"/>
+                <w:iCs w:val="0"/>
+                <w:caps w:val="0"/>
+                <w:snapToGrid w:val="0"/>
+                <w:color w:val="000000"/>
+                <w:spacing w:val="0"/>
+                <w:kern w:val="0"/>
+                <w:sz w:val="18"/>
+                <w:szCs w:val="18"/>
+                <w:lang w:val="en-US" w:eastAsia="zh-CN"/>
+              </w:rPr>
+              <w:t>资产信息、变更记录、发布结果</w:t>
+            </w:r>
+          </w:p>
+        </w:tc>
+        <w:tc>
+          <w:tcPr>
+            <w:tcW w:w="0" w:type="auto"/>
+            <w:shd w:val="clear" w:color="auto" w:fill="auto"/>
+            <w:tcMar>
+              <w:top w:w="120" w:type="dxa"/>
+              <w:left w:w="192" w:type="dxa"/>
+              <w:bottom w:w="120" w:type="dxa"/>
+              <w:right w:w="192" w:type="dxa"/>
+            </w:tcMar>
+            <w:vAlign w:val="center"/>
+          </w:tcPr>
+          <w:p>
+            <w:pPr>
+              <w:keepNext w:val="0"/>
+              <w:keepLines w:val="0"/>
+              <w:widowControl/>
+              <w:suppressLineNumbers w:val="0"/>
+              <w:spacing w:line="300" w:lineRule="atLeast"/>
+              <w:jc w:val="left"/>
+              <w:rPr>
+                <w:rFonts w:hint="default" w:ascii="Segoe UI" w:hAnsi="Segoe UI" w:eastAsia="Segoe UI" w:cs="Segoe UI"/>
+                <w:i w:val="0"/>
+                <w:iCs w:val="0"/>
+                <w:caps w:val="0"/>
+                <w:color w:val="0F1115"/>
+                <w:spacing w:val="0"/>
+                <w:sz w:val="18"/>
+                <w:szCs w:val="18"/>
+              </w:rPr>
+            </w:pPr>
+            <w:r>
+              <w:rPr>
+                <w:rFonts w:hint="default" w:ascii="Segoe UI" w:hAnsi="Segoe UI" w:eastAsia="Segoe UI" w:cs="Segoe UI"/>
+                <w:i w:val="0"/>
+                <w:iCs w:val="0"/>
+                <w:caps w:val="0"/>
+                <w:snapToGrid w:val="0"/>
+                <w:color w:val="000000"/>
+                <w:spacing w:val="0"/>
+                <w:kern w:val="0"/>
+                <w:sz w:val="18"/>
+                <w:szCs w:val="18"/>
+                <w:lang w:val="en-US" w:eastAsia="zh-CN"/>
+              </w:rPr>
+              <w:t>CMDB、配置审计报告</w:t>
+            </w:r>
+          </w:p>
+        </w:tc>
+        <w:tc>
+          <w:tcPr>
+            <w:tcW w:w="0" w:type="auto"/>
+            <w:shd w:val="clear" w:color="auto" w:fill="auto"/>
+            <w:tcMar>
+              <w:top w:w="120" w:type="dxa"/>
+              <w:left w:w="192" w:type="dxa"/>
+              <w:bottom w:w="120" w:type="dxa"/>
+              <w:right w:w="0" w:type="dxa"/>
+            </w:tcMar>
+            <w:vAlign w:val="center"/>
+          </w:tcPr>
+          <w:p>
+            <w:pPr>
+              <w:keepNext w:val="0"/>
+              <w:keepLines w:val="0"/>
+              <w:widowControl/>
+              <w:suppressLineNumbers w:val="0"/>
+              <w:spacing w:line="300" w:lineRule="atLeast"/>
+              <w:jc w:val="left"/>
+              <w:rPr>
+                <w:rFonts w:hint="default" w:ascii="Segoe UI" w:hAnsi="Segoe UI" w:eastAsia="Segoe UI" w:cs="Segoe UI"/>
+                <w:i w:val="0"/>
+                <w:iCs w:val="0"/>
+                <w:caps w:val="0"/>
+                <w:color w:val="0F1115"/>
+                <w:spacing w:val="0"/>
+                <w:sz w:val="18"/>
+                <w:szCs w:val="18"/>
+              </w:rPr>
+            </w:pPr>
+            <w:r>
+              <w:rPr>
+                <w:rFonts w:hint="default" w:ascii="Segoe UI" w:hAnsi="Segoe UI" w:eastAsia="Segoe UI" w:cs="Segoe UI"/>
+                <w:i w:val="0"/>
+                <w:iCs w:val="0"/>
+                <w:caps w:val="0"/>
+                <w:snapToGrid w:val="0"/>
+                <w:color w:val="000000"/>
+                <w:spacing w:val="0"/>
+                <w:kern w:val="0"/>
+                <w:sz w:val="18"/>
+                <w:szCs w:val="18"/>
+                <w:lang w:val="en-US" w:eastAsia="zh-CN"/>
+              </w:rPr>
+              <w:t>所有流程（支持性基础）</w:t>
+            </w:r>
+          </w:p>
+        </w:tc>
+      </w:tr>
+      <w:tr>
+        <w:tblPrEx>
+          <w:tblBorders>
+            <w:top w:val="single" w:color="auto" w:sz="4" w:space="0"/>
+            <w:left w:val="single" w:color="auto" w:sz="4" w:space="0"/>
+            <w:bottom w:val="single" w:color="auto" w:sz="4" w:space="0"/>
+            <w:right w:val="single" w:color="auto" w:sz="4" w:space="0"/>
+            <w:insideH w:val="single" w:color="auto" w:sz="4" w:space="0"/>
+            <w:insideV w:val="single" w:color="auto" w:sz="4" w:space="0"/>
+          </w:tblBorders>
+          <w:shd w:val="clear" w:color="auto" w:fill="auto"/>
+          <w:tblCellMar>
+            <w:top w:w="15" w:type="dxa"/>
+            <w:left w:w="15" w:type="dxa"/>
+            <w:bottom w:w="15" w:type="dxa"/>
+            <w:right w:w="15" w:type="dxa"/>
+          </w:tblCellMar>
+        </w:tblPrEx>
+        <w:tc>
+          <w:tcPr>
+            <w:tcW w:w="1387" w:type="dxa"/>
+            <w:shd w:val="clear" w:color="auto" w:fill="auto"/>
+            <w:tcMar>
+              <w:top w:w="120" w:type="dxa"/>
+              <w:left w:w="0" w:type="dxa"/>
+              <w:bottom w:w="120" w:type="dxa"/>
+              <w:right w:w="192" w:type="dxa"/>
+            </w:tcMar>
+            <w:vAlign w:val="center"/>
+          </w:tcPr>
+          <w:p>
+            <w:pPr>
+              <w:keepNext w:val="0"/>
+              <w:keepLines w:val="0"/>
+              <w:widowControl/>
+              <w:suppressLineNumbers w:val="0"/>
+              <w:spacing w:line="300" w:lineRule="atLeast"/>
+              <w:jc w:val="left"/>
+              <w:rPr>
+                <w:rFonts w:hint="default" w:ascii="Segoe UI" w:hAnsi="Segoe UI" w:eastAsia="Segoe UI" w:cs="Segoe UI"/>
+                <w:i w:val="0"/>
+                <w:iCs w:val="0"/>
+                <w:caps w:val="0"/>
+                <w:color w:val="0F1115"/>
+                <w:spacing w:val="0"/>
+                <w:sz w:val="18"/>
+                <w:szCs w:val="18"/>
+              </w:rPr>
+            </w:pPr>
+            <w:r>
+              <w:rPr>
+                <w:rStyle w:val="24"/>
+                <w:rFonts w:hint="default" w:ascii="Segoe UI" w:hAnsi="Segoe UI" w:eastAsia="Segoe UI" w:cs="Segoe UI"/>
+                <w:b/>
+                <w:bCs/>
+                <w:i w:val="0"/>
+                <w:iCs w:val="0"/>
+                <w:caps w:val="0"/>
+                <w:snapToGrid w:val="0"/>
+                <w:color w:val="000000"/>
+                <w:spacing w:val="0"/>
+                <w:kern w:val="0"/>
+                <w:sz w:val="18"/>
+                <w:szCs w:val="18"/>
+                <w:lang w:val="en-US" w:eastAsia="zh-CN"/>
+              </w:rPr>
+              <w:t>可用性与连续性管理</w:t>
+            </w:r>
+          </w:p>
+        </w:tc>
+        <w:tc>
+          <w:tcPr>
+            <w:tcW w:w="1530" w:type="dxa"/>
+            <w:shd w:val="clear" w:color="auto" w:fill="auto"/>
+            <w:tcMar>
+              <w:top w:w="120" w:type="dxa"/>
+              <w:left w:w="192" w:type="dxa"/>
+              <w:bottom w:w="120" w:type="dxa"/>
+              <w:right w:w="192" w:type="dxa"/>
+            </w:tcMar>
+            <w:vAlign w:val="center"/>
+          </w:tcPr>
+          <w:p>
+            <w:pPr>
+              <w:keepNext w:val="0"/>
+              <w:keepLines w:val="0"/>
+              <w:widowControl/>
+              <w:suppressLineNumbers w:val="0"/>
+              <w:spacing w:line="300" w:lineRule="atLeast"/>
+              <w:jc w:val="left"/>
+              <w:rPr>
+                <w:rFonts w:hint="default" w:ascii="Segoe UI" w:hAnsi="Segoe UI" w:eastAsia="Segoe UI" w:cs="Segoe UI"/>
+                <w:i w:val="0"/>
+                <w:iCs w:val="0"/>
+                <w:caps w:val="0"/>
+                <w:color w:val="0F1115"/>
+                <w:spacing w:val="0"/>
+                <w:sz w:val="18"/>
+                <w:szCs w:val="18"/>
+              </w:rPr>
+            </w:pPr>
+            <w:r>
+              <w:rPr>
+                <w:rFonts w:hint="default" w:ascii="Segoe UI" w:hAnsi="Segoe UI" w:eastAsia="Segoe UI" w:cs="Segoe UI"/>
+                <w:i w:val="0"/>
+                <w:iCs w:val="0"/>
+                <w:caps w:val="0"/>
+                <w:snapToGrid w:val="0"/>
+                <w:color w:val="000000"/>
+                <w:spacing w:val="0"/>
+                <w:kern w:val="0"/>
+                <w:sz w:val="18"/>
+                <w:szCs w:val="18"/>
+                <w:lang w:val="en-US" w:eastAsia="zh-CN"/>
+              </w:rPr>
+              <w:t>保障服务高可用与灾难恢复能力</w:t>
+            </w:r>
+          </w:p>
+        </w:tc>
+        <w:tc>
+          <w:tcPr>
+            <w:tcW w:w="0" w:type="auto"/>
+            <w:shd w:val="clear" w:color="auto" w:fill="auto"/>
+            <w:tcMar>
+              <w:top w:w="120" w:type="dxa"/>
+              <w:left w:w="192" w:type="dxa"/>
+              <w:bottom w:w="120" w:type="dxa"/>
+              <w:right w:w="192" w:type="dxa"/>
+            </w:tcMar>
+            <w:vAlign w:val="center"/>
+          </w:tcPr>
+          <w:p>
+            <w:pPr>
+              <w:keepNext w:val="0"/>
+              <w:keepLines w:val="0"/>
+              <w:widowControl/>
+              <w:suppressLineNumbers w:val="0"/>
+              <w:spacing w:line="300" w:lineRule="atLeast"/>
+              <w:jc w:val="left"/>
+              <w:rPr>
+                <w:rFonts w:hint="default" w:ascii="Segoe UI" w:hAnsi="Segoe UI" w:eastAsia="Segoe UI" w:cs="Segoe UI"/>
+                <w:i w:val="0"/>
+                <w:iCs w:val="0"/>
+                <w:caps w:val="0"/>
+                <w:color w:val="0F1115"/>
+                <w:spacing w:val="0"/>
+                <w:sz w:val="18"/>
+                <w:szCs w:val="18"/>
+              </w:rPr>
+            </w:pPr>
+            <w:r>
+              <w:rPr>
+                <w:rFonts w:hint="default" w:ascii="Segoe UI" w:hAnsi="Segoe UI" w:eastAsia="Segoe UI" w:cs="Segoe UI"/>
+                <w:i w:val="0"/>
+                <w:iCs w:val="0"/>
+                <w:caps w:val="0"/>
+                <w:snapToGrid w:val="0"/>
+                <w:color w:val="000000"/>
+                <w:spacing w:val="0"/>
+                <w:kern w:val="0"/>
+                <w:sz w:val="18"/>
+                <w:szCs w:val="18"/>
+                <w:lang w:val="en-US" w:eastAsia="zh-CN"/>
+              </w:rPr>
+              <w:t>SLA、风险评估、业务影响分析</w:t>
+            </w:r>
+          </w:p>
+        </w:tc>
+        <w:tc>
+          <w:tcPr>
+            <w:tcW w:w="0" w:type="auto"/>
+            <w:shd w:val="clear" w:color="auto" w:fill="auto"/>
+            <w:tcMar>
+              <w:top w:w="120" w:type="dxa"/>
+              <w:left w:w="192" w:type="dxa"/>
+              <w:bottom w:w="120" w:type="dxa"/>
+              <w:right w:w="192" w:type="dxa"/>
+            </w:tcMar>
+            <w:vAlign w:val="center"/>
+          </w:tcPr>
+          <w:p>
+            <w:pPr>
+              <w:keepNext w:val="0"/>
+              <w:keepLines w:val="0"/>
+              <w:widowControl/>
+              <w:suppressLineNumbers w:val="0"/>
+              <w:spacing w:line="300" w:lineRule="atLeast"/>
+              <w:jc w:val="left"/>
+              <w:rPr>
+                <w:rFonts w:hint="default" w:ascii="Segoe UI" w:hAnsi="Segoe UI" w:eastAsia="Segoe UI" w:cs="Segoe UI"/>
+                <w:i w:val="0"/>
+                <w:iCs w:val="0"/>
+                <w:caps w:val="0"/>
+                <w:color w:val="0F1115"/>
+                <w:spacing w:val="0"/>
+                <w:sz w:val="18"/>
+                <w:szCs w:val="18"/>
+              </w:rPr>
+            </w:pPr>
+            <w:r>
+              <w:rPr>
+                <w:rFonts w:hint="default" w:ascii="Segoe UI" w:hAnsi="Segoe UI" w:eastAsia="Segoe UI" w:cs="Segoe UI"/>
+                <w:i w:val="0"/>
+                <w:iCs w:val="0"/>
+                <w:caps w:val="0"/>
+                <w:snapToGrid w:val="0"/>
+                <w:color w:val="000000"/>
+                <w:spacing w:val="0"/>
+                <w:kern w:val="0"/>
+                <w:sz w:val="18"/>
+                <w:szCs w:val="18"/>
+                <w:lang w:val="en-US" w:eastAsia="zh-CN"/>
+              </w:rPr>
+              <w:t>可用性计划、连续性计划、测试报告</w:t>
+            </w:r>
+          </w:p>
+        </w:tc>
+        <w:tc>
+          <w:tcPr>
+            <w:tcW w:w="0" w:type="auto"/>
+            <w:shd w:val="clear" w:color="auto" w:fill="auto"/>
+            <w:tcMar>
+              <w:top w:w="120" w:type="dxa"/>
+              <w:left w:w="192" w:type="dxa"/>
+              <w:bottom w:w="120" w:type="dxa"/>
+              <w:right w:w="0" w:type="dxa"/>
+            </w:tcMar>
+            <w:vAlign w:val="center"/>
+          </w:tcPr>
+          <w:p>
+            <w:pPr>
+              <w:keepNext w:val="0"/>
+              <w:keepLines w:val="0"/>
+              <w:widowControl/>
+              <w:suppressLineNumbers w:val="0"/>
+              <w:spacing w:line="300" w:lineRule="atLeast"/>
+              <w:jc w:val="left"/>
+              <w:rPr>
+                <w:rFonts w:hint="default" w:ascii="Segoe UI" w:hAnsi="Segoe UI" w:eastAsia="Segoe UI" w:cs="Segoe UI"/>
+                <w:i w:val="0"/>
+                <w:iCs w:val="0"/>
+                <w:caps w:val="0"/>
+                <w:color w:val="0F1115"/>
+                <w:spacing w:val="0"/>
+                <w:sz w:val="18"/>
+                <w:szCs w:val="18"/>
+              </w:rPr>
+            </w:pPr>
+            <w:r>
+              <w:rPr>
+                <w:rFonts w:hint="default" w:ascii="Segoe UI" w:hAnsi="Segoe UI" w:eastAsia="Segoe UI" w:cs="Segoe UI"/>
+                <w:i w:val="0"/>
+                <w:iCs w:val="0"/>
+                <w:caps w:val="0"/>
+                <w:snapToGrid w:val="0"/>
+                <w:color w:val="000000"/>
+                <w:spacing w:val="0"/>
+                <w:kern w:val="0"/>
+                <w:sz w:val="18"/>
+                <w:szCs w:val="18"/>
+                <w:lang w:val="en-US" w:eastAsia="zh-CN"/>
+              </w:rPr>
+              <w:t>事件、问题、变更、容量</w:t>
+            </w:r>
+          </w:p>
+        </w:tc>
+      </w:tr>
+      <w:tr>
+        <w:tblPrEx>
+          <w:tblBorders>
+            <w:top w:val="single" w:color="auto" w:sz="4" w:space="0"/>
+            <w:left w:val="single" w:color="auto" w:sz="4" w:space="0"/>
+            <w:bottom w:val="single" w:color="auto" w:sz="4" w:space="0"/>
+            <w:right w:val="single" w:color="auto" w:sz="4" w:space="0"/>
+            <w:insideH w:val="single" w:color="auto" w:sz="4" w:space="0"/>
+            <w:insideV w:val="single" w:color="auto" w:sz="4" w:space="0"/>
+          </w:tblBorders>
+          <w:shd w:val="clear" w:color="auto" w:fill="auto"/>
           <w:tblCellMar>
             <w:top w:w="15" w:type="dxa"/>
             <w:left w:w="15" w:type="dxa"/>
@@ -4813,7 +4820,7 @@
           <w:lang w:val="en-US" w:eastAsia="zh-CN"/>
         </w:rPr>
       </w:pPr>
-      <w:bookmarkStart w:id="8" w:name="_Toc27369"/>
+      <w:bookmarkStart w:id="8" w:name="_Toc974"/>
       <w:r>
         <w:rPr>
           <w:rFonts w:hint="eastAsia"/>
@@ -7942,7 +7949,7 @@
           <w:lang w:val="en-US" w:eastAsia="zh-CN"/>
         </w:rPr>
       </w:pPr>
-      <w:bookmarkStart w:id="9" w:name="_Toc6280"/>
+      <w:bookmarkStart w:id="9" w:name="_Toc25027"/>
       <w:r>
         <w:rPr>
           <w:rFonts w:hint="default"/>
@@ -8045,7 +8052,7 @@
           <w:lang w:val="en-US" w:eastAsia="zh-CN"/>
         </w:rPr>
       </w:pPr>
-      <w:bookmarkStart w:id="10" w:name="_Toc18807"/>
+      <w:bookmarkStart w:id="10" w:name="_Toc30437"/>
       <w:r>
         <w:rPr>
           <w:rFonts w:hint="default"/>

--- a/6-过程管理/运行记录类文件/060201-过程框架设计方案.docx
+++ b/6-过程管理/运行记录类文件/060201-过程框架设计方案.docx
@@ -642,12 +642,6 @@
             <w:insideH w:val="single" w:color="000000" w:sz="4" w:space="0"/>
             <w:insideV w:val="single" w:color="000000" w:sz="4" w:space="0"/>
           </w:tblBorders>
-          <w:tblCellMar>
-            <w:top w:w="0" w:type="dxa"/>
-            <w:left w:w="0" w:type="dxa"/>
-            <w:bottom w:w="0" w:type="dxa"/>
-            <w:right w:w="0" w:type="dxa"/>
-          </w:tblCellMar>
         </w:tblPrEx>
         <w:trPr>
           <w:trHeight w:val="474" w:hRule="atLeast"/>
@@ -941,8 +935,6 @@
               <w:tab w:val="right" w:leader="dot" w:pos="9082"/>
             </w:tabs>
           </w:pPr>
-          <w:bookmarkStart w:id="11" w:name="_GoBack"/>
-          <w:bookmarkEnd w:id="11"/>
           <w:r>
             <w:fldChar w:fldCharType="begin"/>
           </w:r>
@@ -1859,6 +1851,7 @@
             <w:insideH w:val="single" w:color="auto" w:sz="4" w:space="0"/>
             <w:insideV w:val="single" w:color="auto" w:sz="4" w:space="0"/>
           </w:tblBorders>
+          <w:shd w:val="clear" w:color="auto" w:fill="auto"/>
           <w:tblCellMar>
             <w:top w:w="15" w:type="dxa"/>
             <w:left w:w="15" w:type="dxa"/>
@@ -2111,6 +2104,272 @@
                 <w:lang w:val="en-US" w:eastAsia="zh-CN"/>
               </w:rPr>
               <w:t>关联流程</w:t>
+            </w:r>
+          </w:p>
+        </w:tc>
+      </w:tr>
+      <w:tr>
+        <w:tblPrEx>
+          <w:tblBorders>
+            <w:top w:val="single" w:color="auto" w:sz="4" w:space="0"/>
+            <w:left w:val="single" w:color="auto" w:sz="4" w:space="0"/>
+            <w:bottom w:val="single" w:color="auto" w:sz="4" w:space="0"/>
+            <w:right w:val="single" w:color="auto" w:sz="4" w:space="0"/>
+            <w:insideH w:val="single" w:color="auto" w:sz="4" w:space="0"/>
+            <w:insideV w:val="single" w:color="auto" w:sz="4" w:space="0"/>
+          </w:tblBorders>
+          <w:tblCellMar>
+            <w:top w:w="15" w:type="dxa"/>
+            <w:left w:w="15" w:type="dxa"/>
+            <w:bottom w:w="15" w:type="dxa"/>
+            <w:right w:w="15" w:type="dxa"/>
+          </w:tblCellMar>
+        </w:tblPrEx>
+        <w:tc>
+          <w:tcPr>
+            <w:tcW w:w="1387" w:type="dxa"/>
+            <w:shd w:val="clear" w:color="auto" w:fill="auto"/>
+            <w:tcMar>
+              <w:top w:w="120" w:type="dxa"/>
+              <w:left w:w="0" w:type="dxa"/>
+              <w:bottom w:w="120" w:type="dxa"/>
+              <w:right w:w="192" w:type="dxa"/>
+            </w:tcMar>
+            <w:vAlign w:val="center"/>
+          </w:tcPr>
+          <w:p>
+            <w:pPr>
+              <w:keepNext w:val="0"/>
+              <w:keepLines w:val="0"/>
+              <w:widowControl/>
+              <w:suppressLineNumbers w:val="0"/>
+              <w:spacing w:line="300" w:lineRule="atLeast"/>
+              <w:jc w:val="left"/>
+              <w:rPr>
+                <w:rFonts w:hint="default" w:ascii="Segoe UI" w:hAnsi="Segoe UI" w:eastAsia="Segoe UI" w:cs="Segoe UI"/>
+                <w:i w:val="0"/>
+                <w:iCs w:val="0"/>
+                <w:caps w:val="0"/>
+                <w:color w:val="0F1115"/>
+                <w:spacing w:val="0"/>
+                <w:sz w:val="18"/>
+                <w:szCs w:val="18"/>
+              </w:rPr>
+            </w:pPr>
+            <w:r>
+              <w:rPr>
+                <w:rStyle w:val="24"/>
+                <w:rFonts w:hint="default" w:ascii="Segoe UI" w:hAnsi="Segoe UI" w:eastAsia="Segoe UI" w:cs="Segoe UI"/>
+                <w:b/>
+                <w:bCs/>
+                <w:i w:val="0"/>
+                <w:iCs w:val="0"/>
+                <w:caps w:val="0"/>
+                <w:snapToGrid w:val="0"/>
+                <w:color w:val="000000"/>
+                <w:spacing w:val="0"/>
+                <w:kern w:val="0"/>
+                <w:sz w:val="18"/>
+                <w:szCs w:val="18"/>
+                <w:lang w:val="en-US" w:eastAsia="zh-CN"/>
+              </w:rPr>
+              <w:t>服务级别管理</w:t>
+            </w:r>
+          </w:p>
+        </w:tc>
+        <w:tc>
+          <w:tcPr>
+            <w:tcW w:w="1530" w:type="dxa"/>
+            <w:shd w:val="clear" w:color="auto" w:fill="auto"/>
+            <w:tcMar>
+              <w:top w:w="120" w:type="dxa"/>
+              <w:left w:w="192" w:type="dxa"/>
+              <w:bottom w:w="120" w:type="dxa"/>
+              <w:right w:w="192" w:type="dxa"/>
+            </w:tcMar>
+            <w:vAlign w:val="center"/>
+          </w:tcPr>
+          <w:p>
+            <w:pPr>
+              <w:keepNext w:val="0"/>
+              <w:keepLines w:val="0"/>
+              <w:widowControl/>
+              <w:suppressLineNumbers w:val="0"/>
+              <w:spacing w:line="300" w:lineRule="atLeast"/>
+              <w:jc w:val="left"/>
+              <w:rPr>
+                <w:rFonts w:hint="default" w:ascii="Segoe UI" w:hAnsi="Segoe UI" w:eastAsia="Segoe UI" w:cs="Segoe UI"/>
+                <w:i w:val="0"/>
+                <w:iCs w:val="0"/>
+                <w:caps w:val="0"/>
+                <w:color w:val="0F1115"/>
+                <w:spacing w:val="0"/>
+                <w:sz w:val="18"/>
+                <w:szCs w:val="18"/>
+              </w:rPr>
+            </w:pPr>
+            <w:r>
+              <w:rPr>
+                <w:rFonts w:hint="default" w:ascii="Segoe UI" w:hAnsi="Segoe UI" w:eastAsia="Segoe UI" w:cs="Segoe UI"/>
+                <w:i w:val="0"/>
+                <w:iCs w:val="0"/>
+                <w:caps w:val="0"/>
+                <w:snapToGrid w:val="0"/>
+                <w:color w:val="000000"/>
+                <w:spacing w:val="0"/>
+                <w:kern w:val="0"/>
+                <w:sz w:val="18"/>
+                <w:szCs w:val="18"/>
+                <w:lang w:val="en-US" w:eastAsia="zh-CN"/>
+              </w:rPr>
+              <w:t>定义、协商、监控和评审服务水平</w:t>
+            </w:r>
+          </w:p>
+        </w:tc>
+        <w:tc>
+          <w:tcPr>
+            <w:tcW w:w="0" w:type="auto"/>
+            <w:shd w:val="clear" w:color="auto" w:fill="auto"/>
+            <w:tcMar>
+              <w:top w:w="120" w:type="dxa"/>
+              <w:left w:w="192" w:type="dxa"/>
+              <w:bottom w:w="120" w:type="dxa"/>
+              <w:right w:w="192" w:type="dxa"/>
+            </w:tcMar>
+            <w:vAlign w:val="center"/>
+          </w:tcPr>
+          <w:p>
+            <w:pPr>
+              <w:keepNext w:val="0"/>
+              <w:keepLines w:val="0"/>
+              <w:widowControl/>
+              <w:suppressLineNumbers w:val="0"/>
+              <w:spacing w:line="300" w:lineRule="atLeast"/>
+              <w:jc w:val="left"/>
+              <w:rPr>
+                <w:rFonts w:hint="default" w:ascii="Segoe UI" w:hAnsi="Segoe UI" w:eastAsia="Segoe UI" w:cs="Segoe UI"/>
+                <w:i w:val="0"/>
+                <w:iCs w:val="0"/>
+                <w:caps w:val="0"/>
+                <w:color w:val="0F1115"/>
+                <w:spacing w:val="0"/>
+                <w:sz w:val="18"/>
+                <w:szCs w:val="18"/>
+              </w:rPr>
+            </w:pPr>
+            <w:r>
+              <w:rPr>
+                <w:rFonts w:hint="default" w:ascii="Segoe UI" w:hAnsi="Segoe UI" w:eastAsia="Segoe UI" w:cs="Segoe UI"/>
+                <w:i w:val="0"/>
+                <w:iCs w:val="0"/>
+                <w:caps w:val="0"/>
+                <w:snapToGrid w:val="0"/>
+                <w:color w:val="000000"/>
+                <w:spacing w:val="0"/>
+                <w:kern w:val="0"/>
+                <w:sz w:val="18"/>
+                <w:szCs w:val="18"/>
+                <w:lang w:val="en-US" w:eastAsia="zh-CN"/>
+              </w:rPr>
+              <w:t>客户需求、服务目录、资源能力</w:t>
+            </w:r>
+          </w:p>
+        </w:tc>
+        <w:tc>
+          <w:tcPr>
+            <w:tcW w:w="0" w:type="auto"/>
+            <w:shd w:val="clear" w:color="auto" w:fill="auto"/>
+            <w:tcMar>
+              <w:top w:w="120" w:type="dxa"/>
+              <w:left w:w="192" w:type="dxa"/>
+              <w:bottom w:w="120" w:type="dxa"/>
+              <w:right w:w="192" w:type="dxa"/>
+            </w:tcMar>
+            <w:vAlign w:val="center"/>
+          </w:tcPr>
+          <w:p>
+            <w:pPr>
+              <w:keepNext w:val="0"/>
+              <w:keepLines w:val="0"/>
+              <w:widowControl/>
+              <w:suppressLineNumbers w:val="0"/>
+              <w:spacing w:line="300" w:lineRule="atLeast"/>
+              <w:jc w:val="left"/>
+              <w:rPr>
+                <w:rFonts w:hint="default" w:ascii="Segoe UI" w:hAnsi="Segoe UI" w:eastAsia="Segoe UI" w:cs="Segoe UI"/>
+                <w:i w:val="0"/>
+                <w:iCs w:val="0"/>
+                <w:caps w:val="0"/>
+                <w:color w:val="0F1115"/>
+                <w:spacing w:val="0"/>
+                <w:sz w:val="18"/>
+                <w:szCs w:val="18"/>
+              </w:rPr>
+            </w:pPr>
+            <w:r>
+              <w:rPr>
+                <w:rFonts w:hint="default" w:ascii="Segoe UI" w:hAnsi="Segoe UI" w:eastAsia="Segoe UI" w:cs="Segoe UI"/>
+                <w:i w:val="0"/>
+                <w:iCs w:val="0"/>
+                <w:caps w:val="0"/>
+                <w:snapToGrid w:val="0"/>
+                <w:color w:val="000000"/>
+                <w:spacing w:val="0"/>
+                <w:kern w:val="0"/>
+                <w:sz w:val="18"/>
+                <w:szCs w:val="18"/>
+                <w:lang w:val="en-US" w:eastAsia="zh-CN"/>
+              </w:rPr>
+              <w:t>SLA、SC、UC、服务报告</w:t>
+            </w:r>
+          </w:p>
+        </w:tc>
+        <w:tc>
+          <w:tcPr>
+            <w:tcW w:w="0" w:type="auto"/>
+            <w:shd w:val="clear" w:color="auto" w:fill="auto"/>
+            <w:tcMar>
+              <w:top w:w="120" w:type="dxa"/>
+              <w:left w:w="192" w:type="dxa"/>
+              <w:bottom w:w="120" w:type="dxa"/>
+              <w:right w:w="0" w:type="dxa"/>
+            </w:tcMar>
+            <w:vAlign w:val="center"/>
+          </w:tcPr>
+          <w:p>
+            <w:pPr>
+              <w:keepNext w:val="0"/>
+              <w:keepLines w:val="0"/>
+              <w:widowControl/>
+              <w:suppressLineNumbers w:val="0"/>
+              <w:spacing w:line="300" w:lineRule="atLeast"/>
+              <w:jc w:val="left"/>
+              <w:rPr>
+                <w:rFonts w:hint="default" w:ascii="Segoe UI" w:hAnsi="Segoe UI" w:eastAsia="Segoe UI" w:cs="Segoe UI"/>
+                <w:i w:val="0"/>
+                <w:iCs w:val="0"/>
+                <w:caps w:val="0"/>
+                <w:color w:val="0F1115"/>
+                <w:spacing w:val="0"/>
+                <w:sz w:val="18"/>
+                <w:szCs w:val="18"/>
+              </w:rPr>
+            </w:pPr>
+            <w:r>
+              <w:rPr>
+                <w:rFonts w:hint="default" w:ascii="Segoe UI" w:hAnsi="Segoe UI" w:eastAsia="Segoe UI" w:cs="Segoe UI"/>
+                <w:i w:val="0"/>
+                <w:iCs w:val="0"/>
+                <w:caps w:val="0"/>
+                <w:snapToGrid w:val="0"/>
+                <w:color w:val="000000"/>
+                <w:spacing w:val="0"/>
+                <w:kern w:val="0"/>
+                <w:sz w:val="18"/>
+                <w:szCs w:val="18"/>
+                <w:lang w:val="en-US" w:eastAsia="zh-CN"/>
+              </w:rPr>
+              <w:t>事件、问题、变更、容量、可用性</w:t>
             </w:r>
           </w:p>
         </w:tc>
@@ -2181,7 +2440,7 @@
                 <w:szCs w:val="18"/>
                 <w:lang w:val="en-US" w:eastAsia="zh-CN"/>
               </w:rPr>
-              <w:t>服务级别管理</w:t>
+              <w:t>服务报告管理</w:t>
             </w:r>
           </w:p>
         </w:tc>
@@ -2230,7 +2489,7 @@
                 <w:szCs w:val="18"/>
                 <w:lang w:val="en-US" w:eastAsia="zh-CN"/>
               </w:rPr>
-              <w:t>定义、协商、监控和评审服务水平</w:t>
+              <w:t>定期汇报服务绩效与改进情况</w:t>
             </w:r>
           </w:p>
         </w:tc>
@@ -2279,7 +2538,7 @@
                 <w:szCs w:val="18"/>
                 <w:lang w:val="en-US" w:eastAsia="zh-CN"/>
               </w:rPr>
-              <w:t>客户需求、服务目录、资源能力</w:t>
+              <w:t>各流程绩效数据、客户反馈</w:t>
             </w:r>
           </w:p>
         </w:tc>
@@ -2328,7 +2587,7 @@
                 <w:szCs w:val="18"/>
                 <w:lang w:val="en-US" w:eastAsia="zh-CN"/>
               </w:rPr>
-              <w:t>SLA、SC、UC、服务报告</w:t>
+              <w:t>服务报告、服务总结</w:t>
             </w:r>
           </w:p>
         </w:tc>
@@ -2377,7 +2636,539 @@
                 <w:szCs w:val="18"/>
                 <w:lang w:val="en-US" w:eastAsia="zh-CN"/>
               </w:rPr>
-              <w:t>事件、问题、变更、容量、可用性</w:t>
+              <w:t>所有流程（特别是SLM）</w:t>
+            </w:r>
+          </w:p>
+        </w:tc>
+      </w:tr>
+      <w:tr>
+        <w:tblPrEx>
+          <w:tblBorders>
+            <w:top w:val="single" w:color="auto" w:sz="4" w:space="0"/>
+            <w:left w:val="single" w:color="auto" w:sz="4" w:space="0"/>
+            <w:bottom w:val="single" w:color="auto" w:sz="4" w:space="0"/>
+            <w:right w:val="single" w:color="auto" w:sz="4" w:space="0"/>
+            <w:insideH w:val="single" w:color="auto" w:sz="4" w:space="0"/>
+            <w:insideV w:val="single" w:color="auto" w:sz="4" w:space="0"/>
+          </w:tblBorders>
+          <w:tblCellMar>
+            <w:top w:w="15" w:type="dxa"/>
+            <w:left w:w="15" w:type="dxa"/>
+            <w:bottom w:w="15" w:type="dxa"/>
+            <w:right w:w="15" w:type="dxa"/>
+          </w:tblCellMar>
+        </w:tblPrEx>
+        <w:tc>
+          <w:tcPr>
+            <w:tcW w:w="1387" w:type="dxa"/>
+            <w:shd w:val="clear" w:color="auto" w:fill="auto"/>
+            <w:tcMar>
+              <w:top w:w="120" w:type="dxa"/>
+              <w:left w:w="0" w:type="dxa"/>
+              <w:bottom w:w="120" w:type="dxa"/>
+              <w:right w:w="192" w:type="dxa"/>
+            </w:tcMar>
+            <w:vAlign w:val="center"/>
+          </w:tcPr>
+          <w:p>
+            <w:pPr>
+              <w:keepNext w:val="0"/>
+              <w:keepLines w:val="0"/>
+              <w:widowControl/>
+              <w:suppressLineNumbers w:val="0"/>
+              <w:spacing w:line="300" w:lineRule="atLeast"/>
+              <w:jc w:val="left"/>
+              <w:rPr>
+                <w:rFonts w:hint="default" w:ascii="Segoe UI" w:hAnsi="Segoe UI" w:eastAsia="Segoe UI" w:cs="Segoe UI"/>
+                <w:i w:val="0"/>
+                <w:iCs w:val="0"/>
+                <w:caps w:val="0"/>
+                <w:color w:val="0F1115"/>
+                <w:spacing w:val="0"/>
+                <w:sz w:val="18"/>
+                <w:szCs w:val="18"/>
+              </w:rPr>
+            </w:pPr>
+            <w:r>
+              <w:rPr>
+                <w:rStyle w:val="24"/>
+                <w:rFonts w:hint="default" w:ascii="Segoe UI" w:hAnsi="Segoe UI" w:eastAsia="Segoe UI" w:cs="Segoe UI"/>
+                <w:b/>
+                <w:bCs/>
+                <w:i w:val="0"/>
+                <w:iCs w:val="0"/>
+                <w:caps w:val="0"/>
+                <w:snapToGrid w:val="0"/>
+                <w:color w:val="000000"/>
+                <w:spacing w:val="0"/>
+                <w:kern w:val="0"/>
+                <w:sz w:val="18"/>
+                <w:szCs w:val="18"/>
+                <w:lang w:val="en-US" w:eastAsia="zh-CN"/>
+              </w:rPr>
+              <w:t>事件管理</w:t>
+            </w:r>
+          </w:p>
+        </w:tc>
+        <w:tc>
+          <w:tcPr>
+            <w:tcW w:w="1530" w:type="dxa"/>
+            <w:shd w:val="clear" w:color="auto" w:fill="auto"/>
+            <w:tcMar>
+              <w:top w:w="120" w:type="dxa"/>
+              <w:left w:w="192" w:type="dxa"/>
+              <w:bottom w:w="120" w:type="dxa"/>
+              <w:right w:w="192" w:type="dxa"/>
+            </w:tcMar>
+            <w:vAlign w:val="center"/>
+          </w:tcPr>
+          <w:p>
+            <w:pPr>
+              <w:keepNext w:val="0"/>
+              <w:keepLines w:val="0"/>
+              <w:widowControl/>
+              <w:suppressLineNumbers w:val="0"/>
+              <w:spacing w:line="300" w:lineRule="atLeast"/>
+              <w:jc w:val="left"/>
+              <w:rPr>
+                <w:rFonts w:hint="default" w:ascii="Segoe UI" w:hAnsi="Segoe UI" w:eastAsia="Segoe UI" w:cs="Segoe UI"/>
+                <w:i w:val="0"/>
+                <w:iCs w:val="0"/>
+                <w:caps w:val="0"/>
+                <w:color w:val="0F1115"/>
+                <w:spacing w:val="0"/>
+                <w:sz w:val="18"/>
+                <w:szCs w:val="18"/>
+              </w:rPr>
+            </w:pPr>
+            <w:r>
+              <w:rPr>
+                <w:rFonts w:hint="default" w:ascii="Segoe UI" w:hAnsi="Segoe UI" w:eastAsia="Segoe UI" w:cs="Segoe UI"/>
+                <w:i w:val="0"/>
+                <w:iCs w:val="0"/>
+                <w:caps w:val="0"/>
+                <w:snapToGrid w:val="0"/>
+                <w:color w:val="000000"/>
+                <w:spacing w:val="0"/>
+                <w:kern w:val="0"/>
+                <w:sz w:val="18"/>
+                <w:szCs w:val="18"/>
+                <w:lang w:val="en-US" w:eastAsia="zh-CN"/>
+              </w:rPr>
+              <w:t>快速恢复服务，减少业务影响</w:t>
+            </w:r>
+          </w:p>
+        </w:tc>
+        <w:tc>
+          <w:tcPr>
+            <w:tcW w:w="0" w:type="auto"/>
+            <w:shd w:val="clear" w:color="auto" w:fill="auto"/>
+            <w:tcMar>
+              <w:top w:w="120" w:type="dxa"/>
+              <w:left w:w="192" w:type="dxa"/>
+              <w:bottom w:w="120" w:type="dxa"/>
+              <w:right w:w="192" w:type="dxa"/>
+            </w:tcMar>
+            <w:vAlign w:val="center"/>
+          </w:tcPr>
+          <w:p>
+            <w:pPr>
+              <w:keepNext w:val="0"/>
+              <w:keepLines w:val="0"/>
+              <w:widowControl/>
+              <w:suppressLineNumbers w:val="0"/>
+              <w:spacing w:line="300" w:lineRule="atLeast"/>
+              <w:jc w:val="left"/>
+              <w:rPr>
+                <w:rFonts w:hint="default" w:ascii="Segoe UI" w:hAnsi="Segoe UI" w:eastAsia="Segoe UI" w:cs="Segoe UI"/>
+                <w:i w:val="0"/>
+                <w:iCs w:val="0"/>
+                <w:caps w:val="0"/>
+                <w:color w:val="0F1115"/>
+                <w:spacing w:val="0"/>
+                <w:sz w:val="18"/>
+                <w:szCs w:val="18"/>
+              </w:rPr>
+            </w:pPr>
+            <w:r>
+              <w:rPr>
+                <w:rFonts w:hint="default" w:ascii="Segoe UI" w:hAnsi="Segoe UI" w:eastAsia="Segoe UI" w:cs="Segoe UI"/>
+                <w:i w:val="0"/>
+                <w:iCs w:val="0"/>
+                <w:caps w:val="0"/>
+                <w:snapToGrid w:val="0"/>
+                <w:color w:val="000000"/>
+                <w:spacing w:val="0"/>
+                <w:kern w:val="0"/>
+                <w:sz w:val="18"/>
+                <w:szCs w:val="18"/>
+                <w:lang w:val="en-US" w:eastAsia="zh-CN"/>
+              </w:rPr>
+              <w:t>故障申报、服务请求、SLA</w:t>
+            </w:r>
+          </w:p>
+        </w:tc>
+        <w:tc>
+          <w:tcPr>
+            <w:tcW w:w="0" w:type="auto"/>
+            <w:shd w:val="clear" w:color="auto" w:fill="auto"/>
+            <w:tcMar>
+              <w:top w:w="120" w:type="dxa"/>
+              <w:left w:w="192" w:type="dxa"/>
+              <w:bottom w:w="120" w:type="dxa"/>
+              <w:right w:w="192" w:type="dxa"/>
+            </w:tcMar>
+            <w:vAlign w:val="center"/>
+          </w:tcPr>
+          <w:p>
+            <w:pPr>
+              <w:keepNext w:val="0"/>
+              <w:keepLines w:val="0"/>
+              <w:widowControl/>
+              <w:suppressLineNumbers w:val="0"/>
+              <w:spacing w:line="300" w:lineRule="atLeast"/>
+              <w:jc w:val="left"/>
+              <w:rPr>
+                <w:rFonts w:hint="default" w:ascii="Segoe UI" w:hAnsi="Segoe UI" w:eastAsia="Segoe UI" w:cs="Segoe UI"/>
+                <w:i w:val="0"/>
+                <w:iCs w:val="0"/>
+                <w:caps w:val="0"/>
+                <w:color w:val="0F1115"/>
+                <w:spacing w:val="0"/>
+                <w:sz w:val="18"/>
+                <w:szCs w:val="18"/>
+              </w:rPr>
+            </w:pPr>
+            <w:r>
+              <w:rPr>
+                <w:rFonts w:hint="default" w:ascii="Segoe UI" w:hAnsi="Segoe UI" w:eastAsia="Segoe UI" w:cs="Segoe UI"/>
+                <w:i w:val="0"/>
+                <w:iCs w:val="0"/>
+                <w:caps w:val="0"/>
+                <w:snapToGrid w:val="0"/>
+                <w:color w:val="000000"/>
+                <w:spacing w:val="0"/>
+                <w:kern w:val="0"/>
+                <w:sz w:val="18"/>
+                <w:szCs w:val="18"/>
+                <w:lang w:val="en-US" w:eastAsia="zh-CN"/>
+              </w:rPr>
+              <w:t>事件记录、解决方案、升级至问题</w:t>
+            </w:r>
+          </w:p>
+        </w:tc>
+        <w:tc>
+          <w:tcPr>
+            <w:tcW w:w="0" w:type="auto"/>
+            <w:shd w:val="clear" w:color="auto" w:fill="auto"/>
+            <w:tcMar>
+              <w:top w:w="120" w:type="dxa"/>
+              <w:left w:w="192" w:type="dxa"/>
+              <w:bottom w:w="120" w:type="dxa"/>
+              <w:right w:w="0" w:type="dxa"/>
+            </w:tcMar>
+            <w:vAlign w:val="center"/>
+          </w:tcPr>
+          <w:p>
+            <w:pPr>
+              <w:keepNext w:val="0"/>
+              <w:keepLines w:val="0"/>
+              <w:widowControl/>
+              <w:suppressLineNumbers w:val="0"/>
+              <w:spacing w:line="300" w:lineRule="atLeast"/>
+              <w:jc w:val="left"/>
+              <w:rPr>
+                <w:rFonts w:hint="default" w:ascii="Segoe UI" w:hAnsi="Segoe UI" w:eastAsia="Segoe UI" w:cs="Segoe UI"/>
+                <w:i w:val="0"/>
+                <w:iCs w:val="0"/>
+                <w:caps w:val="0"/>
+                <w:color w:val="0F1115"/>
+                <w:spacing w:val="0"/>
+                <w:sz w:val="18"/>
+                <w:szCs w:val="18"/>
+              </w:rPr>
+            </w:pPr>
+            <w:r>
+              <w:rPr>
+                <w:rFonts w:hint="default" w:ascii="Segoe UI" w:hAnsi="Segoe UI" w:eastAsia="Segoe UI" w:cs="Segoe UI"/>
+                <w:i w:val="0"/>
+                <w:iCs w:val="0"/>
+                <w:caps w:val="0"/>
+                <w:snapToGrid w:val="0"/>
+                <w:color w:val="000000"/>
+                <w:spacing w:val="0"/>
+                <w:kern w:val="0"/>
+                <w:sz w:val="18"/>
+                <w:szCs w:val="18"/>
+                <w:lang w:val="en-US" w:eastAsia="zh-CN"/>
+              </w:rPr>
+              <w:t>问题、变更、配置</w:t>
+            </w:r>
+          </w:p>
+        </w:tc>
+      </w:tr>
+      <w:tr>
+        <w:tblPrEx>
+          <w:tblBorders>
+            <w:top w:val="single" w:color="auto" w:sz="4" w:space="0"/>
+            <w:left w:val="single" w:color="auto" w:sz="4" w:space="0"/>
+            <w:bottom w:val="single" w:color="auto" w:sz="4" w:space="0"/>
+            <w:right w:val="single" w:color="auto" w:sz="4" w:space="0"/>
+            <w:insideH w:val="single" w:color="auto" w:sz="4" w:space="0"/>
+            <w:insideV w:val="single" w:color="auto" w:sz="4" w:space="0"/>
+          </w:tblBorders>
+          <w:tblCellMar>
+            <w:top w:w="15" w:type="dxa"/>
+            <w:left w:w="15" w:type="dxa"/>
+            <w:bottom w:w="15" w:type="dxa"/>
+            <w:right w:w="15" w:type="dxa"/>
+          </w:tblCellMar>
+        </w:tblPrEx>
+        <w:tc>
+          <w:tcPr>
+            <w:tcW w:w="1387" w:type="dxa"/>
+            <w:shd w:val="clear" w:color="auto" w:fill="auto"/>
+            <w:tcMar>
+              <w:top w:w="120" w:type="dxa"/>
+              <w:left w:w="0" w:type="dxa"/>
+              <w:bottom w:w="120" w:type="dxa"/>
+              <w:right w:w="192" w:type="dxa"/>
+            </w:tcMar>
+            <w:vAlign w:val="center"/>
+          </w:tcPr>
+          <w:p>
+            <w:pPr>
+              <w:keepNext w:val="0"/>
+              <w:keepLines w:val="0"/>
+              <w:widowControl/>
+              <w:suppressLineNumbers w:val="0"/>
+              <w:spacing w:line="300" w:lineRule="atLeast"/>
+              <w:jc w:val="left"/>
+              <w:rPr>
+                <w:rFonts w:hint="default" w:ascii="Segoe UI" w:hAnsi="Segoe UI" w:eastAsia="Segoe UI" w:cs="Segoe UI"/>
+                <w:i w:val="0"/>
+                <w:iCs w:val="0"/>
+                <w:caps w:val="0"/>
+                <w:color w:val="0F1115"/>
+                <w:spacing w:val="0"/>
+                <w:sz w:val="18"/>
+                <w:szCs w:val="18"/>
+              </w:rPr>
+            </w:pPr>
+            <w:r>
+              <w:rPr>
+                <w:rStyle w:val="24"/>
+                <w:rFonts w:hint="default" w:ascii="Segoe UI" w:hAnsi="Segoe UI" w:eastAsia="Segoe UI" w:cs="Segoe UI"/>
+                <w:b/>
+                <w:bCs/>
+                <w:i w:val="0"/>
+                <w:iCs w:val="0"/>
+                <w:caps w:val="0"/>
+                <w:snapToGrid w:val="0"/>
+                <w:color w:val="000000"/>
+                <w:spacing w:val="0"/>
+                <w:kern w:val="0"/>
+                <w:sz w:val="18"/>
+                <w:szCs w:val="18"/>
+                <w:lang w:val="en-US" w:eastAsia="zh-CN"/>
+              </w:rPr>
+              <w:t>问题管理</w:t>
+            </w:r>
+          </w:p>
+        </w:tc>
+        <w:tc>
+          <w:tcPr>
+            <w:tcW w:w="1530" w:type="dxa"/>
+            <w:shd w:val="clear" w:color="auto" w:fill="auto"/>
+            <w:tcMar>
+              <w:top w:w="120" w:type="dxa"/>
+              <w:left w:w="192" w:type="dxa"/>
+              <w:bottom w:w="120" w:type="dxa"/>
+              <w:right w:w="192" w:type="dxa"/>
+            </w:tcMar>
+            <w:vAlign w:val="center"/>
+          </w:tcPr>
+          <w:p>
+            <w:pPr>
+              <w:keepNext w:val="0"/>
+              <w:keepLines w:val="0"/>
+              <w:widowControl/>
+              <w:suppressLineNumbers w:val="0"/>
+              <w:spacing w:line="300" w:lineRule="atLeast"/>
+              <w:jc w:val="left"/>
+              <w:rPr>
+                <w:rFonts w:hint="default" w:ascii="Segoe UI" w:hAnsi="Segoe UI" w:eastAsia="Segoe UI" w:cs="Segoe UI"/>
+                <w:i w:val="0"/>
+                <w:iCs w:val="0"/>
+                <w:caps w:val="0"/>
+                <w:color w:val="0F1115"/>
+                <w:spacing w:val="0"/>
+                <w:sz w:val="18"/>
+                <w:szCs w:val="18"/>
+              </w:rPr>
+            </w:pPr>
+            <w:r>
+              <w:rPr>
+                <w:rFonts w:hint="default" w:ascii="Segoe UI" w:hAnsi="Segoe UI" w:eastAsia="Segoe UI" w:cs="Segoe UI"/>
+                <w:i w:val="0"/>
+                <w:iCs w:val="0"/>
+                <w:caps w:val="0"/>
+                <w:snapToGrid w:val="0"/>
+                <w:color w:val="000000"/>
+                <w:spacing w:val="0"/>
+                <w:kern w:val="0"/>
+                <w:sz w:val="18"/>
+                <w:szCs w:val="18"/>
+                <w:lang w:val="en-US" w:eastAsia="zh-CN"/>
+              </w:rPr>
+              <w:t>查明根本原因，防止事件复发</w:t>
+            </w:r>
+          </w:p>
+        </w:tc>
+        <w:tc>
+          <w:tcPr>
+            <w:tcW w:w="0" w:type="auto"/>
+            <w:shd w:val="clear" w:color="auto" w:fill="auto"/>
+            <w:tcMar>
+              <w:top w:w="120" w:type="dxa"/>
+              <w:left w:w="192" w:type="dxa"/>
+              <w:bottom w:w="120" w:type="dxa"/>
+              <w:right w:w="192" w:type="dxa"/>
+            </w:tcMar>
+            <w:vAlign w:val="center"/>
+          </w:tcPr>
+          <w:p>
+            <w:pPr>
+              <w:keepNext w:val="0"/>
+              <w:keepLines w:val="0"/>
+              <w:widowControl/>
+              <w:suppressLineNumbers w:val="0"/>
+              <w:spacing w:line="300" w:lineRule="atLeast"/>
+              <w:jc w:val="left"/>
+              <w:rPr>
+                <w:rFonts w:hint="default" w:ascii="Segoe UI" w:hAnsi="Segoe UI" w:eastAsia="Segoe UI" w:cs="Segoe UI"/>
+                <w:i w:val="0"/>
+                <w:iCs w:val="0"/>
+                <w:caps w:val="0"/>
+                <w:color w:val="0F1115"/>
+                <w:spacing w:val="0"/>
+                <w:sz w:val="18"/>
+                <w:szCs w:val="18"/>
+              </w:rPr>
+            </w:pPr>
+            <w:r>
+              <w:rPr>
+                <w:rFonts w:hint="default" w:ascii="Segoe UI" w:hAnsi="Segoe UI" w:eastAsia="Segoe UI" w:cs="Segoe UI"/>
+                <w:i w:val="0"/>
+                <w:iCs w:val="0"/>
+                <w:caps w:val="0"/>
+                <w:snapToGrid w:val="0"/>
+                <w:color w:val="000000"/>
+                <w:spacing w:val="0"/>
+                <w:kern w:val="0"/>
+                <w:sz w:val="18"/>
+                <w:szCs w:val="18"/>
+                <w:lang w:val="en-US" w:eastAsia="zh-CN"/>
+              </w:rPr>
+              <w:t>重复事件、重大事件、主动巡检</w:t>
+            </w:r>
+          </w:p>
+        </w:tc>
+        <w:tc>
+          <w:tcPr>
+            <w:tcW w:w="0" w:type="auto"/>
+            <w:shd w:val="clear" w:color="auto" w:fill="auto"/>
+            <w:tcMar>
+              <w:top w:w="120" w:type="dxa"/>
+              <w:left w:w="192" w:type="dxa"/>
+              <w:bottom w:w="120" w:type="dxa"/>
+              <w:right w:w="192" w:type="dxa"/>
+            </w:tcMar>
+            <w:vAlign w:val="center"/>
+          </w:tcPr>
+          <w:p>
+            <w:pPr>
+              <w:keepNext w:val="0"/>
+              <w:keepLines w:val="0"/>
+              <w:widowControl/>
+              <w:suppressLineNumbers w:val="0"/>
+              <w:spacing w:line="300" w:lineRule="atLeast"/>
+              <w:jc w:val="left"/>
+              <w:rPr>
+                <w:rFonts w:hint="default" w:ascii="Segoe UI" w:hAnsi="Segoe UI" w:eastAsia="Segoe UI" w:cs="Segoe UI"/>
+                <w:i w:val="0"/>
+                <w:iCs w:val="0"/>
+                <w:caps w:val="0"/>
+                <w:color w:val="0F1115"/>
+                <w:spacing w:val="0"/>
+                <w:sz w:val="18"/>
+                <w:szCs w:val="18"/>
+              </w:rPr>
+            </w:pPr>
+            <w:r>
+              <w:rPr>
+                <w:rFonts w:hint="default" w:ascii="Segoe UI" w:hAnsi="Segoe UI" w:eastAsia="Segoe UI" w:cs="Segoe UI"/>
+                <w:i w:val="0"/>
+                <w:iCs w:val="0"/>
+                <w:caps w:val="0"/>
+                <w:snapToGrid w:val="0"/>
+                <w:color w:val="000000"/>
+                <w:spacing w:val="0"/>
+                <w:kern w:val="0"/>
+                <w:sz w:val="18"/>
+                <w:szCs w:val="18"/>
+                <w:lang w:val="en-US" w:eastAsia="zh-CN"/>
+              </w:rPr>
+              <w:t>问题记录、已知错误、变更请求</w:t>
+            </w:r>
+          </w:p>
+        </w:tc>
+        <w:tc>
+          <w:tcPr>
+            <w:tcW w:w="0" w:type="auto"/>
+            <w:shd w:val="clear" w:color="auto" w:fill="auto"/>
+            <w:tcMar>
+              <w:top w:w="120" w:type="dxa"/>
+              <w:left w:w="192" w:type="dxa"/>
+              <w:bottom w:w="120" w:type="dxa"/>
+              <w:right w:w="0" w:type="dxa"/>
+            </w:tcMar>
+            <w:vAlign w:val="center"/>
+          </w:tcPr>
+          <w:p>
+            <w:pPr>
+              <w:keepNext w:val="0"/>
+              <w:keepLines w:val="0"/>
+              <w:widowControl/>
+              <w:suppressLineNumbers w:val="0"/>
+              <w:spacing w:line="300" w:lineRule="atLeast"/>
+              <w:jc w:val="left"/>
+              <w:rPr>
+                <w:rFonts w:hint="default" w:ascii="Segoe UI" w:hAnsi="Segoe UI" w:eastAsia="Segoe UI" w:cs="Segoe UI"/>
+                <w:i w:val="0"/>
+                <w:iCs w:val="0"/>
+                <w:caps w:val="0"/>
+                <w:color w:val="0F1115"/>
+                <w:spacing w:val="0"/>
+                <w:sz w:val="18"/>
+                <w:szCs w:val="18"/>
+              </w:rPr>
+            </w:pPr>
+            <w:r>
+              <w:rPr>
+                <w:rFonts w:hint="default" w:ascii="Segoe UI" w:hAnsi="Segoe UI" w:eastAsia="Segoe UI" w:cs="Segoe UI"/>
+                <w:i w:val="0"/>
+                <w:iCs w:val="0"/>
+                <w:caps w:val="0"/>
+                <w:snapToGrid w:val="0"/>
+                <w:color w:val="000000"/>
+                <w:spacing w:val="0"/>
+                <w:kern w:val="0"/>
+                <w:sz w:val="18"/>
+                <w:szCs w:val="18"/>
+                <w:lang w:val="en-US" w:eastAsia="zh-CN"/>
+              </w:rPr>
+              <w:t>事件、变更、配置、知识</w:t>
             </w:r>
           </w:p>
         </w:tc>
@@ -2448,7 +3239,7 @@
                 <w:szCs w:val="18"/>
                 <w:lang w:val="en-US" w:eastAsia="zh-CN"/>
               </w:rPr>
-              <w:t>服务报告管理</w:t>
+              <w:t>变更管理</w:t>
             </w:r>
           </w:p>
         </w:tc>
@@ -2497,7 +3288,7 @@
                 <w:szCs w:val="18"/>
                 <w:lang w:val="en-US" w:eastAsia="zh-CN"/>
               </w:rPr>
-              <w:t>定期汇报服务绩效与改进情况</w:t>
+              <w:t>控制变更风险，确保变更可控</w:t>
             </w:r>
           </w:p>
         </w:tc>
@@ -2546,7 +3337,7 @@
                 <w:szCs w:val="18"/>
                 <w:lang w:val="en-US" w:eastAsia="zh-CN"/>
               </w:rPr>
-              <w:t>各流程绩效数据、客户反馈</w:t>
+              <w:t>变更请求（来自事件、问题、项目）</w:t>
             </w:r>
           </w:p>
         </w:tc>
@@ -2595,7 +3386,7 @@
                 <w:szCs w:val="18"/>
                 <w:lang w:val="en-US" w:eastAsia="zh-CN"/>
               </w:rPr>
-              <w:t>服务报告、服务总结</w:t>
+              <w:t>变更记录、实施结果、配置更新</w:t>
             </w:r>
           </w:p>
         </w:tc>
@@ -2644,7 +3435,7 @@
                 <w:szCs w:val="18"/>
                 <w:lang w:val="en-US" w:eastAsia="zh-CN"/>
               </w:rPr>
-              <w:t>所有流程（特别是SLM）</w:t>
+              <w:t>发布、配置、SLM</w:t>
             </w:r>
           </w:p>
         </w:tc>
@@ -2715,7 +3506,7 @@
                 <w:szCs w:val="18"/>
                 <w:lang w:val="en-US" w:eastAsia="zh-CN"/>
               </w:rPr>
-              <w:t>事件管理</w:t>
+              <w:t>发布管理</w:t>
             </w:r>
           </w:p>
         </w:tc>
@@ -2764,7 +3555,7 @@
                 <w:szCs w:val="18"/>
                 <w:lang w:val="en-US" w:eastAsia="zh-CN"/>
               </w:rPr>
-              <w:t>快速恢复服务，减少业务影响</w:t>
+              <w:t>安全、受控地将变更导入生产环境</w:t>
             </w:r>
           </w:p>
         </w:tc>
@@ -2813,7 +3604,7 @@
                 <w:szCs w:val="18"/>
                 <w:lang w:val="en-US" w:eastAsia="zh-CN"/>
               </w:rPr>
-              <w:t>故障申报、服务请求、SLA</w:t>
+              <w:t>变更方案、测试结果</w:t>
             </w:r>
           </w:p>
         </w:tc>
@@ -2862,7 +3653,7 @@
                 <w:szCs w:val="18"/>
                 <w:lang w:val="en-US" w:eastAsia="zh-CN"/>
               </w:rPr>
-              <w:t>事件记录、解决方案、升级至问题</w:t>
+              <w:t>发布计划、发布报告、配置更新</w:t>
             </w:r>
           </w:p>
         </w:tc>
@@ -2911,7 +3702,273 @@
                 <w:szCs w:val="18"/>
                 <w:lang w:val="en-US" w:eastAsia="zh-CN"/>
               </w:rPr>
-              <w:t>问题、变更、配置</w:t>
+              <w:t>变更、配置</w:t>
+            </w:r>
+          </w:p>
+        </w:tc>
+      </w:tr>
+      <w:tr>
+        <w:tblPrEx>
+          <w:tblBorders>
+            <w:top w:val="single" w:color="auto" w:sz="4" w:space="0"/>
+            <w:left w:val="single" w:color="auto" w:sz="4" w:space="0"/>
+            <w:bottom w:val="single" w:color="auto" w:sz="4" w:space="0"/>
+            <w:right w:val="single" w:color="auto" w:sz="4" w:space="0"/>
+            <w:insideH w:val="single" w:color="auto" w:sz="4" w:space="0"/>
+            <w:insideV w:val="single" w:color="auto" w:sz="4" w:space="0"/>
+          </w:tblBorders>
+          <w:tblCellMar>
+            <w:top w:w="15" w:type="dxa"/>
+            <w:left w:w="15" w:type="dxa"/>
+            <w:bottom w:w="15" w:type="dxa"/>
+            <w:right w:w="15" w:type="dxa"/>
+          </w:tblCellMar>
+        </w:tblPrEx>
+        <w:tc>
+          <w:tcPr>
+            <w:tcW w:w="1387" w:type="dxa"/>
+            <w:shd w:val="clear" w:color="auto" w:fill="auto"/>
+            <w:tcMar>
+              <w:top w:w="120" w:type="dxa"/>
+              <w:left w:w="0" w:type="dxa"/>
+              <w:bottom w:w="120" w:type="dxa"/>
+              <w:right w:w="192" w:type="dxa"/>
+            </w:tcMar>
+            <w:vAlign w:val="center"/>
+          </w:tcPr>
+          <w:p>
+            <w:pPr>
+              <w:keepNext w:val="0"/>
+              <w:keepLines w:val="0"/>
+              <w:widowControl/>
+              <w:suppressLineNumbers w:val="0"/>
+              <w:spacing w:line="300" w:lineRule="atLeast"/>
+              <w:jc w:val="left"/>
+              <w:rPr>
+                <w:rFonts w:hint="default" w:ascii="Segoe UI" w:hAnsi="Segoe UI" w:eastAsia="Segoe UI" w:cs="Segoe UI"/>
+                <w:i w:val="0"/>
+                <w:iCs w:val="0"/>
+                <w:caps w:val="0"/>
+                <w:color w:val="0F1115"/>
+                <w:spacing w:val="0"/>
+                <w:sz w:val="18"/>
+                <w:szCs w:val="18"/>
+              </w:rPr>
+            </w:pPr>
+            <w:r>
+              <w:rPr>
+                <w:rStyle w:val="24"/>
+                <w:rFonts w:hint="default" w:ascii="Segoe UI" w:hAnsi="Segoe UI" w:eastAsia="Segoe UI" w:cs="Segoe UI"/>
+                <w:b/>
+                <w:bCs/>
+                <w:i w:val="0"/>
+                <w:iCs w:val="0"/>
+                <w:caps w:val="0"/>
+                <w:snapToGrid w:val="0"/>
+                <w:color w:val="000000"/>
+                <w:spacing w:val="0"/>
+                <w:kern w:val="0"/>
+                <w:sz w:val="18"/>
+                <w:szCs w:val="18"/>
+                <w:lang w:val="en-US" w:eastAsia="zh-CN"/>
+              </w:rPr>
+              <w:t>配置管理</w:t>
+            </w:r>
+          </w:p>
+        </w:tc>
+        <w:tc>
+          <w:tcPr>
+            <w:tcW w:w="1530" w:type="dxa"/>
+            <w:shd w:val="clear" w:color="auto" w:fill="auto"/>
+            <w:tcMar>
+              <w:top w:w="120" w:type="dxa"/>
+              <w:left w:w="192" w:type="dxa"/>
+              <w:bottom w:w="120" w:type="dxa"/>
+              <w:right w:w="192" w:type="dxa"/>
+            </w:tcMar>
+            <w:vAlign w:val="center"/>
+          </w:tcPr>
+          <w:p>
+            <w:pPr>
+              <w:keepNext w:val="0"/>
+              <w:keepLines w:val="0"/>
+              <w:widowControl/>
+              <w:suppressLineNumbers w:val="0"/>
+              <w:spacing w:line="300" w:lineRule="atLeast"/>
+              <w:jc w:val="left"/>
+              <w:rPr>
+                <w:rFonts w:hint="default" w:ascii="Segoe UI" w:hAnsi="Segoe UI" w:eastAsia="Segoe UI" w:cs="Segoe UI"/>
+                <w:i w:val="0"/>
+                <w:iCs w:val="0"/>
+                <w:caps w:val="0"/>
+                <w:color w:val="0F1115"/>
+                <w:spacing w:val="0"/>
+                <w:sz w:val="18"/>
+                <w:szCs w:val="18"/>
+              </w:rPr>
+            </w:pPr>
+            <w:r>
+              <w:rPr>
+                <w:rFonts w:hint="default" w:ascii="Segoe UI" w:hAnsi="Segoe UI" w:eastAsia="Segoe UI" w:cs="Segoe UI"/>
+                <w:i w:val="0"/>
+                <w:iCs w:val="0"/>
+                <w:caps w:val="0"/>
+                <w:snapToGrid w:val="0"/>
+                <w:color w:val="000000"/>
+                <w:spacing w:val="0"/>
+                <w:kern w:val="0"/>
+                <w:sz w:val="18"/>
+                <w:szCs w:val="18"/>
+                <w:lang w:val="en-US" w:eastAsia="zh-CN"/>
+              </w:rPr>
+              <w:t>维护准确的配置信息库</w:t>
+            </w:r>
+          </w:p>
+        </w:tc>
+        <w:tc>
+          <w:tcPr>
+            <w:tcW w:w="0" w:type="auto"/>
+            <w:shd w:val="clear" w:color="auto" w:fill="auto"/>
+            <w:tcMar>
+              <w:top w:w="120" w:type="dxa"/>
+              <w:left w:w="192" w:type="dxa"/>
+              <w:bottom w:w="120" w:type="dxa"/>
+              <w:right w:w="192" w:type="dxa"/>
+            </w:tcMar>
+            <w:vAlign w:val="center"/>
+          </w:tcPr>
+          <w:p>
+            <w:pPr>
+              <w:keepNext w:val="0"/>
+              <w:keepLines w:val="0"/>
+              <w:widowControl/>
+              <w:suppressLineNumbers w:val="0"/>
+              <w:spacing w:line="300" w:lineRule="atLeast"/>
+              <w:jc w:val="left"/>
+              <w:rPr>
+                <w:rFonts w:hint="default" w:ascii="Segoe UI" w:hAnsi="Segoe UI" w:eastAsia="Segoe UI" w:cs="Segoe UI"/>
+                <w:i w:val="0"/>
+                <w:iCs w:val="0"/>
+                <w:caps w:val="0"/>
+                <w:color w:val="0F1115"/>
+                <w:spacing w:val="0"/>
+                <w:sz w:val="18"/>
+                <w:szCs w:val="18"/>
+              </w:rPr>
+            </w:pPr>
+            <w:r>
+              <w:rPr>
+                <w:rFonts w:hint="default" w:ascii="Segoe UI" w:hAnsi="Segoe UI" w:eastAsia="Segoe UI" w:cs="Segoe UI"/>
+                <w:i w:val="0"/>
+                <w:iCs w:val="0"/>
+                <w:caps w:val="0"/>
+                <w:snapToGrid w:val="0"/>
+                <w:color w:val="000000"/>
+                <w:spacing w:val="0"/>
+                <w:kern w:val="0"/>
+                <w:sz w:val="18"/>
+                <w:szCs w:val="18"/>
+                <w:lang w:val="en-US" w:eastAsia="zh-CN"/>
+              </w:rPr>
+              <w:t>资产信息、变更记录、发布结果</w:t>
+            </w:r>
+          </w:p>
+        </w:tc>
+        <w:tc>
+          <w:tcPr>
+            <w:tcW w:w="0" w:type="auto"/>
+            <w:shd w:val="clear" w:color="auto" w:fill="auto"/>
+            <w:tcMar>
+              <w:top w:w="120" w:type="dxa"/>
+              <w:left w:w="192" w:type="dxa"/>
+              <w:bottom w:w="120" w:type="dxa"/>
+              <w:right w:w="192" w:type="dxa"/>
+            </w:tcMar>
+            <w:vAlign w:val="center"/>
+          </w:tcPr>
+          <w:p>
+            <w:pPr>
+              <w:keepNext w:val="0"/>
+              <w:keepLines w:val="0"/>
+              <w:widowControl/>
+              <w:suppressLineNumbers w:val="0"/>
+              <w:spacing w:line="300" w:lineRule="atLeast"/>
+              <w:jc w:val="left"/>
+              <w:rPr>
+                <w:rFonts w:hint="default" w:ascii="Segoe UI" w:hAnsi="Segoe UI" w:eastAsia="Segoe UI" w:cs="Segoe UI"/>
+                <w:i w:val="0"/>
+                <w:iCs w:val="0"/>
+                <w:caps w:val="0"/>
+                <w:color w:val="0F1115"/>
+                <w:spacing w:val="0"/>
+                <w:sz w:val="18"/>
+                <w:szCs w:val="18"/>
+              </w:rPr>
+            </w:pPr>
+            <w:r>
+              <w:rPr>
+                <w:rFonts w:hint="default" w:ascii="Segoe UI" w:hAnsi="Segoe UI" w:eastAsia="Segoe UI" w:cs="Segoe UI"/>
+                <w:i w:val="0"/>
+                <w:iCs w:val="0"/>
+                <w:caps w:val="0"/>
+                <w:snapToGrid w:val="0"/>
+                <w:color w:val="000000"/>
+                <w:spacing w:val="0"/>
+                <w:kern w:val="0"/>
+                <w:sz w:val="18"/>
+                <w:szCs w:val="18"/>
+                <w:lang w:val="en-US" w:eastAsia="zh-CN"/>
+              </w:rPr>
+              <w:t>CMDB、配置审计报告</w:t>
+            </w:r>
+          </w:p>
+        </w:tc>
+        <w:tc>
+          <w:tcPr>
+            <w:tcW w:w="0" w:type="auto"/>
+            <w:shd w:val="clear" w:color="auto" w:fill="auto"/>
+            <w:tcMar>
+              <w:top w:w="120" w:type="dxa"/>
+              <w:left w:w="192" w:type="dxa"/>
+              <w:bottom w:w="120" w:type="dxa"/>
+              <w:right w:w="0" w:type="dxa"/>
+            </w:tcMar>
+            <w:vAlign w:val="center"/>
+          </w:tcPr>
+          <w:p>
+            <w:pPr>
+              <w:keepNext w:val="0"/>
+              <w:keepLines w:val="0"/>
+              <w:widowControl/>
+              <w:suppressLineNumbers w:val="0"/>
+              <w:spacing w:line="300" w:lineRule="atLeast"/>
+              <w:jc w:val="left"/>
+              <w:rPr>
+                <w:rFonts w:hint="default" w:ascii="Segoe UI" w:hAnsi="Segoe UI" w:eastAsia="Segoe UI" w:cs="Segoe UI"/>
+                <w:i w:val="0"/>
+                <w:iCs w:val="0"/>
+                <w:caps w:val="0"/>
+                <w:color w:val="0F1115"/>
+                <w:spacing w:val="0"/>
+                <w:sz w:val="18"/>
+                <w:szCs w:val="18"/>
+              </w:rPr>
+            </w:pPr>
+            <w:r>
+              <w:rPr>
+                <w:rFonts w:hint="default" w:ascii="Segoe UI" w:hAnsi="Segoe UI" w:eastAsia="Segoe UI" w:cs="Segoe UI"/>
+                <w:i w:val="0"/>
+                <w:iCs w:val="0"/>
+                <w:caps w:val="0"/>
+                <w:snapToGrid w:val="0"/>
+                <w:color w:val="000000"/>
+                <w:spacing w:val="0"/>
+                <w:kern w:val="0"/>
+                <w:sz w:val="18"/>
+                <w:szCs w:val="18"/>
+                <w:lang w:val="en-US" w:eastAsia="zh-CN"/>
+              </w:rPr>
+              <w:t>所有流程（支持性基础）</w:t>
             </w:r>
           </w:p>
         </w:tc>
@@ -2982,7 +4039,7 @@
                 <w:szCs w:val="18"/>
                 <w:lang w:val="en-US" w:eastAsia="zh-CN"/>
               </w:rPr>
-              <w:t>问题管理</w:t>
+              <w:t>可用性与连续性管理</w:t>
             </w:r>
           </w:p>
         </w:tc>
@@ -3031,7 +4088,7 @@
                 <w:szCs w:val="18"/>
                 <w:lang w:val="en-US" w:eastAsia="zh-CN"/>
               </w:rPr>
-              <w:t>查明根本原因，防止事件复发</w:t>
+              <w:t>保障服务高可用与灾难恢复能力</w:t>
             </w:r>
           </w:p>
         </w:tc>
@@ -3080,7 +4137,7 @@
                 <w:szCs w:val="18"/>
                 <w:lang w:val="en-US" w:eastAsia="zh-CN"/>
               </w:rPr>
-              <w:t>重复事件、重大事件、主动巡检</w:t>
+              <w:t>SLA、风险评估、业务影响分析</w:t>
             </w:r>
           </w:p>
         </w:tc>
@@ -3129,7 +4186,7 @@
                 <w:szCs w:val="18"/>
                 <w:lang w:val="en-US" w:eastAsia="zh-CN"/>
               </w:rPr>
-              <w:t>问题记录、已知错误、变更请求</w:t>
+              <w:t>可用性计划、连续性计划、测试报告</w:t>
             </w:r>
           </w:p>
         </w:tc>
@@ -3178,7 +4235,7 @@
                 <w:szCs w:val="18"/>
                 <w:lang w:val="en-US" w:eastAsia="zh-CN"/>
               </w:rPr>
-              <w:t>事件、变更、配置、知识</w:t>
+              <w:t>事件、问题、变更、容量</w:t>
             </w:r>
           </w:p>
         </w:tc>
@@ -3193,1075 +4250,6 @@
             <w:insideH w:val="single" w:color="auto" w:sz="4" w:space="0"/>
             <w:insideV w:val="single" w:color="auto" w:sz="4" w:space="0"/>
           </w:tblBorders>
-          <w:shd w:val="clear" w:color="auto" w:fill="auto"/>
-          <w:tblCellMar>
-            <w:top w:w="15" w:type="dxa"/>
-            <w:left w:w="15" w:type="dxa"/>
-            <w:bottom w:w="15" w:type="dxa"/>
-            <w:right w:w="15" w:type="dxa"/>
-          </w:tblCellMar>
-        </w:tblPrEx>
-        <w:tc>
-          <w:tcPr>
-            <w:tcW w:w="1387" w:type="dxa"/>
-            <w:shd w:val="clear" w:color="auto" w:fill="auto"/>
-            <w:tcMar>
-              <w:top w:w="120" w:type="dxa"/>
-              <w:left w:w="0" w:type="dxa"/>
-              <w:bottom w:w="120" w:type="dxa"/>
-              <w:right w:w="192" w:type="dxa"/>
-            </w:tcMar>
-            <w:vAlign w:val="center"/>
-          </w:tcPr>
-          <w:p>
-            <w:pPr>
-              <w:keepNext w:val="0"/>
-              <w:keepLines w:val="0"/>
-              <w:widowControl/>
-              <w:suppressLineNumbers w:val="0"/>
-              <w:spacing w:line="300" w:lineRule="atLeast"/>
-              <w:jc w:val="left"/>
-              <w:rPr>
-                <w:rFonts w:hint="default" w:ascii="Segoe UI" w:hAnsi="Segoe UI" w:eastAsia="Segoe UI" w:cs="Segoe UI"/>
-                <w:i w:val="0"/>
-                <w:iCs w:val="0"/>
-                <w:caps w:val="0"/>
-                <w:color w:val="0F1115"/>
-                <w:spacing w:val="0"/>
-                <w:sz w:val="18"/>
-                <w:szCs w:val="18"/>
-              </w:rPr>
-            </w:pPr>
-            <w:r>
-              <w:rPr>
-                <w:rStyle w:val="24"/>
-                <w:rFonts w:hint="default" w:ascii="Segoe UI" w:hAnsi="Segoe UI" w:eastAsia="Segoe UI" w:cs="Segoe UI"/>
-                <w:b/>
-                <w:bCs/>
-                <w:i w:val="0"/>
-                <w:iCs w:val="0"/>
-                <w:caps w:val="0"/>
-                <w:snapToGrid w:val="0"/>
-                <w:color w:val="000000"/>
-                <w:spacing w:val="0"/>
-                <w:kern w:val="0"/>
-                <w:sz w:val="18"/>
-                <w:szCs w:val="18"/>
-                <w:lang w:val="en-US" w:eastAsia="zh-CN"/>
-              </w:rPr>
-              <w:t>变更管理</w:t>
-            </w:r>
-          </w:p>
-        </w:tc>
-        <w:tc>
-          <w:tcPr>
-            <w:tcW w:w="1530" w:type="dxa"/>
-            <w:shd w:val="clear" w:color="auto" w:fill="auto"/>
-            <w:tcMar>
-              <w:top w:w="120" w:type="dxa"/>
-              <w:left w:w="192" w:type="dxa"/>
-              <w:bottom w:w="120" w:type="dxa"/>
-              <w:right w:w="192" w:type="dxa"/>
-            </w:tcMar>
-            <w:vAlign w:val="center"/>
-          </w:tcPr>
-          <w:p>
-            <w:pPr>
-              <w:keepNext w:val="0"/>
-              <w:keepLines w:val="0"/>
-              <w:widowControl/>
-              <w:suppressLineNumbers w:val="0"/>
-              <w:spacing w:line="300" w:lineRule="atLeast"/>
-              <w:jc w:val="left"/>
-              <w:rPr>
-                <w:rFonts w:hint="default" w:ascii="Segoe UI" w:hAnsi="Segoe UI" w:eastAsia="Segoe UI" w:cs="Segoe UI"/>
-                <w:i w:val="0"/>
-                <w:iCs w:val="0"/>
-                <w:caps w:val="0"/>
-                <w:color w:val="0F1115"/>
-                <w:spacing w:val="0"/>
-                <w:sz w:val="18"/>
-                <w:szCs w:val="18"/>
-              </w:rPr>
-            </w:pPr>
-            <w:r>
-              <w:rPr>
-                <w:rFonts w:hint="default" w:ascii="Segoe UI" w:hAnsi="Segoe UI" w:eastAsia="Segoe UI" w:cs="Segoe UI"/>
-                <w:i w:val="0"/>
-                <w:iCs w:val="0"/>
-                <w:caps w:val="0"/>
-                <w:snapToGrid w:val="0"/>
-                <w:color w:val="000000"/>
-                <w:spacing w:val="0"/>
-                <w:kern w:val="0"/>
-                <w:sz w:val="18"/>
-                <w:szCs w:val="18"/>
-                <w:lang w:val="en-US" w:eastAsia="zh-CN"/>
-              </w:rPr>
-              <w:t>控制变更风险，确保变更可控</w:t>
-            </w:r>
-          </w:p>
-        </w:tc>
-        <w:tc>
-          <w:tcPr>
-            <w:tcW w:w="0" w:type="auto"/>
-            <w:shd w:val="clear" w:color="auto" w:fill="auto"/>
-            <w:tcMar>
-              <w:top w:w="120" w:type="dxa"/>
-              <w:left w:w="192" w:type="dxa"/>
-              <w:bottom w:w="120" w:type="dxa"/>
-              <w:right w:w="192" w:type="dxa"/>
-            </w:tcMar>
-            <w:vAlign w:val="center"/>
-          </w:tcPr>
-          <w:p>
-            <w:pPr>
-              <w:keepNext w:val="0"/>
-              <w:keepLines w:val="0"/>
-              <w:widowControl/>
-              <w:suppressLineNumbers w:val="0"/>
-              <w:spacing w:line="300" w:lineRule="atLeast"/>
-              <w:jc w:val="left"/>
-              <w:rPr>
-                <w:rFonts w:hint="default" w:ascii="Segoe UI" w:hAnsi="Segoe UI" w:eastAsia="Segoe UI" w:cs="Segoe UI"/>
-                <w:i w:val="0"/>
-                <w:iCs w:val="0"/>
-                <w:caps w:val="0"/>
-                <w:color w:val="0F1115"/>
-                <w:spacing w:val="0"/>
-                <w:sz w:val="18"/>
-                <w:szCs w:val="18"/>
-              </w:rPr>
-            </w:pPr>
-            <w:r>
-              <w:rPr>
-                <w:rFonts w:hint="default" w:ascii="Segoe UI" w:hAnsi="Segoe UI" w:eastAsia="Segoe UI" w:cs="Segoe UI"/>
-                <w:i w:val="0"/>
-                <w:iCs w:val="0"/>
-                <w:caps w:val="0"/>
-                <w:snapToGrid w:val="0"/>
-                <w:color w:val="000000"/>
-                <w:spacing w:val="0"/>
-                <w:kern w:val="0"/>
-                <w:sz w:val="18"/>
-                <w:szCs w:val="18"/>
-                <w:lang w:val="en-US" w:eastAsia="zh-CN"/>
-              </w:rPr>
-              <w:t>变更请求（来自事件、问题、项目）</w:t>
-            </w:r>
-          </w:p>
-        </w:tc>
-        <w:tc>
-          <w:tcPr>
-            <w:tcW w:w="0" w:type="auto"/>
-            <w:shd w:val="clear" w:color="auto" w:fill="auto"/>
-            <w:tcMar>
-              <w:top w:w="120" w:type="dxa"/>
-              <w:left w:w="192" w:type="dxa"/>
-              <w:bottom w:w="120" w:type="dxa"/>
-              <w:right w:w="192" w:type="dxa"/>
-            </w:tcMar>
-            <w:vAlign w:val="center"/>
-          </w:tcPr>
-          <w:p>
-            <w:pPr>
-              <w:keepNext w:val="0"/>
-              <w:keepLines w:val="0"/>
-              <w:widowControl/>
-              <w:suppressLineNumbers w:val="0"/>
-              <w:spacing w:line="300" w:lineRule="atLeast"/>
-              <w:jc w:val="left"/>
-              <w:rPr>
-                <w:rFonts w:hint="default" w:ascii="Segoe UI" w:hAnsi="Segoe UI" w:eastAsia="Segoe UI" w:cs="Segoe UI"/>
-                <w:i w:val="0"/>
-                <w:iCs w:val="0"/>
-                <w:caps w:val="0"/>
-                <w:color w:val="0F1115"/>
-                <w:spacing w:val="0"/>
-                <w:sz w:val="18"/>
-                <w:szCs w:val="18"/>
-              </w:rPr>
-            </w:pPr>
-            <w:r>
-              <w:rPr>
-                <w:rFonts w:hint="default" w:ascii="Segoe UI" w:hAnsi="Segoe UI" w:eastAsia="Segoe UI" w:cs="Segoe UI"/>
-                <w:i w:val="0"/>
-                <w:iCs w:val="0"/>
-                <w:caps w:val="0"/>
-                <w:snapToGrid w:val="0"/>
-                <w:color w:val="000000"/>
-                <w:spacing w:val="0"/>
-                <w:kern w:val="0"/>
-                <w:sz w:val="18"/>
-                <w:szCs w:val="18"/>
-                <w:lang w:val="en-US" w:eastAsia="zh-CN"/>
-              </w:rPr>
-              <w:t>变更记录、实施结果、配置更新</w:t>
-            </w:r>
-          </w:p>
-        </w:tc>
-        <w:tc>
-          <w:tcPr>
-            <w:tcW w:w="0" w:type="auto"/>
-            <w:shd w:val="clear" w:color="auto" w:fill="auto"/>
-            <w:tcMar>
-              <w:top w:w="120" w:type="dxa"/>
-              <w:left w:w="192" w:type="dxa"/>
-              <w:bottom w:w="120" w:type="dxa"/>
-              <w:right w:w="0" w:type="dxa"/>
-            </w:tcMar>
-            <w:vAlign w:val="center"/>
-          </w:tcPr>
-          <w:p>
-            <w:pPr>
-              <w:keepNext w:val="0"/>
-              <w:keepLines w:val="0"/>
-              <w:widowControl/>
-              <w:suppressLineNumbers w:val="0"/>
-              <w:spacing w:line="300" w:lineRule="atLeast"/>
-              <w:jc w:val="left"/>
-              <w:rPr>
-                <w:rFonts w:hint="default" w:ascii="Segoe UI" w:hAnsi="Segoe UI" w:eastAsia="Segoe UI" w:cs="Segoe UI"/>
-                <w:i w:val="0"/>
-                <w:iCs w:val="0"/>
-                <w:caps w:val="0"/>
-                <w:color w:val="0F1115"/>
-                <w:spacing w:val="0"/>
-                <w:sz w:val="18"/>
-                <w:szCs w:val="18"/>
-              </w:rPr>
-            </w:pPr>
-            <w:r>
-              <w:rPr>
-                <w:rFonts w:hint="default" w:ascii="Segoe UI" w:hAnsi="Segoe UI" w:eastAsia="Segoe UI" w:cs="Segoe UI"/>
-                <w:i w:val="0"/>
-                <w:iCs w:val="0"/>
-                <w:caps w:val="0"/>
-                <w:snapToGrid w:val="0"/>
-                <w:color w:val="000000"/>
-                <w:spacing w:val="0"/>
-                <w:kern w:val="0"/>
-                <w:sz w:val="18"/>
-                <w:szCs w:val="18"/>
-                <w:lang w:val="en-US" w:eastAsia="zh-CN"/>
-              </w:rPr>
-              <w:t>发布、配置、SLM</w:t>
-            </w:r>
-          </w:p>
-        </w:tc>
-      </w:tr>
-      <w:tr>
-        <w:tblPrEx>
-          <w:tblBorders>
-            <w:top w:val="single" w:color="auto" w:sz="4" w:space="0"/>
-            <w:left w:val="single" w:color="auto" w:sz="4" w:space="0"/>
-            <w:bottom w:val="single" w:color="auto" w:sz="4" w:space="0"/>
-            <w:right w:val="single" w:color="auto" w:sz="4" w:space="0"/>
-            <w:insideH w:val="single" w:color="auto" w:sz="4" w:space="0"/>
-            <w:insideV w:val="single" w:color="auto" w:sz="4" w:space="0"/>
-          </w:tblBorders>
-          <w:shd w:val="clear" w:color="auto" w:fill="auto"/>
-          <w:tblCellMar>
-            <w:top w:w="15" w:type="dxa"/>
-            <w:left w:w="15" w:type="dxa"/>
-            <w:bottom w:w="15" w:type="dxa"/>
-            <w:right w:w="15" w:type="dxa"/>
-          </w:tblCellMar>
-        </w:tblPrEx>
-        <w:tc>
-          <w:tcPr>
-            <w:tcW w:w="1387" w:type="dxa"/>
-            <w:shd w:val="clear" w:color="auto" w:fill="auto"/>
-            <w:tcMar>
-              <w:top w:w="120" w:type="dxa"/>
-              <w:left w:w="0" w:type="dxa"/>
-              <w:bottom w:w="120" w:type="dxa"/>
-              <w:right w:w="192" w:type="dxa"/>
-            </w:tcMar>
-            <w:vAlign w:val="center"/>
-          </w:tcPr>
-          <w:p>
-            <w:pPr>
-              <w:keepNext w:val="0"/>
-              <w:keepLines w:val="0"/>
-              <w:widowControl/>
-              <w:suppressLineNumbers w:val="0"/>
-              <w:spacing w:line="300" w:lineRule="atLeast"/>
-              <w:jc w:val="left"/>
-              <w:rPr>
-                <w:rFonts w:hint="default" w:ascii="Segoe UI" w:hAnsi="Segoe UI" w:eastAsia="Segoe UI" w:cs="Segoe UI"/>
-                <w:i w:val="0"/>
-                <w:iCs w:val="0"/>
-                <w:caps w:val="0"/>
-                <w:color w:val="0F1115"/>
-                <w:spacing w:val="0"/>
-                <w:sz w:val="18"/>
-                <w:szCs w:val="18"/>
-              </w:rPr>
-            </w:pPr>
-            <w:r>
-              <w:rPr>
-                <w:rStyle w:val="24"/>
-                <w:rFonts w:hint="default" w:ascii="Segoe UI" w:hAnsi="Segoe UI" w:eastAsia="Segoe UI" w:cs="Segoe UI"/>
-                <w:b/>
-                <w:bCs/>
-                <w:i w:val="0"/>
-                <w:iCs w:val="0"/>
-                <w:caps w:val="0"/>
-                <w:snapToGrid w:val="0"/>
-                <w:color w:val="000000"/>
-                <w:spacing w:val="0"/>
-                <w:kern w:val="0"/>
-                <w:sz w:val="18"/>
-                <w:szCs w:val="18"/>
-                <w:lang w:val="en-US" w:eastAsia="zh-CN"/>
-              </w:rPr>
-              <w:t>发布管理</w:t>
-            </w:r>
-          </w:p>
-        </w:tc>
-        <w:tc>
-          <w:tcPr>
-            <w:tcW w:w="1530" w:type="dxa"/>
-            <w:shd w:val="clear" w:color="auto" w:fill="auto"/>
-            <w:tcMar>
-              <w:top w:w="120" w:type="dxa"/>
-              <w:left w:w="192" w:type="dxa"/>
-              <w:bottom w:w="120" w:type="dxa"/>
-              <w:right w:w="192" w:type="dxa"/>
-            </w:tcMar>
-            <w:vAlign w:val="center"/>
-          </w:tcPr>
-          <w:p>
-            <w:pPr>
-              <w:keepNext w:val="0"/>
-              <w:keepLines w:val="0"/>
-              <w:widowControl/>
-              <w:suppressLineNumbers w:val="0"/>
-              <w:spacing w:line="300" w:lineRule="atLeast"/>
-              <w:jc w:val="left"/>
-              <w:rPr>
-                <w:rFonts w:hint="default" w:ascii="Segoe UI" w:hAnsi="Segoe UI" w:eastAsia="Segoe UI" w:cs="Segoe UI"/>
-                <w:i w:val="0"/>
-                <w:iCs w:val="0"/>
-                <w:caps w:val="0"/>
-                <w:color w:val="0F1115"/>
-                <w:spacing w:val="0"/>
-                <w:sz w:val="18"/>
-                <w:szCs w:val="18"/>
-              </w:rPr>
-            </w:pPr>
-            <w:r>
-              <w:rPr>
-                <w:rFonts w:hint="default" w:ascii="Segoe UI" w:hAnsi="Segoe UI" w:eastAsia="Segoe UI" w:cs="Segoe UI"/>
-                <w:i w:val="0"/>
-                <w:iCs w:val="0"/>
-                <w:caps w:val="0"/>
-                <w:snapToGrid w:val="0"/>
-                <w:color w:val="000000"/>
-                <w:spacing w:val="0"/>
-                <w:kern w:val="0"/>
-                <w:sz w:val="18"/>
-                <w:szCs w:val="18"/>
-                <w:lang w:val="en-US" w:eastAsia="zh-CN"/>
-              </w:rPr>
-              <w:t>安全、受控地将变更导入生产环境</w:t>
-            </w:r>
-          </w:p>
-        </w:tc>
-        <w:tc>
-          <w:tcPr>
-            <w:tcW w:w="0" w:type="auto"/>
-            <w:shd w:val="clear" w:color="auto" w:fill="auto"/>
-            <w:tcMar>
-              <w:top w:w="120" w:type="dxa"/>
-              <w:left w:w="192" w:type="dxa"/>
-              <w:bottom w:w="120" w:type="dxa"/>
-              <w:right w:w="192" w:type="dxa"/>
-            </w:tcMar>
-            <w:vAlign w:val="center"/>
-          </w:tcPr>
-          <w:p>
-            <w:pPr>
-              <w:keepNext w:val="0"/>
-              <w:keepLines w:val="0"/>
-              <w:widowControl/>
-              <w:suppressLineNumbers w:val="0"/>
-              <w:spacing w:line="300" w:lineRule="atLeast"/>
-              <w:jc w:val="left"/>
-              <w:rPr>
-                <w:rFonts w:hint="default" w:ascii="Segoe UI" w:hAnsi="Segoe UI" w:eastAsia="Segoe UI" w:cs="Segoe UI"/>
-                <w:i w:val="0"/>
-                <w:iCs w:val="0"/>
-                <w:caps w:val="0"/>
-                <w:color w:val="0F1115"/>
-                <w:spacing w:val="0"/>
-                <w:sz w:val="18"/>
-                <w:szCs w:val="18"/>
-              </w:rPr>
-            </w:pPr>
-            <w:r>
-              <w:rPr>
-                <w:rFonts w:hint="default" w:ascii="Segoe UI" w:hAnsi="Segoe UI" w:eastAsia="Segoe UI" w:cs="Segoe UI"/>
-                <w:i w:val="0"/>
-                <w:iCs w:val="0"/>
-                <w:caps w:val="0"/>
-                <w:snapToGrid w:val="0"/>
-                <w:color w:val="000000"/>
-                <w:spacing w:val="0"/>
-                <w:kern w:val="0"/>
-                <w:sz w:val="18"/>
-                <w:szCs w:val="18"/>
-                <w:lang w:val="en-US" w:eastAsia="zh-CN"/>
-              </w:rPr>
-              <w:t>变更方案、测试结果</w:t>
-            </w:r>
-          </w:p>
-        </w:tc>
-        <w:tc>
-          <w:tcPr>
-            <w:tcW w:w="0" w:type="auto"/>
-            <w:shd w:val="clear" w:color="auto" w:fill="auto"/>
-            <w:tcMar>
-              <w:top w:w="120" w:type="dxa"/>
-              <w:left w:w="192" w:type="dxa"/>
-              <w:bottom w:w="120" w:type="dxa"/>
-              <w:right w:w="192" w:type="dxa"/>
-            </w:tcMar>
-            <w:vAlign w:val="center"/>
-          </w:tcPr>
-          <w:p>
-            <w:pPr>
-              <w:keepNext w:val="0"/>
-              <w:keepLines w:val="0"/>
-              <w:widowControl/>
-              <w:suppressLineNumbers w:val="0"/>
-              <w:spacing w:line="300" w:lineRule="atLeast"/>
-              <w:jc w:val="left"/>
-              <w:rPr>
-                <w:rFonts w:hint="default" w:ascii="Segoe UI" w:hAnsi="Segoe UI" w:eastAsia="Segoe UI" w:cs="Segoe UI"/>
-                <w:i w:val="0"/>
-                <w:iCs w:val="0"/>
-                <w:caps w:val="0"/>
-                <w:color w:val="0F1115"/>
-                <w:spacing w:val="0"/>
-                <w:sz w:val="18"/>
-                <w:szCs w:val="18"/>
-              </w:rPr>
-            </w:pPr>
-            <w:r>
-              <w:rPr>
-                <w:rFonts w:hint="default" w:ascii="Segoe UI" w:hAnsi="Segoe UI" w:eastAsia="Segoe UI" w:cs="Segoe UI"/>
-                <w:i w:val="0"/>
-                <w:iCs w:val="0"/>
-                <w:caps w:val="0"/>
-                <w:snapToGrid w:val="0"/>
-                <w:color w:val="000000"/>
-                <w:spacing w:val="0"/>
-                <w:kern w:val="0"/>
-                <w:sz w:val="18"/>
-                <w:szCs w:val="18"/>
-                <w:lang w:val="en-US" w:eastAsia="zh-CN"/>
-              </w:rPr>
-              <w:t>发布计划、发布报告、配置更新</w:t>
-            </w:r>
-          </w:p>
-        </w:tc>
-        <w:tc>
-          <w:tcPr>
-            <w:tcW w:w="0" w:type="auto"/>
-            <w:shd w:val="clear" w:color="auto" w:fill="auto"/>
-            <w:tcMar>
-              <w:top w:w="120" w:type="dxa"/>
-              <w:left w:w="192" w:type="dxa"/>
-              <w:bottom w:w="120" w:type="dxa"/>
-              <w:right w:w="0" w:type="dxa"/>
-            </w:tcMar>
-            <w:vAlign w:val="center"/>
-          </w:tcPr>
-          <w:p>
-            <w:pPr>
-              <w:keepNext w:val="0"/>
-              <w:keepLines w:val="0"/>
-              <w:widowControl/>
-              <w:suppressLineNumbers w:val="0"/>
-              <w:spacing w:line="300" w:lineRule="atLeast"/>
-              <w:jc w:val="left"/>
-              <w:rPr>
-                <w:rFonts w:hint="default" w:ascii="Segoe UI" w:hAnsi="Segoe UI" w:eastAsia="Segoe UI" w:cs="Segoe UI"/>
-                <w:i w:val="0"/>
-                <w:iCs w:val="0"/>
-                <w:caps w:val="0"/>
-                <w:color w:val="0F1115"/>
-                <w:spacing w:val="0"/>
-                <w:sz w:val="18"/>
-                <w:szCs w:val="18"/>
-              </w:rPr>
-            </w:pPr>
-            <w:r>
-              <w:rPr>
-                <w:rFonts w:hint="default" w:ascii="Segoe UI" w:hAnsi="Segoe UI" w:eastAsia="Segoe UI" w:cs="Segoe UI"/>
-                <w:i w:val="0"/>
-                <w:iCs w:val="0"/>
-                <w:caps w:val="0"/>
-                <w:snapToGrid w:val="0"/>
-                <w:color w:val="000000"/>
-                <w:spacing w:val="0"/>
-                <w:kern w:val="0"/>
-                <w:sz w:val="18"/>
-                <w:szCs w:val="18"/>
-                <w:lang w:val="en-US" w:eastAsia="zh-CN"/>
-              </w:rPr>
-              <w:t>变更、配置</w:t>
-            </w:r>
-          </w:p>
-        </w:tc>
-      </w:tr>
-      <w:tr>
-        <w:tblPrEx>
-          <w:tblBorders>
-            <w:top w:val="single" w:color="auto" w:sz="4" w:space="0"/>
-            <w:left w:val="single" w:color="auto" w:sz="4" w:space="0"/>
-            <w:bottom w:val="single" w:color="auto" w:sz="4" w:space="0"/>
-            <w:right w:val="single" w:color="auto" w:sz="4" w:space="0"/>
-            <w:insideH w:val="single" w:color="auto" w:sz="4" w:space="0"/>
-            <w:insideV w:val="single" w:color="auto" w:sz="4" w:space="0"/>
-          </w:tblBorders>
-          <w:shd w:val="clear" w:color="auto" w:fill="auto"/>
-          <w:tblCellMar>
-            <w:top w:w="15" w:type="dxa"/>
-            <w:left w:w="15" w:type="dxa"/>
-            <w:bottom w:w="15" w:type="dxa"/>
-            <w:right w:w="15" w:type="dxa"/>
-          </w:tblCellMar>
-        </w:tblPrEx>
-        <w:tc>
-          <w:tcPr>
-            <w:tcW w:w="1387" w:type="dxa"/>
-            <w:shd w:val="clear" w:color="auto" w:fill="auto"/>
-            <w:tcMar>
-              <w:top w:w="120" w:type="dxa"/>
-              <w:left w:w="0" w:type="dxa"/>
-              <w:bottom w:w="120" w:type="dxa"/>
-              <w:right w:w="192" w:type="dxa"/>
-            </w:tcMar>
-            <w:vAlign w:val="center"/>
-          </w:tcPr>
-          <w:p>
-            <w:pPr>
-              <w:keepNext w:val="0"/>
-              <w:keepLines w:val="0"/>
-              <w:widowControl/>
-              <w:suppressLineNumbers w:val="0"/>
-              <w:spacing w:line="300" w:lineRule="atLeast"/>
-              <w:jc w:val="left"/>
-              <w:rPr>
-                <w:rFonts w:hint="default" w:ascii="Segoe UI" w:hAnsi="Segoe UI" w:eastAsia="Segoe UI" w:cs="Segoe UI"/>
-                <w:i w:val="0"/>
-                <w:iCs w:val="0"/>
-                <w:caps w:val="0"/>
-                <w:color w:val="0F1115"/>
-                <w:spacing w:val="0"/>
-                <w:sz w:val="18"/>
-                <w:szCs w:val="18"/>
-              </w:rPr>
-            </w:pPr>
-            <w:r>
-              <w:rPr>
-                <w:rStyle w:val="24"/>
-                <w:rFonts w:hint="default" w:ascii="Segoe UI" w:hAnsi="Segoe UI" w:eastAsia="Segoe UI" w:cs="Segoe UI"/>
-                <w:b/>
-                <w:bCs/>
-                <w:i w:val="0"/>
-                <w:iCs w:val="0"/>
-                <w:caps w:val="0"/>
-                <w:snapToGrid w:val="0"/>
-                <w:color w:val="000000"/>
-                <w:spacing w:val="0"/>
-                <w:kern w:val="0"/>
-                <w:sz w:val="18"/>
-                <w:szCs w:val="18"/>
-                <w:lang w:val="en-US" w:eastAsia="zh-CN"/>
-              </w:rPr>
-              <w:t>配置管理</w:t>
-            </w:r>
-          </w:p>
-        </w:tc>
-        <w:tc>
-          <w:tcPr>
-            <w:tcW w:w="1530" w:type="dxa"/>
-            <w:shd w:val="clear" w:color="auto" w:fill="auto"/>
-            <w:tcMar>
-              <w:top w:w="120" w:type="dxa"/>
-              <w:left w:w="192" w:type="dxa"/>
-              <w:bottom w:w="120" w:type="dxa"/>
-              <w:right w:w="192" w:type="dxa"/>
-            </w:tcMar>
-            <w:vAlign w:val="center"/>
-          </w:tcPr>
-          <w:p>
-            <w:pPr>
-              <w:keepNext w:val="0"/>
-              <w:keepLines w:val="0"/>
-              <w:widowControl/>
-              <w:suppressLineNumbers w:val="0"/>
-              <w:spacing w:line="300" w:lineRule="atLeast"/>
-              <w:jc w:val="left"/>
-              <w:rPr>
-                <w:rFonts w:hint="default" w:ascii="Segoe UI" w:hAnsi="Segoe UI" w:eastAsia="Segoe UI" w:cs="Segoe UI"/>
-                <w:i w:val="0"/>
-                <w:iCs w:val="0"/>
-                <w:caps w:val="0"/>
-                <w:color w:val="0F1115"/>
-                <w:spacing w:val="0"/>
-                <w:sz w:val="18"/>
-                <w:szCs w:val="18"/>
-              </w:rPr>
-            </w:pPr>
-            <w:r>
-              <w:rPr>
-                <w:rFonts w:hint="default" w:ascii="Segoe UI" w:hAnsi="Segoe UI" w:eastAsia="Segoe UI" w:cs="Segoe UI"/>
-                <w:i w:val="0"/>
-                <w:iCs w:val="0"/>
-                <w:caps w:val="0"/>
-                <w:snapToGrid w:val="0"/>
-                <w:color w:val="000000"/>
-                <w:spacing w:val="0"/>
-                <w:kern w:val="0"/>
-                <w:sz w:val="18"/>
-                <w:szCs w:val="18"/>
-                <w:lang w:val="en-US" w:eastAsia="zh-CN"/>
-              </w:rPr>
-              <w:t>维护准确的配置信息库</w:t>
-            </w:r>
-          </w:p>
-        </w:tc>
-        <w:tc>
-          <w:tcPr>
-            <w:tcW w:w="0" w:type="auto"/>
-            <w:shd w:val="clear" w:color="auto" w:fill="auto"/>
-            <w:tcMar>
-              <w:top w:w="120" w:type="dxa"/>
-              <w:left w:w="192" w:type="dxa"/>
-              <w:bottom w:w="120" w:type="dxa"/>
-              <w:right w:w="192" w:type="dxa"/>
-            </w:tcMar>
-            <w:vAlign w:val="center"/>
-          </w:tcPr>
-          <w:p>
-            <w:pPr>
-              <w:keepNext w:val="0"/>
-              <w:keepLines w:val="0"/>
-              <w:widowControl/>
-              <w:suppressLineNumbers w:val="0"/>
-              <w:spacing w:line="300" w:lineRule="atLeast"/>
-              <w:jc w:val="left"/>
-              <w:rPr>
-                <w:rFonts w:hint="default" w:ascii="Segoe UI" w:hAnsi="Segoe UI" w:eastAsia="Segoe UI" w:cs="Segoe UI"/>
-                <w:i w:val="0"/>
-                <w:iCs w:val="0"/>
-                <w:caps w:val="0"/>
-                <w:color w:val="0F1115"/>
-                <w:spacing w:val="0"/>
-                <w:sz w:val="18"/>
-                <w:szCs w:val="18"/>
-              </w:rPr>
-            </w:pPr>
-            <w:r>
-              <w:rPr>
-                <w:rFonts w:hint="default" w:ascii="Segoe UI" w:hAnsi="Segoe UI" w:eastAsia="Segoe UI" w:cs="Segoe UI"/>
-                <w:i w:val="0"/>
-                <w:iCs w:val="0"/>
-                <w:caps w:val="0"/>
-                <w:snapToGrid w:val="0"/>
-                <w:color w:val="000000"/>
-                <w:spacing w:val="0"/>
-                <w:kern w:val="0"/>
-                <w:sz w:val="18"/>
-                <w:szCs w:val="18"/>
-                <w:lang w:val="en-US" w:eastAsia="zh-CN"/>
-              </w:rPr>
-              <w:t>资产信息、变更记录、发布结果</w:t>
-            </w:r>
-          </w:p>
-        </w:tc>
-        <w:tc>
-          <w:tcPr>
-            <w:tcW w:w="0" w:type="auto"/>
-            <w:shd w:val="clear" w:color="auto" w:fill="auto"/>
-            <w:tcMar>
-              <w:top w:w="120" w:type="dxa"/>
-              <w:left w:w="192" w:type="dxa"/>
-              <w:bottom w:w="120" w:type="dxa"/>
-              <w:right w:w="192" w:type="dxa"/>
-            </w:tcMar>
-            <w:vAlign w:val="center"/>
-          </w:tcPr>
-          <w:p>
-            <w:pPr>
-              <w:keepNext w:val="0"/>
-              <w:keepLines w:val="0"/>
-              <w:widowControl/>
-              <w:suppressLineNumbers w:val="0"/>
-              <w:spacing w:line="300" w:lineRule="atLeast"/>
-              <w:jc w:val="left"/>
-              <w:rPr>
-                <w:rFonts w:hint="default" w:ascii="Segoe UI" w:hAnsi="Segoe UI" w:eastAsia="Segoe UI" w:cs="Segoe UI"/>
-                <w:i w:val="0"/>
-                <w:iCs w:val="0"/>
-                <w:caps w:val="0"/>
-                <w:color w:val="0F1115"/>
-                <w:spacing w:val="0"/>
-                <w:sz w:val="18"/>
-                <w:szCs w:val="18"/>
-              </w:rPr>
-            </w:pPr>
-            <w:r>
-              <w:rPr>
-                <w:rFonts w:hint="default" w:ascii="Segoe UI" w:hAnsi="Segoe UI" w:eastAsia="Segoe UI" w:cs="Segoe UI"/>
-                <w:i w:val="0"/>
-                <w:iCs w:val="0"/>
-                <w:caps w:val="0"/>
-                <w:snapToGrid w:val="0"/>
-                <w:color w:val="000000"/>
-                <w:spacing w:val="0"/>
-                <w:kern w:val="0"/>
-                <w:sz w:val="18"/>
-                <w:szCs w:val="18"/>
-                <w:lang w:val="en-US" w:eastAsia="zh-CN"/>
-              </w:rPr>
-              <w:t>CMDB、配置审计报告</w:t>
-            </w:r>
-          </w:p>
-        </w:tc>
-        <w:tc>
-          <w:tcPr>
-            <w:tcW w:w="0" w:type="auto"/>
-            <w:shd w:val="clear" w:color="auto" w:fill="auto"/>
-            <w:tcMar>
-              <w:top w:w="120" w:type="dxa"/>
-              <w:left w:w="192" w:type="dxa"/>
-              <w:bottom w:w="120" w:type="dxa"/>
-              <w:right w:w="0" w:type="dxa"/>
-            </w:tcMar>
-            <w:vAlign w:val="center"/>
-          </w:tcPr>
-          <w:p>
-            <w:pPr>
-              <w:keepNext w:val="0"/>
-              <w:keepLines w:val="0"/>
-              <w:widowControl/>
-              <w:suppressLineNumbers w:val="0"/>
-              <w:spacing w:line="300" w:lineRule="atLeast"/>
-              <w:jc w:val="left"/>
-              <w:rPr>
-                <w:rFonts w:hint="default" w:ascii="Segoe UI" w:hAnsi="Segoe UI" w:eastAsia="Segoe UI" w:cs="Segoe UI"/>
-                <w:i w:val="0"/>
-                <w:iCs w:val="0"/>
-                <w:caps w:val="0"/>
-                <w:color w:val="0F1115"/>
-                <w:spacing w:val="0"/>
-                <w:sz w:val="18"/>
-                <w:szCs w:val="18"/>
-              </w:rPr>
-            </w:pPr>
-            <w:r>
-              <w:rPr>
-                <w:rFonts w:hint="default" w:ascii="Segoe UI" w:hAnsi="Segoe UI" w:eastAsia="Segoe UI" w:cs="Segoe UI"/>
-                <w:i w:val="0"/>
-                <w:iCs w:val="0"/>
-                <w:caps w:val="0"/>
-                <w:snapToGrid w:val="0"/>
-                <w:color w:val="000000"/>
-                <w:spacing w:val="0"/>
-                <w:kern w:val="0"/>
-                <w:sz w:val="18"/>
-                <w:szCs w:val="18"/>
-                <w:lang w:val="en-US" w:eastAsia="zh-CN"/>
-              </w:rPr>
-              <w:t>所有流程（支持性基础）</w:t>
-            </w:r>
-          </w:p>
-        </w:tc>
-      </w:tr>
-      <w:tr>
-        <w:tblPrEx>
-          <w:tblBorders>
-            <w:top w:val="single" w:color="auto" w:sz="4" w:space="0"/>
-            <w:left w:val="single" w:color="auto" w:sz="4" w:space="0"/>
-            <w:bottom w:val="single" w:color="auto" w:sz="4" w:space="0"/>
-            <w:right w:val="single" w:color="auto" w:sz="4" w:space="0"/>
-            <w:insideH w:val="single" w:color="auto" w:sz="4" w:space="0"/>
-            <w:insideV w:val="single" w:color="auto" w:sz="4" w:space="0"/>
-          </w:tblBorders>
-          <w:shd w:val="clear" w:color="auto" w:fill="auto"/>
-          <w:tblCellMar>
-            <w:top w:w="15" w:type="dxa"/>
-            <w:left w:w="15" w:type="dxa"/>
-            <w:bottom w:w="15" w:type="dxa"/>
-            <w:right w:w="15" w:type="dxa"/>
-          </w:tblCellMar>
-        </w:tblPrEx>
-        <w:tc>
-          <w:tcPr>
-            <w:tcW w:w="1387" w:type="dxa"/>
-            <w:shd w:val="clear" w:color="auto" w:fill="auto"/>
-            <w:tcMar>
-              <w:top w:w="120" w:type="dxa"/>
-              <w:left w:w="0" w:type="dxa"/>
-              <w:bottom w:w="120" w:type="dxa"/>
-              <w:right w:w="192" w:type="dxa"/>
-            </w:tcMar>
-            <w:vAlign w:val="center"/>
-          </w:tcPr>
-          <w:p>
-            <w:pPr>
-              <w:keepNext w:val="0"/>
-              <w:keepLines w:val="0"/>
-              <w:widowControl/>
-              <w:suppressLineNumbers w:val="0"/>
-              <w:spacing w:line="300" w:lineRule="atLeast"/>
-              <w:jc w:val="left"/>
-              <w:rPr>
-                <w:rFonts w:hint="default" w:ascii="Segoe UI" w:hAnsi="Segoe UI" w:eastAsia="Segoe UI" w:cs="Segoe UI"/>
-                <w:i w:val="0"/>
-                <w:iCs w:val="0"/>
-                <w:caps w:val="0"/>
-                <w:color w:val="0F1115"/>
-                <w:spacing w:val="0"/>
-                <w:sz w:val="18"/>
-                <w:szCs w:val="18"/>
-              </w:rPr>
-            </w:pPr>
-            <w:r>
-              <w:rPr>
-                <w:rStyle w:val="24"/>
-                <w:rFonts w:hint="default" w:ascii="Segoe UI" w:hAnsi="Segoe UI" w:eastAsia="Segoe UI" w:cs="Segoe UI"/>
-                <w:b/>
-                <w:bCs/>
-                <w:i w:val="0"/>
-                <w:iCs w:val="0"/>
-                <w:caps w:val="0"/>
-                <w:snapToGrid w:val="0"/>
-                <w:color w:val="000000"/>
-                <w:spacing w:val="0"/>
-                <w:kern w:val="0"/>
-                <w:sz w:val="18"/>
-                <w:szCs w:val="18"/>
-                <w:lang w:val="en-US" w:eastAsia="zh-CN"/>
-              </w:rPr>
-              <w:t>可用性与连续性管理</w:t>
-            </w:r>
-          </w:p>
-        </w:tc>
-        <w:tc>
-          <w:tcPr>
-            <w:tcW w:w="1530" w:type="dxa"/>
-            <w:shd w:val="clear" w:color="auto" w:fill="auto"/>
-            <w:tcMar>
-              <w:top w:w="120" w:type="dxa"/>
-              <w:left w:w="192" w:type="dxa"/>
-              <w:bottom w:w="120" w:type="dxa"/>
-              <w:right w:w="192" w:type="dxa"/>
-            </w:tcMar>
-            <w:vAlign w:val="center"/>
-          </w:tcPr>
-          <w:p>
-            <w:pPr>
-              <w:keepNext w:val="0"/>
-              <w:keepLines w:val="0"/>
-              <w:widowControl/>
-              <w:suppressLineNumbers w:val="0"/>
-              <w:spacing w:line="300" w:lineRule="atLeast"/>
-              <w:jc w:val="left"/>
-              <w:rPr>
-                <w:rFonts w:hint="default" w:ascii="Segoe UI" w:hAnsi="Segoe UI" w:eastAsia="Segoe UI" w:cs="Segoe UI"/>
-                <w:i w:val="0"/>
-                <w:iCs w:val="0"/>
-                <w:caps w:val="0"/>
-                <w:color w:val="0F1115"/>
-                <w:spacing w:val="0"/>
-                <w:sz w:val="18"/>
-                <w:szCs w:val="18"/>
-              </w:rPr>
-            </w:pPr>
-            <w:r>
-              <w:rPr>
-                <w:rFonts w:hint="default" w:ascii="Segoe UI" w:hAnsi="Segoe UI" w:eastAsia="Segoe UI" w:cs="Segoe UI"/>
-                <w:i w:val="0"/>
-                <w:iCs w:val="0"/>
-                <w:caps w:val="0"/>
-                <w:snapToGrid w:val="0"/>
-                <w:color w:val="000000"/>
-                <w:spacing w:val="0"/>
-                <w:kern w:val="0"/>
-                <w:sz w:val="18"/>
-                <w:szCs w:val="18"/>
-                <w:lang w:val="en-US" w:eastAsia="zh-CN"/>
-              </w:rPr>
-              <w:t>保障服务高可用与灾难恢复能力</w:t>
-            </w:r>
-          </w:p>
-        </w:tc>
-        <w:tc>
-          <w:tcPr>
-            <w:tcW w:w="0" w:type="auto"/>
-            <w:shd w:val="clear" w:color="auto" w:fill="auto"/>
-            <w:tcMar>
-              <w:top w:w="120" w:type="dxa"/>
-              <w:left w:w="192" w:type="dxa"/>
-              <w:bottom w:w="120" w:type="dxa"/>
-              <w:right w:w="192" w:type="dxa"/>
-            </w:tcMar>
-            <w:vAlign w:val="center"/>
-          </w:tcPr>
-          <w:p>
-            <w:pPr>
-              <w:keepNext w:val="0"/>
-              <w:keepLines w:val="0"/>
-              <w:widowControl/>
-              <w:suppressLineNumbers w:val="0"/>
-              <w:spacing w:line="300" w:lineRule="atLeast"/>
-              <w:jc w:val="left"/>
-              <w:rPr>
-                <w:rFonts w:hint="default" w:ascii="Segoe UI" w:hAnsi="Segoe UI" w:eastAsia="Segoe UI" w:cs="Segoe UI"/>
-                <w:i w:val="0"/>
-                <w:iCs w:val="0"/>
-                <w:caps w:val="0"/>
-                <w:color w:val="0F1115"/>
-                <w:spacing w:val="0"/>
-                <w:sz w:val="18"/>
-                <w:szCs w:val="18"/>
-              </w:rPr>
-            </w:pPr>
-            <w:r>
-              <w:rPr>
-                <w:rFonts w:hint="default" w:ascii="Segoe UI" w:hAnsi="Segoe UI" w:eastAsia="Segoe UI" w:cs="Segoe UI"/>
-                <w:i w:val="0"/>
-                <w:iCs w:val="0"/>
-                <w:caps w:val="0"/>
-                <w:snapToGrid w:val="0"/>
-                <w:color w:val="000000"/>
-                <w:spacing w:val="0"/>
-                <w:kern w:val="0"/>
-                <w:sz w:val="18"/>
-                <w:szCs w:val="18"/>
-                <w:lang w:val="en-US" w:eastAsia="zh-CN"/>
-              </w:rPr>
-              <w:t>SLA、风险评估、业务影响分析</w:t>
-            </w:r>
-          </w:p>
-        </w:tc>
-        <w:tc>
-          <w:tcPr>
-            <w:tcW w:w="0" w:type="auto"/>
-            <w:shd w:val="clear" w:color="auto" w:fill="auto"/>
-            <w:tcMar>
-              <w:top w:w="120" w:type="dxa"/>
-              <w:left w:w="192" w:type="dxa"/>
-              <w:bottom w:w="120" w:type="dxa"/>
-              <w:right w:w="192" w:type="dxa"/>
-            </w:tcMar>
-            <w:vAlign w:val="center"/>
-          </w:tcPr>
-          <w:p>
-            <w:pPr>
-              <w:keepNext w:val="0"/>
-              <w:keepLines w:val="0"/>
-              <w:widowControl/>
-              <w:suppressLineNumbers w:val="0"/>
-              <w:spacing w:line="300" w:lineRule="atLeast"/>
-              <w:jc w:val="left"/>
-              <w:rPr>
-                <w:rFonts w:hint="default" w:ascii="Segoe UI" w:hAnsi="Segoe UI" w:eastAsia="Segoe UI" w:cs="Segoe UI"/>
-                <w:i w:val="0"/>
-                <w:iCs w:val="0"/>
-                <w:caps w:val="0"/>
-                <w:color w:val="0F1115"/>
-                <w:spacing w:val="0"/>
-                <w:sz w:val="18"/>
-                <w:szCs w:val="18"/>
-              </w:rPr>
-            </w:pPr>
-            <w:r>
-              <w:rPr>
-                <w:rFonts w:hint="default" w:ascii="Segoe UI" w:hAnsi="Segoe UI" w:eastAsia="Segoe UI" w:cs="Segoe UI"/>
-                <w:i w:val="0"/>
-                <w:iCs w:val="0"/>
-                <w:caps w:val="0"/>
-                <w:snapToGrid w:val="0"/>
-                <w:color w:val="000000"/>
-                <w:spacing w:val="0"/>
-                <w:kern w:val="0"/>
-                <w:sz w:val="18"/>
-                <w:szCs w:val="18"/>
-                <w:lang w:val="en-US" w:eastAsia="zh-CN"/>
-              </w:rPr>
-              <w:t>可用性计划、连续性计划、测试报告</w:t>
-            </w:r>
-          </w:p>
-        </w:tc>
-        <w:tc>
-          <w:tcPr>
-            <w:tcW w:w="0" w:type="auto"/>
-            <w:shd w:val="clear" w:color="auto" w:fill="auto"/>
-            <w:tcMar>
-              <w:top w:w="120" w:type="dxa"/>
-              <w:left w:w="192" w:type="dxa"/>
-              <w:bottom w:w="120" w:type="dxa"/>
-              <w:right w:w="0" w:type="dxa"/>
-            </w:tcMar>
-            <w:vAlign w:val="center"/>
-          </w:tcPr>
-          <w:p>
-            <w:pPr>
-              <w:keepNext w:val="0"/>
-              <w:keepLines w:val="0"/>
-              <w:widowControl/>
-              <w:suppressLineNumbers w:val="0"/>
-              <w:spacing w:line="300" w:lineRule="atLeast"/>
-              <w:jc w:val="left"/>
-              <w:rPr>
-                <w:rFonts w:hint="default" w:ascii="Segoe UI" w:hAnsi="Segoe UI" w:eastAsia="Segoe UI" w:cs="Segoe UI"/>
-                <w:i w:val="0"/>
-                <w:iCs w:val="0"/>
-                <w:caps w:val="0"/>
-                <w:color w:val="0F1115"/>
-                <w:spacing w:val="0"/>
-                <w:sz w:val="18"/>
-                <w:szCs w:val="18"/>
-              </w:rPr>
-            </w:pPr>
-            <w:r>
-              <w:rPr>
-                <w:rFonts w:hint="default" w:ascii="Segoe UI" w:hAnsi="Segoe UI" w:eastAsia="Segoe UI" w:cs="Segoe UI"/>
-                <w:i w:val="0"/>
-                <w:iCs w:val="0"/>
-                <w:caps w:val="0"/>
-                <w:snapToGrid w:val="0"/>
-                <w:color w:val="000000"/>
-                <w:spacing w:val="0"/>
-                <w:kern w:val="0"/>
-                <w:sz w:val="18"/>
-                <w:szCs w:val="18"/>
-                <w:lang w:val="en-US" w:eastAsia="zh-CN"/>
-              </w:rPr>
-              <w:t>事件、问题、变更、容量</w:t>
-            </w:r>
-          </w:p>
-        </w:tc>
-      </w:tr>
-      <w:tr>
-        <w:tblPrEx>
-          <w:tblBorders>
-            <w:top w:val="single" w:color="auto" w:sz="4" w:space="0"/>
-            <w:left w:val="single" w:color="auto" w:sz="4" w:space="0"/>
-            <w:bottom w:val="single" w:color="auto" w:sz="4" w:space="0"/>
-            <w:right w:val="single" w:color="auto" w:sz="4" w:space="0"/>
-            <w:insideH w:val="single" w:color="auto" w:sz="4" w:space="0"/>
-            <w:insideV w:val="single" w:color="auto" w:sz="4" w:space="0"/>
-          </w:tblBorders>
-          <w:shd w:val="clear" w:color="auto" w:fill="auto"/>
           <w:tblCellMar>
             <w:top w:w="15" w:type="dxa"/>
             <w:left w:w="15" w:type="dxa"/>
@@ -7260,7 +7248,23 @@
                 <w:rFonts w:hint="default"/>
                 <w:lang w:val="en-US" w:eastAsia="zh-CN"/>
               </w:rPr>
-              <w:t>2、业务连续性</w:t>
+              <w:t>2、</w:t>
+            </w:r>
+            <w:r>
+              <w:rPr>
+                <w:rFonts w:hint="eastAsia"/>
+                <w:lang w:val="en-US" w:eastAsia="zh-CN"/>
+              </w:rPr>
+              <w:t>服务</w:t>
+            </w:r>
+            <w:bookmarkStart w:id="11" w:name="_GoBack"/>
+            <w:bookmarkEnd w:id="11"/>
+            <w:r>
+              <w:rPr>
+                <w:rFonts w:hint="default"/>
+                <w:lang w:val="en-US" w:eastAsia="zh-CN"/>
+              </w:rPr>
+              <w:t>连续性</w:t>
             </w:r>
             <w:r>
               <w:rPr>

--- a/6-过程管理/运行记录类文件/060201-过程框架设计方案.docx
+++ b/6-过程管理/运行记录类文件/060201-过程框架设计方案.docx
@@ -17,21 +17,11 @@
         <w:pStyle w:val="35"/>
         <w:bidi w:val="0"/>
         <w:rPr>
-          <w:rFonts w:hint="eastAsia"/>
-          <w:lang w:val="en-US" w:eastAsia="zh-CN"/>
-        </w:rPr>
-      </w:pPr>
-    </w:p>
-    <w:p>
-      <w:pPr>
-        <w:pStyle w:val="35"/>
-        <w:bidi w:val="0"/>
-        <w:rPr>
           <w:rFonts w:hint="default"/>
           <w:lang w:val="en-US" w:eastAsia="zh-CN"/>
         </w:rPr>
       </w:pPr>
-      <w:bookmarkStart w:id="0" w:name="_Toc18666"/>
+      <w:bookmarkStart w:id="0" w:name="_Toc11706"/>
       <w:r>
         <w:rPr>
           <w:rFonts w:hint="eastAsia"/>
@@ -46,7 +36,7 @@
         <w:pStyle w:val="36"/>
         <w:bidi w:val="0"/>
       </w:pPr>
-      <w:bookmarkStart w:id="1" w:name="_Toc21632"/>
+      <w:bookmarkStart w:id="1" w:name="_Toc27983"/>
       <w:r>
         <w:t>中达丰集团有限公司</w:t>
       </w:r>
@@ -141,7 +131,7 @@
           <w:szCs w:val="21"/>
         </w:rPr>
       </w:pPr>
-      <w:bookmarkStart w:id="2" w:name="_Toc3584"/>
+      <w:bookmarkStart w:id="2" w:name="_Toc8682"/>
       <w:r>
         <w:rPr>
           <w:rFonts w:ascii="宋体" w:hAnsi="宋体" w:eastAsia="宋体" w:cs="宋体"/>
@@ -642,6 +632,12 @@
             <w:insideH w:val="single" w:color="000000" w:sz="4" w:space="0"/>
             <w:insideV w:val="single" w:color="000000" w:sz="4" w:space="0"/>
           </w:tblBorders>
+          <w:tblCellMar>
+            <w:top w:w="0" w:type="dxa"/>
+            <w:left w:w="0" w:type="dxa"/>
+            <w:bottom w:w="0" w:type="dxa"/>
+            <w:right w:w="0" w:type="dxa"/>
+          </w:tblCellMar>
         </w:tblPrEx>
         <w:trPr>
           <w:trHeight w:val="474" w:hRule="atLeast"/>
@@ -935,6 +931,8 @@
               <w:tab w:val="right" w:leader="dot" w:pos="9082"/>
             </w:tabs>
           </w:pPr>
+          <w:bookmarkStart w:id="11" w:name="_GoBack"/>
+          <w:bookmarkEnd w:id="11"/>
           <w:r>
             <w:fldChar w:fldCharType="begin"/>
           </w:r>
@@ -948,7 +946,7 @@
             <w:fldChar w:fldCharType="begin"/>
           </w:r>
           <w:r>
-            <w:instrText xml:space="preserve"> HYPERLINK \l _Toc18666 </w:instrText>
+            <w:instrText xml:space="preserve"> HYPERLINK \l _Toc11706 </w:instrText>
           </w:r>
           <w:r>
             <w:fldChar w:fldCharType="separate"/>
@@ -967,7 +965,7 @@
             <w:fldChar w:fldCharType="begin"/>
           </w:r>
           <w:r>
-            <w:instrText xml:space="preserve"> PAGEREF _Toc18666 \h </w:instrText>
+            <w:instrText xml:space="preserve"> PAGEREF _Toc11706 \h </w:instrText>
           </w:r>
           <w:r>
             <w:fldChar w:fldCharType="separate"/>
@@ -993,7 +991,7 @@
             <w:fldChar w:fldCharType="begin"/>
           </w:r>
           <w:r>
-            <w:instrText xml:space="preserve"> HYPERLINK \l _Toc21632 </w:instrText>
+            <w:instrText xml:space="preserve"> HYPERLINK \l _Toc27983 </w:instrText>
           </w:r>
           <w:r>
             <w:fldChar w:fldCharType="separate"/>
@@ -1008,7 +1006,7 @@
             <w:fldChar w:fldCharType="begin"/>
           </w:r>
           <w:r>
-            <w:instrText xml:space="preserve"> PAGEREF _Toc21632 \h </w:instrText>
+            <w:instrText xml:space="preserve"> PAGEREF _Toc27983 \h </w:instrText>
           </w:r>
           <w:r>
             <w:fldChar w:fldCharType="separate"/>
@@ -1034,7 +1032,7 @@
             <w:fldChar w:fldCharType="begin"/>
           </w:r>
           <w:r>
-            <w:instrText xml:space="preserve"> HYPERLINK \l _Toc3584 </w:instrText>
+            <w:instrText xml:space="preserve"> HYPERLINK \l _Toc8682 </w:instrText>
           </w:r>
           <w:r>
             <w:fldChar w:fldCharType="separate"/>
@@ -1054,7 +1052,7 @@
             <w:fldChar w:fldCharType="begin"/>
           </w:r>
           <w:r>
-            <w:instrText xml:space="preserve"> PAGEREF _Toc3584 \h </w:instrText>
+            <w:instrText xml:space="preserve"> PAGEREF _Toc8682 \h </w:instrText>
           </w:r>
           <w:r>
             <w:fldChar w:fldCharType="separate"/>
@@ -1080,7 +1078,7 @@
             <w:fldChar w:fldCharType="begin"/>
           </w:r>
           <w:r>
-            <w:instrText xml:space="preserve"> HYPERLINK \l _Toc3625 </w:instrText>
+            <w:instrText xml:space="preserve"> HYPERLINK \l _Toc23353 </w:instrText>
           </w:r>
           <w:r>
             <w:fldChar w:fldCharType="separate"/>
@@ -1099,7 +1097,7 @@
             <w:fldChar w:fldCharType="begin"/>
           </w:r>
           <w:r>
-            <w:instrText xml:space="preserve"> PAGEREF _Toc3625 \h </w:instrText>
+            <w:instrText xml:space="preserve"> PAGEREF _Toc23353 \h </w:instrText>
           </w:r>
           <w:r>
             <w:fldChar w:fldCharType="separate"/>
@@ -1125,7 +1123,7 @@
             <w:fldChar w:fldCharType="begin"/>
           </w:r>
           <w:r>
-            <w:instrText xml:space="preserve"> HYPERLINK \l _Toc862 </w:instrText>
+            <w:instrText xml:space="preserve"> HYPERLINK \l _Toc22107 </w:instrText>
           </w:r>
           <w:r>
             <w:fldChar w:fldCharType="separate"/>
@@ -1151,7 +1149,7 @@
             <w:fldChar w:fldCharType="begin"/>
           </w:r>
           <w:r>
-            <w:instrText xml:space="preserve"> PAGEREF _Toc862 \h </w:instrText>
+            <w:instrText xml:space="preserve"> PAGEREF _Toc22107 \h </w:instrText>
           </w:r>
           <w:r>
             <w:fldChar w:fldCharType="separate"/>
@@ -1177,7 +1175,7 @@
             <w:fldChar w:fldCharType="begin"/>
           </w:r>
           <w:r>
-            <w:instrText xml:space="preserve"> HYPERLINK \l _Toc4002 </w:instrText>
+            <w:instrText xml:space="preserve"> HYPERLINK \l _Toc10870 </w:instrText>
           </w:r>
           <w:r>
             <w:fldChar w:fldCharType="separate"/>
@@ -1203,7 +1201,7 @@
             <w:fldChar w:fldCharType="begin"/>
           </w:r>
           <w:r>
-            <w:instrText xml:space="preserve"> PAGEREF _Toc4002 \h </w:instrText>
+            <w:instrText xml:space="preserve"> PAGEREF _Toc10870 \h </w:instrText>
           </w:r>
           <w:r>
             <w:fldChar w:fldCharType="separate"/>
@@ -1229,7 +1227,7 @@
             <w:fldChar w:fldCharType="begin"/>
           </w:r>
           <w:r>
-            <w:instrText xml:space="preserve"> HYPERLINK \l _Toc90 </w:instrText>
+            <w:instrText xml:space="preserve"> HYPERLINK \l _Toc28043 </w:instrText>
           </w:r>
           <w:r>
             <w:fldChar w:fldCharType="separate"/>
@@ -1248,7 +1246,7 @@
             <w:fldChar w:fldCharType="begin"/>
           </w:r>
           <w:r>
-            <w:instrText xml:space="preserve"> PAGEREF _Toc90 \h </w:instrText>
+            <w:instrText xml:space="preserve"> PAGEREF _Toc28043 \h </w:instrText>
           </w:r>
           <w:r>
             <w:fldChar w:fldCharType="separate"/>
@@ -1274,7 +1272,7 @@
             <w:fldChar w:fldCharType="begin"/>
           </w:r>
           <w:r>
-            <w:instrText xml:space="preserve"> HYPERLINK \l _Toc8730 </w:instrText>
+            <w:instrText xml:space="preserve"> HYPERLINK \l _Toc30282 </w:instrText>
           </w:r>
           <w:r>
             <w:fldChar w:fldCharType="separate"/>
@@ -1300,7 +1298,7 @@
             <w:fldChar w:fldCharType="begin"/>
           </w:r>
           <w:r>
-            <w:instrText xml:space="preserve"> PAGEREF _Toc8730 \h </w:instrText>
+            <w:instrText xml:space="preserve"> PAGEREF _Toc30282 \h </w:instrText>
           </w:r>
           <w:r>
             <w:fldChar w:fldCharType="separate"/>
@@ -1326,7 +1324,7 @@
             <w:fldChar w:fldCharType="begin"/>
           </w:r>
           <w:r>
-            <w:instrText xml:space="preserve"> HYPERLINK \l _Toc974 </w:instrText>
+            <w:instrText xml:space="preserve"> HYPERLINK \l _Toc30086 </w:instrText>
           </w:r>
           <w:r>
             <w:fldChar w:fldCharType="separate"/>
@@ -1352,7 +1350,7 @@
             <w:fldChar w:fldCharType="begin"/>
           </w:r>
           <w:r>
-            <w:instrText xml:space="preserve"> PAGEREF _Toc974 \h </w:instrText>
+            <w:instrText xml:space="preserve"> PAGEREF _Toc30086 \h </w:instrText>
           </w:r>
           <w:r>
             <w:fldChar w:fldCharType="separate"/>
@@ -1378,7 +1376,7 @@
             <w:fldChar w:fldCharType="begin"/>
           </w:r>
           <w:r>
-            <w:instrText xml:space="preserve"> HYPERLINK \l _Toc25027 </w:instrText>
+            <w:instrText xml:space="preserve"> HYPERLINK \l _Toc15639 </w:instrText>
           </w:r>
           <w:r>
             <w:fldChar w:fldCharType="separate"/>
@@ -1397,7 +1395,7 @@
             <w:fldChar w:fldCharType="begin"/>
           </w:r>
           <w:r>
-            <w:instrText xml:space="preserve"> PAGEREF _Toc25027 \h </w:instrText>
+            <w:instrText xml:space="preserve"> PAGEREF _Toc15639 \h </w:instrText>
           </w:r>
           <w:r>
             <w:fldChar w:fldCharType="separate"/>
@@ -1423,7 +1421,7 @@
             <w:fldChar w:fldCharType="begin"/>
           </w:r>
           <w:r>
-            <w:instrText xml:space="preserve"> HYPERLINK \l _Toc30437 </w:instrText>
+            <w:instrText xml:space="preserve"> HYPERLINK \l _Toc8578 </w:instrText>
           </w:r>
           <w:r>
             <w:fldChar w:fldCharType="separate"/>
@@ -1442,7 +1440,7 @@
             <w:fldChar w:fldCharType="begin"/>
           </w:r>
           <w:r>
-            <w:instrText xml:space="preserve"> PAGEREF _Toc30437 \h </w:instrText>
+            <w:instrText xml:space="preserve"> PAGEREF _Toc8578 \h </w:instrText>
           </w:r>
           <w:r>
             <w:fldChar w:fldCharType="separate"/>
@@ -1502,7 +1500,7 @@
           <w:lang w:val="en-US" w:eastAsia="zh-CN"/>
         </w:rPr>
       </w:pPr>
-      <w:bookmarkStart w:id="3" w:name="_Toc3625"/>
+      <w:bookmarkStart w:id="3" w:name="_Toc23353"/>
       <w:r>
         <w:rPr>
           <w:rFonts w:hint="default"/>
@@ -1545,7 +1543,7 @@
           <w:lang w:val="en-US" w:eastAsia="zh-CN"/>
         </w:rPr>
       </w:pPr>
-      <w:bookmarkStart w:id="4" w:name="_Toc862"/>
+      <w:bookmarkStart w:id="4" w:name="_Toc22107"/>
       <w:r>
         <w:rPr>
           <w:rFonts w:hint="eastAsia"/>
@@ -1594,7 +1592,7 @@
           <w:lang w:val="en-US" w:eastAsia="zh-CN"/>
         </w:rPr>
       </w:pPr>
-      <w:bookmarkStart w:id="5" w:name="_Toc4002"/>
+      <w:bookmarkStart w:id="5" w:name="_Toc10870"/>
       <w:r>
         <w:rPr>
           <w:rFonts w:hint="default"/>
@@ -1688,7 +1686,7 @@
           <w:lang w:val="en-US" w:eastAsia="zh-CN"/>
         </w:rPr>
       </w:pPr>
-      <w:bookmarkStart w:id="6" w:name="_Toc90"/>
+      <w:bookmarkStart w:id="6" w:name="_Toc28043"/>
       <w:r>
         <w:rPr>
           <w:rFonts w:hint="default"/>
@@ -1802,7 +1800,7 @@
           <w:lang w:val="en-US" w:eastAsia="zh-CN"/>
         </w:rPr>
       </w:pPr>
-      <w:bookmarkStart w:id="7" w:name="_Toc8730"/>
+      <w:bookmarkStart w:id="7" w:name="_Toc30282"/>
       <w:r>
         <w:rPr>
           <w:rFonts w:hint="eastAsia"/>
@@ -3183,7 +3181,6 @@
             <w:insideH w:val="single" w:color="auto" w:sz="4" w:space="0"/>
             <w:insideV w:val="single" w:color="auto" w:sz="4" w:space="0"/>
           </w:tblBorders>
-          <w:shd w:val="clear" w:color="auto" w:fill="auto"/>
           <w:tblCellMar>
             <w:top w:w="15" w:type="dxa"/>
             <w:left w:w="15" w:type="dxa"/>
@@ -3436,273 +3433,6 @@
                 <w:lang w:val="en-US" w:eastAsia="zh-CN"/>
               </w:rPr>
               <w:t>发布、配置、SLM</w:t>
-            </w:r>
-          </w:p>
-        </w:tc>
-      </w:tr>
-      <w:tr>
-        <w:tblPrEx>
-          <w:tblBorders>
-            <w:top w:val="single" w:color="auto" w:sz="4" w:space="0"/>
-            <w:left w:val="single" w:color="auto" w:sz="4" w:space="0"/>
-            <w:bottom w:val="single" w:color="auto" w:sz="4" w:space="0"/>
-            <w:right w:val="single" w:color="auto" w:sz="4" w:space="0"/>
-            <w:insideH w:val="single" w:color="auto" w:sz="4" w:space="0"/>
-            <w:insideV w:val="single" w:color="auto" w:sz="4" w:space="0"/>
-          </w:tblBorders>
-          <w:shd w:val="clear" w:color="auto" w:fill="auto"/>
-          <w:tblCellMar>
-            <w:top w:w="15" w:type="dxa"/>
-            <w:left w:w="15" w:type="dxa"/>
-            <w:bottom w:w="15" w:type="dxa"/>
-            <w:right w:w="15" w:type="dxa"/>
-          </w:tblCellMar>
-        </w:tblPrEx>
-        <w:tc>
-          <w:tcPr>
-            <w:tcW w:w="1387" w:type="dxa"/>
-            <w:shd w:val="clear" w:color="auto" w:fill="auto"/>
-            <w:tcMar>
-              <w:top w:w="120" w:type="dxa"/>
-              <w:left w:w="0" w:type="dxa"/>
-              <w:bottom w:w="120" w:type="dxa"/>
-              <w:right w:w="192" w:type="dxa"/>
-            </w:tcMar>
-            <w:vAlign w:val="center"/>
-          </w:tcPr>
-          <w:p>
-            <w:pPr>
-              <w:keepNext w:val="0"/>
-              <w:keepLines w:val="0"/>
-              <w:widowControl/>
-              <w:suppressLineNumbers w:val="0"/>
-              <w:spacing w:line="300" w:lineRule="atLeast"/>
-              <w:jc w:val="left"/>
-              <w:rPr>
-                <w:rFonts w:hint="default" w:ascii="Segoe UI" w:hAnsi="Segoe UI" w:eastAsia="Segoe UI" w:cs="Segoe UI"/>
-                <w:i w:val="0"/>
-                <w:iCs w:val="0"/>
-                <w:caps w:val="0"/>
-                <w:color w:val="0F1115"/>
-                <w:spacing w:val="0"/>
-                <w:sz w:val="18"/>
-                <w:szCs w:val="18"/>
-              </w:rPr>
-            </w:pPr>
-            <w:r>
-              <w:rPr>
-                <w:rStyle w:val="24"/>
-                <w:rFonts w:hint="default" w:ascii="Segoe UI" w:hAnsi="Segoe UI" w:eastAsia="Segoe UI" w:cs="Segoe UI"/>
-                <w:b/>
-                <w:bCs/>
-                <w:i w:val="0"/>
-                <w:iCs w:val="0"/>
-                <w:caps w:val="0"/>
-                <w:snapToGrid w:val="0"/>
-                <w:color w:val="000000"/>
-                <w:spacing w:val="0"/>
-                <w:kern w:val="0"/>
-                <w:sz w:val="18"/>
-                <w:szCs w:val="18"/>
-                <w:lang w:val="en-US" w:eastAsia="zh-CN"/>
-              </w:rPr>
-              <w:t>发布管理</w:t>
-            </w:r>
-          </w:p>
-        </w:tc>
-        <w:tc>
-          <w:tcPr>
-            <w:tcW w:w="1530" w:type="dxa"/>
-            <w:shd w:val="clear" w:color="auto" w:fill="auto"/>
-            <w:tcMar>
-              <w:top w:w="120" w:type="dxa"/>
-              <w:left w:w="192" w:type="dxa"/>
-              <w:bottom w:w="120" w:type="dxa"/>
-              <w:right w:w="192" w:type="dxa"/>
-            </w:tcMar>
-            <w:vAlign w:val="center"/>
-          </w:tcPr>
-          <w:p>
-            <w:pPr>
-              <w:keepNext w:val="0"/>
-              <w:keepLines w:val="0"/>
-              <w:widowControl/>
-              <w:suppressLineNumbers w:val="0"/>
-              <w:spacing w:line="300" w:lineRule="atLeast"/>
-              <w:jc w:val="left"/>
-              <w:rPr>
-                <w:rFonts w:hint="default" w:ascii="Segoe UI" w:hAnsi="Segoe UI" w:eastAsia="Segoe UI" w:cs="Segoe UI"/>
-                <w:i w:val="0"/>
-                <w:iCs w:val="0"/>
-                <w:caps w:val="0"/>
-                <w:color w:val="0F1115"/>
-                <w:spacing w:val="0"/>
-                <w:sz w:val="18"/>
-                <w:szCs w:val="18"/>
-              </w:rPr>
-            </w:pPr>
-            <w:r>
-              <w:rPr>
-                <w:rFonts w:hint="default" w:ascii="Segoe UI" w:hAnsi="Segoe UI" w:eastAsia="Segoe UI" w:cs="Segoe UI"/>
-                <w:i w:val="0"/>
-                <w:iCs w:val="0"/>
-                <w:caps w:val="0"/>
-                <w:snapToGrid w:val="0"/>
-                <w:color w:val="000000"/>
-                <w:spacing w:val="0"/>
-                <w:kern w:val="0"/>
-                <w:sz w:val="18"/>
-                <w:szCs w:val="18"/>
-                <w:lang w:val="en-US" w:eastAsia="zh-CN"/>
-              </w:rPr>
-              <w:t>安全、受控地将变更导入生产环境</w:t>
-            </w:r>
-          </w:p>
-        </w:tc>
-        <w:tc>
-          <w:tcPr>
-            <w:tcW w:w="0" w:type="auto"/>
-            <w:shd w:val="clear" w:color="auto" w:fill="auto"/>
-            <w:tcMar>
-              <w:top w:w="120" w:type="dxa"/>
-              <w:left w:w="192" w:type="dxa"/>
-              <w:bottom w:w="120" w:type="dxa"/>
-              <w:right w:w="192" w:type="dxa"/>
-            </w:tcMar>
-            <w:vAlign w:val="center"/>
-          </w:tcPr>
-          <w:p>
-            <w:pPr>
-              <w:keepNext w:val="0"/>
-              <w:keepLines w:val="0"/>
-              <w:widowControl/>
-              <w:suppressLineNumbers w:val="0"/>
-              <w:spacing w:line="300" w:lineRule="atLeast"/>
-              <w:jc w:val="left"/>
-              <w:rPr>
-                <w:rFonts w:hint="default" w:ascii="Segoe UI" w:hAnsi="Segoe UI" w:eastAsia="Segoe UI" w:cs="Segoe UI"/>
-                <w:i w:val="0"/>
-                <w:iCs w:val="0"/>
-                <w:caps w:val="0"/>
-                <w:color w:val="0F1115"/>
-                <w:spacing w:val="0"/>
-                <w:sz w:val="18"/>
-                <w:szCs w:val="18"/>
-              </w:rPr>
-            </w:pPr>
-            <w:r>
-              <w:rPr>
-                <w:rFonts w:hint="default" w:ascii="Segoe UI" w:hAnsi="Segoe UI" w:eastAsia="Segoe UI" w:cs="Segoe UI"/>
-                <w:i w:val="0"/>
-                <w:iCs w:val="0"/>
-                <w:caps w:val="0"/>
-                <w:snapToGrid w:val="0"/>
-                <w:color w:val="000000"/>
-                <w:spacing w:val="0"/>
-                <w:kern w:val="0"/>
-                <w:sz w:val="18"/>
-                <w:szCs w:val="18"/>
-                <w:lang w:val="en-US" w:eastAsia="zh-CN"/>
-              </w:rPr>
-              <w:t>变更方案、测试结果</w:t>
-            </w:r>
-          </w:p>
-        </w:tc>
-        <w:tc>
-          <w:tcPr>
-            <w:tcW w:w="0" w:type="auto"/>
-            <w:shd w:val="clear" w:color="auto" w:fill="auto"/>
-            <w:tcMar>
-              <w:top w:w="120" w:type="dxa"/>
-              <w:left w:w="192" w:type="dxa"/>
-              <w:bottom w:w="120" w:type="dxa"/>
-              <w:right w:w="192" w:type="dxa"/>
-            </w:tcMar>
-            <w:vAlign w:val="center"/>
-          </w:tcPr>
-          <w:p>
-            <w:pPr>
-              <w:keepNext w:val="0"/>
-              <w:keepLines w:val="0"/>
-              <w:widowControl/>
-              <w:suppressLineNumbers w:val="0"/>
-              <w:spacing w:line="300" w:lineRule="atLeast"/>
-              <w:jc w:val="left"/>
-              <w:rPr>
-                <w:rFonts w:hint="default" w:ascii="Segoe UI" w:hAnsi="Segoe UI" w:eastAsia="Segoe UI" w:cs="Segoe UI"/>
-                <w:i w:val="0"/>
-                <w:iCs w:val="0"/>
-                <w:caps w:val="0"/>
-                <w:color w:val="0F1115"/>
-                <w:spacing w:val="0"/>
-                <w:sz w:val="18"/>
-                <w:szCs w:val="18"/>
-              </w:rPr>
-            </w:pPr>
-            <w:r>
-              <w:rPr>
-                <w:rFonts w:hint="default" w:ascii="Segoe UI" w:hAnsi="Segoe UI" w:eastAsia="Segoe UI" w:cs="Segoe UI"/>
-                <w:i w:val="0"/>
-                <w:iCs w:val="0"/>
-                <w:caps w:val="0"/>
-                <w:snapToGrid w:val="0"/>
-                <w:color w:val="000000"/>
-                <w:spacing w:val="0"/>
-                <w:kern w:val="0"/>
-                <w:sz w:val="18"/>
-                <w:szCs w:val="18"/>
-                <w:lang w:val="en-US" w:eastAsia="zh-CN"/>
-              </w:rPr>
-              <w:t>发布计划、发布报告、配置更新</w:t>
-            </w:r>
-          </w:p>
-        </w:tc>
-        <w:tc>
-          <w:tcPr>
-            <w:tcW w:w="0" w:type="auto"/>
-            <w:shd w:val="clear" w:color="auto" w:fill="auto"/>
-            <w:tcMar>
-              <w:top w:w="120" w:type="dxa"/>
-              <w:left w:w="192" w:type="dxa"/>
-              <w:bottom w:w="120" w:type="dxa"/>
-              <w:right w:w="0" w:type="dxa"/>
-            </w:tcMar>
-            <w:vAlign w:val="center"/>
-          </w:tcPr>
-          <w:p>
-            <w:pPr>
-              <w:keepNext w:val="0"/>
-              <w:keepLines w:val="0"/>
-              <w:widowControl/>
-              <w:suppressLineNumbers w:val="0"/>
-              <w:spacing w:line="300" w:lineRule="atLeast"/>
-              <w:jc w:val="left"/>
-              <w:rPr>
-                <w:rFonts w:hint="default" w:ascii="Segoe UI" w:hAnsi="Segoe UI" w:eastAsia="Segoe UI" w:cs="Segoe UI"/>
-                <w:i w:val="0"/>
-                <w:iCs w:val="0"/>
-                <w:caps w:val="0"/>
-                <w:color w:val="0F1115"/>
-                <w:spacing w:val="0"/>
-                <w:sz w:val="18"/>
-                <w:szCs w:val="18"/>
-              </w:rPr>
-            </w:pPr>
-            <w:r>
-              <w:rPr>
-                <w:rFonts w:hint="default" w:ascii="Segoe UI" w:hAnsi="Segoe UI" w:eastAsia="Segoe UI" w:cs="Segoe UI"/>
-                <w:i w:val="0"/>
-                <w:iCs w:val="0"/>
-                <w:caps w:val="0"/>
-                <w:snapToGrid w:val="0"/>
-                <w:color w:val="000000"/>
-                <w:spacing w:val="0"/>
-                <w:kern w:val="0"/>
-                <w:sz w:val="18"/>
-                <w:szCs w:val="18"/>
-                <w:lang w:val="en-US" w:eastAsia="zh-CN"/>
-              </w:rPr>
-              <w:t>变更、配置</w:t>
             </w:r>
           </w:p>
         </w:tc>
@@ -3772,7 +3502,7 @@
                 <w:szCs w:val="18"/>
                 <w:lang w:val="en-US" w:eastAsia="zh-CN"/>
               </w:rPr>
-              <w:t>配置管理</w:t>
+              <w:t>发布管理</w:t>
             </w:r>
           </w:p>
         </w:tc>
@@ -3821,7 +3551,7 @@
                 <w:szCs w:val="18"/>
                 <w:lang w:val="en-US" w:eastAsia="zh-CN"/>
               </w:rPr>
-              <w:t>维护准确的配置信息库</w:t>
+              <w:t>安全、受控地将变更导入生产环境</w:t>
             </w:r>
           </w:p>
         </w:tc>
@@ -3870,7 +3600,7 @@
                 <w:szCs w:val="18"/>
                 <w:lang w:val="en-US" w:eastAsia="zh-CN"/>
               </w:rPr>
-              <w:t>资产信息、变更记录、发布结果</w:t>
+              <w:t>变更方案、测试结果</w:t>
             </w:r>
           </w:p>
         </w:tc>
@@ -3919,7 +3649,7 @@
                 <w:szCs w:val="18"/>
                 <w:lang w:val="en-US" w:eastAsia="zh-CN"/>
               </w:rPr>
-              <w:t>CMDB、配置审计报告</w:t>
+              <w:t>发布计划、发布报告、配置更新</w:t>
             </w:r>
           </w:p>
         </w:tc>
@@ -3968,274 +3698,7 @@
                 <w:szCs w:val="18"/>
                 <w:lang w:val="en-US" w:eastAsia="zh-CN"/>
               </w:rPr>
-              <w:t>所有流程（支持性基础）</w:t>
-            </w:r>
-          </w:p>
-        </w:tc>
-      </w:tr>
-      <w:tr>
-        <w:tblPrEx>
-          <w:tblBorders>
-            <w:top w:val="single" w:color="auto" w:sz="4" w:space="0"/>
-            <w:left w:val="single" w:color="auto" w:sz="4" w:space="0"/>
-            <w:bottom w:val="single" w:color="auto" w:sz="4" w:space="0"/>
-            <w:right w:val="single" w:color="auto" w:sz="4" w:space="0"/>
-            <w:insideH w:val="single" w:color="auto" w:sz="4" w:space="0"/>
-            <w:insideV w:val="single" w:color="auto" w:sz="4" w:space="0"/>
-          </w:tblBorders>
-          <w:shd w:val="clear" w:color="auto" w:fill="auto"/>
-          <w:tblCellMar>
-            <w:top w:w="15" w:type="dxa"/>
-            <w:left w:w="15" w:type="dxa"/>
-            <w:bottom w:w="15" w:type="dxa"/>
-            <w:right w:w="15" w:type="dxa"/>
-          </w:tblCellMar>
-        </w:tblPrEx>
-        <w:tc>
-          <w:tcPr>
-            <w:tcW w:w="1387" w:type="dxa"/>
-            <w:shd w:val="clear" w:color="auto" w:fill="auto"/>
-            <w:tcMar>
-              <w:top w:w="120" w:type="dxa"/>
-              <w:left w:w="0" w:type="dxa"/>
-              <w:bottom w:w="120" w:type="dxa"/>
-              <w:right w:w="192" w:type="dxa"/>
-            </w:tcMar>
-            <w:vAlign w:val="center"/>
-          </w:tcPr>
-          <w:p>
-            <w:pPr>
-              <w:keepNext w:val="0"/>
-              <w:keepLines w:val="0"/>
-              <w:widowControl/>
-              <w:suppressLineNumbers w:val="0"/>
-              <w:spacing w:line="300" w:lineRule="atLeast"/>
-              <w:jc w:val="left"/>
-              <w:rPr>
-                <w:rFonts w:hint="default" w:ascii="Segoe UI" w:hAnsi="Segoe UI" w:eastAsia="Segoe UI" w:cs="Segoe UI"/>
-                <w:i w:val="0"/>
-                <w:iCs w:val="0"/>
-                <w:caps w:val="0"/>
-                <w:color w:val="0F1115"/>
-                <w:spacing w:val="0"/>
-                <w:sz w:val="18"/>
-                <w:szCs w:val="18"/>
-              </w:rPr>
-            </w:pPr>
-            <w:r>
-              <w:rPr>
-                <w:rStyle w:val="24"/>
-                <w:rFonts w:hint="default" w:ascii="Segoe UI" w:hAnsi="Segoe UI" w:eastAsia="Segoe UI" w:cs="Segoe UI"/>
-                <w:b/>
-                <w:bCs/>
-                <w:i w:val="0"/>
-                <w:iCs w:val="0"/>
-                <w:caps w:val="0"/>
-                <w:snapToGrid w:val="0"/>
-                <w:color w:val="000000"/>
-                <w:spacing w:val="0"/>
-                <w:kern w:val="0"/>
-                <w:sz w:val="18"/>
-                <w:szCs w:val="18"/>
-                <w:lang w:val="en-US" w:eastAsia="zh-CN"/>
-              </w:rPr>
-              <w:t>可用性与连续性管理</w:t>
-            </w:r>
-          </w:p>
-        </w:tc>
-        <w:tc>
-          <w:tcPr>
-            <w:tcW w:w="1530" w:type="dxa"/>
-            <w:shd w:val="clear" w:color="auto" w:fill="auto"/>
-            <w:tcMar>
-              <w:top w:w="120" w:type="dxa"/>
-              <w:left w:w="192" w:type="dxa"/>
-              <w:bottom w:w="120" w:type="dxa"/>
-              <w:right w:w="192" w:type="dxa"/>
-            </w:tcMar>
-            <w:vAlign w:val="center"/>
-          </w:tcPr>
-          <w:p>
-            <w:pPr>
-              <w:keepNext w:val="0"/>
-              <w:keepLines w:val="0"/>
-              <w:widowControl/>
-              <w:suppressLineNumbers w:val="0"/>
-              <w:spacing w:line="300" w:lineRule="atLeast"/>
-              <w:jc w:val="left"/>
-              <w:rPr>
-                <w:rFonts w:hint="default" w:ascii="Segoe UI" w:hAnsi="Segoe UI" w:eastAsia="Segoe UI" w:cs="Segoe UI"/>
-                <w:i w:val="0"/>
-                <w:iCs w:val="0"/>
-                <w:caps w:val="0"/>
-                <w:color w:val="0F1115"/>
-                <w:spacing w:val="0"/>
-                <w:sz w:val="18"/>
-                <w:szCs w:val="18"/>
-              </w:rPr>
-            </w:pPr>
-            <w:r>
-              <w:rPr>
-                <w:rFonts w:hint="default" w:ascii="Segoe UI" w:hAnsi="Segoe UI" w:eastAsia="Segoe UI" w:cs="Segoe UI"/>
-                <w:i w:val="0"/>
-                <w:iCs w:val="0"/>
-                <w:caps w:val="0"/>
-                <w:snapToGrid w:val="0"/>
-                <w:color w:val="000000"/>
-                <w:spacing w:val="0"/>
-                <w:kern w:val="0"/>
-                <w:sz w:val="18"/>
-                <w:szCs w:val="18"/>
-                <w:lang w:val="en-US" w:eastAsia="zh-CN"/>
-              </w:rPr>
-              <w:t>保障服务高可用与灾难恢复能力</w:t>
-            </w:r>
-          </w:p>
-        </w:tc>
-        <w:tc>
-          <w:tcPr>
-            <w:tcW w:w="0" w:type="auto"/>
-            <w:shd w:val="clear" w:color="auto" w:fill="auto"/>
-            <w:tcMar>
-              <w:top w:w="120" w:type="dxa"/>
-              <w:left w:w="192" w:type="dxa"/>
-              <w:bottom w:w="120" w:type="dxa"/>
-              <w:right w:w="192" w:type="dxa"/>
-            </w:tcMar>
-            <w:vAlign w:val="center"/>
-          </w:tcPr>
-          <w:p>
-            <w:pPr>
-              <w:keepNext w:val="0"/>
-              <w:keepLines w:val="0"/>
-              <w:widowControl/>
-              <w:suppressLineNumbers w:val="0"/>
-              <w:spacing w:line="300" w:lineRule="atLeast"/>
-              <w:jc w:val="left"/>
-              <w:rPr>
-                <w:rFonts w:hint="default" w:ascii="Segoe UI" w:hAnsi="Segoe UI" w:eastAsia="Segoe UI" w:cs="Segoe UI"/>
-                <w:i w:val="0"/>
-                <w:iCs w:val="0"/>
-                <w:caps w:val="0"/>
-                <w:color w:val="0F1115"/>
-                <w:spacing w:val="0"/>
-                <w:sz w:val="18"/>
-                <w:szCs w:val="18"/>
-              </w:rPr>
-            </w:pPr>
-            <w:r>
-              <w:rPr>
-                <w:rFonts w:hint="default" w:ascii="Segoe UI" w:hAnsi="Segoe UI" w:eastAsia="Segoe UI" w:cs="Segoe UI"/>
-                <w:i w:val="0"/>
-                <w:iCs w:val="0"/>
-                <w:caps w:val="0"/>
-                <w:snapToGrid w:val="0"/>
-                <w:color w:val="000000"/>
-                <w:spacing w:val="0"/>
-                <w:kern w:val="0"/>
-                <w:sz w:val="18"/>
-                <w:szCs w:val="18"/>
-                <w:lang w:val="en-US" w:eastAsia="zh-CN"/>
-              </w:rPr>
-              <w:t>SLA、风险评估、业务影响分析</w:t>
-            </w:r>
-          </w:p>
-        </w:tc>
-        <w:tc>
-          <w:tcPr>
-            <w:tcW w:w="0" w:type="auto"/>
-            <w:shd w:val="clear" w:color="auto" w:fill="auto"/>
-            <w:tcMar>
-              <w:top w:w="120" w:type="dxa"/>
-              <w:left w:w="192" w:type="dxa"/>
-              <w:bottom w:w="120" w:type="dxa"/>
-              <w:right w:w="192" w:type="dxa"/>
-            </w:tcMar>
-            <w:vAlign w:val="center"/>
-          </w:tcPr>
-          <w:p>
-            <w:pPr>
-              <w:keepNext w:val="0"/>
-              <w:keepLines w:val="0"/>
-              <w:widowControl/>
-              <w:suppressLineNumbers w:val="0"/>
-              <w:spacing w:line="300" w:lineRule="atLeast"/>
-              <w:jc w:val="left"/>
-              <w:rPr>
-                <w:rFonts w:hint="default" w:ascii="Segoe UI" w:hAnsi="Segoe UI" w:eastAsia="Segoe UI" w:cs="Segoe UI"/>
-                <w:i w:val="0"/>
-                <w:iCs w:val="0"/>
-                <w:caps w:val="0"/>
-                <w:color w:val="0F1115"/>
-                <w:spacing w:val="0"/>
-                <w:sz w:val="18"/>
-                <w:szCs w:val="18"/>
-              </w:rPr>
-            </w:pPr>
-            <w:r>
-              <w:rPr>
-                <w:rFonts w:hint="default" w:ascii="Segoe UI" w:hAnsi="Segoe UI" w:eastAsia="Segoe UI" w:cs="Segoe UI"/>
-                <w:i w:val="0"/>
-                <w:iCs w:val="0"/>
-                <w:caps w:val="0"/>
-                <w:snapToGrid w:val="0"/>
-                <w:color w:val="000000"/>
-                <w:spacing w:val="0"/>
-                <w:kern w:val="0"/>
-                <w:sz w:val="18"/>
-                <w:szCs w:val="18"/>
-                <w:lang w:val="en-US" w:eastAsia="zh-CN"/>
-              </w:rPr>
-              <w:t>可用性计划、连续性计划、测试报告</w:t>
-            </w:r>
-          </w:p>
-        </w:tc>
-        <w:tc>
-          <w:tcPr>
-            <w:tcW w:w="0" w:type="auto"/>
-            <w:shd w:val="clear" w:color="auto" w:fill="auto"/>
-            <w:tcMar>
-              <w:top w:w="120" w:type="dxa"/>
-              <w:left w:w="192" w:type="dxa"/>
-              <w:bottom w:w="120" w:type="dxa"/>
-              <w:right w:w="0" w:type="dxa"/>
-            </w:tcMar>
-            <w:vAlign w:val="center"/>
-          </w:tcPr>
-          <w:p>
-            <w:pPr>
-              <w:keepNext w:val="0"/>
-              <w:keepLines w:val="0"/>
-              <w:widowControl/>
-              <w:suppressLineNumbers w:val="0"/>
-              <w:spacing w:line="300" w:lineRule="atLeast"/>
-              <w:jc w:val="left"/>
-              <w:rPr>
-                <w:rFonts w:hint="default" w:ascii="Segoe UI" w:hAnsi="Segoe UI" w:eastAsia="Segoe UI" w:cs="Segoe UI"/>
-                <w:i w:val="0"/>
-                <w:iCs w:val="0"/>
-                <w:caps w:val="0"/>
-                <w:color w:val="0F1115"/>
-                <w:spacing w:val="0"/>
-                <w:sz w:val="18"/>
-                <w:szCs w:val="18"/>
-              </w:rPr>
-            </w:pPr>
-            <w:r>
-              <w:rPr>
-                <w:rFonts w:hint="default" w:ascii="Segoe UI" w:hAnsi="Segoe UI" w:eastAsia="Segoe UI" w:cs="Segoe UI"/>
-                <w:i w:val="0"/>
-                <w:iCs w:val="0"/>
-                <w:caps w:val="0"/>
-                <w:snapToGrid w:val="0"/>
-                <w:color w:val="000000"/>
-                <w:spacing w:val="0"/>
-                <w:kern w:val="0"/>
-                <w:sz w:val="18"/>
-                <w:szCs w:val="18"/>
-                <w:lang w:val="en-US" w:eastAsia="zh-CN"/>
-              </w:rPr>
-              <w:t>事件、问题、变更、容量</w:t>
+              <w:t>变更、配置</w:t>
             </w:r>
           </w:p>
         </w:tc>
@@ -4305,7 +3768,7 @@
                 <w:szCs w:val="18"/>
                 <w:lang w:val="en-US" w:eastAsia="zh-CN"/>
               </w:rPr>
-              <w:t>容量管理</w:t>
+              <w:t>配置管理</w:t>
             </w:r>
           </w:p>
         </w:tc>
@@ -4354,7 +3817,7 @@
                 <w:szCs w:val="18"/>
                 <w:lang w:val="en-US" w:eastAsia="zh-CN"/>
               </w:rPr>
-              <w:t>确保系统容量满足业务需求</w:t>
+              <w:t>维护准确的配置信息库</w:t>
             </w:r>
           </w:p>
         </w:tc>
@@ -4403,7 +3866,7 @@
                 <w:szCs w:val="18"/>
                 <w:lang w:val="en-US" w:eastAsia="zh-CN"/>
               </w:rPr>
-              <w:t>业务需求、性能数据、趋势分析</w:t>
+              <w:t>资产信息、变更记录、发布结果</w:t>
             </w:r>
           </w:p>
         </w:tc>
@@ -4452,7 +3915,7 @@
                 <w:szCs w:val="18"/>
                 <w:lang w:val="en-US" w:eastAsia="zh-CN"/>
               </w:rPr>
-              <w:t>容量计划、优化方案、监控报告</w:t>
+              <w:t>CMDB、配置审计报告</w:t>
             </w:r>
           </w:p>
         </w:tc>
@@ -4501,7 +3964,7 @@
                 <w:szCs w:val="18"/>
                 <w:lang w:val="en-US" w:eastAsia="zh-CN"/>
               </w:rPr>
-              <w:t>事件、问题、变更、可用性</w:t>
+              <w:t>所有流程（支持性基础）</w:t>
             </w:r>
           </w:p>
         </w:tc>
@@ -4516,7 +3979,538 @@
             <w:insideH w:val="single" w:color="auto" w:sz="4" w:space="0"/>
             <w:insideV w:val="single" w:color="auto" w:sz="4" w:space="0"/>
           </w:tblBorders>
-          <w:shd w:val="clear" w:color="auto" w:fill="auto"/>
+          <w:tblCellMar>
+            <w:top w:w="15" w:type="dxa"/>
+            <w:left w:w="15" w:type="dxa"/>
+            <w:bottom w:w="15" w:type="dxa"/>
+            <w:right w:w="15" w:type="dxa"/>
+          </w:tblCellMar>
+        </w:tblPrEx>
+        <w:tc>
+          <w:tcPr>
+            <w:tcW w:w="1387" w:type="dxa"/>
+            <w:shd w:val="clear" w:color="auto" w:fill="auto"/>
+            <w:tcMar>
+              <w:top w:w="120" w:type="dxa"/>
+              <w:left w:w="0" w:type="dxa"/>
+              <w:bottom w:w="120" w:type="dxa"/>
+              <w:right w:w="192" w:type="dxa"/>
+            </w:tcMar>
+            <w:vAlign w:val="center"/>
+          </w:tcPr>
+          <w:p>
+            <w:pPr>
+              <w:keepNext w:val="0"/>
+              <w:keepLines w:val="0"/>
+              <w:widowControl/>
+              <w:suppressLineNumbers w:val="0"/>
+              <w:spacing w:line="300" w:lineRule="atLeast"/>
+              <w:jc w:val="left"/>
+              <w:rPr>
+                <w:rFonts w:hint="default" w:ascii="Segoe UI" w:hAnsi="Segoe UI" w:eastAsia="Segoe UI" w:cs="Segoe UI"/>
+                <w:i w:val="0"/>
+                <w:iCs w:val="0"/>
+                <w:caps w:val="0"/>
+                <w:color w:val="0F1115"/>
+                <w:spacing w:val="0"/>
+                <w:sz w:val="18"/>
+                <w:szCs w:val="18"/>
+              </w:rPr>
+            </w:pPr>
+            <w:r>
+              <w:rPr>
+                <w:rStyle w:val="24"/>
+                <w:rFonts w:hint="default" w:ascii="Segoe UI" w:hAnsi="Segoe UI" w:eastAsia="Segoe UI" w:cs="Segoe UI"/>
+                <w:b/>
+                <w:bCs/>
+                <w:i w:val="0"/>
+                <w:iCs w:val="0"/>
+                <w:caps w:val="0"/>
+                <w:snapToGrid w:val="0"/>
+                <w:color w:val="000000"/>
+                <w:spacing w:val="0"/>
+                <w:kern w:val="0"/>
+                <w:sz w:val="18"/>
+                <w:szCs w:val="18"/>
+                <w:lang w:val="en-US" w:eastAsia="zh-CN"/>
+              </w:rPr>
+              <w:t>可用性与连续性管理</w:t>
+            </w:r>
+          </w:p>
+        </w:tc>
+        <w:tc>
+          <w:tcPr>
+            <w:tcW w:w="1530" w:type="dxa"/>
+            <w:shd w:val="clear" w:color="auto" w:fill="auto"/>
+            <w:tcMar>
+              <w:top w:w="120" w:type="dxa"/>
+              <w:left w:w="192" w:type="dxa"/>
+              <w:bottom w:w="120" w:type="dxa"/>
+              <w:right w:w="192" w:type="dxa"/>
+            </w:tcMar>
+            <w:vAlign w:val="center"/>
+          </w:tcPr>
+          <w:p>
+            <w:pPr>
+              <w:keepNext w:val="0"/>
+              <w:keepLines w:val="0"/>
+              <w:widowControl/>
+              <w:suppressLineNumbers w:val="0"/>
+              <w:spacing w:line="300" w:lineRule="atLeast"/>
+              <w:jc w:val="left"/>
+              <w:rPr>
+                <w:rFonts w:hint="default" w:ascii="Segoe UI" w:hAnsi="Segoe UI" w:eastAsia="Segoe UI" w:cs="Segoe UI"/>
+                <w:i w:val="0"/>
+                <w:iCs w:val="0"/>
+                <w:caps w:val="0"/>
+                <w:color w:val="0F1115"/>
+                <w:spacing w:val="0"/>
+                <w:sz w:val="18"/>
+                <w:szCs w:val="18"/>
+              </w:rPr>
+            </w:pPr>
+            <w:r>
+              <w:rPr>
+                <w:rFonts w:hint="default" w:ascii="Segoe UI" w:hAnsi="Segoe UI" w:eastAsia="Segoe UI" w:cs="Segoe UI"/>
+                <w:i w:val="0"/>
+                <w:iCs w:val="0"/>
+                <w:caps w:val="0"/>
+                <w:snapToGrid w:val="0"/>
+                <w:color w:val="000000"/>
+                <w:spacing w:val="0"/>
+                <w:kern w:val="0"/>
+                <w:sz w:val="18"/>
+                <w:szCs w:val="18"/>
+                <w:lang w:val="en-US" w:eastAsia="zh-CN"/>
+              </w:rPr>
+              <w:t>保障服务高可用与灾难恢复能力</w:t>
+            </w:r>
+          </w:p>
+        </w:tc>
+        <w:tc>
+          <w:tcPr>
+            <w:tcW w:w="0" w:type="auto"/>
+            <w:shd w:val="clear" w:color="auto" w:fill="auto"/>
+            <w:tcMar>
+              <w:top w:w="120" w:type="dxa"/>
+              <w:left w:w="192" w:type="dxa"/>
+              <w:bottom w:w="120" w:type="dxa"/>
+              <w:right w:w="192" w:type="dxa"/>
+            </w:tcMar>
+            <w:vAlign w:val="center"/>
+          </w:tcPr>
+          <w:p>
+            <w:pPr>
+              <w:keepNext w:val="0"/>
+              <w:keepLines w:val="0"/>
+              <w:widowControl/>
+              <w:suppressLineNumbers w:val="0"/>
+              <w:spacing w:line="300" w:lineRule="atLeast"/>
+              <w:jc w:val="left"/>
+              <w:rPr>
+                <w:rFonts w:hint="default" w:ascii="Segoe UI" w:hAnsi="Segoe UI" w:eastAsia="Segoe UI" w:cs="Segoe UI"/>
+                <w:i w:val="0"/>
+                <w:iCs w:val="0"/>
+                <w:caps w:val="0"/>
+                <w:color w:val="0F1115"/>
+                <w:spacing w:val="0"/>
+                <w:sz w:val="18"/>
+                <w:szCs w:val="18"/>
+              </w:rPr>
+            </w:pPr>
+            <w:r>
+              <w:rPr>
+                <w:rFonts w:hint="default" w:ascii="Segoe UI" w:hAnsi="Segoe UI" w:eastAsia="Segoe UI" w:cs="Segoe UI"/>
+                <w:i w:val="0"/>
+                <w:iCs w:val="0"/>
+                <w:caps w:val="0"/>
+                <w:snapToGrid w:val="0"/>
+                <w:color w:val="000000"/>
+                <w:spacing w:val="0"/>
+                <w:kern w:val="0"/>
+                <w:sz w:val="18"/>
+                <w:szCs w:val="18"/>
+                <w:lang w:val="en-US" w:eastAsia="zh-CN"/>
+              </w:rPr>
+              <w:t>SLA、风险评估、业务影响分析</w:t>
+            </w:r>
+          </w:p>
+        </w:tc>
+        <w:tc>
+          <w:tcPr>
+            <w:tcW w:w="0" w:type="auto"/>
+            <w:shd w:val="clear" w:color="auto" w:fill="auto"/>
+            <w:tcMar>
+              <w:top w:w="120" w:type="dxa"/>
+              <w:left w:w="192" w:type="dxa"/>
+              <w:bottom w:w="120" w:type="dxa"/>
+              <w:right w:w="192" w:type="dxa"/>
+            </w:tcMar>
+            <w:vAlign w:val="center"/>
+          </w:tcPr>
+          <w:p>
+            <w:pPr>
+              <w:keepNext w:val="0"/>
+              <w:keepLines w:val="0"/>
+              <w:widowControl/>
+              <w:suppressLineNumbers w:val="0"/>
+              <w:spacing w:line="300" w:lineRule="atLeast"/>
+              <w:jc w:val="left"/>
+              <w:rPr>
+                <w:rFonts w:hint="default" w:ascii="Segoe UI" w:hAnsi="Segoe UI" w:eastAsia="Segoe UI" w:cs="Segoe UI"/>
+                <w:i w:val="0"/>
+                <w:iCs w:val="0"/>
+                <w:caps w:val="0"/>
+                <w:color w:val="0F1115"/>
+                <w:spacing w:val="0"/>
+                <w:sz w:val="18"/>
+                <w:szCs w:val="18"/>
+              </w:rPr>
+            </w:pPr>
+            <w:r>
+              <w:rPr>
+                <w:rFonts w:hint="default" w:ascii="Segoe UI" w:hAnsi="Segoe UI" w:eastAsia="Segoe UI" w:cs="Segoe UI"/>
+                <w:i w:val="0"/>
+                <w:iCs w:val="0"/>
+                <w:caps w:val="0"/>
+                <w:snapToGrid w:val="0"/>
+                <w:color w:val="000000"/>
+                <w:spacing w:val="0"/>
+                <w:kern w:val="0"/>
+                <w:sz w:val="18"/>
+                <w:szCs w:val="18"/>
+                <w:lang w:val="en-US" w:eastAsia="zh-CN"/>
+              </w:rPr>
+              <w:t>可用性计划、连续性计划、测试报告</w:t>
+            </w:r>
+          </w:p>
+        </w:tc>
+        <w:tc>
+          <w:tcPr>
+            <w:tcW w:w="0" w:type="auto"/>
+            <w:shd w:val="clear" w:color="auto" w:fill="auto"/>
+            <w:tcMar>
+              <w:top w:w="120" w:type="dxa"/>
+              <w:left w:w="192" w:type="dxa"/>
+              <w:bottom w:w="120" w:type="dxa"/>
+              <w:right w:w="0" w:type="dxa"/>
+            </w:tcMar>
+            <w:vAlign w:val="center"/>
+          </w:tcPr>
+          <w:p>
+            <w:pPr>
+              <w:keepNext w:val="0"/>
+              <w:keepLines w:val="0"/>
+              <w:widowControl/>
+              <w:suppressLineNumbers w:val="0"/>
+              <w:spacing w:line="300" w:lineRule="atLeast"/>
+              <w:jc w:val="left"/>
+              <w:rPr>
+                <w:rFonts w:hint="default" w:ascii="Segoe UI" w:hAnsi="Segoe UI" w:eastAsia="Segoe UI" w:cs="Segoe UI"/>
+                <w:i w:val="0"/>
+                <w:iCs w:val="0"/>
+                <w:caps w:val="0"/>
+                <w:color w:val="0F1115"/>
+                <w:spacing w:val="0"/>
+                <w:sz w:val="18"/>
+                <w:szCs w:val="18"/>
+              </w:rPr>
+            </w:pPr>
+            <w:r>
+              <w:rPr>
+                <w:rFonts w:hint="default" w:ascii="Segoe UI" w:hAnsi="Segoe UI" w:eastAsia="Segoe UI" w:cs="Segoe UI"/>
+                <w:i w:val="0"/>
+                <w:iCs w:val="0"/>
+                <w:caps w:val="0"/>
+                <w:snapToGrid w:val="0"/>
+                <w:color w:val="000000"/>
+                <w:spacing w:val="0"/>
+                <w:kern w:val="0"/>
+                <w:sz w:val="18"/>
+                <w:szCs w:val="18"/>
+                <w:lang w:val="en-US" w:eastAsia="zh-CN"/>
+              </w:rPr>
+              <w:t>事件、问题、变更、容量</w:t>
+            </w:r>
+          </w:p>
+        </w:tc>
+      </w:tr>
+      <w:tr>
+        <w:tblPrEx>
+          <w:tblBorders>
+            <w:top w:val="single" w:color="auto" w:sz="4" w:space="0"/>
+            <w:left w:val="single" w:color="auto" w:sz="4" w:space="0"/>
+            <w:bottom w:val="single" w:color="auto" w:sz="4" w:space="0"/>
+            <w:right w:val="single" w:color="auto" w:sz="4" w:space="0"/>
+            <w:insideH w:val="single" w:color="auto" w:sz="4" w:space="0"/>
+            <w:insideV w:val="single" w:color="auto" w:sz="4" w:space="0"/>
+          </w:tblBorders>
+          <w:tblCellMar>
+            <w:top w:w="15" w:type="dxa"/>
+            <w:left w:w="15" w:type="dxa"/>
+            <w:bottom w:w="15" w:type="dxa"/>
+            <w:right w:w="15" w:type="dxa"/>
+          </w:tblCellMar>
+        </w:tblPrEx>
+        <w:tc>
+          <w:tcPr>
+            <w:tcW w:w="1387" w:type="dxa"/>
+            <w:shd w:val="clear" w:color="auto" w:fill="auto"/>
+            <w:tcMar>
+              <w:top w:w="120" w:type="dxa"/>
+              <w:left w:w="0" w:type="dxa"/>
+              <w:bottom w:w="120" w:type="dxa"/>
+              <w:right w:w="192" w:type="dxa"/>
+            </w:tcMar>
+            <w:vAlign w:val="center"/>
+          </w:tcPr>
+          <w:p>
+            <w:pPr>
+              <w:keepNext w:val="0"/>
+              <w:keepLines w:val="0"/>
+              <w:widowControl/>
+              <w:suppressLineNumbers w:val="0"/>
+              <w:spacing w:line="300" w:lineRule="atLeast"/>
+              <w:jc w:val="left"/>
+              <w:rPr>
+                <w:rFonts w:hint="default" w:ascii="Segoe UI" w:hAnsi="Segoe UI" w:eastAsia="Segoe UI" w:cs="Segoe UI"/>
+                <w:i w:val="0"/>
+                <w:iCs w:val="0"/>
+                <w:caps w:val="0"/>
+                <w:color w:val="0F1115"/>
+                <w:spacing w:val="0"/>
+                <w:sz w:val="18"/>
+                <w:szCs w:val="18"/>
+              </w:rPr>
+            </w:pPr>
+            <w:r>
+              <w:rPr>
+                <w:rStyle w:val="24"/>
+                <w:rFonts w:hint="default" w:ascii="Segoe UI" w:hAnsi="Segoe UI" w:eastAsia="Segoe UI" w:cs="Segoe UI"/>
+                <w:b/>
+                <w:bCs/>
+                <w:i w:val="0"/>
+                <w:iCs w:val="0"/>
+                <w:caps w:val="0"/>
+                <w:snapToGrid w:val="0"/>
+                <w:color w:val="000000"/>
+                <w:spacing w:val="0"/>
+                <w:kern w:val="0"/>
+                <w:sz w:val="18"/>
+                <w:szCs w:val="18"/>
+                <w:lang w:val="en-US" w:eastAsia="zh-CN"/>
+              </w:rPr>
+              <w:t>容量管理</w:t>
+            </w:r>
+          </w:p>
+        </w:tc>
+        <w:tc>
+          <w:tcPr>
+            <w:tcW w:w="1530" w:type="dxa"/>
+            <w:shd w:val="clear" w:color="auto" w:fill="auto"/>
+            <w:tcMar>
+              <w:top w:w="120" w:type="dxa"/>
+              <w:left w:w="192" w:type="dxa"/>
+              <w:bottom w:w="120" w:type="dxa"/>
+              <w:right w:w="192" w:type="dxa"/>
+            </w:tcMar>
+            <w:vAlign w:val="center"/>
+          </w:tcPr>
+          <w:p>
+            <w:pPr>
+              <w:keepNext w:val="0"/>
+              <w:keepLines w:val="0"/>
+              <w:widowControl/>
+              <w:suppressLineNumbers w:val="0"/>
+              <w:spacing w:line="300" w:lineRule="atLeast"/>
+              <w:jc w:val="left"/>
+              <w:rPr>
+                <w:rFonts w:hint="default" w:ascii="Segoe UI" w:hAnsi="Segoe UI" w:eastAsia="Segoe UI" w:cs="Segoe UI"/>
+                <w:i w:val="0"/>
+                <w:iCs w:val="0"/>
+                <w:caps w:val="0"/>
+                <w:color w:val="0F1115"/>
+                <w:spacing w:val="0"/>
+                <w:sz w:val="18"/>
+                <w:szCs w:val="18"/>
+              </w:rPr>
+            </w:pPr>
+            <w:r>
+              <w:rPr>
+                <w:rFonts w:hint="default" w:ascii="Segoe UI" w:hAnsi="Segoe UI" w:eastAsia="Segoe UI" w:cs="Segoe UI"/>
+                <w:i w:val="0"/>
+                <w:iCs w:val="0"/>
+                <w:caps w:val="0"/>
+                <w:snapToGrid w:val="0"/>
+                <w:color w:val="000000"/>
+                <w:spacing w:val="0"/>
+                <w:kern w:val="0"/>
+                <w:sz w:val="18"/>
+                <w:szCs w:val="18"/>
+                <w:lang w:val="en-US" w:eastAsia="zh-CN"/>
+              </w:rPr>
+              <w:t>确保系统容量满足业务需求</w:t>
+            </w:r>
+          </w:p>
+        </w:tc>
+        <w:tc>
+          <w:tcPr>
+            <w:tcW w:w="0" w:type="auto"/>
+            <w:shd w:val="clear" w:color="auto" w:fill="auto"/>
+            <w:tcMar>
+              <w:top w:w="120" w:type="dxa"/>
+              <w:left w:w="192" w:type="dxa"/>
+              <w:bottom w:w="120" w:type="dxa"/>
+              <w:right w:w="192" w:type="dxa"/>
+            </w:tcMar>
+            <w:vAlign w:val="center"/>
+          </w:tcPr>
+          <w:p>
+            <w:pPr>
+              <w:keepNext w:val="0"/>
+              <w:keepLines w:val="0"/>
+              <w:widowControl/>
+              <w:suppressLineNumbers w:val="0"/>
+              <w:spacing w:line="300" w:lineRule="atLeast"/>
+              <w:jc w:val="left"/>
+              <w:rPr>
+                <w:rFonts w:hint="default" w:ascii="Segoe UI" w:hAnsi="Segoe UI" w:eastAsia="Segoe UI" w:cs="Segoe UI"/>
+                <w:i w:val="0"/>
+                <w:iCs w:val="0"/>
+                <w:caps w:val="0"/>
+                <w:color w:val="0F1115"/>
+                <w:spacing w:val="0"/>
+                <w:sz w:val="18"/>
+                <w:szCs w:val="18"/>
+              </w:rPr>
+            </w:pPr>
+            <w:r>
+              <w:rPr>
+                <w:rFonts w:hint="default" w:ascii="Segoe UI" w:hAnsi="Segoe UI" w:eastAsia="Segoe UI" w:cs="Segoe UI"/>
+                <w:i w:val="0"/>
+                <w:iCs w:val="0"/>
+                <w:caps w:val="0"/>
+                <w:snapToGrid w:val="0"/>
+                <w:color w:val="000000"/>
+                <w:spacing w:val="0"/>
+                <w:kern w:val="0"/>
+                <w:sz w:val="18"/>
+                <w:szCs w:val="18"/>
+                <w:lang w:val="en-US" w:eastAsia="zh-CN"/>
+              </w:rPr>
+              <w:t>业务需求、性能数据、趋势分析</w:t>
+            </w:r>
+          </w:p>
+        </w:tc>
+        <w:tc>
+          <w:tcPr>
+            <w:tcW w:w="0" w:type="auto"/>
+            <w:shd w:val="clear" w:color="auto" w:fill="auto"/>
+            <w:tcMar>
+              <w:top w:w="120" w:type="dxa"/>
+              <w:left w:w="192" w:type="dxa"/>
+              <w:bottom w:w="120" w:type="dxa"/>
+              <w:right w:w="192" w:type="dxa"/>
+            </w:tcMar>
+            <w:vAlign w:val="center"/>
+          </w:tcPr>
+          <w:p>
+            <w:pPr>
+              <w:keepNext w:val="0"/>
+              <w:keepLines w:val="0"/>
+              <w:widowControl/>
+              <w:suppressLineNumbers w:val="0"/>
+              <w:spacing w:line="300" w:lineRule="atLeast"/>
+              <w:jc w:val="left"/>
+              <w:rPr>
+                <w:rFonts w:hint="default" w:ascii="Segoe UI" w:hAnsi="Segoe UI" w:eastAsia="Segoe UI" w:cs="Segoe UI"/>
+                <w:i w:val="0"/>
+                <w:iCs w:val="0"/>
+                <w:caps w:val="0"/>
+                <w:color w:val="0F1115"/>
+                <w:spacing w:val="0"/>
+                <w:sz w:val="18"/>
+                <w:szCs w:val="18"/>
+              </w:rPr>
+            </w:pPr>
+            <w:r>
+              <w:rPr>
+                <w:rFonts w:hint="default" w:ascii="Segoe UI" w:hAnsi="Segoe UI" w:eastAsia="Segoe UI" w:cs="Segoe UI"/>
+                <w:i w:val="0"/>
+                <w:iCs w:val="0"/>
+                <w:caps w:val="0"/>
+                <w:snapToGrid w:val="0"/>
+                <w:color w:val="000000"/>
+                <w:spacing w:val="0"/>
+                <w:kern w:val="0"/>
+                <w:sz w:val="18"/>
+                <w:szCs w:val="18"/>
+                <w:lang w:val="en-US" w:eastAsia="zh-CN"/>
+              </w:rPr>
+              <w:t>容量计划、优化方案、监控报告</w:t>
+            </w:r>
+          </w:p>
+        </w:tc>
+        <w:tc>
+          <w:tcPr>
+            <w:tcW w:w="0" w:type="auto"/>
+            <w:shd w:val="clear" w:color="auto" w:fill="auto"/>
+            <w:tcMar>
+              <w:top w:w="120" w:type="dxa"/>
+              <w:left w:w="192" w:type="dxa"/>
+              <w:bottom w:w="120" w:type="dxa"/>
+              <w:right w:w="0" w:type="dxa"/>
+            </w:tcMar>
+            <w:vAlign w:val="center"/>
+          </w:tcPr>
+          <w:p>
+            <w:pPr>
+              <w:keepNext w:val="0"/>
+              <w:keepLines w:val="0"/>
+              <w:widowControl/>
+              <w:suppressLineNumbers w:val="0"/>
+              <w:spacing w:line="300" w:lineRule="atLeast"/>
+              <w:jc w:val="left"/>
+              <w:rPr>
+                <w:rFonts w:hint="default" w:ascii="Segoe UI" w:hAnsi="Segoe UI" w:eastAsia="Segoe UI" w:cs="Segoe UI"/>
+                <w:i w:val="0"/>
+                <w:iCs w:val="0"/>
+                <w:caps w:val="0"/>
+                <w:color w:val="0F1115"/>
+                <w:spacing w:val="0"/>
+                <w:sz w:val="18"/>
+                <w:szCs w:val="18"/>
+              </w:rPr>
+            </w:pPr>
+            <w:r>
+              <w:rPr>
+                <w:rFonts w:hint="default" w:ascii="Segoe UI" w:hAnsi="Segoe UI" w:eastAsia="Segoe UI" w:cs="Segoe UI"/>
+                <w:i w:val="0"/>
+                <w:iCs w:val="0"/>
+                <w:caps w:val="0"/>
+                <w:snapToGrid w:val="0"/>
+                <w:color w:val="000000"/>
+                <w:spacing w:val="0"/>
+                <w:kern w:val="0"/>
+                <w:sz w:val="18"/>
+                <w:szCs w:val="18"/>
+                <w:lang w:val="en-US" w:eastAsia="zh-CN"/>
+              </w:rPr>
+              <w:t>事件、问题、变更、可用性</w:t>
+            </w:r>
+          </w:p>
+        </w:tc>
+      </w:tr>
+      <w:tr>
+        <w:tblPrEx>
+          <w:tblBorders>
+            <w:top w:val="single" w:color="auto" w:sz="4" w:space="0"/>
+            <w:left w:val="single" w:color="auto" w:sz="4" w:space="0"/>
+            <w:bottom w:val="single" w:color="auto" w:sz="4" w:space="0"/>
+            <w:right w:val="single" w:color="auto" w:sz="4" w:space="0"/>
+            <w:insideH w:val="single" w:color="auto" w:sz="4" w:space="0"/>
+            <w:insideV w:val="single" w:color="auto" w:sz="4" w:space="0"/>
+          </w:tblBorders>
           <w:tblCellMar>
             <w:top w:w="15" w:type="dxa"/>
             <w:left w:w="15" w:type="dxa"/>
@@ -4808,7 +4802,7 @@
           <w:lang w:val="en-US" w:eastAsia="zh-CN"/>
         </w:rPr>
       </w:pPr>
-      <w:bookmarkStart w:id="8" w:name="_Toc974"/>
+      <w:bookmarkStart w:id="8" w:name="_Toc30086"/>
       <w:r>
         <w:rPr>
           <w:rFonts w:hint="eastAsia"/>
@@ -7257,8 +7251,6 @@
               </w:rPr>
               <w:t>服务</w:t>
             </w:r>
-            <w:bookmarkStart w:id="11" w:name="_GoBack"/>
-            <w:bookmarkEnd w:id="11"/>
             <w:r>
               <w:rPr>
                 <w:rFonts w:hint="default"/>
@@ -7953,7 +7945,7 @@
           <w:lang w:val="en-US" w:eastAsia="zh-CN"/>
         </w:rPr>
       </w:pPr>
-      <w:bookmarkStart w:id="9" w:name="_Toc25027"/>
+      <w:bookmarkStart w:id="9" w:name="_Toc15639"/>
       <w:r>
         <w:rPr>
           <w:rFonts w:hint="default"/>
@@ -8056,7 +8048,7 @@
           <w:lang w:val="en-US" w:eastAsia="zh-CN"/>
         </w:rPr>
       </w:pPr>
-      <w:bookmarkStart w:id="10" w:name="_Toc30437"/>
+      <w:bookmarkStart w:id="10" w:name="_Toc8578"/>
       <w:r>
         <w:rPr>
           <w:rFonts w:hint="default"/>
